--- a/files/简历.docx
+++ b/files/简历.docx
@@ -353,7 +353,7 @@
           <w:p>
             <w:pPr>
               <w:rPr>
-                <w:rFonts w:ascii="Times New Roman" w:eastAsia="仿宋" w:hAnsi="Times New Roman" w:hint="eastAsia"/>
+                <w:rFonts w:ascii="Times New Roman" w:eastAsia="仿宋" w:hAnsi="Times New Roman"/>
                 <w:sz w:val="24"/>
                 <w:szCs w:val="24"/>
               </w:rPr>
@@ -12401,30 +12401,6 @@
               </w:rPr>
               <w:t>Advanced Engineering Informatics</w:t>
             </w:r>
-            <w:r>
-              <w:rPr>
-                <w:rFonts w:ascii="Times New Roman" w:eastAsia="仿宋" w:hAnsi="Times New Roman" w:hint="eastAsia"/>
-                <w:sz w:val="24"/>
-                <w:szCs w:val="24"/>
-              </w:rPr>
-              <w:t>（</w:t>
-            </w:r>
-            <w:r>
-              <w:rPr>
-                <w:rFonts w:ascii="Times New Roman" w:eastAsia="仿宋" w:hAnsi="Times New Roman" w:hint="eastAsia"/>
-                <w:sz w:val="24"/>
-                <w:szCs w:val="24"/>
-              </w:rPr>
-              <w:t>4</w:t>
-            </w:r>
-            <w:r>
-              <w:rPr>
-                <w:rFonts w:ascii="Times New Roman" w:eastAsia="仿宋" w:hAnsi="Times New Roman" w:hint="eastAsia"/>
-                <w:sz w:val="24"/>
-                <w:szCs w:val="24"/>
-              </w:rPr>
-              <w:t>次）</w:t>
-            </w:r>
           </w:p>
           <w:p>
             <w:pPr>
@@ -12448,30 +12424,6 @@
               </w:rPr>
               <w:t>Journal of Computing in Civil Engineering</w:t>
             </w:r>
-            <w:r>
-              <w:rPr>
-                <w:rFonts w:ascii="Times New Roman" w:eastAsia="仿宋" w:hAnsi="Times New Roman" w:hint="eastAsia"/>
-                <w:sz w:val="24"/>
-                <w:szCs w:val="24"/>
-              </w:rPr>
-              <w:t>（</w:t>
-            </w:r>
-            <w:r>
-              <w:rPr>
-                <w:rFonts w:ascii="Times New Roman" w:eastAsia="仿宋" w:hAnsi="Times New Roman" w:hint="eastAsia"/>
-                <w:sz w:val="24"/>
-                <w:szCs w:val="24"/>
-              </w:rPr>
-              <w:t>6</w:t>
-            </w:r>
-            <w:r>
-              <w:rPr>
-                <w:rFonts w:ascii="Times New Roman" w:eastAsia="仿宋" w:hAnsi="Times New Roman" w:hint="eastAsia"/>
-                <w:sz w:val="24"/>
-                <w:szCs w:val="24"/>
-              </w:rPr>
-              <w:t>次）</w:t>
-            </w:r>
           </w:p>
           <w:p>
             <w:pPr>
@@ -12511,30 +12463,6 @@
               </w:rPr>
               <w:t>asurement</w:t>
             </w:r>
-            <w:r>
-              <w:rPr>
-                <w:rFonts w:ascii="Times New Roman" w:eastAsia="仿宋" w:hAnsi="Times New Roman" w:hint="eastAsia"/>
-                <w:sz w:val="24"/>
-                <w:szCs w:val="24"/>
-              </w:rPr>
-              <w:t>（</w:t>
-            </w:r>
-            <w:r>
-              <w:rPr>
-                <w:rFonts w:ascii="Times New Roman" w:eastAsia="仿宋" w:hAnsi="Times New Roman"/>
-                <w:sz w:val="24"/>
-                <w:szCs w:val="24"/>
-              </w:rPr>
-              <w:t>2</w:t>
-            </w:r>
-            <w:r>
-              <w:rPr>
-                <w:rFonts w:ascii="Times New Roman" w:eastAsia="仿宋" w:hAnsi="Times New Roman" w:hint="eastAsia"/>
-                <w:sz w:val="24"/>
-                <w:szCs w:val="24"/>
-              </w:rPr>
-              <w:t>次）</w:t>
-            </w:r>
           </w:p>
           <w:p>
             <w:pPr>
@@ -12574,30 +12502,6 @@
               </w:rPr>
               <w:t>omation in Construction</w:t>
             </w:r>
-            <w:r>
-              <w:rPr>
-                <w:rFonts w:ascii="Times New Roman" w:eastAsia="仿宋" w:hAnsi="Times New Roman" w:hint="eastAsia"/>
-                <w:sz w:val="24"/>
-                <w:szCs w:val="24"/>
-              </w:rPr>
-              <w:t>（</w:t>
-            </w:r>
-            <w:r>
-              <w:rPr>
-                <w:rFonts w:ascii="Times New Roman" w:eastAsia="仿宋" w:hAnsi="Times New Roman"/>
-                <w:sz w:val="24"/>
-                <w:szCs w:val="24"/>
-              </w:rPr>
-              <w:t>5</w:t>
-            </w:r>
-            <w:r>
-              <w:rPr>
-                <w:rFonts w:ascii="Times New Roman" w:eastAsia="仿宋" w:hAnsi="Times New Roman" w:hint="eastAsia"/>
-                <w:sz w:val="24"/>
-                <w:szCs w:val="24"/>
-              </w:rPr>
-              <w:t>次）</w:t>
-            </w:r>
           </w:p>
           <w:p>
             <w:pPr>
@@ -12621,30 +12525,6 @@
               </w:rPr>
               <w:t>International Journal of Digital Earth</w:t>
             </w:r>
-            <w:r>
-              <w:rPr>
-                <w:rFonts w:ascii="Times New Roman" w:eastAsia="仿宋" w:hAnsi="Times New Roman" w:hint="eastAsia"/>
-                <w:sz w:val="24"/>
-                <w:szCs w:val="24"/>
-              </w:rPr>
-              <w:t>（</w:t>
-            </w:r>
-            <w:r>
-              <w:rPr>
-                <w:rFonts w:ascii="Times New Roman" w:eastAsia="仿宋" w:hAnsi="Times New Roman" w:hint="eastAsia"/>
-                <w:sz w:val="24"/>
-                <w:szCs w:val="24"/>
-              </w:rPr>
-              <w:t>1</w:t>
-            </w:r>
-            <w:r>
-              <w:rPr>
-                <w:rFonts w:ascii="Times New Roman" w:eastAsia="仿宋" w:hAnsi="Times New Roman" w:hint="eastAsia"/>
-                <w:sz w:val="24"/>
-                <w:szCs w:val="24"/>
-              </w:rPr>
-              <w:t>次）</w:t>
-            </w:r>
           </w:p>
           <w:p>
             <w:pPr>
@@ -12668,46 +12548,6 @@
               </w:rPr>
               <w:t>Tunnelling and Underground Space Technology</w:t>
             </w:r>
-            <w:r>
-              <w:rPr>
-                <w:rFonts w:ascii="Times New Roman" w:eastAsia="仿宋" w:hAnsi="Times New Roman" w:hint="eastAsia"/>
-                <w:sz w:val="24"/>
-                <w:szCs w:val="24"/>
-              </w:rPr>
-              <w:t>（</w:t>
-            </w:r>
-            <w:r>
-              <w:rPr>
-                <w:rFonts w:ascii="Times New Roman" w:eastAsia="仿宋" w:hAnsi="Times New Roman" w:hint="eastAsia"/>
-                <w:sz w:val="24"/>
-                <w:szCs w:val="24"/>
-              </w:rPr>
-              <w:t>1</w:t>
-            </w:r>
-            <w:r>
-              <w:rPr>
-                <w:rFonts w:ascii="Times New Roman" w:eastAsia="仿宋" w:hAnsi="Times New Roman"/>
-                <w:sz w:val="24"/>
-                <w:szCs w:val="24"/>
-              </w:rPr>
-              <w:t>4</w:t>
-            </w:r>
-            <w:r>
-              <w:rPr>
-                <w:rFonts w:ascii="Times New Roman" w:eastAsia="仿宋" w:hAnsi="Times New Roman" w:hint="eastAsia"/>
-                <w:sz w:val="24"/>
-                <w:szCs w:val="24"/>
-              </w:rPr>
-              <w:t>次</w:t>
-            </w:r>
-            <w:r>
-              <w:rPr>
-                <w:rFonts w:ascii="Times New Roman" w:eastAsia="仿宋" w:hAnsi="Times New Roman" w:hint="eastAsia"/>
-                <w:sz w:val="24"/>
-                <w:szCs w:val="24"/>
-              </w:rPr>
-              <w:t>）</w:t>
-            </w:r>
           </w:p>
           <w:p>
             <w:pPr>
@@ -12741,38 +12581,6 @@
               </w:rPr>
               <w:t>nderground Space</w:t>
             </w:r>
-            <w:r>
-              <w:rPr>
-                <w:rFonts w:ascii="Times New Roman" w:eastAsia="仿宋" w:hAnsi="Times New Roman" w:hint="eastAsia"/>
-                <w:sz w:val="24"/>
-                <w:szCs w:val="24"/>
-              </w:rPr>
-              <w:t>（</w:t>
-            </w:r>
-            <w:r>
-              <w:rPr>
-                <w:rFonts w:ascii="Times New Roman" w:eastAsia="仿宋" w:hAnsi="Times New Roman"/>
-                <w:sz w:val="24"/>
-                <w:szCs w:val="24"/>
-              </w:rPr>
-              <w:t>9</w:t>
-            </w:r>
-            <w:r>
-              <w:rPr>
-                <w:rFonts w:ascii="Times New Roman" w:eastAsia="仿宋" w:hAnsi="Times New Roman" w:hint="eastAsia"/>
-                <w:sz w:val="24"/>
-                <w:szCs w:val="24"/>
-              </w:rPr>
-              <w:t>次</w:t>
-            </w:r>
-            <w:r>
-              <w:rPr>
-                <w:rFonts w:ascii="Times New Roman" w:eastAsia="仿宋" w:hAnsi="Times New Roman" w:hint="eastAsia"/>
-                <w:sz w:val="24"/>
-                <w:szCs w:val="24"/>
-              </w:rPr>
-              <w:t>）</w:t>
-            </w:r>
           </w:p>
           <w:p>
             <w:pPr>
@@ -12813,30 +12621,6 @@
                 <w:szCs w:val="24"/>
               </w:rPr>
               <w:t>entific Reports</w:t>
-            </w:r>
-            <w:r>
-              <w:rPr>
-                <w:rFonts w:ascii="Times New Roman" w:eastAsia="仿宋" w:hAnsi="Times New Roman" w:hint="eastAsia"/>
-                <w:sz w:val="24"/>
-                <w:szCs w:val="24"/>
-              </w:rPr>
-              <w:t>（</w:t>
-            </w:r>
-            <w:r>
-              <w:rPr>
-                <w:rFonts w:ascii="Times New Roman" w:eastAsia="仿宋" w:hAnsi="Times New Roman"/>
-                <w:sz w:val="24"/>
-                <w:szCs w:val="24"/>
-              </w:rPr>
-              <w:t>1</w:t>
-            </w:r>
-            <w:r>
-              <w:rPr>
-                <w:rFonts w:ascii="Times New Roman" w:eastAsia="仿宋" w:hAnsi="Times New Roman" w:hint="eastAsia"/>
-                <w:sz w:val="24"/>
-                <w:szCs w:val="24"/>
-              </w:rPr>
-              <w:t>次）</w:t>
             </w:r>
           </w:p>
         </w:tc>

--- a/files/简历.docx
+++ b/files/简历.docx
@@ -11143,6 +11143,12 @@
           </w:p>
           <w:p>
             <w:pPr>
+              <w:pStyle w:val="a3"/>
+              <w:numPr>
+                <w:ilvl w:val="0"/>
+                <w:numId w:val="10"/>
+              </w:numPr>
+              <w:ind w:firstLineChars="0"/>
               <w:rPr>
                 <w:rFonts w:ascii="Times New Roman" w:eastAsia="仿宋" w:hAnsi="Times New Roman"/>
                 <w:sz w:val="24"/>
@@ -11151,11 +11157,67 @@
             </w:pPr>
             <w:r>
               <w:rPr>
-                <w:rFonts w:ascii="Times New Roman" w:eastAsia="仿宋" w:hAnsi="Times New Roman" w:hint="eastAsia"/>
-                <w:sz w:val="24"/>
-                <w:szCs w:val="24"/>
-              </w:rPr>
-              <w:t>（英文）</w:t>
+                <w:rFonts w:ascii="Times New Roman" w:eastAsia="仿宋" w:hAnsi="Times New Roman"/>
+                <w:sz w:val="24"/>
+                <w:szCs w:val="24"/>
+              </w:rPr>
+              <w:t>Full-field deformation measurement of shield tunnels using point clouds and deep learning</w:t>
+            </w:r>
+            <w:r>
+              <w:rPr>
+                <w:rFonts w:ascii="Times New Roman" w:eastAsia="仿宋" w:hAnsi="Times New Roman" w:hint="eastAsia"/>
+                <w:sz w:val="24"/>
+                <w:szCs w:val="24"/>
+              </w:rPr>
+              <w:t>,</w:t>
+            </w:r>
+            <w:r>
+              <w:rPr>
+                <w:rFonts w:ascii="Times New Roman" w:eastAsia="仿宋" w:hAnsi="Times New Roman"/>
+                <w:sz w:val="24"/>
+                <w:szCs w:val="24"/>
+              </w:rPr>
+              <w:t xml:space="preserve"> </w:t>
+            </w:r>
+            <w:r>
+              <w:rPr>
+                <w:rFonts w:ascii="Times New Roman" w:eastAsia="仿宋" w:hAnsi="Times New Roman"/>
+                <w:sz w:val="24"/>
+                <w:szCs w:val="24"/>
+              </w:rPr>
+              <w:t>11th International Conference on Innovative Production and Construction (IPC2025)</w:t>
+            </w:r>
+            <w:r>
+              <w:rPr>
+                <w:rFonts w:ascii="Times New Roman" w:eastAsia="仿宋" w:hAnsi="Times New Roman" w:hint="eastAsia"/>
+                <w:sz w:val="24"/>
+                <w:szCs w:val="24"/>
+              </w:rPr>
+              <w:t>，</w:t>
+            </w:r>
+            <w:r>
+              <w:rPr>
+                <w:rFonts w:ascii="Times New Roman" w:eastAsia="仿宋" w:hAnsi="Times New Roman" w:hint="eastAsia"/>
+                <w:sz w:val="24"/>
+                <w:szCs w:val="24"/>
+              </w:rPr>
+              <w:t>南昌</w:t>
+            </w:r>
+            <w:r>
+              <w:rPr>
+                <w:rFonts w:ascii="Times New Roman" w:eastAsia="仿宋" w:hAnsi="Times New Roman" w:hint="eastAsia"/>
+                <w:sz w:val="24"/>
+                <w:szCs w:val="24"/>
+              </w:rPr>
+              <w:t>，</w:t>
+            </w:r>
+            <w:r>
+              <w:rPr>
+                <w:rFonts w:ascii="Times New Roman" w:eastAsia="仿宋" w:hAnsi="Times New Roman"/>
+                <w:sz w:val="24"/>
+                <w:szCs w:val="24"/>
+              </w:rPr>
+              <w:t>2025.08.07</w:t>
             </w:r>
           </w:p>
           <w:p>
@@ -11178,31 +11240,183 @@
                 <w:sz w:val="24"/>
                 <w:szCs w:val="24"/>
               </w:rPr>
-              <w:t>Full-field deformation measurement of shield tunnels using point clouds and deep learning</w:t>
-            </w:r>
-            <w:r>
-              <w:rPr>
-                <w:rFonts w:ascii="Times New Roman" w:eastAsia="仿宋" w:hAnsi="Times New Roman" w:hint="eastAsia"/>
-                <w:sz w:val="24"/>
-                <w:szCs w:val="24"/>
-              </w:rPr>
-              <w:t>,</w:t>
-            </w:r>
-            <w:r>
-              <w:rPr>
-                <w:rFonts w:ascii="Times New Roman" w:eastAsia="仿宋" w:hAnsi="Times New Roman"/>
-                <w:sz w:val="24"/>
-                <w:szCs w:val="24"/>
-              </w:rPr>
-              <w:t xml:space="preserve"> </w:t>
-            </w:r>
-            <w:r>
-              <w:rPr>
-                <w:rFonts w:ascii="Times New Roman" w:eastAsia="仿宋" w:hAnsi="Times New Roman"/>
-                <w:sz w:val="24"/>
-                <w:szCs w:val="24"/>
-              </w:rPr>
-              <w:t>11th International Conference on Innovative Production and Construction (IPC2025)</w:t>
+              <w:t xml:space="preserve">Semantic </w:t>
+            </w:r>
+            <w:r>
+              <w:rPr>
+                <w:rFonts w:ascii="Times New Roman" w:eastAsia="仿宋" w:hAnsi="Times New Roman" w:hint="eastAsia"/>
+                <w:sz w:val="24"/>
+                <w:szCs w:val="24"/>
+              </w:rPr>
+              <w:t>s</w:t>
+            </w:r>
+            <w:r>
+              <w:rPr>
+                <w:rFonts w:ascii="Times New Roman" w:eastAsia="仿宋" w:hAnsi="Times New Roman"/>
+                <w:sz w:val="24"/>
+                <w:szCs w:val="24"/>
+              </w:rPr>
+              <w:t xml:space="preserve">egmentation of </w:t>
+            </w:r>
+            <w:r>
+              <w:rPr>
+                <w:rFonts w:ascii="Times New Roman" w:eastAsia="仿宋" w:hAnsi="Times New Roman" w:hint="eastAsia"/>
+                <w:sz w:val="24"/>
+                <w:szCs w:val="24"/>
+              </w:rPr>
+              <w:t>l</w:t>
+            </w:r>
+            <w:r>
+              <w:rPr>
+                <w:rFonts w:ascii="Times New Roman" w:eastAsia="仿宋" w:hAnsi="Times New Roman"/>
+                <w:sz w:val="24"/>
+                <w:szCs w:val="24"/>
+              </w:rPr>
+              <w:t>arge-</w:t>
+            </w:r>
+            <w:r>
+              <w:rPr>
+                <w:rFonts w:ascii="Times New Roman" w:eastAsia="仿宋" w:hAnsi="Times New Roman" w:hint="eastAsia"/>
+                <w:sz w:val="24"/>
+                <w:szCs w:val="24"/>
+              </w:rPr>
+              <w:t>s</w:t>
+            </w:r>
+            <w:r>
+              <w:rPr>
+                <w:rFonts w:ascii="Times New Roman" w:eastAsia="仿宋" w:hAnsi="Times New Roman"/>
+                <w:sz w:val="24"/>
+                <w:szCs w:val="24"/>
+              </w:rPr>
+              <w:t xml:space="preserve">cale </w:t>
+            </w:r>
+            <w:r>
+              <w:rPr>
+                <w:rFonts w:ascii="Times New Roman" w:eastAsia="仿宋" w:hAnsi="Times New Roman" w:hint="eastAsia"/>
+                <w:sz w:val="24"/>
+                <w:szCs w:val="24"/>
+              </w:rPr>
+              <w:t>s</w:t>
+            </w:r>
+            <w:r>
+              <w:rPr>
+                <w:rFonts w:ascii="Times New Roman" w:eastAsia="仿宋" w:hAnsi="Times New Roman"/>
+                <w:sz w:val="24"/>
+                <w:szCs w:val="24"/>
+              </w:rPr>
+              <w:t xml:space="preserve">egmental </w:t>
+            </w:r>
+            <w:r>
+              <w:rPr>
+                <w:rFonts w:ascii="Times New Roman" w:eastAsia="仿宋" w:hAnsi="Times New Roman" w:hint="eastAsia"/>
+                <w:sz w:val="24"/>
+                <w:szCs w:val="24"/>
+              </w:rPr>
+              <w:t>l</w:t>
+            </w:r>
+            <w:r>
+              <w:rPr>
+                <w:rFonts w:ascii="Times New Roman" w:eastAsia="仿宋" w:hAnsi="Times New Roman"/>
+                <w:sz w:val="24"/>
+                <w:szCs w:val="24"/>
+              </w:rPr>
+              <w:t xml:space="preserve">ining </w:t>
+            </w:r>
+            <w:r>
+              <w:rPr>
+                <w:rFonts w:ascii="Times New Roman" w:eastAsia="仿宋" w:hAnsi="Times New Roman" w:hint="eastAsia"/>
+                <w:sz w:val="24"/>
+                <w:szCs w:val="24"/>
+              </w:rPr>
+              <w:t>p</w:t>
+            </w:r>
+            <w:r>
+              <w:rPr>
+                <w:rFonts w:ascii="Times New Roman" w:eastAsia="仿宋" w:hAnsi="Times New Roman"/>
+                <w:sz w:val="24"/>
+                <w:szCs w:val="24"/>
+              </w:rPr>
+              <w:t xml:space="preserve">oint </w:t>
+            </w:r>
+            <w:r>
+              <w:rPr>
+                <w:rFonts w:ascii="Times New Roman" w:eastAsia="仿宋" w:hAnsi="Times New Roman" w:hint="eastAsia"/>
+                <w:sz w:val="24"/>
+                <w:szCs w:val="24"/>
+              </w:rPr>
+              <w:t>c</w:t>
+            </w:r>
+            <w:r>
+              <w:rPr>
+                <w:rFonts w:ascii="Times New Roman" w:eastAsia="仿宋" w:hAnsi="Times New Roman"/>
+                <w:sz w:val="24"/>
+                <w:szCs w:val="24"/>
+              </w:rPr>
+              <w:t xml:space="preserve">louds </w:t>
+            </w:r>
+            <w:r>
+              <w:rPr>
+                <w:rFonts w:ascii="Times New Roman" w:eastAsia="仿宋" w:hAnsi="Times New Roman" w:hint="eastAsia"/>
+                <w:sz w:val="24"/>
+                <w:szCs w:val="24"/>
+              </w:rPr>
+              <w:t>u</w:t>
+            </w:r>
+            <w:r>
+              <w:rPr>
+                <w:rFonts w:ascii="Times New Roman" w:eastAsia="仿宋" w:hAnsi="Times New Roman"/>
+                <w:sz w:val="24"/>
+                <w:szCs w:val="24"/>
+              </w:rPr>
+              <w:t xml:space="preserve">sing 3D </w:t>
+            </w:r>
+            <w:r>
+              <w:rPr>
+                <w:rFonts w:ascii="Times New Roman" w:eastAsia="仿宋" w:hAnsi="Times New Roman" w:hint="eastAsia"/>
+                <w:sz w:val="24"/>
+                <w:szCs w:val="24"/>
+              </w:rPr>
+              <w:t>d</w:t>
+            </w:r>
+            <w:r>
+              <w:rPr>
+                <w:rFonts w:ascii="Times New Roman" w:eastAsia="仿宋" w:hAnsi="Times New Roman"/>
+                <w:sz w:val="24"/>
+                <w:szCs w:val="24"/>
+              </w:rPr>
+              <w:t xml:space="preserve">eep </w:t>
+            </w:r>
+            <w:r>
+              <w:rPr>
+                <w:rFonts w:ascii="Times New Roman" w:eastAsia="仿宋" w:hAnsi="Times New Roman" w:hint="eastAsia"/>
+                <w:sz w:val="24"/>
+                <w:szCs w:val="24"/>
+              </w:rPr>
+              <w:t>l</w:t>
+            </w:r>
+            <w:r>
+              <w:rPr>
+                <w:rFonts w:ascii="Times New Roman" w:eastAsia="仿宋" w:hAnsi="Times New Roman"/>
+                <w:sz w:val="24"/>
+                <w:szCs w:val="24"/>
+              </w:rPr>
+              <w:t>earning</w:t>
+            </w:r>
+            <w:r>
+              <w:rPr>
+                <w:rFonts w:ascii="Times New Roman" w:eastAsia="仿宋" w:hAnsi="Times New Roman" w:hint="eastAsia"/>
+                <w:sz w:val="24"/>
+                <w:szCs w:val="24"/>
+              </w:rPr>
+              <w:t xml:space="preserve">, </w:t>
+            </w:r>
+            <w:r>
+              <w:rPr>
+                <w:rFonts w:ascii="Times New Roman" w:eastAsia="仿宋" w:hAnsi="Times New Roman"/>
+                <w:sz w:val="24"/>
+                <w:szCs w:val="24"/>
+              </w:rPr>
+              <w:t>GeoShanghai International Conference 2024</w:t>
             </w:r>
             <w:r>
               <w:rPr>
@@ -11218,7 +11432,7 @@
                 <w:sz w:val="24"/>
                 <w:szCs w:val="24"/>
               </w:rPr>
-              <w:t>南昌</w:t>
+              <w:t>上海</w:t>
             </w:r>
             <w:r>
               <w:rPr>
@@ -11230,11 +11444,19 @@
             </w:r>
             <w:r>
               <w:rPr>
-                <w:rFonts w:ascii="Times New Roman" w:eastAsia="仿宋" w:hAnsi="Times New Roman"/>
-                <w:sz w:val="24"/>
-                <w:szCs w:val="24"/>
-              </w:rPr>
-              <w:t>2025.08.07</w:t>
+                <w:rFonts w:ascii="Times New Roman" w:eastAsia="仿宋" w:hAnsi="Times New Roman" w:hint="eastAsia"/>
+                <w:sz w:val="24"/>
+                <w:szCs w:val="24"/>
+              </w:rPr>
+              <w:t>2024</w:t>
+            </w:r>
+            <w:r>
+              <w:rPr>
+                <w:rFonts w:ascii="Times New Roman" w:eastAsia="仿宋" w:hAnsi="Times New Roman"/>
+                <w:sz w:val="24"/>
+                <w:szCs w:val="24"/>
+              </w:rPr>
+              <w:t>.05.27</w:t>
             </w:r>
           </w:p>
           <w:p>
@@ -11257,7 +11479,23 @@
                 <w:sz w:val="24"/>
                 <w:szCs w:val="24"/>
               </w:rPr>
-              <w:t xml:space="preserve">Semantic </w:t>
+              <w:t xml:space="preserve">Computer </w:t>
+            </w:r>
+            <w:r>
+              <w:rPr>
+                <w:rFonts w:ascii="Times New Roman" w:eastAsia="仿宋" w:hAnsi="Times New Roman" w:hint="eastAsia"/>
+                <w:sz w:val="24"/>
+                <w:szCs w:val="24"/>
+              </w:rPr>
+              <w:t>v</w:t>
+            </w:r>
+            <w:r>
+              <w:rPr>
+                <w:rFonts w:ascii="Times New Roman" w:eastAsia="仿宋" w:hAnsi="Times New Roman"/>
+                <w:sz w:val="24"/>
+                <w:szCs w:val="24"/>
+              </w:rPr>
+              <w:t xml:space="preserve">ision for the </w:t>
             </w:r>
             <w:r>
               <w:rPr>
@@ -11281,63 +11519,15 @@
                 <w:sz w:val="24"/>
                 <w:szCs w:val="24"/>
               </w:rPr>
-              <w:t>l</w:t>
-            </w:r>
-            <w:r>
-              <w:rPr>
-                <w:rFonts w:ascii="Times New Roman" w:eastAsia="仿宋" w:hAnsi="Times New Roman"/>
-                <w:sz w:val="24"/>
-                <w:szCs w:val="24"/>
-              </w:rPr>
-              <w:t>arge-</w:t>
-            </w:r>
-            <w:r>
-              <w:rPr>
-                <w:rFonts w:ascii="Times New Roman" w:eastAsia="仿宋" w:hAnsi="Times New Roman" w:hint="eastAsia"/>
-                <w:sz w:val="24"/>
-                <w:szCs w:val="24"/>
-              </w:rPr>
-              <w:t>s</w:t>
-            </w:r>
-            <w:r>
-              <w:rPr>
-                <w:rFonts w:ascii="Times New Roman" w:eastAsia="仿宋" w:hAnsi="Times New Roman"/>
-                <w:sz w:val="24"/>
-                <w:szCs w:val="24"/>
-              </w:rPr>
-              <w:t xml:space="preserve">cale </w:t>
-            </w:r>
-            <w:r>
-              <w:rPr>
-                <w:rFonts w:ascii="Times New Roman" w:eastAsia="仿宋" w:hAnsi="Times New Roman" w:hint="eastAsia"/>
-                <w:sz w:val="24"/>
-                <w:szCs w:val="24"/>
-              </w:rPr>
-              <w:t>s</w:t>
-            </w:r>
-            <w:r>
-              <w:rPr>
-                <w:rFonts w:ascii="Times New Roman" w:eastAsia="仿宋" w:hAnsi="Times New Roman"/>
-                <w:sz w:val="24"/>
-                <w:szCs w:val="24"/>
-              </w:rPr>
-              <w:t xml:space="preserve">egmental </w:t>
-            </w:r>
-            <w:r>
-              <w:rPr>
-                <w:rFonts w:ascii="Times New Roman" w:eastAsia="仿宋" w:hAnsi="Times New Roman" w:hint="eastAsia"/>
-                <w:sz w:val="24"/>
-                <w:szCs w:val="24"/>
-              </w:rPr>
-              <w:t>l</w:t>
-            </w:r>
-            <w:r>
-              <w:rPr>
-                <w:rFonts w:ascii="Times New Roman" w:eastAsia="仿宋" w:hAnsi="Times New Roman"/>
-                <w:sz w:val="24"/>
-                <w:szCs w:val="24"/>
-              </w:rPr>
-              <w:t xml:space="preserve">ining </w:t>
+              <w:t>t</w:t>
+            </w:r>
+            <w:r>
+              <w:rPr>
+                <w:rFonts w:ascii="Times New Roman" w:eastAsia="仿宋" w:hAnsi="Times New Roman"/>
+                <w:sz w:val="24"/>
+                <w:szCs w:val="24"/>
+              </w:rPr>
+              <w:t xml:space="preserve">unnel </w:t>
             </w:r>
             <w:r>
               <w:rPr>
@@ -11369,55 +11559,23 @@
                 <w:sz w:val="24"/>
                 <w:szCs w:val="24"/>
               </w:rPr>
-              <w:t xml:space="preserve">louds </w:t>
-            </w:r>
-            <w:r>
-              <w:rPr>
-                <w:rFonts w:ascii="Times New Roman" w:eastAsia="仿宋" w:hAnsi="Times New Roman" w:hint="eastAsia"/>
-                <w:sz w:val="24"/>
-                <w:szCs w:val="24"/>
-              </w:rPr>
-              <w:t>u</w:t>
-            </w:r>
-            <w:r>
-              <w:rPr>
-                <w:rFonts w:ascii="Times New Roman" w:eastAsia="仿宋" w:hAnsi="Times New Roman"/>
-                <w:sz w:val="24"/>
-                <w:szCs w:val="24"/>
-              </w:rPr>
-              <w:t xml:space="preserve">sing 3D </w:t>
-            </w:r>
-            <w:r>
-              <w:rPr>
-                <w:rFonts w:ascii="Times New Roman" w:eastAsia="仿宋" w:hAnsi="Times New Roman" w:hint="eastAsia"/>
-                <w:sz w:val="24"/>
-                <w:szCs w:val="24"/>
-              </w:rPr>
-              <w:t>d</w:t>
-            </w:r>
-            <w:r>
-              <w:rPr>
-                <w:rFonts w:ascii="Times New Roman" w:eastAsia="仿宋" w:hAnsi="Times New Roman"/>
-                <w:sz w:val="24"/>
-                <w:szCs w:val="24"/>
-              </w:rPr>
-              <w:t xml:space="preserve">eep </w:t>
-            </w:r>
-            <w:r>
-              <w:rPr>
-                <w:rFonts w:ascii="Times New Roman" w:eastAsia="仿宋" w:hAnsi="Times New Roman" w:hint="eastAsia"/>
-                <w:sz w:val="24"/>
-                <w:szCs w:val="24"/>
-              </w:rPr>
-              <w:t>l</w:t>
-            </w:r>
-            <w:r>
-              <w:rPr>
-                <w:rFonts w:ascii="Times New Roman" w:eastAsia="仿宋" w:hAnsi="Times New Roman"/>
-                <w:sz w:val="24"/>
-                <w:szCs w:val="24"/>
-              </w:rPr>
-              <w:t>earning</w:t>
+              <w:t xml:space="preserve">louds: Dataset and </w:t>
+            </w:r>
+            <w:r>
+              <w:rPr>
+                <w:rFonts w:ascii="Times New Roman" w:eastAsia="仿宋" w:hAnsi="Times New Roman" w:hint="eastAsia"/>
+                <w:sz w:val="24"/>
+                <w:szCs w:val="24"/>
+              </w:rPr>
+              <w:t>n</w:t>
+            </w:r>
+            <w:r>
+              <w:rPr>
+                <w:rFonts w:ascii="Times New Roman" w:eastAsia="仿宋" w:hAnsi="Times New Roman"/>
+                <w:sz w:val="24"/>
+                <w:szCs w:val="24"/>
+              </w:rPr>
+              <w:t>etwork</w:t>
             </w:r>
             <w:r>
               <w:rPr>
@@ -11433,7 +11591,7 @@
                 <w:sz w:val="24"/>
                 <w:szCs w:val="24"/>
               </w:rPr>
-              <w:t>GeoShanghai International Conference 2024</w:t>
+              <w:t>World Tunnel Congress 2024</w:t>
             </w:r>
             <w:r>
               <w:rPr>
@@ -11449,7 +11607,7 @@
                 <w:sz w:val="24"/>
                 <w:szCs w:val="24"/>
               </w:rPr>
-              <w:t>上海</w:t>
+              <w:t>深圳</w:t>
             </w:r>
             <w:r>
               <w:rPr>
@@ -11473,7 +11631,7 @@
                 <w:sz w:val="24"/>
                 <w:szCs w:val="24"/>
               </w:rPr>
-              <w:t>.05.27</w:t>
+              <w:t>.04.24</w:t>
             </w:r>
           </w:p>
           <w:p>
@@ -11496,119 +11654,23 @@
                 <w:sz w:val="24"/>
                 <w:szCs w:val="24"/>
               </w:rPr>
-              <w:t xml:space="preserve">Computer </w:t>
-            </w:r>
-            <w:r>
-              <w:rPr>
-                <w:rFonts w:ascii="Times New Roman" w:eastAsia="仿宋" w:hAnsi="Times New Roman" w:hint="eastAsia"/>
-                <w:sz w:val="24"/>
-                <w:szCs w:val="24"/>
-              </w:rPr>
-              <w:t>v</w:t>
-            </w:r>
-            <w:r>
-              <w:rPr>
-                <w:rFonts w:ascii="Times New Roman" w:eastAsia="仿宋" w:hAnsi="Times New Roman"/>
-                <w:sz w:val="24"/>
-                <w:szCs w:val="24"/>
-              </w:rPr>
-              <w:t xml:space="preserve">ision for the </w:t>
-            </w:r>
-            <w:r>
-              <w:rPr>
-                <w:rFonts w:ascii="Times New Roman" w:eastAsia="仿宋" w:hAnsi="Times New Roman" w:hint="eastAsia"/>
-                <w:sz w:val="24"/>
-                <w:szCs w:val="24"/>
-              </w:rPr>
-              <w:t>s</w:t>
-            </w:r>
-            <w:r>
-              <w:rPr>
-                <w:rFonts w:ascii="Times New Roman" w:eastAsia="仿宋" w:hAnsi="Times New Roman"/>
-                <w:sz w:val="24"/>
-                <w:szCs w:val="24"/>
-              </w:rPr>
-              <w:t xml:space="preserve">egmentation of </w:t>
-            </w:r>
-            <w:r>
-              <w:rPr>
-                <w:rFonts w:ascii="Times New Roman" w:eastAsia="仿宋" w:hAnsi="Times New Roman" w:hint="eastAsia"/>
-                <w:sz w:val="24"/>
-                <w:szCs w:val="24"/>
-              </w:rPr>
-              <w:t>t</w:t>
-            </w:r>
-            <w:r>
-              <w:rPr>
-                <w:rFonts w:ascii="Times New Roman" w:eastAsia="仿宋" w:hAnsi="Times New Roman"/>
-                <w:sz w:val="24"/>
-                <w:szCs w:val="24"/>
-              </w:rPr>
-              <w:t xml:space="preserve">unnel </w:t>
-            </w:r>
-            <w:r>
-              <w:rPr>
-                <w:rFonts w:ascii="Times New Roman" w:eastAsia="仿宋" w:hAnsi="Times New Roman" w:hint="eastAsia"/>
-                <w:sz w:val="24"/>
-                <w:szCs w:val="24"/>
-              </w:rPr>
-              <w:t>p</w:t>
-            </w:r>
-            <w:r>
-              <w:rPr>
-                <w:rFonts w:ascii="Times New Roman" w:eastAsia="仿宋" w:hAnsi="Times New Roman"/>
-                <w:sz w:val="24"/>
-                <w:szCs w:val="24"/>
-              </w:rPr>
-              <w:t xml:space="preserve">oint </w:t>
-            </w:r>
-            <w:r>
-              <w:rPr>
-                <w:rFonts w:ascii="Times New Roman" w:eastAsia="仿宋" w:hAnsi="Times New Roman" w:hint="eastAsia"/>
-                <w:sz w:val="24"/>
-                <w:szCs w:val="24"/>
-              </w:rPr>
-              <w:t>c</w:t>
-            </w:r>
-            <w:r>
-              <w:rPr>
-                <w:rFonts w:ascii="Times New Roman" w:eastAsia="仿宋" w:hAnsi="Times New Roman"/>
-                <w:sz w:val="24"/>
-                <w:szCs w:val="24"/>
-              </w:rPr>
-              <w:t xml:space="preserve">louds: Dataset and </w:t>
-            </w:r>
-            <w:r>
-              <w:rPr>
-                <w:rFonts w:ascii="Times New Roman" w:eastAsia="仿宋" w:hAnsi="Times New Roman" w:hint="eastAsia"/>
-                <w:sz w:val="24"/>
-                <w:szCs w:val="24"/>
-              </w:rPr>
-              <w:t>n</w:t>
-            </w:r>
-            <w:r>
-              <w:rPr>
-                <w:rFonts w:ascii="Times New Roman" w:eastAsia="仿宋" w:hAnsi="Times New Roman"/>
-                <w:sz w:val="24"/>
-                <w:szCs w:val="24"/>
-              </w:rPr>
-              <w:t>etwork</w:t>
-            </w:r>
-            <w:r>
-              <w:rPr>
-                <w:rFonts w:ascii="Times New Roman" w:eastAsia="仿宋" w:hAnsi="Times New Roman" w:hint="eastAsia"/>
-                <w:sz w:val="24"/>
-                <w:szCs w:val="24"/>
-              </w:rPr>
-              <w:t xml:space="preserve">, </w:t>
-            </w:r>
-            <w:r>
-              <w:rPr>
-                <w:rFonts w:ascii="Times New Roman" w:eastAsia="仿宋" w:hAnsi="Times New Roman"/>
-                <w:sz w:val="24"/>
-                <w:szCs w:val="24"/>
-              </w:rPr>
-              <w:t>World Tunnel Congress 2024</w:t>
+              <w:t>Understanding tunnel point clouds using 3D deep learning</w:t>
+            </w:r>
+            <w:r>
+              <w:rPr>
+                <w:rFonts w:ascii="Times New Roman" w:eastAsia="仿宋" w:hAnsi="Times New Roman" w:hint="eastAsia"/>
+                <w:sz w:val="24"/>
+                <w:szCs w:val="24"/>
+              </w:rPr>
+              <w:t>,</w:t>
+            </w:r>
+            <w:r>
+              <w:rPr>
+                <w:rFonts w:ascii="Times New Roman" w:eastAsia="仿宋" w:hAnsi="Times New Roman"/>
+                <w:sz w:val="24"/>
+                <w:szCs w:val="24"/>
+              </w:rPr>
+              <w:t xml:space="preserve"> Norwegian Geotechnical Institute</w:t>
             </w:r>
             <w:r>
               <w:rPr>
@@ -11624,7 +11686,7 @@
                 <w:sz w:val="24"/>
                 <w:szCs w:val="24"/>
               </w:rPr>
-              <w:t>深圳</w:t>
+              <w:t>线上</w:t>
             </w:r>
             <w:r>
               <w:rPr>
@@ -11636,19 +11698,19 @@
             </w:r>
             <w:r>
               <w:rPr>
-                <w:rFonts w:ascii="Times New Roman" w:eastAsia="仿宋" w:hAnsi="Times New Roman" w:hint="eastAsia"/>
-                <w:sz w:val="24"/>
-                <w:szCs w:val="24"/>
-              </w:rPr>
-              <w:t>2024</w:t>
-            </w:r>
-            <w:r>
-              <w:rPr>
-                <w:rFonts w:ascii="Times New Roman" w:eastAsia="仿宋" w:hAnsi="Times New Roman"/>
-                <w:sz w:val="24"/>
-                <w:szCs w:val="24"/>
-              </w:rPr>
-              <w:t>.04.24</w:t>
+                <w:rFonts w:ascii="Times New Roman" w:eastAsia="仿宋" w:hAnsi="Times New Roman"/>
+                <w:sz w:val="24"/>
+                <w:szCs w:val="24"/>
+              </w:rPr>
+              <w:t>2023</w:t>
+            </w:r>
+            <w:r>
+              <w:rPr>
+                <w:rFonts w:ascii="Times New Roman" w:eastAsia="仿宋" w:hAnsi="Times New Roman"/>
+                <w:sz w:val="24"/>
+                <w:szCs w:val="24"/>
+              </w:rPr>
+              <w:t>.11.01</w:t>
             </w:r>
           </w:p>
           <w:p>
@@ -11671,23 +11733,7 @@
                 <w:sz w:val="24"/>
                 <w:szCs w:val="24"/>
               </w:rPr>
-              <w:t>Understanding tunnel point clouds using 3D deep learning</w:t>
-            </w:r>
-            <w:r>
-              <w:rPr>
-                <w:rFonts w:ascii="Times New Roman" w:eastAsia="仿宋" w:hAnsi="Times New Roman" w:hint="eastAsia"/>
-                <w:sz w:val="24"/>
-                <w:szCs w:val="24"/>
-              </w:rPr>
-              <w:t>,</w:t>
-            </w:r>
-            <w:r>
-              <w:rPr>
-                <w:rFonts w:ascii="Times New Roman" w:eastAsia="仿宋" w:hAnsi="Times New Roman"/>
-                <w:sz w:val="24"/>
-                <w:szCs w:val="24"/>
-              </w:rPr>
-              <w:t xml:space="preserve"> Norwegian Geotechnical Institute</w:t>
+              <w:t>Refined perception and management of ring-wise deformation for segmental linings using 3D deep learning and BIM, Eighth International Symposium on Life-Cycle Civil Engineering (IALCCE 2023)</w:t>
             </w:r>
             <w:r>
               <w:rPr>
@@ -11703,7 +11749,7 @@
                 <w:sz w:val="24"/>
                 <w:szCs w:val="24"/>
               </w:rPr>
-              <w:t>线上</w:t>
+              <w:t>米兰</w:t>
             </w:r>
             <w:r>
               <w:rPr>
@@ -11727,7 +11773,7 @@
                 <w:sz w:val="24"/>
                 <w:szCs w:val="24"/>
               </w:rPr>
-              <w:t>.11.01</w:t>
+              <w:t>.07.04</w:t>
             </w:r>
           </w:p>
           <w:p>
@@ -11750,7 +11796,23 @@
                 <w:sz w:val="24"/>
                 <w:szCs w:val="24"/>
               </w:rPr>
-              <w:t>Refined perception and management of ring-wise deformation for segmental linings using 3D deep learning and BIM, Eighth International Symposium on Life-Cycle Civil Engineering (IALCCE 2023)</w:t>
+              <w:t>The digital twin of shield tunnels for structural analysis</w:t>
+            </w:r>
+            <w:r>
+              <w:rPr>
+                <w:rFonts w:ascii="Times New Roman" w:eastAsia="仿宋" w:hAnsi="Times New Roman" w:hint="eastAsia"/>
+                <w:sz w:val="24"/>
+                <w:szCs w:val="24"/>
+              </w:rPr>
+              <w:t>,</w:t>
+            </w:r>
+            <w:r>
+              <w:rPr>
+                <w:rFonts w:ascii="Times New Roman" w:eastAsia="仿宋" w:hAnsi="Times New Roman"/>
+                <w:sz w:val="24"/>
+                <w:szCs w:val="24"/>
+              </w:rPr>
+              <w:t xml:space="preserve"> hyperTunnel</w:t>
             </w:r>
             <w:r>
               <w:rPr>
@@ -11766,7 +11828,7 @@
                 <w:sz w:val="24"/>
                 <w:szCs w:val="24"/>
               </w:rPr>
-              <w:t>米兰</w:t>
+              <w:t>线上</w:t>
             </w:r>
             <w:r>
               <w:rPr>
@@ -11790,7 +11852,7 @@
                 <w:sz w:val="24"/>
                 <w:szCs w:val="24"/>
               </w:rPr>
-              <w:t>.07.04</w:t>
+              <w:t>.05.05</w:t>
             </w:r>
           </w:p>
           <w:p>
@@ -11813,23 +11875,7 @@
                 <w:sz w:val="24"/>
                 <w:szCs w:val="24"/>
               </w:rPr>
-              <w:t>The digital twin of shield tunnels for structural analysis</w:t>
-            </w:r>
-            <w:r>
-              <w:rPr>
-                <w:rFonts w:ascii="Times New Roman" w:eastAsia="仿宋" w:hAnsi="Times New Roman" w:hint="eastAsia"/>
-                <w:sz w:val="24"/>
-                <w:szCs w:val="24"/>
-              </w:rPr>
-              <w:t>,</w:t>
-            </w:r>
-            <w:r>
-              <w:rPr>
-                <w:rFonts w:ascii="Times New Roman" w:eastAsia="仿宋" w:hAnsi="Times New Roman"/>
-                <w:sz w:val="24"/>
-                <w:szCs w:val="24"/>
-              </w:rPr>
-              <w:t xml:space="preserve"> hyperTunnel</w:t>
+              <w:t>The digital twin of shield tunnels for structural analysis, Mott MacDonald</w:t>
             </w:r>
             <w:r>
               <w:rPr>
@@ -11869,7 +11915,7 @@
                 <w:sz w:val="24"/>
                 <w:szCs w:val="24"/>
               </w:rPr>
-              <w:t>.05.05</w:t>
+              <w:t>.04.27</w:t>
             </w:r>
           </w:p>
           <w:p>
@@ -11888,11 +11934,11 @@
             </w:pPr>
             <w:r>
               <w:rPr>
-                <w:rFonts w:ascii="Times New Roman" w:eastAsia="仿宋" w:hAnsi="Times New Roman"/>
-                <w:sz w:val="24"/>
-                <w:szCs w:val="24"/>
-              </w:rPr>
-              <w:t>The digital twin of shield tunnels for structural analysis, Mott MacDonald</w:t>
+                <w:rFonts w:ascii="Times New Roman" w:eastAsia="仿宋" w:hAnsi="Times New Roman" w:hint="eastAsia"/>
+                <w:sz w:val="24"/>
+                <w:szCs w:val="24"/>
+              </w:rPr>
+              <w:t>盾构隧道全空间结构变形智能感知</w:t>
             </w:r>
             <w:r>
               <w:rPr>
@@ -11904,11 +11950,35 @@
             </w:r>
             <w:r>
               <w:rPr>
-                <w:rFonts w:ascii="Times New Roman" w:eastAsia="仿宋" w:hAnsi="Times New Roman" w:hint="eastAsia"/>
-                <w:sz w:val="24"/>
-                <w:szCs w:val="24"/>
-              </w:rPr>
-              <w:t>线上</w:t>
+                <w:rFonts w:ascii="Times New Roman" w:eastAsia="仿宋" w:hAnsi="Times New Roman"/>
+                <w:sz w:val="24"/>
+                <w:szCs w:val="24"/>
+              </w:rPr>
+              <w:t>2025</w:t>
+            </w:r>
+            <w:r>
+              <w:rPr>
+                <w:rFonts w:ascii="Times New Roman" w:eastAsia="仿宋" w:hAnsi="Times New Roman"/>
+                <w:sz w:val="24"/>
+                <w:szCs w:val="24"/>
+              </w:rPr>
+              <w:t>年隧道与地下工程大会暨中国土木工程学会隧道及地下工程分会第</w:t>
+            </w:r>
+            <w:r>
+              <w:rPr>
+                <w:rFonts w:ascii="Times New Roman" w:eastAsia="仿宋" w:hAnsi="Times New Roman"/>
+                <w:sz w:val="24"/>
+                <w:szCs w:val="24"/>
+              </w:rPr>
+              <w:t>25</w:t>
+            </w:r>
+            <w:r>
+              <w:rPr>
+                <w:rFonts w:ascii="Times New Roman" w:eastAsia="仿宋" w:hAnsi="Times New Roman"/>
+                <w:sz w:val="24"/>
+                <w:szCs w:val="24"/>
+              </w:rPr>
+              <w:t>届年会</w:t>
             </w:r>
             <w:r>
               <w:rPr>
@@ -11920,36 +11990,27 @@
             </w:r>
             <w:r>
               <w:rPr>
-                <w:rFonts w:ascii="Times New Roman" w:eastAsia="仿宋" w:hAnsi="Times New Roman"/>
-                <w:sz w:val="24"/>
-                <w:szCs w:val="24"/>
-              </w:rPr>
-              <w:t>2023</w:t>
-            </w:r>
-            <w:r>
-              <w:rPr>
-                <w:rFonts w:ascii="Times New Roman" w:eastAsia="仿宋" w:hAnsi="Times New Roman"/>
-                <w:sz w:val="24"/>
-                <w:szCs w:val="24"/>
-              </w:rPr>
-              <w:t>.04.27</w:t>
-            </w:r>
-          </w:p>
-          <w:p>
-            <w:pPr>
-              <w:rPr>
-                <w:rFonts w:ascii="Times New Roman" w:eastAsia="仿宋" w:hAnsi="Times New Roman"/>
-                <w:sz w:val="24"/>
-                <w:szCs w:val="24"/>
-              </w:rPr>
-            </w:pPr>
-            <w:r>
-              <w:rPr>
-                <w:rFonts w:ascii="Times New Roman" w:eastAsia="仿宋" w:hAnsi="Times New Roman" w:hint="eastAsia"/>
-                <w:sz w:val="24"/>
-                <w:szCs w:val="24"/>
-              </w:rPr>
-              <w:t>（中文）</w:t>
+                <w:rFonts w:ascii="Times New Roman" w:eastAsia="仿宋" w:hAnsi="Times New Roman" w:hint="eastAsia"/>
+                <w:sz w:val="24"/>
+                <w:szCs w:val="24"/>
+              </w:rPr>
+              <w:t>合肥</w:t>
+            </w:r>
+            <w:r>
+              <w:rPr>
+                <w:rFonts w:ascii="Times New Roman" w:eastAsia="仿宋" w:hAnsi="Times New Roman" w:hint="eastAsia"/>
+                <w:sz w:val="24"/>
+                <w:szCs w:val="24"/>
+              </w:rPr>
+              <w:t>，</w:t>
+            </w:r>
+            <w:r>
+              <w:rPr>
+                <w:rFonts w:ascii="Times New Roman" w:eastAsia="仿宋" w:hAnsi="Times New Roman"/>
+                <w:sz w:val="24"/>
+                <w:szCs w:val="24"/>
+              </w:rPr>
+              <w:t>2025.10.26</w:t>
             </w:r>
           </w:p>
           <w:p>
@@ -11973,101 +12034,6 @@
                 <w:szCs w:val="24"/>
               </w:rPr>
               <w:lastRenderedPageBreak/>
-              <w:t>盾构隧道全空间结构变形智能感知</w:t>
-            </w:r>
-            <w:r>
-              <w:rPr>
-                <w:rFonts w:ascii="Times New Roman" w:eastAsia="仿宋" w:hAnsi="Times New Roman" w:hint="eastAsia"/>
-                <w:sz w:val="24"/>
-                <w:szCs w:val="24"/>
-              </w:rPr>
-              <w:t>，</w:t>
-            </w:r>
-            <w:r>
-              <w:rPr>
-                <w:rFonts w:ascii="Times New Roman" w:eastAsia="仿宋" w:hAnsi="Times New Roman"/>
-                <w:sz w:val="24"/>
-                <w:szCs w:val="24"/>
-              </w:rPr>
-              <w:t>2025</w:t>
-            </w:r>
-            <w:r>
-              <w:rPr>
-                <w:rFonts w:ascii="Times New Roman" w:eastAsia="仿宋" w:hAnsi="Times New Roman"/>
-                <w:sz w:val="24"/>
-                <w:szCs w:val="24"/>
-              </w:rPr>
-              <w:t>年隧道与地下工程大会暨中国土木工程学会隧道及地下工程分会第</w:t>
-            </w:r>
-            <w:r>
-              <w:rPr>
-                <w:rFonts w:ascii="Times New Roman" w:eastAsia="仿宋" w:hAnsi="Times New Roman"/>
-                <w:sz w:val="24"/>
-                <w:szCs w:val="24"/>
-              </w:rPr>
-              <w:t>25</w:t>
-            </w:r>
-            <w:r>
-              <w:rPr>
-                <w:rFonts w:ascii="Times New Roman" w:eastAsia="仿宋" w:hAnsi="Times New Roman"/>
-                <w:sz w:val="24"/>
-                <w:szCs w:val="24"/>
-              </w:rPr>
-              <w:t>届年会</w:t>
-            </w:r>
-            <w:r>
-              <w:rPr>
-                <w:rFonts w:ascii="Times New Roman" w:eastAsia="仿宋" w:hAnsi="Times New Roman" w:hint="eastAsia"/>
-                <w:sz w:val="24"/>
-                <w:szCs w:val="24"/>
-              </w:rPr>
-              <w:t>，</w:t>
-            </w:r>
-            <w:r>
-              <w:rPr>
-                <w:rFonts w:ascii="Times New Roman" w:eastAsia="仿宋" w:hAnsi="Times New Roman" w:hint="eastAsia"/>
-                <w:sz w:val="24"/>
-                <w:szCs w:val="24"/>
-              </w:rPr>
-              <w:t>合肥</w:t>
-            </w:r>
-            <w:r>
-              <w:rPr>
-                <w:rFonts w:ascii="Times New Roman" w:eastAsia="仿宋" w:hAnsi="Times New Roman" w:hint="eastAsia"/>
-                <w:sz w:val="24"/>
-                <w:szCs w:val="24"/>
-              </w:rPr>
-              <w:t>，</w:t>
-            </w:r>
-            <w:r>
-              <w:rPr>
-                <w:rFonts w:ascii="Times New Roman" w:eastAsia="仿宋" w:hAnsi="Times New Roman"/>
-                <w:sz w:val="24"/>
-                <w:szCs w:val="24"/>
-              </w:rPr>
-              <w:t>2025.10.26</w:t>
-            </w:r>
-          </w:p>
-          <w:p>
-            <w:pPr>
-              <w:pStyle w:val="a3"/>
-              <w:numPr>
-                <w:ilvl w:val="0"/>
-                <w:numId w:val="10"/>
-              </w:numPr>
-              <w:ind w:firstLineChars="0"/>
-              <w:rPr>
-                <w:rFonts w:ascii="Times New Roman" w:eastAsia="仿宋" w:hAnsi="Times New Roman"/>
-                <w:sz w:val="24"/>
-                <w:szCs w:val="24"/>
-              </w:rPr>
-            </w:pPr>
-            <w:r>
-              <w:rPr>
-                <w:rFonts w:ascii="Times New Roman" w:eastAsia="仿宋" w:hAnsi="Times New Roman" w:hint="eastAsia"/>
-                <w:sz w:val="24"/>
-                <w:szCs w:val="24"/>
-              </w:rPr>
               <w:t>用于大规模盾构隧道点云自动处理的计算机视觉技术</w:t>
             </w:r>
             <w:r>
@@ -13654,7 +13620,6 @@
                 <w:sz w:val="24"/>
                 <w:szCs w:val="24"/>
               </w:rPr>
-              <w:lastRenderedPageBreak/>
               <w:t>国网上海市电力公司</w:t>
             </w:r>
             <w:r>
@@ -13749,6 +13714,7 @@
                 <w:sz w:val="24"/>
                 <w:szCs w:val="24"/>
               </w:rPr>
+              <w:lastRenderedPageBreak/>
               <w:t>国网上海市电力公司</w:t>
             </w:r>
             <w:r>

--- a/files/简历.docx
+++ b/files/简历.docx
@@ -858,6 +858,7 @@
           </w:p>
           <w:p>
             <w:pPr>
+              <w:ind w:leftChars="200" w:left="420"/>
               <w:rPr>
                 <w:rFonts w:ascii="Times New Roman" w:eastAsia="仿宋" w:hAnsi="Times New Roman"/>
                 <w:color w:val="595959" w:themeColor="text1" w:themeTint="A6"/>
@@ -872,7 +873,7 @@
                 <w:sz w:val="24"/>
                 <w:szCs w:val="24"/>
               </w:rPr>
-              <w:t>·</w:t>
+              <w:t>·开展隧道数字化智能化结构性能感知研究</w:t>
             </w:r>
             <w:r>
               <w:rPr>
@@ -881,7 +882,7 @@
                 <w:sz w:val="24"/>
                 <w:szCs w:val="24"/>
               </w:rPr>
-              <w:t>导师谢雄耀教授系</w:t>
+              <w:t>，</w:t>
             </w:r>
             <w:r>
               <w:rPr>
@@ -890,7 +891,7 @@
                 <w:sz w:val="24"/>
                 <w:szCs w:val="24"/>
               </w:rPr>
-              <w:t>国家</w:t>
+              <w:t>提出基于三维点云的</w:t>
             </w:r>
             <w:r>
               <w:rPr>
@@ -899,7 +900,7 @@
                 <w:sz w:val="24"/>
                 <w:szCs w:val="24"/>
               </w:rPr>
-              <w:t>“</w:t>
+              <w:t>隧道</w:t>
             </w:r>
             <w:r>
               <w:rPr>
@@ -908,7 +909,7 @@
                 <w:sz w:val="24"/>
                 <w:szCs w:val="24"/>
               </w:rPr>
-              <w:t>万人计划</w:t>
+              <w:t>数字孪生框架，在</w:t>
             </w:r>
             <w:r>
               <w:rPr>
@@ -917,7 +918,7 @@
                 <w:sz w:val="24"/>
                 <w:szCs w:val="24"/>
               </w:rPr>
-              <w:t>”</w:t>
+              <w:t>三维点云</w:t>
             </w:r>
             <w:r>
               <w:rPr>
@@ -926,7 +927,7 @@
                 <w:sz w:val="24"/>
                 <w:szCs w:val="24"/>
               </w:rPr>
-              <w:t>科技创新领军人才</w:t>
+              <w:t>数据集构建和深度学习网络开发方面取得创新，成果在</w:t>
             </w:r>
             <w:r>
               <w:rPr>
@@ -935,7 +936,7 @@
                 <w:sz w:val="24"/>
                 <w:szCs w:val="24"/>
               </w:rPr>
-              <w:t>，历任同济大学土木工程学院副院长、</w:t>
+              <w:t>上海、福州、无锡的</w:t>
             </w:r>
             <w:r>
               <w:rPr>
@@ -944,7 +945,7 @@
                 <w:sz w:val="24"/>
                 <w:szCs w:val="24"/>
               </w:rPr>
-              <w:t>同济大学房屋质量检测站站长</w:t>
+              <w:t>隧道</w:t>
             </w:r>
             <w:r>
               <w:rPr>
@@ -953,7 +954,7 @@
                 <w:sz w:val="24"/>
                 <w:szCs w:val="24"/>
               </w:rPr>
-              <w:t>、</w:t>
+              <w:t>工程</w:t>
             </w:r>
             <w:r>
               <w:rPr>
@@ -962,7 +963,7 @@
                 <w:sz w:val="24"/>
                 <w:szCs w:val="24"/>
               </w:rPr>
-              <w:t>中国岩石力学与工程学会常务理事</w:t>
+              <w:t>推广应用</w:t>
             </w:r>
             <w:r>
               <w:rPr>
@@ -971,7 +972,7 @@
                 <w:sz w:val="24"/>
                 <w:szCs w:val="24"/>
               </w:rPr>
-              <w:t>、</w:t>
+              <w:t>；</w:t>
             </w:r>
             <w:r>
               <w:rPr>
@@ -980,7 +981,7 @@
                 <w:sz w:val="24"/>
                 <w:szCs w:val="24"/>
               </w:rPr>
-              <w:t>中国城市轨道交通协会常务理事</w:t>
+              <w:t>与</w:t>
             </w:r>
             <w:r>
               <w:rPr>
@@ -989,7 +990,7 @@
                 <w:sz w:val="24"/>
                 <w:szCs w:val="24"/>
               </w:rPr>
-              <w:t>、</w:t>
+              <w:t>剑桥大学、牛津大学、伯明翰大学、科克大学等</w:t>
             </w:r>
             <w:r>
               <w:rPr>
@@ -998,7 +999,7 @@
                 <w:sz w:val="24"/>
                 <w:szCs w:val="24"/>
               </w:rPr>
-              <w:t>上海市住房和城乡建设管理委员会城市体检与大数据诊断重点实验室</w:t>
+              <w:t>高校建立</w:t>
             </w:r>
             <w:r>
               <w:rPr>
@@ -1007,7 +1008,7 @@
                 <w:sz w:val="24"/>
                 <w:szCs w:val="24"/>
               </w:rPr>
-              <w:t>主任、</w:t>
+              <w:t>持续的</w:t>
             </w:r>
             <w:r>
               <w:rPr>
@@ -1016,11 +1017,75 @@
                 <w:sz w:val="24"/>
                 <w:szCs w:val="24"/>
               </w:rPr>
-              <w:t>上海市建筑信息模型技术协会副会长、上海岩土与地下空间综合测试工程技术研究中心副主任</w:t>
+              <w:t>国际</w:t>
+            </w:r>
+            <w:r>
+              <w:rPr>
+                <w:rFonts w:ascii="Times New Roman" w:eastAsia="仿宋" w:hAnsi="Times New Roman" w:hint="eastAsia"/>
+                <w:color w:val="595959" w:themeColor="text1" w:themeTint="A6"/>
+                <w:sz w:val="24"/>
+                <w:szCs w:val="24"/>
+              </w:rPr>
+              <w:t>学术</w:t>
+            </w:r>
+            <w:r>
+              <w:rPr>
+                <w:rFonts w:ascii="Times New Roman" w:eastAsia="仿宋" w:hAnsi="Times New Roman" w:hint="eastAsia"/>
+                <w:color w:val="595959" w:themeColor="text1" w:themeTint="A6"/>
+                <w:sz w:val="24"/>
+                <w:szCs w:val="24"/>
+              </w:rPr>
+              <w:t>联系和</w:t>
+            </w:r>
+            <w:r>
+              <w:rPr>
+                <w:rFonts w:ascii="Times New Roman" w:eastAsia="仿宋" w:hAnsi="Times New Roman" w:hint="eastAsia"/>
+                <w:color w:val="595959" w:themeColor="text1" w:themeTint="A6"/>
+                <w:sz w:val="24"/>
+                <w:szCs w:val="24"/>
+              </w:rPr>
+              <w:t>合作</w:t>
+            </w:r>
+            <w:r>
+              <w:rPr>
+                <w:rFonts w:ascii="Times New Roman" w:eastAsia="仿宋" w:hAnsi="Times New Roman" w:hint="eastAsia"/>
+                <w:color w:val="595959" w:themeColor="text1" w:themeTint="A6"/>
+                <w:sz w:val="24"/>
+                <w:szCs w:val="24"/>
+              </w:rPr>
+              <w:t>；</w:t>
+            </w:r>
+            <w:r>
+              <w:rPr>
+                <w:rFonts w:ascii="Times New Roman" w:eastAsia="仿宋" w:hAnsi="Times New Roman" w:hint="eastAsia"/>
+                <w:color w:val="595959" w:themeColor="text1" w:themeTint="A6"/>
+                <w:sz w:val="24"/>
+                <w:szCs w:val="24"/>
+              </w:rPr>
+              <w:t>协助指导</w:t>
+            </w:r>
+            <w:r>
+              <w:rPr>
+                <w:rFonts w:ascii="Times New Roman" w:eastAsia="仿宋" w:hAnsi="Times New Roman" w:hint="eastAsia"/>
+                <w:color w:val="595959" w:themeColor="text1" w:themeTint="A6"/>
+                <w:sz w:val="24"/>
+                <w:szCs w:val="24"/>
+              </w:rPr>
+              <w:t>2</w:t>
+            </w:r>
+            <w:r>
+              <w:rPr>
+                <w:rFonts w:ascii="Times New Roman" w:eastAsia="仿宋" w:hAnsi="Times New Roman" w:hint="eastAsia"/>
+                <w:color w:val="595959" w:themeColor="text1" w:themeTint="A6"/>
+                <w:sz w:val="24"/>
+                <w:szCs w:val="24"/>
+              </w:rPr>
+              <w:t>名本科生完成毕业论文</w:t>
             </w:r>
           </w:p>
           <w:p>
             <w:pPr>
+              <w:ind w:leftChars="200" w:left="420"/>
               <w:rPr>
                 <w:rFonts w:ascii="Times New Roman" w:eastAsia="仿宋" w:hAnsi="Times New Roman"/>
                 <w:color w:val="595959" w:themeColor="text1" w:themeTint="A6"/>
@@ -1035,7 +1100,7 @@
                 <w:sz w:val="24"/>
                 <w:szCs w:val="24"/>
               </w:rPr>
-              <w:t>·开展隧道数字化智能化结构性能感知研究</w:t>
+              <w:t>·</w:t>
             </w:r>
             <w:r>
               <w:rPr>
@@ -1044,7 +1109,7 @@
                 <w:sz w:val="24"/>
                 <w:szCs w:val="24"/>
               </w:rPr>
-              <w:t>，</w:t>
+              <w:t>导师谢雄耀教授系</w:t>
             </w:r>
             <w:r>
               <w:rPr>
@@ -1053,7 +1118,7 @@
                 <w:sz w:val="24"/>
                 <w:szCs w:val="24"/>
               </w:rPr>
-              <w:t>提出基于三维点云的</w:t>
+              <w:t>国家</w:t>
             </w:r>
             <w:r>
               <w:rPr>
@@ -1062,7 +1127,7 @@
                 <w:sz w:val="24"/>
                 <w:szCs w:val="24"/>
               </w:rPr>
-              <w:t>隧道</w:t>
+              <w:t>“</w:t>
             </w:r>
             <w:r>
               <w:rPr>
@@ -1071,7 +1136,7 @@
                 <w:sz w:val="24"/>
                 <w:szCs w:val="24"/>
               </w:rPr>
-              <w:t>数字孪生框架，在</w:t>
+              <w:t>万人计划</w:t>
             </w:r>
             <w:r>
               <w:rPr>
@@ -1080,7 +1145,7 @@
                 <w:sz w:val="24"/>
                 <w:szCs w:val="24"/>
               </w:rPr>
-              <w:t>三维点云</w:t>
+              <w:t>”</w:t>
             </w:r>
             <w:r>
               <w:rPr>
@@ -1089,7 +1154,7 @@
                 <w:sz w:val="24"/>
                 <w:szCs w:val="24"/>
               </w:rPr>
-              <w:t>数据集构建和深度学习网络开发方面取得创新，成果在</w:t>
+              <w:t>科技创新领军人才</w:t>
             </w:r>
             <w:r>
               <w:rPr>
@@ -1098,7 +1163,7 @@
                 <w:sz w:val="24"/>
                 <w:szCs w:val="24"/>
               </w:rPr>
-              <w:t>上海、福州、无锡的</w:t>
+              <w:t>，历任同济大学土木工程学院副院长、</w:t>
             </w:r>
             <w:r>
               <w:rPr>
@@ -1107,7 +1172,7 @@
                 <w:sz w:val="24"/>
                 <w:szCs w:val="24"/>
               </w:rPr>
-              <w:t>隧道</w:t>
+              <w:t>同济大学房屋质量检测站站长</w:t>
             </w:r>
             <w:r>
               <w:rPr>
@@ -1116,7 +1181,7 @@
                 <w:sz w:val="24"/>
                 <w:szCs w:val="24"/>
               </w:rPr>
-              <w:t>工程</w:t>
+              <w:t>、</w:t>
             </w:r>
             <w:r>
               <w:rPr>
@@ -1125,11 +1190,66 @@
                 <w:sz w:val="24"/>
                 <w:szCs w:val="24"/>
               </w:rPr>
-              <w:t>推广应用</w:t>
+              <w:t>中国岩石力学与工程学会常务理事</w:t>
+            </w:r>
+            <w:r>
+              <w:rPr>
+                <w:rFonts w:ascii="Times New Roman" w:eastAsia="仿宋" w:hAnsi="Times New Roman" w:hint="eastAsia"/>
+                <w:color w:val="595959" w:themeColor="text1" w:themeTint="A6"/>
+                <w:sz w:val="24"/>
+                <w:szCs w:val="24"/>
+              </w:rPr>
+              <w:t>、</w:t>
+            </w:r>
+            <w:r>
+              <w:rPr>
+                <w:rFonts w:ascii="Times New Roman" w:eastAsia="仿宋" w:hAnsi="Times New Roman" w:hint="eastAsia"/>
+                <w:color w:val="595959" w:themeColor="text1" w:themeTint="A6"/>
+                <w:sz w:val="24"/>
+                <w:szCs w:val="24"/>
+              </w:rPr>
+              <w:t>中国城市轨道交通协会常务理事</w:t>
+            </w:r>
+            <w:r>
+              <w:rPr>
+                <w:rFonts w:ascii="Times New Roman" w:eastAsia="仿宋" w:hAnsi="Times New Roman" w:hint="eastAsia"/>
+                <w:color w:val="595959" w:themeColor="text1" w:themeTint="A6"/>
+                <w:sz w:val="24"/>
+                <w:szCs w:val="24"/>
+              </w:rPr>
+              <w:t>、</w:t>
+            </w:r>
+            <w:r>
+              <w:rPr>
+                <w:rFonts w:ascii="Times New Roman" w:eastAsia="仿宋" w:hAnsi="Times New Roman" w:hint="eastAsia"/>
+                <w:color w:val="595959" w:themeColor="text1" w:themeTint="A6"/>
+                <w:sz w:val="24"/>
+                <w:szCs w:val="24"/>
+              </w:rPr>
+              <w:t>上海市住房和城乡建设管理委员会城市体检与大数据诊断重点实验室</w:t>
+            </w:r>
+            <w:r>
+              <w:rPr>
+                <w:rFonts w:ascii="Times New Roman" w:eastAsia="仿宋" w:hAnsi="Times New Roman" w:hint="eastAsia"/>
+                <w:color w:val="595959" w:themeColor="text1" w:themeTint="A6"/>
+                <w:sz w:val="24"/>
+                <w:szCs w:val="24"/>
+              </w:rPr>
+              <w:t>主任、</w:t>
+            </w:r>
+            <w:r>
+              <w:rPr>
+                <w:rFonts w:ascii="Times New Roman" w:eastAsia="仿宋" w:hAnsi="Times New Roman" w:hint="eastAsia"/>
+                <w:color w:val="595959" w:themeColor="text1" w:themeTint="A6"/>
+                <w:sz w:val="24"/>
+                <w:szCs w:val="24"/>
+              </w:rPr>
+              <w:t>上海市建筑信息模型技术协会副会长、上海岩土与地下空间综合测试工程技术研究中心副主任</w:t>
             </w:r>
           </w:p>
           <w:p>
             <w:pPr>
+              <w:ind w:leftChars="200" w:left="420"/>
               <w:rPr>
                 <w:rFonts w:ascii="Times New Roman" w:eastAsia="仿宋" w:hAnsi="Times New Roman"/>
                 <w:color w:val="595959" w:themeColor="text1" w:themeTint="A6"/>
@@ -1144,135 +1264,7 @@
                 <w:sz w:val="24"/>
                 <w:szCs w:val="24"/>
               </w:rPr>
-              <w:t>·</w:t>
-            </w:r>
-            <w:r>
-              <w:rPr>
-                <w:rFonts w:ascii="Times New Roman" w:eastAsia="仿宋" w:hAnsi="Times New Roman" w:hint="eastAsia"/>
-                <w:color w:val="595959" w:themeColor="text1" w:themeTint="A6"/>
-                <w:sz w:val="24"/>
-                <w:szCs w:val="24"/>
-              </w:rPr>
-              <w:t>与</w:t>
-            </w:r>
-            <w:r>
-              <w:rPr>
-                <w:rFonts w:ascii="Times New Roman" w:eastAsia="仿宋" w:hAnsi="Times New Roman" w:hint="eastAsia"/>
-                <w:color w:val="595959" w:themeColor="text1" w:themeTint="A6"/>
-                <w:sz w:val="24"/>
-                <w:szCs w:val="24"/>
-              </w:rPr>
-              <w:t>剑桥大学、牛津大学、伯明翰大学、科克大学等</w:t>
-            </w:r>
-            <w:r>
-              <w:rPr>
-                <w:rFonts w:ascii="Times New Roman" w:eastAsia="仿宋" w:hAnsi="Times New Roman" w:hint="eastAsia"/>
-                <w:color w:val="595959" w:themeColor="text1" w:themeTint="A6"/>
-                <w:sz w:val="24"/>
-                <w:szCs w:val="24"/>
-              </w:rPr>
-              <w:t>高校建立</w:t>
-            </w:r>
-            <w:r>
-              <w:rPr>
-                <w:rFonts w:ascii="Times New Roman" w:eastAsia="仿宋" w:hAnsi="Times New Roman" w:hint="eastAsia"/>
-                <w:color w:val="595959" w:themeColor="text1" w:themeTint="A6"/>
-                <w:sz w:val="24"/>
-                <w:szCs w:val="24"/>
-              </w:rPr>
-              <w:t>持续的</w:t>
-            </w:r>
-            <w:r>
-              <w:rPr>
-                <w:rFonts w:ascii="Times New Roman" w:eastAsia="仿宋" w:hAnsi="Times New Roman" w:hint="eastAsia"/>
-                <w:color w:val="595959" w:themeColor="text1" w:themeTint="A6"/>
-                <w:sz w:val="24"/>
-                <w:szCs w:val="24"/>
-              </w:rPr>
-              <w:t>国际</w:t>
-            </w:r>
-            <w:r>
-              <w:rPr>
-                <w:rFonts w:ascii="Times New Roman" w:eastAsia="仿宋" w:hAnsi="Times New Roman" w:hint="eastAsia"/>
-                <w:color w:val="595959" w:themeColor="text1" w:themeTint="A6"/>
-                <w:sz w:val="24"/>
-                <w:szCs w:val="24"/>
-              </w:rPr>
-              <w:t>学术</w:t>
-            </w:r>
-            <w:r>
-              <w:rPr>
-                <w:rFonts w:ascii="Times New Roman" w:eastAsia="仿宋" w:hAnsi="Times New Roman" w:hint="eastAsia"/>
-                <w:color w:val="595959" w:themeColor="text1" w:themeTint="A6"/>
-                <w:sz w:val="24"/>
-                <w:szCs w:val="24"/>
-              </w:rPr>
-              <w:t>联系和</w:t>
-            </w:r>
-            <w:r>
-              <w:rPr>
-                <w:rFonts w:ascii="Times New Roman" w:eastAsia="仿宋" w:hAnsi="Times New Roman" w:hint="eastAsia"/>
-                <w:color w:val="595959" w:themeColor="text1" w:themeTint="A6"/>
-                <w:sz w:val="24"/>
-                <w:szCs w:val="24"/>
-              </w:rPr>
-              <w:t>合作</w:t>
-            </w:r>
-          </w:p>
-          <w:p>
-            <w:pPr>
-              <w:rPr>
-                <w:rFonts w:ascii="Times New Roman" w:eastAsia="仿宋" w:hAnsi="Times New Roman"/>
-                <w:color w:val="595959" w:themeColor="text1" w:themeTint="A6"/>
-                <w:sz w:val="24"/>
-                <w:szCs w:val="24"/>
-              </w:rPr>
-            </w:pPr>
-            <w:r>
-              <w:rPr>
-                <w:rFonts w:ascii="Times New Roman" w:eastAsia="仿宋" w:hAnsi="Times New Roman" w:hint="eastAsia"/>
-                <w:color w:val="595959" w:themeColor="text1" w:themeTint="A6"/>
-                <w:sz w:val="24"/>
-                <w:szCs w:val="24"/>
-              </w:rPr>
-              <w:t>·协助指导</w:t>
-            </w:r>
-            <w:r>
-              <w:rPr>
-                <w:rFonts w:ascii="Times New Roman" w:eastAsia="仿宋" w:hAnsi="Times New Roman" w:hint="eastAsia"/>
-                <w:color w:val="595959" w:themeColor="text1" w:themeTint="A6"/>
-                <w:sz w:val="24"/>
-                <w:szCs w:val="24"/>
-              </w:rPr>
-              <w:t>2</w:t>
-            </w:r>
-            <w:r>
-              <w:rPr>
-                <w:rFonts w:ascii="Times New Roman" w:eastAsia="仿宋" w:hAnsi="Times New Roman" w:hint="eastAsia"/>
-                <w:color w:val="595959" w:themeColor="text1" w:themeTint="A6"/>
-                <w:sz w:val="24"/>
-                <w:szCs w:val="24"/>
-              </w:rPr>
-              <w:t>名本科生完成毕业论文</w:t>
-            </w:r>
-          </w:p>
-          <w:p>
-            <w:pPr>
-              <w:rPr>
-                <w:rFonts w:ascii="Times New Roman" w:eastAsia="仿宋" w:hAnsi="Times New Roman"/>
-                <w:color w:val="595959" w:themeColor="text1" w:themeTint="A6"/>
-                <w:sz w:val="24"/>
-                <w:szCs w:val="24"/>
-              </w:rPr>
-            </w:pPr>
-            <w:r>
-              <w:rPr>
-                <w:rFonts w:ascii="Times New Roman" w:eastAsia="仿宋" w:hAnsi="Times New Roman" w:hint="eastAsia"/>
-                <w:color w:val="595959" w:themeColor="text1" w:themeTint="A6"/>
-                <w:sz w:val="24"/>
-                <w:szCs w:val="24"/>
-              </w:rPr>
-              <w:t>·担任党支部组织委员和纪检委员，所在党支部入选</w:t>
+              <w:t>·担任党支部组织委员和纪检委员，党支部入选</w:t>
             </w:r>
             <w:r>
               <w:rPr>
@@ -1433,6 +1425,7 @@
           </w:p>
           <w:p>
             <w:pPr>
+              <w:ind w:leftChars="200" w:left="420"/>
               <w:rPr>
                 <w:rFonts w:ascii="Times New Roman" w:eastAsia="仿宋" w:hAnsi="Times New Roman"/>
                 <w:color w:val="595959" w:themeColor="text1" w:themeTint="A6"/>
@@ -1447,7 +1440,7 @@
                 <w:sz w:val="24"/>
                 <w:szCs w:val="24"/>
               </w:rPr>
-              <w:t>·</w:t>
+              <w:t>·获得国家建设高水平大学公派研究生项目资助</w:t>
             </w:r>
             <w:r>
               <w:rPr>
@@ -1456,16 +1449,16 @@
                 <w:sz w:val="24"/>
                 <w:szCs w:val="24"/>
               </w:rPr>
-              <w:t>导师</w:t>
-            </w:r>
-            <w:r>
-              <w:rPr>
-                <w:rFonts w:ascii="Times New Roman" w:eastAsia="仿宋" w:hAnsi="Times New Roman"/>
+              <w:t>，</w:t>
+            </w:r>
+            <w:r>
+              <w:rPr>
+                <w:rFonts w:ascii="Times New Roman" w:eastAsia="仿宋" w:hAnsi="Times New Roman" w:hint="eastAsia"/>
                 <w:color w:val="595959" w:themeColor="text1" w:themeTint="A6"/>
                 <w:sz w:val="24"/>
                 <w:szCs w:val="24"/>
               </w:rPr>
-              <w:t>Brian Sheil</w:t>
+              <w:t>开展盾构隧道计算机视觉研究，成果</w:t>
             </w:r>
             <w:r>
               <w:rPr>
@@ -1474,7 +1467,7 @@
                 <w:sz w:val="24"/>
                 <w:szCs w:val="24"/>
               </w:rPr>
-              <w:t>副教授</w:t>
+              <w:t>作为</w:t>
             </w:r>
             <w:r>
               <w:rPr>
@@ -1483,16 +1476,16 @@
                 <w:sz w:val="24"/>
                 <w:szCs w:val="24"/>
               </w:rPr>
-              <w:t>系剑桥</w:t>
-            </w:r>
-            <w:r>
-              <w:rPr>
-                <w:rFonts w:ascii="Times New Roman" w:eastAsia="仿宋" w:hAnsi="Times New Roman" w:hint="eastAsia"/>
+              <w:t>初创公司</w:t>
+            </w:r>
+            <w:r>
+              <w:rPr>
+                <w:rFonts w:ascii="Times New Roman" w:eastAsia="仿宋" w:hAnsi="Times New Roman"/>
                 <w:color w:val="595959" w:themeColor="text1" w:themeTint="A6"/>
                 <w:sz w:val="24"/>
                 <w:szCs w:val="24"/>
               </w:rPr>
-              <w:t>智慧基础设施</w:t>
+              <w:t>InfraMind</w:t>
             </w:r>
             <w:r>
               <w:rPr>
@@ -1501,6 +1494,51 @@
                 <w:sz w:val="24"/>
                 <w:szCs w:val="24"/>
               </w:rPr>
+              <w:t>的</w:t>
+            </w:r>
+            <w:r>
+              <w:rPr>
+                <w:rFonts w:ascii="Times New Roman" w:eastAsia="仿宋" w:hAnsi="Times New Roman" w:hint="eastAsia"/>
+                <w:color w:val="595959" w:themeColor="text1" w:themeTint="A6"/>
+                <w:sz w:val="24"/>
+                <w:szCs w:val="24"/>
+              </w:rPr>
+              <w:t>核心技术</w:t>
+            </w:r>
+            <w:r>
+              <w:rPr>
+                <w:rFonts w:ascii="Times New Roman" w:eastAsia="仿宋" w:hAnsi="Times New Roman" w:hint="eastAsia"/>
+                <w:color w:val="595959" w:themeColor="text1" w:themeTint="A6"/>
+                <w:sz w:val="24"/>
+                <w:szCs w:val="24"/>
+              </w:rPr>
+              <w:t>在英国推广宣传</w:t>
+            </w:r>
+            <w:r>
+              <w:rPr>
+                <w:rFonts w:ascii="Times New Roman" w:eastAsia="仿宋" w:hAnsi="Times New Roman" w:hint="eastAsia"/>
+                <w:color w:val="595959" w:themeColor="text1" w:themeTint="A6"/>
+                <w:sz w:val="24"/>
+                <w:szCs w:val="24"/>
+              </w:rPr>
+              <w:t>；</w:t>
+            </w:r>
+            <w:r>
+              <w:rPr>
+                <w:rFonts w:ascii="Times New Roman" w:eastAsia="仿宋" w:hAnsi="Times New Roman" w:hint="eastAsia"/>
+                <w:color w:val="595959" w:themeColor="text1" w:themeTint="A6"/>
+                <w:sz w:val="24"/>
+                <w:szCs w:val="24"/>
+              </w:rPr>
+              <w:t>与挪威岩土研究所</w:t>
+            </w:r>
+            <w:r>
+              <w:rPr>
+                <w:rFonts w:ascii="Times New Roman" w:eastAsia="仿宋" w:hAnsi="Times New Roman" w:hint="eastAsia"/>
+                <w:color w:val="595959" w:themeColor="text1" w:themeTint="A6"/>
+                <w:sz w:val="24"/>
+                <w:szCs w:val="24"/>
+              </w:rPr>
               <w:t>和</w:t>
             </w:r>
             <w:r>
@@ -1510,7 +1548,7 @@
                 <w:sz w:val="24"/>
                 <w:szCs w:val="24"/>
               </w:rPr>
-              <w:t>施工中心</w:t>
+              <w:t>莫特麦克唐纳</w:t>
             </w:r>
             <w:r>
               <w:rPr>
@@ -1519,7 +1557,7 @@
                 <w:sz w:val="24"/>
                 <w:szCs w:val="24"/>
               </w:rPr>
-              <w:t>主任、</w:t>
+              <w:t>等国际机构和公司开展深入的学术和产业交流</w:t>
             </w:r>
             <w:r>
               <w:rPr>
@@ -1528,7 +1566,7 @@
                 <w:sz w:val="24"/>
                 <w:szCs w:val="24"/>
               </w:rPr>
-              <w:t>英国工程和自然科学研究委员会</w:t>
+              <w:t>；</w:t>
             </w:r>
             <w:r>
               <w:rPr>
@@ -1537,16 +1575,16 @@
                 <w:sz w:val="24"/>
                 <w:szCs w:val="24"/>
               </w:rPr>
-              <w:t>研究员、初创公司</w:t>
-            </w:r>
-            <w:r>
-              <w:rPr>
-                <w:rFonts w:ascii="Times New Roman" w:eastAsia="仿宋" w:hAnsi="Times New Roman"/>
+              <w:t>协助指导</w:t>
+            </w:r>
+            <w:r>
+              <w:rPr>
+                <w:rFonts w:ascii="Times New Roman" w:eastAsia="仿宋" w:hAnsi="Times New Roman" w:hint="eastAsia"/>
                 <w:color w:val="595959" w:themeColor="text1" w:themeTint="A6"/>
                 <w:sz w:val="24"/>
                 <w:szCs w:val="24"/>
               </w:rPr>
-              <w:t>InfraMind</w:t>
+              <w:t>1</w:t>
             </w:r>
             <w:r>
               <w:rPr>
@@ -1555,7 +1593,7 @@
                 <w:sz w:val="24"/>
                 <w:szCs w:val="24"/>
               </w:rPr>
-              <w:t>首席科学家、国际土协</w:t>
+              <w:t>名本科生完成毕业论文</w:t>
             </w:r>
             <w:r>
               <w:rPr>
@@ -1564,16 +1602,16 @@
                 <w:sz w:val="24"/>
                 <w:szCs w:val="24"/>
               </w:rPr>
-              <w:t>T</w:t>
-            </w:r>
-            <w:r>
-              <w:rPr>
-                <w:rFonts w:ascii="Times New Roman" w:eastAsia="仿宋" w:hAnsi="Times New Roman"/>
+              <w:t>和</w:t>
+            </w:r>
+            <w:r>
+              <w:rPr>
+                <w:rFonts w:ascii="Times New Roman" w:eastAsia="仿宋" w:hAnsi="Times New Roman" w:hint="eastAsia"/>
                 <w:color w:val="595959" w:themeColor="text1" w:themeTint="A6"/>
                 <w:sz w:val="24"/>
                 <w:szCs w:val="24"/>
               </w:rPr>
-              <w:t>C222</w:t>
+              <w:t>1</w:t>
             </w:r>
             <w:r>
               <w:rPr>
@@ -1582,67 +1620,14 @@
                 <w:sz w:val="24"/>
                 <w:szCs w:val="24"/>
               </w:rPr>
-              <w:t>成员、</w:t>
-            </w:r>
-            <w:r>
-              <w:rPr>
-                <w:rFonts w:ascii="Times New Roman" w:eastAsia="仿宋" w:hAnsi="Times New Roman" w:hint="eastAsia"/>
-                <w:color w:val="595959" w:themeColor="text1" w:themeTint="A6"/>
-                <w:sz w:val="24"/>
-                <w:szCs w:val="24"/>
-              </w:rPr>
-              <w:t>J</w:t>
-            </w:r>
-            <w:r>
-              <w:rPr>
-                <w:rFonts w:ascii="Times New Roman" w:eastAsia="仿宋" w:hAnsi="Times New Roman"/>
-                <w:color w:val="595959" w:themeColor="text1" w:themeTint="A6"/>
-                <w:sz w:val="24"/>
-                <w:szCs w:val="24"/>
-              </w:rPr>
-              <w:t>CCE</w:t>
-            </w:r>
-            <w:r>
-              <w:rPr>
-                <w:rFonts w:ascii="Times New Roman" w:eastAsia="仿宋" w:hAnsi="Times New Roman" w:hint="eastAsia"/>
-                <w:color w:val="595959" w:themeColor="text1" w:themeTint="A6"/>
-                <w:sz w:val="24"/>
-                <w:szCs w:val="24"/>
-              </w:rPr>
-              <w:t>副主编、</w:t>
-            </w:r>
-            <w:r>
-              <w:rPr>
-                <w:rFonts w:ascii="Times New Roman" w:eastAsia="仿宋" w:hAnsi="Times New Roman" w:hint="eastAsia"/>
-                <w:color w:val="595959" w:themeColor="text1" w:themeTint="A6"/>
-                <w:sz w:val="24"/>
-                <w:szCs w:val="24"/>
-              </w:rPr>
-              <w:t>T</w:t>
-            </w:r>
-            <w:r>
-              <w:rPr>
-                <w:rFonts w:ascii="Times New Roman" w:eastAsia="仿宋" w:hAnsi="Times New Roman"/>
-                <w:color w:val="595959" w:themeColor="text1" w:themeTint="A6"/>
-                <w:sz w:val="24"/>
-                <w:szCs w:val="24"/>
-              </w:rPr>
-              <w:t>UST</w:t>
-            </w:r>
-            <w:r>
-              <w:rPr>
-                <w:rFonts w:ascii="Times New Roman" w:eastAsia="仿宋" w:hAnsi="Times New Roman" w:hint="eastAsia"/>
-                <w:color w:val="595959" w:themeColor="text1" w:themeTint="A6"/>
-                <w:sz w:val="24"/>
-                <w:szCs w:val="24"/>
-              </w:rPr>
-              <w:t>编委</w:t>
+              <w:t>名博士研究生完成学位论文选题</w:t>
             </w:r>
           </w:p>
           <w:p>
             <w:pPr>
-              <w:rPr>
-                <w:rFonts w:ascii="Times New Roman" w:eastAsia="仿宋" w:hAnsi="Times New Roman"/>
+              <w:ind w:leftChars="200" w:left="420"/>
+              <w:rPr>
+                <w:rFonts w:ascii="Times New Roman" w:eastAsia="仿宋" w:hAnsi="Times New Roman" w:hint="eastAsia"/>
                 <w:color w:val="595959" w:themeColor="text1" w:themeTint="A6"/>
                 <w:sz w:val="24"/>
                 <w:szCs w:val="24"/>
@@ -1655,7 +1640,7 @@
                 <w:sz w:val="24"/>
                 <w:szCs w:val="24"/>
               </w:rPr>
-              <w:t>·获得国家建设高水平大学公派研究生项目资助</w:t>
+              <w:t>·</w:t>
             </w:r>
             <w:r>
               <w:rPr>
@@ -1664,16 +1649,16 @@
                 <w:sz w:val="24"/>
                 <w:szCs w:val="24"/>
               </w:rPr>
-              <w:t>，</w:t>
-            </w:r>
-            <w:r>
-              <w:rPr>
-                <w:rFonts w:ascii="Times New Roman" w:eastAsia="仿宋" w:hAnsi="Times New Roman" w:hint="eastAsia"/>
+              <w:t>导师</w:t>
+            </w:r>
+            <w:r>
+              <w:rPr>
+                <w:rFonts w:ascii="Times New Roman" w:eastAsia="仿宋" w:hAnsi="Times New Roman"/>
                 <w:color w:val="595959" w:themeColor="text1" w:themeTint="A6"/>
                 <w:sz w:val="24"/>
                 <w:szCs w:val="24"/>
               </w:rPr>
-              <w:t>开展盾构隧道计算机视觉研究，成果</w:t>
+              <w:t>Brian Sheil</w:t>
             </w:r>
             <w:r>
               <w:rPr>
@@ -1682,7 +1667,7 @@
                 <w:sz w:val="24"/>
                 <w:szCs w:val="24"/>
               </w:rPr>
-              <w:t>作为</w:t>
+              <w:t>副教授系剑桥</w:t>
             </w:r>
             <w:r>
               <w:rPr>
@@ -1691,16 +1676,16 @@
                 <w:sz w:val="24"/>
                 <w:szCs w:val="24"/>
               </w:rPr>
-              <w:t>初创公司</w:t>
-            </w:r>
-            <w:r>
-              <w:rPr>
-                <w:rFonts w:ascii="Times New Roman" w:eastAsia="仿宋" w:hAnsi="Times New Roman"/>
+              <w:t>智慧基础设施</w:t>
+            </w:r>
+            <w:r>
+              <w:rPr>
+                <w:rFonts w:ascii="Times New Roman" w:eastAsia="仿宋" w:hAnsi="Times New Roman" w:hint="eastAsia"/>
                 <w:color w:val="595959" w:themeColor="text1" w:themeTint="A6"/>
                 <w:sz w:val="24"/>
                 <w:szCs w:val="24"/>
               </w:rPr>
-              <w:t>JoltSynSor</w:t>
+              <w:t>和</w:t>
             </w:r>
             <w:r>
               <w:rPr>
@@ -1709,7 +1694,7 @@
                 <w:sz w:val="24"/>
                 <w:szCs w:val="24"/>
               </w:rPr>
-              <w:t>的</w:t>
+              <w:t>施工中心</w:t>
             </w:r>
             <w:r>
               <w:rPr>
@@ -1718,7 +1703,7 @@
                 <w:sz w:val="24"/>
                 <w:szCs w:val="24"/>
               </w:rPr>
-              <w:t>核心技术</w:t>
+              <w:t>主任、</w:t>
             </w:r>
             <w:r>
               <w:rPr>
@@ -1727,26 +1712,25 @@
                 <w:sz w:val="24"/>
                 <w:szCs w:val="24"/>
               </w:rPr>
-              <w:t>在英国推广宣传</w:t>
-            </w:r>
-          </w:p>
-          <w:p>
-            <w:pPr>
-              <w:rPr>
-                <w:rFonts w:ascii="Times New Roman" w:eastAsia="仿宋" w:hAnsi="Times New Roman"/>
+              <w:t>英国工程和自然科学研究委员会</w:t>
+            </w:r>
+            <w:r>
+              <w:rPr>
+                <w:rFonts w:ascii="Times New Roman" w:eastAsia="仿宋" w:hAnsi="Times New Roman" w:hint="eastAsia"/>
                 <w:color w:val="595959" w:themeColor="text1" w:themeTint="A6"/>
                 <w:sz w:val="24"/>
                 <w:szCs w:val="24"/>
               </w:rPr>
-            </w:pPr>
-            <w:r>
-              <w:rPr>
-                <w:rFonts w:ascii="Times New Roman" w:eastAsia="仿宋" w:hAnsi="Times New Roman" w:hint="eastAsia"/>
+              <w:t>研究员、初创公司</w:t>
+            </w:r>
+            <w:r>
+              <w:rPr>
+                <w:rFonts w:ascii="Times New Roman" w:eastAsia="仿宋" w:hAnsi="Times New Roman"/>
                 <w:color w:val="595959" w:themeColor="text1" w:themeTint="A6"/>
                 <w:sz w:val="24"/>
                 <w:szCs w:val="24"/>
               </w:rPr>
-              <w:t>·与挪威岩土研究所</w:t>
+              <w:t>InfraMind</w:t>
             </w:r>
             <w:r>
               <w:rPr>
@@ -1755,7 +1739,7 @@
                 <w:sz w:val="24"/>
                 <w:szCs w:val="24"/>
               </w:rPr>
-              <w:t>和</w:t>
+              <w:t>首席科学家、国际土协</w:t>
             </w:r>
             <w:r>
               <w:rPr>
@@ -1764,27 +1748,26 @@
                 <w:sz w:val="24"/>
                 <w:szCs w:val="24"/>
               </w:rPr>
-              <w:t>莫特麦克唐纳</w:t>
-            </w:r>
-            <w:r>
-              <w:rPr>
-                <w:rFonts w:ascii="Times New Roman" w:eastAsia="仿宋" w:hAnsi="Times New Roman" w:hint="eastAsia"/>
+              <w:t>T</w:t>
+            </w:r>
+            <w:r>
+              <w:rPr>
+                <w:rFonts w:ascii="Times New Roman" w:eastAsia="仿宋" w:hAnsi="Times New Roman"/>
                 <w:color w:val="595959" w:themeColor="text1" w:themeTint="A6"/>
                 <w:sz w:val="24"/>
                 <w:szCs w:val="24"/>
               </w:rPr>
-              <w:t>等国际机构和公司开展深入的学术和产业交流</w:t>
-            </w:r>
-          </w:p>
-          <w:p>
-            <w:pPr>
-              <w:rPr>
-                <w:rFonts w:ascii="Times New Roman" w:eastAsia="仿宋" w:hAnsi="Times New Roman"/>
+              <w:t>C222</w:t>
+            </w:r>
+            <w:r>
+              <w:rPr>
+                <w:rFonts w:ascii="Times New Roman" w:eastAsia="仿宋" w:hAnsi="Times New Roman" w:hint="eastAsia"/>
                 <w:color w:val="595959" w:themeColor="text1" w:themeTint="A6"/>
                 <w:sz w:val="24"/>
                 <w:szCs w:val="24"/>
               </w:rPr>
-            </w:pPr>
+              <w:t>成员、</w:t>
+            </w:r>
             <w:r>
               <w:rPr>
                 <w:rFonts w:ascii="Times New Roman" w:eastAsia="仿宋" w:hAnsi="Times New Roman" w:hint="eastAsia"/>
@@ -1792,16 +1775,16 @@
                 <w:sz w:val="24"/>
                 <w:szCs w:val="24"/>
               </w:rPr>
-              <w:t>·协助指导</w:t>
-            </w:r>
-            <w:r>
-              <w:rPr>
-                <w:rFonts w:ascii="Times New Roman" w:eastAsia="仿宋" w:hAnsi="Times New Roman" w:hint="eastAsia"/>
+              <w:t>J</w:t>
+            </w:r>
+            <w:r>
+              <w:rPr>
+                <w:rFonts w:ascii="Times New Roman" w:eastAsia="仿宋" w:hAnsi="Times New Roman"/>
                 <w:color w:val="595959" w:themeColor="text1" w:themeTint="A6"/>
                 <w:sz w:val="24"/>
                 <w:szCs w:val="24"/>
               </w:rPr>
-              <w:t>1</w:t>
+              <w:t>CCE</w:t>
             </w:r>
             <w:r>
               <w:rPr>
@@ -1810,7 +1793,7 @@
                 <w:sz w:val="24"/>
                 <w:szCs w:val="24"/>
               </w:rPr>
-              <w:t>名本科生完成毕业论文</w:t>
+              <w:t>副主编、</w:t>
             </w:r>
             <w:r>
               <w:rPr>
@@ -1819,16 +1802,16 @@
                 <w:sz w:val="24"/>
                 <w:szCs w:val="24"/>
               </w:rPr>
-              <w:t>，协助指导</w:t>
-            </w:r>
-            <w:r>
-              <w:rPr>
-                <w:rFonts w:ascii="Times New Roman" w:eastAsia="仿宋" w:hAnsi="Times New Roman" w:hint="eastAsia"/>
+              <w:t>T</w:t>
+            </w:r>
+            <w:r>
+              <w:rPr>
+                <w:rFonts w:ascii="Times New Roman" w:eastAsia="仿宋" w:hAnsi="Times New Roman"/>
                 <w:color w:val="595959" w:themeColor="text1" w:themeTint="A6"/>
                 <w:sz w:val="24"/>
                 <w:szCs w:val="24"/>
               </w:rPr>
-              <w:t>1</w:t>
+              <w:t>UST</w:t>
             </w:r>
             <w:r>
               <w:rPr>
@@ -1837,7 +1820,7 @@
                 <w:sz w:val="24"/>
                 <w:szCs w:val="24"/>
               </w:rPr>
-              <w:t>名博士研究生完成学位论文选题</w:t>
+              <w:t>编委</w:t>
             </w:r>
           </w:p>
           <w:p>
@@ -1979,6 +1962,7 @@
           </w:p>
           <w:p>
             <w:pPr>
+              <w:ind w:leftChars="200" w:left="420"/>
               <w:rPr>
                 <w:rFonts w:ascii="Times New Roman" w:eastAsia="仿宋" w:hAnsi="Times New Roman"/>
                 <w:color w:val="595959" w:themeColor="text1" w:themeTint="A6"/>
@@ -2003,10 +1987,29 @@
                 <w:szCs w:val="24"/>
               </w:rPr>
               <w:t>开展基坑工程变形受力分析和隧道建筑信息模型研究</w:t>
+            </w:r>
+            <w:r>
+              <w:rPr>
+                <w:rFonts w:ascii="Times New Roman" w:eastAsia="仿宋" w:hAnsi="Times New Roman" w:hint="eastAsia"/>
+                <w:color w:val="595959" w:themeColor="text1" w:themeTint="A6"/>
+                <w:sz w:val="24"/>
+                <w:szCs w:val="24"/>
+              </w:rPr>
+              <w:t>；</w:t>
+            </w:r>
+            <w:r>
+              <w:rPr>
+                <w:rFonts w:ascii="Times New Roman" w:eastAsia="仿宋" w:hAnsi="Times New Roman" w:hint="eastAsia"/>
+                <w:color w:val="595959" w:themeColor="text1" w:themeTint="A6"/>
+                <w:sz w:val="24"/>
+                <w:szCs w:val="24"/>
+              </w:rPr>
+              <w:t>通过硕博连读选拔攻读博士研究生</w:t>
             </w:r>
           </w:p>
           <w:p>
             <w:pPr>
+              <w:ind w:leftChars="200" w:left="420"/>
               <w:rPr>
                 <w:rFonts w:ascii="Times New Roman" w:eastAsia="仿宋" w:hAnsi="Times New Roman"/>
                 <w:color w:val="595959" w:themeColor="text1" w:themeTint="A6"/>
@@ -2021,26 +2024,7 @@
                 <w:sz w:val="24"/>
                 <w:szCs w:val="24"/>
               </w:rPr>
-              <w:t>·通过硕博连读选拔攻读博士研究生</w:t>
-            </w:r>
-          </w:p>
-          <w:p>
-            <w:pPr>
-              <w:rPr>
-                <w:rFonts w:ascii="Times New Roman" w:eastAsia="仿宋" w:hAnsi="Times New Roman"/>
-                <w:color w:val="595959" w:themeColor="text1" w:themeTint="A6"/>
-                <w:sz w:val="24"/>
-                <w:szCs w:val="24"/>
-              </w:rPr>
-            </w:pPr>
-            <w:r>
-              <w:rPr>
-                <w:rFonts w:ascii="Times New Roman" w:eastAsia="仿宋" w:hAnsi="Times New Roman" w:hint="eastAsia"/>
-                <w:color w:val="595959" w:themeColor="text1" w:themeTint="A6"/>
-                <w:sz w:val="24"/>
-                <w:szCs w:val="24"/>
-              </w:rPr>
-              <w:t>·担任班长和团支部副书记，所在团支部入选</w:t>
+              <w:t>·担任班长和团支部副书记，团支部入选</w:t>
             </w:r>
             <w:r>
               <w:rPr>
@@ -2141,6 +2125,7 @@
           </w:p>
           <w:p>
             <w:pPr>
+              <w:ind w:leftChars="200" w:left="420"/>
               <w:rPr>
                 <w:rFonts w:ascii="Times New Roman" w:eastAsia="仿宋" w:hAnsi="Times New Roman"/>
                 <w:color w:val="595959" w:themeColor="text1" w:themeTint="A6"/>
@@ -2182,16 +2167,16 @@
                 <w:sz w:val="24"/>
                 <w:szCs w:val="24"/>
               </w:rPr>
-              <w:t>（高等数学</w:t>
-            </w:r>
-            <w:r>
-              <w:rPr>
-                <w:rFonts w:ascii="Times New Roman" w:eastAsia="仿宋" w:hAnsi="Times New Roman" w:hint="eastAsia"/>
+              <w:t>（高等数学、结构力学、</w:t>
+            </w:r>
+            <w:r>
+              <w:rPr>
+                <w:rFonts w:ascii="Times New Roman" w:eastAsia="仿宋" w:hAnsi="Times New Roman"/>
                 <w:color w:val="595959" w:themeColor="text1" w:themeTint="A6"/>
                 <w:sz w:val="24"/>
                 <w:szCs w:val="24"/>
               </w:rPr>
-              <w:t>5</w:t>
+              <w:t>C++</w:t>
             </w:r>
             <w:r>
               <w:rPr>
@@ -2200,7 +2185,7 @@
                 <w:sz w:val="24"/>
                 <w:szCs w:val="24"/>
               </w:rPr>
-              <w:t>、结构力学</w:t>
+              <w:t>语言、有限单元法、地下建筑结构</w:t>
             </w:r>
             <w:r>
               <w:rPr>
@@ -2209,7 +2194,7 @@
                 <w:sz w:val="24"/>
                 <w:szCs w:val="24"/>
               </w:rPr>
-              <w:t>5</w:t>
+              <w:t>等课程满分</w:t>
             </w:r>
             <w:r>
               <w:rPr>
@@ -2218,16 +2203,16 @@
                 <w:sz w:val="24"/>
                 <w:szCs w:val="24"/>
               </w:rPr>
-              <w:t>、</w:t>
-            </w:r>
-            <w:r>
-              <w:rPr>
-                <w:rFonts w:ascii="Times New Roman" w:eastAsia="仿宋" w:hAnsi="Times New Roman"/>
+              <w:t>）</w:t>
+            </w:r>
+            <w:r>
+              <w:rPr>
+                <w:rFonts w:ascii="Times New Roman" w:eastAsia="仿宋" w:hAnsi="Times New Roman" w:hint="eastAsia"/>
                 <w:color w:val="595959" w:themeColor="text1" w:themeTint="A6"/>
                 <w:sz w:val="24"/>
                 <w:szCs w:val="24"/>
               </w:rPr>
-              <w:t>C++</w:t>
+              <w:t>；</w:t>
             </w:r>
             <w:r>
               <w:rPr>
@@ -2236,7 +2221,7 @@
                 <w:sz w:val="24"/>
                 <w:szCs w:val="24"/>
               </w:rPr>
-              <w:t>语言</w:t>
+              <w:t>通过推荐免试攻读硕士研究生，录取排名</w:t>
             </w:r>
             <w:r>
               <w:rPr>
@@ -2245,16 +2230,16 @@
                 <w:sz w:val="24"/>
                 <w:szCs w:val="24"/>
               </w:rPr>
-              <w:t>5</w:t>
-            </w:r>
-            <w:r>
-              <w:rPr>
-                <w:rFonts w:ascii="Times New Roman" w:eastAsia="仿宋" w:hAnsi="Times New Roman" w:hint="eastAsia"/>
+              <w:t>2</w:t>
+            </w:r>
+            <w:r>
+              <w:rPr>
+                <w:rFonts w:ascii="Times New Roman" w:eastAsia="仿宋" w:hAnsi="Times New Roman"/>
                 <w:color w:val="595959" w:themeColor="text1" w:themeTint="A6"/>
                 <w:sz w:val="24"/>
                 <w:szCs w:val="24"/>
               </w:rPr>
-              <w:t>、有限单元法</w:t>
+              <w:t>/59</w:t>
             </w:r>
             <w:r>
               <w:rPr>
@@ -2263,84 +2248,12 @@
                 <w:sz w:val="24"/>
                 <w:szCs w:val="24"/>
               </w:rPr>
-              <w:t>5</w:t>
-            </w:r>
-            <w:r>
-              <w:rPr>
-                <w:rFonts w:ascii="Times New Roman" w:eastAsia="仿宋" w:hAnsi="Times New Roman" w:hint="eastAsia"/>
-                <w:color w:val="595959" w:themeColor="text1" w:themeTint="A6"/>
-                <w:sz w:val="24"/>
-                <w:szCs w:val="24"/>
-              </w:rPr>
-              <w:t>、地下建筑结构</w:t>
-            </w:r>
-            <w:r>
-              <w:rPr>
-                <w:rFonts w:ascii="Times New Roman" w:eastAsia="仿宋" w:hAnsi="Times New Roman" w:hint="eastAsia"/>
-                <w:color w:val="595959" w:themeColor="text1" w:themeTint="A6"/>
-                <w:sz w:val="24"/>
-                <w:szCs w:val="24"/>
-              </w:rPr>
-              <w:t>5</w:t>
-            </w:r>
-            <w:r>
-              <w:rPr>
-                <w:rFonts w:ascii="Times New Roman" w:eastAsia="仿宋" w:hAnsi="Times New Roman" w:hint="eastAsia"/>
-                <w:color w:val="595959" w:themeColor="text1" w:themeTint="A6"/>
-                <w:sz w:val="24"/>
-                <w:szCs w:val="24"/>
-              </w:rPr>
-              <w:t>）</w:t>
+              <w:t>（隧道及地下建筑工程方向）</w:t>
             </w:r>
           </w:p>
           <w:p>
             <w:pPr>
-              <w:rPr>
-                <w:rFonts w:ascii="Times New Roman" w:eastAsia="仿宋" w:hAnsi="Times New Roman"/>
-                <w:color w:val="595959" w:themeColor="text1" w:themeTint="A6"/>
-                <w:sz w:val="24"/>
-                <w:szCs w:val="24"/>
-              </w:rPr>
-            </w:pPr>
-            <w:r>
-              <w:rPr>
-                <w:rFonts w:ascii="Times New Roman" w:eastAsia="仿宋" w:hAnsi="Times New Roman" w:hint="eastAsia"/>
-                <w:color w:val="595959" w:themeColor="text1" w:themeTint="A6"/>
-                <w:sz w:val="24"/>
-                <w:szCs w:val="24"/>
-              </w:rPr>
-              <w:t>·通过推荐免试攻读硕士研究生，录取排名</w:t>
-            </w:r>
-            <w:r>
-              <w:rPr>
-                <w:rFonts w:ascii="Times New Roman" w:eastAsia="仿宋" w:hAnsi="Times New Roman" w:hint="eastAsia"/>
-                <w:color w:val="595959" w:themeColor="text1" w:themeTint="A6"/>
-                <w:sz w:val="24"/>
-                <w:szCs w:val="24"/>
-              </w:rPr>
-              <w:t>2</w:t>
-            </w:r>
-            <w:r>
-              <w:rPr>
-                <w:rFonts w:ascii="Times New Roman" w:eastAsia="仿宋" w:hAnsi="Times New Roman"/>
-                <w:color w:val="595959" w:themeColor="text1" w:themeTint="A6"/>
-                <w:sz w:val="24"/>
-                <w:szCs w:val="24"/>
-              </w:rPr>
-              <w:t>/59</w:t>
-            </w:r>
-            <w:r>
-              <w:rPr>
-                <w:rFonts w:ascii="Times New Roman" w:eastAsia="仿宋" w:hAnsi="Times New Roman" w:hint="eastAsia"/>
-                <w:color w:val="595959" w:themeColor="text1" w:themeTint="A6"/>
-                <w:sz w:val="24"/>
-                <w:szCs w:val="24"/>
-              </w:rPr>
-              <w:t>（隧道及地下建筑工程方向）</w:t>
-            </w:r>
-          </w:p>
-          <w:p>
-            <w:pPr>
+              <w:ind w:leftChars="200" w:left="420"/>
               <w:rPr>
                 <w:rFonts w:ascii="Times New Roman" w:eastAsia="仿宋" w:hAnsi="Times New Roman"/>
                 <w:color w:val="595959" w:themeColor="text1" w:themeTint="A6"/>
@@ -2509,35 +2422,98 @@
           </w:p>
           <w:p>
             <w:pPr>
-              <w:rPr>
-                <w:rFonts w:ascii="Times New Roman" w:eastAsia="仿宋" w:hAnsi="Times New Roman"/>
+              <w:pStyle w:val="a3"/>
+              <w:numPr>
+                <w:ilvl w:val="0"/>
+                <w:numId w:val="14"/>
+              </w:numPr>
+              <w:ind w:firstLineChars="0"/>
+              <w:rPr>
+                <w:rFonts w:ascii="Times New Roman" w:eastAsia="仿宋" w:hAnsi="Times New Roman"/>
+                <w:b/>
+                <w:bCs/>
                 <w:sz w:val="24"/>
                 <w:szCs w:val="24"/>
               </w:rPr>
             </w:pPr>
             <w:r>
               <w:rPr>
-                <w:rFonts w:ascii="Times New Roman" w:eastAsia="仿宋" w:hAnsi="Times New Roman" w:hint="eastAsia"/>
-                <w:sz w:val="24"/>
-                <w:szCs w:val="24"/>
-              </w:rPr>
-              <w:t>（以下为实习</w:t>
-            </w:r>
-            <w:r>
-              <w:rPr>
-                <w:rFonts w:ascii="Times New Roman" w:eastAsia="仿宋" w:hAnsi="Times New Roman" w:hint="eastAsia"/>
-                <w:sz w:val="24"/>
-                <w:szCs w:val="24"/>
-              </w:rPr>
-              <w:t>/</w:t>
-            </w:r>
-            <w:r>
-              <w:rPr>
-                <w:rFonts w:ascii="Times New Roman" w:eastAsia="仿宋" w:hAnsi="Times New Roman" w:hint="eastAsia"/>
-                <w:sz w:val="24"/>
-                <w:szCs w:val="24"/>
-              </w:rPr>
-              <w:t>兼职）</w:t>
+                <w:rFonts w:ascii="Times New Roman" w:eastAsia="仿宋" w:hAnsi="Times New Roman"/>
+                <w:b/>
+                <w:bCs/>
+                <w:sz w:val="24"/>
+                <w:szCs w:val="24"/>
+              </w:rPr>
+              <w:t>2023.10–2024.03</w:t>
+            </w:r>
+            <w:r>
+              <w:rPr>
+                <w:rFonts w:ascii="Times New Roman" w:eastAsia="仿宋" w:hAnsi="Times New Roman" w:hint="eastAsia"/>
+                <w:b/>
+                <w:bCs/>
+                <w:sz w:val="24"/>
+                <w:szCs w:val="24"/>
+              </w:rPr>
+              <w:t>，</w:t>
+            </w:r>
+            <w:r>
+              <w:rPr>
+                <w:rFonts w:ascii="Times New Roman" w:eastAsia="仿宋" w:hAnsi="Times New Roman" w:hint="eastAsia"/>
+                <w:b/>
+                <w:bCs/>
+                <w:sz w:val="24"/>
+                <w:szCs w:val="24"/>
+              </w:rPr>
+              <w:t>剑桥大学</w:t>
+            </w:r>
+            <w:r>
+              <w:rPr>
+                <w:rFonts w:ascii="Times New Roman" w:eastAsia="仿宋" w:hAnsi="Times New Roman" w:hint="eastAsia"/>
+                <w:b/>
+                <w:bCs/>
+                <w:sz w:val="24"/>
+                <w:szCs w:val="24"/>
+              </w:rPr>
+              <w:t>，</w:t>
+            </w:r>
+            <w:r>
+              <w:rPr>
+                <w:rFonts w:ascii="Times New Roman" w:eastAsia="仿宋" w:hAnsi="Times New Roman" w:hint="eastAsia"/>
+                <w:b/>
+                <w:bCs/>
+                <w:sz w:val="24"/>
+                <w:szCs w:val="24"/>
+              </w:rPr>
+              <w:t>实验演示员</w:t>
+            </w:r>
+          </w:p>
+          <w:p>
+            <w:pPr>
+              <w:ind w:leftChars="200" w:left="420"/>
+              <w:rPr>
+                <w:rFonts w:ascii="Times New Roman" w:eastAsia="仿宋" w:hAnsi="Times New Roman"/>
+                <w:color w:val="595959" w:themeColor="text1" w:themeTint="A6"/>
+                <w:sz w:val="24"/>
+                <w:szCs w:val="24"/>
+              </w:rPr>
+            </w:pPr>
+            <w:r>
+              <w:rPr>
+                <w:rFonts w:ascii="Times New Roman" w:eastAsia="仿宋" w:hAnsi="Times New Roman" w:hint="eastAsia"/>
+                <w:color w:val="595959" w:themeColor="text1" w:themeTint="A6"/>
+                <w:sz w:val="24"/>
+                <w:szCs w:val="24"/>
+              </w:rPr>
+              <w:t>·开展土力学实验的教学演示</w:t>
+            </w:r>
+            <w:r>
+              <w:rPr>
+                <w:rFonts w:ascii="Times New Roman" w:eastAsia="仿宋" w:hAnsi="Times New Roman" w:hint="eastAsia"/>
+                <w:color w:val="595959" w:themeColor="text1" w:themeTint="A6"/>
+                <w:sz w:val="24"/>
+                <w:szCs w:val="24"/>
+              </w:rPr>
+              <w:t>，根据现场实验进度进行指导，针对实验报告和汇报进行评价</w:t>
             </w:r>
           </w:p>
           <w:p>
@@ -2564,7 +2540,7 @@
                 <w:sz w:val="24"/>
                 <w:szCs w:val="24"/>
               </w:rPr>
-              <w:t>2023.10–2024.03</w:t>
+              <w:t>2022.08</w:t>
             </w:r>
             <w:r>
               <w:rPr>
@@ -2584,7 +2560,7 @@
                 <w:sz w:val="24"/>
                 <w:szCs w:val="24"/>
               </w:rPr>
-              <w:t>剑桥大学</w:t>
+              <w:t>浙江省交通运输科学研究院</w:t>
             </w:r>
             <w:r>
               <w:rPr>
@@ -2604,11 +2580,12 @@
                 <w:sz w:val="24"/>
                 <w:szCs w:val="24"/>
               </w:rPr>
-              <w:t>实验演示员</w:t>
+              <w:t>研究实习生</w:t>
             </w:r>
           </w:p>
           <w:p>
             <w:pPr>
+              <w:ind w:leftChars="200" w:left="420"/>
               <w:rPr>
                 <w:rFonts w:ascii="Times New Roman" w:eastAsia="仿宋" w:hAnsi="Times New Roman"/>
                 <w:color w:val="595959" w:themeColor="text1" w:themeTint="A6"/>
@@ -2624,7 +2601,7 @@
                 <w:szCs w:val="24"/>
               </w:rPr>
               <w:lastRenderedPageBreak/>
-              <w:t>·开展本科生土力学实验的教学演示</w:t>
+              <w:t>·开展山岭隧道激光扫描数据分析研究，实现</w:t>
             </w:r>
             <w:r>
               <w:rPr>
@@ -2633,7 +2610,16 @@
                 <w:sz w:val="24"/>
                 <w:szCs w:val="24"/>
               </w:rPr>
-              <w:t>，根据现场实验进度进行指导，针对实验报告和汇报进行评价</w:t>
+              <w:t>山岭</w:t>
+            </w:r>
+            <w:r>
+              <w:rPr>
+                <w:rFonts w:ascii="Times New Roman" w:eastAsia="仿宋" w:hAnsi="Times New Roman" w:hint="eastAsia"/>
+                <w:color w:val="595959" w:themeColor="text1" w:themeTint="A6"/>
+                <w:sz w:val="24"/>
+                <w:szCs w:val="24"/>
+              </w:rPr>
+              <w:t>隧道全断面超欠挖状态的自动化分析和展示</w:t>
             </w:r>
           </w:p>
           <w:p>
@@ -2660,7 +2646,7 @@
                 <w:sz w:val="24"/>
                 <w:szCs w:val="24"/>
               </w:rPr>
-              <w:t>2022.08</w:t>
+              <w:t>2019.09–2021.02</w:t>
             </w:r>
             <w:r>
               <w:rPr>
@@ -2680,7 +2666,7 @@
                 <w:sz w:val="24"/>
                 <w:szCs w:val="24"/>
               </w:rPr>
-              <w:t>浙江省交通运输科学研究院</w:t>
+              <w:t>同济大学</w:t>
             </w:r>
             <w:r>
               <w:rPr>
@@ -2700,11 +2686,12 @@
                 <w:sz w:val="24"/>
                 <w:szCs w:val="24"/>
               </w:rPr>
-              <w:t>研究实习生</w:t>
+              <w:t>助理管理员</w:t>
             </w:r>
           </w:p>
           <w:p>
             <w:pPr>
+              <w:ind w:leftChars="200" w:left="420"/>
               <w:rPr>
                 <w:rFonts w:ascii="Times New Roman" w:eastAsia="仿宋" w:hAnsi="Times New Roman"/>
                 <w:color w:val="595959" w:themeColor="text1" w:themeTint="A6"/>
@@ -2719,7 +2706,43 @@
                 <w:sz w:val="24"/>
                 <w:szCs w:val="24"/>
               </w:rPr>
-              <w:t>·开展山岭隧道激光扫描数据分析研究，实现隧道全断面超欠挖状态的自动化分析和展示</w:t>
+              <w:t>·协助学院</w:t>
+            </w:r>
+            <w:r>
+              <w:rPr>
+                <w:rFonts w:ascii="Times New Roman" w:eastAsia="仿宋" w:hAnsi="Times New Roman" w:hint="eastAsia"/>
+                <w:color w:val="595959" w:themeColor="text1" w:themeTint="A6"/>
+                <w:sz w:val="24"/>
+                <w:szCs w:val="24"/>
+              </w:rPr>
+              <w:t>开展</w:t>
+            </w:r>
+            <w:r>
+              <w:rPr>
+                <w:rFonts w:ascii="Times New Roman" w:eastAsia="仿宋" w:hAnsi="Times New Roman" w:hint="eastAsia"/>
+                <w:color w:val="595959" w:themeColor="text1" w:themeTint="A6"/>
+                <w:sz w:val="24"/>
+                <w:szCs w:val="24"/>
+              </w:rPr>
+              <w:t>学生思政</w:t>
+            </w:r>
+            <w:r>
+              <w:rPr>
+                <w:rFonts w:ascii="Times New Roman" w:eastAsia="仿宋" w:hAnsi="Times New Roman" w:hint="eastAsia"/>
+                <w:color w:val="595959" w:themeColor="text1" w:themeTint="A6"/>
+                <w:sz w:val="24"/>
+                <w:szCs w:val="24"/>
+              </w:rPr>
+              <w:t>和</w:t>
+            </w:r>
+            <w:r>
+              <w:rPr>
+                <w:rFonts w:ascii="Times New Roman" w:eastAsia="仿宋" w:hAnsi="Times New Roman" w:hint="eastAsia"/>
+                <w:color w:val="595959" w:themeColor="text1" w:themeTint="A6"/>
+                <w:sz w:val="24"/>
+                <w:szCs w:val="24"/>
+              </w:rPr>
+              <w:t>就业等工作</w:t>
             </w:r>
           </w:p>
           <w:p>
@@ -2732,8 +2755,6 @@
               <w:ind w:firstLineChars="0"/>
               <w:rPr>
                 <w:rFonts w:ascii="Times New Roman" w:eastAsia="仿宋" w:hAnsi="Times New Roman"/>
-                <w:b/>
-                <w:bCs/>
                 <w:sz w:val="24"/>
                 <w:szCs w:val="24"/>
               </w:rPr>
@@ -2746,7 +2767,7 @@
                 <w:sz w:val="24"/>
                 <w:szCs w:val="24"/>
               </w:rPr>
-              <w:t>2019.09–2021.02</w:t>
+              <w:t>2018.07–2018.08</w:t>
             </w:r>
             <w:r>
               <w:rPr>
@@ -2766,7 +2787,7 @@
                 <w:sz w:val="24"/>
                 <w:szCs w:val="24"/>
               </w:rPr>
-              <w:t>同济大学</w:t>
+              <w:t>上海隧道工程有限公司</w:t>
             </w:r>
             <w:r>
               <w:rPr>
@@ -2786,140 +2807,12 @@
                 <w:sz w:val="24"/>
                 <w:szCs w:val="24"/>
               </w:rPr>
-              <w:t>助理管理员</w:t>
+              <w:t>工程实习生</w:t>
             </w:r>
           </w:p>
           <w:p>
             <w:pPr>
-              <w:rPr>
-                <w:rFonts w:ascii="Times New Roman" w:eastAsia="仿宋" w:hAnsi="Times New Roman"/>
-                <w:sz w:val="24"/>
-                <w:szCs w:val="24"/>
-              </w:rPr>
-            </w:pPr>
-            <w:r>
-              <w:rPr>
-                <w:rFonts w:ascii="Times New Roman" w:eastAsia="仿宋" w:hAnsi="Times New Roman" w:hint="eastAsia"/>
-                <w:color w:val="595959" w:themeColor="text1" w:themeTint="A6"/>
-                <w:sz w:val="24"/>
-                <w:szCs w:val="24"/>
-              </w:rPr>
-              <w:t>·协助学院</w:t>
-            </w:r>
-            <w:r>
-              <w:rPr>
-                <w:rFonts w:ascii="Times New Roman" w:eastAsia="仿宋" w:hAnsi="Times New Roman" w:hint="eastAsia"/>
-                <w:color w:val="595959" w:themeColor="text1" w:themeTint="A6"/>
-                <w:sz w:val="24"/>
-                <w:szCs w:val="24"/>
-              </w:rPr>
-              <w:t>开展</w:t>
-            </w:r>
-            <w:r>
-              <w:rPr>
-                <w:rFonts w:ascii="Times New Roman" w:eastAsia="仿宋" w:hAnsi="Times New Roman" w:hint="eastAsia"/>
-                <w:color w:val="595959" w:themeColor="text1" w:themeTint="A6"/>
-                <w:sz w:val="24"/>
-                <w:szCs w:val="24"/>
-              </w:rPr>
-              <w:t>学生思政</w:t>
-            </w:r>
-            <w:r>
-              <w:rPr>
-                <w:rFonts w:ascii="Times New Roman" w:eastAsia="仿宋" w:hAnsi="Times New Roman" w:hint="eastAsia"/>
-                <w:color w:val="595959" w:themeColor="text1" w:themeTint="A6"/>
-                <w:sz w:val="24"/>
-                <w:szCs w:val="24"/>
-              </w:rPr>
-              <w:t>和</w:t>
-            </w:r>
-            <w:r>
-              <w:rPr>
-                <w:rFonts w:ascii="Times New Roman" w:eastAsia="仿宋" w:hAnsi="Times New Roman" w:hint="eastAsia"/>
-                <w:color w:val="595959" w:themeColor="text1" w:themeTint="A6"/>
-                <w:sz w:val="24"/>
-                <w:szCs w:val="24"/>
-              </w:rPr>
-              <w:t>就业等工作</w:t>
-            </w:r>
-          </w:p>
-          <w:p>
-            <w:pPr>
-              <w:pStyle w:val="a3"/>
-              <w:numPr>
-                <w:ilvl w:val="0"/>
-                <w:numId w:val="14"/>
-              </w:numPr>
-              <w:ind w:firstLineChars="0"/>
-              <w:rPr>
-                <w:rFonts w:ascii="Times New Roman" w:eastAsia="仿宋" w:hAnsi="Times New Roman"/>
-                <w:sz w:val="24"/>
-                <w:szCs w:val="24"/>
-              </w:rPr>
-            </w:pPr>
-            <w:r>
-              <w:rPr>
-                <w:rFonts w:ascii="Times New Roman" w:eastAsia="仿宋" w:hAnsi="Times New Roman"/>
-                <w:b/>
-                <w:bCs/>
-                <w:sz w:val="24"/>
-                <w:szCs w:val="24"/>
-              </w:rPr>
-              <w:t>2018.07–2018.08</w:t>
-            </w:r>
-            <w:r>
-              <w:rPr>
-                <w:rFonts w:ascii="Times New Roman" w:eastAsia="仿宋" w:hAnsi="Times New Roman" w:hint="eastAsia"/>
-                <w:b/>
-                <w:bCs/>
-                <w:sz w:val="24"/>
-                <w:szCs w:val="24"/>
-              </w:rPr>
-              <w:t>，</w:t>
-            </w:r>
-            <w:r>
-              <w:rPr>
-                <w:rFonts w:ascii="Times New Roman" w:eastAsia="仿宋" w:hAnsi="Times New Roman" w:hint="eastAsia"/>
-                <w:b/>
-                <w:bCs/>
-                <w:sz w:val="24"/>
-                <w:szCs w:val="24"/>
-              </w:rPr>
-              <w:t>上海隧道工程有限公司</w:t>
-            </w:r>
-            <w:r>
-              <w:rPr>
-                <w:rFonts w:ascii="Times New Roman" w:eastAsia="仿宋" w:hAnsi="Times New Roman" w:hint="eastAsia"/>
-                <w:b/>
-                <w:bCs/>
-                <w:sz w:val="24"/>
-                <w:szCs w:val="24"/>
-              </w:rPr>
-              <w:t>，</w:t>
-            </w:r>
-            <w:r>
-              <w:rPr>
-                <w:rFonts w:ascii="Times New Roman" w:eastAsia="仿宋" w:hAnsi="Times New Roman" w:hint="eastAsia"/>
-                <w:b/>
-                <w:bCs/>
-                <w:sz w:val="24"/>
-                <w:szCs w:val="24"/>
-              </w:rPr>
-              <w:t>工程实习生</w:t>
-            </w:r>
-            <w:r>
-              <w:rPr>
-                <w:rFonts w:ascii="Times New Roman" w:eastAsia="仿宋" w:hAnsi="Times New Roman"/>
-                <w:b/>
-                <w:bCs/>
-                <w:sz w:val="24"/>
-                <w:szCs w:val="24"/>
-              </w:rPr>
-              <w:tab/>
-            </w:r>
-          </w:p>
-          <w:p>
-            <w:pPr>
+              <w:ind w:leftChars="200" w:left="420"/>
               <w:rPr>
                 <w:rFonts w:ascii="Times New Roman" w:eastAsia="仿宋" w:hAnsi="Times New Roman"/>
                 <w:sz w:val="24"/>
@@ -5629,7 +5522,6 @@
                 <w:sz w:val="24"/>
                 <w:szCs w:val="24"/>
               </w:rPr>
-              <w:lastRenderedPageBreak/>
               <w:t>l</w:t>
             </w:r>
             <w:r>
@@ -5820,6 +5712,7 @@
                 <w:sz w:val="24"/>
                 <w:szCs w:val="24"/>
               </w:rPr>
+              <w:lastRenderedPageBreak/>
               <w:t>Chang, J., Thewes, M., Zhang, D., Huang, H.</w:t>
             </w:r>
             <w:r>
@@ -8953,33 +8846,41 @@
                 <w:sz w:val="24"/>
                 <w:szCs w:val="24"/>
               </w:rPr>
+              <w:t>Lin, W.</w:t>
+            </w:r>
+            <w:r>
+              <w:rPr>
+                <w:rFonts w:ascii="Times New Roman" w:eastAsia="仿宋" w:hAnsi="Times New Roman"/>
+                <w:sz w:val="24"/>
+                <w:szCs w:val="24"/>
+              </w:rPr>
+              <w:t xml:space="preserve">, </w:t>
+            </w:r>
+            <w:r>
+              <w:rPr>
+                <w:rFonts w:ascii="Times New Roman" w:eastAsia="仿宋" w:hAnsi="Times New Roman"/>
+                <w:sz w:val="24"/>
+                <w:szCs w:val="24"/>
+                <w:u w:val="single"/>
+              </w:rPr>
+              <w:t>Xie, X.</w:t>
+            </w:r>
+            <w:r>
+              <w:rPr>
+                <w:rFonts w:ascii="Times New Roman" w:eastAsia="仿宋" w:hAnsi="Times New Roman"/>
+                <w:sz w:val="24"/>
+                <w:szCs w:val="24"/>
+              </w:rPr>
+              <w:t xml:space="preserve">*, Li, P., Xiao, B., Lu, X., Feng, B., Jin, P., &amp; Hu, Y. (2022). Prediction of settlement induced by tidal fluctuation for underwater shield tunnel during service based on historical monitoring </w:t>
+            </w:r>
+            <w:r>
+              <w:rPr>
+                <w:rFonts w:ascii="Times New Roman" w:eastAsia="仿宋" w:hAnsi="Times New Roman"/>
+                <w:sz w:val="24"/>
+                <w:szCs w:val="24"/>
+              </w:rPr>
               <w:lastRenderedPageBreak/>
-              <w:t>Lin, W.</w:t>
-            </w:r>
-            <w:r>
-              <w:rPr>
-                <w:rFonts w:ascii="Times New Roman" w:eastAsia="仿宋" w:hAnsi="Times New Roman"/>
-                <w:sz w:val="24"/>
-                <w:szCs w:val="24"/>
-              </w:rPr>
-              <w:t xml:space="preserve">, </w:t>
-            </w:r>
-            <w:r>
-              <w:rPr>
-                <w:rFonts w:ascii="Times New Roman" w:eastAsia="仿宋" w:hAnsi="Times New Roman"/>
-                <w:sz w:val="24"/>
-                <w:szCs w:val="24"/>
-                <w:u w:val="single"/>
-              </w:rPr>
-              <w:t>Xie, X.</w:t>
-            </w:r>
-            <w:r>
-              <w:rPr>
-                <w:rFonts w:ascii="Times New Roman" w:eastAsia="仿宋" w:hAnsi="Times New Roman"/>
-                <w:sz w:val="24"/>
-                <w:szCs w:val="24"/>
-              </w:rPr>
-              <w:t xml:space="preserve">*, Li, P., Xiao, B., Lu, X., Feng, B., Jin, P., &amp; Hu, Y. (2022). Prediction of settlement induced by tidal fluctuation for underwater shield tunnel during service based on historical monitoring data. 2022 8th International Conference on Hydraulic and Civil Engineering: Deep Space Intelligent Development and Utilization Forum (ICHCE), 1042–1047. </w:t>
+              <w:t xml:space="preserve">data. 2022 8th International Conference on Hydraulic and Civil Engineering: Deep Space Intelligent Development and Utilization Forum (ICHCE), 1042–1047. </w:t>
             </w:r>
             <w:r>
               <w:rPr>
@@ -12033,7 +11934,6 @@
                 <w:sz w:val="24"/>
                 <w:szCs w:val="24"/>
               </w:rPr>
-              <w:lastRenderedPageBreak/>
               <w:t>用于大规模盾构隧道点云自动处理的计算机视觉技术</w:t>
             </w:r>
             <w:r>
@@ -12117,6 +12017,7 @@
                 <w:sz w:val="24"/>
                 <w:szCs w:val="24"/>
               </w:rPr>
+              <w:lastRenderedPageBreak/>
               <w:t>会议海报</w:t>
             </w:r>
           </w:p>
@@ -13714,7 +13615,6 @@
                 <w:sz w:val="24"/>
                 <w:szCs w:val="24"/>
               </w:rPr>
-              <w:lastRenderedPageBreak/>
               <w:t>国网上海市电力公司</w:t>
             </w:r>
             <w:r>

--- a/files/简历.docx
+++ b/files/简历.docx
@@ -125,6 +125,8 @@
             <w:pPr>
               <w:rPr>
                 <w:rFonts w:ascii="Times New Roman" w:eastAsia="仿宋" w:hAnsi="Times New Roman"/>
+                <w:b/>
+                <w:bCs/>
                 <w:sz w:val="24"/>
                 <w:szCs w:val="24"/>
               </w:rPr>
@@ -139,45 +141,126 @@
               </w:rPr>
               <w:t>个人简介：</w:t>
             </w:r>
-            <w:r>
-              <w:rPr>
-                <w:rFonts w:ascii="Times New Roman" w:eastAsia="仿宋" w:hAnsi="Times New Roman" w:hint="eastAsia"/>
-                <w:sz w:val="24"/>
-                <w:szCs w:val="24"/>
-              </w:rPr>
-              <w:t>福建莆田</w:t>
-            </w:r>
-            <w:r>
-              <w:rPr>
-                <w:rFonts w:ascii="Times New Roman" w:eastAsia="仿宋" w:hAnsi="Times New Roman" w:hint="eastAsia"/>
-                <w:sz w:val="24"/>
-                <w:szCs w:val="24"/>
-              </w:rPr>
-              <w:t>人，工</w:t>
-            </w:r>
-            <w:r>
-              <w:rPr>
-                <w:rFonts w:ascii="Times New Roman" w:eastAsia="仿宋" w:hAnsi="Times New Roman" w:hint="eastAsia"/>
-                <w:sz w:val="24"/>
-                <w:szCs w:val="24"/>
-              </w:rPr>
-              <w:t>学博士，现任福州大学土木工程学院智能建造系副教授。主要从事地下基础设施智能建造和维养相关研究，涵盖</w:t>
-            </w:r>
-            <w:r>
-              <w:rPr>
-                <w:rFonts w:ascii="Times New Roman" w:eastAsia="仿宋" w:hAnsi="Times New Roman" w:hint="eastAsia"/>
-                <w:sz w:val="24"/>
-                <w:szCs w:val="24"/>
-              </w:rPr>
-              <w:t>计算机视觉、深度学习、数字孪生、结构性能</w:t>
-            </w:r>
-            <w:r>
-              <w:rPr>
-                <w:rFonts w:ascii="Times New Roman" w:eastAsia="仿宋" w:hAnsi="Times New Roman" w:hint="eastAsia"/>
-                <w:sz w:val="24"/>
-                <w:szCs w:val="24"/>
-              </w:rPr>
-              <w:t>评估等方向。参与国家重点研发计划课题和国家自然科学基金重点项目等国家级研究课题多项，</w:t>
+          </w:p>
+          <w:p>
+            <w:pPr>
+              <w:rPr>
+                <w:rFonts w:ascii="Times New Roman" w:eastAsia="仿宋" w:hAnsi="Times New Roman"/>
+                <w:sz w:val="24"/>
+                <w:szCs w:val="24"/>
+              </w:rPr>
+            </w:pPr>
+            <w:r>
+              <w:rPr>
+                <w:rFonts w:ascii="Times New Roman" w:eastAsia="仿宋" w:hAnsi="Times New Roman" w:hint="eastAsia"/>
+                <w:sz w:val="24"/>
+                <w:szCs w:val="24"/>
+              </w:rPr>
+              <w:t>林威，</w:t>
+            </w:r>
+            <w:r>
+              <w:rPr>
+                <w:rFonts w:ascii="Times New Roman" w:eastAsia="仿宋" w:hAnsi="Times New Roman" w:hint="eastAsia"/>
+                <w:sz w:val="24"/>
+                <w:szCs w:val="24"/>
+              </w:rPr>
+              <w:t>福建莆田人，工学博士</w:t>
+            </w:r>
+            <w:r>
+              <w:rPr>
+                <w:rFonts w:ascii="Times New Roman" w:eastAsia="仿宋" w:hAnsi="Times New Roman" w:hint="eastAsia"/>
+                <w:sz w:val="24"/>
+                <w:szCs w:val="24"/>
+              </w:rPr>
+              <w:t>，</w:t>
+            </w:r>
+            <w:r>
+              <w:rPr>
+                <w:rFonts w:ascii="Times New Roman" w:eastAsia="仿宋" w:hAnsi="Times New Roman" w:hint="eastAsia"/>
+                <w:sz w:val="24"/>
+                <w:szCs w:val="24"/>
+              </w:rPr>
+              <w:t>现任福州大学土木工程学院智能建造系副教授</w:t>
+            </w:r>
+            <w:r>
+              <w:rPr>
+                <w:rFonts w:ascii="Times New Roman" w:eastAsia="仿宋" w:hAnsi="Times New Roman" w:hint="eastAsia"/>
+                <w:sz w:val="24"/>
+                <w:szCs w:val="24"/>
+              </w:rPr>
+              <w:t>，毕业于同济大学（剑桥大学联合培养）</w:t>
+            </w:r>
+            <w:r>
+              <w:rPr>
+                <w:rFonts w:ascii="Times New Roman" w:eastAsia="仿宋" w:hAnsi="Times New Roman" w:hint="eastAsia"/>
+                <w:sz w:val="24"/>
+                <w:szCs w:val="24"/>
+              </w:rPr>
+              <w:t>，福建省</w:t>
+            </w:r>
+            <w:r>
+              <w:rPr>
+                <w:rFonts w:ascii="Times New Roman" w:eastAsia="仿宋" w:hAnsi="Times New Roman"/>
+                <w:sz w:val="24"/>
+                <w:szCs w:val="24"/>
+              </w:rPr>
+              <w:t>2025</w:t>
+            </w:r>
+            <w:r>
+              <w:rPr>
+                <w:rFonts w:ascii="Times New Roman" w:eastAsia="仿宋" w:hAnsi="Times New Roman"/>
+                <w:sz w:val="24"/>
+                <w:szCs w:val="24"/>
+              </w:rPr>
+              <w:t>届引进生</w:t>
+            </w:r>
+            <w:r>
+              <w:rPr>
+                <w:rFonts w:ascii="Times New Roman" w:eastAsia="仿宋" w:hAnsi="Times New Roman" w:hint="eastAsia"/>
+                <w:sz w:val="24"/>
+                <w:szCs w:val="24"/>
+              </w:rPr>
+              <w:t>。主要从事地下基础设施智能建造和维养相关研究</w:t>
+            </w:r>
+            <w:r>
+              <w:rPr>
+                <w:rFonts w:ascii="Times New Roman" w:eastAsia="仿宋" w:hAnsi="Times New Roman" w:hint="eastAsia"/>
+                <w:sz w:val="24"/>
+                <w:szCs w:val="24"/>
+              </w:rPr>
+              <w:t>（面向韧性城市</w:t>
+            </w:r>
+            <w:r>
+              <w:rPr>
+                <w:rFonts w:ascii="Times New Roman" w:eastAsia="仿宋" w:hAnsi="Times New Roman" w:hint="eastAsia"/>
+                <w:sz w:val="24"/>
+                <w:szCs w:val="24"/>
+              </w:rPr>
+              <w:t>和智慧城市</w:t>
+            </w:r>
+            <w:r>
+              <w:rPr>
+                <w:rFonts w:ascii="Times New Roman" w:eastAsia="仿宋" w:hAnsi="Times New Roman" w:hint="eastAsia"/>
+                <w:sz w:val="24"/>
+                <w:szCs w:val="24"/>
+              </w:rPr>
+              <w:t>）</w:t>
+            </w:r>
+            <w:r>
+              <w:rPr>
+                <w:rFonts w:ascii="Times New Roman" w:eastAsia="仿宋" w:hAnsi="Times New Roman" w:hint="eastAsia"/>
+                <w:sz w:val="24"/>
+                <w:szCs w:val="24"/>
+              </w:rPr>
+              <w:t>，涵盖计算机视觉、深度学习、数字孪生、结构性能评估</w:t>
+            </w:r>
+            <w:r>
+              <w:rPr>
+                <w:rFonts w:ascii="Times New Roman" w:eastAsia="仿宋" w:hAnsi="Times New Roman" w:hint="eastAsia"/>
+                <w:sz w:val="24"/>
+                <w:szCs w:val="24"/>
+              </w:rPr>
+              <w:t>等方向。参与国家重点研发计划课题和国家自然科学基金重点项目等国家级研究课题多项，</w:t>
             </w:r>
             <w:r>
               <w:rPr>
@@ -209,63 +292,7 @@
                 <w:sz w:val="24"/>
                 <w:szCs w:val="24"/>
               </w:rPr>
-              <w:t>（</w:t>
-            </w:r>
-            <w:r>
-              <w:rPr>
-                <w:rFonts w:ascii="Times New Roman" w:eastAsia="仿宋" w:hAnsi="Times New Roman" w:hint="eastAsia"/>
-                <w:sz w:val="24"/>
-                <w:szCs w:val="24"/>
-              </w:rPr>
-              <w:t>以第一作者发表</w:t>
-            </w:r>
-            <w:r>
-              <w:rPr>
-                <w:rFonts w:ascii="Times New Roman" w:eastAsia="仿宋" w:hAnsi="Times New Roman"/>
-                <w:sz w:val="24"/>
-                <w:szCs w:val="24"/>
-              </w:rPr>
-              <w:t>SCI/EI</w:t>
-            </w:r>
-            <w:r>
-              <w:rPr>
-                <w:rFonts w:ascii="Times New Roman" w:eastAsia="仿宋" w:hAnsi="Times New Roman"/>
-                <w:sz w:val="24"/>
-                <w:szCs w:val="24"/>
-              </w:rPr>
-              <w:t>论文</w:t>
-            </w:r>
-            <w:r>
-              <w:rPr>
-                <w:rFonts w:ascii="Times New Roman" w:eastAsia="仿宋" w:hAnsi="Times New Roman" w:hint="eastAsia"/>
-                <w:sz w:val="24"/>
-                <w:szCs w:val="24"/>
-              </w:rPr>
-              <w:t>1</w:t>
-            </w:r>
-            <w:r>
-              <w:rPr>
-                <w:rFonts w:ascii="Times New Roman" w:eastAsia="仿宋" w:hAnsi="Times New Roman"/>
-                <w:sz w:val="24"/>
-                <w:szCs w:val="24"/>
-              </w:rPr>
-              <w:t>0</w:t>
-            </w:r>
-            <w:r>
-              <w:rPr>
-                <w:rFonts w:ascii="Times New Roman" w:eastAsia="仿宋" w:hAnsi="Times New Roman"/>
-                <w:sz w:val="24"/>
-                <w:szCs w:val="24"/>
-              </w:rPr>
-              <w:t>篇</w:t>
-            </w:r>
-            <w:r>
-              <w:rPr>
-                <w:rFonts w:ascii="Times New Roman" w:eastAsia="仿宋" w:hAnsi="Times New Roman" w:hint="eastAsia"/>
-                <w:sz w:val="24"/>
-                <w:szCs w:val="24"/>
-              </w:rPr>
-              <w:t>），申请发明专利</w:t>
+              <w:t>，申请发明专利</w:t>
             </w:r>
             <w:r>
               <w:rPr>
@@ -1627,7 +1654,7 @@
             <w:pPr>
               <w:ind w:leftChars="200" w:left="420"/>
               <w:rPr>
-                <w:rFonts w:ascii="Times New Roman" w:eastAsia="仿宋" w:hAnsi="Times New Roman" w:hint="eastAsia"/>
+                <w:rFonts w:ascii="Times New Roman" w:eastAsia="仿宋" w:hAnsi="Times New Roman"/>
                 <w:color w:val="595959" w:themeColor="text1" w:themeTint="A6"/>
                 <w:sz w:val="24"/>
                 <w:szCs w:val="24"/>
@@ -2504,6 +2531,7 @@
                 <w:sz w:val="24"/>
                 <w:szCs w:val="24"/>
               </w:rPr>
+              <w:lastRenderedPageBreak/>
               <w:t>·开展土力学实验的教学演示</w:t>
             </w:r>
             <w:r>
@@ -2600,7 +2628,6 @@
                 <w:sz w:val="24"/>
                 <w:szCs w:val="24"/>
               </w:rPr>
-              <w:lastRenderedPageBreak/>
               <w:t>·开展山岭隧道激光扫描数据分析研究，实现</w:t>
             </w:r>
             <w:r>
@@ -5522,6 +5549,7 @@
                 <w:sz w:val="24"/>
                 <w:szCs w:val="24"/>
               </w:rPr>
+              <w:lastRenderedPageBreak/>
               <w:t>l</w:t>
             </w:r>
             <w:r>
@@ -5712,7 +5740,6 @@
                 <w:sz w:val="24"/>
                 <w:szCs w:val="24"/>
               </w:rPr>
-              <w:lastRenderedPageBreak/>
               <w:t>Chang, J., Thewes, M., Zhang, D., Huang, H.</w:t>
             </w:r>
             <w:r>
@@ -8846,6 +8873,7 @@
                 <w:sz w:val="24"/>
                 <w:szCs w:val="24"/>
               </w:rPr>
+              <w:lastRenderedPageBreak/>
               <w:t>Lin, W.</w:t>
             </w:r>
             <w:r>
@@ -8871,16 +8899,7 @@
                 <w:sz w:val="24"/>
                 <w:szCs w:val="24"/>
               </w:rPr>
-              <w:t xml:space="preserve">*, Li, P., Xiao, B., Lu, X., Feng, B., Jin, P., &amp; Hu, Y. (2022). Prediction of settlement induced by tidal fluctuation for underwater shield tunnel during service based on historical monitoring </w:t>
-            </w:r>
-            <w:r>
-              <w:rPr>
-                <w:rFonts w:ascii="Times New Roman" w:eastAsia="仿宋" w:hAnsi="Times New Roman"/>
-                <w:sz w:val="24"/>
-                <w:szCs w:val="24"/>
-              </w:rPr>
-              <w:lastRenderedPageBreak/>
-              <w:t xml:space="preserve">data. 2022 8th International Conference on Hydraulic and Civil Engineering: Deep Space Intelligent Development and Utilization Forum (ICHCE), 1042–1047. </w:t>
+              <w:t xml:space="preserve">*, Li, P., Xiao, B., Lu, X., Feng, B., Jin, P., &amp; Hu, Y. (2022). Prediction of settlement induced by tidal fluctuation for underwater shield tunnel during service based on historical monitoring data. 2022 8th International Conference on Hydraulic and Civil Engineering: Deep Space Intelligent Development and Utilization Forum (ICHCE), 1042–1047. </w:t>
             </w:r>
             <w:r>
               <w:rPr>
@@ -11934,6 +11953,7 @@
                 <w:sz w:val="24"/>
                 <w:szCs w:val="24"/>
               </w:rPr>
+              <w:lastRenderedPageBreak/>
               <w:t>用于大规模盾构隧道点云自动处理的计算机视觉技术</w:t>
             </w:r>
             <w:r>
@@ -12017,7 +12037,6 @@
                 <w:sz w:val="24"/>
                 <w:szCs w:val="24"/>
               </w:rPr>
-              <w:lastRenderedPageBreak/>
               <w:t>会议海报</w:t>
             </w:r>
           </w:p>
@@ -13615,6 +13634,7 @@
                 <w:sz w:val="24"/>
                 <w:szCs w:val="24"/>
               </w:rPr>
+              <w:lastRenderedPageBreak/>
               <w:t>国网上海市电力公司</w:t>
             </w:r>
             <w:r>

--- a/files/简历.docx
+++ b/files/简历.docx
@@ -377,15 +377,6 @@
               <w:t>https://scholar.google.com/citations?user=sqagIuoAAAAJ</w:t>
             </w:r>
           </w:p>
-          <w:p>
-            <w:pPr>
-              <w:rPr>
-                <w:rFonts w:ascii="Times New Roman" w:eastAsia="仿宋" w:hAnsi="Times New Roman"/>
-                <w:sz w:val="24"/>
-                <w:szCs w:val="24"/>
-              </w:rPr>
-            </w:pPr>
-          </w:p>
         </w:tc>
         <w:tc>
           <w:tcPr>
@@ -2531,7 +2522,6 @@
                 <w:sz w:val="24"/>
                 <w:szCs w:val="24"/>
               </w:rPr>
-              <w:lastRenderedPageBreak/>
               <w:t>·开展土力学实验的教学演示</w:t>
             </w:r>
             <w:r>
@@ -2568,6 +2558,7 @@
                 <w:sz w:val="24"/>
                 <w:szCs w:val="24"/>
               </w:rPr>
+              <w:lastRenderedPageBreak/>
               <w:t>2022.08</w:t>
             </w:r>
             <w:r>
@@ -5549,104 +5540,112 @@
                 <w:sz w:val="24"/>
                 <w:szCs w:val="24"/>
               </w:rPr>
+              <w:t>l</w:t>
+            </w:r>
+            <w:r>
+              <w:rPr>
+                <w:rFonts w:ascii="Times New Roman" w:eastAsia="仿宋" w:hAnsi="Times New Roman"/>
+                <w:sz w:val="24"/>
+                <w:szCs w:val="24"/>
+              </w:rPr>
+              <w:t xml:space="preserve">ining </w:t>
+            </w:r>
+            <w:r>
+              <w:rPr>
+                <w:rFonts w:ascii="Times New Roman" w:eastAsia="仿宋" w:hAnsi="Times New Roman"/>
+                <w:sz w:val="24"/>
+                <w:szCs w:val="24"/>
+              </w:rPr>
+              <w:t>p</w:t>
+            </w:r>
+            <w:r>
+              <w:rPr>
+                <w:rFonts w:ascii="Times New Roman" w:eastAsia="仿宋" w:hAnsi="Times New Roman"/>
+                <w:sz w:val="24"/>
+                <w:szCs w:val="24"/>
+              </w:rPr>
+              <w:t xml:space="preserve">oint </w:t>
+            </w:r>
+            <w:r>
+              <w:rPr>
+                <w:rFonts w:ascii="Times New Roman" w:eastAsia="仿宋" w:hAnsi="Times New Roman"/>
+                <w:sz w:val="24"/>
+                <w:szCs w:val="24"/>
+              </w:rPr>
+              <w:t>c</w:t>
+            </w:r>
+            <w:r>
+              <w:rPr>
+                <w:rFonts w:ascii="Times New Roman" w:eastAsia="仿宋" w:hAnsi="Times New Roman"/>
+                <w:sz w:val="24"/>
+                <w:szCs w:val="24"/>
+              </w:rPr>
+              <w:t xml:space="preserve">loud </w:t>
+            </w:r>
+            <w:r>
+              <w:rPr>
+                <w:rFonts w:ascii="Times New Roman" w:eastAsia="仿宋" w:hAnsi="Times New Roman"/>
+                <w:sz w:val="24"/>
+                <w:szCs w:val="24"/>
+              </w:rPr>
+              <w:t>c</w:t>
+            </w:r>
+            <w:r>
+              <w:rPr>
+                <w:rFonts w:ascii="Times New Roman" w:eastAsia="仿宋" w:hAnsi="Times New Roman"/>
+                <w:sz w:val="24"/>
+                <w:szCs w:val="24"/>
+              </w:rPr>
+              <w:t xml:space="preserve">omponent </w:t>
+            </w:r>
+            <w:r>
+              <w:rPr>
+                <w:rFonts w:ascii="Times New Roman" w:eastAsia="仿宋" w:hAnsi="Times New Roman"/>
+                <w:sz w:val="24"/>
+                <w:szCs w:val="24"/>
+              </w:rPr>
+              <w:t>s</w:t>
+            </w:r>
+            <w:r>
+              <w:rPr>
+                <w:rFonts w:ascii="Times New Roman" w:eastAsia="仿宋" w:hAnsi="Times New Roman"/>
+                <w:sz w:val="24"/>
+                <w:szCs w:val="24"/>
+              </w:rPr>
+              <w:t>egmentation</w:t>
+            </w:r>
+            <w:r>
+              <w:rPr>
+                <w:rFonts w:ascii="Times New Roman" w:eastAsia="仿宋" w:hAnsi="Times New Roman"/>
+                <w:sz w:val="24"/>
+                <w:szCs w:val="24"/>
+              </w:rPr>
+              <w:t>. Tunnelling and Underground Space Technology</w:t>
+            </w:r>
+            <w:r>
+              <w:rPr>
+                <w:rFonts w:ascii="Times New Roman" w:eastAsia="仿宋" w:hAnsi="Times New Roman" w:hint="eastAsia"/>
+                <w:sz w:val="24"/>
+                <w:szCs w:val="24"/>
+              </w:rPr>
+              <w:t>,</w:t>
+            </w:r>
+            <w:r>
+              <w:rPr>
+                <w:rFonts w:ascii="Times New Roman" w:eastAsia="仿宋" w:hAnsi="Times New Roman"/>
+                <w:sz w:val="24"/>
+                <w:szCs w:val="24"/>
+              </w:rPr>
+              <w:t xml:space="preserve"> 158, </w:t>
+            </w:r>
+            <w:r>
+              <w:rPr>
+                <w:rFonts w:ascii="Times New Roman" w:eastAsia="仿宋" w:hAnsi="Times New Roman"/>
+                <w:sz w:val="24"/>
+                <w:szCs w:val="24"/>
+              </w:rPr>
               <w:lastRenderedPageBreak/>
-              <w:t>l</w:t>
-            </w:r>
-            <w:r>
-              <w:rPr>
-                <w:rFonts w:ascii="Times New Roman" w:eastAsia="仿宋" w:hAnsi="Times New Roman"/>
-                <w:sz w:val="24"/>
-                <w:szCs w:val="24"/>
-              </w:rPr>
-              <w:t xml:space="preserve">ining </w:t>
-            </w:r>
-            <w:r>
-              <w:rPr>
-                <w:rFonts w:ascii="Times New Roman" w:eastAsia="仿宋" w:hAnsi="Times New Roman"/>
-                <w:sz w:val="24"/>
-                <w:szCs w:val="24"/>
-              </w:rPr>
-              <w:t>p</w:t>
-            </w:r>
-            <w:r>
-              <w:rPr>
-                <w:rFonts w:ascii="Times New Roman" w:eastAsia="仿宋" w:hAnsi="Times New Roman"/>
-                <w:sz w:val="24"/>
-                <w:szCs w:val="24"/>
-              </w:rPr>
-              <w:t xml:space="preserve">oint </w:t>
-            </w:r>
-            <w:r>
-              <w:rPr>
-                <w:rFonts w:ascii="Times New Roman" w:eastAsia="仿宋" w:hAnsi="Times New Roman"/>
-                <w:sz w:val="24"/>
-                <w:szCs w:val="24"/>
-              </w:rPr>
-              <w:t>c</w:t>
-            </w:r>
-            <w:r>
-              <w:rPr>
-                <w:rFonts w:ascii="Times New Roman" w:eastAsia="仿宋" w:hAnsi="Times New Roman"/>
-                <w:sz w:val="24"/>
-                <w:szCs w:val="24"/>
-              </w:rPr>
-              <w:t xml:space="preserve">loud </w:t>
-            </w:r>
-            <w:r>
-              <w:rPr>
-                <w:rFonts w:ascii="Times New Roman" w:eastAsia="仿宋" w:hAnsi="Times New Roman"/>
-                <w:sz w:val="24"/>
-                <w:szCs w:val="24"/>
-              </w:rPr>
-              <w:t>c</w:t>
-            </w:r>
-            <w:r>
-              <w:rPr>
-                <w:rFonts w:ascii="Times New Roman" w:eastAsia="仿宋" w:hAnsi="Times New Roman"/>
-                <w:sz w:val="24"/>
-                <w:szCs w:val="24"/>
-              </w:rPr>
-              <w:t xml:space="preserve">omponent </w:t>
-            </w:r>
-            <w:r>
-              <w:rPr>
-                <w:rFonts w:ascii="Times New Roman" w:eastAsia="仿宋" w:hAnsi="Times New Roman"/>
-                <w:sz w:val="24"/>
-                <w:szCs w:val="24"/>
-              </w:rPr>
-              <w:t>s</w:t>
-            </w:r>
-            <w:r>
-              <w:rPr>
-                <w:rFonts w:ascii="Times New Roman" w:eastAsia="仿宋" w:hAnsi="Times New Roman"/>
-                <w:sz w:val="24"/>
-                <w:szCs w:val="24"/>
-              </w:rPr>
-              <w:t>egmentation</w:t>
-            </w:r>
-            <w:r>
-              <w:rPr>
-                <w:rFonts w:ascii="Times New Roman" w:eastAsia="仿宋" w:hAnsi="Times New Roman"/>
-                <w:sz w:val="24"/>
-                <w:szCs w:val="24"/>
-              </w:rPr>
-              <w:t>. Tunnelling and Underground Space Technology</w:t>
-            </w:r>
-            <w:r>
-              <w:rPr>
-                <w:rFonts w:ascii="Times New Roman" w:eastAsia="仿宋" w:hAnsi="Times New Roman" w:hint="eastAsia"/>
-                <w:sz w:val="24"/>
-                <w:szCs w:val="24"/>
-              </w:rPr>
-              <w:t>,</w:t>
-            </w:r>
-            <w:r>
-              <w:rPr>
-                <w:rFonts w:ascii="Times New Roman" w:eastAsia="仿宋" w:hAnsi="Times New Roman"/>
-                <w:sz w:val="24"/>
-                <w:szCs w:val="24"/>
-              </w:rPr>
-              <w:t xml:space="preserve"> 158, 106401</w:t>
+              <w:t>106401</w:t>
             </w:r>
             <w:r>
               <w:rPr>
@@ -8873,33 +8872,41 @@
                 <w:sz w:val="24"/>
                 <w:szCs w:val="24"/>
               </w:rPr>
+              <w:t>Lin, W.</w:t>
+            </w:r>
+            <w:r>
+              <w:rPr>
+                <w:rFonts w:ascii="Times New Roman" w:eastAsia="仿宋" w:hAnsi="Times New Roman"/>
+                <w:sz w:val="24"/>
+                <w:szCs w:val="24"/>
+              </w:rPr>
+              <w:t xml:space="preserve">, </w:t>
+            </w:r>
+            <w:r>
+              <w:rPr>
+                <w:rFonts w:ascii="Times New Roman" w:eastAsia="仿宋" w:hAnsi="Times New Roman"/>
+                <w:sz w:val="24"/>
+                <w:szCs w:val="24"/>
+                <w:u w:val="single"/>
+              </w:rPr>
+              <w:t>Xie, X.</w:t>
+            </w:r>
+            <w:r>
+              <w:rPr>
+                <w:rFonts w:ascii="Times New Roman" w:eastAsia="仿宋" w:hAnsi="Times New Roman"/>
+                <w:sz w:val="24"/>
+                <w:szCs w:val="24"/>
+              </w:rPr>
+              <w:t xml:space="preserve">*, Li, P., Xiao, B., Lu, X., Feng, B., Jin, P., &amp; Hu, Y. (2022). Prediction of settlement </w:t>
+            </w:r>
+            <w:r>
+              <w:rPr>
+                <w:rFonts w:ascii="Times New Roman" w:eastAsia="仿宋" w:hAnsi="Times New Roman"/>
+                <w:sz w:val="24"/>
+                <w:szCs w:val="24"/>
+              </w:rPr>
               <w:lastRenderedPageBreak/>
-              <w:t>Lin, W.</w:t>
-            </w:r>
-            <w:r>
-              <w:rPr>
-                <w:rFonts w:ascii="Times New Roman" w:eastAsia="仿宋" w:hAnsi="Times New Roman"/>
-                <w:sz w:val="24"/>
-                <w:szCs w:val="24"/>
-              </w:rPr>
-              <w:t xml:space="preserve">, </w:t>
-            </w:r>
-            <w:r>
-              <w:rPr>
-                <w:rFonts w:ascii="Times New Roman" w:eastAsia="仿宋" w:hAnsi="Times New Roman"/>
-                <w:sz w:val="24"/>
-                <w:szCs w:val="24"/>
-                <w:u w:val="single"/>
-              </w:rPr>
-              <w:t>Xie, X.</w:t>
-            </w:r>
-            <w:r>
-              <w:rPr>
-                <w:rFonts w:ascii="Times New Roman" w:eastAsia="仿宋" w:hAnsi="Times New Roman"/>
-                <w:sz w:val="24"/>
-                <w:szCs w:val="24"/>
-              </w:rPr>
-              <w:t xml:space="preserve">*, Li, P., Xiao, B., Lu, X., Feng, B., Jin, P., &amp; Hu, Y. (2022). Prediction of settlement induced by tidal fluctuation for underwater shield tunnel during service based on historical monitoring data. 2022 8th International Conference on Hydraulic and Civil Engineering: Deep Space Intelligent Development and Utilization Forum (ICHCE), 1042–1047. </w:t>
+              <w:t xml:space="preserve">induced by tidal fluctuation for underwater shield tunnel during service based on historical monitoring data. 2022 8th International Conference on Hydraulic and Civil Engineering: Deep Space Intelligent Development and Utilization Forum (ICHCE), 1042–1047. </w:t>
             </w:r>
             <w:r>
               <w:rPr>
@@ -11089,15 +11096,7 @@
                 <w:sz w:val="24"/>
                 <w:szCs w:val="24"/>
               </w:rPr>
-              <w:t>,</w:t>
-            </w:r>
-            <w:r>
-              <w:rPr>
-                <w:rFonts w:ascii="Times New Roman" w:eastAsia="仿宋" w:hAnsi="Times New Roman"/>
-                <w:sz w:val="24"/>
-                <w:szCs w:val="24"/>
-              </w:rPr>
-              <w:t xml:space="preserve"> </w:t>
+              <w:t>，</w:t>
             </w:r>
             <w:r>
               <w:rPr>
@@ -11328,7 +11327,7 @@
                 <w:sz w:val="24"/>
                 <w:szCs w:val="24"/>
               </w:rPr>
-              <w:t xml:space="preserve">, </w:t>
+              <w:t>，</w:t>
             </w:r>
             <w:r>
               <w:rPr>
@@ -11503,7 +11502,7 @@
                 <w:sz w:val="24"/>
                 <w:szCs w:val="24"/>
               </w:rPr>
-              <w:t xml:space="preserve">, </w:t>
+              <w:t>，</w:t>
             </w:r>
             <w:r>
               <w:rPr>
@@ -11653,7 +11652,23 @@
                 <w:sz w:val="24"/>
                 <w:szCs w:val="24"/>
               </w:rPr>
-              <w:t>Refined perception and management of ring-wise deformation for segmental linings using 3D deep learning and BIM, Eighth International Symposium on Life-Cycle Civil Engineering (IALCCE 2023)</w:t>
+              <w:t>Refined perception and management of ring-wise deformation for segmental linings using 3D deep learning and BIM</w:t>
+            </w:r>
+            <w:r>
+              <w:rPr>
+                <w:rFonts w:ascii="Times New Roman" w:eastAsia="仿宋" w:hAnsi="Times New Roman" w:hint="eastAsia"/>
+                <w:sz w:val="24"/>
+                <w:szCs w:val="24"/>
+              </w:rPr>
+              <w:t>，</w:t>
+            </w:r>
+            <w:r>
+              <w:rPr>
+                <w:rFonts w:ascii="Times New Roman" w:eastAsia="仿宋" w:hAnsi="Times New Roman"/>
+                <w:sz w:val="24"/>
+                <w:szCs w:val="24"/>
+              </w:rPr>
+              <w:t>Eighth International Symposium on Life-Cycle Civil Engineering (IALCCE 2023)</w:t>
             </w:r>
             <w:r>
               <w:rPr>
@@ -11724,15 +11739,15 @@
                 <w:sz w:val="24"/>
                 <w:szCs w:val="24"/>
               </w:rPr>
-              <w:t>,</w:t>
-            </w:r>
-            <w:r>
-              <w:rPr>
-                <w:rFonts w:ascii="Times New Roman" w:eastAsia="仿宋" w:hAnsi="Times New Roman"/>
-                <w:sz w:val="24"/>
-                <w:szCs w:val="24"/>
-              </w:rPr>
-              <w:t xml:space="preserve"> hyperTunnel</w:t>
+              <w:t>，</w:t>
+            </w:r>
+            <w:r>
+              <w:rPr>
+                <w:rFonts w:ascii="Times New Roman" w:eastAsia="仿宋" w:hAnsi="Times New Roman"/>
+                <w:sz w:val="24"/>
+                <w:szCs w:val="24"/>
+              </w:rPr>
+              <w:t>hyperTunnel</w:t>
             </w:r>
             <w:r>
               <w:rPr>
@@ -11795,7 +11810,23 @@
                 <w:sz w:val="24"/>
                 <w:szCs w:val="24"/>
               </w:rPr>
-              <w:t>The digital twin of shield tunnels for structural analysis, Mott MacDonald</w:t>
+              <w:t>The digital twin of shield tunnels for structural analysis</w:t>
+            </w:r>
+            <w:r>
+              <w:rPr>
+                <w:rFonts w:ascii="Times New Roman" w:eastAsia="仿宋" w:hAnsi="Times New Roman" w:hint="eastAsia"/>
+                <w:sz w:val="24"/>
+                <w:szCs w:val="24"/>
+              </w:rPr>
+              <w:t>，</w:t>
+            </w:r>
+            <w:r>
+              <w:rPr>
+                <w:rFonts w:ascii="Times New Roman" w:eastAsia="仿宋" w:hAnsi="Times New Roman"/>
+                <w:sz w:val="24"/>
+                <w:szCs w:val="24"/>
+              </w:rPr>
+              <w:t>Mott MacDonald</w:t>
             </w:r>
             <w:r>
               <w:rPr>
@@ -11854,83 +11885,43 @@
             </w:pPr>
             <w:r>
               <w:rPr>
-                <w:rFonts w:ascii="Times New Roman" w:eastAsia="仿宋" w:hAnsi="Times New Roman" w:hint="eastAsia"/>
-                <w:sz w:val="24"/>
-                <w:szCs w:val="24"/>
-              </w:rPr>
-              <w:t>盾构隧道全空间结构变形智能感知</w:t>
-            </w:r>
-            <w:r>
-              <w:rPr>
-                <w:rFonts w:ascii="Times New Roman" w:eastAsia="仿宋" w:hAnsi="Times New Roman" w:hint="eastAsia"/>
-                <w:sz w:val="24"/>
-                <w:szCs w:val="24"/>
-              </w:rPr>
-              <w:t>，</w:t>
-            </w:r>
-            <w:r>
-              <w:rPr>
-                <w:rFonts w:ascii="Times New Roman" w:eastAsia="仿宋" w:hAnsi="Times New Roman"/>
-                <w:sz w:val="24"/>
-                <w:szCs w:val="24"/>
-              </w:rPr>
-              <w:t>2025</w:t>
-            </w:r>
-            <w:r>
-              <w:rPr>
-                <w:rFonts w:ascii="Times New Roman" w:eastAsia="仿宋" w:hAnsi="Times New Roman"/>
-                <w:sz w:val="24"/>
-                <w:szCs w:val="24"/>
-              </w:rPr>
-              <w:t>年隧道与地下工程大会暨中国土木工程学会隧道及地下工程分会第</w:t>
-            </w:r>
-            <w:r>
-              <w:rPr>
-                <w:rFonts w:ascii="Times New Roman" w:eastAsia="仿宋" w:hAnsi="Times New Roman"/>
-                <w:sz w:val="24"/>
-                <w:szCs w:val="24"/>
-              </w:rPr>
-              <w:t>25</w:t>
-            </w:r>
-            <w:r>
-              <w:rPr>
-                <w:rFonts w:ascii="Times New Roman" w:eastAsia="仿宋" w:hAnsi="Times New Roman"/>
-                <w:sz w:val="24"/>
-                <w:szCs w:val="24"/>
-              </w:rPr>
-              <w:t>届年会</w:t>
-            </w:r>
-            <w:r>
-              <w:rPr>
-                <w:rFonts w:ascii="Times New Roman" w:eastAsia="仿宋" w:hAnsi="Times New Roman" w:hint="eastAsia"/>
-                <w:sz w:val="24"/>
-                <w:szCs w:val="24"/>
-              </w:rPr>
-              <w:t>，</w:t>
-            </w:r>
-            <w:r>
-              <w:rPr>
-                <w:rFonts w:ascii="Times New Roman" w:eastAsia="仿宋" w:hAnsi="Times New Roman" w:hint="eastAsia"/>
-                <w:sz w:val="24"/>
-                <w:szCs w:val="24"/>
-              </w:rPr>
-              <w:t>合肥</w:t>
-            </w:r>
-            <w:r>
-              <w:rPr>
-                <w:rFonts w:ascii="Times New Roman" w:eastAsia="仿宋" w:hAnsi="Times New Roman" w:hint="eastAsia"/>
-                <w:sz w:val="24"/>
-                <w:szCs w:val="24"/>
-              </w:rPr>
-              <w:t>，</w:t>
-            </w:r>
-            <w:r>
-              <w:rPr>
-                <w:rFonts w:ascii="Times New Roman" w:eastAsia="仿宋" w:hAnsi="Times New Roman"/>
-                <w:sz w:val="24"/>
-                <w:szCs w:val="24"/>
-              </w:rPr>
-              <w:t>2025.10.26</w:t>
+                <w:rFonts w:ascii="Times New Roman" w:eastAsia="仿宋" w:hAnsi="Times New Roman"/>
+                <w:sz w:val="24"/>
+                <w:szCs w:val="24"/>
+              </w:rPr>
+              <w:t>AI</w:t>
+            </w:r>
+            <w:r>
+              <w:rPr>
+                <w:rFonts w:ascii="Times New Roman" w:eastAsia="仿宋" w:hAnsi="Times New Roman" w:hint="eastAsia"/>
+                <w:sz w:val="24"/>
+                <w:szCs w:val="24"/>
+              </w:rPr>
+              <w:t>赋能土木工程科研转型——以计算机视觉为例，</w:t>
+            </w:r>
+            <w:r>
+              <w:rPr>
+                <w:rFonts w:ascii="Times New Roman" w:eastAsia="仿宋" w:hAnsi="Times New Roman" w:hint="eastAsia"/>
+                <w:sz w:val="24"/>
+                <w:szCs w:val="24"/>
+              </w:rPr>
+              <w:t>福建理工大学第七届土木工程研究生学术论坛，福州，</w:t>
+            </w:r>
+            <w:r>
+              <w:rPr>
+                <w:rFonts w:ascii="Times New Roman" w:eastAsia="仿宋" w:hAnsi="Times New Roman" w:hint="eastAsia"/>
+                <w:sz w:val="24"/>
+                <w:szCs w:val="24"/>
+              </w:rPr>
+              <w:t>2</w:t>
+            </w:r>
+            <w:r>
+              <w:rPr>
+                <w:rFonts w:ascii="Times New Roman" w:eastAsia="仿宋" w:hAnsi="Times New Roman"/>
+                <w:sz w:val="24"/>
+                <w:szCs w:val="24"/>
+              </w:rPr>
+              <w:t>025.12.07</w:t>
             </w:r>
           </w:p>
           <w:p>
@@ -11953,7 +11944,110 @@
                 <w:sz w:val="24"/>
                 <w:szCs w:val="24"/>
               </w:rPr>
+              <w:t>盾构隧道全空间结构变形智能感知</w:t>
+            </w:r>
+            <w:r>
+              <w:rPr>
+                <w:rFonts w:ascii="Times New Roman" w:eastAsia="仿宋" w:hAnsi="Times New Roman" w:hint="eastAsia"/>
+                <w:sz w:val="24"/>
+                <w:szCs w:val="24"/>
+              </w:rPr>
+              <w:t>，</w:t>
+            </w:r>
+            <w:r>
+              <w:rPr>
+                <w:rFonts w:ascii="Times New Roman" w:eastAsia="仿宋" w:hAnsi="Times New Roman"/>
+                <w:sz w:val="24"/>
+                <w:szCs w:val="24"/>
+              </w:rPr>
+              <w:t>2025</w:t>
+            </w:r>
+            <w:r>
+              <w:rPr>
+                <w:rFonts w:ascii="Times New Roman" w:eastAsia="仿宋" w:hAnsi="Times New Roman"/>
+                <w:sz w:val="24"/>
+                <w:szCs w:val="24"/>
+              </w:rPr>
+              <w:t>年隧道与地下工程大会暨中国土木工程学会隧道及地</w:t>
+            </w:r>
+            <w:r>
+              <w:rPr>
+                <w:rFonts w:ascii="Times New Roman" w:eastAsia="仿宋" w:hAnsi="Times New Roman"/>
+                <w:sz w:val="24"/>
+                <w:szCs w:val="24"/>
+              </w:rPr>
               <w:lastRenderedPageBreak/>
+              <w:t>下工程分会第</w:t>
+            </w:r>
+            <w:r>
+              <w:rPr>
+                <w:rFonts w:ascii="Times New Roman" w:eastAsia="仿宋" w:hAnsi="Times New Roman"/>
+                <w:sz w:val="24"/>
+                <w:szCs w:val="24"/>
+              </w:rPr>
+              <w:t>25</w:t>
+            </w:r>
+            <w:r>
+              <w:rPr>
+                <w:rFonts w:ascii="Times New Roman" w:eastAsia="仿宋" w:hAnsi="Times New Roman"/>
+                <w:sz w:val="24"/>
+                <w:szCs w:val="24"/>
+              </w:rPr>
+              <w:t>届年会</w:t>
+            </w:r>
+            <w:r>
+              <w:rPr>
+                <w:rFonts w:ascii="Times New Roman" w:eastAsia="仿宋" w:hAnsi="Times New Roman" w:hint="eastAsia"/>
+                <w:sz w:val="24"/>
+                <w:szCs w:val="24"/>
+              </w:rPr>
+              <w:t>，</w:t>
+            </w:r>
+            <w:r>
+              <w:rPr>
+                <w:rFonts w:ascii="Times New Roman" w:eastAsia="仿宋" w:hAnsi="Times New Roman" w:hint="eastAsia"/>
+                <w:sz w:val="24"/>
+                <w:szCs w:val="24"/>
+              </w:rPr>
+              <w:t>合肥</w:t>
+            </w:r>
+            <w:r>
+              <w:rPr>
+                <w:rFonts w:ascii="Times New Roman" w:eastAsia="仿宋" w:hAnsi="Times New Roman" w:hint="eastAsia"/>
+                <w:sz w:val="24"/>
+                <w:szCs w:val="24"/>
+              </w:rPr>
+              <w:t>，</w:t>
+            </w:r>
+            <w:r>
+              <w:rPr>
+                <w:rFonts w:ascii="Times New Roman" w:eastAsia="仿宋" w:hAnsi="Times New Roman"/>
+                <w:sz w:val="24"/>
+                <w:szCs w:val="24"/>
+              </w:rPr>
+              <w:t>2025.10.26</w:t>
+            </w:r>
+          </w:p>
+          <w:p>
+            <w:pPr>
+              <w:pStyle w:val="a3"/>
+              <w:numPr>
+                <w:ilvl w:val="0"/>
+                <w:numId w:val="10"/>
+              </w:numPr>
+              <w:ind w:firstLineChars="0"/>
+              <w:rPr>
+                <w:rFonts w:ascii="Times New Roman" w:eastAsia="仿宋" w:hAnsi="Times New Roman"/>
+                <w:sz w:val="24"/>
+                <w:szCs w:val="24"/>
+              </w:rPr>
+            </w:pPr>
+            <w:r>
+              <w:rPr>
+                <w:rFonts w:ascii="Times New Roman" w:eastAsia="仿宋" w:hAnsi="Times New Roman" w:hint="eastAsia"/>
+                <w:sz w:val="24"/>
+                <w:szCs w:val="24"/>
+              </w:rPr>
               <w:t>用于大规模盾构隧道点云自动处理的计算机视觉技术</w:t>
             </w:r>
             <w:r>
@@ -12580,16 +12674,6 @@
               </w:rPr>
               <w:t>主持</w:t>
             </w:r>
-            <w:r>
-              <w:rPr>
-                <w:rFonts w:ascii="Times New Roman" w:eastAsia="仿宋" w:hAnsi="Times New Roman" w:hint="eastAsia"/>
-                <w:b/>
-                <w:bCs/>
-                <w:sz w:val="24"/>
-                <w:szCs w:val="24"/>
-              </w:rPr>
-              <w:t>人</w:t>
-            </w:r>
           </w:p>
           <w:p>
             <w:pPr>
@@ -12805,7 +12889,7 @@
                 <w:sz w:val="24"/>
                 <w:szCs w:val="24"/>
               </w:rPr>
-              <w:t>主要参与人</w:t>
+              <w:t>骨干</w:t>
             </w:r>
           </w:p>
           <w:p>
@@ -13163,7 +13247,7 @@
                 <w:sz w:val="24"/>
                 <w:szCs w:val="24"/>
               </w:rPr>
-              <w:t>参与人</w:t>
+              <w:t>参与</w:t>
             </w:r>
           </w:p>
           <w:p>
@@ -13595,6 +13679,7 @@
                 <w:sz w:val="24"/>
                 <w:szCs w:val="24"/>
               </w:rPr>
+              <w:lastRenderedPageBreak/>
               <w:t>国网上海市电力公司</w:t>
             </w:r>
             <w:r>
@@ -13634,7 +13719,6 @@
                 <w:sz w:val="24"/>
                 <w:szCs w:val="24"/>
               </w:rPr>
-              <w:lastRenderedPageBreak/>
               <w:t>国网上海市电力公司</w:t>
             </w:r>
             <w:r>

--- a/files/简历.docx
+++ b/files/简历.docx
@@ -12889,7 +12889,7 @@
                 <w:sz w:val="24"/>
                 <w:szCs w:val="24"/>
               </w:rPr>
-              <w:t>骨干</w:t>
+              <w:t>主要参与</w:t>
             </w:r>
           </w:p>
           <w:p>

--- a/files/简历.docx
+++ b/files/简历.docx
@@ -12162,7 +12162,7 @@
                 <w:sz w:val="24"/>
                 <w:szCs w:val="24"/>
               </w:rPr>
-              <w:t xml:space="preserve">, </w:t>
+              <w:t>，</w:t>
             </w:r>
             <w:r>
               <w:rPr>
@@ -12265,7 +12265,15 @@
                 <w:sz w:val="24"/>
                 <w:szCs w:val="24"/>
               </w:rPr>
-              <w:t xml:space="preserve">Prediction of settlement induced by tidal fluctuation for underwater shield tunnel during service based on historical monitoring data, </w:t>
+              <w:t>Prediction of settlement induced by tidal fluctuation for underwater shield tunnel during service based on historical monitoring data</w:t>
+            </w:r>
+            <w:r>
+              <w:rPr>
+                <w:rFonts w:ascii="Times New Roman" w:eastAsia="仿宋" w:hAnsi="Times New Roman" w:hint="eastAsia"/>
+                <w:sz w:val="24"/>
+                <w:szCs w:val="24"/>
+              </w:rPr>
+              <w:t>，</w:t>
             </w:r>
             <w:r>
               <w:rPr>

--- a/files/简历.docx
+++ b/files/简历.docx
@@ -276,7 +276,7 @@
                 <w:sz w:val="24"/>
                 <w:szCs w:val="24"/>
               </w:rPr>
-              <w:t>25</w:t>
+              <w:t>26</w:t>
             </w:r>
             <w:r>
               <w:rPr>
@@ -3712,6 +3712,30 @@
             <w:r>
               <w:rPr>
                 <w:rFonts w:ascii="Times New Roman" w:eastAsia="仿宋" w:hAnsi="Times New Roman"/>
+                <w:sz w:val="24"/>
+                <w:szCs w:val="24"/>
+              </w:rPr>
+              <w:t>G</w:t>
+            </w:r>
+            <w:r>
+              <w:rPr>
+                <w:rFonts w:ascii="Times New Roman" w:eastAsia="仿宋" w:hAnsi="Times New Roman" w:hint="eastAsia"/>
+                <w:sz w:val="24"/>
+                <w:szCs w:val="24"/>
+              </w:rPr>
+              <w:t>uan</w:t>
+            </w:r>
+            <w:r>
+              <w:rPr>
+                <w:rFonts w:ascii="Times New Roman" w:eastAsia="仿宋" w:hAnsi="Times New Roman"/>
+                <w:sz w:val="24"/>
+                <w:szCs w:val="24"/>
+              </w:rPr>
+              <w:t xml:space="preserve">, Z., Liu, Y., Lin, Y., &amp; </w:t>
+            </w:r>
+            <w:r>
+              <w:rPr>
+                <w:rFonts w:ascii="Times New Roman" w:eastAsia="仿宋" w:hAnsi="Times New Roman"/>
                 <w:b/>
                 <w:bCs/>
                 <w:sz w:val="24"/>
@@ -3725,72 +3749,6 @@
                 <w:sz w:val="24"/>
                 <w:szCs w:val="24"/>
               </w:rPr>
-              <w:t xml:space="preserve">, </w:t>
-            </w:r>
-            <w:r>
-              <w:rPr>
-                <w:rFonts w:ascii="Times New Roman" w:eastAsia="仿宋" w:hAnsi="Times New Roman"/>
-                <w:sz w:val="24"/>
-                <w:szCs w:val="24"/>
-                <w:u w:val="single"/>
-              </w:rPr>
-              <w:t>Sheil, B.</w:t>
-            </w:r>
-            <w:r>
-              <w:rPr>
-                <w:rFonts w:ascii="Times New Roman" w:eastAsia="仿宋" w:hAnsi="Times New Roman"/>
-                <w:sz w:val="24"/>
-                <w:szCs w:val="24"/>
-              </w:rPr>
-              <w:t>, Zhang, P.,</w:t>
-            </w:r>
-            <w:r>
-              <w:rPr>
-                <w:rFonts w:ascii="Times New Roman" w:eastAsia="仿宋" w:hAnsi="Times New Roman"/>
-                <w:sz w:val="24"/>
-                <w:szCs w:val="24"/>
-              </w:rPr>
-              <w:t xml:space="preserve"> C</w:t>
-            </w:r>
-            <w:r>
-              <w:rPr>
-                <w:rFonts w:ascii="Times New Roman" w:eastAsia="仿宋" w:hAnsi="Times New Roman" w:hint="eastAsia"/>
-                <w:sz w:val="24"/>
-                <w:szCs w:val="24"/>
-              </w:rPr>
-              <w:t>hang</w:t>
-            </w:r>
-            <w:r>
-              <w:rPr>
-                <w:rFonts w:ascii="Times New Roman" w:eastAsia="仿宋" w:hAnsi="Times New Roman"/>
-                <w:sz w:val="24"/>
-                <w:szCs w:val="24"/>
-              </w:rPr>
-              <w:t>, J.</w:t>
-            </w:r>
-            <w:r>
-              <w:rPr>
-                <w:rFonts w:ascii="Times New Roman" w:eastAsia="仿宋" w:hAnsi="Times New Roman"/>
-                <w:sz w:val="24"/>
-                <w:szCs w:val="24"/>
-              </w:rPr>
-              <w:t xml:space="preserve">, &amp; </w:t>
-            </w:r>
-            <w:r>
-              <w:rPr>
-                <w:rFonts w:ascii="Times New Roman" w:eastAsia="仿宋" w:hAnsi="Times New Roman"/>
-                <w:sz w:val="24"/>
-                <w:szCs w:val="24"/>
-                <w:u w:val="single"/>
-              </w:rPr>
-              <w:t>Xie, X.</w:t>
-            </w:r>
-            <w:r>
-              <w:rPr>
-                <w:rFonts w:ascii="Times New Roman" w:eastAsia="仿宋" w:hAnsi="Times New Roman"/>
-                <w:sz w:val="24"/>
-                <w:szCs w:val="24"/>
-              </w:rPr>
               <w:t>* (202</w:t>
             </w:r>
             <w:r>
@@ -3799,31 +3757,31 @@
                 <w:sz w:val="24"/>
                 <w:szCs w:val="24"/>
               </w:rPr>
-              <w:t>5</w:t>
-            </w:r>
-            <w:r>
-              <w:rPr>
-                <w:rFonts w:ascii="Times New Roman" w:eastAsia="仿宋" w:hAnsi="Times New Roman"/>
-                <w:sz w:val="24"/>
-                <w:szCs w:val="24"/>
-              </w:rPr>
-              <w:t>).</w:t>
-            </w:r>
-            <w:r>
-              <w:rPr>
-                <w:rFonts w:ascii="Times New Roman" w:eastAsia="仿宋" w:hAnsi="Times New Roman"/>
-                <w:sz w:val="24"/>
-                <w:szCs w:val="24"/>
-              </w:rPr>
-              <w:t xml:space="preserve"> </w:t>
-            </w:r>
-            <w:r>
-              <w:rPr>
-                <w:rFonts w:ascii="Times New Roman" w:eastAsia="仿宋" w:hAnsi="Times New Roman"/>
-                <w:sz w:val="24"/>
-                <w:szCs w:val="24"/>
-              </w:rPr>
-              <w:t>Automated digital reconstruction of high-fidelity present-day geometries for segmental tunnel linings based on segmented point clouds</w:t>
+              <w:t>6</w:t>
+            </w:r>
+            <w:r>
+              <w:rPr>
+                <w:rFonts w:ascii="Times New Roman" w:eastAsia="仿宋" w:hAnsi="Times New Roman"/>
+                <w:sz w:val="24"/>
+                <w:szCs w:val="24"/>
+              </w:rPr>
+              <w:t>). Accurate measurement of segment dislocation for shield tunnel based on binocular vision technology. Journal of Computing in Civil Engineering</w:t>
+            </w:r>
+            <w:r>
+              <w:rPr>
+                <w:rFonts w:ascii="Times New Roman" w:eastAsia="仿宋" w:hAnsi="Times New Roman" w:hint="eastAsia"/>
+                <w:sz w:val="24"/>
+                <w:szCs w:val="24"/>
+              </w:rPr>
+              <w:t>,</w:t>
+            </w:r>
+            <w:r>
+              <w:rPr>
+                <w:rFonts w:ascii="Times New Roman" w:eastAsia="仿宋" w:hAnsi="Times New Roman"/>
+                <w:sz w:val="24"/>
+                <w:szCs w:val="24"/>
+              </w:rPr>
+              <w:t xml:space="preserve"> 40(3), 04026004</w:t>
             </w:r>
             <w:r>
               <w:rPr>
@@ -3835,30 +3793,6 @@
             </w:r>
             <w:r>
               <w:rPr>
-                <w:rFonts w:ascii="Times New Roman" w:eastAsia="仿宋" w:hAnsi="Times New Roman"/>
-                <w:sz w:val="24"/>
-                <w:szCs w:val="24"/>
-              </w:rPr>
-              <w:t>Tunnelling and Underground Space Technology</w:t>
-            </w:r>
-            <w:r>
-              <w:rPr>
-                <w:rFonts w:ascii="Times New Roman" w:eastAsia="仿宋" w:hAnsi="Times New Roman"/>
-                <w:sz w:val="24"/>
-                <w:szCs w:val="24"/>
-              </w:rPr>
-              <w:t>, 164, 106859</w:t>
-            </w:r>
-            <w:r>
-              <w:rPr>
-                <w:rFonts w:ascii="Times New Roman" w:eastAsia="仿宋" w:hAnsi="Times New Roman"/>
-                <w:sz w:val="24"/>
-                <w:szCs w:val="24"/>
-              </w:rPr>
-              <w:t xml:space="preserve">. </w:t>
-            </w:r>
-            <w:r>
-              <w:rPr>
                 <w:rFonts w:ascii="Times New Roman" w:eastAsia="仿宋" w:hAnsi="Times New Roman" w:hint="eastAsia"/>
                 <w:color w:val="0070C0"/>
                 <w:sz w:val="24"/>
@@ -3873,43 +3807,25 @@
                 <w:sz w:val="24"/>
                 <w:szCs w:val="24"/>
               </w:rPr>
-              <w:t>中科院</w:t>
-            </w:r>
-            <w:r>
-              <w:rPr>
-                <w:rFonts w:ascii="Times New Roman" w:eastAsia="仿宋" w:hAnsi="Times New Roman" w:hint="eastAsia"/>
-                <w:color w:val="0070C0"/>
-                <w:sz w:val="24"/>
-                <w:szCs w:val="24"/>
-              </w:rPr>
-              <w:t>一区</w:t>
-            </w:r>
-            <w:r>
-              <w:rPr>
-                <w:rFonts w:ascii="Times New Roman" w:eastAsia="仿宋" w:hAnsi="Times New Roman"/>
-                <w:color w:val="0070C0"/>
-                <w:sz w:val="24"/>
-                <w:szCs w:val="24"/>
-              </w:rPr>
-              <w:t>TOP</w:t>
-            </w:r>
-            <w:r>
-              <w:rPr>
-                <w:rFonts w:ascii="Times New Roman" w:eastAsia="仿宋" w:hAnsi="Times New Roman" w:hint="eastAsia"/>
-                <w:color w:val="0070C0"/>
-                <w:sz w:val="24"/>
-                <w:szCs w:val="24"/>
-              </w:rPr>
-              <w:t xml:space="preserve">, </w:t>
-            </w:r>
-            <w:r>
-              <w:rPr>
-                <w:rFonts w:ascii="Times New Roman" w:eastAsia="仿宋" w:hAnsi="Times New Roman"/>
-                <w:color w:val="0070C0"/>
-                <w:sz w:val="24"/>
-                <w:szCs w:val="24"/>
-              </w:rPr>
-              <w:t>JCR Q1</w:t>
+              <w:t>中科院二区</w:t>
+            </w:r>
+            <w:r>
+              <w:rPr>
+                <w:rFonts w:ascii="Times New Roman" w:eastAsia="仿宋" w:hAnsi="Times New Roman" w:hint="eastAsia"/>
+                <w:color w:val="0070C0"/>
+                <w:sz w:val="24"/>
+                <w:szCs w:val="24"/>
+              </w:rPr>
+              <w:t>,</w:t>
+            </w:r>
+            <w:r>
+              <w:rPr>
+                <w:rFonts w:ascii="Times New Roman" w:eastAsia="仿宋" w:hAnsi="Times New Roman"/>
+                <w:color w:val="0070C0"/>
+                <w:sz w:val="24"/>
+                <w:szCs w:val="24"/>
+              </w:rPr>
+              <w:t xml:space="preserve"> JCR Q1</w:t>
             </w:r>
             <w:r>
               <w:rPr>
@@ -3968,7 +3884,39 @@
                 <w:sz w:val="24"/>
                 <w:szCs w:val="24"/>
               </w:rPr>
-              <w:t xml:space="preserve">, Zhang, P., Li, K., &amp; </w:t>
+              <w:t>, Zhang, P.,</w:t>
+            </w:r>
+            <w:r>
+              <w:rPr>
+                <w:rFonts w:ascii="Times New Roman" w:eastAsia="仿宋" w:hAnsi="Times New Roman"/>
+                <w:sz w:val="24"/>
+                <w:szCs w:val="24"/>
+              </w:rPr>
+              <w:t xml:space="preserve"> C</w:t>
+            </w:r>
+            <w:r>
+              <w:rPr>
+                <w:rFonts w:ascii="Times New Roman" w:eastAsia="仿宋" w:hAnsi="Times New Roman" w:hint="eastAsia"/>
+                <w:sz w:val="24"/>
+                <w:szCs w:val="24"/>
+              </w:rPr>
+              <w:t>hang</w:t>
+            </w:r>
+            <w:r>
+              <w:rPr>
+                <w:rFonts w:ascii="Times New Roman" w:eastAsia="仿宋" w:hAnsi="Times New Roman"/>
+                <w:sz w:val="24"/>
+                <w:szCs w:val="24"/>
+              </w:rPr>
+              <w:t>, J.</w:t>
+            </w:r>
+            <w:r>
+              <w:rPr>
+                <w:rFonts w:ascii="Times New Roman" w:eastAsia="仿宋" w:hAnsi="Times New Roman"/>
+                <w:sz w:val="24"/>
+                <w:szCs w:val="24"/>
+              </w:rPr>
+              <w:t xml:space="preserve">, &amp; </w:t>
             </w:r>
             <w:r>
               <w:rPr>
@@ -4001,39 +3949,7 @@
                 <w:sz w:val="24"/>
                 <w:szCs w:val="24"/>
               </w:rPr>
-              <w:t>). Structural geometry-informed 3D deep learning for segmental tunnel lining analysis in point clouds. Automation in Construction</w:t>
-            </w:r>
-            <w:r>
-              <w:rPr>
-                <w:rFonts w:ascii="Times New Roman" w:eastAsia="仿宋" w:hAnsi="Times New Roman" w:hint="eastAsia"/>
-                <w:sz w:val="24"/>
-                <w:szCs w:val="24"/>
-              </w:rPr>
-              <w:t>,</w:t>
-            </w:r>
-            <w:r>
-              <w:rPr>
-                <w:rFonts w:ascii="Times New Roman" w:eastAsia="仿宋" w:hAnsi="Times New Roman"/>
-                <w:sz w:val="24"/>
-                <w:szCs w:val="24"/>
-              </w:rPr>
-              <w:t xml:space="preserve"> 176, </w:t>
-            </w:r>
-            <w:r>
-              <w:rPr>
-                <w:rFonts w:ascii="Times New Roman" w:eastAsia="仿宋" w:hAnsi="Times New Roman"/>
-                <w:sz w:val="24"/>
-                <w:szCs w:val="24"/>
-              </w:rPr>
-              <w:t>106281</w:t>
-            </w:r>
-            <w:r>
-              <w:rPr>
-                <w:rFonts w:ascii="Times New Roman" w:eastAsia="仿宋" w:hAnsi="Times New Roman" w:hint="eastAsia"/>
-                <w:sz w:val="24"/>
-                <w:szCs w:val="24"/>
-              </w:rPr>
-              <w:t>.</w:t>
+              <w:t>).</w:t>
             </w:r>
             <w:r>
               <w:rPr>
@@ -4045,6 +3961,46 @@
             </w:r>
             <w:r>
               <w:rPr>
+                <w:rFonts w:ascii="Times New Roman" w:eastAsia="仿宋" w:hAnsi="Times New Roman"/>
+                <w:sz w:val="24"/>
+                <w:szCs w:val="24"/>
+              </w:rPr>
+              <w:t>Automated digital reconstruction of high-fidelity present-day geometries for segmental tunnel linings based on segmented point clouds</w:t>
+            </w:r>
+            <w:r>
+              <w:rPr>
+                <w:rFonts w:ascii="Times New Roman" w:eastAsia="仿宋" w:hAnsi="Times New Roman"/>
+                <w:sz w:val="24"/>
+                <w:szCs w:val="24"/>
+              </w:rPr>
+              <w:t xml:space="preserve">. </w:t>
+            </w:r>
+            <w:r>
+              <w:rPr>
+                <w:rFonts w:ascii="Times New Roman" w:eastAsia="仿宋" w:hAnsi="Times New Roman"/>
+                <w:sz w:val="24"/>
+                <w:szCs w:val="24"/>
+              </w:rPr>
+              <w:t>Tunnelling and Underground Space Technology</w:t>
+            </w:r>
+            <w:r>
+              <w:rPr>
+                <w:rFonts w:ascii="Times New Roman" w:eastAsia="仿宋" w:hAnsi="Times New Roman"/>
+                <w:sz w:val="24"/>
+                <w:szCs w:val="24"/>
+              </w:rPr>
+              <w:t>, 164, 106859</w:t>
+            </w:r>
+            <w:r>
+              <w:rPr>
+                <w:rFonts w:ascii="Times New Roman" w:eastAsia="仿宋" w:hAnsi="Times New Roman"/>
+                <w:sz w:val="24"/>
+                <w:szCs w:val="24"/>
+              </w:rPr>
+              <w:t xml:space="preserve">. </w:t>
+            </w:r>
+            <w:r>
+              <w:rPr>
                 <w:rFonts w:ascii="Times New Roman" w:eastAsia="仿宋" w:hAnsi="Times New Roman" w:hint="eastAsia"/>
                 <w:color w:val="0070C0"/>
                 <w:sz w:val="24"/>
@@ -4059,7 +4015,16 @@
                 <w:sz w:val="24"/>
                 <w:szCs w:val="24"/>
               </w:rPr>
-              <w:t>中科院一区</w:t>
+              <w:t>中科院</w:t>
+            </w:r>
+            <w:r>
+              <w:rPr>
+                <w:rFonts w:ascii="Times New Roman" w:eastAsia="仿宋" w:hAnsi="Times New Roman" w:hint="eastAsia"/>
+                <w:color w:val="0070C0"/>
+                <w:sz w:val="24"/>
+                <w:szCs w:val="24"/>
+              </w:rPr>
+              <w:t>一区</w:t>
             </w:r>
             <w:r>
               <w:rPr>
@@ -4120,43 +4085,97 @@
                 <w:sz w:val="24"/>
                 <w:szCs w:val="24"/>
               </w:rPr>
-              <w:t>L</w:t>
-            </w:r>
-            <w:r>
-              <w:rPr>
-                <w:rFonts w:ascii="Times New Roman" w:eastAsia="仿宋" w:hAnsi="Times New Roman" w:hint="eastAsia"/>
-                <w:b/>
-                <w:bCs/>
-                <w:sz w:val="24"/>
-                <w:szCs w:val="24"/>
-              </w:rPr>
-              <w:t>in</w:t>
-            </w:r>
-            <w:r>
-              <w:rPr>
-                <w:rFonts w:ascii="Times New Roman" w:eastAsia="仿宋" w:hAnsi="Times New Roman"/>
-                <w:b/>
-                <w:bCs/>
-                <w:sz w:val="24"/>
-                <w:szCs w:val="24"/>
-              </w:rPr>
-              <w:t>, W.</w:t>
-            </w:r>
-            <w:r>
-              <w:rPr>
-                <w:rFonts w:ascii="Times New Roman" w:eastAsia="仿宋" w:hAnsi="Times New Roman"/>
-                <w:sz w:val="24"/>
-                <w:szCs w:val="24"/>
-              </w:rPr>
-              <w:t>, Zou, M., Zhao, M., Chang, J.,</w:t>
-            </w:r>
-            <w:r>
-              <w:rPr>
-                <w:rFonts w:ascii="Times New Roman" w:eastAsia="仿宋" w:hAnsi="Times New Roman"/>
-                <w:sz w:val="24"/>
-                <w:szCs w:val="24"/>
-              </w:rPr>
-              <w:t xml:space="preserve"> &amp;</w:t>
+              <w:t>Lin, W.</w:t>
+            </w:r>
+            <w:r>
+              <w:rPr>
+                <w:rFonts w:ascii="Times New Roman" w:eastAsia="仿宋" w:hAnsi="Times New Roman"/>
+                <w:sz w:val="24"/>
+                <w:szCs w:val="24"/>
+              </w:rPr>
+              <w:t xml:space="preserve">, </w:t>
+            </w:r>
+            <w:r>
+              <w:rPr>
+                <w:rFonts w:ascii="Times New Roman" w:eastAsia="仿宋" w:hAnsi="Times New Roman"/>
+                <w:sz w:val="24"/>
+                <w:szCs w:val="24"/>
+                <w:u w:val="single"/>
+              </w:rPr>
+              <w:t>Sheil, B.</w:t>
+            </w:r>
+            <w:r>
+              <w:rPr>
+                <w:rFonts w:ascii="Times New Roman" w:eastAsia="仿宋" w:hAnsi="Times New Roman"/>
+                <w:sz w:val="24"/>
+                <w:szCs w:val="24"/>
+              </w:rPr>
+              <w:t xml:space="preserve">, Zhang, P., Li, K., &amp; </w:t>
+            </w:r>
+            <w:r>
+              <w:rPr>
+                <w:rFonts w:ascii="Times New Roman" w:eastAsia="仿宋" w:hAnsi="Times New Roman"/>
+                <w:sz w:val="24"/>
+                <w:szCs w:val="24"/>
+                <w:u w:val="single"/>
+              </w:rPr>
+              <w:t>Xie, X.</w:t>
+            </w:r>
+            <w:r>
+              <w:rPr>
+                <w:rFonts w:ascii="Times New Roman" w:eastAsia="仿宋" w:hAnsi="Times New Roman"/>
+                <w:sz w:val="24"/>
+                <w:szCs w:val="24"/>
+              </w:rPr>
+              <w:t>* (202</w:t>
+            </w:r>
+            <w:r>
+              <w:rPr>
+                <w:rFonts w:ascii="Times New Roman" w:eastAsia="仿宋" w:hAnsi="Times New Roman"/>
+                <w:sz w:val="24"/>
+                <w:szCs w:val="24"/>
+              </w:rPr>
+              <w:t>5</w:t>
+            </w:r>
+            <w:r>
+              <w:rPr>
+                <w:rFonts w:ascii="Times New Roman" w:eastAsia="仿宋" w:hAnsi="Times New Roman"/>
+                <w:sz w:val="24"/>
+                <w:szCs w:val="24"/>
+              </w:rPr>
+              <w:t>). Structural geometry-informed 3D deep learning for segmental tunnel lining analysis in point clouds. Automation in Construction</w:t>
+            </w:r>
+            <w:r>
+              <w:rPr>
+                <w:rFonts w:ascii="Times New Roman" w:eastAsia="仿宋" w:hAnsi="Times New Roman" w:hint="eastAsia"/>
+                <w:sz w:val="24"/>
+                <w:szCs w:val="24"/>
+              </w:rPr>
+              <w:t>,</w:t>
+            </w:r>
+            <w:r>
+              <w:rPr>
+                <w:rFonts w:ascii="Times New Roman" w:eastAsia="仿宋" w:hAnsi="Times New Roman"/>
+                <w:sz w:val="24"/>
+                <w:szCs w:val="24"/>
+              </w:rPr>
+              <w:t xml:space="preserve"> 176, </w:t>
+            </w:r>
+            <w:r>
+              <w:rPr>
+                <w:rFonts w:ascii="Times New Roman" w:eastAsia="仿宋" w:hAnsi="Times New Roman"/>
+                <w:sz w:val="24"/>
+                <w:szCs w:val="24"/>
+              </w:rPr>
+              <w:t>106281</w:t>
+            </w:r>
+            <w:r>
+              <w:rPr>
+                <w:rFonts w:ascii="Times New Roman" w:eastAsia="仿宋" w:hAnsi="Times New Roman" w:hint="eastAsia"/>
+                <w:sz w:val="24"/>
+                <w:szCs w:val="24"/>
+              </w:rPr>
+              <w:t>.</w:t>
             </w:r>
             <w:r>
               <w:rPr>
@@ -4168,255 +4187,6 @@
             </w:r>
             <w:r>
               <w:rPr>
-                <w:rFonts w:ascii="Times New Roman" w:eastAsia="仿宋" w:hAnsi="Times New Roman"/>
-                <w:sz w:val="24"/>
-                <w:szCs w:val="24"/>
-                <w:u w:val="single"/>
-              </w:rPr>
-              <w:t>Xie, X.</w:t>
-            </w:r>
-            <w:r>
-              <w:rPr>
-                <w:rFonts w:ascii="Times New Roman" w:eastAsia="仿宋" w:hAnsi="Times New Roman"/>
-                <w:sz w:val="24"/>
-                <w:szCs w:val="24"/>
-              </w:rPr>
-              <w:t>* (202</w:t>
-            </w:r>
-            <w:r>
-              <w:rPr>
-                <w:rFonts w:ascii="Times New Roman" w:eastAsia="仿宋" w:hAnsi="Times New Roman"/>
-                <w:sz w:val="24"/>
-                <w:szCs w:val="24"/>
-              </w:rPr>
-              <w:t>5</w:t>
-            </w:r>
-            <w:r>
-              <w:rPr>
-                <w:rFonts w:ascii="Times New Roman" w:eastAsia="仿宋" w:hAnsi="Times New Roman"/>
-                <w:sz w:val="24"/>
-                <w:szCs w:val="24"/>
-              </w:rPr>
-              <w:t>). Multi-</w:t>
-            </w:r>
-            <w:r>
-              <w:rPr>
-                <w:rFonts w:ascii="Times New Roman" w:eastAsia="仿宋" w:hAnsi="Times New Roman"/>
-                <w:sz w:val="24"/>
-                <w:szCs w:val="24"/>
-              </w:rPr>
-              <w:t>f</w:t>
-            </w:r>
-            <w:r>
-              <w:rPr>
-                <w:rFonts w:ascii="Times New Roman" w:eastAsia="仿宋" w:hAnsi="Times New Roman"/>
-                <w:sz w:val="24"/>
-                <w:szCs w:val="24"/>
-              </w:rPr>
-              <w:t xml:space="preserve">idelity </w:t>
-            </w:r>
-            <w:r>
-              <w:rPr>
-                <w:rFonts w:ascii="Times New Roman" w:eastAsia="仿宋" w:hAnsi="Times New Roman"/>
-                <w:sz w:val="24"/>
-                <w:szCs w:val="24"/>
-              </w:rPr>
-              <w:t>m</w:t>
-            </w:r>
-            <w:r>
-              <w:rPr>
-                <w:rFonts w:ascii="Times New Roman" w:eastAsia="仿宋" w:hAnsi="Times New Roman"/>
-                <w:sz w:val="24"/>
-                <w:szCs w:val="24"/>
-              </w:rPr>
-              <w:t xml:space="preserve">achine </w:t>
-            </w:r>
-            <w:r>
-              <w:rPr>
-                <w:rFonts w:ascii="Times New Roman" w:eastAsia="仿宋" w:hAnsi="Times New Roman"/>
-                <w:sz w:val="24"/>
-                <w:szCs w:val="24"/>
-              </w:rPr>
-              <w:t>l</w:t>
-            </w:r>
-            <w:r>
-              <w:rPr>
-                <w:rFonts w:ascii="Times New Roman" w:eastAsia="仿宋" w:hAnsi="Times New Roman"/>
-                <w:sz w:val="24"/>
-                <w:szCs w:val="24"/>
-              </w:rPr>
-              <w:t xml:space="preserve">earning for </w:t>
-            </w:r>
-            <w:r>
-              <w:rPr>
-                <w:rFonts w:ascii="Times New Roman" w:eastAsia="仿宋" w:hAnsi="Times New Roman"/>
-                <w:sz w:val="24"/>
-                <w:szCs w:val="24"/>
-              </w:rPr>
-              <w:t>i</w:t>
-            </w:r>
-            <w:r>
-              <w:rPr>
-                <w:rFonts w:ascii="Times New Roman" w:eastAsia="仿宋" w:hAnsi="Times New Roman"/>
-                <w:sz w:val="24"/>
-                <w:szCs w:val="24"/>
-              </w:rPr>
-              <w:t xml:space="preserve">dentifying </w:t>
-            </w:r>
-            <w:r>
-              <w:rPr>
-                <w:rFonts w:ascii="Times New Roman" w:eastAsia="仿宋" w:hAnsi="Times New Roman"/>
-                <w:sz w:val="24"/>
-                <w:szCs w:val="24"/>
-              </w:rPr>
-              <w:t>t</w:t>
-            </w:r>
-            <w:r>
-              <w:rPr>
-                <w:rFonts w:ascii="Times New Roman" w:eastAsia="仿宋" w:hAnsi="Times New Roman"/>
-                <w:sz w:val="24"/>
-                <w:szCs w:val="24"/>
-              </w:rPr>
-              <w:t xml:space="preserve">hermal </w:t>
-            </w:r>
-            <w:r>
-              <w:rPr>
-                <w:rFonts w:ascii="Times New Roman" w:eastAsia="仿宋" w:hAnsi="Times New Roman"/>
-                <w:sz w:val="24"/>
-                <w:szCs w:val="24"/>
-              </w:rPr>
-              <w:t>i</w:t>
-            </w:r>
-            <w:r>
-              <w:rPr>
-                <w:rFonts w:ascii="Times New Roman" w:eastAsia="仿宋" w:hAnsi="Times New Roman"/>
-                <w:sz w:val="24"/>
-                <w:szCs w:val="24"/>
-              </w:rPr>
-              <w:t xml:space="preserve">nsulation </w:t>
-            </w:r>
-            <w:r>
-              <w:rPr>
-                <w:rFonts w:ascii="Times New Roman" w:eastAsia="仿宋" w:hAnsi="Times New Roman"/>
-                <w:sz w:val="24"/>
-                <w:szCs w:val="24"/>
-              </w:rPr>
-              <w:t>i</w:t>
-            </w:r>
-            <w:r>
-              <w:rPr>
-                <w:rFonts w:ascii="Times New Roman" w:eastAsia="仿宋" w:hAnsi="Times New Roman"/>
-                <w:sz w:val="24"/>
-                <w:szCs w:val="24"/>
-              </w:rPr>
-              <w:t xml:space="preserve">ntegrity of </w:t>
-            </w:r>
-            <w:r>
-              <w:rPr>
-                <w:rFonts w:ascii="Times New Roman" w:eastAsia="仿宋" w:hAnsi="Times New Roman"/>
-                <w:sz w:val="24"/>
-                <w:szCs w:val="24"/>
-              </w:rPr>
-              <w:t>l</w:t>
-            </w:r>
-            <w:r>
-              <w:rPr>
-                <w:rFonts w:ascii="Times New Roman" w:eastAsia="仿宋" w:hAnsi="Times New Roman"/>
-                <w:sz w:val="24"/>
-                <w:szCs w:val="24"/>
-              </w:rPr>
-              <w:t xml:space="preserve">iquefied </w:t>
-            </w:r>
-            <w:r>
-              <w:rPr>
-                <w:rFonts w:ascii="Times New Roman" w:eastAsia="仿宋" w:hAnsi="Times New Roman"/>
-                <w:sz w:val="24"/>
-                <w:szCs w:val="24"/>
-              </w:rPr>
-              <w:t>n</w:t>
-            </w:r>
-            <w:r>
-              <w:rPr>
-                <w:rFonts w:ascii="Times New Roman" w:eastAsia="仿宋" w:hAnsi="Times New Roman"/>
-                <w:sz w:val="24"/>
-                <w:szCs w:val="24"/>
-              </w:rPr>
-              <w:t xml:space="preserve">atural </w:t>
-            </w:r>
-            <w:r>
-              <w:rPr>
-                <w:rFonts w:ascii="Times New Roman" w:eastAsia="仿宋" w:hAnsi="Times New Roman"/>
-                <w:sz w:val="24"/>
-                <w:szCs w:val="24"/>
-              </w:rPr>
-              <w:t>g</w:t>
-            </w:r>
-            <w:r>
-              <w:rPr>
-                <w:rFonts w:ascii="Times New Roman" w:eastAsia="仿宋" w:hAnsi="Times New Roman"/>
-                <w:sz w:val="24"/>
-                <w:szCs w:val="24"/>
-              </w:rPr>
-              <w:t xml:space="preserve">as </w:t>
-            </w:r>
-            <w:r>
-              <w:rPr>
-                <w:rFonts w:ascii="Times New Roman" w:eastAsia="仿宋" w:hAnsi="Times New Roman"/>
-                <w:sz w:val="24"/>
-                <w:szCs w:val="24"/>
-              </w:rPr>
-              <w:t>s</w:t>
-            </w:r>
-            <w:r>
-              <w:rPr>
-                <w:rFonts w:ascii="Times New Roman" w:eastAsia="仿宋" w:hAnsi="Times New Roman"/>
-                <w:sz w:val="24"/>
-                <w:szCs w:val="24"/>
-              </w:rPr>
-              <w:t xml:space="preserve">torage </w:t>
-            </w:r>
-            <w:r>
-              <w:rPr>
-                <w:rFonts w:ascii="Times New Roman" w:eastAsia="仿宋" w:hAnsi="Times New Roman"/>
-                <w:sz w:val="24"/>
-                <w:szCs w:val="24"/>
-              </w:rPr>
-              <w:t>t</w:t>
-            </w:r>
-            <w:r>
-              <w:rPr>
-                <w:rFonts w:ascii="Times New Roman" w:eastAsia="仿宋" w:hAnsi="Times New Roman"/>
-                <w:sz w:val="24"/>
-                <w:szCs w:val="24"/>
-              </w:rPr>
-              <w:t>anks</w:t>
-            </w:r>
-            <w:r>
-              <w:rPr>
-                <w:rFonts w:ascii="Times New Roman" w:eastAsia="仿宋" w:hAnsi="Times New Roman"/>
-                <w:sz w:val="24"/>
-                <w:szCs w:val="24"/>
-              </w:rPr>
-              <w:t>. Applied Sciences, 15, 33</w:t>
-            </w:r>
-            <w:r>
-              <w:rPr>
-                <w:rFonts w:ascii="Times New Roman" w:eastAsia="仿宋" w:hAnsi="Times New Roman"/>
-                <w:sz w:val="24"/>
-                <w:szCs w:val="24"/>
-              </w:rPr>
-              <w:t>.</w:t>
-            </w:r>
-            <w:r>
-              <w:rPr>
-                <w:rFonts w:ascii="Times New Roman" w:eastAsia="仿宋" w:hAnsi="Times New Roman"/>
-                <w:sz w:val="24"/>
-                <w:szCs w:val="24"/>
-              </w:rPr>
-              <w:t xml:space="preserve"> </w:t>
-            </w:r>
-            <w:r>
-              <w:rPr>
                 <w:rFonts w:ascii="Times New Roman" w:eastAsia="仿宋" w:hAnsi="Times New Roman" w:hint="eastAsia"/>
                 <w:color w:val="0070C0"/>
                 <w:sz w:val="24"/>
@@ -4431,25 +4201,25 @@
                 <w:sz w:val="24"/>
                 <w:szCs w:val="24"/>
               </w:rPr>
-              <w:t>中科院三区</w:t>
-            </w:r>
-            <w:r>
-              <w:rPr>
-                <w:rFonts w:ascii="Times New Roman" w:eastAsia="仿宋" w:hAnsi="Times New Roman" w:hint="eastAsia"/>
-                <w:color w:val="0070C0"/>
-                <w:sz w:val="24"/>
-                <w:szCs w:val="24"/>
-              </w:rPr>
-              <w:t>,</w:t>
-            </w:r>
-            <w:r>
-              <w:rPr>
-                <w:rFonts w:ascii="Times New Roman" w:eastAsia="仿宋" w:hAnsi="Times New Roman"/>
-                <w:color w:val="0070C0"/>
-                <w:sz w:val="24"/>
-                <w:szCs w:val="24"/>
-              </w:rPr>
-              <w:t xml:space="preserve"> </w:t>
+              <w:t>中科院一区</w:t>
+            </w:r>
+            <w:r>
+              <w:rPr>
+                <w:rFonts w:ascii="Times New Roman" w:eastAsia="仿宋" w:hAnsi="Times New Roman"/>
+                <w:color w:val="0070C0"/>
+                <w:sz w:val="24"/>
+                <w:szCs w:val="24"/>
+              </w:rPr>
+              <w:t>TOP</w:t>
+            </w:r>
+            <w:r>
+              <w:rPr>
+                <w:rFonts w:ascii="Times New Roman" w:eastAsia="仿宋" w:hAnsi="Times New Roman" w:hint="eastAsia"/>
+                <w:color w:val="0070C0"/>
+                <w:sz w:val="24"/>
+                <w:szCs w:val="24"/>
+              </w:rPr>
+              <w:t xml:space="preserve">, </w:t>
             </w:r>
             <w:r>
               <w:rPr>
@@ -4492,15 +4262,51 @@
                 <w:sz w:val="24"/>
                 <w:szCs w:val="24"/>
               </w:rPr>
-              <w:t>Lin, W.</w:t>
-            </w:r>
-            <w:r>
-              <w:rPr>
-                <w:rFonts w:ascii="Times New Roman" w:eastAsia="仿宋" w:hAnsi="Times New Roman"/>
-                <w:sz w:val="24"/>
-                <w:szCs w:val="24"/>
-              </w:rPr>
-              <w:t xml:space="preserve">, </w:t>
+              <w:t>L</w:t>
+            </w:r>
+            <w:r>
+              <w:rPr>
+                <w:rFonts w:ascii="Times New Roman" w:eastAsia="仿宋" w:hAnsi="Times New Roman" w:hint="eastAsia"/>
+                <w:b/>
+                <w:bCs/>
+                <w:sz w:val="24"/>
+                <w:szCs w:val="24"/>
+              </w:rPr>
+              <w:t>in</w:t>
+            </w:r>
+            <w:r>
+              <w:rPr>
+                <w:rFonts w:ascii="Times New Roman" w:eastAsia="仿宋" w:hAnsi="Times New Roman"/>
+                <w:b/>
+                <w:bCs/>
+                <w:sz w:val="24"/>
+                <w:szCs w:val="24"/>
+              </w:rPr>
+              <w:t>, W.</w:t>
+            </w:r>
+            <w:r>
+              <w:rPr>
+                <w:rFonts w:ascii="Times New Roman" w:eastAsia="仿宋" w:hAnsi="Times New Roman"/>
+                <w:sz w:val="24"/>
+                <w:szCs w:val="24"/>
+              </w:rPr>
+              <w:t>, Zou, M., Zhao, M., Chang, J.,</w:t>
+            </w:r>
+            <w:r>
+              <w:rPr>
+                <w:rFonts w:ascii="Times New Roman" w:eastAsia="仿宋" w:hAnsi="Times New Roman"/>
+                <w:sz w:val="24"/>
+                <w:szCs w:val="24"/>
+              </w:rPr>
+              <w:t xml:space="preserve"> &amp;</w:t>
+            </w:r>
+            <w:r>
+              <w:rPr>
+                <w:rFonts w:ascii="Times New Roman" w:eastAsia="仿宋" w:hAnsi="Times New Roman"/>
+                <w:sz w:val="24"/>
+                <w:szCs w:val="24"/>
+              </w:rPr>
+              <w:t xml:space="preserve"> </w:t>
             </w:r>
             <w:r>
               <w:rPr>
@@ -4509,42 +4315,247 @@
                 <w:szCs w:val="24"/>
                 <w:u w:val="single"/>
               </w:rPr>
-              <w:t>Sheil, B.</w:t>
-            </w:r>
-            <w:r>
-              <w:rPr>
-                <w:rFonts w:ascii="Times New Roman" w:eastAsia="仿宋" w:hAnsi="Times New Roman"/>
-                <w:sz w:val="24"/>
-                <w:szCs w:val="24"/>
-              </w:rPr>
-              <w:t xml:space="preserve">, Zhang, P., </w:t>
-            </w:r>
-            <w:bookmarkStart w:id="0" w:name="_Hlk201487761"/>
-            <w:r>
-              <w:rPr>
-                <w:rFonts w:ascii="Times New Roman" w:eastAsia="仿宋" w:hAnsi="Times New Roman"/>
-                <w:sz w:val="24"/>
-                <w:szCs w:val="24"/>
-              </w:rPr>
-              <w:t xml:space="preserve">Zhou, B., Wang, C., &amp; </w:t>
-            </w:r>
-            <w:r>
-              <w:rPr>
-                <w:rFonts w:ascii="Times New Roman" w:eastAsia="仿宋" w:hAnsi="Times New Roman"/>
-                <w:sz w:val="24"/>
-                <w:szCs w:val="24"/>
-                <w:u w:val="single"/>
-              </w:rPr>
               <w:t>Xie, X.</w:t>
             </w:r>
-            <w:bookmarkEnd w:id="0"/>
-            <w:r>
-              <w:rPr>
-                <w:rFonts w:ascii="Times New Roman" w:eastAsia="仿宋" w:hAnsi="Times New Roman"/>
-                <w:sz w:val="24"/>
-                <w:szCs w:val="24"/>
-              </w:rPr>
-              <w:t xml:space="preserve">* (2024). Seg2Tunnel: A hierarchical point cloud dataset and benchmarks for segmentation of segmental tunnel linings. Tunnelling and Underground Space Technology, 147, 105735. </w:t>
+            <w:r>
+              <w:rPr>
+                <w:rFonts w:ascii="Times New Roman" w:eastAsia="仿宋" w:hAnsi="Times New Roman"/>
+                <w:sz w:val="24"/>
+                <w:szCs w:val="24"/>
+              </w:rPr>
+              <w:t>* (202</w:t>
+            </w:r>
+            <w:r>
+              <w:rPr>
+                <w:rFonts w:ascii="Times New Roman" w:eastAsia="仿宋" w:hAnsi="Times New Roman"/>
+                <w:sz w:val="24"/>
+                <w:szCs w:val="24"/>
+              </w:rPr>
+              <w:t>5</w:t>
+            </w:r>
+            <w:r>
+              <w:rPr>
+                <w:rFonts w:ascii="Times New Roman" w:eastAsia="仿宋" w:hAnsi="Times New Roman"/>
+                <w:sz w:val="24"/>
+                <w:szCs w:val="24"/>
+              </w:rPr>
+              <w:t>). Multi-</w:t>
+            </w:r>
+            <w:r>
+              <w:rPr>
+                <w:rFonts w:ascii="Times New Roman" w:eastAsia="仿宋" w:hAnsi="Times New Roman"/>
+                <w:sz w:val="24"/>
+                <w:szCs w:val="24"/>
+              </w:rPr>
+              <w:t>f</w:t>
+            </w:r>
+            <w:r>
+              <w:rPr>
+                <w:rFonts w:ascii="Times New Roman" w:eastAsia="仿宋" w:hAnsi="Times New Roman"/>
+                <w:sz w:val="24"/>
+                <w:szCs w:val="24"/>
+              </w:rPr>
+              <w:t xml:space="preserve">idelity </w:t>
+            </w:r>
+            <w:r>
+              <w:rPr>
+                <w:rFonts w:ascii="Times New Roman" w:eastAsia="仿宋" w:hAnsi="Times New Roman"/>
+                <w:sz w:val="24"/>
+                <w:szCs w:val="24"/>
+              </w:rPr>
+              <w:t>m</w:t>
+            </w:r>
+            <w:r>
+              <w:rPr>
+                <w:rFonts w:ascii="Times New Roman" w:eastAsia="仿宋" w:hAnsi="Times New Roman"/>
+                <w:sz w:val="24"/>
+                <w:szCs w:val="24"/>
+              </w:rPr>
+              <w:t xml:space="preserve">achine </w:t>
+            </w:r>
+            <w:r>
+              <w:rPr>
+                <w:rFonts w:ascii="Times New Roman" w:eastAsia="仿宋" w:hAnsi="Times New Roman"/>
+                <w:sz w:val="24"/>
+                <w:szCs w:val="24"/>
+              </w:rPr>
+              <w:t>l</w:t>
+            </w:r>
+            <w:r>
+              <w:rPr>
+                <w:rFonts w:ascii="Times New Roman" w:eastAsia="仿宋" w:hAnsi="Times New Roman"/>
+                <w:sz w:val="24"/>
+                <w:szCs w:val="24"/>
+              </w:rPr>
+              <w:t xml:space="preserve">earning for </w:t>
+            </w:r>
+            <w:r>
+              <w:rPr>
+                <w:rFonts w:ascii="Times New Roman" w:eastAsia="仿宋" w:hAnsi="Times New Roman"/>
+                <w:sz w:val="24"/>
+                <w:szCs w:val="24"/>
+              </w:rPr>
+              <w:t>i</w:t>
+            </w:r>
+            <w:r>
+              <w:rPr>
+                <w:rFonts w:ascii="Times New Roman" w:eastAsia="仿宋" w:hAnsi="Times New Roman"/>
+                <w:sz w:val="24"/>
+                <w:szCs w:val="24"/>
+              </w:rPr>
+              <w:t xml:space="preserve">dentifying </w:t>
+            </w:r>
+            <w:r>
+              <w:rPr>
+                <w:rFonts w:ascii="Times New Roman" w:eastAsia="仿宋" w:hAnsi="Times New Roman"/>
+                <w:sz w:val="24"/>
+                <w:szCs w:val="24"/>
+              </w:rPr>
+              <w:t>t</w:t>
+            </w:r>
+            <w:r>
+              <w:rPr>
+                <w:rFonts w:ascii="Times New Roman" w:eastAsia="仿宋" w:hAnsi="Times New Roman"/>
+                <w:sz w:val="24"/>
+                <w:szCs w:val="24"/>
+              </w:rPr>
+              <w:t xml:space="preserve">hermal </w:t>
+            </w:r>
+            <w:r>
+              <w:rPr>
+                <w:rFonts w:ascii="Times New Roman" w:eastAsia="仿宋" w:hAnsi="Times New Roman"/>
+                <w:sz w:val="24"/>
+                <w:szCs w:val="24"/>
+              </w:rPr>
+              <w:t>i</w:t>
+            </w:r>
+            <w:r>
+              <w:rPr>
+                <w:rFonts w:ascii="Times New Roman" w:eastAsia="仿宋" w:hAnsi="Times New Roman"/>
+                <w:sz w:val="24"/>
+                <w:szCs w:val="24"/>
+              </w:rPr>
+              <w:t xml:space="preserve">nsulation </w:t>
+            </w:r>
+            <w:r>
+              <w:rPr>
+                <w:rFonts w:ascii="Times New Roman" w:eastAsia="仿宋" w:hAnsi="Times New Roman"/>
+                <w:sz w:val="24"/>
+                <w:szCs w:val="24"/>
+              </w:rPr>
+              <w:t>i</w:t>
+            </w:r>
+            <w:r>
+              <w:rPr>
+                <w:rFonts w:ascii="Times New Roman" w:eastAsia="仿宋" w:hAnsi="Times New Roman"/>
+                <w:sz w:val="24"/>
+                <w:szCs w:val="24"/>
+              </w:rPr>
+              <w:t xml:space="preserve">ntegrity of </w:t>
+            </w:r>
+            <w:r>
+              <w:rPr>
+                <w:rFonts w:ascii="Times New Roman" w:eastAsia="仿宋" w:hAnsi="Times New Roman"/>
+                <w:sz w:val="24"/>
+                <w:szCs w:val="24"/>
+              </w:rPr>
+              <w:t>l</w:t>
+            </w:r>
+            <w:r>
+              <w:rPr>
+                <w:rFonts w:ascii="Times New Roman" w:eastAsia="仿宋" w:hAnsi="Times New Roman"/>
+                <w:sz w:val="24"/>
+                <w:szCs w:val="24"/>
+              </w:rPr>
+              <w:t xml:space="preserve">iquefied </w:t>
+            </w:r>
+            <w:r>
+              <w:rPr>
+                <w:rFonts w:ascii="Times New Roman" w:eastAsia="仿宋" w:hAnsi="Times New Roman"/>
+                <w:sz w:val="24"/>
+                <w:szCs w:val="24"/>
+              </w:rPr>
+              <w:t>n</w:t>
+            </w:r>
+            <w:r>
+              <w:rPr>
+                <w:rFonts w:ascii="Times New Roman" w:eastAsia="仿宋" w:hAnsi="Times New Roman"/>
+                <w:sz w:val="24"/>
+                <w:szCs w:val="24"/>
+              </w:rPr>
+              <w:t xml:space="preserve">atural </w:t>
+            </w:r>
+            <w:r>
+              <w:rPr>
+                <w:rFonts w:ascii="Times New Roman" w:eastAsia="仿宋" w:hAnsi="Times New Roman"/>
+                <w:sz w:val="24"/>
+                <w:szCs w:val="24"/>
+              </w:rPr>
+              <w:t>g</w:t>
+            </w:r>
+            <w:r>
+              <w:rPr>
+                <w:rFonts w:ascii="Times New Roman" w:eastAsia="仿宋" w:hAnsi="Times New Roman"/>
+                <w:sz w:val="24"/>
+                <w:szCs w:val="24"/>
+              </w:rPr>
+              <w:t xml:space="preserve">as </w:t>
+            </w:r>
+            <w:r>
+              <w:rPr>
+                <w:rFonts w:ascii="Times New Roman" w:eastAsia="仿宋" w:hAnsi="Times New Roman"/>
+                <w:sz w:val="24"/>
+                <w:szCs w:val="24"/>
+              </w:rPr>
+              <w:t>s</w:t>
+            </w:r>
+            <w:r>
+              <w:rPr>
+                <w:rFonts w:ascii="Times New Roman" w:eastAsia="仿宋" w:hAnsi="Times New Roman"/>
+                <w:sz w:val="24"/>
+                <w:szCs w:val="24"/>
+              </w:rPr>
+              <w:t xml:space="preserve">torage </w:t>
+            </w:r>
+            <w:r>
+              <w:rPr>
+                <w:rFonts w:ascii="Times New Roman" w:eastAsia="仿宋" w:hAnsi="Times New Roman"/>
+                <w:sz w:val="24"/>
+                <w:szCs w:val="24"/>
+              </w:rPr>
+              <w:t>t</w:t>
+            </w:r>
+            <w:r>
+              <w:rPr>
+                <w:rFonts w:ascii="Times New Roman" w:eastAsia="仿宋" w:hAnsi="Times New Roman"/>
+                <w:sz w:val="24"/>
+                <w:szCs w:val="24"/>
+              </w:rPr>
+              <w:t>anks</w:t>
+            </w:r>
+            <w:r>
+              <w:rPr>
+                <w:rFonts w:ascii="Times New Roman" w:eastAsia="仿宋" w:hAnsi="Times New Roman"/>
+                <w:sz w:val="24"/>
+                <w:szCs w:val="24"/>
+              </w:rPr>
+              <w:t>. Applied Sciences, 15, 33</w:t>
+            </w:r>
+            <w:r>
+              <w:rPr>
+                <w:rFonts w:ascii="Times New Roman" w:eastAsia="仿宋" w:hAnsi="Times New Roman"/>
+                <w:sz w:val="24"/>
+                <w:szCs w:val="24"/>
+              </w:rPr>
+              <w:t>.</w:t>
+            </w:r>
+            <w:r>
+              <w:rPr>
+                <w:rFonts w:ascii="Times New Roman" w:eastAsia="仿宋" w:hAnsi="Times New Roman"/>
+                <w:sz w:val="24"/>
+                <w:szCs w:val="24"/>
+              </w:rPr>
+              <w:t xml:space="preserve"> </w:t>
             </w:r>
             <w:r>
               <w:rPr>
@@ -4562,34 +4573,25 @@
                 <w:sz w:val="24"/>
                 <w:szCs w:val="24"/>
               </w:rPr>
-              <w:t>中科院</w:t>
-            </w:r>
-            <w:r>
-              <w:rPr>
-                <w:rFonts w:ascii="Times New Roman" w:eastAsia="仿宋" w:hAnsi="Times New Roman" w:hint="eastAsia"/>
-                <w:color w:val="0070C0"/>
-                <w:sz w:val="24"/>
-                <w:szCs w:val="24"/>
-              </w:rPr>
-              <w:t>一区</w:t>
-            </w:r>
-            <w:r>
-              <w:rPr>
-                <w:rFonts w:ascii="Times New Roman" w:eastAsia="仿宋" w:hAnsi="Times New Roman"/>
-                <w:color w:val="0070C0"/>
-                <w:sz w:val="24"/>
-                <w:szCs w:val="24"/>
-              </w:rPr>
-              <w:t>TOP</w:t>
-            </w:r>
-            <w:r>
-              <w:rPr>
-                <w:rFonts w:ascii="Times New Roman" w:eastAsia="仿宋" w:hAnsi="Times New Roman" w:hint="eastAsia"/>
-                <w:color w:val="0070C0"/>
-                <w:sz w:val="24"/>
-                <w:szCs w:val="24"/>
-              </w:rPr>
-              <w:t xml:space="preserve">, </w:t>
+              <w:t>中科院三区</w:t>
+            </w:r>
+            <w:r>
+              <w:rPr>
+                <w:rFonts w:ascii="Times New Roman" w:eastAsia="仿宋" w:hAnsi="Times New Roman" w:hint="eastAsia"/>
+                <w:color w:val="0070C0"/>
+                <w:sz w:val="24"/>
+                <w:szCs w:val="24"/>
+              </w:rPr>
+              <w:t>,</w:t>
+            </w:r>
+            <w:r>
+              <w:rPr>
+                <w:rFonts w:ascii="Times New Roman" w:eastAsia="仿宋" w:hAnsi="Times New Roman"/>
+                <w:color w:val="0070C0"/>
+                <w:sz w:val="24"/>
+                <w:szCs w:val="24"/>
+              </w:rPr>
+              <w:t xml:space="preserve"> </w:t>
             </w:r>
             <w:r>
               <w:rPr>
@@ -4647,87 +4649,89 @@
                 <w:rFonts w:ascii="Times New Roman" w:eastAsia="仿宋" w:hAnsi="Times New Roman"/>
                 <w:sz w:val="24"/>
                 <w:szCs w:val="24"/>
-              </w:rPr>
-              <w:t>Li, P.</w:t>
-            </w:r>
-            <w:r>
-              <w:rPr>
-                <w:rFonts w:ascii="Times New Roman" w:eastAsia="仿宋" w:hAnsi="Times New Roman"/>
-                <w:sz w:val="24"/>
-                <w:szCs w:val="24"/>
-              </w:rPr>
-              <w:t xml:space="preserve">*, </w:t>
-            </w:r>
-            <w:r>
-              <w:rPr>
-                <w:rFonts w:ascii="Times New Roman" w:eastAsia="仿宋" w:hAnsi="Times New Roman"/>
-                <w:sz w:val="24"/>
-                <w:szCs w:val="24"/>
                 <w:u w:val="single"/>
               </w:rPr>
+              <w:t>Sheil, B.</w:t>
+            </w:r>
+            <w:r>
+              <w:rPr>
+                <w:rFonts w:ascii="Times New Roman" w:eastAsia="仿宋" w:hAnsi="Times New Roman"/>
+                <w:sz w:val="24"/>
+                <w:szCs w:val="24"/>
+              </w:rPr>
+              <w:t xml:space="preserve">, Zhang, P., </w:t>
+            </w:r>
+            <w:bookmarkStart w:id="0" w:name="_Hlk201487761"/>
+            <w:r>
+              <w:rPr>
+                <w:rFonts w:ascii="Times New Roman" w:eastAsia="仿宋" w:hAnsi="Times New Roman"/>
+                <w:sz w:val="24"/>
+                <w:szCs w:val="24"/>
+              </w:rPr>
+              <w:t xml:space="preserve">Zhou, B., Wang, C., &amp; </w:t>
+            </w:r>
+            <w:r>
+              <w:rPr>
+                <w:rFonts w:ascii="Times New Roman" w:eastAsia="仿宋" w:hAnsi="Times New Roman"/>
+                <w:sz w:val="24"/>
+                <w:szCs w:val="24"/>
+                <w:u w:val="single"/>
+              </w:rPr>
               <w:t>Xie, X.</w:t>
             </w:r>
-            <w:r>
-              <w:rPr>
-                <w:rFonts w:ascii="Times New Roman" w:eastAsia="仿宋" w:hAnsi="Times New Roman"/>
+            <w:bookmarkEnd w:id="0"/>
+            <w:r>
+              <w:rPr>
+                <w:rFonts w:ascii="Times New Roman" w:eastAsia="仿宋" w:hAnsi="Times New Roman"/>
+                <w:sz w:val="24"/>
+                <w:szCs w:val="24"/>
+              </w:rPr>
+              <w:t xml:space="preserve">* (2024). Seg2Tunnel: A hierarchical point cloud dataset and benchmarks for segmentation of segmental tunnel linings. Tunnelling and Underground Space Technology, 147, 105735. </w:t>
+            </w:r>
+            <w:r>
+              <w:rPr>
+                <w:rFonts w:ascii="Times New Roman" w:eastAsia="仿宋" w:hAnsi="Times New Roman" w:hint="eastAsia"/>
+                <w:color w:val="0070C0"/>
+                <w:sz w:val="24"/>
+                <w:szCs w:val="24"/>
+              </w:rPr>
+              <w:t>(</w:t>
+            </w:r>
+            <w:r>
+              <w:rPr>
+                <w:rFonts w:ascii="Times New Roman" w:eastAsia="仿宋" w:hAnsi="Times New Roman" w:hint="eastAsia"/>
+                <w:color w:val="0070C0"/>
+                <w:sz w:val="24"/>
+                <w:szCs w:val="24"/>
+              </w:rPr>
+              <w:t>中科院</w:t>
+            </w:r>
+            <w:r>
+              <w:rPr>
+                <w:rFonts w:ascii="Times New Roman" w:eastAsia="仿宋" w:hAnsi="Times New Roman" w:hint="eastAsia"/>
+                <w:color w:val="0070C0"/>
+                <w:sz w:val="24"/>
+                <w:szCs w:val="24"/>
+              </w:rPr>
+              <w:t>一区</w:t>
+            </w:r>
+            <w:r>
+              <w:rPr>
+                <w:rFonts w:ascii="Times New Roman" w:eastAsia="仿宋" w:hAnsi="Times New Roman"/>
+                <w:color w:val="0070C0"/>
+                <w:sz w:val="24"/>
+                <w:szCs w:val="24"/>
+              </w:rPr>
+              <w:t>TOP</w:t>
+            </w:r>
+            <w:r>
+              <w:rPr>
+                <w:rFonts w:ascii="Times New Roman" w:eastAsia="仿宋" w:hAnsi="Times New Roman" w:hint="eastAsia"/>
+                <w:color w:val="0070C0"/>
                 <w:sz w:val="24"/>
                 <w:szCs w:val="24"/>
               </w:rPr>
               <w:t xml:space="preserve">, </w:t>
-            </w:r>
-            <w:bookmarkStart w:id="1" w:name="_Hlk201487807"/>
-            <w:r>
-              <w:rPr>
-                <w:rFonts w:ascii="Times New Roman" w:eastAsia="仿宋" w:hAnsi="Times New Roman"/>
-                <w:sz w:val="24"/>
-                <w:szCs w:val="24"/>
-              </w:rPr>
-              <w:t>Cao, Y., &amp; Zhang, Y</w:t>
-            </w:r>
-            <w:bookmarkEnd w:id="1"/>
-            <w:r>
-              <w:rPr>
-                <w:rFonts w:ascii="Times New Roman" w:eastAsia="仿宋" w:hAnsi="Times New Roman"/>
-                <w:sz w:val="24"/>
-                <w:szCs w:val="24"/>
-              </w:rPr>
-              <w:t xml:space="preserve">. (2023). A novel back-analysis approach for the external loads on shield tunnel lining in service based on monitored deformation. Structural Control and Health Monitoring, 2023, 8128701. </w:t>
-            </w:r>
-            <w:r>
-              <w:rPr>
-                <w:rFonts w:ascii="Times New Roman" w:eastAsia="仿宋" w:hAnsi="Times New Roman" w:hint="eastAsia"/>
-                <w:color w:val="0070C0"/>
-                <w:sz w:val="24"/>
-                <w:szCs w:val="24"/>
-              </w:rPr>
-              <w:t>(</w:t>
-            </w:r>
-            <w:r>
-              <w:rPr>
-                <w:rFonts w:ascii="Times New Roman" w:eastAsia="仿宋" w:hAnsi="Times New Roman" w:hint="eastAsia"/>
-                <w:color w:val="0070C0"/>
-                <w:sz w:val="24"/>
-                <w:szCs w:val="24"/>
-              </w:rPr>
-              <w:t>中科院二区</w:t>
-            </w:r>
-            <w:r>
-              <w:rPr>
-                <w:rFonts w:ascii="Times New Roman" w:eastAsia="仿宋" w:hAnsi="Times New Roman" w:hint="eastAsia"/>
-                <w:color w:val="0070C0"/>
-                <w:sz w:val="24"/>
-                <w:szCs w:val="24"/>
-              </w:rPr>
-              <w:t>,</w:t>
-            </w:r>
-            <w:r>
-              <w:rPr>
-                <w:rFonts w:ascii="Times New Roman" w:eastAsia="仿宋" w:hAnsi="Times New Roman"/>
-                <w:color w:val="0070C0"/>
-                <w:sz w:val="24"/>
-                <w:szCs w:val="24"/>
-              </w:rPr>
-              <w:t xml:space="preserve"> </w:t>
             </w:r>
             <w:r>
               <w:rPr>
@@ -4794,7 +4798,7 @@
                 <w:sz w:val="24"/>
                 <w:szCs w:val="24"/>
               </w:rPr>
-              <w:t xml:space="preserve">*, &amp; </w:t>
+              <w:t xml:space="preserve">*, </w:t>
             </w:r>
             <w:r>
               <w:rPr>
@@ -4811,7 +4815,25 @@
                 <w:sz w:val="24"/>
                 <w:szCs w:val="24"/>
               </w:rPr>
-              <w:t xml:space="preserve"> (2022). A novel detection and assessment method for operational defects of pipe jacking tunnel based on 3D longitudinal deformation curve: A case study. Sensors, 22, 7648. </w:t>
+              <w:t xml:space="preserve">, </w:t>
+            </w:r>
+            <w:bookmarkStart w:id="1" w:name="_Hlk201487807"/>
+            <w:r>
+              <w:rPr>
+                <w:rFonts w:ascii="Times New Roman" w:eastAsia="仿宋" w:hAnsi="Times New Roman"/>
+                <w:sz w:val="24"/>
+                <w:szCs w:val="24"/>
+              </w:rPr>
+              <w:t>Cao, Y., &amp; Zhang, Y</w:t>
+            </w:r>
+            <w:bookmarkEnd w:id="1"/>
+            <w:r>
+              <w:rPr>
+                <w:rFonts w:ascii="Times New Roman" w:eastAsia="仿宋" w:hAnsi="Times New Roman"/>
+                <w:sz w:val="24"/>
+                <w:szCs w:val="24"/>
+              </w:rPr>
+              <w:t xml:space="preserve">. (2023). A novel back-analysis approach for the external loads on shield tunnel lining in service based on monitored deformation. Structural Control and Health Monitoring, 2023, 8128701. </w:t>
             </w:r>
             <w:r>
               <w:rPr>
@@ -4856,16 +4878,16 @@
                 <w:sz w:val="24"/>
                 <w:szCs w:val="24"/>
               </w:rPr>
-              <w:t>JCR Q</w:t>
-            </w:r>
-            <w:r>
-              <w:rPr>
-                <w:rFonts w:ascii="Times New Roman" w:eastAsia="仿宋" w:hAnsi="Times New Roman" w:hint="eastAsia"/>
-                <w:color w:val="0070C0"/>
-                <w:sz w:val="24"/>
-                <w:szCs w:val="24"/>
-              </w:rPr>
-              <w:t>2)</w:t>
+              <w:t>JCR Q1</w:t>
+            </w:r>
+            <w:r>
+              <w:rPr>
+                <w:rFonts w:ascii="Times New Roman" w:eastAsia="仿宋" w:hAnsi="Times New Roman" w:hint="eastAsia"/>
+                <w:color w:val="0070C0"/>
+                <w:sz w:val="24"/>
+                <w:szCs w:val="24"/>
+              </w:rPr>
+              <w:t>)</w:t>
             </w:r>
           </w:p>
           <w:p>
@@ -4885,56 +4907,76 @@
             <w:r>
               <w:rPr>
                 <w:rFonts w:ascii="Times New Roman" w:eastAsia="仿宋" w:hAnsi="Times New Roman"/>
-                <w:sz w:val="24"/>
-                <w:szCs w:val="24"/>
-              </w:rPr>
-              <w:t>Jing</w:t>
-            </w:r>
-            <w:r>
-              <w:rPr>
-                <w:rFonts w:ascii="Times New Roman" w:eastAsia="仿宋" w:hAnsi="Times New Roman" w:hint="eastAsia"/>
-                <w:sz w:val="24"/>
-                <w:szCs w:val="24"/>
-              </w:rPr>
-              <w:t>,</w:t>
-            </w:r>
-            <w:r>
-              <w:rPr>
-                <w:rFonts w:ascii="Times New Roman" w:eastAsia="仿宋" w:hAnsi="Times New Roman"/>
-                <w:sz w:val="24"/>
-                <w:szCs w:val="24"/>
-              </w:rPr>
-              <w:t xml:space="preserve"> Y.</w:t>
-            </w:r>
-            <w:r>
-              <w:rPr>
-                <w:rFonts w:ascii="Times New Roman" w:eastAsia="仿宋" w:hAnsi="Times New Roman"/>
-                <w:sz w:val="24"/>
-                <w:szCs w:val="24"/>
-              </w:rPr>
-              <w:t>*</w:t>
-            </w:r>
-            <w:r>
-              <w:rPr>
-                <w:rFonts w:ascii="Times New Roman" w:eastAsia="仿宋" w:hAnsi="Times New Roman"/>
-                <w:sz w:val="24"/>
-                <w:szCs w:val="24"/>
-              </w:rPr>
-              <w:t>,</w:t>
-            </w:r>
-            <w:r>
-              <w:rPr>
-                <w:rFonts w:ascii="Times New Roman" w:eastAsia="仿宋" w:hAnsi="Times New Roman"/>
                 <w:b/>
                 <w:bCs/>
                 <w:sz w:val="24"/>
                 <w:szCs w:val="24"/>
               </w:rPr>
-              <w:t xml:space="preserve"> Lin, W.</w:t>
-            </w:r>
-            <w:r>
-              <w:rPr>
-                <w:rFonts w:ascii="Times New Roman" w:eastAsia="仿宋" w:hAnsi="Times New Roman"/>
+              <w:t>Lin, W.</w:t>
+            </w:r>
+            <w:r>
+              <w:rPr>
+                <w:rFonts w:ascii="Times New Roman" w:eastAsia="仿宋" w:hAnsi="Times New Roman"/>
+                <w:sz w:val="24"/>
+                <w:szCs w:val="24"/>
+              </w:rPr>
+              <w:t xml:space="preserve">, </w:t>
+            </w:r>
+            <w:r>
+              <w:rPr>
+                <w:rFonts w:ascii="Times New Roman" w:eastAsia="仿宋" w:hAnsi="Times New Roman"/>
+                <w:sz w:val="24"/>
+                <w:szCs w:val="24"/>
+              </w:rPr>
+              <w:t>Li, P.</w:t>
+            </w:r>
+            <w:r>
+              <w:rPr>
+                <w:rFonts w:ascii="Times New Roman" w:eastAsia="仿宋" w:hAnsi="Times New Roman"/>
+                <w:sz w:val="24"/>
+                <w:szCs w:val="24"/>
+              </w:rPr>
+              <w:t xml:space="preserve">*, &amp; </w:t>
+            </w:r>
+            <w:r>
+              <w:rPr>
+                <w:rFonts w:ascii="Times New Roman" w:eastAsia="仿宋" w:hAnsi="Times New Roman"/>
+                <w:sz w:val="24"/>
+                <w:szCs w:val="24"/>
+                <w:u w:val="single"/>
+              </w:rPr>
+              <w:t>Xie, X.</w:t>
+            </w:r>
+            <w:r>
+              <w:rPr>
+                <w:rFonts w:ascii="Times New Roman" w:eastAsia="仿宋" w:hAnsi="Times New Roman"/>
+                <w:sz w:val="24"/>
+                <w:szCs w:val="24"/>
+              </w:rPr>
+              <w:t xml:space="preserve"> (2022). A novel detection and assessment method for operational defects of pipe jacking tunnel based on 3D longitudinal deformation curve: A case study. Sensors, 22, 7648. </w:t>
+            </w:r>
+            <w:r>
+              <w:rPr>
+                <w:rFonts w:ascii="Times New Roman" w:eastAsia="仿宋" w:hAnsi="Times New Roman" w:hint="eastAsia"/>
+                <w:color w:val="0070C0"/>
+                <w:sz w:val="24"/>
+                <w:szCs w:val="24"/>
+              </w:rPr>
+              <w:t>(</w:t>
+            </w:r>
+            <w:r>
+              <w:rPr>
+                <w:rFonts w:ascii="Times New Roman" w:eastAsia="仿宋" w:hAnsi="Times New Roman" w:hint="eastAsia"/>
+                <w:color w:val="0070C0"/>
+                <w:sz w:val="24"/>
+                <w:szCs w:val="24"/>
+              </w:rPr>
+              <w:t>中科院二区</w:t>
+            </w:r>
+            <w:r>
+              <w:rPr>
+                <w:rFonts w:ascii="Times New Roman" w:eastAsia="仿宋" w:hAnsi="Times New Roman" w:hint="eastAsia"/>
+                <w:color w:val="0070C0"/>
                 <w:sz w:val="24"/>
                 <w:szCs w:val="24"/>
               </w:rPr>
@@ -4943,6 +4985,7 @@
             <w:r>
               <w:rPr>
                 <w:rFonts w:ascii="Times New Roman" w:eastAsia="仿宋" w:hAnsi="Times New Roman"/>
+                <w:color w:val="0070C0"/>
                 <w:sz w:val="24"/>
                 <w:szCs w:val="24"/>
               </w:rPr>
@@ -4951,241 +4994,20 @@
             <w:r>
               <w:rPr>
                 <w:rFonts w:ascii="Times New Roman" w:eastAsia="仿宋" w:hAnsi="Times New Roman"/>
-                <w:sz w:val="24"/>
-                <w:szCs w:val="24"/>
-                <w:u w:val="single"/>
-              </w:rPr>
-              <w:t>Sheil, B.</w:t>
-            </w:r>
-            <w:r>
-              <w:rPr>
-                <w:rFonts w:ascii="Times New Roman" w:eastAsia="仿宋" w:hAnsi="Times New Roman"/>
-                <w:sz w:val="24"/>
-                <w:szCs w:val="24"/>
-              </w:rPr>
-              <w:t xml:space="preserve">, &amp; </w:t>
-            </w:r>
-            <w:r>
-              <w:rPr>
-                <w:rFonts w:ascii="Times New Roman" w:eastAsia="仿宋" w:hAnsi="Times New Roman"/>
-                <w:sz w:val="24"/>
-                <w:szCs w:val="24"/>
-              </w:rPr>
-              <w:t>Acikgoz, S.</w:t>
-            </w:r>
-            <w:r>
-              <w:rPr>
-                <w:rFonts w:ascii="Times New Roman" w:eastAsia="仿宋" w:hAnsi="Times New Roman"/>
-                <w:sz w:val="24"/>
-                <w:szCs w:val="24"/>
-              </w:rPr>
-              <w:t xml:space="preserve"> (202</w:t>
-            </w:r>
-            <w:r>
-              <w:rPr>
-                <w:rFonts w:ascii="Times New Roman" w:eastAsia="仿宋" w:hAnsi="Times New Roman"/>
-                <w:sz w:val="24"/>
-                <w:szCs w:val="24"/>
-              </w:rPr>
-              <w:t>5</w:t>
-            </w:r>
-            <w:r>
-              <w:rPr>
-                <w:rFonts w:ascii="Times New Roman" w:eastAsia="仿宋" w:hAnsi="Times New Roman"/>
-                <w:sz w:val="24"/>
-                <w:szCs w:val="24"/>
-              </w:rPr>
-              <w:t xml:space="preserve">). </w:t>
-            </w:r>
-            <w:r>
-              <w:rPr>
-                <w:rFonts w:ascii="Times New Roman" w:eastAsia="仿宋" w:hAnsi="Times New Roman"/>
-                <w:sz w:val="24"/>
-                <w:szCs w:val="24"/>
-              </w:rPr>
-              <w:t xml:space="preserve">3D </w:t>
-            </w:r>
-            <w:r>
-              <w:rPr>
-                <w:rFonts w:ascii="Times New Roman" w:eastAsia="仿宋" w:hAnsi="Times New Roman" w:hint="eastAsia"/>
-                <w:sz w:val="24"/>
-                <w:szCs w:val="24"/>
-              </w:rPr>
-              <w:t>m</w:t>
-            </w:r>
-            <w:r>
-              <w:rPr>
-                <w:rFonts w:ascii="Times New Roman" w:eastAsia="仿宋" w:hAnsi="Times New Roman"/>
-                <w:sz w:val="24"/>
-                <w:szCs w:val="24"/>
-              </w:rPr>
-              <w:t xml:space="preserve">ultimodal </w:t>
-            </w:r>
-            <w:r>
-              <w:rPr>
-                <w:rFonts w:ascii="Times New Roman" w:eastAsia="仿宋" w:hAnsi="Times New Roman"/>
-                <w:sz w:val="24"/>
-                <w:szCs w:val="24"/>
-              </w:rPr>
-              <w:t>f</w:t>
-            </w:r>
-            <w:r>
-              <w:rPr>
-                <w:rFonts w:ascii="Times New Roman" w:eastAsia="仿宋" w:hAnsi="Times New Roman"/>
-                <w:sz w:val="24"/>
-                <w:szCs w:val="24"/>
-              </w:rPr>
-              <w:t xml:space="preserve">eature for </w:t>
-            </w:r>
-            <w:r>
-              <w:rPr>
-                <w:rFonts w:ascii="Times New Roman" w:eastAsia="仿宋" w:hAnsi="Times New Roman"/>
-                <w:sz w:val="24"/>
-                <w:szCs w:val="24"/>
-              </w:rPr>
-              <w:t>i</w:t>
-            </w:r>
-            <w:r>
-              <w:rPr>
-                <w:rFonts w:ascii="Times New Roman" w:eastAsia="仿宋" w:hAnsi="Times New Roman"/>
-                <w:sz w:val="24"/>
-                <w:szCs w:val="24"/>
-              </w:rPr>
-              <w:t xml:space="preserve">nfrastructure </w:t>
-            </w:r>
-            <w:r>
-              <w:rPr>
-                <w:rFonts w:ascii="Times New Roman" w:eastAsia="仿宋" w:hAnsi="Times New Roman"/>
-                <w:sz w:val="24"/>
-                <w:szCs w:val="24"/>
-              </w:rPr>
-              <w:t>a</w:t>
-            </w:r>
-            <w:r>
-              <w:rPr>
-                <w:rFonts w:ascii="Times New Roman" w:eastAsia="仿宋" w:hAnsi="Times New Roman"/>
-                <w:sz w:val="24"/>
-                <w:szCs w:val="24"/>
-              </w:rPr>
-              <w:t xml:space="preserve">nomaly </w:t>
-            </w:r>
-            <w:r>
-              <w:rPr>
-                <w:rFonts w:ascii="Times New Roman" w:eastAsia="仿宋" w:hAnsi="Times New Roman"/>
-                <w:sz w:val="24"/>
-                <w:szCs w:val="24"/>
-              </w:rPr>
-              <w:t>d</w:t>
-            </w:r>
-            <w:r>
-              <w:rPr>
-                <w:rFonts w:ascii="Times New Roman" w:eastAsia="仿宋" w:hAnsi="Times New Roman"/>
-                <w:sz w:val="24"/>
-                <w:szCs w:val="24"/>
-              </w:rPr>
-              <w:t>etection</w:t>
-            </w:r>
-            <w:r>
-              <w:rPr>
-                <w:rFonts w:ascii="Times New Roman" w:eastAsia="仿宋" w:hAnsi="Times New Roman"/>
-                <w:sz w:val="24"/>
-                <w:szCs w:val="24"/>
-              </w:rPr>
-              <w:t>. Automation in Construction</w:t>
-            </w:r>
-            <w:r>
-              <w:rPr>
-                <w:rFonts w:ascii="Times New Roman" w:eastAsia="仿宋" w:hAnsi="Times New Roman" w:hint="eastAsia"/>
-                <w:sz w:val="24"/>
-                <w:szCs w:val="24"/>
-              </w:rPr>
-              <w:t>,</w:t>
-            </w:r>
-            <w:r>
-              <w:rPr>
-                <w:rFonts w:ascii="Times New Roman" w:eastAsia="仿宋" w:hAnsi="Times New Roman"/>
-                <w:sz w:val="24"/>
-                <w:szCs w:val="24"/>
-              </w:rPr>
-              <w:t xml:space="preserve"> 178, </w:t>
-            </w:r>
-            <w:r>
-              <w:rPr>
-                <w:rFonts w:ascii="Times New Roman" w:eastAsia="仿宋" w:hAnsi="Times New Roman"/>
-                <w:sz w:val="24"/>
-                <w:szCs w:val="24"/>
-              </w:rPr>
-              <w:t>106388</w:t>
-            </w:r>
-            <w:r>
-              <w:rPr>
-                <w:rFonts w:ascii="Times New Roman" w:eastAsia="仿宋" w:hAnsi="Times New Roman" w:hint="eastAsia"/>
-                <w:sz w:val="24"/>
-                <w:szCs w:val="24"/>
-              </w:rPr>
-              <w:t>.</w:t>
-            </w:r>
-            <w:r>
-              <w:rPr>
-                <w:rFonts w:ascii="Times New Roman" w:eastAsia="仿宋" w:hAnsi="Times New Roman"/>
-                <w:sz w:val="24"/>
-                <w:szCs w:val="24"/>
-              </w:rPr>
-              <w:t xml:space="preserve"> </w:t>
-            </w:r>
-            <w:r>
-              <w:rPr>
-                <w:rFonts w:ascii="Times New Roman" w:eastAsia="仿宋" w:hAnsi="Times New Roman" w:hint="eastAsia"/>
-                <w:color w:val="0070C0"/>
-                <w:sz w:val="24"/>
-                <w:szCs w:val="24"/>
-              </w:rPr>
-              <w:t>(</w:t>
-            </w:r>
-            <w:r>
-              <w:rPr>
-                <w:rFonts w:ascii="Times New Roman" w:eastAsia="仿宋" w:hAnsi="Times New Roman" w:hint="eastAsia"/>
-                <w:color w:val="0070C0"/>
-                <w:sz w:val="24"/>
-                <w:szCs w:val="24"/>
-              </w:rPr>
-              <w:t>中科院一区</w:t>
-            </w:r>
-            <w:r>
-              <w:rPr>
-                <w:rFonts w:ascii="Times New Roman" w:eastAsia="仿宋" w:hAnsi="Times New Roman"/>
-                <w:color w:val="0070C0"/>
-                <w:sz w:val="24"/>
-                <w:szCs w:val="24"/>
-              </w:rPr>
-              <w:t>TOP</w:t>
-            </w:r>
-            <w:r>
-              <w:rPr>
-                <w:rFonts w:ascii="Times New Roman" w:eastAsia="仿宋" w:hAnsi="Times New Roman" w:hint="eastAsia"/>
-                <w:color w:val="0070C0"/>
-                <w:sz w:val="24"/>
-                <w:szCs w:val="24"/>
-              </w:rPr>
-              <w:t xml:space="preserve">, </w:t>
-            </w:r>
-            <w:r>
-              <w:rPr>
-                <w:rFonts w:ascii="Times New Roman" w:eastAsia="仿宋" w:hAnsi="Times New Roman"/>
-                <w:color w:val="0070C0"/>
-                <w:sz w:val="24"/>
-                <w:szCs w:val="24"/>
-              </w:rPr>
-              <w:t>JCR Q1</w:t>
-            </w:r>
-            <w:r>
-              <w:rPr>
-                <w:rFonts w:ascii="Times New Roman" w:eastAsia="仿宋" w:hAnsi="Times New Roman" w:hint="eastAsia"/>
-                <w:color w:val="0070C0"/>
-                <w:sz w:val="24"/>
-                <w:szCs w:val="24"/>
-              </w:rPr>
-              <w:t>)</w:t>
+                <w:color w:val="0070C0"/>
+                <w:sz w:val="24"/>
+                <w:szCs w:val="24"/>
+              </w:rPr>
+              <w:t>JCR Q</w:t>
+            </w:r>
+            <w:r>
+              <w:rPr>
+                <w:rFonts w:ascii="Times New Roman" w:eastAsia="仿宋" w:hAnsi="Times New Roman" w:hint="eastAsia"/>
+                <w:color w:val="0070C0"/>
+                <w:sz w:val="24"/>
+                <w:szCs w:val="24"/>
+              </w:rPr>
+              <w:t>2)</w:t>
             </w:r>
           </w:p>
           <w:p>
@@ -5208,7 +5030,39 @@
                 <w:sz w:val="24"/>
                 <w:szCs w:val="24"/>
               </w:rPr>
-              <w:t xml:space="preserve">Huang, H., Chang, J.*, Zhang, D., Thewes, M., &amp; </w:t>
+              <w:t>Jing</w:t>
+            </w:r>
+            <w:r>
+              <w:rPr>
+                <w:rFonts w:ascii="Times New Roman" w:eastAsia="仿宋" w:hAnsi="Times New Roman" w:hint="eastAsia"/>
+                <w:sz w:val="24"/>
+                <w:szCs w:val="24"/>
+              </w:rPr>
+              <w:t>,</w:t>
+            </w:r>
+            <w:r>
+              <w:rPr>
+                <w:rFonts w:ascii="Times New Roman" w:eastAsia="仿宋" w:hAnsi="Times New Roman"/>
+                <w:sz w:val="24"/>
+                <w:szCs w:val="24"/>
+              </w:rPr>
+              <w:t xml:space="preserve"> Y.</w:t>
+            </w:r>
+            <w:r>
+              <w:rPr>
+                <w:rFonts w:ascii="Times New Roman" w:eastAsia="仿宋" w:hAnsi="Times New Roman"/>
+                <w:sz w:val="24"/>
+                <w:szCs w:val="24"/>
+              </w:rPr>
+              <w:t>*</w:t>
+            </w:r>
+            <w:r>
+              <w:rPr>
+                <w:rFonts w:ascii="Times New Roman" w:eastAsia="仿宋" w:hAnsi="Times New Roman"/>
+                <w:sz w:val="24"/>
+                <w:szCs w:val="24"/>
+              </w:rPr>
+              <w:t>,</w:t>
             </w:r>
             <w:r>
               <w:rPr>
@@ -5218,7 +5072,48 @@
                 <w:sz w:val="24"/>
                 <w:szCs w:val="24"/>
               </w:rPr>
-              <w:t>Lin, W.</w:t>
+              <w:t xml:space="preserve"> Lin, W.</w:t>
+            </w:r>
+            <w:r>
+              <w:rPr>
+                <w:rFonts w:ascii="Times New Roman" w:eastAsia="仿宋" w:hAnsi="Times New Roman"/>
+                <w:sz w:val="24"/>
+                <w:szCs w:val="24"/>
+              </w:rPr>
+              <w:t>,</w:t>
+            </w:r>
+            <w:r>
+              <w:rPr>
+                <w:rFonts w:ascii="Times New Roman" w:eastAsia="仿宋" w:hAnsi="Times New Roman"/>
+                <w:sz w:val="24"/>
+                <w:szCs w:val="24"/>
+              </w:rPr>
+              <w:t xml:space="preserve"> </w:t>
+            </w:r>
+            <w:r>
+              <w:rPr>
+                <w:rFonts w:ascii="Times New Roman" w:eastAsia="仿宋" w:hAnsi="Times New Roman"/>
+                <w:sz w:val="24"/>
+                <w:szCs w:val="24"/>
+                <w:u w:val="single"/>
+              </w:rPr>
+              <w:t>Sheil, B.</w:t>
+            </w:r>
+            <w:r>
+              <w:rPr>
+                <w:rFonts w:ascii="Times New Roman" w:eastAsia="仿宋" w:hAnsi="Times New Roman"/>
+                <w:sz w:val="24"/>
+                <w:szCs w:val="24"/>
+              </w:rPr>
+              <w:t xml:space="preserve">, &amp; </w:t>
+            </w:r>
+            <w:r>
+              <w:rPr>
+                <w:rFonts w:ascii="Times New Roman" w:eastAsia="仿宋" w:hAnsi="Times New Roman"/>
+                <w:sz w:val="24"/>
+                <w:szCs w:val="24"/>
+              </w:rPr>
+              <w:t>Acikgoz, S.</w:t>
             </w:r>
             <w:r>
               <w:rPr>
@@ -5242,7 +5137,15 @@
                 <w:sz w:val="24"/>
                 <w:szCs w:val="24"/>
               </w:rPr>
-              <w:t xml:space="preserve">). Improved </w:t>
+              <w:t xml:space="preserve">). </w:t>
+            </w:r>
+            <w:r>
+              <w:rPr>
+                <w:rFonts w:ascii="Times New Roman" w:eastAsia="仿宋" w:hAnsi="Times New Roman"/>
+                <w:sz w:val="24"/>
+                <w:szCs w:val="24"/>
+              </w:rPr>
+              <w:t xml:space="preserve">3D </w:t>
             </w:r>
             <w:r>
               <w:rPr>
@@ -5258,27 +5161,123 @@
                 <w:sz w:val="24"/>
                 <w:szCs w:val="24"/>
               </w:rPr>
-              <w:t>odel-free adaptive control of shield machine posture during tunnelling. Advanced Engineering Informatics</w:t>
-            </w:r>
-            <w:r>
-              <w:rPr>
-                <w:rFonts w:ascii="Times New Roman" w:eastAsia="仿宋" w:hAnsi="Times New Roman"/>
-                <w:sz w:val="24"/>
-                <w:szCs w:val="24"/>
-              </w:rPr>
-              <w:t>, 67, 103465</w:t>
-            </w:r>
-            <w:r>
-              <w:rPr>
-                <w:rFonts w:ascii="Times New Roman" w:eastAsia="仿宋" w:hAnsi="Times New Roman"/>
-                <w:sz w:val="24"/>
-                <w:szCs w:val="24"/>
-              </w:rPr>
-              <w:t xml:space="preserve">. </w:t>
-            </w:r>
-            <w:r>
-              <w:rPr>
-                <w:rFonts w:ascii="Times New Roman" w:eastAsia="仿宋" w:hAnsi="Times New Roman"/>
+              <w:t xml:space="preserve">ultimodal </w:t>
+            </w:r>
+            <w:r>
+              <w:rPr>
+                <w:rFonts w:ascii="Times New Roman" w:eastAsia="仿宋" w:hAnsi="Times New Roman"/>
+                <w:sz w:val="24"/>
+                <w:szCs w:val="24"/>
+              </w:rPr>
+              <w:t>f</w:t>
+            </w:r>
+            <w:r>
+              <w:rPr>
+                <w:rFonts w:ascii="Times New Roman" w:eastAsia="仿宋" w:hAnsi="Times New Roman"/>
+                <w:sz w:val="24"/>
+                <w:szCs w:val="24"/>
+              </w:rPr>
+              <w:t xml:space="preserve">eature for </w:t>
+            </w:r>
+            <w:r>
+              <w:rPr>
+                <w:rFonts w:ascii="Times New Roman" w:eastAsia="仿宋" w:hAnsi="Times New Roman"/>
+                <w:sz w:val="24"/>
+                <w:szCs w:val="24"/>
+              </w:rPr>
+              <w:t>i</w:t>
+            </w:r>
+            <w:r>
+              <w:rPr>
+                <w:rFonts w:ascii="Times New Roman" w:eastAsia="仿宋" w:hAnsi="Times New Roman"/>
+                <w:sz w:val="24"/>
+                <w:szCs w:val="24"/>
+              </w:rPr>
+              <w:t xml:space="preserve">nfrastructure </w:t>
+            </w:r>
+            <w:r>
+              <w:rPr>
+                <w:rFonts w:ascii="Times New Roman" w:eastAsia="仿宋" w:hAnsi="Times New Roman"/>
+                <w:sz w:val="24"/>
+                <w:szCs w:val="24"/>
+              </w:rPr>
+              <w:t>a</w:t>
+            </w:r>
+            <w:r>
+              <w:rPr>
+                <w:rFonts w:ascii="Times New Roman" w:eastAsia="仿宋" w:hAnsi="Times New Roman"/>
+                <w:sz w:val="24"/>
+                <w:szCs w:val="24"/>
+              </w:rPr>
+              <w:t xml:space="preserve">nomaly </w:t>
+            </w:r>
+            <w:r>
+              <w:rPr>
+                <w:rFonts w:ascii="Times New Roman" w:eastAsia="仿宋" w:hAnsi="Times New Roman"/>
+                <w:sz w:val="24"/>
+                <w:szCs w:val="24"/>
+              </w:rPr>
+              <w:t>d</w:t>
+            </w:r>
+            <w:r>
+              <w:rPr>
+                <w:rFonts w:ascii="Times New Roman" w:eastAsia="仿宋" w:hAnsi="Times New Roman"/>
+                <w:sz w:val="24"/>
+                <w:szCs w:val="24"/>
+              </w:rPr>
+              <w:t>etection</w:t>
+            </w:r>
+            <w:r>
+              <w:rPr>
+                <w:rFonts w:ascii="Times New Roman" w:eastAsia="仿宋" w:hAnsi="Times New Roman"/>
+                <w:sz w:val="24"/>
+                <w:szCs w:val="24"/>
+              </w:rPr>
+              <w:t>. Automation in Construction</w:t>
+            </w:r>
+            <w:r>
+              <w:rPr>
+                <w:rFonts w:ascii="Times New Roman" w:eastAsia="仿宋" w:hAnsi="Times New Roman" w:hint="eastAsia"/>
+                <w:sz w:val="24"/>
+                <w:szCs w:val="24"/>
+              </w:rPr>
+              <w:t>,</w:t>
+            </w:r>
+            <w:r>
+              <w:rPr>
+                <w:rFonts w:ascii="Times New Roman" w:eastAsia="仿宋" w:hAnsi="Times New Roman"/>
+                <w:sz w:val="24"/>
+                <w:szCs w:val="24"/>
+              </w:rPr>
+              <w:t xml:space="preserve"> 178, </w:t>
+            </w:r>
+            <w:r>
+              <w:rPr>
+                <w:rFonts w:ascii="Times New Roman" w:eastAsia="仿宋" w:hAnsi="Times New Roman"/>
+                <w:sz w:val="24"/>
+                <w:szCs w:val="24"/>
+              </w:rPr>
+              <w:t>106388</w:t>
+            </w:r>
+            <w:r>
+              <w:rPr>
+                <w:rFonts w:ascii="Times New Roman" w:eastAsia="仿宋" w:hAnsi="Times New Roman" w:hint="eastAsia"/>
+                <w:sz w:val="24"/>
+                <w:szCs w:val="24"/>
+              </w:rPr>
+              <w:t>.</w:t>
+            </w:r>
+            <w:r>
+              <w:rPr>
+                <w:rFonts w:ascii="Times New Roman" w:eastAsia="仿宋" w:hAnsi="Times New Roman"/>
+                <w:sz w:val="24"/>
+                <w:szCs w:val="24"/>
+              </w:rPr>
+              <w:t xml:space="preserve"> </w:t>
+            </w:r>
+            <w:r>
+              <w:rPr>
+                <w:rFonts w:ascii="Times New Roman" w:eastAsia="仿宋" w:hAnsi="Times New Roman" w:hint="eastAsia"/>
                 <w:color w:val="0070C0"/>
                 <w:sz w:val="24"/>
                 <w:szCs w:val="24"/>
@@ -5292,16 +5291,7 @@
                 <w:sz w:val="24"/>
                 <w:szCs w:val="24"/>
               </w:rPr>
-              <w:t>中科院</w:t>
-            </w:r>
-            <w:r>
-              <w:rPr>
-                <w:rFonts w:ascii="Times New Roman" w:eastAsia="仿宋" w:hAnsi="Times New Roman" w:hint="eastAsia"/>
-                <w:color w:val="0070C0"/>
-                <w:sz w:val="24"/>
-                <w:szCs w:val="24"/>
-              </w:rPr>
-              <w:t>一区</w:t>
+              <w:t>中科院一区</w:t>
             </w:r>
             <w:r>
               <w:rPr>
@@ -5328,7 +5318,16 @@
                 <w:sz w:val="24"/>
                 <w:szCs w:val="24"/>
               </w:rPr>
-              <w:t>JCR Q1)</w:t>
+              <w:t>JCR Q1</w:t>
+            </w:r>
+            <w:r>
+              <w:rPr>
+                <w:rFonts w:ascii="Times New Roman" w:eastAsia="仿宋" w:hAnsi="Times New Roman" w:hint="eastAsia"/>
+                <w:color w:val="0070C0"/>
+                <w:sz w:val="24"/>
+                <w:szCs w:val="24"/>
+              </w:rPr>
+              <w:t>)</w:t>
             </w:r>
           </w:p>
           <w:p>
@@ -5351,7 +5350,7 @@
                 <w:sz w:val="24"/>
                 <w:szCs w:val="24"/>
               </w:rPr>
-              <w:t xml:space="preserve">Ye, Z., </w:t>
+              <w:t xml:space="preserve">Huang, H., Chang, J.*, Zhang, D., Thewes, M., &amp; </w:t>
             </w:r>
             <w:r>
               <w:rPr>
@@ -5369,354 +5368,110 @@
                 <w:sz w:val="24"/>
                 <w:szCs w:val="24"/>
               </w:rPr>
+              <w:t xml:space="preserve"> (202</w:t>
+            </w:r>
+            <w:r>
+              <w:rPr>
+                <w:rFonts w:ascii="Times New Roman" w:eastAsia="仿宋" w:hAnsi="Times New Roman"/>
+                <w:sz w:val="24"/>
+                <w:szCs w:val="24"/>
+              </w:rPr>
+              <w:t>5</w:t>
+            </w:r>
+            <w:r>
+              <w:rPr>
+                <w:rFonts w:ascii="Times New Roman" w:eastAsia="仿宋" w:hAnsi="Times New Roman"/>
+                <w:sz w:val="24"/>
+                <w:szCs w:val="24"/>
+              </w:rPr>
+              <w:t xml:space="preserve">). Improved </w:t>
+            </w:r>
+            <w:r>
+              <w:rPr>
+                <w:rFonts w:ascii="Times New Roman" w:eastAsia="仿宋" w:hAnsi="Times New Roman" w:hint="eastAsia"/>
+                <w:sz w:val="24"/>
+                <w:szCs w:val="24"/>
+              </w:rPr>
+              <w:t>m</w:t>
+            </w:r>
+            <w:r>
+              <w:rPr>
+                <w:rFonts w:ascii="Times New Roman" w:eastAsia="仿宋" w:hAnsi="Times New Roman"/>
+                <w:sz w:val="24"/>
+                <w:szCs w:val="24"/>
+              </w:rPr>
+              <w:t>odel-free adaptive control of shield machine posture during tunnelling. Advanced Engineering Informatics</w:t>
+            </w:r>
+            <w:r>
+              <w:rPr>
+                <w:rFonts w:ascii="Times New Roman" w:eastAsia="仿宋" w:hAnsi="Times New Roman"/>
+                <w:sz w:val="24"/>
+                <w:szCs w:val="24"/>
+              </w:rPr>
+              <w:t>, 67, 103465</w:t>
+            </w:r>
+            <w:r>
+              <w:rPr>
+                <w:rFonts w:ascii="Times New Roman" w:eastAsia="仿宋" w:hAnsi="Times New Roman"/>
+                <w:sz w:val="24"/>
+                <w:szCs w:val="24"/>
+              </w:rPr>
+              <w:t xml:space="preserve">. </w:t>
+            </w:r>
+            <w:r>
+              <w:rPr>
+                <w:rFonts w:ascii="Times New Roman" w:eastAsia="仿宋" w:hAnsi="Times New Roman"/>
+                <w:color w:val="0070C0"/>
+                <w:sz w:val="24"/>
+                <w:szCs w:val="24"/>
+              </w:rPr>
+              <w:lastRenderedPageBreak/>
+              <w:t>(</w:t>
+            </w:r>
+            <w:r>
+              <w:rPr>
+                <w:rFonts w:ascii="Times New Roman" w:eastAsia="仿宋" w:hAnsi="Times New Roman" w:hint="eastAsia"/>
+                <w:color w:val="0070C0"/>
+                <w:sz w:val="24"/>
+                <w:szCs w:val="24"/>
+              </w:rPr>
+              <w:t>中科院</w:t>
+            </w:r>
+            <w:r>
+              <w:rPr>
+                <w:rFonts w:ascii="Times New Roman" w:eastAsia="仿宋" w:hAnsi="Times New Roman" w:hint="eastAsia"/>
+                <w:color w:val="0070C0"/>
+                <w:sz w:val="24"/>
+                <w:szCs w:val="24"/>
+              </w:rPr>
+              <w:t>一区</w:t>
+            </w:r>
+            <w:r>
+              <w:rPr>
+                <w:rFonts w:ascii="Times New Roman" w:eastAsia="仿宋" w:hAnsi="Times New Roman"/>
+                <w:color w:val="0070C0"/>
+                <w:sz w:val="24"/>
+                <w:szCs w:val="24"/>
+              </w:rPr>
+              <w:t>TOP</w:t>
+            </w:r>
+            <w:r>
+              <w:rPr>
+                <w:rFonts w:ascii="Times New Roman" w:eastAsia="仿宋" w:hAnsi="Times New Roman" w:hint="eastAsia"/>
+                <w:color w:val="0070C0"/>
+                <w:sz w:val="24"/>
+                <w:szCs w:val="24"/>
+              </w:rPr>
               <w:t xml:space="preserve">, </w:t>
             </w:r>
             <w:r>
               <w:rPr>
                 <w:rFonts w:ascii="Times New Roman" w:eastAsia="仿宋" w:hAnsi="Times New Roman"/>
-                <w:sz w:val="24"/>
-                <w:szCs w:val="24"/>
-              </w:rPr>
-              <w:t>Faramarzi</w:t>
-            </w:r>
-            <w:r>
-              <w:rPr>
-                <w:rFonts w:ascii="Times New Roman" w:eastAsia="仿宋" w:hAnsi="Times New Roman"/>
-                <w:sz w:val="24"/>
-                <w:szCs w:val="24"/>
-              </w:rPr>
-              <w:t xml:space="preserve">, A., </w:t>
-            </w:r>
-            <w:bookmarkStart w:id="2" w:name="_Hlk201487903"/>
-            <w:r>
-              <w:rPr>
-                <w:rFonts w:ascii="Times New Roman" w:eastAsia="仿宋" w:hAnsi="Times New Roman"/>
-                <w:sz w:val="24"/>
-                <w:szCs w:val="24"/>
-                <w:u w:val="single"/>
-              </w:rPr>
-              <w:t>Xie, X.</w:t>
-            </w:r>
-            <w:r>
-              <w:rPr>
-                <w:rFonts w:ascii="Times New Roman" w:eastAsia="仿宋" w:hAnsi="Times New Roman"/>
-                <w:sz w:val="24"/>
-                <w:szCs w:val="24"/>
-              </w:rPr>
-              <w:t>,</w:t>
-            </w:r>
-            <w:r>
-              <w:rPr>
-                <w:rFonts w:ascii="Times New Roman" w:eastAsia="仿宋" w:hAnsi="Times New Roman"/>
-                <w:sz w:val="24"/>
-                <w:szCs w:val="24"/>
-              </w:rPr>
-              <w:t xml:space="preserve"> &amp;</w:t>
-            </w:r>
-            <w:r>
-              <w:rPr>
-                <w:rFonts w:ascii="Times New Roman" w:eastAsia="仿宋" w:hAnsi="Times New Roman"/>
-                <w:sz w:val="24"/>
-                <w:szCs w:val="24"/>
-              </w:rPr>
-              <w:t xml:space="preserve"> </w:t>
-            </w:r>
-            <w:r>
-              <w:rPr>
-                <w:rFonts w:ascii="Times New Roman" w:eastAsia="仿宋" w:hAnsi="Times New Roman"/>
-                <w:sz w:val="24"/>
-                <w:szCs w:val="24"/>
-              </w:rPr>
-              <w:t>Ninić</w:t>
-            </w:r>
-            <w:r>
-              <w:rPr>
-                <w:rFonts w:ascii="Times New Roman" w:eastAsia="仿宋" w:hAnsi="Times New Roman"/>
-                <w:sz w:val="24"/>
-                <w:szCs w:val="24"/>
-              </w:rPr>
-              <w:t>, J.*</w:t>
-            </w:r>
-            <w:bookmarkEnd w:id="2"/>
-            <w:r>
-              <w:rPr>
-                <w:rFonts w:ascii="Times New Roman" w:eastAsia="仿宋" w:hAnsi="Times New Roman"/>
-                <w:sz w:val="24"/>
-                <w:szCs w:val="24"/>
-              </w:rPr>
-              <w:t xml:space="preserve"> (202</w:t>
-            </w:r>
-            <w:r>
-              <w:rPr>
-                <w:rFonts w:ascii="Times New Roman" w:eastAsia="仿宋" w:hAnsi="Times New Roman"/>
-                <w:sz w:val="24"/>
-                <w:szCs w:val="24"/>
-              </w:rPr>
-              <w:t>5</w:t>
-            </w:r>
-            <w:r>
-              <w:rPr>
-                <w:rFonts w:ascii="Times New Roman" w:eastAsia="仿宋" w:hAnsi="Times New Roman"/>
-                <w:sz w:val="24"/>
-                <w:szCs w:val="24"/>
-              </w:rPr>
-              <w:t>)</w:t>
-            </w:r>
-            <w:r>
-              <w:rPr>
-                <w:rFonts w:ascii="Times New Roman" w:eastAsia="仿宋" w:hAnsi="Times New Roman" w:hint="eastAsia"/>
-                <w:sz w:val="24"/>
-                <w:szCs w:val="24"/>
-              </w:rPr>
-              <w:t>.</w:t>
-            </w:r>
-            <w:r>
-              <w:rPr>
-                <w:rFonts w:ascii="Times New Roman" w:eastAsia="仿宋" w:hAnsi="Times New Roman"/>
-                <w:sz w:val="24"/>
-                <w:szCs w:val="24"/>
-              </w:rPr>
-              <w:t xml:space="preserve"> </w:t>
-            </w:r>
-            <w:r>
-              <w:rPr>
-                <w:rFonts w:ascii="Times New Roman" w:eastAsia="仿宋" w:hAnsi="Times New Roman"/>
-                <w:sz w:val="24"/>
-                <w:szCs w:val="24"/>
-              </w:rPr>
-              <w:t>SAM4Tun: No-</w:t>
-            </w:r>
-            <w:r>
-              <w:rPr>
-                <w:rFonts w:ascii="Times New Roman" w:eastAsia="仿宋" w:hAnsi="Times New Roman"/>
-                <w:sz w:val="24"/>
-                <w:szCs w:val="24"/>
-              </w:rPr>
-              <w:t>t</w:t>
-            </w:r>
-            <w:r>
-              <w:rPr>
-                <w:rFonts w:ascii="Times New Roman" w:eastAsia="仿宋" w:hAnsi="Times New Roman"/>
-                <w:sz w:val="24"/>
-                <w:szCs w:val="24"/>
-              </w:rPr>
-              <w:t xml:space="preserve">raining </w:t>
-            </w:r>
-            <w:r>
-              <w:rPr>
-                <w:rFonts w:ascii="Times New Roman" w:eastAsia="仿宋" w:hAnsi="Times New Roman"/>
-                <w:sz w:val="24"/>
-                <w:szCs w:val="24"/>
-              </w:rPr>
-              <w:t>m</w:t>
-            </w:r>
-            <w:r>
-              <w:rPr>
-                <w:rFonts w:ascii="Times New Roman" w:eastAsia="仿宋" w:hAnsi="Times New Roman"/>
-                <w:sz w:val="24"/>
-                <w:szCs w:val="24"/>
-              </w:rPr>
-              <w:t xml:space="preserve">odel for </w:t>
-            </w:r>
-            <w:r>
-              <w:rPr>
-                <w:rFonts w:ascii="Times New Roman" w:eastAsia="仿宋" w:hAnsi="Times New Roman"/>
-                <w:sz w:val="24"/>
-                <w:szCs w:val="24"/>
-              </w:rPr>
-              <w:t>t</w:t>
-            </w:r>
-            <w:r>
-              <w:rPr>
-                <w:rFonts w:ascii="Times New Roman" w:eastAsia="仿宋" w:hAnsi="Times New Roman"/>
-                <w:sz w:val="24"/>
-                <w:szCs w:val="24"/>
-              </w:rPr>
-              <w:t xml:space="preserve">unnel </w:t>
-            </w:r>
-            <w:r>
-              <w:rPr>
-                <w:rFonts w:ascii="Times New Roman" w:eastAsia="仿宋" w:hAnsi="Times New Roman"/>
-                <w:sz w:val="24"/>
-                <w:szCs w:val="24"/>
-              </w:rPr>
-              <w:t>l</w:t>
-            </w:r>
-            <w:r>
-              <w:rPr>
-                <w:rFonts w:ascii="Times New Roman" w:eastAsia="仿宋" w:hAnsi="Times New Roman"/>
-                <w:sz w:val="24"/>
-                <w:szCs w:val="24"/>
-              </w:rPr>
-              <w:t xml:space="preserve">ining </w:t>
-            </w:r>
-            <w:r>
-              <w:rPr>
-                <w:rFonts w:ascii="Times New Roman" w:eastAsia="仿宋" w:hAnsi="Times New Roman"/>
-                <w:sz w:val="24"/>
-                <w:szCs w:val="24"/>
-              </w:rPr>
-              <w:t>p</w:t>
-            </w:r>
-            <w:r>
-              <w:rPr>
-                <w:rFonts w:ascii="Times New Roman" w:eastAsia="仿宋" w:hAnsi="Times New Roman"/>
-                <w:sz w:val="24"/>
-                <w:szCs w:val="24"/>
-              </w:rPr>
-              <w:t xml:space="preserve">oint </w:t>
-            </w:r>
-            <w:r>
-              <w:rPr>
-                <w:rFonts w:ascii="Times New Roman" w:eastAsia="仿宋" w:hAnsi="Times New Roman"/>
-                <w:sz w:val="24"/>
-                <w:szCs w:val="24"/>
-              </w:rPr>
-              <w:t>c</w:t>
-            </w:r>
-            <w:r>
-              <w:rPr>
-                <w:rFonts w:ascii="Times New Roman" w:eastAsia="仿宋" w:hAnsi="Times New Roman"/>
-                <w:sz w:val="24"/>
-                <w:szCs w:val="24"/>
-              </w:rPr>
-              <w:t xml:space="preserve">loud </w:t>
-            </w:r>
-            <w:r>
-              <w:rPr>
-                <w:rFonts w:ascii="Times New Roman" w:eastAsia="仿宋" w:hAnsi="Times New Roman"/>
-                <w:sz w:val="24"/>
-                <w:szCs w:val="24"/>
-              </w:rPr>
-              <w:t>c</w:t>
-            </w:r>
-            <w:r>
-              <w:rPr>
-                <w:rFonts w:ascii="Times New Roman" w:eastAsia="仿宋" w:hAnsi="Times New Roman"/>
-                <w:sz w:val="24"/>
-                <w:szCs w:val="24"/>
-              </w:rPr>
-              <w:t xml:space="preserve">omponent </w:t>
-            </w:r>
-            <w:r>
-              <w:rPr>
-                <w:rFonts w:ascii="Times New Roman" w:eastAsia="仿宋" w:hAnsi="Times New Roman"/>
-                <w:sz w:val="24"/>
-                <w:szCs w:val="24"/>
-              </w:rPr>
-              <w:t>s</w:t>
-            </w:r>
-            <w:r>
-              <w:rPr>
-                <w:rFonts w:ascii="Times New Roman" w:eastAsia="仿宋" w:hAnsi="Times New Roman"/>
-                <w:sz w:val="24"/>
-                <w:szCs w:val="24"/>
-              </w:rPr>
-              <w:t>egmentation</w:t>
-            </w:r>
-            <w:r>
-              <w:rPr>
-                <w:rFonts w:ascii="Times New Roman" w:eastAsia="仿宋" w:hAnsi="Times New Roman"/>
-                <w:sz w:val="24"/>
-                <w:szCs w:val="24"/>
-              </w:rPr>
-              <w:t>. Tunnelling and Underground Space Technology</w:t>
-            </w:r>
-            <w:r>
-              <w:rPr>
-                <w:rFonts w:ascii="Times New Roman" w:eastAsia="仿宋" w:hAnsi="Times New Roman" w:hint="eastAsia"/>
-                <w:sz w:val="24"/>
-                <w:szCs w:val="24"/>
-              </w:rPr>
-              <w:t>,</w:t>
-            </w:r>
-            <w:r>
-              <w:rPr>
-                <w:rFonts w:ascii="Times New Roman" w:eastAsia="仿宋" w:hAnsi="Times New Roman"/>
-                <w:sz w:val="24"/>
-                <w:szCs w:val="24"/>
-              </w:rPr>
-              <w:t xml:space="preserve"> 158, </w:t>
-            </w:r>
-            <w:r>
-              <w:rPr>
-                <w:rFonts w:ascii="Times New Roman" w:eastAsia="仿宋" w:hAnsi="Times New Roman"/>
-                <w:sz w:val="24"/>
-                <w:szCs w:val="24"/>
-              </w:rPr>
-              <w:lastRenderedPageBreak/>
-              <w:t>106401</w:t>
-            </w:r>
-            <w:r>
-              <w:rPr>
-                <w:rFonts w:ascii="Times New Roman" w:eastAsia="仿宋" w:hAnsi="Times New Roman"/>
-                <w:sz w:val="24"/>
-                <w:szCs w:val="24"/>
-              </w:rPr>
-              <w:t xml:space="preserve">. </w:t>
-            </w:r>
-            <w:r>
-              <w:rPr>
-                <w:rFonts w:ascii="Times New Roman" w:eastAsia="仿宋" w:hAnsi="Times New Roman" w:hint="eastAsia"/>
-                <w:color w:val="0070C0"/>
-                <w:sz w:val="24"/>
-                <w:szCs w:val="24"/>
-              </w:rPr>
-              <w:t>(</w:t>
-            </w:r>
-            <w:r>
-              <w:rPr>
-                <w:rFonts w:ascii="Times New Roman" w:eastAsia="仿宋" w:hAnsi="Times New Roman" w:hint="eastAsia"/>
-                <w:color w:val="0070C0"/>
-                <w:sz w:val="24"/>
-                <w:szCs w:val="24"/>
-              </w:rPr>
-              <w:t>中科院</w:t>
-            </w:r>
-            <w:r>
-              <w:rPr>
-                <w:rFonts w:ascii="Times New Roman" w:eastAsia="仿宋" w:hAnsi="Times New Roman" w:hint="eastAsia"/>
-                <w:color w:val="0070C0"/>
-                <w:sz w:val="24"/>
-                <w:szCs w:val="24"/>
-              </w:rPr>
-              <w:t>一区</w:t>
-            </w:r>
-            <w:r>
-              <w:rPr>
-                <w:rFonts w:ascii="Times New Roman" w:eastAsia="仿宋" w:hAnsi="Times New Roman"/>
-                <w:color w:val="0070C0"/>
-                <w:sz w:val="24"/>
-                <w:szCs w:val="24"/>
-              </w:rPr>
-              <w:t>TOP</w:t>
-            </w:r>
-            <w:r>
-              <w:rPr>
-                <w:rFonts w:ascii="Times New Roman" w:eastAsia="仿宋" w:hAnsi="Times New Roman" w:hint="eastAsia"/>
-                <w:color w:val="0070C0"/>
-                <w:sz w:val="24"/>
-                <w:szCs w:val="24"/>
-              </w:rPr>
-              <w:t xml:space="preserve">, </w:t>
-            </w:r>
-            <w:r>
-              <w:rPr>
-                <w:rFonts w:ascii="Times New Roman" w:eastAsia="仿宋" w:hAnsi="Times New Roman"/>
-                <w:color w:val="0070C0"/>
-                <w:sz w:val="24"/>
-                <w:szCs w:val="24"/>
-              </w:rPr>
-              <w:t>JCR Q1</w:t>
-            </w:r>
-            <w:r>
-              <w:rPr>
-                <w:rFonts w:ascii="Times New Roman" w:eastAsia="仿宋" w:hAnsi="Times New Roman" w:hint="eastAsia"/>
-                <w:color w:val="0070C0"/>
-                <w:sz w:val="24"/>
-                <w:szCs w:val="24"/>
-              </w:rPr>
-              <w:t>)</w:t>
+                <w:color w:val="0070C0"/>
+                <w:sz w:val="24"/>
+                <w:szCs w:val="24"/>
+              </w:rPr>
+              <w:t>JCR Q1)</w:t>
             </w:r>
           </w:p>
           <w:p>
@@ -5739,23 +5494,7 @@
                 <w:sz w:val="24"/>
                 <w:szCs w:val="24"/>
               </w:rPr>
-              <w:t>Chang, J., Thewes, M., Zhang, D., Huang, H.</w:t>
-            </w:r>
-            <w:r>
-              <w:rPr>
-                <w:rFonts w:ascii="Times New Roman" w:eastAsia="仿宋" w:hAnsi="Times New Roman"/>
-                <w:sz w:val="24"/>
-                <w:szCs w:val="24"/>
-              </w:rPr>
-              <w:t>*</w:t>
-            </w:r>
-            <w:r>
-              <w:rPr>
-                <w:rFonts w:ascii="Times New Roman" w:eastAsia="仿宋" w:hAnsi="Times New Roman"/>
-                <w:sz w:val="24"/>
-                <w:szCs w:val="24"/>
-              </w:rPr>
-              <w:t xml:space="preserve">, &amp; </w:t>
+              <w:t xml:space="preserve">Ye, Z., </w:t>
             </w:r>
             <w:r>
               <w:rPr>
@@ -5773,6 +5512,81 @@
                 <w:sz w:val="24"/>
                 <w:szCs w:val="24"/>
               </w:rPr>
+              <w:t xml:space="preserve">, </w:t>
+            </w:r>
+            <w:r>
+              <w:rPr>
+                <w:rFonts w:ascii="Times New Roman" w:eastAsia="仿宋" w:hAnsi="Times New Roman"/>
+                <w:sz w:val="24"/>
+                <w:szCs w:val="24"/>
+              </w:rPr>
+              <w:t>Faramarzi</w:t>
+            </w:r>
+            <w:r>
+              <w:rPr>
+                <w:rFonts w:ascii="Times New Roman" w:eastAsia="仿宋" w:hAnsi="Times New Roman"/>
+                <w:sz w:val="24"/>
+                <w:szCs w:val="24"/>
+              </w:rPr>
+              <w:t xml:space="preserve">, A., </w:t>
+            </w:r>
+            <w:bookmarkStart w:id="2" w:name="_Hlk201487903"/>
+            <w:r>
+              <w:rPr>
+                <w:rFonts w:ascii="Times New Roman" w:eastAsia="仿宋" w:hAnsi="Times New Roman"/>
+                <w:sz w:val="24"/>
+                <w:szCs w:val="24"/>
+                <w:u w:val="single"/>
+              </w:rPr>
+              <w:t>Xie, X.</w:t>
+            </w:r>
+            <w:r>
+              <w:rPr>
+                <w:rFonts w:ascii="Times New Roman" w:eastAsia="仿宋" w:hAnsi="Times New Roman"/>
+                <w:sz w:val="24"/>
+                <w:szCs w:val="24"/>
+              </w:rPr>
+              <w:t>,</w:t>
+            </w:r>
+            <w:r>
+              <w:rPr>
+                <w:rFonts w:ascii="Times New Roman" w:eastAsia="仿宋" w:hAnsi="Times New Roman"/>
+                <w:sz w:val="24"/>
+                <w:szCs w:val="24"/>
+              </w:rPr>
+              <w:t xml:space="preserve"> &amp;</w:t>
+            </w:r>
+            <w:r>
+              <w:rPr>
+                <w:rFonts w:ascii="Times New Roman" w:eastAsia="仿宋" w:hAnsi="Times New Roman"/>
+                <w:sz w:val="24"/>
+                <w:szCs w:val="24"/>
+              </w:rPr>
+              <w:t xml:space="preserve"> </w:t>
+            </w:r>
+            <w:r>
+              <w:rPr>
+                <w:rFonts w:ascii="Times New Roman" w:eastAsia="仿宋" w:hAnsi="Times New Roman"/>
+                <w:sz w:val="24"/>
+                <w:szCs w:val="24"/>
+              </w:rPr>
+              <w:t>Ninić</w:t>
+            </w:r>
+            <w:r>
+              <w:rPr>
+                <w:rFonts w:ascii="Times New Roman" w:eastAsia="仿宋" w:hAnsi="Times New Roman"/>
+                <w:sz w:val="24"/>
+                <w:szCs w:val="24"/>
+              </w:rPr>
+              <w:t>, J.*</w:t>
+            </w:r>
+            <w:bookmarkEnd w:id="2"/>
+            <w:r>
+              <w:rPr>
+                <w:rFonts w:ascii="Times New Roman" w:eastAsia="仿宋" w:hAnsi="Times New Roman"/>
+                <w:sz w:val="24"/>
+                <w:szCs w:val="24"/>
+              </w:rPr>
               <w:t xml:space="preserve"> (202</w:t>
             </w:r>
             <w:r>
@@ -5789,7 +5603,167 @@
                 <w:sz w:val="24"/>
                 <w:szCs w:val="24"/>
               </w:rPr>
-              <w:t>). Deformational behaviors of existing three-line tunnels induced by under-crossing of three-line mechanized tunnels: A case study. Canadian Geotechnical Journal</w:t>
+              <w:t>)</w:t>
+            </w:r>
+            <w:r>
+              <w:rPr>
+                <w:rFonts w:ascii="Times New Roman" w:eastAsia="仿宋" w:hAnsi="Times New Roman" w:hint="eastAsia"/>
+                <w:sz w:val="24"/>
+                <w:szCs w:val="24"/>
+              </w:rPr>
+              <w:t>.</w:t>
+            </w:r>
+            <w:r>
+              <w:rPr>
+                <w:rFonts w:ascii="Times New Roman" w:eastAsia="仿宋" w:hAnsi="Times New Roman"/>
+                <w:sz w:val="24"/>
+                <w:szCs w:val="24"/>
+              </w:rPr>
+              <w:t xml:space="preserve"> </w:t>
+            </w:r>
+            <w:r>
+              <w:rPr>
+                <w:rFonts w:ascii="Times New Roman" w:eastAsia="仿宋" w:hAnsi="Times New Roman"/>
+                <w:sz w:val="24"/>
+                <w:szCs w:val="24"/>
+              </w:rPr>
+              <w:t>SAM4Tun: No-</w:t>
+            </w:r>
+            <w:r>
+              <w:rPr>
+                <w:rFonts w:ascii="Times New Roman" w:eastAsia="仿宋" w:hAnsi="Times New Roman"/>
+                <w:sz w:val="24"/>
+                <w:szCs w:val="24"/>
+              </w:rPr>
+              <w:t>t</w:t>
+            </w:r>
+            <w:r>
+              <w:rPr>
+                <w:rFonts w:ascii="Times New Roman" w:eastAsia="仿宋" w:hAnsi="Times New Roman"/>
+                <w:sz w:val="24"/>
+                <w:szCs w:val="24"/>
+              </w:rPr>
+              <w:t xml:space="preserve">raining </w:t>
+            </w:r>
+            <w:r>
+              <w:rPr>
+                <w:rFonts w:ascii="Times New Roman" w:eastAsia="仿宋" w:hAnsi="Times New Roman"/>
+                <w:sz w:val="24"/>
+                <w:szCs w:val="24"/>
+              </w:rPr>
+              <w:t>m</w:t>
+            </w:r>
+            <w:r>
+              <w:rPr>
+                <w:rFonts w:ascii="Times New Roman" w:eastAsia="仿宋" w:hAnsi="Times New Roman"/>
+                <w:sz w:val="24"/>
+                <w:szCs w:val="24"/>
+              </w:rPr>
+              <w:t xml:space="preserve">odel for </w:t>
+            </w:r>
+            <w:r>
+              <w:rPr>
+                <w:rFonts w:ascii="Times New Roman" w:eastAsia="仿宋" w:hAnsi="Times New Roman"/>
+                <w:sz w:val="24"/>
+                <w:szCs w:val="24"/>
+              </w:rPr>
+              <w:t>t</w:t>
+            </w:r>
+            <w:r>
+              <w:rPr>
+                <w:rFonts w:ascii="Times New Roman" w:eastAsia="仿宋" w:hAnsi="Times New Roman"/>
+                <w:sz w:val="24"/>
+                <w:szCs w:val="24"/>
+              </w:rPr>
+              <w:t xml:space="preserve">unnel </w:t>
+            </w:r>
+            <w:r>
+              <w:rPr>
+                <w:rFonts w:ascii="Times New Roman" w:eastAsia="仿宋" w:hAnsi="Times New Roman"/>
+                <w:sz w:val="24"/>
+                <w:szCs w:val="24"/>
+              </w:rPr>
+              <w:t>l</w:t>
+            </w:r>
+            <w:r>
+              <w:rPr>
+                <w:rFonts w:ascii="Times New Roman" w:eastAsia="仿宋" w:hAnsi="Times New Roman"/>
+                <w:sz w:val="24"/>
+                <w:szCs w:val="24"/>
+              </w:rPr>
+              <w:t xml:space="preserve">ining </w:t>
+            </w:r>
+            <w:r>
+              <w:rPr>
+                <w:rFonts w:ascii="Times New Roman" w:eastAsia="仿宋" w:hAnsi="Times New Roman"/>
+                <w:sz w:val="24"/>
+                <w:szCs w:val="24"/>
+              </w:rPr>
+              <w:t>p</w:t>
+            </w:r>
+            <w:r>
+              <w:rPr>
+                <w:rFonts w:ascii="Times New Roman" w:eastAsia="仿宋" w:hAnsi="Times New Roman"/>
+                <w:sz w:val="24"/>
+                <w:szCs w:val="24"/>
+              </w:rPr>
+              <w:t xml:space="preserve">oint </w:t>
+            </w:r>
+            <w:r>
+              <w:rPr>
+                <w:rFonts w:ascii="Times New Roman" w:eastAsia="仿宋" w:hAnsi="Times New Roman"/>
+                <w:sz w:val="24"/>
+                <w:szCs w:val="24"/>
+              </w:rPr>
+              <w:t>c</w:t>
+            </w:r>
+            <w:r>
+              <w:rPr>
+                <w:rFonts w:ascii="Times New Roman" w:eastAsia="仿宋" w:hAnsi="Times New Roman"/>
+                <w:sz w:val="24"/>
+                <w:szCs w:val="24"/>
+              </w:rPr>
+              <w:t xml:space="preserve">loud </w:t>
+            </w:r>
+            <w:r>
+              <w:rPr>
+                <w:rFonts w:ascii="Times New Roman" w:eastAsia="仿宋" w:hAnsi="Times New Roman"/>
+                <w:sz w:val="24"/>
+                <w:szCs w:val="24"/>
+              </w:rPr>
+              <w:t>c</w:t>
+            </w:r>
+            <w:r>
+              <w:rPr>
+                <w:rFonts w:ascii="Times New Roman" w:eastAsia="仿宋" w:hAnsi="Times New Roman"/>
+                <w:sz w:val="24"/>
+                <w:szCs w:val="24"/>
+              </w:rPr>
+              <w:t xml:space="preserve">omponent </w:t>
+            </w:r>
+            <w:r>
+              <w:rPr>
+                <w:rFonts w:ascii="Times New Roman" w:eastAsia="仿宋" w:hAnsi="Times New Roman"/>
+                <w:sz w:val="24"/>
+                <w:szCs w:val="24"/>
+              </w:rPr>
+              <w:t>s</w:t>
+            </w:r>
+            <w:r>
+              <w:rPr>
+                <w:rFonts w:ascii="Times New Roman" w:eastAsia="仿宋" w:hAnsi="Times New Roman"/>
+                <w:sz w:val="24"/>
+                <w:szCs w:val="24"/>
+              </w:rPr>
+              <w:t>egmentation</w:t>
+            </w:r>
+            <w:r>
+              <w:rPr>
+                <w:rFonts w:ascii="Times New Roman" w:eastAsia="仿宋" w:hAnsi="Times New Roman"/>
+                <w:sz w:val="24"/>
+                <w:szCs w:val="24"/>
+              </w:rPr>
+              <w:t>. Tunnelling and Underground Space Technology</w:t>
             </w:r>
             <w:r>
               <w:rPr>
@@ -5805,7 +5779,7 @@
                 <w:sz w:val="24"/>
                 <w:szCs w:val="24"/>
               </w:rPr>
-              <w:t xml:space="preserve"> 62, 23</w:t>
+              <w:t xml:space="preserve"> 158, 106401</w:t>
             </w:r>
             <w:r>
               <w:rPr>
@@ -5831,43 +5805,43 @@
                 <w:sz w:val="24"/>
                 <w:szCs w:val="24"/>
               </w:rPr>
-              <w:t>中科院三区</w:t>
-            </w:r>
-            <w:r>
-              <w:rPr>
-                <w:rFonts w:ascii="Times New Roman" w:eastAsia="仿宋" w:hAnsi="Times New Roman" w:hint="eastAsia"/>
-                <w:color w:val="0070C0"/>
-                <w:sz w:val="24"/>
-                <w:szCs w:val="24"/>
-              </w:rPr>
-              <w:t>,</w:t>
-            </w:r>
-            <w:r>
-              <w:rPr>
-                <w:rFonts w:ascii="Times New Roman" w:eastAsia="仿宋" w:hAnsi="Times New Roman"/>
-                <w:color w:val="0070C0"/>
-                <w:sz w:val="24"/>
-                <w:szCs w:val="24"/>
-              </w:rPr>
-              <w:t xml:space="preserve"> </w:t>
-            </w:r>
-            <w:r>
-              <w:rPr>
-                <w:rFonts w:ascii="Times New Roman" w:eastAsia="仿宋" w:hAnsi="Times New Roman"/>
-                <w:color w:val="0070C0"/>
-                <w:sz w:val="24"/>
-                <w:szCs w:val="24"/>
-              </w:rPr>
-              <w:t>JCR Q</w:t>
-            </w:r>
-            <w:r>
-              <w:rPr>
-                <w:rFonts w:ascii="Times New Roman" w:eastAsia="仿宋" w:hAnsi="Times New Roman"/>
-                <w:color w:val="0070C0"/>
-                <w:sz w:val="24"/>
-                <w:szCs w:val="24"/>
-              </w:rPr>
-              <w:t>2</w:t>
+              <w:t>中科院</w:t>
+            </w:r>
+            <w:r>
+              <w:rPr>
+                <w:rFonts w:ascii="Times New Roman" w:eastAsia="仿宋" w:hAnsi="Times New Roman" w:hint="eastAsia"/>
+                <w:color w:val="0070C0"/>
+                <w:sz w:val="24"/>
+                <w:szCs w:val="24"/>
+              </w:rPr>
+              <w:t>一区</w:t>
+            </w:r>
+            <w:r>
+              <w:rPr>
+                <w:rFonts w:ascii="Times New Roman" w:eastAsia="仿宋" w:hAnsi="Times New Roman"/>
+                <w:color w:val="0070C0"/>
+                <w:sz w:val="24"/>
+                <w:szCs w:val="24"/>
+              </w:rPr>
+              <w:t>TOP</w:t>
+            </w:r>
+            <w:r>
+              <w:rPr>
+                <w:rFonts w:ascii="Times New Roman" w:eastAsia="仿宋" w:hAnsi="Times New Roman" w:hint="eastAsia"/>
+                <w:color w:val="0070C0"/>
+                <w:sz w:val="24"/>
+                <w:szCs w:val="24"/>
+              </w:rPr>
+              <w:t xml:space="preserve">, </w:t>
+            </w:r>
+            <w:r>
+              <w:rPr>
+                <w:rFonts w:ascii="Times New Roman" w:eastAsia="仿宋" w:hAnsi="Times New Roman"/>
+                <w:color w:val="0070C0"/>
+                <w:sz w:val="24"/>
+                <w:szCs w:val="24"/>
+              </w:rPr>
+              <w:t>JCR Q1</w:t>
             </w:r>
             <w:r>
               <w:rPr>
@@ -5899,24 +5873,23 @@
                 <w:sz w:val="24"/>
                 <w:szCs w:val="24"/>
               </w:rPr>
-              <w:t xml:space="preserve">Li, K., </w:t>
-            </w:r>
-            <w:r>
-              <w:rPr>
-                <w:rFonts w:ascii="Times New Roman" w:eastAsia="仿宋" w:hAnsi="Times New Roman"/>
-                <w:sz w:val="24"/>
-                <w:szCs w:val="24"/>
-                <w:u w:val="single"/>
-              </w:rPr>
-              <w:t>Xie, X.</w:t>
-            </w:r>
-            <w:r>
-              <w:rPr>
-                <w:rFonts w:ascii="Times New Roman" w:eastAsia="仿宋" w:hAnsi="Times New Roman"/>
-                <w:sz w:val="24"/>
-                <w:szCs w:val="24"/>
-              </w:rPr>
-              <w:t xml:space="preserve">, Zhou, B.*, Huang, C., </w:t>
+              <w:t>Chang, J., Thewes, M., Zhang, D., Huang, H.</w:t>
+            </w:r>
+            <w:r>
+              <w:rPr>
+                <w:rFonts w:ascii="Times New Roman" w:eastAsia="仿宋" w:hAnsi="Times New Roman"/>
+                <w:sz w:val="24"/>
+                <w:szCs w:val="24"/>
+              </w:rPr>
+              <w:t>*</w:t>
+            </w:r>
+            <w:r>
+              <w:rPr>
+                <w:rFonts w:ascii="Times New Roman" w:eastAsia="仿宋" w:hAnsi="Times New Roman"/>
+                <w:sz w:val="24"/>
+                <w:szCs w:val="24"/>
+              </w:rPr>
+              <w:t xml:space="preserve">, &amp; </w:t>
             </w:r>
             <w:r>
               <w:rPr>
@@ -5934,7 +5907,47 @@
                 <w:sz w:val="24"/>
                 <w:szCs w:val="24"/>
               </w:rPr>
-              <w:t xml:space="preserve">, Zhou, Y., &amp; Wang, C. (2024). Thickness regression for backfill grouting of shield tunnels based on GPR data and CatBoost &amp; BO-TPE: A full-scale model test study. Underground Space, 17, 100–119. </w:t>
+              <w:t xml:space="preserve"> (202</w:t>
+            </w:r>
+            <w:r>
+              <w:rPr>
+                <w:rFonts w:ascii="Times New Roman" w:eastAsia="仿宋" w:hAnsi="Times New Roman"/>
+                <w:sz w:val="24"/>
+                <w:szCs w:val="24"/>
+              </w:rPr>
+              <w:t>5</w:t>
+            </w:r>
+            <w:r>
+              <w:rPr>
+                <w:rFonts w:ascii="Times New Roman" w:eastAsia="仿宋" w:hAnsi="Times New Roman"/>
+                <w:sz w:val="24"/>
+                <w:szCs w:val="24"/>
+              </w:rPr>
+              <w:t>). Deformational behaviors of existing three-line tunnels induced by under-crossing of three-line mechanized tunnels: A case study. Canadian Geotechnical Journal</w:t>
+            </w:r>
+            <w:r>
+              <w:rPr>
+                <w:rFonts w:ascii="Times New Roman" w:eastAsia="仿宋" w:hAnsi="Times New Roman" w:hint="eastAsia"/>
+                <w:sz w:val="24"/>
+                <w:szCs w:val="24"/>
+              </w:rPr>
+              <w:t>,</w:t>
+            </w:r>
+            <w:r>
+              <w:rPr>
+                <w:rFonts w:ascii="Times New Roman" w:eastAsia="仿宋" w:hAnsi="Times New Roman"/>
+                <w:sz w:val="24"/>
+                <w:szCs w:val="24"/>
+              </w:rPr>
+              <w:t xml:space="preserve"> 62, 23</w:t>
+            </w:r>
+            <w:r>
+              <w:rPr>
+                <w:rFonts w:ascii="Times New Roman" w:eastAsia="仿宋" w:hAnsi="Times New Roman"/>
+                <w:sz w:val="24"/>
+                <w:szCs w:val="24"/>
+              </w:rPr>
+              <w:t xml:space="preserve">. </w:t>
             </w:r>
             <w:r>
               <w:rPr>
@@ -5952,7 +5965,7 @@
                 <w:sz w:val="24"/>
                 <w:szCs w:val="24"/>
               </w:rPr>
-              <w:t>中科院一区</w:t>
+              <w:t>中科院三区</w:t>
             </w:r>
             <w:r>
               <w:rPr>
@@ -5979,7 +5992,16 @@
                 <w:sz w:val="24"/>
                 <w:szCs w:val="24"/>
               </w:rPr>
-              <w:t>JCR Q1</w:t>
+              <w:t>JCR Q</w:t>
+            </w:r>
+            <w:r>
+              <w:rPr>
+                <w:rFonts w:ascii="Times New Roman" w:eastAsia="仿宋" w:hAnsi="Times New Roman"/>
+                <w:color w:val="0070C0"/>
+                <w:sz w:val="24"/>
+                <w:szCs w:val="24"/>
+              </w:rPr>
+              <w:t>2</w:t>
             </w:r>
             <w:r>
               <w:rPr>
@@ -5989,55 +6011,6 @@
                 <w:szCs w:val="24"/>
               </w:rPr>
               <w:t>)</w:t>
-            </w:r>
-          </w:p>
-          <w:p>
-            <w:pPr>
-              <w:rPr>
-                <w:rFonts w:ascii="Times New Roman" w:eastAsia="仿宋" w:hAnsi="Times New Roman"/>
-                <w:sz w:val="24"/>
-                <w:szCs w:val="24"/>
-              </w:rPr>
-            </w:pPr>
-            <w:r>
-              <w:rPr>
-                <w:rFonts w:ascii="Times New Roman" w:eastAsia="仿宋" w:hAnsi="Times New Roman" w:hint="eastAsia"/>
-                <w:sz w:val="24"/>
-                <w:szCs w:val="24"/>
-              </w:rPr>
-              <w:t>（</w:t>
-            </w:r>
-            <w:r>
-              <w:rPr>
-                <w:rFonts w:ascii="Times New Roman" w:eastAsia="仿宋" w:hAnsi="Times New Roman" w:hint="eastAsia"/>
-                <w:sz w:val="24"/>
-                <w:szCs w:val="24"/>
-              </w:rPr>
-              <w:t>以下为投稿中</w:t>
-            </w:r>
-            <w:r>
-              <w:rPr>
-                <w:rFonts w:ascii="Times New Roman" w:eastAsia="仿宋" w:hAnsi="Times New Roman" w:hint="eastAsia"/>
-                <w:sz w:val="24"/>
-                <w:szCs w:val="24"/>
-              </w:rPr>
-              <w:t>/</w:t>
-            </w:r>
-            <w:r>
-              <w:rPr>
-                <w:rFonts w:ascii="Times New Roman" w:eastAsia="仿宋" w:hAnsi="Times New Roman" w:hint="eastAsia"/>
-                <w:sz w:val="24"/>
-                <w:szCs w:val="24"/>
-              </w:rPr>
-              <w:t>录用待刊的论文</w:t>
-            </w:r>
-            <w:r>
-              <w:rPr>
-                <w:rFonts w:ascii="Times New Roman" w:eastAsia="仿宋" w:hAnsi="Times New Roman" w:hint="eastAsia"/>
-                <w:sz w:val="24"/>
-                <w:szCs w:val="24"/>
-              </w:rPr>
-              <w:t>）</w:t>
             </w:r>
           </w:p>
           <w:p>
@@ -6060,7 +6033,24 @@
                 <w:sz w:val="24"/>
                 <w:szCs w:val="24"/>
               </w:rPr>
-              <w:t xml:space="preserve">Yang, W., </w:t>
+              <w:t xml:space="preserve">Li, K., </w:t>
+            </w:r>
+            <w:r>
+              <w:rPr>
+                <w:rFonts w:ascii="Times New Roman" w:eastAsia="仿宋" w:hAnsi="Times New Roman"/>
+                <w:sz w:val="24"/>
+                <w:szCs w:val="24"/>
+                <w:u w:val="single"/>
+              </w:rPr>
+              <w:t>Xie, X.</w:t>
+            </w:r>
+            <w:r>
+              <w:rPr>
+                <w:rFonts w:ascii="Times New Roman" w:eastAsia="仿宋" w:hAnsi="Times New Roman"/>
+                <w:sz w:val="24"/>
+                <w:szCs w:val="24"/>
+              </w:rPr>
+              <w:t xml:space="preserve">, Zhou, B.*, Huang, C., </w:t>
             </w:r>
             <w:r>
               <w:rPr>
@@ -6078,92 +6068,39 @@
                 <w:sz w:val="24"/>
                 <w:szCs w:val="24"/>
               </w:rPr>
-              <w:t>, Jing, Y.</w:t>
-            </w:r>
-            <w:r>
-              <w:rPr>
-                <w:rFonts w:ascii="Times New Roman" w:eastAsia="仿宋" w:hAnsi="Times New Roman"/>
-                <w:sz w:val="24"/>
-                <w:szCs w:val="24"/>
-              </w:rPr>
-              <w:t>*</w:t>
-            </w:r>
-            <w:r>
-              <w:rPr>
-                <w:rFonts w:ascii="Times New Roman" w:eastAsia="仿宋" w:hAnsi="Times New Roman"/>
-                <w:sz w:val="24"/>
-                <w:szCs w:val="24"/>
-              </w:rPr>
-              <w:t xml:space="preserve">, Hill, T., Wysocki, O., &amp; </w:t>
-            </w:r>
-            <w:r>
-              <w:rPr>
-                <w:rFonts w:ascii="Times New Roman" w:eastAsia="仿宋" w:hAnsi="Times New Roman"/>
-                <w:sz w:val="24"/>
-                <w:szCs w:val="24"/>
-                <w:u w:val="single"/>
-              </w:rPr>
-              <w:t>Sheil, B.</w:t>
-            </w:r>
-            <w:r>
-              <w:rPr>
-                <w:rFonts w:ascii="Times New Roman" w:eastAsia="仿宋" w:hAnsi="Times New Roman"/>
-                <w:sz w:val="24"/>
-                <w:szCs w:val="24"/>
-              </w:rPr>
-              <w:t xml:space="preserve"> (2025). </w:t>
-            </w:r>
-            <w:r>
-              <w:rPr>
-                <w:rFonts w:ascii="Times New Roman" w:eastAsia="仿宋" w:hAnsi="Times New Roman"/>
-                <w:sz w:val="24"/>
-                <w:szCs w:val="24"/>
-              </w:rPr>
-              <w:t xml:space="preserve">Tunnel </w:t>
-            </w:r>
-            <w:r>
-              <w:rPr>
-                <w:rFonts w:ascii="Times New Roman" w:eastAsia="仿宋" w:hAnsi="Times New Roman"/>
-                <w:sz w:val="24"/>
-                <w:szCs w:val="24"/>
-              </w:rPr>
-              <w:t>S</w:t>
-            </w:r>
-            <w:r>
-              <w:rPr>
-                <w:rFonts w:ascii="Times New Roman" w:eastAsia="仿宋" w:hAnsi="Times New Roman"/>
-                <w:sz w:val="24"/>
-                <w:szCs w:val="24"/>
-              </w:rPr>
-              <w:t>canner: Geometry-informed synthetic point cloud generation and transfer learning for tunnel segmentation</w:t>
-            </w:r>
-            <w:r>
-              <w:rPr>
-                <w:rFonts w:ascii="Times New Roman" w:eastAsia="仿宋" w:hAnsi="Times New Roman"/>
-                <w:sz w:val="24"/>
-                <w:szCs w:val="24"/>
-              </w:rPr>
-              <w:t xml:space="preserve">. </w:t>
-            </w:r>
-            <w:r>
-              <w:rPr>
-                <w:rFonts w:ascii="Times New Roman" w:eastAsia="仿宋" w:hAnsi="Times New Roman"/>
-                <w:sz w:val="24"/>
-                <w:szCs w:val="24"/>
-              </w:rPr>
-              <w:t>Automation in Construction</w:t>
-            </w:r>
-            <w:r>
-              <w:rPr>
-                <w:rFonts w:ascii="Times New Roman" w:eastAsia="仿宋" w:hAnsi="Times New Roman" w:hint="eastAsia"/>
-                <w:sz w:val="24"/>
-                <w:szCs w:val="24"/>
-              </w:rPr>
-              <w:t>.</w:t>
-            </w:r>
-            <w:r>
-              <w:rPr>
-                <w:rFonts w:ascii="Times New Roman" w:eastAsia="仿宋" w:hAnsi="Times New Roman"/>
+              <w:t xml:space="preserve">, Zhou, Y., &amp; Wang, C. (2024). Thickness regression for backfill grouting of shield tunnels based on GPR data and CatBoost &amp; BO-TPE: A full-scale model test study. Underground Space, 17, 100–119. </w:t>
+            </w:r>
+            <w:r>
+              <w:rPr>
+                <w:rFonts w:ascii="Times New Roman" w:eastAsia="仿宋" w:hAnsi="Times New Roman" w:hint="eastAsia"/>
+                <w:color w:val="0070C0"/>
+                <w:sz w:val="24"/>
+                <w:szCs w:val="24"/>
+              </w:rPr>
+              <w:t>(</w:t>
+            </w:r>
+            <w:r>
+              <w:rPr>
+                <w:rFonts w:ascii="Times New Roman" w:eastAsia="仿宋" w:hAnsi="Times New Roman" w:hint="eastAsia"/>
+                <w:color w:val="0070C0"/>
+                <w:sz w:val="24"/>
+                <w:szCs w:val="24"/>
+              </w:rPr>
+              <w:t>中科院一区</w:t>
+            </w:r>
+            <w:r>
+              <w:rPr>
+                <w:rFonts w:ascii="Times New Roman" w:eastAsia="仿宋" w:hAnsi="Times New Roman" w:hint="eastAsia"/>
+                <w:color w:val="0070C0"/>
+                <w:sz w:val="24"/>
+                <w:szCs w:val="24"/>
+              </w:rPr>
+              <w:t>,</w:t>
+            </w:r>
+            <w:r>
+              <w:rPr>
+                <w:rFonts w:ascii="Times New Roman" w:eastAsia="仿宋" w:hAnsi="Times New Roman"/>
+                <w:color w:val="0070C0"/>
                 <w:sz w:val="24"/>
                 <w:szCs w:val="24"/>
               </w:rPr>
@@ -6171,69 +6108,6 @@
             </w:r>
             <w:r>
               <w:rPr>
-                <w:rFonts w:ascii="Times New Roman" w:eastAsia="仿宋" w:hAnsi="Times New Roman" w:hint="eastAsia"/>
-                <w:color w:val="0070C0"/>
-                <w:sz w:val="24"/>
-                <w:szCs w:val="24"/>
-              </w:rPr>
-              <w:t>(</w:t>
-            </w:r>
-            <w:r>
-              <w:rPr>
-                <w:rFonts w:ascii="Times New Roman" w:eastAsia="仿宋" w:hAnsi="Times New Roman" w:hint="eastAsia"/>
-                <w:color w:val="0070C0"/>
-                <w:sz w:val="24"/>
-                <w:szCs w:val="24"/>
-              </w:rPr>
-              <w:t>已投稿</w:t>
-            </w:r>
-            <w:r>
-              <w:rPr>
-                <w:rFonts w:ascii="Times New Roman" w:eastAsia="仿宋" w:hAnsi="Times New Roman" w:hint="eastAsia"/>
-                <w:color w:val="0070C0"/>
-                <w:sz w:val="24"/>
-                <w:szCs w:val="24"/>
-              </w:rPr>
-              <w:t>,</w:t>
-            </w:r>
-            <w:r>
-              <w:rPr>
-                <w:rFonts w:ascii="Times New Roman" w:eastAsia="仿宋" w:hAnsi="Times New Roman"/>
-                <w:color w:val="0070C0"/>
-                <w:sz w:val="24"/>
-                <w:szCs w:val="24"/>
-              </w:rPr>
-              <w:t xml:space="preserve"> </w:t>
-            </w:r>
-            <w:r>
-              <w:rPr>
-                <w:rFonts w:ascii="Times New Roman" w:eastAsia="仿宋" w:hAnsi="Times New Roman" w:hint="eastAsia"/>
-                <w:color w:val="0070C0"/>
-                <w:sz w:val="24"/>
-                <w:szCs w:val="24"/>
-              </w:rPr>
-              <w:t>中科院一区</w:t>
-            </w:r>
-            <w:r>
-              <w:rPr>
-                <w:rFonts w:ascii="Times New Roman" w:eastAsia="仿宋" w:hAnsi="Times New Roman"/>
-                <w:color w:val="0070C0"/>
-                <w:sz w:val="24"/>
-                <w:szCs w:val="24"/>
-              </w:rPr>
-              <w:t>TOP</w:t>
-            </w:r>
-            <w:r>
-              <w:rPr>
-                <w:rFonts w:ascii="Times New Roman" w:eastAsia="仿宋" w:hAnsi="Times New Roman" w:hint="eastAsia"/>
-                <w:color w:val="0070C0"/>
-                <w:sz w:val="24"/>
-                <w:szCs w:val="24"/>
-              </w:rPr>
-              <w:t xml:space="preserve">, </w:t>
-            </w:r>
-            <w:r>
-              <w:rPr>
                 <w:rFonts w:ascii="Times New Roman" w:eastAsia="仿宋" w:hAnsi="Times New Roman"/>
                 <w:color w:val="0070C0"/>
                 <w:sz w:val="24"/>
@@ -6249,6 +6123,55 @@
                 <w:szCs w:val="24"/>
               </w:rPr>
               <w:t>)</w:t>
+            </w:r>
+          </w:p>
+          <w:p>
+            <w:pPr>
+              <w:rPr>
+                <w:rFonts w:ascii="Times New Roman" w:eastAsia="仿宋" w:hAnsi="Times New Roman"/>
+                <w:sz w:val="24"/>
+                <w:szCs w:val="24"/>
+              </w:rPr>
+            </w:pPr>
+            <w:r>
+              <w:rPr>
+                <w:rFonts w:ascii="Times New Roman" w:eastAsia="仿宋" w:hAnsi="Times New Roman" w:hint="eastAsia"/>
+                <w:sz w:val="24"/>
+                <w:szCs w:val="24"/>
+              </w:rPr>
+              <w:t>（</w:t>
+            </w:r>
+            <w:r>
+              <w:rPr>
+                <w:rFonts w:ascii="Times New Roman" w:eastAsia="仿宋" w:hAnsi="Times New Roman" w:hint="eastAsia"/>
+                <w:sz w:val="24"/>
+                <w:szCs w:val="24"/>
+              </w:rPr>
+              <w:t>以下为投稿中</w:t>
+            </w:r>
+            <w:r>
+              <w:rPr>
+                <w:rFonts w:ascii="Times New Roman" w:eastAsia="仿宋" w:hAnsi="Times New Roman" w:hint="eastAsia"/>
+                <w:sz w:val="24"/>
+                <w:szCs w:val="24"/>
+              </w:rPr>
+              <w:t>/</w:t>
+            </w:r>
+            <w:r>
+              <w:rPr>
+                <w:rFonts w:ascii="Times New Roman" w:eastAsia="仿宋" w:hAnsi="Times New Roman" w:hint="eastAsia"/>
+                <w:sz w:val="24"/>
+                <w:szCs w:val="24"/>
+              </w:rPr>
+              <w:t>录用待刊的论文</w:t>
+            </w:r>
+            <w:r>
+              <w:rPr>
+                <w:rFonts w:ascii="Times New Roman" w:eastAsia="仿宋" w:hAnsi="Times New Roman" w:hint="eastAsia"/>
+                <w:sz w:val="24"/>
+                <w:szCs w:val="24"/>
+              </w:rPr>
+              <w:t>）</w:t>
             </w:r>
           </w:p>
           <w:p>
@@ -6271,7 +6194,7 @@
                 <w:sz w:val="24"/>
                 <w:szCs w:val="24"/>
               </w:rPr>
-              <w:t xml:space="preserve">Chang, J.-Q., Huang, H.-W., Yin, Z.-Y.*, Zhang, D.-M., </w:t>
+              <w:t xml:space="preserve">Yang, W., </w:t>
             </w:r>
             <w:r>
               <w:rPr>
@@ -6289,7 +6212,88 @@
                 <w:sz w:val="24"/>
                 <w:szCs w:val="24"/>
               </w:rPr>
-              <w:t>, &amp; Zhang, N. (2025). Physics-informed machine learning method to predict displacement of existing tunnels induced by undercrossing construction. Tunnelling and Underground Space Technology.</w:t>
+              <w:t>, Jing, Y.</w:t>
+            </w:r>
+            <w:r>
+              <w:rPr>
+                <w:rFonts w:ascii="Times New Roman" w:eastAsia="仿宋" w:hAnsi="Times New Roman"/>
+                <w:sz w:val="24"/>
+                <w:szCs w:val="24"/>
+              </w:rPr>
+              <w:t>*</w:t>
+            </w:r>
+            <w:r>
+              <w:rPr>
+                <w:rFonts w:ascii="Times New Roman" w:eastAsia="仿宋" w:hAnsi="Times New Roman"/>
+                <w:sz w:val="24"/>
+                <w:szCs w:val="24"/>
+              </w:rPr>
+              <w:t xml:space="preserve">, Hill, T., Wysocki, O., &amp; </w:t>
+            </w:r>
+            <w:r>
+              <w:rPr>
+                <w:rFonts w:ascii="Times New Roman" w:eastAsia="仿宋" w:hAnsi="Times New Roman"/>
+                <w:sz w:val="24"/>
+                <w:szCs w:val="24"/>
+                <w:u w:val="single"/>
+              </w:rPr>
+              <w:t>Sheil, B.</w:t>
+            </w:r>
+            <w:r>
+              <w:rPr>
+                <w:rFonts w:ascii="Times New Roman" w:eastAsia="仿宋" w:hAnsi="Times New Roman"/>
+                <w:sz w:val="24"/>
+                <w:szCs w:val="24"/>
+              </w:rPr>
+              <w:t xml:space="preserve"> (2025). </w:t>
+            </w:r>
+            <w:r>
+              <w:rPr>
+                <w:rFonts w:ascii="Times New Roman" w:eastAsia="仿宋" w:hAnsi="Times New Roman"/>
+                <w:sz w:val="24"/>
+                <w:szCs w:val="24"/>
+              </w:rPr>
+              <w:t xml:space="preserve">Tunnel </w:t>
+            </w:r>
+            <w:r>
+              <w:rPr>
+                <w:rFonts w:ascii="Times New Roman" w:eastAsia="仿宋" w:hAnsi="Times New Roman"/>
+                <w:sz w:val="24"/>
+                <w:szCs w:val="24"/>
+              </w:rPr>
+              <w:t>S</w:t>
+            </w:r>
+            <w:r>
+              <w:rPr>
+                <w:rFonts w:ascii="Times New Roman" w:eastAsia="仿宋" w:hAnsi="Times New Roman"/>
+                <w:sz w:val="24"/>
+                <w:szCs w:val="24"/>
+              </w:rPr>
+              <w:t>canner: Geometry-informed synthetic point cloud generation and transfer learning for tunnel segmentation</w:t>
+            </w:r>
+            <w:r>
+              <w:rPr>
+                <w:rFonts w:ascii="Times New Roman" w:eastAsia="仿宋" w:hAnsi="Times New Roman"/>
+                <w:sz w:val="24"/>
+                <w:szCs w:val="24"/>
+              </w:rPr>
+              <w:t xml:space="preserve">. </w:t>
+            </w:r>
+            <w:r>
+              <w:rPr>
+                <w:rFonts w:ascii="Times New Roman" w:eastAsia="仿宋" w:hAnsi="Times New Roman"/>
+                <w:sz w:val="24"/>
+                <w:szCs w:val="24"/>
+              </w:rPr>
+              <w:t>Automation in Construction</w:t>
+            </w:r>
+            <w:r>
+              <w:rPr>
+                <w:rFonts w:ascii="Times New Roman" w:eastAsia="仿宋" w:hAnsi="Times New Roman" w:hint="eastAsia"/>
+                <w:sz w:val="24"/>
+                <w:szCs w:val="24"/>
+              </w:rPr>
+              <w:t>.</w:t>
             </w:r>
             <w:r>
               <w:rPr>
@@ -6301,7 +6305,7 @@
             </w:r>
             <w:r>
               <w:rPr>
-                <w:rFonts w:ascii="Times New Roman" w:eastAsia="仿宋" w:hAnsi="Times New Roman"/>
+                <w:rFonts w:ascii="Times New Roman" w:eastAsia="仿宋" w:hAnsi="Times New Roman" w:hint="eastAsia"/>
                 <w:color w:val="0070C0"/>
                 <w:sz w:val="24"/>
                 <w:szCs w:val="24"/>
@@ -6342,16 +6346,7 @@
                 <w:sz w:val="24"/>
                 <w:szCs w:val="24"/>
               </w:rPr>
-              <w:t>中科院</w:t>
-            </w:r>
-            <w:r>
-              <w:rPr>
-                <w:rFonts w:ascii="Times New Roman" w:eastAsia="仿宋" w:hAnsi="Times New Roman" w:hint="eastAsia"/>
-                <w:color w:val="0070C0"/>
-                <w:sz w:val="24"/>
-                <w:szCs w:val="24"/>
-              </w:rPr>
-              <w:t>一区</w:t>
+              <w:t>中科院一区</w:t>
             </w:r>
             <w:r>
               <w:rPr>
@@ -6382,7 +6377,7 @@
             </w:r>
             <w:r>
               <w:rPr>
-                <w:rFonts w:ascii="Times New Roman" w:eastAsia="仿宋" w:hAnsi="Times New Roman"/>
+                <w:rFonts w:ascii="Times New Roman" w:eastAsia="仿宋" w:hAnsi="Times New Roman" w:hint="eastAsia"/>
                 <w:color w:val="0070C0"/>
                 <w:sz w:val="24"/>
                 <w:szCs w:val="24"/>
@@ -6410,39 +6405,7 @@
                 <w:sz w:val="24"/>
                 <w:szCs w:val="24"/>
               </w:rPr>
-              <w:t>G</w:t>
-            </w:r>
-            <w:r>
-              <w:rPr>
-                <w:rFonts w:ascii="Times New Roman" w:eastAsia="仿宋" w:hAnsi="Times New Roman" w:hint="eastAsia"/>
-                <w:sz w:val="24"/>
-                <w:szCs w:val="24"/>
-              </w:rPr>
-              <w:t>uan</w:t>
-            </w:r>
-            <w:r>
-              <w:rPr>
-                <w:rFonts w:ascii="Times New Roman" w:eastAsia="仿宋" w:hAnsi="Times New Roman"/>
-                <w:sz w:val="24"/>
-                <w:szCs w:val="24"/>
-              </w:rPr>
-              <w:t>, Z., Liu, Y., Lin, Y.,</w:t>
-            </w:r>
-            <w:r>
-              <w:rPr>
-                <w:rFonts w:ascii="Times New Roman" w:eastAsia="仿宋" w:hAnsi="Times New Roman"/>
-                <w:sz w:val="24"/>
-                <w:szCs w:val="24"/>
-              </w:rPr>
-              <w:t xml:space="preserve"> &amp;</w:t>
-            </w:r>
-            <w:r>
-              <w:rPr>
-                <w:rFonts w:ascii="Times New Roman" w:eastAsia="仿宋" w:hAnsi="Times New Roman"/>
-                <w:sz w:val="24"/>
-                <w:szCs w:val="24"/>
-              </w:rPr>
-              <w:t xml:space="preserve"> </w:t>
+              <w:t xml:space="preserve">Chang, J.-Q., Huang, H.-W., Yin, Z.-Y.*, Zhang, D.-M., </w:t>
             </w:r>
             <w:r>
               <w:rPr>
@@ -6460,51 +6423,19 @@
                 <w:sz w:val="24"/>
                 <w:szCs w:val="24"/>
               </w:rPr>
-              <w:t>*</w:t>
-            </w:r>
-            <w:r>
-              <w:rPr>
-                <w:rFonts w:ascii="Times New Roman" w:eastAsia="仿宋" w:hAnsi="Times New Roman"/>
-                <w:sz w:val="24"/>
-                <w:szCs w:val="24"/>
-              </w:rPr>
-              <w:t xml:space="preserve"> (2025). </w:t>
-            </w:r>
-            <w:r>
-              <w:rPr>
-                <w:rFonts w:ascii="Times New Roman" w:eastAsia="仿宋" w:hAnsi="Times New Roman"/>
-                <w:sz w:val="24"/>
-                <w:szCs w:val="24"/>
-              </w:rPr>
-              <w:t>Accurate measurement of segment dislocation for shield tunnel based on binocular vision technology</w:t>
-            </w:r>
-            <w:r>
-              <w:rPr>
-                <w:rFonts w:ascii="Times New Roman" w:eastAsia="仿宋" w:hAnsi="Times New Roman"/>
-                <w:sz w:val="24"/>
-                <w:szCs w:val="24"/>
-              </w:rPr>
-              <w:t xml:space="preserve">. </w:t>
-            </w:r>
-            <w:r>
-              <w:rPr>
-                <w:rFonts w:ascii="Times New Roman" w:eastAsia="仿宋" w:hAnsi="Times New Roman"/>
-                <w:sz w:val="24"/>
-                <w:szCs w:val="24"/>
-              </w:rPr>
-              <w:t>Journal of Computing in Civil Engineering</w:t>
-            </w:r>
-            <w:r>
-              <w:rPr>
-                <w:rFonts w:ascii="Times New Roman" w:eastAsia="仿宋" w:hAnsi="Times New Roman"/>
-                <w:sz w:val="24"/>
-                <w:szCs w:val="24"/>
-              </w:rPr>
-              <w:t xml:space="preserve">. </w:t>
-            </w:r>
-            <w:r>
-              <w:rPr>
-                <w:rFonts w:ascii="Times New Roman" w:eastAsia="仿宋" w:hAnsi="Times New Roman" w:hint="eastAsia"/>
+              <w:t>, &amp; Zhang, N. (2025). Physics-informed machine learning method to predict displacement of existing tunnels induced by undercrossing construction. Tunnelling and Underground Space Technology.</w:t>
+            </w:r>
+            <w:r>
+              <w:rPr>
+                <w:rFonts w:ascii="Times New Roman" w:eastAsia="仿宋" w:hAnsi="Times New Roman"/>
+                <w:sz w:val="24"/>
+                <w:szCs w:val="24"/>
+              </w:rPr>
+              <w:t xml:space="preserve"> </w:t>
+            </w:r>
+            <w:r>
+              <w:rPr>
+                <w:rFonts w:ascii="Times New Roman" w:eastAsia="仿宋" w:hAnsi="Times New Roman"/>
                 <w:color w:val="0070C0"/>
                 <w:sz w:val="24"/>
                 <w:szCs w:val="24"/>
@@ -6518,11 +6449,56 @@
                 <w:sz w:val="24"/>
                 <w:szCs w:val="24"/>
               </w:rPr>
-              <w:t>录用待刊</w:t>
-            </w:r>
-            <w:r>
-              <w:rPr>
-                <w:rFonts w:ascii="Times New Roman" w:eastAsia="仿宋" w:hAnsi="Times New Roman"/>
+              <w:t>已投稿</w:t>
+            </w:r>
+            <w:r>
+              <w:rPr>
+                <w:rFonts w:ascii="Times New Roman" w:eastAsia="仿宋" w:hAnsi="Times New Roman" w:hint="eastAsia"/>
+                <w:color w:val="0070C0"/>
+                <w:sz w:val="24"/>
+                <w:szCs w:val="24"/>
+              </w:rPr>
+              <w:t>,</w:t>
+            </w:r>
+            <w:r>
+              <w:rPr>
+                <w:rFonts w:ascii="Times New Roman" w:eastAsia="仿宋" w:hAnsi="Times New Roman"/>
+                <w:color w:val="0070C0"/>
+                <w:sz w:val="24"/>
+                <w:szCs w:val="24"/>
+              </w:rPr>
+              <w:t xml:space="preserve"> </w:t>
+            </w:r>
+            <w:r>
+              <w:rPr>
+                <w:rFonts w:ascii="Times New Roman" w:eastAsia="仿宋" w:hAnsi="Times New Roman" w:hint="eastAsia"/>
+                <w:color w:val="0070C0"/>
+                <w:sz w:val="24"/>
+                <w:szCs w:val="24"/>
+              </w:rPr>
+              <w:t>中科院</w:t>
+            </w:r>
+            <w:r>
+              <w:rPr>
+                <w:rFonts w:ascii="Times New Roman" w:eastAsia="仿宋" w:hAnsi="Times New Roman" w:hint="eastAsia"/>
+                <w:color w:val="0070C0"/>
+                <w:sz w:val="24"/>
+                <w:szCs w:val="24"/>
+              </w:rPr>
+              <w:t>一区</w:t>
+            </w:r>
+            <w:r>
+              <w:rPr>
+                <w:rFonts w:ascii="Times New Roman" w:eastAsia="仿宋" w:hAnsi="Times New Roman"/>
+                <w:color w:val="0070C0"/>
+                <w:sz w:val="24"/>
+                <w:szCs w:val="24"/>
+              </w:rPr>
+              <w:t>TOP</w:t>
+            </w:r>
+            <w:r>
+              <w:rPr>
+                <w:rFonts w:ascii="Times New Roman" w:eastAsia="仿宋" w:hAnsi="Times New Roman" w:hint="eastAsia"/>
                 <w:color w:val="0070C0"/>
                 <w:sz w:val="24"/>
                 <w:szCs w:val="24"/>
@@ -6531,51 +6507,6 @@
             </w:r>
             <w:r>
               <w:rPr>
-                <w:rFonts w:ascii="Times New Roman" w:eastAsia="仿宋" w:hAnsi="Times New Roman" w:hint="eastAsia"/>
-                <w:color w:val="0070C0"/>
-                <w:sz w:val="24"/>
-                <w:szCs w:val="24"/>
-              </w:rPr>
-              <w:t>中科院</w:t>
-            </w:r>
-            <w:r>
-              <w:rPr>
-                <w:rFonts w:ascii="Times New Roman" w:eastAsia="仿宋" w:hAnsi="Times New Roman" w:hint="eastAsia"/>
-                <w:color w:val="0070C0"/>
-                <w:sz w:val="24"/>
-                <w:szCs w:val="24"/>
-              </w:rPr>
-              <w:t>二</w:t>
-            </w:r>
-            <w:r>
-              <w:rPr>
-                <w:rFonts w:ascii="Times New Roman" w:eastAsia="仿宋" w:hAnsi="Times New Roman" w:hint="eastAsia"/>
-                <w:color w:val="0070C0"/>
-                <w:sz w:val="24"/>
-                <w:szCs w:val="24"/>
-              </w:rPr>
-              <w:t>区</w:t>
-            </w:r>
-            <w:r>
-              <w:rPr>
-                <w:rFonts w:ascii="Times New Roman" w:eastAsia="仿宋" w:hAnsi="Times New Roman" w:hint="eastAsia"/>
-                <w:color w:val="0070C0"/>
-                <w:sz w:val="24"/>
-                <w:szCs w:val="24"/>
-              </w:rPr>
-              <w:t>,</w:t>
-            </w:r>
-            <w:r>
-              <w:rPr>
-                <w:rFonts w:ascii="Times New Roman" w:eastAsia="仿宋" w:hAnsi="Times New Roman"/>
-                <w:color w:val="0070C0"/>
-                <w:sz w:val="24"/>
-                <w:szCs w:val="24"/>
-              </w:rPr>
-              <w:t xml:space="preserve"> </w:t>
-            </w:r>
-            <w:r>
-              <w:rPr>
                 <w:rFonts w:ascii="Times New Roman" w:eastAsia="仿宋" w:hAnsi="Times New Roman"/>
                 <w:color w:val="0070C0"/>
                 <w:sz w:val="24"/>
@@ -6585,7 +6516,7 @@
             </w:r>
             <w:r>
               <w:rPr>
-                <w:rFonts w:ascii="Times New Roman" w:eastAsia="仿宋" w:hAnsi="Times New Roman" w:hint="eastAsia"/>
+                <w:rFonts w:ascii="Times New Roman" w:eastAsia="仿宋" w:hAnsi="Times New Roman"/>
                 <w:color w:val="0070C0"/>
                 <w:sz w:val="24"/>
                 <w:szCs w:val="24"/>

--- a/files/简历.docx
+++ b/files/简历.docx
@@ -188,6 +188,22 @@
                 <w:sz w:val="24"/>
                 <w:szCs w:val="24"/>
               </w:rPr>
+              <w:t>/</w:t>
+            </w:r>
+            <w:r>
+              <w:rPr>
+                <w:rFonts w:ascii="Times New Roman" w:eastAsia="仿宋" w:hAnsi="Times New Roman" w:hint="eastAsia"/>
+                <w:sz w:val="24"/>
+                <w:szCs w:val="24"/>
+              </w:rPr>
+              <w:t>硕士生导师</w:t>
+            </w:r>
+            <w:r>
+              <w:rPr>
+                <w:rFonts w:ascii="Times New Roman" w:eastAsia="仿宋" w:hAnsi="Times New Roman" w:hint="eastAsia"/>
+                <w:sz w:val="24"/>
+                <w:szCs w:val="24"/>
+              </w:rPr>
               <w:t>，毕业于同济大学（剑桥大学联合培养）</w:t>
             </w:r>
             <w:r>
@@ -220,111 +236,7 @@
                 <w:sz w:val="24"/>
                 <w:szCs w:val="24"/>
               </w:rPr>
-              <w:t>。主要从事地下基础设施智能建造和维养相关研究</w:t>
-            </w:r>
-            <w:r>
-              <w:rPr>
-                <w:rFonts w:ascii="Times New Roman" w:eastAsia="仿宋" w:hAnsi="Times New Roman" w:hint="eastAsia"/>
-                <w:sz w:val="24"/>
-                <w:szCs w:val="24"/>
-              </w:rPr>
-              <w:t>（面向韧性城市</w:t>
-            </w:r>
-            <w:r>
-              <w:rPr>
-                <w:rFonts w:ascii="Times New Roman" w:eastAsia="仿宋" w:hAnsi="Times New Roman" w:hint="eastAsia"/>
-                <w:sz w:val="24"/>
-                <w:szCs w:val="24"/>
-              </w:rPr>
-              <w:t>和智慧城市</w:t>
-            </w:r>
-            <w:r>
-              <w:rPr>
-                <w:rFonts w:ascii="Times New Roman" w:eastAsia="仿宋" w:hAnsi="Times New Roman" w:hint="eastAsia"/>
-                <w:sz w:val="24"/>
-                <w:szCs w:val="24"/>
-              </w:rPr>
-              <w:t>）</w:t>
-            </w:r>
-            <w:r>
-              <w:rPr>
-                <w:rFonts w:ascii="Times New Roman" w:eastAsia="仿宋" w:hAnsi="Times New Roman" w:hint="eastAsia"/>
-                <w:sz w:val="24"/>
-                <w:szCs w:val="24"/>
-              </w:rPr>
-              <w:t>，涵盖计算机视觉、深度学习、数字孪生、结构性能评估</w:t>
-            </w:r>
-            <w:r>
-              <w:rPr>
-                <w:rFonts w:ascii="Times New Roman" w:eastAsia="仿宋" w:hAnsi="Times New Roman" w:hint="eastAsia"/>
-                <w:sz w:val="24"/>
-                <w:szCs w:val="24"/>
-              </w:rPr>
-              <w:t>等方向。参与国家重点研发计划课题和国家自然科学基金重点项目等国家级研究课题多项，</w:t>
-            </w:r>
-            <w:r>
-              <w:rPr>
-                <w:rFonts w:ascii="Times New Roman" w:eastAsia="仿宋" w:hAnsi="Times New Roman" w:hint="eastAsia"/>
-                <w:sz w:val="24"/>
-                <w:szCs w:val="24"/>
-              </w:rPr>
-              <w:t>发表论文</w:t>
-            </w:r>
-            <w:r>
-              <w:rPr>
-                <w:rFonts w:ascii="Times New Roman" w:eastAsia="仿宋" w:hAnsi="Times New Roman"/>
-                <w:sz w:val="24"/>
-                <w:szCs w:val="24"/>
-              </w:rPr>
-              <w:t>26</w:t>
-            </w:r>
-            <w:r>
-              <w:rPr>
-                <w:rFonts w:ascii="Times New Roman" w:eastAsia="仿宋" w:hAnsi="Times New Roman" w:hint="eastAsia"/>
-                <w:sz w:val="24"/>
-                <w:szCs w:val="24"/>
-              </w:rPr>
-              <w:t>篇</w:t>
-            </w:r>
-            <w:r>
-              <w:rPr>
-                <w:rFonts w:ascii="Times New Roman" w:eastAsia="仿宋" w:hAnsi="Times New Roman" w:hint="eastAsia"/>
-                <w:sz w:val="24"/>
-                <w:szCs w:val="24"/>
-              </w:rPr>
-              <w:t>，申请发明专利</w:t>
-            </w:r>
-            <w:r>
-              <w:rPr>
-                <w:rFonts w:ascii="Times New Roman" w:eastAsia="仿宋" w:hAnsi="Times New Roman"/>
-                <w:sz w:val="24"/>
-                <w:szCs w:val="24"/>
-              </w:rPr>
-              <w:t>5</w:t>
-            </w:r>
-            <w:r>
-              <w:rPr>
-                <w:rFonts w:ascii="Times New Roman" w:eastAsia="仿宋" w:hAnsi="Times New Roman" w:hint="eastAsia"/>
-                <w:sz w:val="24"/>
-                <w:szCs w:val="24"/>
-              </w:rPr>
-              <w:t>项。依托地下工程智能感知与运维团队，每年招收研究生，欢迎</w:t>
-            </w:r>
-            <w:r>
-              <w:rPr>
-                <w:rFonts w:ascii="Times New Roman" w:eastAsia="仿宋" w:hAnsi="Times New Roman" w:hint="eastAsia"/>
-                <w:sz w:val="24"/>
-                <w:szCs w:val="24"/>
-              </w:rPr>
-              <w:t>有志于相关研究方向</w:t>
-            </w:r>
-            <w:r>
-              <w:rPr>
-                <w:rFonts w:ascii="Times New Roman" w:eastAsia="仿宋" w:hAnsi="Times New Roman" w:hint="eastAsia"/>
-                <w:sz w:val="24"/>
-                <w:szCs w:val="24"/>
-              </w:rPr>
-              <w:t>的同学咨询报考！</w:t>
+              <w:t>。</w:t>
             </w:r>
           </w:p>
           <w:p>
@@ -341,15 +253,143 @@
                 <w:sz w:val="24"/>
                 <w:szCs w:val="24"/>
               </w:rPr>
-              <w:t>个人主页：</w:t>
-            </w:r>
-            <w:r>
-              <w:rPr>
-                <w:rFonts w:ascii="Times New Roman" w:eastAsia="仿宋" w:hAnsi="Times New Roman"/>
-                <w:sz w:val="24"/>
-                <w:szCs w:val="24"/>
-              </w:rPr>
-              <w:t>https://linwei0763.github.io/</w:t>
+              <w:t>主要从事地下基础设施智能建造</w:t>
+            </w:r>
+            <w:r>
+              <w:rPr>
+                <w:rFonts w:ascii="Times New Roman" w:eastAsia="仿宋" w:hAnsi="Times New Roman" w:hint="eastAsia"/>
+                <w:sz w:val="24"/>
+                <w:szCs w:val="24"/>
+              </w:rPr>
+              <w:t>与</w:t>
+            </w:r>
+            <w:r>
+              <w:rPr>
+                <w:rFonts w:ascii="Times New Roman" w:eastAsia="仿宋" w:hAnsi="Times New Roman" w:hint="eastAsia"/>
+                <w:sz w:val="24"/>
+                <w:szCs w:val="24"/>
+              </w:rPr>
+              <w:t>维养相关研究，</w:t>
+            </w:r>
+            <w:r>
+              <w:rPr>
+                <w:rFonts w:ascii="Times New Roman" w:eastAsia="仿宋" w:hAnsi="Times New Roman" w:hint="eastAsia"/>
+                <w:sz w:val="24"/>
+                <w:szCs w:val="24"/>
+              </w:rPr>
+              <w:t>研究方向</w:t>
+            </w:r>
+            <w:r>
+              <w:rPr>
+                <w:rFonts w:ascii="Times New Roman" w:eastAsia="仿宋" w:hAnsi="Times New Roman" w:hint="eastAsia"/>
+                <w:sz w:val="24"/>
+                <w:szCs w:val="24"/>
+              </w:rPr>
+              <w:t>涵盖</w:t>
+            </w:r>
+            <w:r>
+              <w:rPr>
+                <w:rFonts w:ascii="Times New Roman" w:eastAsia="仿宋" w:hAnsi="Times New Roman" w:hint="eastAsia"/>
+                <w:sz w:val="24"/>
+                <w:szCs w:val="24"/>
+              </w:rPr>
+              <w:t>三维激光扫描、</w:t>
+            </w:r>
+            <w:r>
+              <w:rPr>
+                <w:rFonts w:ascii="Times New Roman" w:eastAsia="仿宋" w:hAnsi="Times New Roman" w:hint="eastAsia"/>
+                <w:sz w:val="24"/>
+                <w:szCs w:val="24"/>
+              </w:rPr>
+              <w:t>计算机视觉、深度学习、数字孪生、结构性能评估</w:t>
+            </w:r>
+            <w:r>
+              <w:rPr>
+                <w:rFonts w:ascii="Times New Roman" w:eastAsia="仿宋" w:hAnsi="Times New Roman" w:hint="eastAsia"/>
+                <w:sz w:val="24"/>
+                <w:szCs w:val="24"/>
+              </w:rPr>
+              <w:t>等。参与国家重点研发计划课题</w:t>
+            </w:r>
+            <w:r>
+              <w:rPr>
+                <w:rFonts w:ascii="Times New Roman" w:eastAsia="仿宋" w:hAnsi="Times New Roman" w:hint="eastAsia"/>
+                <w:sz w:val="24"/>
+                <w:szCs w:val="24"/>
+              </w:rPr>
+              <w:t>与</w:t>
+            </w:r>
+            <w:r>
+              <w:rPr>
+                <w:rFonts w:ascii="Times New Roman" w:eastAsia="仿宋" w:hAnsi="Times New Roman" w:hint="eastAsia"/>
+                <w:sz w:val="24"/>
+                <w:szCs w:val="24"/>
+              </w:rPr>
+              <w:t>国家自然科学基金重点项目等国家级研究课题多项，</w:t>
+            </w:r>
+            <w:r>
+              <w:rPr>
+                <w:rFonts w:ascii="Times New Roman" w:eastAsia="仿宋" w:hAnsi="Times New Roman" w:hint="eastAsia"/>
+                <w:sz w:val="24"/>
+                <w:szCs w:val="24"/>
+              </w:rPr>
+              <w:t>发表论文</w:t>
+            </w:r>
+            <w:r>
+              <w:rPr>
+                <w:rFonts w:ascii="Times New Roman" w:eastAsia="仿宋" w:hAnsi="Times New Roman"/>
+                <w:sz w:val="24"/>
+                <w:szCs w:val="24"/>
+              </w:rPr>
+              <w:t>26</w:t>
+            </w:r>
+            <w:r>
+              <w:rPr>
+                <w:rFonts w:ascii="Times New Roman" w:eastAsia="仿宋" w:hAnsi="Times New Roman" w:hint="eastAsia"/>
+                <w:sz w:val="24"/>
+                <w:szCs w:val="24"/>
+              </w:rPr>
+              <w:t>篇</w:t>
+            </w:r>
+            <w:r>
+              <w:rPr>
+                <w:rFonts w:ascii="Times New Roman" w:eastAsia="仿宋" w:hAnsi="Times New Roman" w:hint="eastAsia"/>
+                <w:sz w:val="24"/>
+                <w:szCs w:val="24"/>
+              </w:rPr>
+              <w:t>，申请</w:t>
+            </w:r>
+            <w:r>
+              <w:rPr>
+                <w:rFonts w:ascii="Times New Roman" w:eastAsia="仿宋" w:hAnsi="Times New Roman" w:hint="eastAsia"/>
+                <w:sz w:val="24"/>
+                <w:szCs w:val="24"/>
+              </w:rPr>
+              <w:t>或授权</w:t>
+            </w:r>
+            <w:r>
+              <w:rPr>
+                <w:rFonts w:ascii="Times New Roman" w:eastAsia="仿宋" w:hAnsi="Times New Roman" w:hint="eastAsia"/>
+                <w:sz w:val="24"/>
+                <w:szCs w:val="24"/>
+              </w:rPr>
+              <w:t>发明专利</w:t>
+            </w:r>
+            <w:r>
+              <w:rPr>
+                <w:rFonts w:ascii="Times New Roman" w:eastAsia="仿宋" w:hAnsi="Times New Roman"/>
+                <w:sz w:val="24"/>
+                <w:szCs w:val="24"/>
+              </w:rPr>
+              <w:t>11</w:t>
+            </w:r>
+            <w:r>
+              <w:rPr>
+                <w:rFonts w:ascii="Times New Roman" w:eastAsia="仿宋" w:hAnsi="Times New Roman" w:hint="eastAsia"/>
+                <w:sz w:val="24"/>
+                <w:szCs w:val="24"/>
+              </w:rPr>
+              <w:t>项。</w:t>
             </w:r>
           </w:p>
           <w:p>
@@ -363,6 +403,124 @@
             <w:r>
               <w:rPr>
                 <w:rFonts w:ascii="Times New Roman" w:eastAsia="仿宋" w:hAnsi="Times New Roman" w:hint="eastAsia"/>
+                <w:sz w:val="24"/>
+                <w:szCs w:val="24"/>
+              </w:rPr>
+              <w:t>依托地下工程智能感知与运维团队，每年招收研究生</w:t>
+            </w:r>
+            <w:r>
+              <w:rPr>
+                <w:rFonts w:ascii="Times New Roman" w:eastAsia="仿宋" w:hAnsi="Times New Roman" w:hint="eastAsia"/>
+                <w:sz w:val="24"/>
+                <w:szCs w:val="24"/>
+              </w:rPr>
+              <w:t>（</w:t>
+            </w:r>
+            <w:r>
+              <w:rPr>
+                <w:rFonts w:ascii="Times New Roman" w:eastAsia="仿宋" w:hAnsi="Times New Roman" w:hint="eastAsia"/>
+                <w:sz w:val="24"/>
+                <w:szCs w:val="24"/>
+              </w:rPr>
+              <w:t>0</w:t>
+            </w:r>
+            <w:r>
+              <w:rPr>
+                <w:rFonts w:ascii="Times New Roman" w:eastAsia="仿宋" w:hAnsi="Times New Roman"/>
+                <w:sz w:val="24"/>
+                <w:szCs w:val="24"/>
+              </w:rPr>
+              <w:t>81401</w:t>
+            </w:r>
+            <w:r>
+              <w:rPr>
+                <w:rFonts w:ascii="Times New Roman" w:eastAsia="仿宋" w:hAnsi="Times New Roman" w:hint="eastAsia"/>
+                <w:sz w:val="24"/>
+                <w:szCs w:val="24"/>
+              </w:rPr>
+              <w:t>岩土工程与</w:t>
+            </w:r>
+            <w:r>
+              <w:rPr>
+                <w:rFonts w:ascii="Times New Roman" w:eastAsia="仿宋" w:hAnsi="Times New Roman"/>
+                <w:sz w:val="24"/>
+                <w:szCs w:val="24"/>
+              </w:rPr>
+              <w:t>085901</w:t>
+            </w:r>
+            <w:r>
+              <w:rPr>
+                <w:rFonts w:ascii="Times New Roman" w:eastAsia="仿宋" w:hAnsi="Times New Roman" w:hint="eastAsia"/>
+                <w:sz w:val="24"/>
+                <w:szCs w:val="24"/>
+              </w:rPr>
+              <w:t>土木工程）</w:t>
+            </w:r>
+            <w:r>
+              <w:rPr>
+                <w:rFonts w:ascii="Times New Roman" w:eastAsia="仿宋" w:hAnsi="Times New Roman" w:hint="eastAsia"/>
+                <w:sz w:val="24"/>
+                <w:szCs w:val="24"/>
+              </w:rPr>
+              <w:t>，欢迎</w:t>
+            </w:r>
+            <w:r>
+              <w:rPr>
+                <w:rFonts w:ascii="Times New Roman" w:eastAsia="仿宋" w:hAnsi="Times New Roman" w:hint="eastAsia"/>
+                <w:sz w:val="24"/>
+                <w:szCs w:val="24"/>
+              </w:rPr>
+              <w:t>有志于相关研究方向</w:t>
+            </w:r>
+            <w:r>
+              <w:rPr>
+                <w:rFonts w:ascii="Times New Roman" w:eastAsia="仿宋" w:hAnsi="Times New Roman" w:hint="eastAsia"/>
+                <w:sz w:val="24"/>
+                <w:szCs w:val="24"/>
+              </w:rPr>
+              <w:t>的同学咨询报考！</w:t>
+            </w:r>
+          </w:p>
+          <w:p>
+            <w:pPr>
+              <w:rPr>
+                <w:rFonts w:ascii="Times New Roman" w:eastAsia="仿宋" w:hAnsi="Times New Roman"/>
+                <w:sz w:val="24"/>
+                <w:szCs w:val="24"/>
+              </w:rPr>
+            </w:pPr>
+            <w:r>
+              <w:rPr>
+                <w:rFonts w:ascii="Times New Roman" w:eastAsia="仿宋" w:hAnsi="Times New Roman" w:hint="eastAsia"/>
+                <w:b/>
+                <w:bCs/>
+                <w:sz w:val="24"/>
+                <w:szCs w:val="24"/>
+              </w:rPr>
+              <w:t>个人主页：</w:t>
+            </w:r>
+            <w:r>
+              <w:rPr>
+                <w:rFonts w:ascii="Times New Roman" w:eastAsia="仿宋" w:hAnsi="Times New Roman"/>
+                <w:sz w:val="24"/>
+                <w:szCs w:val="24"/>
+              </w:rPr>
+              <w:t>https://linwei0763.github.io/</w:t>
+            </w:r>
+          </w:p>
+          <w:p>
+            <w:pPr>
+              <w:rPr>
+                <w:rFonts w:ascii="Times New Roman" w:eastAsia="仿宋" w:hAnsi="Times New Roman"/>
+                <w:sz w:val="24"/>
+                <w:szCs w:val="24"/>
+              </w:rPr>
+            </w:pPr>
+            <w:r>
+              <w:rPr>
+                <w:rFonts w:ascii="Times New Roman" w:eastAsia="仿宋" w:hAnsi="Times New Roman" w:hint="eastAsia"/>
+                <w:b/>
+                <w:bCs/>
                 <w:sz w:val="24"/>
                 <w:szCs w:val="24"/>
               </w:rPr>
@@ -876,27 +1034,35 @@
           </w:p>
           <w:p>
             <w:pPr>
-              <w:ind w:leftChars="200" w:left="420"/>
-              <w:rPr>
-                <w:rFonts w:ascii="Times New Roman" w:eastAsia="仿宋" w:hAnsi="Times New Roman"/>
-                <w:color w:val="595959" w:themeColor="text1" w:themeTint="A6"/>
+              <w:pStyle w:val="a3"/>
+              <w:numPr>
+                <w:ilvl w:val="0"/>
+                <w:numId w:val="15"/>
+              </w:numPr>
+              <w:ind w:firstLineChars="0"/>
+              <w:rPr>
+                <w:rFonts w:ascii="Times New Roman" w:eastAsia="仿宋" w:hAnsi="Times New Roman"/>
+                <w:b/>
+                <w:bCs/>
                 <w:sz w:val="24"/>
                 <w:szCs w:val="24"/>
               </w:rPr>
             </w:pPr>
             <w:r>
               <w:rPr>
-                <w:rFonts w:ascii="Times New Roman" w:eastAsia="仿宋" w:hAnsi="Times New Roman" w:hint="eastAsia"/>
-                <w:color w:val="595959" w:themeColor="text1" w:themeTint="A6"/>
-                <w:sz w:val="24"/>
-                <w:szCs w:val="24"/>
-              </w:rPr>
-              <w:t>·开展隧道数字化智能化结构性能感知研究</w:t>
-            </w:r>
-            <w:r>
-              <w:rPr>
-                <w:rFonts w:ascii="Times New Roman" w:eastAsia="仿宋" w:hAnsi="Times New Roman" w:hint="eastAsia"/>
-                <w:color w:val="595959" w:themeColor="text1" w:themeTint="A6"/>
+                <w:rFonts w:ascii="Times New Roman" w:eastAsia="仿宋" w:hAnsi="Times New Roman"/>
+                <w:b/>
+                <w:bCs/>
+                <w:sz w:val="24"/>
+                <w:szCs w:val="24"/>
+              </w:rPr>
+              <w:t>2023.04–2024.03</w:t>
+            </w:r>
+            <w:r>
+              <w:rPr>
+                <w:rFonts w:ascii="Times New Roman" w:eastAsia="仿宋" w:hAnsi="Times New Roman" w:hint="eastAsia"/>
+                <w:b/>
+                <w:bCs/>
                 <w:sz w:val="24"/>
                 <w:szCs w:val="24"/>
               </w:rPr>
@@ -905,393 +1071,112 @@
             <w:r>
               <w:rPr>
                 <w:rFonts w:ascii="Times New Roman" w:eastAsia="仿宋" w:hAnsi="Times New Roman" w:hint="eastAsia"/>
-                <w:color w:val="595959" w:themeColor="text1" w:themeTint="A6"/>
-                <w:sz w:val="24"/>
-                <w:szCs w:val="24"/>
-              </w:rPr>
-              <w:t>提出基于三维点云的</w:t>
-            </w:r>
-            <w:r>
-              <w:rPr>
-                <w:rFonts w:ascii="Times New Roman" w:eastAsia="仿宋" w:hAnsi="Times New Roman" w:hint="eastAsia"/>
-                <w:color w:val="595959" w:themeColor="text1" w:themeTint="A6"/>
-                <w:sz w:val="24"/>
-                <w:szCs w:val="24"/>
-              </w:rPr>
-              <w:t>隧道</w:t>
-            </w:r>
-            <w:r>
-              <w:rPr>
-                <w:rFonts w:ascii="Times New Roman" w:eastAsia="仿宋" w:hAnsi="Times New Roman" w:hint="eastAsia"/>
-                <w:color w:val="595959" w:themeColor="text1" w:themeTint="A6"/>
-                <w:sz w:val="24"/>
-                <w:szCs w:val="24"/>
-              </w:rPr>
-              <w:t>数字孪生框架，在</w:t>
-            </w:r>
-            <w:r>
-              <w:rPr>
-                <w:rFonts w:ascii="Times New Roman" w:eastAsia="仿宋" w:hAnsi="Times New Roman" w:hint="eastAsia"/>
-                <w:color w:val="595959" w:themeColor="text1" w:themeTint="A6"/>
-                <w:sz w:val="24"/>
-                <w:szCs w:val="24"/>
-              </w:rPr>
-              <w:t>三维点云</w:t>
-            </w:r>
-            <w:r>
-              <w:rPr>
-                <w:rFonts w:ascii="Times New Roman" w:eastAsia="仿宋" w:hAnsi="Times New Roman" w:hint="eastAsia"/>
-                <w:color w:val="595959" w:themeColor="text1" w:themeTint="A6"/>
-                <w:sz w:val="24"/>
-                <w:szCs w:val="24"/>
-              </w:rPr>
-              <w:t>数据集构建和深度学习网络开发方面取得创新，成果在</w:t>
-            </w:r>
-            <w:r>
-              <w:rPr>
-                <w:rFonts w:ascii="Times New Roman" w:eastAsia="仿宋" w:hAnsi="Times New Roman" w:hint="eastAsia"/>
-                <w:color w:val="595959" w:themeColor="text1" w:themeTint="A6"/>
-                <w:sz w:val="24"/>
-                <w:szCs w:val="24"/>
-              </w:rPr>
-              <w:t>上海、福州、无锡的</w:t>
-            </w:r>
-            <w:r>
-              <w:rPr>
-                <w:rFonts w:ascii="Times New Roman" w:eastAsia="仿宋" w:hAnsi="Times New Roman" w:hint="eastAsia"/>
-                <w:color w:val="595959" w:themeColor="text1" w:themeTint="A6"/>
-                <w:sz w:val="24"/>
-                <w:szCs w:val="24"/>
-              </w:rPr>
-              <w:t>隧道</w:t>
-            </w:r>
-            <w:r>
-              <w:rPr>
-                <w:rFonts w:ascii="Times New Roman" w:eastAsia="仿宋" w:hAnsi="Times New Roman" w:hint="eastAsia"/>
-                <w:color w:val="595959" w:themeColor="text1" w:themeTint="A6"/>
-                <w:sz w:val="24"/>
-                <w:szCs w:val="24"/>
-              </w:rPr>
-              <w:t>工程</w:t>
-            </w:r>
-            <w:r>
-              <w:rPr>
-                <w:rFonts w:ascii="Times New Roman" w:eastAsia="仿宋" w:hAnsi="Times New Roman" w:hint="eastAsia"/>
-                <w:color w:val="595959" w:themeColor="text1" w:themeTint="A6"/>
-                <w:sz w:val="24"/>
-                <w:szCs w:val="24"/>
-              </w:rPr>
-              <w:t>推广应用</w:t>
-            </w:r>
-            <w:r>
-              <w:rPr>
-                <w:rFonts w:ascii="Times New Roman" w:eastAsia="仿宋" w:hAnsi="Times New Roman" w:hint="eastAsia"/>
-                <w:color w:val="595959" w:themeColor="text1" w:themeTint="A6"/>
-                <w:sz w:val="24"/>
-                <w:szCs w:val="24"/>
-              </w:rPr>
-              <w:t>；</w:t>
-            </w:r>
-            <w:r>
-              <w:rPr>
-                <w:rFonts w:ascii="Times New Roman" w:eastAsia="仿宋" w:hAnsi="Times New Roman" w:hint="eastAsia"/>
-                <w:color w:val="595959" w:themeColor="text1" w:themeTint="A6"/>
-                <w:sz w:val="24"/>
-                <w:szCs w:val="24"/>
-              </w:rPr>
-              <w:t>与</w:t>
-            </w:r>
-            <w:r>
-              <w:rPr>
-                <w:rFonts w:ascii="Times New Roman" w:eastAsia="仿宋" w:hAnsi="Times New Roman" w:hint="eastAsia"/>
-                <w:color w:val="595959" w:themeColor="text1" w:themeTint="A6"/>
-                <w:sz w:val="24"/>
-                <w:szCs w:val="24"/>
-              </w:rPr>
-              <w:t>剑桥大学、牛津大学、伯明翰大学、科克大学等</w:t>
-            </w:r>
-            <w:r>
-              <w:rPr>
-                <w:rFonts w:ascii="Times New Roman" w:eastAsia="仿宋" w:hAnsi="Times New Roman" w:hint="eastAsia"/>
-                <w:color w:val="595959" w:themeColor="text1" w:themeTint="A6"/>
-                <w:sz w:val="24"/>
-                <w:szCs w:val="24"/>
-              </w:rPr>
-              <w:t>高校建立</w:t>
-            </w:r>
-            <w:r>
-              <w:rPr>
-                <w:rFonts w:ascii="Times New Roman" w:eastAsia="仿宋" w:hAnsi="Times New Roman" w:hint="eastAsia"/>
-                <w:color w:val="595959" w:themeColor="text1" w:themeTint="A6"/>
-                <w:sz w:val="24"/>
-                <w:szCs w:val="24"/>
-              </w:rPr>
-              <w:t>持续的</w:t>
-            </w:r>
-            <w:r>
-              <w:rPr>
-                <w:rFonts w:ascii="Times New Roman" w:eastAsia="仿宋" w:hAnsi="Times New Roman" w:hint="eastAsia"/>
-                <w:color w:val="595959" w:themeColor="text1" w:themeTint="A6"/>
-                <w:sz w:val="24"/>
-                <w:szCs w:val="24"/>
-              </w:rPr>
-              <w:t>国际</w:t>
-            </w:r>
-            <w:r>
-              <w:rPr>
-                <w:rFonts w:ascii="Times New Roman" w:eastAsia="仿宋" w:hAnsi="Times New Roman" w:hint="eastAsia"/>
-                <w:color w:val="595959" w:themeColor="text1" w:themeTint="A6"/>
-                <w:sz w:val="24"/>
-                <w:szCs w:val="24"/>
-              </w:rPr>
-              <w:t>学术</w:t>
-            </w:r>
-            <w:r>
-              <w:rPr>
-                <w:rFonts w:ascii="Times New Roman" w:eastAsia="仿宋" w:hAnsi="Times New Roman" w:hint="eastAsia"/>
-                <w:color w:val="595959" w:themeColor="text1" w:themeTint="A6"/>
-                <w:sz w:val="24"/>
-                <w:szCs w:val="24"/>
-              </w:rPr>
-              <w:t>联系和</w:t>
-            </w:r>
-            <w:r>
-              <w:rPr>
-                <w:rFonts w:ascii="Times New Roman" w:eastAsia="仿宋" w:hAnsi="Times New Roman" w:hint="eastAsia"/>
-                <w:color w:val="595959" w:themeColor="text1" w:themeTint="A6"/>
-                <w:sz w:val="24"/>
-                <w:szCs w:val="24"/>
-              </w:rPr>
-              <w:t>合作</w:t>
-            </w:r>
-            <w:r>
-              <w:rPr>
-                <w:rFonts w:ascii="Times New Roman" w:eastAsia="仿宋" w:hAnsi="Times New Roman" w:hint="eastAsia"/>
-                <w:color w:val="595959" w:themeColor="text1" w:themeTint="A6"/>
-                <w:sz w:val="24"/>
-                <w:szCs w:val="24"/>
-              </w:rPr>
-              <w:t>；</w:t>
-            </w:r>
-            <w:r>
-              <w:rPr>
-                <w:rFonts w:ascii="Times New Roman" w:eastAsia="仿宋" w:hAnsi="Times New Roman" w:hint="eastAsia"/>
-                <w:color w:val="595959" w:themeColor="text1" w:themeTint="A6"/>
-                <w:sz w:val="24"/>
-                <w:szCs w:val="24"/>
-              </w:rPr>
-              <w:t>协助指导</w:t>
-            </w:r>
-            <w:r>
-              <w:rPr>
-                <w:rFonts w:ascii="Times New Roman" w:eastAsia="仿宋" w:hAnsi="Times New Roman" w:hint="eastAsia"/>
-                <w:color w:val="595959" w:themeColor="text1" w:themeTint="A6"/>
-                <w:sz w:val="24"/>
-                <w:szCs w:val="24"/>
-              </w:rPr>
-              <w:t>2</w:t>
-            </w:r>
-            <w:r>
-              <w:rPr>
-                <w:rFonts w:ascii="Times New Roman" w:eastAsia="仿宋" w:hAnsi="Times New Roman" w:hint="eastAsia"/>
-                <w:color w:val="595959" w:themeColor="text1" w:themeTint="A6"/>
-                <w:sz w:val="24"/>
-                <w:szCs w:val="24"/>
-              </w:rPr>
-              <w:t>名本科生完成毕业论文</w:t>
-            </w:r>
-          </w:p>
-          <w:p>
-            <w:pPr>
-              <w:ind w:leftChars="200" w:left="420"/>
-              <w:rPr>
-                <w:rFonts w:ascii="Times New Roman" w:eastAsia="仿宋" w:hAnsi="Times New Roman"/>
-                <w:color w:val="595959" w:themeColor="text1" w:themeTint="A6"/>
-                <w:sz w:val="24"/>
-                <w:szCs w:val="24"/>
-              </w:rPr>
-            </w:pPr>
-            <w:r>
-              <w:rPr>
-                <w:rFonts w:ascii="Times New Roman" w:eastAsia="仿宋" w:hAnsi="Times New Roman" w:hint="eastAsia"/>
-                <w:color w:val="595959" w:themeColor="text1" w:themeTint="A6"/>
-                <w:sz w:val="24"/>
-                <w:szCs w:val="24"/>
-              </w:rPr>
-              <w:t>·</w:t>
-            </w:r>
-            <w:r>
-              <w:rPr>
-                <w:rFonts w:ascii="Times New Roman" w:eastAsia="仿宋" w:hAnsi="Times New Roman" w:hint="eastAsia"/>
-                <w:color w:val="595959" w:themeColor="text1" w:themeTint="A6"/>
-                <w:sz w:val="24"/>
-                <w:szCs w:val="24"/>
-              </w:rPr>
-              <w:t>导师谢雄耀教授系</w:t>
-            </w:r>
-            <w:r>
-              <w:rPr>
-                <w:rFonts w:ascii="Times New Roman" w:eastAsia="仿宋" w:hAnsi="Times New Roman" w:hint="eastAsia"/>
-                <w:color w:val="595959" w:themeColor="text1" w:themeTint="A6"/>
-                <w:sz w:val="24"/>
-                <w:szCs w:val="24"/>
-              </w:rPr>
-              <w:t>国家</w:t>
-            </w:r>
-            <w:r>
-              <w:rPr>
-                <w:rFonts w:ascii="Times New Roman" w:eastAsia="仿宋" w:hAnsi="Times New Roman" w:hint="eastAsia"/>
-                <w:color w:val="595959" w:themeColor="text1" w:themeTint="A6"/>
-                <w:sz w:val="24"/>
-                <w:szCs w:val="24"/>
-              </w:rPr>
-              <w:t>“</w:t>
-            </w:r>
-            <w:r>
-              <w:rPr>
-                <w:rFonts w:ascii="Times New Roman" w:eastAsia="仿宋" w:hAnsi="Times New Roman" w:hint="eastAsia"/>
-                <w:color w:val="595959" w:themeColor="text1" w:themeTint="A6"/>
-                <w:sz w:val="24"/>
-                <w:szCs w:val="24"/>
-              </w:rPr>
-              <w:t>万人计划</w:t>
-            </w:r>
-            <w:r>
-              <w:rPr>
-                <w:rFonts w:ascii="Times New Roman" w:eastAsia="仿宋" w:hAnsi="Times New Roman" w:hint="eastAsia"/>
-                <w:color w:val="595959" w:themeColor="text1" w:themeTint="A6"/>
-                <w:sz w:val="24"/>
-                <w:szCs w:val="24"/>
-              </w:rPr>
-              <w:t>”</w:t>
-            </w:r>
-            <w:r>
-              <w:rPr>
-                <w:rFonts w:ascii="Times New Roman" w:eastAsia="仿宋" w:hAnsi="Times New Roman" w:hint="eastAsia"/>
-                <w:color w:val="595959" w:themeColor="text1" w:themeTint="A6"/>
-                <w:sz w:val="24"/>
-                <w:szCs w:val="24"/>
-              </w:rPr>
-              <w:t>科技创新领军人才</w:t>
-            </w:r>
-            <w:r>
-              <w:rPr>
-                <w:rFonts w:ascii="Times New Roman" w:eastAsia="仿宋" w:hAnsi="Times New Roman" w:hint="eastAsia"/>
-                <w:color w:val="595959" w:themeColor="text1" w:themeTint="A6"/>
-                <w:sz w:val="24"/>
-                <w:szCs w:val="24"/>
-              </w:rPr>
-              <w:t>，历任同济大学土木工程学院副院长、</w:t>
-            </w:r>
-            <w:r>
-              <w:rPr>
-                <w:rFonts w:ascii="Times New Roman" w:eastAsia="仿宋" w:hAnsi="Times New Roman" w:hint="eastAsia"/>
-                <w:color w:val="595959" w:themeColor="text1" w:themeTint="A6"/>
-                <w:sz w:val="24"/>
-                <w:szCs w:val="24"/>
-              </w:rPr>
-              <w:t>同济大学房屋质量检测站站长</w:t>
-            </w:r>
-            <w:r>
-              <w:rPr>
-                <w:rFonts w:ascii="Times New Roman" w:eastAsia="仿宋" w:hAnsi="Times New Roman" w:hint="eastAsia"/>
-                <w:color w:val="595959" w:themeColor="text1" w:themeTint="A6"/>
-                <w:sz w:val="24"/>
-                <w:szCs w:val="24"/>
-              </w:rPr>
-              <w:t>、</w:t>
-            </w:r>
-            <w:r>
-              <w:rPr>
-                <w:rFonts w:ascii="Times New Roman" w:eastAsia="仿宋" w:hAnsi="Times New Roman" w:hint="eastAsia"/>
-                <w:color w:val="595959" w:themeColor="text1" w:themeTint="A6"/>
-                <w:sz w:val="24"/>
-                <w:szCs w:val="24"/>
-              </w:rPr>
-              <w:t>中国岩石力学与工程学会常务理事</w:t>
-            </w:r>
-            <w:r>
-              <w:rPr>
-                <w:rFonts w:ascii="Times New Roman" w:eastAsia="仿宋" w:hAnsi="Times New Roman" w:hint="eastAsia"/>
-                <w:color w:val="595959" w:themeColor="text1" w:themeTint="A6"/>
-                <w:sz w:val="24"/>
-                <w:szCs w:val="24"/>
-              </w:rPr>
-              <w:t>、</w:t>
-            </w:r>
-            <w:r>
-              <w:rPr>
-                <w:rFonts w:ascii="Times New Roman" w:eastAsia="仿宋" w:hAnsi="Times New Roman" w:hint="eastAsia"/>
-                <w:color w:val="595959" w:themeColor="text1" w:themeTint="A6"/>
-                <w:sz w:val="24"/>
-                <w:szCs w:val="24"/>
-              </w:rPr>
-              <w:t>中国城市轨道交通协会常务理事</w:t>
-            </w:r>
-            <w:r>
-              <w:rPr>
-                <w:rFonts w:ascii="Times New Roman" w:eastAsia="仿宋" w:hAnsi="Times New Roman" w:hint="eastAsia"/>
-                <w:color w:val="595959" w:themeColor="text1" w:themeTint="A6"/>
-                <w:sz w:val="24"/>
-                <w:szCs w:val="24"/>
-              </w:rPr>
-              <w:t>、</w:t>
-            </w:r>
-            <w:r>
-              <w:rPr>
-                <w:rFonts w:ascii="Times New Roman" w:eastAsia="仿宋" w:hAnsi="Times New Roman" w:hint="eastAsia"/>
-                <w:color w:val="595959" w:themeColor="text1" w:themeTint="A6"/>
-                <w:sz w:val="24"/>
-                <w:szCs w:val="24"/>
-              </w:rPr>
-              <w:t>上海市住房和城乡建设管理委员会城市体检与大数据诊断重点实验室</w:t>
-            </w:r>
-            <w:r>
-              <w:rPr>
-                <w:rFonts w:ascii="Times New Roman" w:eastAsia="仿宋" w:hAnsi="Times New Roman" w:hint="eastAsia"/>
-                <w:color w:val="595959" w:themeColor="text1" w:themeTint="A6"/>
-                <w:sz w:val="24"/>
-                <w:szCs w:val="24"/>
-              </w:rPr>
-              <w:t>主任、</w:t>
-            </w:r>
-            <w:r>
-              <w:rPr>
-                <w:rFonts w:ascii="Times New Roman" w:eastAsia="仿宋" w:hAnsi="Times New Roman" w:hint="eastAsia"/>
-                <w:color w:val="595959" w:themeColor="text1" w:themeTint="A6"/>
-                <w:sz w:val="24"/>
-                <w:szCs w:val="24"/>
-              </w:rPr>
-              <w:t>上海市建筑信息模型技术协会副会长、上海岩土与地下空间综合测试工程技术研究中心副主任</w:t>
-            </w:r>
-          </w:p>
-          <w:p>
-            <w:pPr>
-              <w:ind w:leftChars="200" w:left="420"/>
-              <w:rPr>
-                <w:rFonts w:ascii="Times New Roman" w:eastAsia="仿宋" w:hAnsi="Times New Roman"/>
-                <w:color w:val="595959" w:themeColor="text1" w:themeTint="A6"/>
-                <w:sz w:val="24"/>
-                <w:szCs w:val="24"/>
-              </w:rPr>
-            </w:pPr>
-            <w:r>
-              <w:rPr>
-                <w:rFonts w:ascii="Times New Roman" w:eastAsia="仿宋" w:hAnsi="Times New Roman" w:hint="eastAsia"/>
-                <w:color w:val="595959" w:themeColor="text1" w:themeTint="A6"/>
-                <w:sz w:val="24"/>
-                <w:szCs w:val="24"/>
-              </w:rPr>
-              <w:t>·担任党支部组织委员和纪检委员，党支部入选</w:t>
-            </w:r>
-            <w:r>
-              <w:rPr>
-                <w:rFonts w:ascii="Times New Roman" w:eastAsia="仿宋" w:hAnsi="Times New Roman" w:hint="eastAsia"/>
-                <w:color w:val="595959" w:themeColor="text1" w:themeTint="A6"/>
-                <w:sz w:val="24"/>
-                <w:szCs w:val="24"/>
-              </w:rPr>
-              <w:t>同济大学学生党支部“对标争先”建设项目</w:t>
+                <w:b/>
+                <w:bCs/>
+                <w:sz w:val="24"/>
+                <w:szCs w:val="24"/>
+              </w:rPr>
+              <w:t>剑桥大学</w:t>
+            </w:r>
+            <w:r>
+              <w:rPr>
+                <w:rFonts w:ascii="Times New Roman" w:eastAsia="仿宋" w:hAnsi="Times New Roman" w:hint="eastAsia"/>
+                <w:b/>
+                <w:bCs/>
+                <w:sz w:val="24"/>
+                <w:szCs w:val="24"/>
+              </w:rPr>
+              <w:t>，</w:t>
+            </w:r>
+            <w:r>
+              <w:rPr>
+                <w:rFonts w:ascii="Times New Roman" w:eastAsia="仿宋" w:hAnsi="Times New Roman" w:hint="eastAsia"/>
+                <w:b/>
+                <w:bCs/>
+                <w:sz w:val="24"/>
+                <w:szCs w:val="24"/>
+              </w:rPr>
+              <w:t>土木工程</w:t>
+            </w:r>
+            <w:r>
+              <w:rPr>
+                <w:rFonts w:ascii="Times New Roman" w:eastAsia="仿宋" w:hAnsi="Times New Roman" w:hint="eastAsia"/>
+                <w:b/>
+                <w:bCs/>
+                <w:sz w:val="24"/>
+                <w:szCs w:val="24"/>
+              </w:rPr>
+              <w:t>，</w:t>
+            </w:r>
+            <w:r>
+              <w:rPr>
+                <w:rFonts w:ascii="Times New Roman" w:eastAsia="仿宋" w:hAnsi="Times New Roman" w:hint="eastAsia"/>
+                <w:b/>
+                <w:bCs/>
+                <w:sz w:val="24"/>
+                <w:szCs w:val="24"/>
+              </w:rPr>
+              <w:t>访问博士研究生</w:t>
+            </w:r>
+            <w:r>
+              <w:rPr>
+                <w:rFonts w:ascii="Times New Roman" w:eastAsia="仿宋" w:hAnsi="Times New Roman" w:hint="eastAsia"/>
+                <w:b/>
+                <w:bCs/>
+                <w:sz w:val="24"/>
+                <w:szCs w:val="24"/>
+              </w:rPr>
+              <w:t>（</w:t>
+            </w:r>
+            <w:r>
+              <w:rPr>
+                <w:rFonts w:ascii="Times New Roman" w:eastAsia="仿宋" w:hAnsi="Times New Roman" w:hint="eastAsia"/>
+                <w:b/>
+                <w:bCs/>
+                <w:sz w:val="24"/>
+                <w:szCs w:val="24"/>
+              </w:rPr>
+              <w:t>导师：</w:t>
+            </w:r>
+            <w:r>
+              <w:rPr>
+                <w:rFonts w:ascii="Times New Roman" w:eastAsia="仿宋" w:hAnsi="Times New Roman"/>
+                <w:b/>
+                <w:bCs/>
+                <w:sz w:val="24"/>
+                <w:szCs w:val="24"/>
+              </w:rPr>
+              <w:t>Brian Sheil</w:t>
+            </w:r>
+            <w:r>
+              <w:rPr>
+                <w:rFonts w:ascii="Times New Roman" w:eastAsia="仿宋" w:hAnsi="Times New Roman"/>
+                <w:b/>
+                <w:bCs/>
+                <w:sz w:val="24"/>
+                <w:szCs w:val="24"/>
+              </w:rPr>
+              <w:t xml:space="preserve"> </w:t>
+            </w:r>
+            <w:r>
+              <w:rPr>
+                <w:rFonts w:ascii="Times New Roman" w:eastAsia="仿宋" w:hAnsi="Times New Roman" w:hint="eastAsia"/>
+                <w:b/>
+                <w:bCs/>
+                <w:sz w:val="24"/>
+                <w:szCs w:val="24"/>
+              </w:rPr>
+              <w:t>副教授</w:t>
+            </w:r>
+            <w:r>
+              <w:rPr>
+                <w:rFonts w:ascii="Times New Roman" w:eastAsia="仿宋" w:hAnsi="Times New Roman" w:hint="eastAsia"/>
+                <w:b/>
+                <w:bCs/>
+                <w:sz w:val="24"/>
+                <w:szCs w:val="24"/>
+              </w:rPr>
+              <w:t>）</w:t>
             </w:r>
           </w:p>
           <w:p>
@@ -1318,7 +1203,7 @@
                 <w:sz w:val="24"/>
                 <w:szCs w:val="24"/>
               </w:rPr>
-              <w:t>2023.04–2024.03</w:t>
+              <w:t>2019.09–2021.02</w:t>
             </w:r>
             <w:r>
               <w:rPr>
@@ -1338,7 +1223,7 @@
                 <w:sz w:val="24"/>
                 <w:szCs w:val="24"/>
               </w:rPr>
-              <w:t>剑桥大学</w:t>
+              <w:t>同济大学</w:t>
             </w:r>
             <w:r>
               <w:rPr>
@@ -1358,7 +1243,7 @@
                 <w:sz w:val="24"/>
                 <w:szCs w:val="24"/>
               </w:rPr>
-              <w:t>土木工程</w:t>
+              <w:t>建筑与土木工程</w:t>
             </w:r>
             <w:r>
               <w:rPr>
@@ -1378,7 +1263,7 @@
                 <w:sz w:val="24"/>
                 <w:szCs w:val="24"/>
               </w:rPr>
-              <w:t>访问博士研究生</w:t>
+              <w:t>硕士研究生</w:t>
             </w:r>
             <w:r>
               <w:rPr>
@@ -1398,17 +1283,7 @@
                 <w:sz w:val="24"/>
                 <w:szCs w:val="24"/>
               </w:rPr>
-              <w:t>导师：</w:t>
-            </w:r>
-            <w:r>
-              <w:rPr>
-                <w:rFonts w:ascii="Times New Roman" w:eastAsia="仿宋" w:hAnsi="Times New Roman"/>
-                <w:b/>
-                <w:bCs/>
-                <w:sz w:val="24"/>
-                <w:szCs w:val="24"/>
-              </w:rPr>
-              <w:t>Brian Sheil</w:t>
+              <w:t>导师：谢雄耀</w:t>
             </w:r>
             <w:r>
               <w:rPr>
@@ -1422,13 +1297,13 @@
             </w:r>
             <w:r>
               <w:rPr>
-                <w:rFonts w:ascii="Times New Roman" w:eastAsia="仿宋" w:hAnsi="Times New Roman" w:hint="eastAsia"/>
-                <w:b/>
-                <w:bCs/>
-                <w:sz w:val="24"/>
-                <w:szCs w:val="24"/>
-              </w:rPr>
-              <w:t>副教授</w:t>
+                <w:rFonts w:ascii="Times New Roman" w:eastAsia="仿宋" w:hAnsi="Times New Roman"/>
+                <w:b/>
+                <w:bCs/>
+                <w:sz w:val="24"/>
+                <w:szCs w:val="24"/>
+              </w:rPr>
+              <w:t>教授</w:t>
             </w:r>
             <w:r>
               <w:rPr>
@@ -1439,406 +1314,6 @@
                 <w:szCs w:val="24"/>
               </w:rPr>
               <w:t>）</w:t>
-            </w:r>
-          </w:p>
-          <w:p>
-            <w:pPr>
-              <w:ind w:leftChars="200" w:left="420"/>
-              <w:rPr>
-                <w:rFonts w:ascii="Times New Roman" w:eastAsia="仿宋" w:hAnsi="Times New Roman"/>
-                <w:color w:val="595959" w:themeColor="text1" w:themeTint="A6"/>
-                <w:sz w:val="24"/>
-                <w:szCs w:val="24"/>
-              </w:rPr>
-            </w:pPr>
-            <w:r>
-              <w:rPr>
-                <w:rFonts w:ascii="Times New Roman" w:eastAsia="仿宋" w:hAnsi="Times New Roman" w:hint="eastAsia"/>
-                <w:color w:val="595959" w:themeColor="text1" w:themeTint="A6"/>
-                <w:sz w:val="24"/>
-                <w:szCs w:val="24"/>
-              </w:rPr>
-              <w:t>·获得国家建设高水平大学公派研究生项目资助</w:t>
-            </w:r>
-            <w:r>
-              <w:rPr>
-                <w:rFonts w:ascii="Times New Roman" w:eastAsia="仿宋" w:hAnsi="Times New Roman" w:hint="eastAsia"/>
-                <w:color w:val="595959" w:themeColor="text1" w:themeTint="A6"/>
-                <w:sz w:val="24"/>
-                <w:szCs w:val="24"/>
-              </w:rPr>
-              <w:t>，</w:t>
-            </w:r>
-            <w:r>
-              <w:rPr>
-                <w:rFonts w:ascii="Times New Roman" w:eastAsia="仿宋" w:hAnsi="Times New Roman" w:hint="eastAsia"/>
-                <w:color w:val="595959" w:themeColor="text1" w:themeTint="A6"/>
-                <w:sz w:val="24"/>
-                <w:szCs w:val="24"/>
-              </w:rPr>
-              <w:t>开展盾构隧道计算机视觉研究，成果</w:t>
-            </w:r>
-            <w:r>
-              <w:rPr>
-                <w:rFonts w:ascii="Times New Roman" w:eastAsia="仿宋" w:hAnsi="Times New Roman" w:hint="eastAsia"/>
-                <w:color w:val="595959" w:themeColor="text1" w:themeTint="A6"/>
-                <w:sz w:val="24"/>
-                <w:szCs w:val="24"/>
-              </w:rPr>
-              <w:t>作为</w:t>
-            </w:r>
-            <w:r>
-              <w:rPr>
-                <w:rFonts w:ascii="Times New Roman" w:eastAsia="仿宋" w:hAnsi="Times New Roman" w:hint="eastAsia"/>
-                <w:color w:val="595959" w:themeColor="text1" w:themeTint="A6"/>
-                <w:sz w:val="24"/>
-                <w:szCs w:val="24"/>
-              </w:rPr>
-              <w:t>初创公司</w:t>
-            </w:r>
-            <w:r>
-              <w:rPr>
-                <w:rFonts w:ascii="Times New Roman" w:eastAsia="仿宋" w:hAnsi="Times New Roman"/>
-                <w:color w:val="595959" w:themeColor="text1" w:themeTint="A6"/>
-                <w:sz w:val="24"/>
-                <w:szCs w:val="24"/>
-              </w:rPr>
-              <w:t>InfraMind</w:t>
-            </w:r>
-            <w:r>
-              <w:rPr>
-                <w:rFonts w:ascii="Times New Roman" w:eastAsia="仿宋" w:hAnsi="Times New Roman" w:hint="eastAsia"/>
-                <w:color w:val="595959" w:themeColor="text1" w:themeTint="A6"/>
-                <w:sz w:val="24"/>
-                <w:szCs w:val="24"/>
-              </w:rPr>
-              <w:t>的</w:t>
-            </w:r>
-            <w:r>
-              <w:rPr>
-                <w:rFonts w:ascii="Times New Roman" w:eastAsia="仿宋" w:hAnsi="Times New Roman" w:hint="eastAsia"/>
-                <w:color w:val="595959" w:themeColor="text1" w:themeTint="A6"/>
-                <w:sz w:val="24"/>
-                <w:szCs w:val="24"/>
-              </w:rPr>
-              <w:t>核心技术</w:t>
-            </w:r>
-            <w:r>
-              <w:rPr>
-                <w:rFonts w:ascii="Times New Roman" w:eastAsia="仿宋" w:hAnsi="Times New Roman" w:hint="eastAsia"/>
-                <w:color w:val="595959" w:themeColor="text1" w:themeTint="A6"/>
-                <w:sz w:val="24"/>
-                <w:szCs w:val="24"/>
-              </w:rPr>
-              <w:t>在英国推广宣传</w:t>
-            </w:r>
-            <w:r>
-              <w:rPr>
-                <w:rFonts w:ascii="Times New Roman" w:eastAsia="仿宋" w:hAnsi="Times New Roman" w:hint="eastAsia"/>
-                <w:color w:val="595959" w:themeColor="text1" w:themeTint="A6"/>
-                <w:sz w:val="24"/>
-                <w:szCs w:val="24"/>
-              </w:rPr>
-              <w:t>；</w:t>
-            </w:r>
-            <w:r>
-              <w:rPr>
-                <w:rFonts w:ascii="Times New Roman" w:eastAsia="仿宋" w:hAnsi="Times New Roman" w:hint="eastAsia"/>
-                <w:color w:val="595959" w:themeColor="text1" w:themeTint="A6"/>
-                <w:sz w:val="24"/>
-                <w:szCs w:val="24"/>
-              </w:rPr>
-              <w:t>与挪威岩土研究所</w:t>
-            </w:r>
-            <w:r>
-              <w:rPr>
-                <w:rFonts w:ascii="Times New Roman" w:eastAsia="仿宋" w:hAnsi="Times New Roman" w:hint="eastAsia"/>
-                <w:color w:val="595959" w:themeColor="text1" w:themeTint="A6"/>
-                <w:sz w:val="24"/>
-                <w:szCs w:val="24"/>
-              </w:rPr>
-              <w:t>和</w:t>
-            </w:r>
-            <w:r>
-              <w:rPr>
-                <w:rFonts w:ascii="Times New Roman" w:eastAsia="仿宋" w:hAnsi="Times New Roman" w:hint="eastAsia"/>
-                <w:color w:val="595959" w:themeColor="text1" w:themeTint="A6"/>
-                <w:sz w:val="24"/>
-                <w:szCs w:val="24"/>
-              </w:rPr>
-              <w:t>莫特麦克唐纳</w:t>
-            </w:r>
-            <w:r>
-              <w:rPr>
-                <w:rFonts w:ascii="Times New Roman" w:eastAsia="仿宋" w:hAnsi="Times New Roman" w:hint="eastAsia"/>
-                <w:color w:val="595959" w:themeColor="text1" w:themeTint="A6"/>
-                <w:sz w:val="24"/>
-                <w:szCs w:val="24"/>
-              </w:rPr>
-              <w:t>等国际机构和公司开展深入的学术和产业交流</w:t>
-            </w:r>
-            <w:r>
-              <w:rPr>
-                <w:rFonts w:ascii="Times New Roman" w:eastAsia="仿宋" w:hAnsi="Times New Roman" w:hint="eastAsia"/>
-                <w:color w:val="595959" w:themeColor="text1" w:themeTint="A6"/>
-                <w:sz w:val="24"/>
-                <w:szCs w:val="24"/>
-              </w:rPr>
-              <w:t>；</w:t>
-            </w:r>
-            <w:r>
-              <w:rPr>
-                <w:rFonts w:ascii="Times New Roman" w:eastAsia="仿宋" w:hAnsi="Times New Roman" w:hint="eastAsia"/>
-                <w:color w:val="595959" w:themeColor="text1" w:themeTint="A6"/>
-                <w:sz w:val="24"/>
-                <w:szCs w:val="24"/>
-              </w:rPr>
-              <w:t>协助指导</w:t>
-            </w:r>
-            <w:r>
-              <w:rPr>
-                <w:rFonts w:ascii="Times New Roman" w:eastAsia="仿宋" w:hAnsi="Times New Roman" w:hint="eastAsia"/>
-                <w:color w:val="595959" w:themeColor="text1" w:themeTint="A6"/>
-                <w:sz w:val="24"/>
-                <w:szCs w:val="24"/>
-              </w:rPr>
-              <w:t>1</w:t>
-            </w:r>
-            <w:r>
-              <w:rPr>
-                <w:rFonts w:ascii="Times New Roman" w:eastAsia="仿宋" w:hAnsi="Times New Roman" w:hint="eastAsia"/>
-                <w:color w:val="595959" w:themeColor="text1" w:themeTint="A6"/>
-                <w:sz w:val="24"/>
-                <w:szCs w:val="24"/>
-              </w:rPr>
-              <w:t>名本科生完成毕业论文</w:t>
-            </w:r>
-            <w:r>
-              <w:rPr>
-                <w:rFonts w:ascii="Times New Roman" w:eastAsia="仿宋" w:hAnsi="Times New Roman" w:hint="eastAsia"/>
-                <w:color w:val="595959" w:themeColor="text1" w:themeTint="A6"/>
-                <w:sz w:val="24"/>
-                <w:szCs w:val="24"/>
-              </w:rPr>
-              <w:t>和</w:t>
-            </w:r>
-            <w:r>
-              <w:rPr>
-                <w:rFonts w:ascii="Times New Roman" w:eastAsia="仿宋" w:hAnsi="Times New Roman" w:hint="eastAsia"/>
-                <w:color w:val="595959" w:themeColor="text1" w:themeTint="A6"/>
-                <w:sz w:val="24"/>
-                <w:szCs w:val="24"/>
-              </w:rPr>
-              <w:t>1</w:t>
-            </w:r>
-            <w:r>
-              <w:rPr>
-                <w:rFonts w:ascii="Times New Roman" w:eastAsia="仿宋" w:hAnsi="Times New Roman" w:hint="eastAsia"/>
-                <w:color w:val="595959" w:themeColor="text1" w:themeTint="A6"/>
-                <w:sz w:val="24"/>
-                <w:szCs w:val="24"/>
-              </w:rPr>
-              <w:t>名博士研究生完成学位论文选题</w:t>
-            </w:r>
-          </w:p>
-          <w:p>
-            <w:pPr>
-              <w:ind w:leftChars="200" w:left="420"/>
-              <w:rPr>
-                <w:rFonts w:ascii="Times New Roman" w:eastAsia="仿宋" w:hAnsi="Times New Roman"/>
-                <w:color w:val="595959" w:themeColor="text1" w:themeTint="A6"/>
-                <w:sz w:val="24"/>
-                <w:szCs w:val="24"/>
-              </w:rPr>
-            </w:pPr>
-            <w:r>
-              <w:rPr>
-                <w:rFonts w:ascii="Times New Roman" w:eastAsia="仿宋" w:hAnsi="Times New Roman" w:hint="eastAsia"/>
-                <w:color w:val="595959" w:themeColor="text1" w:themeTint="A6"/>
-                <w:sz w:val="24"/>
-                <w:szCs w:val="24"/>
-              </w:rPr>
-              <w:t>·</w:t>
-            </w:r>
-            <w:r>
-              <w:rPr>
-                <w:rFonts w:ascii="Times New Roman" w:eastAsia="仿宋" w:hAnsi="Times New Roman" w:hint="eastAsia"/>
-                <w:color w:val="595959" w:themeColor="text1" w:themeTint="A6"/>
-                <w:sz w:val="24"/>
-                <w:szCs w:val="24"/>
-              </w:rPr>
-              <w:t>导师</w:t>
-            </w:r>
-            <w:r>
-              <w:rPr>
-                <w:rFonts w:ascii="Times New Roman" w:eastAsia="仿宋" w:hAnsi="Times New Roman"/>
-                <w:color w:val="595959" w:themeColor="text1" w:themeTint="A6"/>
-                <w:sz w:val="24"/>
-                <w:szCs w:val="24"/>
-              </w:rPr>
-              <w:t>Brian Sheil</w:t>
-            </w:r>
-            <w:r>
-              <w:rPr>
-                <w:rFonts w:ascii="Times New Roman" w:eastAsia="仿宋" w:hAnsi="Times New Roman" w:hint="eastAsia"/>
-                <w:color w:val="595959" w:themeColor="text1" w:themeTint="A6"/>
-                <w:sz w:val="24"/>
-                <w:szCs w:val="24"/>
-              </w:rPr>
-              <w:t>副教授系剑桥</w:t>
-            </w:r>
-            <w:r>
-              <w:rPr>
-                <w:rFonts w:ascii="Times New Roman" w:eastAsia="仿宋" w:hAnsi="Times New Roman" w:hint="eastAsia"/>
-                <w:color w:val="595959" w:themeColor="text1" w:themeTint="A6"/>
-                <w:sz w:val="24"/>
-                <w:szCs w:val="24"/>
-              </w:rPr>
-              <w:t>智慧基础设施</w:t>
-            </w:r>
-            <w:r>
-              <w:rPr>
-                <w:rFonts w:ascii="Times New Roman" w:eastAsia="仿宋" w:hAnsi="Times New Roman" w:hint="eastAsia"/>
-                <w:color w:val="595959" w:themeColor="text1" w:themeTint="A6"/>
-                <w:sz w:val="24"/>
-                <w:szCs w:val="24"/>
-              </w:rPr>
-              <w:t>和</w:t>
-            </w:r>
-            <w:r>
-              <w:rPr>
-                <w:rFonts w:ascii="Times New Roman" w:eastAsia="仿宋" w:hAnsi="Times New Roman" w:hint="eastAsia"/>
-                <w:color w:val="595959" w:themeColor="text1" w:themeTint="A6"/>
-                <w:sz w:val="24"/>
-                <w:szCs w:val="24"/>
-              </w:rPr>
-              <w:t>施工中心</w:t>
-            </w:r>
-            <w:r>
-              <w:rPr>
-                <w:rFonts w:ascii="Times New Roman" w:eastAsia="仿宋" w:hAnsi="Times New Roman" w:hint="eastAsia"/>
-                <w:color w:val="595959" w:themeColor="text1" w:themeTint="A6"/>
-                <w:sz w:val="24"/>
-                <w:szCs w:val="24"/>
-              </w:rPr>
-              <w:t>主任、</w:t>
-            </w:r>
-            <w:r>
-              <w:rPr>
-                <w:rFonts w:ascii="Times New Roman" w:eastAsia="仿宋" w:hAnsi="Times New Roman" w:hint="eastAsia"/>
-                <w:color w:val="595959" w:themeColor="text1" w:themeTint="A6"/>
-                <w:sz w:val="24"/>
-                <w:szCs w:val="24"/>
-              </w:rPr>
-              <w:t>英国工程和自然科学研究委员会</w:t>
-            </w:r>
-            <w:r>
-              <w:rPr>
-                <w:rFonts w:ascii="Times New Roman" w:eastAsia="仿宋" w:hAnsi="Times New Roman" w:hint="eastAsia"/>
-                <w:color w:val="595959" w:themeColor="text1" w:themeTint="A6"/>
-                <w:sz w:val="24"/>
-                <w:szCs w:val="24"/>
-              </w:rPr>
-              <w:t>研究员、初创公司</w:t>
-            </w:r>
-            <w:r>
-              <w:rPr>
-                <w:rFonts w:ascii="Times New Roman" w:eastAsia="仿宋" w:hAnsi="Times New Roman"/>
-                <w:color w:val="595959" w:themeColor="text1" w:themeTint="A6"/>
-                <w:sz w:val="24"/>
-                <w:szCs w:val="24"/>
-              </w:rPr>
-              <w:t>InfraMind</w:t>
-            </w:r>
-            <w:r>
-              <w:rPr>
-                <w:rFonts w:ascii="Times New Roman" w:eastAsia="仿宋" w:hAnsi="Times New Roman" w:hint="eastAsia"/>
-                <w:color w:val="595959" w:themeColor="text1" w:themeTint="A6"/>
-                <w:sz w:val="24"/>
-                <w:szCs w:val="24"/>
-              </w:rPr>
-              <w:t>首席科学家、国际土协</w:t>
-            </w:r>
-            <w:r>
-              <w:rPr>
-                <w:rFonts w:ascii="Times New Roman" w:eastAsia="仿宋" w:hAnsi="Times New Roman" w:hint="eastAsia"/>
-                <w:color w:val="595959" w:themeColor="text1" w:themeTint="A6"/>
-                <w:sz w:val="24"/>
-                <w:szCs w:val="24"/>
-              </w:rPr>
-              <w:t>T</w:t>
-            </w:r>
-            <w:r>
-              <w:rPr>
-                <w:rFonts w:ascii="Times New Roman" w:eastAsia="仿宋" w:hAnsi="Times New Roman"/>
-                <w:color w:val="595959" w:themeColor="text1" w:themeTint="A6"/>
-                <w:sz w:val="24"/>
-                <w:szCs w:val="24"/>
-              </w:rPr>
-              <w:t>C222</w:t>
-            </w:r>
-            <w:r>
-              <w:rPr>
-                <w:rFonts w:ascii="Times New Roman" w:eastAsia="仿宋" w:hAnsi="Times New Roman" w:hint="eastAsia"/>
-                <w:color w:val="595959" w:themeColor="text1" w:themeTint="A6"/>
-                <w:sz w:val="24"/>
-                <w:szCs w:val="24"/>
-              </w:rPr>
-              <w:t>成员、</w:t>
-            </w:r>
-            <w:r>
-              <w:rPr>
-                <w:rFonts w:ascii="Times New Roman" w:eastAsia="仿宋" w:hAnsi="Times New Roman" w:hint="eastAsia"/>
-                <w:color w:val="595959" w:themeColor="text1" w:themeTint="A6"/>
-                <w:sz w:val="24"/>
-                <w:szCs w:val="24"/>
-              </w:rPr>
-              <w:t>J</w:t>
-            </w:r>
-            <w:r>
-              <w:rPr>
-                <w:rFonts w:ascii="Times New Roman" w:eastAsia="仿宋" w:hAnsi="Times New Roman"/>
-                <w:color w:val="595959" w:themeColor="text1" w:themeTint="A6"/>
-                <w:sz w:val="24"/>
-                <w:szCs w:val="24"/>
-              </w:rPr>
-              <w:t>CCE</w:t>
-            </w:r>
-            <w:r>
-              <w:rPr>
-                <w:rFonts w:ascii="Times New Roman" w:eastAsia="仿宋" w:hAnsi="Times New Roman" w:hint="eastAsia"/>
-                <w:color w:val="595959" w:themeColor="text1" w:themeTint="A6"/>
-                <w:sz w:val="24"/>
-                <w:szCs w:val="24"/>
-              </w:rPr>
-              <w:t>副主编、</w:t>
-            </w:r>
-            <w:r>
-              <w:rPr>
-                <w:rFonts w:ascii="Times New Roman" w:eastAsia="仿宋" w:hAnsi="Times New Roman" w:hint="eastAsia"/>
-                <w:color w:val="595959" w:themeColor="text1" w:themeTint="A6"/>
-                <w:sz w:val="24"/>
-                <w:szCs w:val="24"/>
-              </w:rPr>
-              <w:t>T</w:t>
-            </w:r>
-            <w:r>
-              <w:rPr>
-                <w:rFonts w:ascii="Times New Roman" w:eastAsia="仿宋" w:hAnsi="Times New Roman"/>
-                <w:color w:val="595959" w:themeColor="text1" w:themeTint="A6"/>
-                <w:sz w:val="24"/>
-                <w:szCs w:val="24"/>
-              </w:rPr>
-              <w:t>UST</w:t>
-            </w:r>
-            <w:r>
-              <w:rPr>
-                <w:rFonts w:ascii="Times New Roman" w:eastAsia="仿宋" w:hAnsi="Times New Roman" w:hint="eastAsia"/>
-                <w:color w:val="595959" w:themeColor="text1" w:themeTint="A6"/>
-                <w:sz w:val="24"/>
-                <w:szCs w:val="24"/>
-              </w:rPr>
-              <w:t>编委</w:t>
             </w:r>
           </w:p>
           <w:p>
@@ -1865,7 +1340,7 @@
                 <w:sz w:val="24"/>
                 <w:szCs w:val="24"/>
               </w:rPr>
-              <w:t>2019.09–2021.02</w:t>
+              <w:t>2015.09–2019.07</w:t>
             </w:r>
             <w:r>
               <w:rPr>
@@ -1905,7 +1380,7 @@
                 <w:sz w:val="24"/>
                 <w:szCs w:val="24"/>
               </w:rPr>
-              <w:t>建筑与土木工程</w:t>
+              <w:t>土木工程</w:t>
             </w:r>
             <w:r>
               <w:rPr>
@@ -1925,368 +1400,7 @@
                 <w:sz w:val="24"/>
                 <w:szCs w:val="24"/>
               </w:rPr>
-              <w:t>硕士研究生</w:t>
-            </w:r>
-            <w:r>
-              <w:rPr>
-                <w:rFonts w:ascii="Times New Roman" w:eastAsia="仿宋" w:hAnsi="Times New Roman" w:hint="eastAsia"/>
-                <w:b/>
-                <w:bCs/>
-                <w:sz w:val="24"/>
-                <w:szCs w:val="24"/>
-              </w:rPr>
-              <w:t>（</w:t>
-            </w:r>
-            <w:r>
-              <w:rPr>
-                <w:rFonts w:ascii="Times New Roman" w:eastAsia="仿宋" w:hAnsi="Times New Roman" w:hint="eastAsia"/>
-                <w:b/>
-                <w:bCs/>
-                <w:sz w:val="24"/>
-                <w:szCs w:val="24"/>
-              </w:rPr>
-              <w:t>导师：谢雄耀</w:t>
-            </w:r>
-            <w:r>
-              <w:rPr>
-                <w:rFonts w:ascii="Times New Roman" w:eastAsia="仿宋" w:hAnsi="Times New Roman"/>
-                <w:b/>
-                <w:bCs/>
-                <w:sz w:val="24"/>
-                <w:szCs w:val="24"/>
-              </w:rPr>
-              <w:t xml:space="preserve"> </w:t>
-            </w:r>
-            <w:r>
-              <w:rPr>
-                <w:rFonts w:ascii="Times New Roman" w:eastAsia="仿宋" w:hAnsi="Times New Roman"/>
-                <w:b/>
-                <w:bCs/>
-                <w:sz w:val="24"/>
-                <w:szCs w:val="24"/>
-              </w:rPr>
-              <w:t>教授</w:t>
-            </w:r>
-            <w:r>
-              <w:rPr>
-                <w:rFonts w:ascii="Times New Roman" w:eastAsia="仿宋" w:hAnsi="Times New Roman" w:hint="eastAsia"/>
-                <w:b/>
-                <w:bCs/>
-                <w:sz w:val="24"/>
-                <w:szCs w:val="24"/>
-              </w:rPr>
-              <w:t>）</w:t>
-            </w:r>
-          </w:p>
-          <w:p>
-            <w:pPr>
-              <w:ind w:leftChars="200" w:left="420"/>
-              <w:rPr>
-                <w:rFonts w:ascii="Times New Roman" w:eastAsia="仿宋" w:hAnsi="Times New Roman"/>
-                <w:color w:val="595959" w:themeColor="text1" w:themeTint="A6"/>
-                <w:sz w:val="24"/>
-                <w:szCs w:val="24"/>
-              </w:rPr>
-            </w:pPr>
-            <w:r>
-              <w:rPr>
-                <w:rFonts w:ascii="Times New Roman" w:eastAsia="仿宋" w:hAnsi="Times New Roman" w:hint="eastAsia"/>
-                <w:color w:val="595959" w:themeColor="text1" w:themeTint="A6"/>
-                <w:sz w:val="24"/>
-                <w:szCs w:val="24"/>
-              </w:rPr>
-              <w:t>·</w:t>
-            </w:r>
-            <w:r>
-              <w:rPr>
-                <w:rFonts w:ascii="Times New Roman" w:eastAsia="仿宋" w:hAnsi="Times New Roman" w:hint="eastAsia"/>
-                <w:color w:val="595959" w:themeColor="text1" w:themeTint="A6"/>
-                <w:sz w:val="24"/>
-                <w:szCs w:val="24"/>
-              </w:rPr>
-              <w:t>开展基坑工程变形受力分析和隧道建筑信息模型研究</w:t>
-            </w:r>
-            <w:r>
-              <w:rPr>
-                <w:rFonts w:ascii="Times New Roman" w:eastAsia="仿宋" w:hAnsi="Times New Roman" w:hint="eastAsia"/>
-                <w:color w:val="595959" w:themeColor="text1" w:themeTint="A6"/>
-                <w:sz w:val="24"/>
-                <w:szCs w:val="24"/>
-              </w:rPr>
-              <w:t>；</w:t>
-            </w:r>
-            <w:r>
-              <w:rPr>
-                <w:rFonts w:ascii="Times New Roman" w:eastAsia="仿宋" w:hAnsi="Times New Roman" w:hint="eastAsia"/>
-                <w:color w:val="595959" w:themeColor="text1" w:themeTint="A6"/>
-                <w:sz w:val="24"/>
-                <w:szCs w:val="24"/>
-              </w:rPr>
-              <w:t>通过硕博连读选拔攻读博士研究生</w:t>
-            </w:r>
-          </w:p>
-          <w:p>
-            <w:pPr>
-              <w:ind w:leftChars="200" w:left="420"/>
-              <w:rPr>
-                <w:rFonts w:ascii="Times New Roman" w:eastAsia="仿宋" w:hAnsi="Times New Roman"/>
-                <w:color w:val="595959" w:themeColor="text1" w:themeTint="A6"/>
-                <w:sz w:val="24"/>
-                <w:szCs w:val="24"/>
-              </w:rPr>
-            </w:pPr>
-            <w:r>
-              <w:rPr>
-                <w:rFonts w:ascii="Times New Roman" w:eastAsia="仿宋" w:hAnsi="Times New Roman" w:hint="eastAsia"/>
-                <w:color w:val="595959" w:themeColor="text1" w:themeTint="A6"/>
-                <w:sz w:val="24"/>
-                <w:szCs w:val="24"/>
-              </w:rPr>
-              <w:t>·担任班长和团支部副书记，团支部入选</w:t>
-            </w:r>
-            <w:r>
-              <w:rPr>
-                <w:rFonts w:ascii="Times New Roman" w:eastAsia="仿宋" w:hAnsi="Times New Roman" w:hint="eastAsia"/>
-                <w:color w:val="595959" w:themeColor="text1" w:themeTint="A6"/>
-                <w:sz w:val="24"/>
-                <w:szCs w:val="24"/>
-              </w:rPr>
-              <w:t>上海市基层团组织典型选树专项工作</w:t>
-            </w:r>
-          </w:p>
-          <w:p>
-            <w:pPr>
-              <w:pStyle w:val="a3"/>
-              <w:numPr>
-                <w:ilvl w:val="0"/>
-                <w:numId w:val="15"/>
-              </w:numPr>
-              <w:ind w:firstLineChars="0"/>
-              <w:rPr>
-                <w:rFonts w:ascii="Times New Roman" w:eastAsia="仿宋" w:hAnsi="Times New Roman"/>
-                <w:b/>
-                <w:bCs/>
-                <w:sz w:val="24"/>
-                <w:szCs w:val="24"/>
-              </w:rPr>
-            </w:pPr>
-            <w:r>
-              <w:rPr>
-                <w:rFonts w:ascii="Times New Roman" w:eastAsia="仿宋" w:hAnsi="Times New Roman"/>
-                <w:b/>
-                <w:bCs/>
-                <w:sz w:val="24"/>
-                <w:szCs w:val="24"/>
-              </w:rPr>
-              <w:t>2015.09–2019.07</w:t>
-            </w:r>
-            <w:r>
-              <w:rPr>
-                <w:rFonts w:ascii="Times New Roman" w:eastAsia="仿宋" w:hAnsi="Times New Roman" w:hint="eastAsia"/>
-                <w:b/>
-                <w:bCs/>
-                <w:sz w:val="24"/>
-                <w:szCs w:val="24"/>
-              </w:rPr>
-              <w:t>，</w:t>
-            </w:r>
-            <w:r>
-              <w:rPr>
-                <w:rFonts w:ascii="Times New Roman" w:eastAsia="仿宋" w:hAnsi="Times New Roman" w:hint="eastAsia"/>
-                <w:b/>
-                <w:bCs/>
-                <w:sz w:val="24"/>
-                <w:szCs w:val="24"/>
-              </w:rPr>
-              <w:t>同济大学</w:t>
-            </w:r>
-            <w:r>
-              <w:rPr>
-                <w:rFonts w:ascii="Times New Roman" w:eastAsia="仿宋" w:hAnsi="Times New Roman" w:hint="eastAsia"/>
-                <w:b/>
-                <w:bCs/>
-                <w:sz w:val="24"/>
-                <w:szCs w:val="24"/>
-              </w:rPr>
-              <w:t>，</w:t>
-            </w:r>
-            <w:r>
-              <w:rPr>
-                <w:rFonts w:ascii="Times New Roman" w:eastAsia="仿宋" w:hAnsi="Times New Roman" w:hint="eastAsia"/>
-                <w:b/>
-                <w:bCs/>
-                <w:sz w:val="24"/>
-                <w:szCs w:val="24"/>
-              </w:rPr>
-              <w:t>土木工程</w:t>
-            </w:r>
-            <w:r>
-              <w:rPr>
-                <w:rFonts w:ascii="Times New Roman" w:eastAsia="仿宋" w:hAnsi="Times New Roman" w:hint="eastAsia"/>
-                <w:b/>
-                <w:bCs/>
-                <w:sz w:val="24"/>
-                <w:szCs w:val="24"/>
-              </w:rPr>
-              <w:t>，</w:t>
-            </w:r>
-            <w:r>
-              <w:rPr>
-                <w:rFonts w:ascii="Times New Roman" w:eastAsia="仿宋" w:hAnsi="Times New Roman" w:hint="eastAsia"/>
-                <w:b/>
-                <w:bCs/>
-                <w:sz w:val="24"/>
-                <w:szCs w:val="24"/>
-              </w:rPr>
               <w:t>本科</w:t>
-            </w:r>
-          </w:p>
-          <w:p>
-            <w:pPr>
-              <w:ind w:leftChars="200" w:left="420"/>
-              <w:rPr>
-                <w:rFonts w:ascii="Times New Roman" w:eastAsia="仿宋" w:hAnsi="Times New Roman"/>
-                <w:color w:val="595959" w:themeColor="text1" w:themeTint="A6"/>
-                <w:sz w:val="24"/>
-                <w:szCs w:val="24"/>
-              </w:rPr>
-            </w:pPr>
-            <w:r>
-              <w:rPr>
-                <w:rFonts w:ascii="Times New Roman" w:eastAsia="仿宋" w:hAnsi="Times New Roman" w:hint="eastAsia"/>
-                <w:color w:val="595959" w:themeColor="text1" w:themeTint="A6"/>
-                <w:sz w:val="24"/>
-                <w:szCs w:val="24"/>
-              </w:rPr>
-              <w:t>·平均绩点</w:t>
-            </w:r>
-            <w:r>
-              <w:rPr>
-                <w:rFonts w:ascii="Times New Roman" w:eastAsia="仿宋" w:hAnsi="Times New Roman" w:hint="eastAsia"/>
-                <w:color w:val="595959" w:themeColor="text1" w:themeTint="A6"/>
-                <w:sz w:val="24"/>
-                <w:szCs w:val="24"/>
-              </w:rPr>
-              <w:t>4</w:t>
-            </w:r>
-            <w:r>
-              <w:rPr>
-                <w:rFonts w:ascii="Times New Roman" w:eastAsia="仿宋" w:hAnsi="Times New Roman"/>
-                <w:color w:val="595959" w:themeColor="text1" w:themeTint="A6"/>
-                <w:sz w:val="24"/>
-                <w:szCs w:val="24"/>
-              </w:rPr>
-              <w:t>.68/5</w:t>
-            </w:r>
-            <w:r>
-              <w:rPr>
-                <w:rFonts w:ascii="Times New Roman" w:eastAsia="仿宋" w:hAnsi="Times New Roman" w:hint="eastAsia"/>
-                <w:color w:val="595959" w:themeColor="text1" w:themeTint="A6"/>
-                <w:sz w:val="24"/>
-                <w:szCs w:val="24"/>
-              </w:rPr>
-              <w:t>（高等数学、结构力学、</w:t>
-            </w:r>
-            <w:r>
-              <w:rPr>
-                <w:rFonts w:ascii="Times New Roman" w:eastAsia="仿宋" w:hAnsi="Times New Roman"/>
-                <w:color w:val="595959" w:themeColor="text1" w:themeTint="A6"/>
-                <w:sz w:val="24"/>
-                <w:szCs w:val="24"/>
-              </w:rPr>
-              <w:t>C++</w:t>
-            </w:r>
-            <w:r>
-              <w:rPr>
-                <w:rFonts w:ascii="Times New Roman" w:eastAsia="仿宋" w:hAnsi="Times New Roman" w:hint="eastAsia"/>
-                <w:color w:val="595959" w:themeColor="text1" w:themeTint="A6"/>
-                <w:sz w:val="24"/>
-                <w:szCs w:val="24"/>
-              </w:rPr>
-              <w:t>语言、有限单元法、地下建筑结构</w:t>
-            </w:r>
-            <w:r>
-              <w:rPr>
-                <w:rFonts w:ascii="Times New Roman" w:eastAsia="仿宋" w:hAnsi="Times New Roman" w:hint="eastAsia"/>
-                <w:color w:val="595959" w:themeColor="text1" w:themeTint="A6"/>
-                <w:sz w:val="24"/>
-                <w:szCs w:val="24"/>
-              </w:rPr>
-              <w:t>等课程满分</w:t>
-            </w:r>
-            <w:r>
-              <w:rPr>
-                <w:rFonts w:ascii="Times New Roman" w:eastAsia="仿宋" w:hAnsi="Times New Roman" w:hint="eastAsia"/>
-                <w:color w:val="595959" w:themeColor="text1" w:themeTint="A6"/>
-                <w:sz w:val="24"/>
-                <w:szCs w:val="24"/>
-              </w:rPr>
-              <w:t>）</w:t>
-            </w:r>
-            <w:r>
-              <w:rPr>
-                <w:rFonts w:ascii="Times New Roman" w:eastAsia="仿宋" w:hAnsi="Times New Roman" w:hint="eastAsia"/>
-                <w:color w:val="595959" w:themeColor="text1" w:themeTint="A6"/>
-                <w:sz w:val="24"/>
-                <w:szCs w:val="24"/>
-              </w:rPr>
-              <w:t>；</w:t>
-            </w:r>
-            <w:r>
-              <w:rPr>
-                <w:rFonts w:ascii="Times New Roman" w:eastAsia="仿宋" w:hAnsi="Times New Roman" w:hint="eastAsia"/>
-                <w:color w:val="595959" w:themeColor="text1" w:themeTint="A6"/>
-                <w:sz w:val="24"/>
-                <w:szCs w:val="24"/>
-              </w:rPr>
-              <w:t>通过推荐免试攻读硕士研究生，录取排名</w:t>
-            </w:r>
-            <w:r>
-              <w:rPr>
-                <w:rFonts w:ascii="Times New Roman" w:eastAsia="仿宋" w:hAnsi="Times New Roman" w:hint="eastAsia"/>
-                <w:color w:val="595959" w:themeColor="text1" w:themeTint="A6"/>
-                <w:sz w:val="24"/>
-                <w:szCs w:val="24"/>
-              </w:rPr>
-              <w:t>2</w:t>
-            </w:r>
-            <w:r>
-              <w:rPr>
-                <w:rFonts w:ascii="Times New Roman" w:eastAsia="仿宋" w:hAnsi="Times New Roman"/>
-                <w:color w:val="595959" w:themeColor="text1" w:themeTint="A6"/>
-                <w:sz w:val="24"/>
-                <w:szCs w:val="24"/>
-              </w:rPr>
-              <w:t>/59</w:t>
-            </w:r>
-            <w:r>
-              <w:rPr>
-                <w:rFonts w:ascii="Times New Roman" w:eastAsia="仿宋" w:hAnsi="Times New Roman" w:hint="eastAsia"/>
-                <w:color w:val="595959" w:themeColor="text1" w:themeTint="A6"/>
-                <w:sz w:val="24"/>
-                <w:szCs w:val="24"/>
-              </w:rPr>
-              <w:t>（隧道及地下建筑工程方向）</w:t>
-            </w:r>
-          </w:p>
-          <w:p>
-            <w:pPr>
-              <w:ind w:leftChars="200" w:left="420"/>
-              <w:rPr>
-                <w:rFonts w:ascii="Times New Roman" w:eastAsia="仿宋" w:hAnsi="Times New Roman"/>
-                <w:color w:val="595959" w:themeColor="text1" w:themeTint="A6"/>
-                <w:sz w:val="24"/>
-                <w:szCs w:val="24"/>
-              </w:rPr>
-            </w:pPr>
-            <w:r>
-              <w:rPr>
-                <w:rFonts w:ascii="Times New Roman" w:eastAsia="仿宋" w:hAnsi="Times New Roman" w:hint="eastAsia"/>
-                <w:color w:val="595959" w:themeColor="text1" w:themeTint="A6"/>
-                <w:sz w:val="24"/>
-                <w:szCs w:val="24"/>
-              </w:rPr>
-              <w:t>·担任班长和团支部书记</w:t>
             </w:r>
           </w:p>
           <w:p>
@@ -2507,31 +1621,69 @@
           </w:p>
           <w:p>
             <w:pPr>
-              <w:ind w:leftChars="200" w:left="420"/>
-              <w:rPr>
-                <w:rFonts w:ascii="Times New Roman" w:eastAsia="仿宋" w:hAnsi="Times New Roman"/>
-                <w:color w:val="595959" w:themeColor="text1" w:themeTint="A6"/>
+              <w:pStyle w:val="a3"/>
+              <w:numPr>
+                <w:ilvl w:val="0"/>
+                <w:numId w:val="14"/>
+              </w:numPr>
+              <w:ind w:firstLineChars="0"/>
+              <w:rPr>
+                <w:rFonts w:ascii="Times New Roman" w:eastAsia="仿宋" w:hAnsi="Times New Roman"/>
+                <w:b/>
+                <w:bCs/>
                 <w:sz w:val="24"/>
                 <w:szCs w:val="24"/>
               </w:rPr>
             </w:pPr>
             <w:r>
               <w:rPr>
-                <w:rFonts w:ascii="Times New Roman" w:eastAsia="仿宋" w:hAnsi="Times New Roman" w:hint="eastAsia"/>
-                <w:color w:val="595959" w:themeColor="text1" w:themeTint="A6"/>
-                <w:sz w:val="24"/>
-                <w:szCs w:val="24"/>
-              </w:rPr>
-              <w:t>·开展土力学实验的教学演示</w:t>
-            </w:r>
-            <w:r>
-              <w:rPr>
-                <w:rFonts w:ascii="Times New Roman" w:eastAsia="仿宋" w:hAnsi="Times New Roman" w:hint="eastAsia"/>
-                <w:color w:val="595959" w:themeColor="text1" w:themeTint="A6"/>
-                <w:sz w:val="24"/>
-                <w:szCs w:val="24"/>
-              </w:rPr>
-              <w:t>，根据现场实验进度进行指导，针对实验报告和汇报进行评价</w:t>
+                <w:rFonts w:ascii="Times New Roman" w:eastAsia="仿宋" w:hAnsi="Times New Roman"/>
+                <w:b/>
+                <w:bCs/>
+                <w:sz w:val="24"/>
+                <w:szCs w:val="24"/>
+              </w:rPr>
+              <w:t>2022.08</w:t>
+            </w:r>
+            <w:r>
+              <w:rPr>
+                <w:rFonts w:ascii="Times New Roman" w:eastAsia="仿宋" w:hAnsi="Times New Roman" w:hint="eastAsia"/>
+                <w:b/>
+                <w:bCs/>
+                <w:sz w:val="24"/>
+                <w:szCs w:val="24"/>
+              </w:rPr>
+              <w:t>，</w:t>
+            </w:r>
+            <w:r>
+              <w:rPr>
+                <w:rFonts w:ascii="Times New Roman" w:eastAsia="仿宋" w:hAnsi="Times New Roman" w:hint="eastAsia"/>
+                <w:b/>
+                <w:bCs/>
+                <w:sz w:val="24"/>
+                <w:szCs w:val="24"/>
+              </w:rPr>
+              <w:t>浙江省交通运输科学研究院</w:t>
+            </w:r>
+            <w:r>
+              <w:rPr>
+                <w:rFonts w:ascii="Times New Roman" w:eastAsia="仿宋" w:hAnsi="Times New Roman" w:hint="eastAsia"/>
+                <w:b/>
+                <w:bCs/>
+                <w:sz w:val="24"/>
+                <w:szCs w:val="24"/>
+              </w:rPr>
+              <w:t>，</w:t>
+            </w:r>
+            <w:r>
+              <w:rPr>
+                <w:rFonts w:ascii="Times New Roman" w:eastAsia="仿宋" w:hAnsi="Times New Roman" w:hint="eastAsia"/>
+                <w:b/>
+                <w:bCs/>
+                <w:sz w:val="24"/>
+                <w:szCs w:val="24"/>
+              </w:rPr>
+              <w:t>研究实习生</w:t>
             </w:r>
           </w:p>
           <w:p>
@@ -2558,8 +1710,7 @@
                 <w:sz w:val="24"/>
                 <w:szCs w:val="24"/>
               </w:rPr>
-              <w:lastRenderedPageBreak/>
-              <w:t>2022.08</w:t>
+              <w:t>2019.09–2021.02</w:t>
             </w:r>
             <w:r>
               <w:rPr>
@@ -2579,7 +1730,7 @@
                 <w:sz w:val="24"/>
                 <w:szCs w:val="24"/>
               </w:rPr>
-              <w:t>浙江省交通运输科学研究院</w:t>
+              <w:t>同济大学</w:t>
             </w:r>
             <w:r>
               <w:rPr>
@@ -2599,45 +1750,7 @@
                 <w:sz w:val="24"/>
                 <w:szCs w:val="24"/>
               </w:rPr>
-              <w:t>研究实习生</w:t>
-            </w:r>
-          </w:p>
-          <w:p>
-            <w:pPr>
-              <w:ind w:leftChars="200" w:left="420"/>
-              <w:rPr>
-                <w:rFonts w:ascii="Times New Roman" w:eastAsia="仿宋" w:hAnsi="Times New Roman"/>
-                <w:color w:val="595959" w:themeColor="text1" w:themeTint="A6"/>
-                <w:sz w:val="24"/>
-                <w:szCs w:val="24"/>
-              </w:rPr>
-            </w:pPr>
-            <w:r>
-              <w:rPr>
-                <w:rFonts w:ascii="Times New Roman" w:eastAsia="仿宋" w:hAnsi="Times New Roman" w:hint="eastAsia"/>
-                <w:color w:val="595959" w:themeColor="text1" w:themeTint="A6"/>
-                <w:sz w:val="24"/>
-                <w:szCs w:val="24"/>
-              </w:rPr>
-              <w:t>·开展山岭隧道激光扫描数据分析研究，实现</w:t>
-            </w:r>
-            <w:r>
-              <w:rPr>
-                <w:rFonts w:ascii="Times New Roman" w:eastAsia="仿宋" w:hAnsi="Times New Roman" w:hint="eastAsia"/>
-                <w:color w:val="595959" w:themeColor="text1" w:themeTint="A6"/>
-                <w:sz w:val="24"/>
-                <w:szCs w:val="24"/>
-              </w:rPr>
-              <w:t>山岭</w:t>
-            </w:r>
-            <w:r>
-              <w:rPr>
-                <w:rFonts w:ascii="Times New Roman" w:eastAsia="仿宋" w:hAnsi="Times New Roman" w:hint="eastAsia"/>
-                <w:color w:val="595959" w:themeColor="text1" w:themeTint="A6"/>
-                <w:sz w:val="24"/>
-                <w:szCs w:val="24"/>
-              </w:rPr>
-              <w:t>隧道全断面超欠挖状态的自动化分析和展示</w:t>
+              <w:t>助理管理员</w:t>
             </w:r>
           </w:p>
           <w:p>
@@ -2650,8 +1763,6 @@
               <w:ind w:firstLineChars="0"/>
               <w:rPr>
                 <w:rFonts w:ascii="Times New Roman" w:eastAsia="仿宋" w:hAnsi="Times New Roman"/>
-                <w:b/>
-                <w:bCs/>
                 <w:sz w:val="24"/>
                 <w:szCs w:val="24"/>
               </w:rPr>
@@ -2664,7 +1775,7 @@
                 <w:sz w:val="24"/>
                 <w:szCs w:val="24"/>
               </w:rPr>
-              <w:t>2019.09–2021.02</w:t>
+              <w:t>2018.07–2018.08</w:t>
             </w:r>
             <w:r>
               <w:rPr>
@@ -2684,7 +1795,7 @@
                 <w:sz w:val="24"/>
                 <w:szCs w:val="24"/>
               </w:rPr>
-              <w:t>同济大学</w:t>
+              <w:t>上海隧道工程有限公司</w:t>
             </w:r>
             <w:r>
               <w:rPr>
@@ -2704,174 +1815,7 @@
                 <w:sz w:val="24"/>
                 <w:szCs w:val="24"/>
               </w:rPr>
-              <w:t>助理管理员</w:t>
-            </w:r>
-          </w:p>
-          <w:p>
-            <w:pPr>
-              <w:ind w:leftChars="200" w:left="420"/>
-              <w:rPr>
-                <w:rFonts w:ascii="Times New Roman" w:eastAsia="仿宋" w:hAnsi="Times New Roman"/>
-                <w:color w:val="595959" w:themeColor="text1" w:themeTint="A6"/>
-                <w:sz w:val="24"/>
-                <w:szCs w:val="24"/>
-              </w:rPr>
-            </w:pPr>
-            <w:r>
-              <w:rPr>
-                <w:rFonts w:ascii="Times New Roman" w:eastAsia="仿宋" w:hAnsi="Times New Roman" w:hint="eastAsia"/>
-                <w:color w:val="595959" w:themeColor="text1" w:themeTint="A6"/>
-                <w:sz w:val="24"/>
-                <w:szCs w:val="24"/>
-              </w:rPr>
-              <w:t>·协助学院</w:t>
-            </w:r>
-            <w:r>
-              <w:rPr>
-                <w:rFonts w:ascii="Times New Roman" w:eastAsia="仿宋" w:hAnsi="Times New Roman" w:hint="eastAsia"/>
-                <w:color w:val="595959" w:themeColor="text1" w:themeTint="A6"/>
-                <w:sz w:val="24"/>
-                <w:szCs w:val="24"/>
-              </w:rPr>
-              <w:t>开展</w:t>
-            </w:r>
-            <w:r>
-              <w:rPr>
-                <w:rFonts w:ascii="Times New Roman" w:eastAsia="仿宋" w:hAnsi="Times New Roman" w:hint="eastAsia"/>
-                <w:color w:val="595959" w:themeColor="text1" w:themeTint="A6"/>
-                <w:sz w:val="24"/>
-                <w:szCs w:val="24"/>
-              </w:rPr>
-              <w:t>学生思政</w:t>
-            </w:r>
-            <w:r>
-              <w:rPr>
-                <w:rFonts w:ascii="Times New Roman" w:eastAsia="仿宋" w:hAnsi="Times New Roman" w:hint="eastAsia"/>
-                <w:color w:val="595959" w:themeColor="text1" w:themeTint="A6"/>
-                <w:sz w:val="24"/>
-                <w:szCs w:val="24"/>
-              </w:rPr>
-              <w:t>和</w:t>
-            </w:r>
-            <w:r>
-              <w:rPr>
-                <w:rFonts w:ascii="Times New Roman" w:eastAsia="仿宋" w:hAnsi="Times New Roman" w:hint="eastAsia"/>
-                <w:color w:val="595959" w:themeColor="text1" w:themeTint="A6"/>
-                <w:sz w:val="24"/>
-                <w:szCs w:val="24"/>
-              </w:rPr>
-              <w:t>就业等工作</w:t>
-            </w:r>
-          </w:p>
-          <w:p>
-            <w:pPr>
-              <w:pStyle w:val="a3"/>
-              <w:numPr>
-                <w:ilvl w:val="0"/>
-                <w:numId w:val="14"/>
-              </w:numPr>
-              <w:ind w:firstLineChars="0"/>
-              <w:rPr>
-                <w:rFonts w:ascii="Times New Roman" w:eastAsia="仿宋" w:hAnsi="Times New Roman"/>
-                <w:sz w:val="24"/>
-                <w:szCs w:val="24"/>
-              </w:rPr>
-            </w:pPr>
-            <w:r>
-              <w:rPr>
-                <w:rFonts w:ascii="Times New Roman" w:eastAsia="仿宋" w:hAnsi="Times New Roman"/>
-                <w:b/>
-                <w:bCs/>
-                <w:sz w:val="24"/>
-                <w:szCs w:val="24"/>
-              </w:rPr>
-              <w:t>2018.07–2018.08</w:t>
-            </w:r>
-            <w:r>
-              <w:rPr>
-                <w:rFonts w:ascii="Times New Roman" w:eastAsia="仿宋" w:hAnsi="Times New Roman" w:hint="eastAsia"/>
-                <w:b/>
-                <w:bCs/>
-                <w:sz w:val="24"/>
-                <w:szCs w:val="24"/>
-              </w:rPr>
-              <w:t>，</w:t>
-            </w:r>
-            <w:r>
-              <w:rPr>
-                <w:rFonts w:ascii="Times New Roman" w:eastAsia="仿宋" w:hAnsi="Times New Roman" w:hint="eastAsia"/>
-                <w:b/>
-                <w:bCs/>
-                <w:sz w:val="24"/>
-                <w:szCs w:val="24"/>
-              </w:rPr>
-              <w:t>上海隧道工程有限公司</w:t>
-            </w:r>
-            <w:r>
-              <w:rPr>
-                <w:rFonts w:ascii="Times New Roman" w:eastAsia="仿宋" w:hAnsi="Times New Roman" w:hint="eastAsia"/>
-                <w:b/>
-                <w:bCs/>
-                <w:sz w:val="24"/>
-                <w:szCs w:val="24"/>
-              </w:rPr>
-              <w:t>，</w:t>
-            </w:r>
-            <w:r>
-              <w:rPr>
-                <w:rFonts w:ascii="Times New Roman" w:eastAsia="仿宋" w:hAnsi="Times New Roman" w:hint="eastAsia"/>
-                <w:b/>
-                <w:bCs/>
-                <w:sz w:val="24"/>
-                <w:szCs w:val="24"/>
-              </w:rPr>
               <w:t>工程实习生</w:t>
-            </w:r>
-          </w:p>
-          <w:p>
-            <w:pPr>
-              <w:ind w:leftChars="200" w:left="420"/>
-              <w:rPr>
-                <w:rFonts w:ascii="Times New Roman" w:eastAsia="仿宋" w:hAnsi="Times New Roman"/>
-                <w:sz w:val="24"/>
-                <w:szCs w:val="24"/>
-              </w:rPr>
-            </w:pPr>
-            <w:r>
-              <w:rPr>
-                <w:rFonts w:ascii="Times New Roman" w:eastAsia="仿宋" w:hAnsi="Times New Roman" w:hint="eastAsia"/>
-                <w:color w:val="595959" w:themeColor="text1" w:themeTint="A6"/>
-                <w:sz w:val="24"/>
-                <w:szCs w:val="24"/>
-              </w:rPr>
-              <w:t>·</w:t>
-            </w:r>
-            <w:r>
-              <w:rPr>
-                <w:rFonts w:ascii="Times New Roman" w:eastAsia="仿宋" w:hAnsi="Times New Roman" w:hint="eastAsia"/>
-                <w:color w:val="595959" w:themeColor="text1" w:themeTint="A6"/>
-                <w:sz w:val="24"/>
-                <w:szCs w:val="24"/>
-              </w:rPr>
-              <w:t>协助武宁路快速化改建工程</w:t>
-            </w:r>
-            <w:r>
-              <w:rPr>
-                <w:rFonts w:ascii="Times New Roman" w:eastAsia="仿宋" w:hAnsi="Times New Roman" w:hint="eastAsia"/>
-                <w:color w:val="595959" w:themeColor="text1" w:themeTint="A6"/>
-                <w:sz w:val="24"/>
-                <w:szCs w:val="24"/>
-              </w:rPr>
-              <w:t>的资料收集管理</w:t>
-            </w:r>
-            <w:r>
-              <w:rPr>
-                <w:rFonts w:ascii="Times New Roman" w:eastAsia="仿宋" w:hAnsi="Times New Roman" w:hint="eastAsia"/>
-                <w:color w:val="595959" w:themeColor="text1" w:themeTint="A6"/>
-                <w:sz w:val="24"/>
-                <w:szCs w:val="24"/>
-              </w:rPr>
-              <w:t>工作</w:t>
             </w:r>
           </w:p>
         </w:tc>
@@ -2904,7 +1848,6 @@
                 <w:sz w:val="32"/>
                 <w:szCs w:val="32"/>
               </w:rPr>
-              <w:lastRenderedPageBreak/>
               <w:t>荣誉奖励</w:t>
             </w:r>
           </w:p>
@@ -2939,6 +1882,45 @@
                 <w:sz w:val="24"/>
                 <w:szCs w:val="24"/>
               </w:rPr>
+              <w:t>2026.01</w:t>
+            </w:r>
+            <w:r>
+              <w:rPr>
+                <w:rFonts w:ascii="Times New Roman" w:eastAsia="仿宋" w:hAnsi="Times New Roman" w:hint="eastAsia"/>
+                <w:sz w:val="24"/>
+                <w:szCs w:val="24"/>
+              </w:rPr>
+              <w:t>，</w:t>
+            </w:r>
+            <w:r>
+              <w:rPr>
+                <w:rFonts w:ascii="Times New Roman" w:eastAsia="仿宋" w:hAnsi="Times New Roman"/>
+                <w:sz w:val="24"/>
+                <w:szCs w:val="24"/>
+              </w:rPr>
+              <w:t>TUST Best Paper Awards 2024</w:t>
+            </w:r>
+          </w:p>
+          <w:p>
+            <w:pPr>
+              <w:pStyle w:val="a3"/>
+              <w:numPr>
+                <w:ilvl w:val="0"/>
+                <w:numId w:val="18"/>
+              </w:numPr>
+              <w:ind w:firstLineChars="0"/>
+              <w:rPr>
+                <w:rFonts w:ascii="Times New Roman" w:eastAsia="仿宋" w:hAnsi="Times New Roman"/>
+                <w:sz w:val="24"/>
+                <w:szCs w:val="24"/>
+              </w:rPr>
+            </w:pPr>
+            <w:r>
+              <w:rPr>
+                <w:rFonts w:ascii="Times New Roman" w:eastAsia="仿宋" w:hAnsi="Times New Roman"/>
+                <w:sz w:val="24"/>
+                <w:szCs w:val="24"/>
+              </w:rPr>
               <w:t>2024.05</w:t>
             </w:r>
             <w:r>
@@ -3552,6 +2534,7 @@
                 <w:sz w:val="32"/>
                 <w:szCs w:val="32"/>
               </w:rPr>
+              <w:lastRenderedPageBreak/>
               <w:t>学术</w:t>
             </w:r>
             <w:r>
@@ -5425,7 +4408,6 @@
                 <w:sz w:val="24"/>
                 <w:szCs w:val="24"/>
               </w:rPr>
-              <w:lastRenderedPageBreak/>
               <w:t>(</w:t>
             </w:r>
             <w:r>
@@ -6147,15 +5129,23 @@
                 <w:sz w:val="24"/>
                 <w:szCs w:val="24"/>
               </w:rPr>
-              <w:t>以下为投稿中</w:t>
-            </w:r>
-            <w:r>
-              <w:rPr>
-                <w:rFonts w:ascii="Times New Roman" w:eastAsia="仿宋" w:hAnsi="Times New Roman" w:hint="eastAsia"/>
-                <w:sz w:val="24"/>
-                <w:szCs w:val="24"/>
-              </w:rPr>
-              <w:t>/</w:t>
+              <w:t>以下为</w:t>
+            </w:r>
+            <w:r>
+              <w:rPr>
+                <w:rFonts w:ascii="Times New Roman" w:eastAsia="仿宋" w:hAnsi="Times New Roman" w:hint="eastAsia"/>
+                <w:sz w:val="24"/>
+                <w:szCs w:val="24"/>
+              </w:rPr>
+              <w:t>已投稿</w:t>
+            </w:r>
+            <w:r>
+              <w:rPr>
+                <w:rFonts w:ascii="Times New Roman" w:eastAsia="仿宋" w:hAnsi="Times New Roman" w:hint="eastAsia"/>
+                <w:sz w:val="24"/>
+                <w:szCs w:val="24"/>
+              </w:rPr>
+              <w:t>或</w:t>
             </w:r>
             <w:r>
               <w:rPr>
@@ -6194,7 +5184,7 @@
                 <w:sz w:val="24"/>
                 <w:szCs w:val="24"/>
               </w:rPr>
-              <w:t xml:space="preserve">Yang, W., </w:t>
+              <w:t xml:space="preserve">Chang, J.-Q., Huang, H.-W., Yin, Z.-Y.*, Zhang, D.-M., </w:t>
             </w:r>
             <w:r>
               <w:rPr>
@@ -6212,64 +5202,47 @@
                 <w:sz w:val="24"/>
                 <w:szCs w:val="24"/>
               </w:rPr>
-              <w:t>, Jing, Y.</w:t>
-            </w:r>
-            <w:r>
-              <w:rPr>
-                <w:rFonts w:ascii="Times New Roman" w:eastAsia="仿宋" w:hAnsi="Times New Roman"/>
-                <w:sz w:val="24"/>
-                <w:szCs w:val="24"/>
-              </w:rPr>
-              <w:t>*</w:t>
-            </w:r>
-            <w:r>
-              <w:rPr>
-                <w:rFonts w:ascii="Times New Roman" w:eastAsia="仿宋" w:hAnsi="Times New Roman"/>
-                <w:sz w:val="24"/>
-                <w:szCs w:val="24"/>
-              </w:rPr>
-              <w:t xml:space="preserve">, Hill, T., Wysocki, O., &amp; </w:t>
-            </w:r>
-            <w:r>
-              <w:rPr>
-                <w:rFonts w:ascii="Times New Roman" w:eastAsia="仿宋" w:hAnsi="Times New Roman"/>
-                <w:sz w:val="24"/>
-                <w:szCs w:val="24"/>
-                <w:u w:val="single"/>
-              </w:rPr>
-              <w:t>Sheil, B.</w:t>
-            </w:r>
-            <w:r>
-              <w:rPr>
-                <w:rFonts w:ascii="Times New Roman" w:eastAsia="仿宋" w:hAnsi="Times New Roman"/>
-                <w:sz w:val="24"/>
-                <w:szCs w:val="24"/>
-              </w:rPr>
-              <w:t xml:space="preserve"> (2025). </w:t>
-            </w:r>
-            <w:r>
-              <w:rPr>
-                <w:rFonts w:ascii="Times New Roman" w:eastAsia="仿宋" w:hAnsi="Times New Roman"/>
-                <w:sz w:val="24"/>
-                <w:szCs w:val="24"/>
-              </w:rPr>
-              <w:t xml:space="preserve">Tunnel </w:t>
-            </w:r>
-            <w:r>
-              <w:rPr>
-                <w:rFonts w:ascii="Times New Roman" w:eastAsia="仿宋" w:hAnsi="Times New Roman"/>
-                <w:sz w:val="24"/>
-                <w:szCs w:val="24"/>
-              </w:rPr>
-              <w:t>S</w:t>
-            </w:r>
-            <w:r>
-              <w:rPr>
-                <w:rFonts w:ascii="Times New Roman" w:eastAsia="仿宋" w:hAnsi="Times New Roman"/>
-                <w:sz w:val="24"/>
-                <w:szCs w:val="24"/>
-              </w:rPr>
-              <w:t>canner: Geometry-informed synthetic point cloud generation and transfer learning for tunnel segmentation</w:t>
+              <w:t>, &amp; Zhang, N. (202</w:t>
+            </w:r>
+            <w:r>
+              <w:rPr>
+                <w:rFonts w:ascii="Times New Roman" w:eastAsia="仿宋" w:hAnsi="Times New Roman"/>
+                <w:sz w:val="24"/>
+                <w:szCs w:val="24"/>
+              </w:rPr>
+              <w:t>6</w:t>
+            </w:r>
+            <w:r>
+              <w:rPr>
+                <w:rFonts w:ascii="Times New Roman" w:eastAsia="仿宋" w:hAnsi="Times New Roman"/>
+                <w:sz w:val="24"/>
+                <w:szCs w:val="24"/>
+              </w:rPr>
+              <w:t xml:space="preserve">). </w:t>
+            </w:r>
+            <w:r>
+              <w:rPr>
+                <w:rFonts w:ascii="Times New Roman" w:eastAsia="仿宋" w:hAnsi="Times New Roman"/>
+                <w:sz w:val="24"/>
+                <w:szCs w:val="24"/>
+              </w:rPr>
+              <w:t>Physics-informed machine learning method to predict displacement of existing tunnels induced by undercrossing construction: A case study</w:t>
+            </w:r>
+            <w:r>
+              <w:rPr>
+                <w:rFonts w:ascii="Times New Roman" w:eastAsia="仿宋" w:hAnsi="Times New Roman"/>
+                <w:sz w:val="24"/>
+                <w:szCs w:val="24"/>
+              </w:rPr>
+              <w:t>. Underground Spac</w:t>
+            </w:r>
+            <w:r>
+              <w:rPr>
+                <w:rFonts w:ascii="Times New Roman" w:eastAsia="仿宋" w:hAnsi="Times New Roman" w:hint="eastAsia"/>
+                <w:sz w:val="24"/>
+                <w:szCs w:val="24"/>
+              </w:rPr>
+              <w:t>e</w:t>
             </w:r>
             <w:r>
               <w:rPr>
@@ -6282,22 +5255,34 @@
             <w:r>
               <w:rPr>
                 <w:rFonts w:ascii="Times New Roman" w:eastAsia="仿宋" w:hAnsi="Times New Roman"/>
-                <w:sz w:val="24"/>
-                <w:szCs w:val="24"/>
-              </w:rPr>
-              <w:t>Automation in Construction</w:t>
-            </w:r>
-            <w:r>
-              <w:rPr>
-                <w:rFonts w:ascii="Times New Roman" w:eastAsia="仿宋" w:hAnsi="Times New Roman" w:hint="eastAsia"/>
-                <w:sz w:val="24"/>
-                <w:szCs w:val="24"/>
-              </w:rPr>
-              <w:t>.</w:t>
-            </w:r>
-            <w:r>
-              <w:rPr>
-                <w:rFonts w:ascii="Times New Roman" w:eastAsia="仿宋" w:hAnsi="Times New Roman"/>
+                <w:color w:val="0070C0"/>
+                <w:sz w:val="24"/>
+                <w:szCs w:val="24"/>
+              </w:rPr>
+              <w:t>(</w:t>
+            </w:r>
+            <w:r>
+              <w:rPr>
+                <w:rFonts w:ascii="Times New Roman" w:eastAsia="仿宋" w:hAnsi="Times New Roman" w:hint="eastAsia"/>
+                <w:color w:val="0070C0"/>
+                <w:sz w:val="24"/>
+                <w:szCs w:val="24"/>
+              </w:rPr>
+              <w:t>已投稿</w:t>
+            </w:r>
+            <w:r>
+              <w:rPr>
+                <w:rFonts w:ascii="Times New Roman" w:eastAsia="仿宋" w:hAnsi="Times New Roman" w:hint="eastAsia"/>
+                <w:color w:val="0070C0"/>
+                <w:sz w:val="24"/>
+                <w:szCs w:val="24"/>
+              </w:rPr>
+              <w:t>,</w:t>
+            </w:r>
+            <w:r>
+              <w:rPr>
+                <w:rFonts w:ascii="Times New Roman" w:eastAsia="仿宋" w:hAnsi="Times New Roman"/>
+                <w:color w:val="0070C0"/>
                 <w:sz w:val="24"/>
                 <w:szCs w:val="24"/>
               </w:rPr>
@@ -6310,43 +5295,16 @@
                 <w:sz w:val="24"/>
                 <w:szCs w:val="24"/>
               </w:rPr>
-              <w:t>(</w:t>
-            </w:r>
-            <w:r>
-              <w:rPr>
-                <w:rFonts w:ascii="Times New Roman" w:eastAsia="仿宋" w:hAnsi="Times New Roman" w:hint="eastAsia"/>
-                <w:color w:val="0070C0"/>
-                <w:sz w:val="24"/>
-                <w:szCs w:val="24"/>
-              </w:rPr>
-              <w:t>已投稿</w:t>
-            </w:r>
-            <w:r>
-              <w:rPr>
-                <w:rFonts w:ascii="Times New Roman" w:eastAsia="仿宋" w:hAnsi="Times New Roman" w:hint="eastAsia"/>
-                <w:color w:val="0070C0"/>
-                <w:sz w:val="24"/>
-                <w:szCs w:val="24"/>
-              </w:rPr>
-              <w:t>,</w:t>
-            </w:r>
-            <w:r>
-              <w:rPr>
-                <w:rFonts w:ascii="Times New Roman" w:eastAsia="仿宋" w:hAnsi="Times New Roman"/>
-                <w:color w:val="0070C0"/>
-                <w:sz w:val="24"/>
-                <w:szCs w:val="24"/>
-              </w:rPr>
-              <w:t xml:space="preserve"> </w:t>
-            </w:r>
-            <w:r>
-              <w:rPr>
-                <w:rFonts w:ascii="Times New Roman" w:eastAsia="仿宋" w:hAnsi="Times New Roman" w:hint="eastAsia"/>
-                <w:color w:val="0070C0"/>
-                <w:sz w:val="24"/>
-                <w:szCs w:val="24"/>
-              </w:rPr>
-              <w:t>中科院一区</w:t>
+              <w:t>中科院</w:t>
+            </w:r>
+            <w:r>
+              <w:rPr>
+                <w:rFonts w:ascii="Times New Roman" w:eastAsia="仿宋" w:hAnsi="Times New Roman" w:hint="eastAsia"/>
+                <w:color w:val="0070C0"/>
+                <w:sz w:val="24"/>
+                <w:szCs w:val="24"/>
+              </w:rPr>
+              <w:t>一区</w:t>
             </w:r>
             <w:r>
               <w:rPr>
@@ -6377,7 +5335,7 @@
             </w:r>
             <w:r>
               <w:rPr>
-                <w:rFonts w:ascii="Times New Roman" w:eastAsia="仿宋" w:hAnsi="Times New Roman" w:hint="eastAsia"/>
+                <w:rFonts w:ascii="Times New Roman" w:eastAsia="仿宋" w:hAnsi="Times New Roman"/>
                 <w:color w:val="0070C0"/>
                 <w:sz w:val="24"/>
                 <w:szCs w:val="24"/>
@@ -6405,7 +5363,7 @@
                 <w:sz w:val="24"/>
                 <w:szCs w:val="24"/>
               </w:rPr>
-              <w:t xml:space="preserve">Chang, J.-Q., Huang, H.-W., Yin, Z.-Y.*, Zhang, D.-M., </w:t>
+              <w:t xml:space="preserve">Yang, W., </w:t>
             </w:r>
             <w:r>
               <w:rPr>
@@ -6423,7 +5381,88 @@
                 <w:sz w:val="24"/>
                 <w:szCs w:val="24"/>
               </w:rPr>
-              <w:t>, &amp; Zhang, N. (2025). Physics-informed machine learning method to predict displacement of existing tunnels induced by undercrossing construction. Tunnelling and Underground Space Technology.</w:t>
+              <w:t>, Jing, Y.</w:t>
+            </w:r>
+            <w:r>
+              <w:rPr>
+                <w:rFonts w:ascii="Times New Roman" w:eastAsia="仿宋" w:hAnsi="Times New Roman"/>
+                <w:sz w:val="24"/>
+                <w:szCs w:val="24"/>
+              </w:rPr>
+              <w:t>*</w:t>
+            </w:r>
+            <w:r>
+              <w:rPr>
+                <w:rFonts w:ascii="Times New Roman" w:eastAsia="仿宋" w:hAnsi="Times New Roman"/>
+                <w:sz w:val="24"/>
+                <w:szCs w:val="24"/>
+              </w:rPr>
+              <w:t xml:space="preserve">, Hill, T., Wysocki, O., &amp; </w:t>
+            </w:r>
+            <w:r>
+              <w:rPr>
+                <w:rFonts w:ascii="Times New Roman" w:eastAsia="仿宋" w:hAnsi="Times New Roman"/>
+                <w:sz w:val="24"/>
+                <w:szCs w:val="24"/>
+                <w:u w:val="single"/>
+              </w:rPr>
+              <w:t>Sheil, B.</w:t>
+            </w:r>
+            <w:r>
+              <w:rPr>
+                <w:rFonts w:ascii="Times New Roman" w:eastAsia="仿宋" w:hAnsi="Times New Roman"/>
+                <w:sz w:val="24"/>
+                <w:szCs w:val="24"/>
+              </w:rPr>
+              <w:t xml:space="preserve"> (2025). </w:t>
+            </w:r>
+            <w:r>
+              <w:rPr>
+                <w:rFonts w:ascii="Times New Roman" w:eastAsia="仿宋" w:hAnsi="Times New Roman"/>
+                <w:sz w:val="24"/>
+                <w:szCs w:val="24"/>
+              </w:rPr>
+              <w:t xml:space="preserve">Tunnel </w:t>
+            </w:r>
+            <w:r>
+              <w:rPr>
+                <w:rFonts w:ascii="Times New Roman" w:eastAsia="仿宋" w:hAnsi="Times New Roman"/>
+                <w:sz w:val="24"/>
+                <w:szCs w:val="24"/>
+              </w:rPr>
+              <w:t>S</w:t>
+            </w:r>
+            <w:r>
+              <w:rPr>
+                <w:rFonts w:ascii="Times New Roman" w:eastAsia="仿宋" w:hAnsi="Times New Roman"/>
+                <w:sz w:val="24"/>
+                <w:szCs w:val="24"/>
+              </w:rPr>
+              <w:t>canner: Geometry-informed synthetic point cloud generation and transfer learning for tunnel segmentation</w:t>
+            </w:r>
+            <w:r>
+              <w:rPr>
+                <w:rFonts w:ascii="Times New Roman" w:eastAsia="仿宋" w:hAnsi="Times New Roman"/>
+                <w:sz w:val="24"/>
+                <w:szCs w:val="24"/>
+              </w:rPr>
+              <w:t xml:space="preserve">. </w:t>
+            </w:r>
+            <w:r>
+              <w:rPr>
+                <w:rFonts w:ascii="Times New Roman" w:eastAsia="仿宋" w:hAnsi="Times New Roman"/>
+                <w:sz w:val="24"/>
+                <w:szCs w:val="24"/>
+              </w:rPr>
+              <w:t>Automation in Construction</w:t>
+            </w:r>
+            <w:r>
+              <w:rPr>
+                <w:rFonts w:ascii="Times New Roman" w:eastAsia="仿宋" w:hAnsi="Times New Roman" w:hint="eastAsia"/>
+                <w:sz w:val="24"/>
+                <w:szCs w:val="24"/>
+              </w:rPr>
+              <w:t>.</w:t>
             </w:r>
             <w:r>
               <w:rPr>
@@ -6435,7 +5474,7 @@
             </w:r>
             <w:r>
               <w:rPr>
-                <w:rFonts w:ascii="Times New Roman" w:eastAsia="仿宋" w:hAnsi="Times New Roman"/>
+                <w:rFonts w:ascii="Times New Roman" w:eastAsia="仿宋" w:hAnsi="Times New Roman" w:hint="eastAsia"/>
                 <w:color w:val="0070C0"/>
                 <w:sz w:val="24"/>
                 <w:szCs w:val="24"/>
@@ -6476,16 +5515,7 @@
                 <w:sz w:val="24"/>
                 <w:szCs w:val="24"/>
               </w:rPr>
-              <w:t>中科院</w:t>
-            </w:r>
-            <w:r>
-              <w:rPr>
-                <w:rFonts w:ascii="Times New Roman" w:eastAsia="仿宋" w:hAnsi="Times New Roman" w:hint="eastAsia"/>
-                <w:color w:val="0070C0"/>
-                <w:sz w:val="24"/>
-                <w:szCs w:val="24"/>
-              </w:rPr>
-              <w:t>一区</w:t>
+              <w:t>中科院一区</w:t>
             </w:r>
             <w:r>
               <w:rPr>
@@ -6516,7 +5546,7 @@
             </w:r>
             <w:r>
               <w:rPr>
-                <w:rFonts w:ascii="Times New Roman" w:eastAsia="仿宋" w:hAnsi="Times New Roman"/>
+                <w:rFonts w:ascii="Times New Roman" w:eastAsia="仿宋" w:hAnsi="Times New Roman" w:hint="eastAsia"/>
                 <w:color w:val="0070C0"/>
                 <w:sz w:val="24"/>
                 <w:szCs w:val="24"/>
@@ -6779,6 +5809,7 @@
                 <w:sz w:val="24"/>
                 <w:szCs w:val="24"/>
               </w:rPr>
+              <w:lastRenderedPageBreak/>
               <w:t>吴庆杰</w:t>
             </w:r>
             <w:r>
@@ -8191,15 +7222,15 @@
                 <w:sz w:val="24"/>
                 <w:szCs w:val="24"/>
               </w:rPr>
-              <w:t>以下为投稿中</w:t>
-            </w:r>
-            <w:r>
-              <w:rPr>
-                <w:rFonts w:ascii="Times New Roman" w:eastAsia="仿宋" w:hAnsi="Times New Roman" w:hint="eastAsia"/>
-                <w:sz w:val="24"/>
-                <w:szCs w:val="24"/>
-              </w:rPr>
-              <w:t>/</w:t>
+              <w:t>以下为</w:t>
+            </w:r>
+            <w:r>
+              <w:rPr>
+                <w:rFonts w:ascii="Times New Roman" w:eastAsia="仿宋" w:hAnsi="Times New Roman" w:hint="eastAsia"/>
+                <w:sz w:val="24"/>
+                <w:szCs w:val="24"/>
+              </w:rPr>
+              <w:t>已投稿或</w:t>
             </w:r>
             <w:r>
               <w:rPr>
@@ -8828,16 +7859,7 @@
                 <w:sz w:val="24"/>
                 <w:szCs w:val="24"/>
               </w:rPr>
-              <w:t xml:space="preserve">*, Li, P., Xiao, B., Lu, X., Feng, B., Jin, P., &amp; Hu, Y. (2022). Prediction of settlement </w:t>
-            </w:r>
-            <w:r>
-              <w:rPr>
-                <w:rFonts w:ascii="Times New Roman" w:eastAsia="仿宋" w:hAnsi="Times New Roman"/>
-                <w:sz w:val="24"/>
-                <w:szCs w:val="24"/>
-              </w:rPr>
-              <w:lastRenderedPageBreak/>
-              <w:t xml:space="preserve">induced by tidal fluctuation for underwater shield tunnel during service based on historical monitoring data. 2022 8th International Conference on Hydraulic and Civil Engineering: Deep Space Intelligent Development and Utilization Forum (ICHCE), 1042–1047. </w:t>
+              <w:t xml:space="preserve">*, Li, P., Xiao, B., Lu, X., Feng, B., Jin, P., &amp; Hu, Y. (2022). Prediction of settlement induced by tidal fluctuation for underwater shield tunnel during service based on historical monitoring data. 2022 8th International Conference on Hydraulic and Civil Engineering: Deep Space Intelligent Development and Utilization Forum (ICHCE), 1042–1047. </w:t>
             </w:r>
             <w:r>
               <w:rPr>
@@ -9190,11 +8212,11 @@
             </w:pPr>
             <w:r>
               <w:rPr>
-                <w:rFonts w:ascii="Times New Roman" w:eastAsia="仿宋" w:hAnsi="Times New Roman"/>
-                <w:sz w:val="24"/>
-                <w:szCs w:val="24"/>
-              </w:rPr>
-              <w:t>陈洪胜</w:t>
+                <w:rFonts w:ascii="Times New Roman" w:eastAsia="仿宋" w:hAnsi="Times New Roman" w:hint="eastAsia"/>
+                <w:sz w:val="24"/>
+                <w:szCs w:val="24"/>
+              </w:rPr>
+              <w:t>李向瑞</w:t>
             </w:r>
             <w:r>
               <w:rPr>
@@ -9210,7 +8232,7 @@
                 <w:sz w:val="24"/>
                 <w:szCs w:val="24"/>
               </w:rPr>
-              <w:t>谢攀</w:t>
+              <w:t>关振长</w:t>
             </w:r>
             <w:r>
               <w:rPr>
@@ -9226,7 +8248,7 @@
                 <w:sz w:val="24"/>
                 <w:szCs w:val="24"/>
               </w:rPr>
-              <w:t>朱悦铭</w:t>
+              <w:t>孙远方</w:t>
             </w:r>
             <w:r>
               <w:rPr>
@@ -9259,9 +8281,24 @@
                 <w:rFonts w:ascii="Times New Roman" w:eastAsia="仿宋" w:hAnsi="Times New Roman"/>
                 <w:sz w:val="24"/>
                 <w:szCs w:val="24"/>
-                <w:u w:val="single"/>
-              </w:rPr>
-              <w:t>谢雄耀</w:t>
+              </w:rPr>
+              <w:t>宋成年</w:t>
+            </w:r>
+            <w:r>
+              <w:rPr>
+                <w:rFonts w:ascii="Times New Roman" w:eastAsia="仿宋" w:hAnsi="Times New Roman"/>
+                <w:sz w:val="24"/>
+                <w:szCs w:val="24"/>
+              </w:rPr>
+              <w:t xml:space="preserve">, </w:t>
+            </w:r>
+            <w:r>
+              <w:rPr>
+                <w:rFonts w:ascii="Times New Roman" w:eastAsia="仿宋" w:hAnsi="Times New Roman"/>
+                <w:sz w:val="24"/>
+                <w:szCs w:val="24"/>
+              </w:rPr>
+              <w:t>何敬房</w:t>
             </w:r>
             <w:r>
               <w:rPr>
@@ -9277,35 +8314,43 @@
                 <w:sz w:val="24"/>
                 <w:szCs w:val="24"/>
               </w:rPr>
-              <w:t>唐亘跻</w:t>
-            </w:r>
-            <w:r>
-              <w:rPr>
-                <w:rFonts w:ascii="Times New Roman" w:eastAsia="仿宋" w:hAnsi="Times New Roman"/>
-                <w:sz w:val="24"/>
-                <w:szCs w:val="24"/>
-              </w:rPr>
-              <w:t xml:space="preserve">. (2025). </w:t>
-            </w:r>
-            <w:r>
-              <w:rPr>
-                <w:rFonts w:ascii="Times New Roman" w:eastAsia="仿宋" w:hAnsi="Times New Roman"/>
-                <w:sz w:val="24"/>
-                <w:szCs w:val="24"/>
-              </w:rPr>
-              <w:t>基坑土体参数不确定性反演的神经网络方法及计算机系统</w:t>
-            </w:r>
-            <w:r>
-              <w:rPr>
-                <w:rFonts w:ascii="Times New Roman" w:eastAsia="仿宋" w:hAnsi="Times New Roman"/>
-                <w:sz w:val="24"/>
-                <w:szCs w:val="24"/>
-              </w:rPr>
-              <w:t xml:space="preserve"> (Patent CN202510825034.2). </w:t>
-            </w:r>
-            <w:r>
-              <w:rPr>
-                <w:rFonts w:ascii="Times New Roman" w:eastAsia="仿宋" w:hAnsi="Times New Roman"/>
+              <w:t>黄正业</w:t>
+            </w:r>
+            <w:r>
+              <w:rPr>
+                <w:rFonts w:ascii="Times New Roman" w:eastAsia="仿宋" w:hAnsi="Times New Roman"/>
+                <w:sz w:val="24"/>
+                <w:szCs w:val="24"/>
+              </w:rPr>
+              <w:t xml:space="preserve">. (2026). </w:t>
+            </w:r>
+            <w:r>
+              <w:rPr>
+                <w:rFonts w:ascii="Times New Roman" w:eastAsia="仿宋" w:hAnsi="Times New Roman"/>
+                <w:sz w:val="24"/>
+                <w:szCs w:val="24"/>
+              </w:rPr>
+              <w:t>一种钻爆法隧道施工质量评估方法及系统</w:t>
+            </w:r>
+            <w:r>
+              <w:rPr>
+                <w:rFonts w:ascii="Times New Roman" w:eastAsia="仿宋" w:hAnsi="Times New Roman"/>
+                <w:sz w:val="24"/>
+                <w:szCs w:val="24"/>
+              </w:rPr>
+              <w:t xml:space="preserve"> (Patent No. CN202511832090.5).</w:t>
+            </w:r>
+            <w:r>
+              <w:rPr>
+                <w:rFonts w:ascii="Times New Roman" w:eastAsia="仿宋" w:hAnsi="Times New Roman"/>
+                <w:sz w:val="24"/>
+                <w:szCs w:val="24"/>
+              </w:rPr>
+              <w:t xml:space="preserve"> </w:t>
+            </w:r>
+            <w:r>
+              <w:rPr>
+                <w:rFonts w:ascii="Times New Roman" w:eastAsia="仿宋" w:hAnsi="Times New Roman" w:hint="eastAsia"/>
                 <w:color w:val="0070C0"/>
                 <w:sz w:val="24"/>
                 <w:szCs w:val="24"/>
@@ -9314,34 +8359,16 @@
             </w:r>
             <w:r>
               <w:rPr>
-                <w:rFonts w:ascii="Times New Roman" w:eastAsia="仿宋" w:hAnsi="Times New Roman"/>
-                <w:color w:val="0070C0"/>
-                <w:sz w:val="24"/>
-                <w:szCs w:val="24"/>
-              </w:rPr>
-              <w:t>发明</w:t>
-            </w:r>
-            <w:r>
-              <w:rPr>
-                <w:rFonts w:ascii="Times New Roman" w:eastAsia="仿宋" w:hAnsi="Times New Roman"/>
-                <w:color w:val="0070C0"/>
-                <w:sz w:val="24"/>
-                <w:szCs w:val="24"/>
-              </w:rPr>
-              <w:t xml:space="preserve">, </w:t>
-            </w:r>
-            <w:r>
-              <w:rPr>
-                <w:rFonts w:ascii="Times New Roman" w:eastAsia="仿宋" w:hAnsi="Times New Roman" w:hint="eastAsia"/>
-                <w:color w:val="0070C0"/>
-                <w:sz w:val="24"/>
-                <w:szCs w:val="24"/>
-              </w:rPr>
-              <w:t>实质审查的生效</w:t>
-            </w:r>
-            <w:r>
-              <w:rPr>
-                <w:rFonts w:ascii="Times New Roman" w:eastAsia="仿宋" w:hAnsi="Times New Roman"/>
+                <w:rFonts w:ascii="Times New Roman" w:eastAsia="仿宋" w:hAnsi="Times New Roman" w:hint="eastAsia"/>
+                <w:color w:val="0070C0"/>
+                <w:sz w:val="24"/>
+                <w:szCs w:val="24"/>
+              </w:rPr>
+              <w:t>发明授权</w:t>
+            </w:r>
+            <w:r>
+              <w:rPr>
+                <w:rFonts w:ascii="Times New Roman" w:eastAsia="仿宋" w:hAnsi="Times New Roman" w:hint="eastAsia"/>
                 <w:color w:val="0070C0"/>
                 <w:sz w:val="24"/>
                 <w:szCs w:val="24"/>
@@ -9366,11 +8393,12 @@
             <w:r>
               <w:rPr>
                 <w:rFonts w:ascii="Times New Roman" w:eastAsia="仿宋" w:hAnsi="Times New Roman" w:hint="eastAsia"/>
-                <w:sz w:val="24"/>
-                <w:szCs w:val="24"/>
-                <w:u w:val="single"/>
-              </w:rPr>
-              <w:t>谢雄耀</w:t>
+                <w:b/>
+                <w:bCs/>
+                <w:sz w:val="24"/>
+                <w:szCs w:val="24"/>
+              </w:rPr>
+              <w:t>林威</w:t>
             </w:r>
             <w:r>
               <w:rPr>
@@ -9383,12 +8411,58 @@
             <w:r>
               <w:rPr>
                 <w:rFonts w:ascii="Times New Roman" w:eastAsia="仿宋" w:hAnsi="Times New Roman"/>
-                <w:b/>
-                <w:bCs/>
-                <w:sz w:val="24"/>
-                <w:szCs w:val="24"/>
-              </w:rPr>
-              <w:t>林威</w:t>
+                <w:sz w:val="24"/>
+                <w:szCs w:val="24"/>
+              </w:rPr>
+              <w:t>关振长</w:t>
+            </w:r>
+            <w:r>
+              <w:rPr>
+                <w:rFonts w:ascii="Times New Roman" w:eastAsia="仿宋" w:hAnsi="Times New Roman"/>
+                <w:sz w:val="24"/>
+                <w:szCs w:val="24"/>
+              </w:rPr>
+              <w:t xml:space="preserve">, </w:t>
+            </w:r>
+            <w:r>
+              <w:rPr>
+                <w:rFonts w:ascii="Times New Roman" w:eastAsia="仿宋" w:hAnsi="Times New Roman"/>
+                <w:sz w:val="24"/>
+                <w:szCs w:val="24"/>
+              </w:rPr>
+              <w:t>徐诗涵</w:t>
+            </w:r>
+            <w:r>
+              <w:rPr>
+                <w:rFonts w:ascii="Times New Roman" w:eastAsia="仿宋" w:hAnsi="Times New Roman"/>
+                <w:sz w:val="24"/>
+                <w:szCs w:val="24"/>
+              </w:rPr>
+              <w:t xml:space="preserve">, </w:t>
+            </w:r>
+            <w:r>
+              <w:rPr>
+                <w:rFonts w:ascii="Times New Roman" w:eastAsia="仿宋" w:hAnsi="Times New Roman"/>
+                <w:sz w:val="24"/>
+                <w:szCs w:val="24"/>
+              </w:rPr>
+              <w:t>黄一韩</w:t>
+            </w:r>
+            <w:r>
+              <w:rPr>
+                <w:rFonts w:ascii="Times New Roman" w:eastAsia="仿宋" w:hAnsi="Times New Roman"/>
+                <w:sz w:val="24"/>
+                <w:szCs w:val="24"/>
+              </w:rPr>
+              <w:t xml:space="preserve">, </w:t>
+            </w:r>
+            <w:r>
+              <w:rPr>
+                <w:rFonts w:ascii="Times New Roman" w:eastAsia="仿宋" w:hAnsi="Times New Roman"/>
+                <w:sz w:val="24"/>
+                <w:szCs w:val="24"/>
+              </w:rPr>
+              <w:t>林志城</w:t>
             </w:r>
             <w:r>
               <w:rPr>
@@ -9404,35 +8478,36 @@
                 <w:sz w:val="24"/>
                 <w:szCs w:val="24"/>
               </w:rPr>
-              <w:t>唐亘跻</w:t>
-            </w:r>
-            <w:r>
-              <w:rPr>
-                <w:rFonts w:ascii="Times New Roman" w:eastAsia="仿宋" w:hAnsi="Times New Roman"/>
-                <w:sz w:val="24"/>
-                <w:szCs w:val="24"/>
-              </w:rPr>
-              <w:t xml:space="preserve">. (2025). </w:t>
-            </w:r>
-            <w:r>
-              <w:rPr>
-                <w:rFonts w:ascii="Times New Roman" w:eastAsia="仿宋" w:hAnsi="Times New Roman"/>
-                <w:sz w:val="24"/>
-                <w:szCs w:val="24"/>
-              </w:rPr>
-              <w:t>一种用于隧道三维点云智能处理的神经网络构建装置及方法</w:t>
-            </w:r>
-            <w:r>
-              <w:rPr>
-                <w:rFonts w:ascii="Times New Roman" w:eastAsia="仿宋" w:hAnsi="Times New Roman"/>
-                <w:sz w:val="24"/>
-                <w:szCs w:val="24"/>
-              </w:rPr>
-              <w:t xml:space="preserve"> (Patent CN202510484006.9).</w:t>
-            </w:r>
-            <w:r>
-              <w:rPr>
-                <w:rFonts w:ascii="Times New Roman" w:eastAsia="仿宋" w:hAnsi="Times New Roman"/>
+              <w:t>许辉</w:t>
+            </w:r>
+            <w:r>
+              <w:rPr>
+                <w:rFonts w:ascii="Times New Roman" w:eastAsia="仿宋" w:hAnsi="Times New Roman"/>
+                <w:sz w:val="24"/>
+                <w:szCs w:val="24"/>
+              </w:rPr>
+              <w:t xml:space="preserve">. (2026). </w:t>
+            </w:r>
+            <w:r>
+              <w:rPr>
+                <w:rFonts w:ascii="Times New Roman" w:eastAsia="仿宋" w:hAnsi="Times New Roman"/>
+                <w:sz w:val="24"/>
+                <w:szCs w:val="24"/>
+              </w:rPr>
+              <w:t>一种基于深度学习的山岭隧道开挖面渗漏水定量监测方法</w:t>
+            </w:r>
+            <w:r>
+              <w:rPr>
+                <w:rFonts w:ascii="Times New Roman" w:eastAsia="仿宋" w:hAnsi="Times New Roman"/>
+                <w:sz w:val="24"/>
+                <w:szCs w:val="24"/>
+              </w:rPr>
+              <w:t xml:space="preserve"> (Patent No. CN202512026457.0).</w:t>
+            </w:r>
+            <w:r>
+              <w:rPr>
+                <w:rFonts w:ascii="Times New Roman" w:eastAsia="仿宋" w:hAnsi="Times New Roman"/>
+                <w:color w:val="0070C0"/>
                 <w:sz w:val="24"/>
                 <w:szCs w:val="24"/>
               </w:rPr>
@@ -9449,7 +8524,7 @@
             </w:r>
             <w:r>
               <w:rPr>
-                <w:rFonts w:ascii="Times New Roman" w:eastAsia="仿宋" w:hAnsi="Times New Roman" w:hint="eastAsia"/>
+                <w:rFonts w:ascii="Times New Roman" w:eastAsia="仿宋" w:hAnsi="Times New Roman"/>
                 <w:color w:val="0070C0"/>
                 <w:sz w:val="24"/>
                 <w:szCs w:val="24"/>
@@ -9463,25 +8538,7 @@
                 <w:sz w:val="24"/>
                 <w:szCs w:val="24"/>
               </w:rPr>
-              <w:t>,</w:t>
-            </w:r>
-            <w:r>
-              <w:rPr>
-                <w:rFonts w:ascii="Times New Roman" w:eastAsia="仿宋" w:hAnsi="Times New Roman"/>
-                <w:color w:val="0070C0"/>
-                <w:sz w:val="24"/>
-                <w:szCs w:val="24"/>
-              </w:rPr>
-              <w:t xml:space="preserve"> </w:t>
-            </w:r>
-            <w:r>
-              <w:rPr>
-                <w:rFonts w:ascii="Times New Roman" w:eastAsia="仿宋" w:hAnsi="Times New Roman" w:hint="eastAsia"/>
-                <w:color w:val="0070C0"/>
-                <w:sz w:val="24"/>
-                <w:szCs w:val="24"/>
-              </w:rPr>
-              <w:t>实质审查的生效</w:t>
+              <w:t>申请</w:t>
             </w:r>
             <w:r>
               <w:rPr>
@@ -9510,22 +8567,121 @@
             <w:r>
               <w:rPr>
                 <w:rFonts w:ascii="Times New Roman" w:eastAsia="仿宋" w:hAnsi="Times New Roman" w:hint="eastAsia"/>
-                <w:sz w:val="24"/>
-                <w:szCs w:val="24"/>
-              </w:rPr>
-              <w:t>牛刚</w:t>
-            </w:r>
-            <w:r>
-              <w:rPr>
-                <w:rFonts w:ascii="Times New Roman" w:eastAsia="仿宋" w:hAnsi="Times New Roman" w:hint="eastAsia"/>
-                <w:sz w:val="24"/>
-                <w:szCs w:val="24"/>
-              </w:rPr>
-              <w:t>,</w:t>
-            </w:r>
-            <w:r>
-              <w:rPr>
-                <w:rFonts w:ascii="Times New Roman" w:eastAsia="仿宋" w:hAnsi="Times New Roman"/>
+                <w:b/>
+                <w:bCs/>
+                <w:sz w:val="24"/>
+                <w:szCs w:val="24"/>
+              </w:rPr>
+              <w:t>林威</w:t>
+            </w:r>
+            <w:r>
+              <w:rPr>
+                <w:rFonts w:ascii="Times New Roman" w:eastAsia="仿宋" w:hAnsi="Times New Roman"/>
+                <w:sz w:val="24"/>
+                <w:szCs w:val="24"/>
+              </w:rPr>
+              <w:t xml:space="preserve">, </w:t>
+            </w:r>
+            <w:r>
+              <w:rPr>
+                <w:rFonts w:ascii="Times New Roman" w:eastAsia="仿宋" w:hAnsi="Times New Roman"/>
+                <w:sz w:val="24"/>
+                <w:szCs w:val="24"/>
+              </w:rPr>
+              <w:t>关振长</w:t>
+            </w:r>
+            <w:r>
+              <w:rPr>
+                <w:rFonts w:ascii="Times New Roman" w:eastAsia="仿宋" w:hAnsi="Times New Roman"/>
+                <w:sz w:val="24"/>
+                <w:szCs w:val="24"/>
+              </w:rPr>
+              <w:t xml:space="preserve">, </w:t>
+            </w:r>
+            <w:r>
+              <w:rPr>
+                <w:rFonts w:ascii="Times New Roman" w:eastAsia="仿宋" w:hAnsi="Times New Roman"/>
+                <w:sz w:val="24"/>
+                <w:szCs w:val="24"/>
+              </w:rPr>
+              <w:t>徐诗涵</w:t>
+            </w:r>
+            <w:r>
+              <w:rPr>
+                <w:rFonts w:ascii="Times New Roman" w:eastAsia="仿宋" w:hAnsi="Times New Roman"/>
+                <w:sz w:val="24"/>
+                <w:szCs w:val="24"/>
+              </w:rPr>
+              <w:t xml:space="preserve">, </w:t>
+            </w:r>
+            <w:r>
+              <w:rPr>
+                <w:rFonts w:ascii="Times New Roman" w:eastAsia="仿宋" w:hAnsi="Times New Roman"/>
+                <w:sz w:val="24"/>
+                <w:szCs w:val="24"/>
+              </w:rPr>
+              <w:t>黄一韩</w:t>
+            </w:r>
+            <w:r>
+              <w:rPr>
+                <w:rFonts w:ascii="Times New Roman" w:eastAsia="仿宋" w:hAnsi="Times New Roman"/>
+                <w:sz w:val="24"/>
+                <w:szCs w:val="24"/>
+              </w:rPr>
+              <w:t xml:space="preserve">, </w:t>
+            </w:r>
+            <w:r>
+              <w:rPr>
+                <w:rFonts w:ascii="Times New Roman" w:eastAsia="仿宋" w:hAnsi="Times New Roman"/>
+                <w:sz w:val="24"/>
+                <w:szCs w:val="24"/>
+              </w:rPr>
+              <w:t>林志城</w:t>
+            </w:r>
+            <w:r>
+              <w:rPr>
+                <w:rFonts w:ascii="Times New Roman" w:eastAsia="仿宋" w:hAnsi="Times New Roman"/>
+                <w:sz w:val="24"/>
+                <w:szCs w:val="24"/>
+              </w:rPr>
+              <w:t xml:space="preserve">, &amp; </w:t>
+            </w:r>
+            <w:r>
+              <w:rPr>
+                <w:rFonts w:ascii="Times New Roman" w:eastAsia="仿宋" w:hAnsi="Times New Roman"/>
+                <w:sz w:val="24"/>
+                <w:szCs w:val="24"/>
+              </w:rPr>
+              <w:t>许辉</w:t>
+            </w:r>
+            <w:r>
+              <w:rPr>
+                <w:rFonts w:ascii="Times New Roman" w:eastAsia="仿宋" w:hAnsi="Times New Roman"/>
+                <w:sz w:val="24"/>
+                <w:szCs w:val="24"/>
+              </w:rPr>
+              <w:t xml:space="preserve">. (2026). </w:t>
+            </w:r>
+            <w:r>
+              <w:rPr>
+                <w:rFonts w:ascii="Times New Roman" w:eastAsia="仿宋" w:hAnsi="Times New Roman"/>
+                <w:sz w:val="24"/>
+                <w:szCs w:val="24"/>
+              </w:rPr>
+              <w:t>一种融合激光和视频数据的山岭隧道渗漏水实时监测方法</w:t>
+            </w:r>
+            <w:r>
+              <w:rPr>
+                <w:rFonts w:ascii="Times New Roman" w:eastAsia="仿宋" w:hAnsi="Times New Roman"/>
+                <w:sz w:val="24"/>
+                <w:szCs w:val="24"/>
+              </w:rPr>
+              <w:t xml:space="preserve"> (Patent No. CN202511733577.8).</w:t>
+            </w:r>
+            <w:r>
+              <w:rPr>
+                <w:rFonts w:ascii="Times New Roman" w:eastAsia="仿宋" w:hAnsi="Times New Roman"/>
+                <w:color w:val="0070C0"/>
                 <w:sz w:val="24"/>
                 <w:szCs w:val="24"/>
               </w:rPr>
@@ -9533,210 +8689,8 @@
             </w:r>
             <w:r>
               <w:rPr>
-                <w:rFonts w:ascii="Times New Roman" w:eastAsia="仿宋" w:hAnsi="Times New Roman" w:hint="eastAsia"/>
-                <w:sz w:val="24"/>
-                <w:szCs w:val="24"/>
-              </w:rPr>
-              <w:t>秦宝军</w:t>
-            </w:r>
-            <w:r>
-              <w:rPr>
-                <w:rFonts w:ascii="Times New Roman" w:eastAsia="仿宋" w:hAnsi="Times New Roman" w:hint="eastAsia"/>
-                <w:sz w:val="24"/>
-                <w:szCs w:val="24"/>
-              </w:rPr>
-              <w:t xml:space="preserve">, </w:t>
-            </w:r>
-            <w:r>
-              <w:rPr>
-                <w:rFonts w:ascii="Times New Roman" w:eastAsia="仿宋" w:hAnsi="Times New Roman" w:hint="eastAsia"/>
-                <w:sz w:val="24"/>
-                <w:szCs w:val="24"/>
-              </w:rPr>
-              <w:t>周志广</w:t>
-            </w:r>
-            <w:r>
-              <w:rPr>
-                <w:rFonts w:ascii="Times New Roman" w:eastAsia="仿宋" w:hAnsi="Times New Roman" w:hint="eastAsia"/>
-                <w:sz w:val="24"/>
-                <w:szCs w:val="24"/>
-              </w:rPr>
-              <w:t xml:space="preserve">, </w:t>
-            </w:r>
-            <w:r>
-              <w:rPr>
-                <w:rFonts w:ascii="Times New Roman" w:eastAsia="仿宋" w:hAnsi="Times New Roman" w:hint="eastAsia"/>
-                <w:sz w:val="24"/>
-                <w:szCs w:val="24"/>
-              </w:rPr>
-              <w:t>肖中林</w:t>
-            </w:r>
-            <w:r>
-              <w:rPr>
-                <w:rFonts w:ascii="Times New Roman" w:eastAsia="仿宋" w:hAnsi="Times New Roman" w:hint="eastAsia"/>
-                <w:sz w:val="24"/>
-                <w:szCs w:val="24"/>
-              </w:rPr>
-              <w:t xml:space="preserve">, </w:t>
-            </w:r>
-            <w:r>
-              <w:rPr>
-                <w:rFonts w:ascii="Times New Roman" w:eastAsia="仿宋" w:hAnsi="Times New Roman" w:hint="eastAsia"/>
-                <w:sz w:val="24"/>
-                <w:szCs w:val="24"/>
-              </w:rPr>
-              <w:t>杨庆</w:t>
-            </w:r>
-            <w:r>
-              <w:rPr>
-                <w:rFonts w:ascii="Times New Roman" w:eastAsia="仿宋" w:hAnsi="Times New Roman" w:hint="eastAsia"/>
-                <w:sz w:val="24"/>
-                <w:szCs w:val="24"/>
-              </w:rPr>
-              <w:t xml:space="preserve">, </w:t>
-            </w:r>
-            <w:r>
-              <w:rPr>
-                <w:rFonts w:ascii="Times New Roman" w:eastAsia="仿宋" w:hAnsi="Times New Roman" w:hint="eastAsia"/>
-                <w:sz w:val="24"/>
-                <w:szCs w:val="24"/>
-              </w:rPr>
-              <w:t>孙斌</w:t>
-            </w:r>
-            <w:r>
-              <w:rPr>
-                <w:rFonts w:ascii="Times New Roman" w:eastAsia="仿宋" w:hAnsi="Times New Roman" w:hint="eastAsia"/>
-                <w:sz w:val="24"/>
-                <w:szCs w:val="24"/>
-              </w:rPr>
-              <w:t xml:space="preserve">, </w:t>
-            </w:r>
-            <w:r>
-              <w:rPr>
-                <w:rFonts w:ascii="Times New Roman" w:eastAsia="仿宋" w:hAnsi="Times New Roman" w:hint="eastAsia"/>
-                <w:sz w:val="24"/>
-                <w:szCs w:val="24"/>
-              </w:rPr>
-              <w:t>邓魏彬</w:t>
-            </w:r>
-            <w:r>
-              <w:rPr>
-                <w:rFonts w:ascii="Times New Roman" w:eastAsia="仿宋" w:hAnsi="Times New Roman" w:hint="eastAsia"/>
-                <w:sz w:val="24"/>
-                <w:szCs w:val="24"/>
-              </w:rPr>
-              <w:t xml:space="preserve">, </w:t>
-            </w:r>
-            <w:r>
-              <w:rPr>
-                <w:rFonts w:ascii="Times New Roman" w:eastAsia="仿宋" w:hAnsi="Times New Roman" w:hint="eastAsia"/>
-                <w:sz w:val="24"/>
-                <w:szCs w:val="24"/>
-              </w:rPr>
-              <w:t>王亮</w:t>
-            </w:r>
-            <w:r>
-              <w:rPr>
-                <w:rFonts w:ascii="Times New Roman" w:eastAsia="仿宋" w:hAnsi="Times New Roman" w:hint="eastAsia"/>
-                <w:sz w:val="24"/>
-                <w:szCs w:val="24"/>
-              </w:rPr>
-              <w:t xml:space="preserve">, </w:t>
-            </w:r>
-            <w:r>
-              <w:rPr>
-                <w:rFonts w:ascii="Times New Roman" w:eastAsia="仿宋" w:hAnsi="Times New Roman" w:hint="eastAsia"/>
-                <w:sz w:val="24"/>
-                <w:szCs w:val="24"/>
-              </w:rPr>
-              <w:t>马俊雨</w:t>
-            </w:r>
-            <w:r>
-              <w:rPr>
-                <w:rFonts w:ascii="Times New Roman" w:eastAsia="仿宋" w:hAnsi="Times New Roman" w:hint="eastAsia"/>
-                <w:sz w:val="24"/>
-                <w:szCs w:val="24"/>
-              </w:rPr>
-              <w:t xml:space="preserve">, </w:t>
-            </w:r>
-            <w:r>
-              <w:rPr>
-                <w:rFonts w:ascii="Times New Roman" w:eastAsia="仿宋" w:hAnsi="Times New Roman" w:hint="eastAsia"/>
-                <w:b/>
-                <w:bCs/>
-                <w:sz w:val="24"/>
-                <w:szCs w:val="24"/>
-              </w:rPr>
-              <w:t>林威</w:t>
-            </w:r>
-            <w:r>
-              <w:rPr>
-                <w:rFonts w:ascii="Times New Roman" w:eastAsia="仿宋" w:hAnsi="Times New Roman" w:hint="eastAsia"/>
-                <w:sz w:val="24"/>
-                <w:szCs w:val="24"/>
-              </w:rPr>
-              <w:t xml:space="preserve">, </w:t>
-            </w:r>
-            <w:r>
-              <w:rPr>
-                <w:rFonts w:ascii="Times New Roman" w:eastAsia="仿宋" w:hAnsi="Times New Roman" w:hint="eastAsia"/>
-                <w:sz w:val="24"/>
-                <w:szCs w:val="24"/>
-              </w:rPr>
-              <w:t>周彪</w:t>
-            </w:r>
-            <w:r>
-              <w:rPr>
-                <w:rFonts w:ascii="Times New Roman" w:eastAsia="仿宋" w:hAnsi="Times New Roman" w:hint="eastAsia"/>
-                <w:sz w:val="24"/>
-                <w:szCs w:val="24"/>
-              </w:rPr>
-              <w:t>,</w:t>
-            </w:r>
-            <w:r>
-              <w:rPr>
-                <w:rFonts w:ascii="Times New Roman" w:eastAsia="仿宋" w:hAnsi="Times New Roman"/>
-                <w:sz w:val="24"/>
-                <w:szCs w:val="24"/>
-              </w:rPr>
-              <w:t xml:space="preserve"> &amp;</w:t>
-            </w:r>
-            <w:r>
-              <w:rPr>
-                <w:rFonts w:ascii="Times New Roman" w:eastAsia="仿宋" w:hAnsi="Times New Roman" w:hint="eastAsia"/>
-                <w:sz w:val="24"/>
-                <w:szCs w:val="24"/>
-              </w:rPr>
-              <w:t xml:space="preserve"> </w:t>
-            </w:r>
-            <w:r>
-              <w:rPr>
-                <w:rFonts w:ascii="Times New Roman" w:eastAsia="仿宋" w:hAnsi="Times New Roman" w:hint="eastAsia"/>
-                <w:sz w:val="24"/>
-                <w:szCs w:val="24"/>
-                <w:u w:val="single"/>
-              </w:rPr>
-              <w:t>谢雄耀</w:t>
-            </w:r>
-            <w:r>
-              <w:rPr>
-                <w:rFonts w:ascii="Times New Roman" w:eastAsia="仿宋" w:hAnsi="Times New Roman" w:hint="eastAsia"/>
-                <w:sz w:val="24"/>
-                <w:szCs w:val="24"/>
-              </w:rPr>
-              <w:t>.</w:t>
-            </w:r>
-            <w:r>
-              <w:rPr>
-                <w:rFonts w:ascii="Times New Roman" w:eastAsia="仿宋" w:hAnsi="Times New Roman"/>
-                <w:sz w:val="24"/>
-                <w:szCs w:val="24"/>
-              </w:rPr>
-              <w:t xml:space="preserve"> </w:t>
-            </w:r>
-            <w:r>
-              <w:rPr>
-                <w:rFonts w:ascii="Times New Roman" w:eastAsia="仿宋" w:hAnsi="Times New Roman" w:hint="eastAsia"/>
+                <w:rFonts w:ascii="Times New Roman" w:eastAsia="仿宋" w:hAnsi="Times New Roman"/>
+                <w:color w:val="0070C0"/>
                 <w:sz w:val="24"/>
                 <w:szCs w:val="24"/>
               </w:rPr>
@@ -9745,87 +8699,6 @@
             <w:r>
               <w:rPr>
                 <w:rFonts w:ascii="Times New Roman" w:eastAsia="仿宋" w:hAnsi="Times New Roman"/>
-                <w:sz w:val="24"/>
-                <w:szCs w:val="24"/>
-              </w:rPr>
-              <w:t>202</w:t>
-            </w:r>
-            <w:r>
-              <w:rPr>
-                <w:rFonts w:ascii="Times New Roman" w:eastAsia="仿宋" w:hAnsi="Times New Roman"/>
-                <w:sz w:val="24"/>
-                <w:szCs w:val="24"/>
-              </w:rPr>
-              <w:t>5</w:t>
-            </w:r>
-            <w:r>
-              <w:rPr>
-                <w:rFonts w:ascii="Times New Roman" w:eastAsia="仿宋" w:hAnsi="Times New Roman"/>
-                <w:sz w:val="24"/>
-                <w:szCs w:val="24"/>
-              </w:rPr>
-              <w:t>).</w:t>
-            </w:r>
-            <w:r>
-              <w:rPr>
-                <w:rFonts w:ascii="Times New Roman" w:eastAsia="仿宋" w:hAnsi="Times New Roman"/>
-                <w:sz w:val="24"/>
-                <w:szCs w:val="24"/>
-              </w:rPr>
-              <w:t xml:space="preserve"> </w:t>
-            </w:r>
-            <w:r>
-              <w:rPr>
-                <w:rFonts w:ascii="Times New Roman" w:eastAsia="仿宋" w:hAnsi="Times New Roman" w:hint="eastAsia"/>
-                <w:sz w:val="24"/>
-                <w:szCs w:val="24"/>
-              </w:rPr>
-              <w:t>一种基于点云特征深度学习的盾构隧道单环点云分割方法</w:t>
-            </w:r>
-            <w:r>
-              <w:rPr>
-                <w:rFonts w:ascii="Times New Roman" w:eastAsia="仿宋" w:hAnsi="Times New Roman" w:hint="eastAsia"/>
-                <w:sz w:val="24"/>
-                <w:szCs w:val="24"/>
-              </w:rPr>
-              <w:t xml:space="preserve"> </w:t>
-            </w:r>
-            <w:r>
-              <w:rPr>
-                <w:rFonts w:ascii="Times New Roman" w:eastAsia="仿宋" w:hAnsi="Times New Roman"/>
-                <w:sz w:val="24"/>
-                <w:szCs w:val="24"/>
-              </w:rPr>
-              <w:t>(Patent CN202411358578.4)</w:t>
-            </w:r>
-            <w:r>
-              <w:rPr>
-                <w:rFonts w:ascii="Times New Roman" w:eastAsia="仿宋" w:hAnsi="Times New Roman" w:hint="eastAsia"/>
-                <w:sz w:val="24"/>
-                <w:szCs w:val="24"/>
-              </w:rPr>
-              <w:t>.</w:t>
-            </w:r>
-            <w:r>
-              <w:rPr>
-                <w:rFonts w:ascii="Times New Roman" w:eastAsia="仿宋" w:hAnsi="Times New Roman"/>
-                <w:sz w:val="24"/>
-                <w:szCs w:val="24"/>
-              </w:rPr>
-              <w:t xml:space="preserve"> </w:t>
-            </w:r>
-            <w:r>
-              <w:rPr>
-                <w:rFonts w:ascii="Times New Roman" w:eastAsia="仿宋" w:hAnsi="Times New Roman"/>
-                <w:color w:val="0070C0"/>
-                <w:sz w:val="24"/>
-                <w:szCs w:val="24"/>
-              </w:rPr>
-              <w:t>(</w:t>
-            </w:r>
-            <w:r>
-              <w:rPr>
-                <w:rFonts w:ascii="Times New Roman" w:eastAsia="仿宋" w:hAnsi="Times New Roman" w:hint="eastAsia"/>
                 <w:color w:val="0070C0"/>
                 <w:sz w:val="24"/>
                 <w:szCs w:val="24"/>
@@ -9839,25 +8712,7 @@
                 <w:sz w:val="24"/>
                 <w:szCs w:val="24"/>
               </w:rPr>
-              <w:t>,</w:t>
-            </w:r>
-            <w:r>
-              <w:rPr>
-                <w:rFonts w:ascii="Times New Roman" w:eastAsia="仿宋" w:hAnsi="Times New Roman"/>
-                <w:color w:val="0070C0"/>
-                <w:sz w:val="24"/>
-                <w:szCs w:val="24"/>
-              </w:rPr>
-              <w:t xml:space="preserve"> </w:t>
-            </w:r>
-            <w:r>
-              <w:rPr>
-                <w:rFonts w:ascii="Times New Roman" w:eastAsia="仿宋" w:hAnsi="Times New Roman" w:hint="eastAsia"/>
-                <w:color w:val="0070C0"/>
-                <w:sz w:val="24"/>
-                <w:szCs w:val="24"/>
-              </w:rPr>
-              <w:t>实质审查的生效</w:t>
+              <w:t>申请</w:t>
             </w:r>
             <w:r>
               <w:rPr>
@@ -9889,7 +8744,7 @@
                 <w:sz w:val="24"/>
                 <w:szCs w:val="24"/>
               </w:rPr>
-              <w:t>周应新</w:t>
+              <w:t>李向瑞</w:t>
             </w:r>
             <w:r>
               <w:rPr>
@@ -9904,9 +8759,8 @@
                 <w:rFonts w:ascii="Times New Roman" w:eastAsia="仿宋" w:hAnsi="Times New Roman"/>
                 <w:sz w:val="24"/>
                 <w:szCs w:val="24"/>
-                <w:u w:val="single"/>
-              </w:rPr>
-              <w:t>谢雄耀</w:t>
+              </w:rPr>
+              <w:t>关振长</w:t>
             </w:r>
             <w:r>
               <w:rPr>
@@ -9922,7 +8776,7 @@
                 <w:sz w:val="24"/>
                 <w:szCs w:val="24"/>
               </w:rPr>
-              <w:t>周彪</w:t>
+              <w:t>孙远方</w:t>
             </w:r>
             <w:r>
               <w:rPr>
@@ -9956,7 +8810,7 @@
                 <w:sz w:val="24"/>
                 <w:szCs w:val="24"/>
               </w:rPr>
-              <w:t>张洋宾</w:t>
+              <w:t>宋成年</w:t>
             </w:r>
             <w:r>
               <w:rPr>
@@ -9972,167 +8826,7 @@
                 <w:sz w:val="24"/>
                 <w:szCs w:val="24"/>
               </w:rPr>
-              <w:t>陈思晗</w:t>
-            </w:r>
-            <w:r>
-              <w:rPr>
-                <w:rFonts w:ascii="Times New Roman" w:eastAsia="仿宋" w:hAnsi="Times New Roman"/>
-                <w:sz w:val="24"/>
-                <w:szCs w:val="24"/>
-              </w:rPr>
-              <w:t xml:space="preserve">, </w:t>
-            </w:r>
-            <w:r>
-              <w:rPr>
-                <w:rFonts w:ascii="Times New Roman" w:eastAsia="仿宋" w:hAnsi="Times New Roman"/>
-                <w:sz w:val="24"/>
-                <w:szCs w:val="24"/>
-              </w:rPr>
-              <w:t>徐泓睿</w:t>
-            </w:r>
-            <w:r>
-              <w:rPr>
-                <w:rFonts w:ascii="Times New Roman" w:eastAsia="仿宋" w:hAnsi="Times New Roman"/>
-                <w:sz w:val="24"/>
-                <w:szCs w:val="24"/>
-              </w:rPr>
-              <w:t xml:space="preserve">, </w:t>
-            </w:r>
-            <w:r>
-              <w:rPr>
-                <w:rFonts w:ascii="Times New Roman" w:eastAsia="仿宋" w:hAnsi="Times New Roman"/>
-                <w:sz w:val="24"/>
-                <w:szCs w:val="24"/>
-              </w:rPr>
-              <w:t>钱正富</w:t>
-            </w:r>
-            <w:r>
-              <w:rPr>
-                <w:rFonts w:ascii="Times New Roman" w:eastAsia="仿宋" w:hAnsi="Times New Roman"/>
-                <w:sz w:val="24"/>
-                <w:szCs w:val="24"/>
-              </w:rPr>
-              <w:t xml:space="preserve">, </w:t>
-            </w:r>
-            <w:r>
-              <w:rPr>
-                <w:rFonts w:ascii="Times New Roman" w:eastAsia="仿宋" w:hAnsi="Times New Roman"/>
-                <w:sz w:val="24"/>
-                <w:szCs w:val="24"/>
-              </w:rPr>
-              <w:t>曾维成</w:t>
-            </w:r>
-            <w:r>
-              <w:rPr>
-                <w:rFonts w:ascii="Times New Roman" w:eastAsia="仿宋" w:hAnsi="Times New Roman"/>
-                <w:sz w:val="24"/>
-                <w:szCs w:val="24"/>
-              </w:rPr>
-              <w:t xml:space="preserve">, </w:t>
-            </w:r>
-            <w:r>
-              <w:rPr>
-                <w:rFonts w:ascii="Times New Roman" w:eastAsia="仿宋" w:hAnsi="Times New Roman"/>
-                <w:sz w:val="24"/>
-                <w:szCs w:val="24"/>
-              </w:rPr>
-              <w:t>杨俊宏</w:t>
-            </w:r>
-            <w:r>
-              <w:rPr>
-                <w:rFonts w:ascii="Times New Roman" w:eastAsia="仿宋" w:hAnsi="Times New Roman"/>
-                <w:sz w:val="24"/>
-                <w:szCs w:val="24"/>
-              </w:rPr>
-              <w:t xml:space="preserve">, </w:t>
-            </w:r>
-            <w:r>
-              <w:rPr>
-                <w:rFonts w:ascii="Times New Roman" w:eastAsia="仿宋" w:hAnsi="Times New Roman"/>
-                <w:sz w:val="24"/>
-                <w:szCs w:val="24"/>
-              </w:rPr>
-              <w:t>唐能</w:t>
-            </w:r>
-            <w:r>
-              <w:rPr>
-                <w:rFonts w:ascii="Times New Roman" w:eastAsia="仿宋" w:hAnsi="Times New Roman"/>
-                <w:sz w:val="24"/>
-                <w:szCs w:val="24"/>
-              </w:rPr>
-              <w:t xml:space="preserve">, </w:t>
-            </w:r>
-            <w:r>
-              <w:rPr>
-                <w:rFonts w:ascii="Times New Roman" w:eastAsia="仿宋" w:hAnsi="Times New Roman"/>
-                <w:sz w:val="24"/>
-                <w:szCs w:val="24"/>
-              </w:rPr>
-              <w:t>刘志义</w:t>
-            </w:r>
-            <w:r>
-              <w:rPr>
-                <w:rFonts w:ascii="Times New Roman" w:eastAsia="仿宋" w:hAnsi="Times New Roman"/>
-                <w:sz w:val="24"/>
-                <w:szCs w:val="24"/>
-              </w:rPr>
-              <w:t xml:space="preserve">, </w:t>
-            </w:r>
-            <w:r>
-              <w:rPr>
-                <w:rFonts w:ascii="Times New Roman" w:eastAsia="仿宋" w:hAnsi="Times New Roman"/>
-                <w:sz w:val="24"/>
-                <w:szCs w:val="24"/>
-              </w:rPr>
-              <w:t>史明梅</w:t>
-            </w:r>
-            <w:r>
-              <w:rPr>
-                <w:rFonts w:ascii="Times New Roman" w:eastAsia="仿宋" w:hAnsi="Times New Roman"/>
-                <w:sz w:val="24"/>
-                <w:szCs w:val="24"/>
-              </w:rPr>
-              <w:t xml:space="preserve">, </w:t>
-            </w:r>
-            <w:r>
-              <w:rPr>
-                <w:rFonts w:ascii="Times New Roman" w:eastAsia="仿宋" w:hAnsi="Times New Roman"/>
-                <w:sz w:val="24"/>
-                <w:szCs w:val="24"/>
-              </w:rPr>
-              <w:t>唐忠林</w:t>
-            </w:r>
-            <w:r>
-              <w:rPr>
-                <w:rFonts w:ascii="Times New Roman" w:eastAsia="仿宋" w:hAnsi="Times New Roman"/>
-                <w:sz w:val="24"/>
-                <w:szCs w:val="24"/>
-              </w:rPr>
-              <w:t xml:space="preserve">, </w:t>
-            </w:r>
-            <w:r>
-              <w:rPr>
-                <w:rFonts w:ascii="Times New Roman" w:eastAsia="仿宋" w:hAnsi="Times New Roman"/>
-                <w:sz w:val="24"/>
-                <w:szCs w:val="24"/>
-              </w:rPr>
-              <w:t>胡兴云</w:t>
-            </w:r>
-            <w:r>
-              <w:rPr>
-                <w:rFonts w:ascii="Times New Roman" w:eastAsia="仿宋" w:hAnsi="Times New Roman"/>
-                <w:sz w:val="24"/>
-                <w:szCs w:val="24"/>
-              </w:rPr>
-              <w:t xml:space="preserve">, </w:t>
-            </w:r>
-            <w:r>
-              <w:rPr>
-                <w:rFonts w:ascii="Times New Roman" w:eastAsia="仿宋" w:hAnsi="Times New Roman"/>
-                <w:sz w:val="24"/>
-                <w:szCs w:val="24"/>
-              </w:rPr>
-              <w:t>赵刚</w:t>
+              <w:t>何敬房</w:t>
             </w:r>
             <w:r>
               <w:rPr>
@@ -10148,27 +8842,35 @@
                 <w:sz w:val="24"/>
                 <w:szCs w:val="24"/>
               </w:rPr>
-              <w:t>叶朋果</w:t>
-            </w:r>
-            <w:r>
-              <w:rPr>
-                <w:rFonts w:ascii="Times New Roman" w:eastAsia="仿宋" w:hAnsi="Times New Roman"/>
-                <w:sz w:val="24"/>
-                <w:szCs w:val="24"/>
-              </w:rPr>
-              <w:t xml:space="preserve">. (2022). </w:t>
-            </w:r>
-            <w:r>
-              <w:rPr>
-                <w:rFonts w:ascii="Times New Roman" w:eastAsia="仿宋" w:hAnsi="Times New Roman"/>
-                <w:sz w:val="24"/>
-                <w:szCs w:val="24"/>
-              </w:rPr>
-              <w:t>一种用于差异沉降控制的路堤水载预压反馈调节系统</w:t>
-            </w:r>
-            <w:r>
-              <w:rPr>
-                <w:rFonts w:ascii="Times New Roman" w:eastAsia="仿宋" w:hAnsi="Times New Roman" w:hint="eastAsia"/>
+              <w:t>黄正业</w:t>
+            </w:r>
+            <w:r>
+              <w:rPr>
+                <w:rFonts w:ascii="Times New Roman" w:eastAsia="仿宋" w:hAnsi="Times New Roman"/>
+                <w:sz w:val="24"/>
+                <w:szCs w:val="24"/>
+              </w:rPr>
+              <w:t xml:space="preserve">. (2026). </w:t>
+            </w:r>
+            <w:r>
+              <w:rPr>
+                <w:rFonts w:ascii="Times New Roman" w:eastAsia="仿宋" w:hAnsi="Times New Roman"/>
+                <w:sz w:val="24"/>
+                <w:szCs w:val="24"/>
+              </w:rPr>
+              <w:t>一种基于相关算法和数据融合的山岭隧道开挖面变形区域识别方法</w:t>
+            </w:r>
+            <w:r>
+              <w:rPr>
+                <w:rFonts w:ascii="Times New Roman" w:eastAsia="仿宋" w:hAnsi="Times New Roman"/>
+                <w:sz w:val="24"/>
+                <w:szCs w:val="24"/>
+              </w:rPr>
+              <w:t xml:space="preserve"> (Patent No. CN202511732842.0).</w:t>
+            </w:r>
+            <w:r>
+              <w:rPr>
+                <w:rFonts w:ascii="Times New Roman" w:eastAsia="仿宋" w:hAnsi="Times New Roman"/>
                 <w:sz w:val="24"/>
                 <w:szCs w:val="24"/>
               </w:rPr>
@@ -10177,46 +8879,6 @@
             <w:r>
               <w:rPr>
                 <w:rFonts w:ascii="Times New Roman" w:eastAsia="仿宋" w:hAnsi="Times New Roman"/>
-                <w:sz w:val="24"/>
-                <w:szCs w:val="24"/>
-              </w:rPr>
-              <w:t xml:space="preserve">(Patent </w:t>
-            </w:r>
-            <w:r>
-              <w:rPr>
-                <w:rFonts w:ascii="Times New Roman" w:eastAsia="仿宋" w:hAnsi="Times New Roman"/>
-                <w:sz w:val="24"/>
-                <w:szCs w:val="24"/>
-              </w:rPr>
-              <w:t>CN202211150097.5</w:t>
-            </w:r>
-            <w:r>
-              <w:rPr>
-                <w:rFonts w:ascii="Times New Roman" w:eastAsia="仿宋" w:hAnsi="Times New Roman"/>
-                <w:sz w:val="24"/>
-                <w:szCs w:val="24"/>
-              </w:rPr>
-              <w:t>)</w:t>
-            </w:r>
-            <w:r>
-              <w:rPr>
-                <w:rFonts w:ascii="Times New Roman" w:eastAsia="仿宋" w:hAnsi="Times New Roman" w:hint="eastAsia"/>
-                <w:sz w:val="24"/>
-                <w:szCs w:val="24"/>
-              </w:rPr>
-              <w:t>.</w:t>
-            </w:r>
-            <w:r>
-              <w:rPr>
-                <w:rFonts w:ascii="Times New Roman" w:eastAsia="仿宋" w:hAnsi="Times New Roman"/>
-                <w:sz w:val="24"/>
-                <w:szCs w:val="24"/>
-              </w:rPr>
-              <w:t xml:space="preserve"> </w:t>
-            </w:r>
-            <w:r>
-              <w:rPr>
-                <w:rFonts w:ascii="Times New Roman" w:eastAsia="仿宋" w:hAnsi="Times New Roman" w:hint="eastAsia"/>
                 <w:color w:val="0070C0"/>
                 <w:sz w:val="24"/>
                 <w:szCs w:val="24"/>
@@ -10225,7 +8887,7 @@
             </w:r>
             <w:r>
               <w:rPr>
-                <w:rFonts w:ascii="Times New Roman" w:eastAsia="仿宋" w:hAnsi="Times New Roman" w:hint="eastAsia"/>
+                <w:rFonts w:ascii="Times New Roman" w:eastAsia="仿宋" w:hAnsi="Times New Roman"/>
                 <w:color w:val="0070C0"/>
                 <w:sz w:val="24"/>
                 <w:szCs w:val="24"/>
@@ -10239,29 +8901,11 @@
                 <w:sz w:val="24"/>
                 <w:szCs w:val="24"/>
               </w:rPr>
-              <w:t>,</w:t>
-            </w:r>
-            <w:r>
-              <w:rPr>
-                <w:rFonts w:ascii="Times New Roman" w:eastAsia="仿宋" w:hAnsi="Times New Roman"/>
-                <w:color w:val="0070C0"/>
-                <w:sz w:val="24"/>
-                <w:szCs w:val="24"/>
-              </w:rPr>
-              <w:t xml:space="preserve"> </w:t>
-            </w:r>
-            <w:r>
-              <w:rPr>
-                <w:rFonts w:ascii="Times New Roman" w:eastAsia="仿宋" w:hAnsi="Times New Roman" w:hint="eastAsia"/>
-                <w:color w:val="0070C0"/>
-                <w:sz w:val="24"/>
-                <w:szCs w:val="24"/>
-              </w:rPr>
-              <w:t>实质审查的生效</w:t>
-            </w:r>
-            <w:r>
-              <w:rPr>
-                <w:rFonts w:ascii="Times New Roman" w:eastAsia="仿宋" w:hAnsi="Times New Roman" w:hint="eastAsia"/>
+              <w:t>申请</w:t>
+            </w:r>
+            <w:r>
+              <w:rPr>
+                <w:rFonts w:ascii="Times New Roman" w:eastAsia="仿宋" w:hAnsi="Times New Roman"/>
                 <w:color w:val="0070C0"/>
                 <w:sz w:val="24"/>
                 <w:szCs w:val="24"/>
@@ -10289,7 +8933,7 @@
                 <w:sz w:val="24"/>
                 <w:szCs w:val="24"/>
               </w:rPr>
-              <w:t>鲁正</w:t>
+              <w:t>施静康</w:t>
             </w:r>
             <w:r>
               <w:rPr>
@@ -10305,7 +8949,7 @@
                 <w:sz w:val="24"/>
                 <w:szCs w:val="24"/>
               </w:rPr>
-              <w:t>常佳奇</w:t>
+              <w:t>魏成凯</w:t>
             </w:r>
             <w:r>
               <w:rPr>
@@ -10318,6 +8962,22 @@
             <w:r>
               <w:rPr>
                 <w:rFonts w:ascii="Times New Roman" w:eastAsia="仿宋" w:hAnsi="Times New Roman"/>
+                <w:sz w:val="24"/>
+                <w:szCs w:val="24"/>
+              </w:rPr>
+              <w:t>关振长</w:t>
+            </w:r>
+            <w:r>
+              <w:rPr>
+                <w:rFonts w:ascii="Times New Roman" w:eastAsia="仿宋" w:hAnsi="Times New Roman"/>
+                <w:sz w:val="24"/>
+                <w:szCs w:val="24"/>
+              </w:rPr>
+              <w:t xml:space="preserve">, </w:t>
+            </w:r>
+            <w:r>
+              <w:rPr>
+                <w:rFonts w:ascii="Times New Roman" w:eastAsia="仿宋" w:hAnsi="Times New Roman"/>
                 <w:b/>
                 <w:bCs/>
                 <w:sz w:val="24"/>
@@ -10331,6 +8991,22 @@
                 <w:sz w:val="24"/>
                 <w:szCs w:val="24"/>
               </w:rPr>
+              <w:t xml:space="preserve">, </w:t>
+            </w:r>
+            <w:r>
+              <w:rPr>
+                <w:rFonts w:ascii="Times New Roman" w:eastAsia="仿宋" w:hAnsi="Times New Roman"/>
+                <w:sz w:val="24"/>
+                <w:szCs w:val="24"/>
+              </w:rPr>
+              <w:t>骆剑彬</w:t>
+            </w:r>
+            <w:r>
+              <w:rPr>
+                <w:rFonts w:ascii="Times New Roman" w:eastAsia="仿宋" w:hAnsi="Times New Roman"/>
+                <w:sz w:val="24"/>
+                <w:szCs w:val="24"/>
+              </w:rPr>
               <w:t xml:space="preserve">, &amp; </w:t>
             </w:r>
             <w:r>
@@ -10339,27 +9015,52 @@
                 <w:sz w:val="24"/>
                 <w:szCs w:val="24"/>
               </w:rPr>
-              <w:t>宰秋锐</w:t>
-            </w:r>
-            <w:r>
-              <w:rPr>
-                <w:rFonts w:ascii="Times New Roman" w:eastAsia="仿宋" w:hAnsi="Times New Roman"/>
-                <w:sz w:val="24"/>
-                <w:szCs w:val="24"/>
-              </w:rPr>
-              <w:t xml:space="preserve">. (2018). </w:t>
-            </w:r>
-            <w:r>
-              <w:rPr>
-                <w:rFonts w:ascii="Times New Roman" w:eastAsia="仿宋" w:hAnsi="Times New Roman"/>
-                <w:sz w:val="24"/>
-                <w:szCs w:val="24"/>
-              </w:rPr>
-              <w:t>可变阻尼铅芯橡胶阻尼器</w:t>
-            </w:r>
-            <w:r>
-              <w:rPr>
-                <w:rFonts w:ascii="Times New Roman" w:eastAsia="仿宋" w:hAnsi="Times New Roman" w:hint="eastAsia"/>
+              <w:t>张鹤</w:t>
+            </w:r>
+            <w:r>
+              <w:rPr>
+                <w:rFonts w:ascii="Times New Roman" w:eastAsia="仿宋" w:hAnsi="Times New Roman"/>
+                <w:sz w:val="24"/>
+                <w:szCs w:val="24"/>
+              </w:rPr>
+              <w:t xml:space="preserve">. (2026). </w:t>
+            </w:r>
+            <w:r>
+              <w:rPr>
+                <w:rFonts w:ascii="Times New Roman" w:eastAsia="仿宋" w:hAnsi="Times New Roman"/>
+                <w:sz w:val="24"/>
+                <w:szCs w:val="24"/>
+              </w:rPr>
+              <w:t>一种高灵敏度</w:t>
+            </w:r>
+            <w:r>
+              <w:rPr>
+                <w:rFonts w:ascii="Times New Roman" w:eastAsia="仿宋" w:hAnsi="Times New Roman"/>
+                <w:sz w:val="24"/>
+                <w:szCs w:val="24"/>
+              </w:rPr>
+              <w:t>RFID</w:t>
+            </w:r>
+            <w:r>
+              <w:rPr>
+                <w:rFonts w:ascii="Times New Roman" w:eastAsia="仿宋" w:hAnsi="Times New Roman"/>
+                <w:sz w:val="24"/>
+                <w:szCs w:val="24"/>
+              </w:rPr>
+              <w:t>贴片天线式应变传感器</w:t>
+            </w:r>
+            <w:r>
+              <w:rPr>
+                <w:rFonts w:ascii="Times New Roman" w:eastAsia="仿宋" w:hAnsi="Times New Roman"/>
+                <w:sz w:val="24"/>
+                <w:szCs w:val="24"/>
+              </w:rPr>
+              <w:t xml:space="preserve"> (Patent No. CN202511598773.9).</w:t>
+            </w:r>
+            <w:r>
+              <w:rPr>
+                <w:rFonts w:ascii="Times New Roman" w:eastAsia="仿宋" w:hAnsi="Times New Roman"/>
+                <w:color w:val="0070C0"/>
                 <w:sz w:val="24"/>
                 <w:szCs w:val="24"/>
               </w:rPr>
@@ -10368,46 +9069,6 @@
             <w:r>
               <w:rPr>
                 <w:rFonts w:ascii="Times New Roman" w:eastAsia="仿宋" w:hAnsi="Times New Roman"/>
-                <w:sz w:val="24"/>
-                <w:szCs w:val="24"/>
-              </w:rPr>
-              <w:t>(Patent</w:t>
-            </w:r>
-            <w:r>
-              <w:rPr>
-                <w:rFonts w:ascii="Times New Roman" w:eastAsia="仿宋" w:hAnsi="Times New Roman"/>
-                <w:sz w:val="24"/>
-                <w:szCs w:val="24"/>
-              </w:rPr>
-              <w:t xml:space="preserve"> </w:t>
-            </w:r>
-            <w:r>
-              <w:rPr>
-                <w:rFonts w:ascii="Times New Roman" w:eastAsia="仿宋" w:hAnsi="Times New Roman"/>
-                <w:sz w:val="24"/>
-                <w:szCs w:val="24"/>
-              </w:rPr>
-              <w:t>CN201720597425.4</w:t>
-            </w:r>
-            <w:r>
-              <w:rPr>
-                <w:rFonts w:ascii="Times New Roman" w:eastAsia="仿宋" w:hAnsi="Times New Roman"/>
-                <w:sz w:val="24"/>
-                <w:szCs w:val="24"/>
-              </w:rPr>
-              <w:t>)</w:t>
-            </w:r>
-            <w:r>
-              <w:rPr>
-                <w:rFonts w:ascii="Times New Roman" w:eastAsia="仿宋" w:hAnsi="Times New Roman"/>
-                <w:sz w:val="24"/>
-                <w:szCs w:val="24"/>
-              </w:rPr>
-              <w:t xml:space="preserve">. </w:t>
-            </w:r>
-            <w:r>
-              <w:rPr>
-                <w:rFonts w:ascii="Times New Roman" w:eastAsia="仿宋" w:hAnsi="Times New Roman" w:hint="eastAsia"/>
                 <w:color w:val="0070C0"/>
                 <w:sz w:val="24"/>
                 <w:szCs w:val="24"/>
@@ -10416,7 +9077,7 @@
             </w:r>
             <w:r>
               <w:rPr>
-                <w:rFonts w:ascii="Times New Roman" w:eastAsia="仿宋" w:hAnsi="Times New Roman" w:hint="eastAsia"/>
+                <w:rFonts w:ascii="Times New Roman" w:eastAsia="仿宋" w:hAnsi="Times New Roman"/>
                 <w:color w:val="0070C0"/>
                 <w:sz w:val="24"/>
                 <w:szCs w:val="24"/>
@@ -10430,29 +9091,11 @@
                 <w:sz w:val="24"/>
                 <w:szCs w:val="24"/>
               </w:rPr>
-              <w:t>,</w:t>
-            </w:r>
-            <w:r>
-              <w:rPr>
-                <w:rFonts w:ascii="Times New Roman" w:eastAsia="仿宋" w:hAnsi="Times New Roman"/>
-                <w:color w:val="0070C0"/>
-                <w:sz w:val="24"/>
-                <w:szCs w:val="24"/>
-              </w:rPr>
-              <w:t xml:space="preserve"> </w:t>
-            </w:r>
-            <w:r>
-              <w:rPr>
-                <w:rFonts w:ascii="Times New Roman" w:eastAsia="仿宋" w:hAnsi="Times New Roman" w:hint="eastAsia"/>
-                <w:color w:val="0070C0"/>
-                <w:sz w:val="24"/>
-                <w:szCs w:val="24"/>
-              </w:rPr>
-              <w:t>授权</w:t>
-            </w:r>
-            <w:r>
-              <w:rPr>
-                <w:rFonts w:ascii="Times New Roman" w:eastAsia="仿宋" w:hAnsi="Times New Roman" w:hint="eastAsia"/>
+              <w:t>申请</w:t>
+            </w:r>
+            <w:r>
+              <w:rPr>
+                <w:rFonts w:ascii="Times New Roman" w:eastAsia="仿宋" w:hAnsi="Times New Roman"/>
                 <w:color w:val="0070C0"/>
                 <w:sz w:val="24"/>
                 <w:szCs w:val="24"/>
@@ -10480,7 +9123,8 @@
                 <w:sz w:val="24"/>
                 <w:szCs w:val="24"/>
               </w:rPr>
-              <w:t>鲁正</w:t>
+              <w:lastRenderedPageBreak/>
+              <w:t>施静康</w:t>
             </w:r>
             <w:r>
               <w:rPr>
@@ -10493,6 +9137,38 @@
             <w:r>
               <w:rPr>
                 <w:rFonts w:ascii="Times New Roman" w:eastAsia="仿宋" w:hAnsi="Times New Roman"/>
+                <w:sz w:val="24"/>
+                <w:szCs w:val="24"/>
+              </w:rPr>
+              <w:t>周博涵</w:t>
+            </w:r>
+            <w:r>
+              <w:rPr>
+                <w:rFonts w:ascii="Times New Roman" w:eastAsia="仿宋" w:hAnsi="Times New Roman"/>
+                <w:sz w:val="24"/>
+                <w:szCs w:val="24"/>
+              </w:rPr>
+              <w:t xml:space="preserve">, </w:t>
+            </w:r>
+            <w:r>
+              <w:rPr>
+                <w:rFonts w:ascii="Times New Roman" w:eastAsia="仿宋" w:hAnsi="Times New Roman"/>
+                <w:sz w:val="24"/>
+                <w:szCs w:val="24"/>
+              </w:rPr>
+              <w:t>关振长</w:t>
+            </w:r>
+            <w:r>
+              <w:rPr>
+                <w:rFonts w:ascii="Times New Roman" w:eastAsia="仿宋" w:hAnsi="Times New Roman"/>
+                <w:sz w:val="24"/>
+                <w:szCs w:val="24"/>
+              </w:rPr>
+              <w:t xml:space="preserve">, </w:t>
+            </w:r>
+            <w:r>
+              <w:rPr>
+                <w:rFonts w:ascii="Times New Roman" w:eastAsia="仿宋" w:hAnsi="Times New Roman"/>
                 <w:b/>
                 <w:bCs/>
                 <w:sz w:val="24"/>
@@ -10514,7 +9190,7 @@
                 <w:sz w:val="24"/>
                 <w:szCs w:val="24"/>
               </w:rPr>
-              <w:t>常佳奇</w:t>
+              <w:t>骆剑彬</w:t>
             </w:r>
             <w:r>
               <w:rPr>
@@ -10530,27 +9206,52 @@
                 <w:sz w:val="24"/>
                 <w:szCs w:val="24"/>
               </w:rPr>
-              <w:t>宰秋锐</w:t>
-            </w:r>
-            <w:r>
-              <w:rPr>
-                <w:rFonts w:ascii="Times New Roman" w:eastAsia="仿宋" w:hAnsi="Times New Roman"/>
-                <w:sz w:val="24"/>
-                <w:szCs w:val="24"/>
-              </w:rPr>
-              <w:t xml:space="preserve">. (2018). </w:t>
-            </w:r>
-            <w:r>
-              <w:rPr>
-                <w:rFonts w:ascii="Times New Roman" w:eastAsia="仿宋" w:hAnsi="Times New Roman"/>
-                <w:sz w:val="24"/>
-                <w:szCs w:val="24"/>
-              </w:rPr>
-              <w:t>装配式建筑墙梁节点</w:t>
-            </w:r>
-            <w:r>
-              <w:rPr>
-                <w:rFonts w:ascii="Times New Roman" w:eastAsia="仿宋" w:hAnsi="Times New Roman" w:hint="eastAsia"/>
+              <w:t>张鹤</w:t>
+            </w:r>
+            <w:r>
+              <w:rPr>
+                <w:rFonts w:ascii="Times New Roman" w:eastAsia="仿宋" w:hAnsi="Times New Roman"/>
+                <w:sz w:val="24"/>
+                <w:szCs w:val="24"/>
+              </w:rPr>
+              <w:t xml:space="preserve">. (2026). </w:t>
+            </w:r>
+            <w:r>
+              <w:rPr>
+                <w:rFonts w:ascii="Times New Roman" w:eastAsia="仿宋" w:hAnsi="Times New Roman"/>
+                <w:sz w:val="24"/>
+                <w:szCs w:val="24"/>
+              </w:rPr>
+              <w:t>一种基于改进的</w:t>
+            </w:r>
+            <w:r>
+              <w:rPr>
+                <w:rFonts w:ascii="Times New Roman" w:eastAsia="仿宋" w:hAnsi="Times New Roman"/>
+                <w:sz w:val="24"/>
+                <w:szCs w:val="24"/>
+              </w:rPr>
+              <w:t>UNet</w:t>
+            </w:r>
+            <w:r>
+              <w:rPr>
+                <w:rFonts w:ascii="Times New Roman" w:eastAsia="仿宋" w:hAnsi="Times New Roman"/>
+                <w:sz w:val="24"/>
+                <w:szCs w:val="24"/>
+              </w:rPr>
+              <w:t>探地雷达电导率和相对介电常数反演方法</w:t>
+            </w:r>
+            <w:r>
+              <w:rPr>
+                <w:rFonts w:ascii="Times New Roman" w:eastAsia="仿宋" w:hAnsi="Times New Roman"/>
+                <w:sz w:val="24"/>
+                <w:szCs w:val="24"/>
+              </w:rPr>
+              <w:t xml:space="preserve"> (Patent No. CN202511479262.5).</w:t>
+            </w:r>
+            <w:r>
+              <w:rPr>
+                <w:rFonts w:ascii="Times New Roman" w:eastAsia="仿宋" w:hAnsi="Times New Roman"/>
+                <w:color w:val="0070C0"/>
                 <w:sz w:val="24"/>
                 <w:szCs w:val="24"/>
               </w:rPr>
@@ -10559,46 +9260,6 @@
             <w:r>
               <w:rPr>
                 <w:rFonts w:ascii="Times New Roman" w:eastAsia="仿宋" w:hAnsi="Times New Roman"/>
-                <w:sz w:val="24"/>
-                <w:szCs w:val="24"/>
-              </w:rPr>
-              <w:t>(Patent</w:t>
-            </w:r>
-            <w:r>
-              <w:rPr>
-                <w:rFonts w:ascii="Times New Roman" w:eastAsia="仿宋" w:hAnsi="Times New Roman"/>
-                <w:sz w:val="24"/>
-                <w:szCs w:val="24"/>
-              </w:rPr>
-              <w:t xml:space="preserve"> </w:t>
-            </w:r>
-            <w:r>
-              <w:rPr>
-                <w:rFonts w:ascii="Times New Roman" w:eastAsia="仿宋" w:hAnsi="Times New Roman"/>
-                <w:sz w:val="24"/>
-                <w:szCs w:val="24"/>
-              </w:rPr>
-              <w:t>CN201720597493.0</w:t>
-            </w:r>
-            <w:r>
-              <w:rPr>
-                <w:rFonts w:ascii="Times New Roman" w:eastAsia="仿宋" w:hAnsi="Times New Roman"/>
-                <w:sz w:val="24"/>
-                <w:szCs w:val="24"/>
-              </w:rPr>
-              <w:t>)</w:t>
-            </w:r>
-            <w:r>
-              <w:rPr>
-                <w:rFonts w:ascii="Times New Roman" w:eastAsia="仿宋" w:hAnsi="Times New Roman"/>
-                <w:sz w:val="24"/>
-                <w:szCs w:val="24"/>
-              </w:rPr>
-              <w:t xml:space="preserve">. </w:t>
-            </w:r>
-            <w:r>
-              <w:rPr>
-                <w:rFonts w:ascii="Times New Roman" w:eastAsia="仿宋" w:hAnsi="Times New Roman" w:hint="eastAsia"/>
                 <w:color w:val="0070C0"/>
                 <w:sz w:val="24"/>
                 <w:szCs w:val="24"/>
@@ -10607,43 +9268,25 @@
             </w:r>
             <w:r>
               <w:rPr>
-                <w:rFonts w:ascii="Times New Roman" w:eastAsia="仿宋" w:hAnsi="Times New Roman" w:hint="eastAsia"/>
-                <w:color w:val="0070C0"/>
-                <w:sz w:val="24"/>
-                <w:szCs w:val="24"/>
-              </w:rPr>
-              <w:t>实用新型</w:t>
-            </w:r>
-            <w:r>
-              <w:rPr>
-                <w:rFonts w:ascii="Times New Roman" w:eastAsia="仿宋" w:hAnsi="Times New Roman" w:hint="eastAsia"/>
-                <w:color w:val="0070C0"/>
-                <w:sz w:val="24"/>
-                <w:szCs w:val="24"/>
-              </w:rPr>
-              <w:t>,</w:t>
-            </w:r>
-            <w:r>
-              <w:rPr>
-                <w:rFonts w:ascii="Times New Roman" w:eastAsia="仿宋" w:hAnsi="Times New Roman"/>
-                <w:color w:val="0070C0"/>
-                <w:sz w:val="24"/>
-                <w:szCs w:val="24"/>
-              </w:rPr>
-              <w:t xml:space="preserve"> </w:t>
-            </w:r>
-            <w:r>
-              <w:rPr>
-                <w:rFonts w:ascii="Times New Roman" w:eastAsia="仿宋" w:hAnsi="Times New Roman" w:hint="eastAsia"/>
-                <w:color w:val="0070C0"/>
-                <w:sz w:val="24"/>
-                <w:szCs w:val="24"/>
-              </w:rPr>
-              <w:t>授权</w:t>
-            </w:r>
-            <w:r>
-              <w:rPr>
-                <w:rFonts w:ascii="Times New Roman" w:eastAsia="仿宋" w:hAnsi="Times New Roman" w:hint="eastAsia"/>
+                <w:rFonts w:ascii="Times New Roman" w:eastAsia="仿宋" w:hAnsi="Times New Roman"/>
+                <w:color w:val="0070C0"/>
+                <w:sz w:val="24"/>
+                <w:szCs w:val="24"/>
+              </w:rPr>
+              <w:t>发明</w:t>
+            </w:r>
+            <w:r>
+              <w:rPr>
+                <w:rFonts w:ascii="Times New Roman" w:eastAsia="仿宋" w:hAnsi="Times New Roman" w:hint="eastAsia"/>
+                <w:color w:val="0070C0"/>
+                <w:sz w:val="24"/>
+                <w:szCs w:val="24"/>
+              </w:rPr>
+              <w:t>申请</w:t>
+            </w:r>
+            <w:r>
+              <w:rPr>
+                <w:rFonts w:ascii="Times New Roman" w:eastAsia="仿宋" w:hAnsi="Times New Roman"/>
                 <w:color w:val="0070C0"/>
                 <w:sz w:val="24"/>
                 <w:szCs w:val="24"/>
@@ -10667,6 +9310,1038 @@
             </w:pPr>
             <w:r>
               <w:rPr>
+                <w:rFonts w:ascii="Times New Roman" w:eastAsia="仿宋" w:hAnsi="Times New Roman"/>
+                <w:sz w:val="24"/>
+                <w:szCs w:val="24"/>
+              </w:rPr>
+              <w:t>陈洪胜</w:t>
+            </w:r>
+            <w:r>
+              <w:rPr>
+                <w:rFonts w:ascii="Times New Roman" w:eastAsia="仿宋" w:hAnsi="Times New Roman"/>
+                <w:sz w:val="24"/>
+                <w:szCs w:val="24"/>
+              </w:rPr>
+              <w:t xml:space="preserve">, </w:t>
+            </w:r>
+            <w:r>
+              <w:rPr>
+                <w:rFonts w:ascii="Times New Roman" w:eastAsia="仿宋" w:hAnsi="Times New Roman"/>
+                <w:sz w:val="24"/>
+                <w:szCs w:val="24"/>
+              </w:rPr>
+              <w:t>谢攀</w:t>
+            </w:r>
+            <w:r>
+              <w:rPr>
+                <w:rFonts w:ascii="Times New Roman" w:eastAsia="仿宋" w:hAnsi="Times New Roman"/>
+                <w:sz w:val="24"/>
+                <w:szCs w:val="24"/>
+              </w:rPr>
+              <w:t xml:space="preserve">, </w:t>
+            </w:r>
+            <w:r>
+              <w:rPr>
+                <w:rFonts w:ascii="Times New Roman" w:eastAsia="仿宋" w:hAnsi="Times New Roman"/>
+                <w:sz w:val="24"/>
+                <w:szCs w:val="24"/>
+              </w:rPr>
+              <w:t>朱悦铭</w:t>
+            </w:r>
+            <w:r>
+              <w:rPr>
+                <w:rFonts w:ascii="Times New Roman" w:eastAsia="仿宋" w:hAnsi="Times New Roman"/>
+                <w:sz w:val="24"/>
+                <w:szCs w:val="24"/>
+              </w:rPr>
+              <w:t xml:space="preserve">, </w:t>
+            </w:r>
+            <w:r>
+              <w:rPr>
+                <w:rFonts w:ascii="Times New Roman" w:eastAsia="仿宋" w:hAnsi="Times New Roman"/>
+                <w:b/>
+                <w:bCs/>
+                <w:sz w:val="24"/>
+                <w:szCs w:val="24"/>
+              </w:rPr>
+              <w:t>林威</w:t>
+            </w:r>
+            <w:r>
+              <w:rPr>
+                <w:rFonts w:ascii="Times New Roman" w:eastAsia="仿宋" w:hAnsi="Times New Roman"/>
+                <w:sz w:val="24"/>
+                <w:szCs w:val="24"/>
+              </w:rPr>
+              <w:t xml:space="preserve">, </w:t>
+            </w:r>
+            <w:r>
+              <w:rPr>
+                <w:rFonts w:ascii="Times New Roman" w:eastAsia="仿宋" w:hAnsi="Times New Roman"/>
+                <w:sz w:val="24"/>
+                <w:szCs w:val="24"/>
+                <w:u w:val="single"/>
+              </w:rPr>
+              <w:t>谢雄耀</w:t>
+            </w:r>
+            <w:r>
+              <w:rPr>
+                <w:rFonts w:ascii="Times New Roman" w:eastAsia="仿宋" w:hAnsi="Times New Roman"/>
+                <w:sz w:val="24"/>
+                <w:szCs w:val="24"/>
+              </w:rPr>
+              <w:t xml:space="preserve">, &amp; </w:t>
+            </w:r>
+            <w:r>
+              <w:rPr>
+                <w:rFonts w:ascii="Times New Roman" w:eastAsia="仿宋" w:hAnsi="Times New Roman"/>
+                <w:sz w:val="24"/>
+                <w:szCs w:val="24"/>
+              </w:rPr>
+              <w:t>唐亘跻</w:t>
+            </w:r>
+            <w:r>
+              <w:rPr>
+                <w:rFonts w:ascii="Times New Roman" w:eastAsia="仿宋" w:hAnsi="Times New Roman"/>
+                <w:sz w:val="24"/>
+                <w:szCs w:val="24"/>
+              </w:rPr>
+              <w:t xml:space="preserve">. (2025). </w:t>
+            </w:r>
+            <w:r>
+              <w:rPr>
+                <w:rFonts w:ascii="Times New Roman" w:eastAsia="仿宋" w:hAnsi="Times New Roman"/>
+                <w:sz w:val="24"/>
+                <w:szCs w:val="24"/>
+              </w:rPr>
+              <w:t>基坑土体参数不确定性反演的神经网络方法及计算机系统</w:t>
+            </w:r>
+            <w:r>
+              <w:rPr>
+                <w:rFonts w:ascii="Times New Roman" w:eastAsia="仿宋" w:hAnsi="Times New Roman"/>
+                <w:sz w:val="24"/>
+                <w:szCs w:val="24"/>
+              </w:rPr>
+              <w:t xml:space="preserve"> (Patent CN202510825034.2). </w:t>
+            </w:r>
+            <w:r>
+              <w:rPr>
+                <w:rFonts w:ascii="Times New Roman" w:eastAsia="仿宋" w:hAnsi="Times New Roman"/>
+                <w:color w:val="0070C0"/>
+                <w:sz w:val="24"/>
+                <w:szCs w:val="24"/>
+              </w:rPr>
+              <w:t>(</w:t>
+            </w:r>
+            <w:r>
+              <w:rPr>
+                <w:rFonts w:ascii="Times New Roman" w:eastAsia="仿宋" w:hAnsi="Times New Roman"/>
+                <w:color w:val="0070C0"/>
+                <w:sz w:val="24"/>
+                <w:szCs w:val="24"/>
+              </w:rPr>
+              <w:t>发明</w:t>
+            </w:r>
+            <w:r>
+              <w:rPr>
+                <w:rFonts w:ascii="Times New Roman" w:eastAsia="仿宋" w:hAnsi="Times New Roman" w:hint="eastAsia"/>
+                <w:color w:val="0070C0"/>
+                <w:sz w:val="24"/>
+                <w:szCs w:val="24"/>
+              </w:rPr>
+              <w:t>申请</w:t>
+            </w:r>
+            <w:r>
+              <w:rPr>
+                <w:rFonts w:ascii="Times New Roman" w:eastAsia="仿宋" w:hAnsi="Times New Roman"/>
+                <w:color w:val="0070C0"/>
+                <w:sz w:val="24"/>
+                <w:szCs w:val="24"/>
+              </w:rPr>
+              <w:t>)</w:t>
+            </w:r>
+          </w:p>
+          <w:p>
+            <w:pPr>
+              <w:pStyle w:val="a3"/>
+              <w:numPr>
+                <w:ilvl w:val="0"/>
+                <w:numId w:val="26"/>
+              </w:numPr>
+              <w:ind w:firstLineChars="0"/>
+              <w:rPr>
+                <w:rFonts w:ascii="Times New Roman" w:eastAsia="仿宋" w:hAnsi="Times New Roman"/>
+                <w:sz w:val="24"/>
+                <w:szCs w:val="24"/>
+              </w:rPr>
+            </w:pPr>
+            <w:r>
+              <w:rPr>
+                <w:rFonts w:ascii="Times New Roman" w:eastAsia="仿宋" w:hAnsi="Times New Roman" w:hint="eastAsia"/>
+                <w:sz w:val="24"/>
+                <w:szCs w:val="24"/>
+                <w:u w:val="single"/>
+              </w:rPr>
+              <w:t>谢雄耀</w:t>
+            </w:r>
+            <w:r>
+              <w:rPr>
+                <w:rFonts w:ascii="Times New Roman" w:eastAsia="仿宋" w:hAnsi="Times New Roman"/>
+                <w:sz w:val="24"/>
+                <w:szCs w:val="24"/>
+              </w:rPr>
+              <w:t xml:space="preserve">, </w:t>
+            </w:r>
+            <w:r>
+              <w:rPr>
+                <w:rFonts w:ascii="Times New Roman" w:eastAsia="仿宋" w:hAnsi="Times New Roman"/>
+                <w:b/>
+                <w:bCs/>
+                <w:sz w:val="24"/>
+                <w:szCs w:val="24"/>
+              </w:rPr>
+              <w:t>林威</w:t>
+            </w:r>
+            <w:r>
+              <w:rPr>
+                <w:rFonts w:ascii="Times New Roman" w:eastAsia="仿宋" w:hAnsi="Times New Roman"/>
+                <w:sz w:val="24"/>
+                <w:szCs w:val="24"/>
+              </w:rPr>
+              <w:t xml:space="preserve">, &amp; </w:t>
+            </w:r>
+            <w:r>
+              <w:rPr>
+                <w:rFonts w:ascii="Times New Roman" w:eastAsia="仿宋" w:hAnsi="Times New Roman"/>
+                <w:sz w:val="24"/>
+                <w:szCs w:val="24"/>
+              </w:rPr>
+              <w:t>唐亘跻</w:t>
+            </w:r>
+            <w:r>
+              <w:rPr>
+                <w:rFonts w:ascii="Times New Roman" w:eastAsia="仿宋" w:hAnsi="Times New Roman"/>
+                <w:sz w:val="24"/>
+                <w:szCs w:val="24"/>
+              </w:rPr>
+              <w:t xml:space="preserve">. (2025). </w:t>
+            </w:r>
+            <w:r>
+              <w:rPr>
+                <w:rFonts w:ascii="Times New Roman" w:eastAsia="仿宋" w:hAnsi="Times New Roman"/>
+                <w:sz w:val="24"/>
+                <w:szCs w:val="24"/>
+              </w:rPr>
+              <w:t>一种用于隧道三维点云智能处理的神经网络构建装置及方法</w:t>
+            </w:r>
+            <w:r>
+              <w:rPr>
+                <w:rFonts w:ascii="Times New Roman" w:eastAsia="仿宋" w:hAnsi="Times New Roman"/>
+                <w:sz w:val="24"/>
+                <w:szCs w:val="24"/>
+              </w:rPr>
+              <w:t xml:space="preserve"> (Patent CN202510484006.9).</w:t>
+            </w:r>
+            <w:r>
+              <w:rPr>
+                <w:rFonts w:ascii="Times New Roman" w:eastAsia="仿宋" w:hAnsi="Times New Roman"/>
+                <w:sz w:val="24"/>
+                <w:szCs w:val="24"/>
+              </w:rPr>
+              <w:t xml:space="preserve"> </w:t>
+            </w:r>
+            <w:r>
+              <w:rPr>
+                <w:rFonts w:ascii="Times New Roman" w:eastAsia="仿宋" w:hAnsi="Times New Roman"/>
+                <w:color w:val="0070C0"/>
+                <w:sz w:val="24"/>
+                <w:szCs w:val="24"/>
+              </w:rPr>
+              <w:t>(</w:t>
+            </w:r>
+            <w:r>
+              <w:rPr>
+                <w:rFonts w:ascii="Times New Roman" w:eastAsia="仿宋" w:hAnsi="Times New Roman"/>
+                <w:color w:val="0070C0"/>
+                <w:sz w:val="24"/>
+                <w:szCs w:val="24"/>
+              </w:rPr>
+              <w:t>发明</w:t>
+            </w:r>
+            <w:r>
+              <w:rPr>
+                <w:rFonts w:ascii="Times New Roman" w:eastAsia="仿宋" w:hAnsi="Times New Roman" w:hint="eastAsia"/>
+                <w:color w:val="0070C0"/>
+                <w:sz w:val="24"/>
+                <w:szCs w:val="24"/>
+              </w:rPr>
+              <w:t>申请</w:t>
+            </w:r>
+            <w:r>
+              <w:rPr>
+                <w:rFonts w:ascii="Times New Roman" w:eastAsia="仿宋" w:hAnsi="Times New Roman"/>
+                <w:color w:val="0070C0"/>
+                <w:sz w:val="24"/>
+                <w:szCs w:val="24"/>
+              </w:rPr>
+              <w:t>)</w:t>
+            </w:r>
+          </w:p>
+          <w:p>
+            <w:pPr>
+              <w:pStyle w:val="a3"/>
+              <w:numPr>
+                <w:ilvl w:val="0"/>
+                <w:numId w:val="26"/>
+              </w:numPr>
+              <w:ind w:firstLineChars="0"/>
+              <w:rPr>
+                <w:rFonts w:ascii="Times New Roman" w:eastAsia="仿宋" w:hAnsi="Times New Roman"/>
+                <w:sz w:val="24"/>
+                <w:szCs w:val="24"/>
+              </w:rPr>
+            </w:pPr>
+            <w:r>
+              <w:rPr>
+                <w:rFonts w:ascii="Times New Roman" w:eastAsia="仿宋" w:hAnsi="Times New Roman" w:hint="eastAsia"/>
+                <w:sz w:val="24"/>
+                <w:szCs w:val="24"/>
+              </w:rPr>
+              <w:t>牛刚</w:t>
+            </w:r>
+            <w:r>
+              <w:rPr>
+                <w:rFonts w:ascii="Times New Roman" w:eastAsia="仿宋" w:hAnsi="Times New Roman" w:hint="eastAsia"/>
+                <w:sz w:val="24"/>
+                <w:szCs w:val="24"/>
+              </w:rPr>
+              <w:t>,</w:t>
+            </w:r>
+            <w:r>
+              <w:rPr>
+                <w:rFonts w:ascii="Times New Roman" w:eastAsia="仿宋" w:hAnsi="Times New Roman"/>
+                <w:sz w:val="24"/>
+                <w:szCs w:val="24"/>
+              </w:rPr>
+              <w:t xml:space="preserve"> </w:t>
+            </w:r>
+            <w:r>
+              <w:rPr>
+                <w:rFonts w:ascii="Times New Roman" w:eastAsia="仿宋" w:hAnsi="Times New Roman" w:hint="eastAsia"/>
+                <w:sz w:val="24"/>
+                <w:szCs w:val="24"/>
+              </w:rPr>
+              <w:t>秦宝军</w:t>
+            </w:r>
+            <w:r>
+              <w:rPr>
+                <w:rFonts w:ascii="Times New Roman" w:eastAsia="仿宋" w:hAnsi="Times New Roman" w:hint="eastAsia"/>
+                <w:sz w:val="24"/>
+                <w:szCs w:val="24"/>
+              </w:rPr>
+              <w:t xml:space="preserve">, </w:t>
+            </w:r>
+            <w:r>
+              <w:rPr>
+                <w:rFonts w:ascii="Times New Roman" w:eastAsia="仿宋" w:hAnsi="Times New Roman" w:hint="eastAsia"/>
+                <w:sz w:val="24"/>
+                <w:szCs w:val="24"/>
+              </w:rPr>
+              <w:t>周志广</w:t>
+            </w:r>
+            <w:r>
+              <w:rPr>
+                <w:rFonts w:ascii="Times New Roman" w:eastAsia="仿宋" w:hAnsi="Times New Roman" w:hint="eastAsia"/>
+                <w:sz w:val="24"/>
+                <w:szCs w:val="24"/>
+              </w:rPr>
+              <w:t xml:space="preserve">, </w:t>
+            </w:r>
+            <w:r>
+              <w:rPr>
+                <w:rFonts w:ascii="Times New Roman" w:eastAsia="仿宋" w:hAnsi="Times New Roman" w:hint="eastAsia"/>
+                <w:sz w:val="24"/>
+                <w:szCs w:val="24"/>
+              </w:rPr>
+              <w:t>肖中林</w:t>
+            </w:r>
+            <w:r>
+              <w:rPr>
+                <w:rFonts w:ascii="Times New Roman" w:eastAsia="仿宋" w:hAnsi="Times New Roman" w:hint="eastAsia"/>
+                <w:sz w:val="24"/>
+                <w:szCs w:val="24"/>
+              </w:rPr>
+              <w:t xml:space="preserve">, </w:t>
+            </w:r>
+            <w:r>
+              <w:rPr>
+                <w:rFonts w:ascii="Times New Roman" w:eastAsia="仿宋" w:hAnsi="Times New Roman" w:hint="eastAsia"/>
+                <w:sz w:val="24"/>
+                <w:szCs w:val="24"/>
+              </w:rPr>
+              <w:t>杨庆</w:t>
+            </w:r>
+            <w:r>
+              <w:rPr>
+                <w:rFonts w:ascii="Times New Roman" w:eastAsia="仿宋" w:hAnsi="Times New Roman" w:hint="eastAsia"/>
+                <w:sz w:val="24"/>
+                <w:szCs w:val="24"/>
+              </w:rPr>
+              <w:t xml:space="preserve">, </w:t>
+            </w:r>
+            <w:r>
+              <w:rPr>
+                <w:rFonts w:ascii="Times New Roman" w:eastAsia="仿宋" w:hAnsi="Times New Roman" w:hint="eastAsia"/>
+                <w:sz w:val="24"/>
+                <w:szCs w:val="24"/>
+              </w:rPr>
+              <w:t>孙斌</w:t>
+            </w:r>
+            <w:r>
+              <w:rPr>
+                <w:rFonts w:ascii="Times New Roman" w:eastAsia="仿宋" w:hAnsi="Times New Roman" w:hint="eastAsia"/>
+                <w:sz w:val="24"/>
+                <w:szCs w:val="24"/>
+              </w:rPr>
+              <w:t xml:space="preserve">, </w:t>
+            </w:r>
+            <w:r>
+              <w:rPr>
+                <w:rFonts w:ascii="Times New Roman" w:eastAsia="仿宋" w:hAnsi="Times New Roman" w:hint="eastAsia"/>
+                <w:sz w:val="24"/>
+                <w:szCs w:val="24"/>
+              </w:rPr>
+              <w:t>邓魏彬</w:t>
+            </w:r>
+            <w:r>
+              <w:rPr>
+                <w:rFonts w:ascii="Times New Roman" w:eastAsia="仿宋" w:hAnsi="Times New Roman" w:hint="eastAsia"/>
+                <w:sz w:val="24"/>
+                <w:szCs w:val="24"/>
+              </w:rPr>
+              <w:t xml:space="preserve">, </w:t>
+            </w:r>
+            <w:r>
+              <w:rPr>
+                <w:rFonts w:ascii="Times New Roman" w:eastAsia="仿宋" w:hAnsi="Times New Roman" w:hint="eastAsia"/>
+                <w:sz w:val="24"/>
+                <w:szCs w:val="24"/>
+              </w:rPr>
+              <w:t>王亮</w:t>
+            </w:r>
+            <w:r>
+              <w:rPr>
+                <w:rFonts w:ascii="Times New Roman" w:eastAsia="仿宋" w:hAnsi="Times New Roman" w:hint="eastAsia"/>
+                <w:sz w:val="24"/>
+                <w:szCs w:val="24"/>
+              </w:rPr>
+              <w:t xml:space="preserve">, </w:t>
+            </w:r>
+            <w:r>
+              <w:rPr>
+                <w:rFonts w:ascii="Times New Roman" w:eastAsia="仿宋" w:hAnsi="Times New Roman" w:hint="eastAsia"/>
+                <w:sz w:val="24"/>
+                <w:szCs w:val="24"/>
+              </w:rPr>
+              <w:t>马俊雨</w:t>
+            </w:r>
+            <w:r>
+              <w:rPr>
+                <w:rFonts w:ascii="Times New Roman" w:eastAsia="仿宋" w:hAnsi="Times New Roman" w:hint="eastAsia"/>
+                <w:sz w:val="24"/>
+                <w:szCs w:val="24"/>
+              </w:rPr>
+              <w:t xml:space="preserve">, </w:t>
+            </w:r>
+            <w:r>
+              <w:rPr>
+                <w:rFonts w:ascii="Times New Roman" w:eastAsia="仿宋" w:hAnsi="Times New Roman" w:hint="eastAsia"/>
+                <w:b/>
+                <w:bCs/>
+                <w:sz w:val="24"/>
+                <w:szCs w:val="24"/>
+              </w:rPr>
+              <w:t>林威</w:t>
+            </w:r>
+            <w:r>
+              <w:rPr>
+                <w:rFonts w:ascii="Times New Roman" w:eastAsia="仿宋" w:hAnsi="Times New Roman" w:hint="eastAsia"/>
+                <w:sz w:val="24"/>
+                <w:szCs w:val="24"/>
+              </w:rPr>
+              <w:t xml:space="preserve">, </w:t>
+            </w:r>
+            <w:r>
+              <w:rPr>
+                <w:rFonts w:ascii="Times New Roman" w:eastAsia="仿宋" w:hAnsi="Times New Roman" w:hint="eastAsia"/>
+                <w:sz w:val="24"/>
+                <w:szCs w:val="24"/>
+              </w:rPr>
+              <w:t>周彪</w:t>
+            </w:r>
+            <w:r>
+              <w:rPr>
+                <w:rFonts w:ascii="Times New Roman" w:eastAsia="仿宋" w:hAnsi="Times New Roman" w:hint="eastAsia"/>
+                <w:sz w:val="24"/>
+                <w:szCs w:val="24"/>
+              </w:rPr>
+              <w:t>,</w:t>
+            </w:r>
+            <w:r>
+              <w:rPr>
+                <w:rFonts w:ascii="Times New Roman" w:eastAsia="仿宋" w:hAnsi="Times New Roman"/>
+                <w:sz w:val="24"/>
+                <w:szCs w:val="24"/>
+              </w:rPr>
+              <w:t xml:space="preserve"> &amp;</w:t>
+            </w:r>
+            <w:r>
+              <w:rPr>
+                <w:rFonts w:ascii="Times New Roman" w:eastAsia="仿宋" w:hAnsi="Times New Roman" w:hint="eastAsia"/>
+                <w:sz w:val="24"/>
+                <w:szCs w:val="24"/>
+              </w:rPr>
+              <w:t xml:space="preserve"> </w:t>
+            </w:r>
+            <w:r>
+              <w:rPr>
+                <w:rFonts w:ascii="Times New Roman" w:eastAsia="仿宋" w:hAnsi="Times New Roman" w:hint="eastAsia"/>
+                <w:sz w:val="24"/>
+                <w:szCs w:val="24"/>
+                <w:u w:val="single"/>
+              </w:rPr>
+              <w:t>谢雄耀</w:t>
+            </w:r>
+            <w:r>
+              <w:rPr>
+                <w:rFonts w:ascii="Times New Roman" w:eastAsia="仿宋" w:hAnsi="Times New Roman" w:hint="eastAsia"/>
+                <w:sz w:val="24"/>
+                <w:szCs w:val="24"/>
+              </w:rPr>
+              <w:t>.</w:t>
+            </w:r>
+            <w:r>
+              <w:rPr>
+                <w:rFonts w:ascii="Times New Roman" w:eastAsia="仿宋" w:hAnsi="Times New Roman"/>
+                <w:sz w:val="24"/>
+                <w:szCs w:val="24"/>
+              </w:rPr>
+              <w:t xml:space="preserve"> </w:t>
+            </w:r>
+            <w:r>
+              <w:rPr>
+                <w:rFonts w:ascii="Times New Roman" w:eastAsia="仿宋" w:hAnsi="Times New Roman" w:hint="eastAsia"/>
+                <w:sz w:val="24"/>
+                <w:szCs w:val="24"/>
+              </w:rPr>
+              <w:t>(</w:t>
+            </w:r>
+            <w:r>
+              <w:rPr>
+                <w:rFonts w:ascii="Times New Roman" w:eastAsia="仿宋" w:hAnsi="Times New Roman"/>
+                <w:sz w:val="24"/>
+                <w:szCs w:val="24"/>
+              </w:rPr>
+              <w:t>202</w:t>
+            </w:r>
+            <w:r>
+              <w:rPr>
+                <w:rFonts w:ascii="Times New Roman" w:eastAsia="仿宋" w:hAnsi="Times New Roman"/>
+                <w:sz w:val="24"/>
+                <w:szCs w:val="24"/>
+              </w:rPr>
+              <w:t>5</w:t>
+            </w:r>
+            <w:r>
+              <w:rPr>
+                <w:rFonts w:ascii="Times New Roman" w:eastAsia="仿宋" w:hAnsi="Times New Roman"/>
+                <w:sz w:val="24"/>
+                <w:szCs w:val="24"/>
+              </w:rPr>
+              <w:t>).</w:t>
+            </w:r>
+            <w:r>
+              <w:rPr>
+                <w:rFonts w:ascii="Times New Roman" w:eastAsia="仿宋" w:hAnsi="Times New Roman"/>
+                <w:sz w:val="24"/>
+                <w:szCs w:val="24"/>
+              </w:rPr>
+              <w:t xml:space="preserve"> </w:t>
+            </w:r>
+            <w:r>
+              <w:rPr>
+                <w:rFonts w:ascii="Times New Roman" w:eastAsia="仿宋" w:hAnsi="Times New Roman" w:hint="eastAsia"/>
+                <w:sz w:val="24"/>
+                <w:szCs w:val="24"/>
+              </w:rPr>
+              <w:t>一种基于点云特征深度学习的盾构隧道单环点云分割方法</w:t>
+            </w:r>
+            <w:r>
+              <w:rPr>
+                <w:rFonts w:ascii="Times New Roman" w:eastAsia="仿宋" w:hAnsi="Times New Roman" w:hint="eastAsia"/>
+                <w:sz w:val="24"/>
+                <w:szCs w:val="24"/>
+              </w:rPr>
+              <w:t xml:space="preserve"> </w:t>
+            </w:r>
+            <w:r>
+              <w:rPr>
+                <w:rFonts w:ascii="Times New Roman" w:eastAsia="仿宋" w:hAnsi="Times New Roman"/>
+                <w:sz w:val="24"/>
+                <w:szCs w:val="24"/>
+              </w:rPr>
+              <w:t>(Patent CN202411358578.4)</w:t>
+            </w:r>
+            <w:r>
+              <w:rPr>
+                <w:rFonts w:ascii="Times New Roman" w:eastAsia="仿宋" w:hAnsi="Times New Roman" w:hint="eastAsia"/>
+                <w:sz w:val="24"/>
+                <w:szCs w:val="24"/>
+              </w:rPr>
+              <w:t>.</w:t>
+            </w:r>
+            <w:r>
+              <w:rPr>
+                <w:rFonts w:ascii="Times New Roman" w:eastAsia="仿宋" w:hAnsi="Times New Roman"/>
+                <w:sz w:val="24"/>
+                <w:szCs w:val="24"/>
+              </w:rPr>
+              <w:t xml:space="preserve"> </w:t>
+            </w:r>
+            <w:r>
+              <w:rPr>
+                <w:rFonts w:ascii="Times New Roman" w:eastAsia="仿宋" w:hAnsi="Times New Roman"/>
+                <w:color w:val="0070C0"/>
+                <w:sz w:val="24"/>
+                <w:szCs w:val="24"/>
+              </w:rPr>
+              <w:t>(</w:t>
+            </w:r>
+            <w:r>
+              <w:rPr>
+                <w:rFonts w:ascii="Times New Roman" w:eastAsia="仿宋" w:hAnsi="Times New Roman"/>
+                <w:color w:val="0070C0"/>
+                <w:sz w:val="24"/>
+                <w:szCs w:val="24"/>
+              </w:rPr>
+              <w:t>发明</w:t>
+            </w:r>
+            <w:r>
+              <w:rPr>
+                <w:rFonts w:ascii="Times New Roman" w:eastAsia="仿宋" w:hAnsi="Times New Roman" w:hint="eastAsia"/>
+                <w:color w:val="0070C0"/>
+                <w:sz w:val="24"/>
+                <w:szCs w:val="24"/>
+              </w:rPr>
+              <w:t>申请</w:t>
+            </w:r>
+            <w:r>
+              <w:rPr>
+                <w:rFonts w:ascii="Times New Roman" w:eastAsia="仿宋" w:hAnsi="Times New Roman"/>
+                <w:color w:val="0070C0"/>
+                <w:sz w:val="24"/>
+                <w:szCs w:val="24"/>
+              </w:rPr>
+              <w:t>)</w:t>
+            </w:r>
+          </w:p>
+          <w:p>
+            <w:pPr>
+              <w:pStyle w:val="a3"/>
+              <w:numPr>
+                <w:ilvl w:val="0"/>
+                <w:numId w:val="26"/>
+              </w:numPr>
+              <w:ind w:firstLineChars="0"/>
+              <w:rPr>
+                <w:rFonts w:ascii="Times New Roman" w:eastAsia="仿宋" w:hAnsi="Times New Roman"/>
+                <w:sz w:val="24"/>
+                <w:szCs w:val="24"/>
+              </w:rPr>
+            </w:pPr>
+            <w:r>
+              <w:rPr>
+                <w:rFonts w:ascii="Times New Roman" w:eastAsia="仿宋" w:hAnsi="Times New Roman" w:hint="eastAsia"/>
+                <w:sz w:val="24"/>
+                <w:szCs w:val="24"/>
+              </w:rPr>
+              <w:t>周应新</w:t>
+            </w:r>
+            <w:r>
+              <w:rPr>
+                <w:rFonts w:ascii="Times New Roman" w:eastAsia="仿宋" w:hAnsi="Times New Roman"/>
+                <w:sz w:val="24"/>
+                <w:szCs w:val="24"/>
+              </w:rPr>
+              <w:t xml:space="preserve">, </w:t>
+            </w:r>
+            <w:r>
+              <w:rPr>
+                <w:rFonts w:ascii="Times New Roman" w:eastAsia="仿宋" w:hAnsi="Times New Roman"/>
+                <w:sz w:val="24"/>
+                <w:szCs w:val="24"/>
+                <w:u w:val="single"/>
+              </w:rPr>
+              <w:t>谢雄耀</w:t>
+            </w:r>
+            <w:r>
+              <w:rPr>
+                <w:rFonts w:ascii="Times New Roman" w:eastAsia="仿宋" w:hAnsi="Times New Roman"/>
+                <w:sz w:val="24"/>
+                <w:szCs w:val="24"/>
+              </w:rPr>
+              <w:t xml:space="preserve">, </w:t>
+            </w:r>
+            <w:r>
+              <w:rPr>
+                <w:rFonts w:ascii="Times New Roman" w:eastAsia="仿宋" w:hAnsi="Times New Roman"/>
+                <w:sz w:val="24"/>
+                <w:szCs w:val="24"/>
+              </w:rPr>
+              <w:t>周彪</w:t>
+            </w:r>
+            <w:r>
+              <w:rPr>
+                <w:rFonts w:ascii="Times New Roman" w:eastAsia="仿宋" w:hAnsi="Times New Roman"/>
+                <w:sz w:val="24"/>
+                <w:szCs w:val="24"/>
+              </w:rPr>
+              <w:t xml:space="preserve">, </w:t>
+            </w:r>
+            <w:r>
+              <w:rPr>
+                <w:rFonts w:ascii="Times New Roman" w:eastAsia="仿宋" w:hAnsi="Times New Roman"/>
+                <w:b/>
+                <w:bCs/>
+                <w:sz w:val="24"/>
+                <w:szCs w:val="24"/>
+              </w:rPr>
+              <w:t>林威</w:t>
+            </w:r>
+            <w:r>
+              <w:rPr>
+                <w:rFonts w:ascii="Times New Roman" w:eastAsia="仿宋" w:hAnsi="Times New Roman"/>
+                <w:sz w:val="24"/>
+                <w:szCs w:val="24"/>
+              </w:rPr>
+              <w:t xml:space="preserve">, </w:t>
+            </w:r>
+            <w:r>
+              <w:rPr>
+                <w:rFonts w:ascii="Times New Roman" w:eastAsia="仿宋" w:hAnsi="Times New Roman"/>
+                <w:sz w:val="24"/>
+                <w:szCs w:val="24"/>
+              </w:rPr>
+              <w:t>张洋宾</w:t>
+            </w:r>
+            <w:r>
+              <w:rPr>
+                <w:rFonts w:ascii="Times New Roman" w:eastAsia="仿宋" w:hAnsi="Times New Roman"/>
+                <w:sz w:val="24"/>
+                <w:szCs w:val="24"/>
+              </w:rPr>
+              <w:t xml:space="preserve">, </w:t>
+            </w:r>
+            <w:r>
+              <w:rPr>
+                <w:rFonts w:ascii="Times New Roman" w:eastAsia="仿宋" w:hAnsi="Times New Roman"/>
+                <w:sz w:val="24"/>
+                <w:szCs w:val="24"/>
+              </w:rPr>
+              <w:t>陈思晗</w:t>
+            </w:r>
+            <w:r>
+              <w:rPr>
+                <w:rFonts w:ascii="Times New Roman" w:eastAsia="仿宋" w:hAnsi="Times New Roman"/>
+                <w:sz w:val="24"/>
+                <w:szCs w:val="24"/>
+              </w:rPr>
+              <w:t xml:space="preserve">, </w:t>
+            </w:r>
+            <w:r>
+              <w:rPr>
+                <w:rFonts w:ascii="Times New Roman" w:eastAsia="仿宋" w:hAnsi="Times New Roman"/>
+                <w:sz w:val="24"/>
+                <w:szCs w:val="24"/>
+              </w:rPr>
+              <w:t>徐泓睿</w:t>
+            </w:r>
+            <w:r>
+              <w:rPr>
+                <w:rFonts w:ascii="Times New Roman" w:eastAsia="仿宋" w:hAnsi="Times New Roman"/>
+                <w:sz w:val="24"/>
+                <w:szCs w:val="24"/>
+              </w:rPr>
+              <w:t xml:space="preserve">, </w:t>
+            </w:r>
+            <w:r>
+              <w:rPr>
+                <w:rFonts w:ascii="Times New Roman" w:eastAsia="仿宋" w:hAnsi="Times New Roman"/>
+                <w:sz w:val="24"/>
+                <w:szCs w:val="24"/>
+              </w:rPr>
+              <w:t>钱正富</w:t>
+            </w:r>
+            <w:r>
+              <w:rPr>
+                <w:rFonts w:ascii="Times New Roman" w:eastAsia="仿宋" w:hAnsi="Times New Roman"/>
+                <w:sz w:val="24"/>
+                <w:szCs w:val="24"/>
+              </w:rPr>
+              <w:t xml:space="preserve">, </w:t>
+            </w:r>
+            <w:r>
+              <w:rPr>
+                <w:rFonts w:ascii="Times New Roman" w:eastAsia="仿宋" w:hAnsi="Times New Roman"/>
+                <w:sz w:val="24"/>
+                <w:szCs w:val="24"/>
+              </w:rPr>
+              <w:t>曾维成</w:t>
+            </w:r>
+            <w:r>
+              <w:rPr>
+                <w:rFonts w:ascii="Times New Roman" w:eastAsia="仿宋" w:hAnsi="Times New Roman"/>
+                <w:sz w:val="24"/>
+                <w:szCs w:val="24"/>
+              </w:rPr>
+              <w:t xml:space="preserve">, </w:t>
+            </w:r>
+            <w:r>
+              <w:rPr>
+                <w:rFonts w:ascii="Times New Roman" w:eastAsia="仿宋" w:hAnsi="Times New Roman"/>
+                <w:sz w:val="24"/>
+                <w:szCs w:val="24"/>
+              </w:rPr>
+              <w:t>杨俊宏</w:t>
+            </w:r>
+            <w:r>
+              <w:rPr>
+                <w:rFonts w:ascii="Times New Roman" w:eastAsia="仿宋" w:hAnsi="Times New Roman"/>
+                <w:sz w:val="24"/>
+                <w:szCs w:val="24"/>
+              </w:rPr>
+              <w:t xml:space="preserve">, </w:t>
+            </w:r>
+            <w:r>
+              <w:rPr>
+                <w:rFonts w:ascii="Times New Roman" w:eastAsia="仿宋" w:hAnsi="Times New Roman"/>
+                <w:sz w:val="24"/>
+                <w:szCs w:val="24"/>
+              </w:rPr>
+              <w:t>唐能</w:t>
+            </w:r>
+            <w:r>
+              <w:rPr>
+                <w:rFonts w:ascii="Times New Roman" w:eastAsia="仿宋" w:hAnsi="Times New Roman"/>
+                <w:sz w:val="24"/>
+                <w:szCs w:val="24"/>
+              </w:rPr>
+              <w:t xml:space="preserve">, </w:t>
+            </w:r>
+            <w:r>
+              <w:rPr>
+                <w:rFonts w:ascii="Times New Roman" w:eastAsia="仿宋" w:hAnsi="Times New Roman"/>
+                <w:sz w:val="24"/>
+                <w:szCs w:val="24"/>
+              </w:rPr>
+              <w:t>刘志义</w:t>
+            </w:r>
+            <w:r>
+              <w:rPr>
+                <w:rFonts w:ascii="Times New Roman" w:eastAsia="仿宋" w:hAnsi="Times New Roman"/>
+                <w:sz w:val="24"/>
+                <w:szCs w:val="24"/>
+              </w:rPr>
+              <w:t xml:space="preserve">, </w:t>
+            </w:r>
+            <w:r>
+              <w:rPr>
+                <w:rFonts w:ascii="Times New Roman" w:eastAsia="仿宋" w:hAnsi="Times New Roman"/>
+                <w:sz w:val="24"/>
+                <w:szCs w:val="24"/>
+              </w:rPr>
+              <w:t>史明梅</w:t>
+            </w:r>
+            <w:r>
+              <w:rPr>
+                <w:rFonts w:ascii="Times New Roman" w:eastAsia="仿宋" w:hAnsi="Times New Roman"/>
+                <w:sz w:val="24"/>
+                <w:szCs w:val="24"/>
+              </w:rPr>
+              <w:t xml:space="preserve">, </w:t>
+            </w:r>
+            <w:r>
+              <w:rPr>
+                <w:rFonts w:ascii="Times New Roman" w:eastAsia="仿宋" w:hAnsi="Times New Roman"/>
+                <w:sz w:val="24"/>
+                <w:szCs w:val="24"/>
+              </w:rPr>
+              <w:t>唐忠林</w:t>
+            </w:r>
+            <w:r>
+              <w:rPr>
+                <w:rFonts w:ascii="Times New Roman" w:eastAsia="仿宋" w:hAnsi="Times New Roman"/>
+                <w:sz w:val="24"/>
+                <w:szCs w:val="24"/>
+              </w:rPr>
+              <w:t xml:space="preserve">, </w:t>
+            </w:r>
+            <w:r>
+              <w:rPr>
+                <w:rFonts w:ascii="Times New Roman" w:eastAsia="仿宋" w:hAnsi="Times New Roman"/>
+                <w:sz w:val="24"/>
+                <w:szCs w:val="24"/>
+              </w:rPr>
+              <w:t>胡兴云</w:t>
+            </w:r>
+            <w:r>
+              <w:rPr>
+                <w:rFonts w:ascii="Times New Roman" w:eastAsia="仿宋" w:hAnsi="Times New Roman"/>
+                <w:sz w:val="24"/>
+                <w:szCs w:val="24"/>
+              </w:rPr>
+              <w:t xml:space="preserve">, </w:t>
+            </w:r>
+            <w:r>
+              <w:rPr>
+                <w:rFonts w:ascii="Times New Roman" w:eastAsia="仿宋" w:hAnsi="Times New Roman"/>
+                <w:sz w:val="24"/>
+                <w:szCs w:val="24"/>
+              </w:rPr>
+              <w:t>赵刚</w:t>
+            </w:r>
+            <w:r>
+              <w:rPr>
+                <w:rFonts w:ascii="Times New Roman" w:eastAsia="仿宋" w:hAnsi="Times New Roman"/>
+                <w:sz w:val="24"/>
+                <w:szCs w:val="24"/>
+              </w:rPr>
+              <w:t xml:space="preserve">, &amp; </w:t>
+            </w:r>
+            <w:r>
+              <w:rPr>
+                <w:rFonts w:ascii="Times New Roman" w:eastAsia="仿宋" w:hAnsi="Times New Roman"/>
+                <w:sz w:val="24"/>
+                <w:szCs w:val="24"/>
+              </w:rPr>
+              <w:t>叶朋果</w:t>
+            </w:r>
+            <w:r>
+              <w:rPr>
+                <w:rFonts w:ascii="Times New Roman" w:eastAsia="仿宋" w:hAnsi="Times New Roman"/>
+                <w:sz w:val="24"/>
+                <w:szCs w:val="24"/>
+              </w:rPr>
+              <w:t xml:space="preserve">. (2022). </w:t>
+            </w:r>
+            <w:r>
+              <w:rPr>
+                <w:rFonts w:ascii="Times New Roman" w:eastAsia="仿宋" w:hAnsi="Times New Roman"/>
+                <w:sz w:val="24"/>
+                <w:szCs w:val="24"/>
+              </w:rPr>
+              <w:t>一种用于差异沉降控制的路堤水载预压反馈调节系统</w:t>
+            </w:r>
+            <w:r>
+              <w:rPr>
+                <w:rFonts w:ascii="Times New Roman" w:eastAsia="仿宋" w:hAnsi="Times New Roman" w:hint="eastAsia"/>
+                <w:sz w:val="24"/>
+                <w:szCs w:val="24"/>
+              </w:rPr>
+              <w:t xml:space="preserve"> </w:t>
+            </w:r>
+            <w:r>
+              <w:rPr>
+                <w:rFonts w:ascii="Times New Roman" w:eastAsia="仿宋" w:hAnsi="Times New Roman"/>
+                <w:sz w:val="24"/>
+                <w:szCs w:val="24"/>
+              </w:rPr>
+              <w:t xml:space="preserve">(Patent </w:t>
+            </w:r>
+            <w:r>
+              <w:rPr>
+                <w:rFonts w:ascii="Times New Roman" w:eastAsia="仿宋" w:hAnsi="Times New Roman"/>
+                <w:sz w:val="24"/>
+                <w:szCs w:val="24"/>
+              </w:rPr>
+              <w:t>CN202211150097.5</w:t>
+            </w:r>
+            <w:r>
+              <w:rPr>
+                <w:rFonts w:ascii="Times New Roman" w:eastAsia="仿宋" w:hAnsi="Times New Roman"/>
+                <w:sz w:val="24"/>
+                <w:szCs w:val="24"/>
+              </w:rPr>
+              <w:t>)</w:t>
+            </w:r>
+            <w:r>
+              <w:rPr>
+                <w:rFonts w:ascii="Times New Roman" w:eastAsia="仿宋" w:hAnsi="Times New Roman" w:hint="eastAsia"/>
+                <w:sz w:val="24"/>
+                <w:szCs w:val="24"/>
+              </w:rPr>
+              <w:t>.</w:t>
+            </w:r>
+            <w:r>
+              <w:rPr>
+                <w:rFonts w:ascii="Times New Roman" w:eastAsia="仿宋" w:hAnsi="Times New Roman"/>
+                <w:sz w:val="24"/>
+                <w:szCs w:val="24"/>
+              </w:rPr>
+              <w:t xml:space="preserve"> </w:t>
+            </w:r>
+            <w:r>
+              <w:rPr>
+                <w:rFonts w:ascii="Times New Roman" w:eastAsia="仿宋" w:hAnsi="Times New Roman"/>
+                <w:color w:val="0070C0"/>
+                <w:sz w:val="24"/>
+                <w:szCs w:val="24"/>
+              </w:rPr>
+              <w:t>(</w:t>
+            </w:r>
+            <w:r>
+              <w:rPr>
+                <w:rFonts w:ascii="Times New Roman" w:eastAsia="仿宋" w:hAnsi="Times New Roman"/>
+                <w:color w:val="0070C0"/>
+                <w:sz w:val="24"/>
+                <w:szCs w:val="24"/>
+              </w:rPr>
+              <w:t>发明</w:t>
+            </w:r>
+            <w:r>
+              <w:rPr>
+                <w:rFonts w:ascii="Times New Roman" w:eastAsia="仿宋" w:hAnsi="Times New Roman" w:hint="eastAsia"/>
+                <w:color w:val="0070C0"/>
+                <w:sz w:val="24"/>
+                <w:szCs w:val="24"/>
+              </w:rPr>
+              <w:t>申请</w:t>
+            </w:r>
+            <w:r>
+              <w:rPr>
+                <w:rFonts w:ascii="Times New Roman" w:eastAsia="仿宋" w:hAnsi="Times New Roman"/>
+                <w:color w:val="0070C0"/>
+                <w:sz w:val="24"/>
+                <w:szCs w:val="24"/>
+              </w:rPr>
+              <w:t>)</w:t>
+            </w:r>
+          </w:p>
+          <w:p>
+            <w:pPr>
+              <w:pStyle w:val="a3"/>
+              <w:numPr>
+                <w:ilvl w:val="0"/>
+                <w:numId w:val="26"/>
+              </w:numPr>
+              <w:ind w:firstLineChars="0"/>
+              <w:rPr>
+                <w:rFonts w:ascii="Times New Roman" w:eastAsia="仿宋" w:hAnsi="Times New Roman"/>
+                <w:sz w:val="24"/>
+                <w:szCs w:val="24"/>
+              </w:rPr>
+            </w:pPr>
+            <w:r>
+              <w:rPr>
                 <w:rFonts w:ascii="Times New Roman" w:eastAsia="仿宋" w:hAnsi="Times New Roman" w:hint="eastAsia"/>
                 <w:sz w:val="24"/>
                 <w:szCs w:val="24"/>
@@ -10687,6 +10362,40 @@
                 <w:sz w:val="24"/>
                 <w:szCs w:val="24"/>
               </w:rPr>
+              <w:t>常佳奇</w:t>
+            </w:r>
+            <w:r>
+              <w:rPr>
+                <w:rFonts w:ascii="Times New Roman" w:eastAsia="仿宋" w:hAnsi="Times New Roman"/>
+                <w:sz w:val="24"/>
+                <w:szCs w:val="24"/>
+              </w:rPr>
+              <w:t xml:space="preserve">, </w:t>
+            </w:r>
+            <w:r>
+              <w:rPr>
+                <w:rFonts w:ascii="Times New Roman" w:eastAsia="仿宋" w:hAnsi="Times New Roman"/>
+                <w:b/>
+                <w:bCs/>
+                <w:sz w:val="24"/>
+                <w:szCs w:val="24"/>
+              </w:rPr>
+              <w:t>林威</w:t>
+            </w:r>
+            <w:r>
+              <w:rPr>
+                <w:rFonts w:ascii="Times New Roman" w:eastAsia="仿宋" w:hAnsi="Times New Roman"/>
+                <w:sz w:val="24"/>
+                <w:szCs w:val="24"/>
+              </w:rPr>
+              <w:t xml:space="preserve">, &amp; </w:t>
+            </w:r>
+            <w:r>
+              <w:rPr>
+                <w:rFonts w:ascii="Times New Roman" w:eastAsia="仿宋" w:hAnsi="Times New Roman"/>
+                <w:sz w:val="24"/>
+                <w:szCs w:val="24"/>
+              </w:rPr>
               <w:t>宰秋锐</w:t>
             </w:r>
             <w:r>
@@ -10695,11 +10404,143 @@
                 <w:sz w:val="24"/>
                 <w:szCs w:val="24"/>
               </w:rPr>
+              <w:t xml:space="preserve">. (2018). </w:t>
+            </w:r>
+            <w:r>
+              <w:rPr>
+                <w:rFonts w:ascii="Times New Roman" w:eastAsia="仿宋" w:hAnsi="Times New Roman"/>
+                <w:sz w:val="24"/>
+                <w:szCs w:val="24"/>
+              </w:rPr>
+              <w:t>可变阻尼铅芯橡胶阻尼器</w:t>
+            </w:r>
+            <w:r>
+              <w:rPr>
+                <w:rFonts w:ascii="Times New Roman" w:eastAsia="仿宋" w:hAnsi="Times New Roman" w:hint="eastAsia"/>
+                <w:sz w:val="24"/>
+                <w:szCs w:val="24"/>
+              </w:rPr>
+              <w:t xml:space="preserve"> </w:t>
+            </w:r>
+            <w:r>
+              <w:rPr>
+                <w:rFonts w:ascii="Times New Roman" w:eastAsia="仿宋" w:hAnsi="Times New Roman"/>
+                <w:sz w:val="24"/>
+                <w:szCs w:val="24"/>
+              </w:rPr>
+              <w:t>(Patent</w:t>
+            </w:r>
+            <w:r>
+              <w:rPr>
+                <w:rFonts w:ascii="Times New Roman" w:eastAsia="仿宋" w:hAnsi="Times New Roman"/>
+                <w:sz w:val="24"/>
+                <w:szCs w:val="24"/>
+              </w:rPr>
+              <w:t xml:space="preserve"> </w:t>
+            </w:r>
+            <w:r>
+              <w:rPr>
+                <w:rFonts w:ascii="Times New Roman" w:eastAsia="仿宋" w:hAnsi="Times New Roman"/>
+                <w:sz w:val="24"/>
+                <w:szCs w:val="24"/>
+              </w:rPr>
+              <w:t>CN201720597425.4</w:t>
+            </w:r>
+            <w:r>
+              <w:rPr>
+                <w:rFonts w:ascii="Times New Roman" w:eastAsia="仿宋" w:hAnsi="Times New Roman"/>
+                <w:sz w:val="24"/>
+                <w:szCs w:val="24"/>
+              </w:rPr>
+              <w:t>)</w:t>
+            </w:r>
+            <w:r>
+              <w:rPr>
+                <w:rFonts w:ascii="Times New Roman" w:eastAsia="仿宋" w:hAnsi="Times New Roman"/>
+                <w:sz w:val="24"/>
+                <w:szCs w:val="24"/>
+              </w:rPr>
+              <w:t xml:space="preserve">. </w:t>
+            </w:r>
+            <w:r>
+              <w:rPr>
+                <w:rFonts w:ascii="Times New Roman" w:eastAsia="仿宋" w:hAnsi="Times New Roman" w:hint="eastAsia"/>
+                <w:color w:val="0070C0"/>
+                <w:sz w:val="24"/>
+                <w:szCs w:val="24"/>
+              </w:rPr>
+              <w:t>(</w:t>
+            </w:r>
+            <w:r>
+              <w:rPr>
+                <w:rFonts w:ascii="Times New Roman" w:eastAsia="仿宋" w:hAnsi="Times New Roman" w:hint="eastAsia"/>
+                <w:color w:val="0070C0"/>
+                <w:sz w:val="24"/>
+                <w:szCs w:val="24"/>
+              </w:rPr>
+              <w:t>发明授权</w:t>
+            </w:r>
+            <w:r>
+              <w:rPr>
+                <w:rFonts w:ascii="Times New Roman" w:eastAsia="仿宋" w:hAnsi="Times New Roman" w:hint="eastAsia"/>
+                <w:color w:val="0070C0"/>
+                <w:sz w:val="24"/>
+                <w:szCs w:val="24"/>
+              </w:rPr>
+              <w:t>)</w:t>
+            </w:r>
+          </w:p>
+          <w:p>
+            <w:pPr>
+              <w:pStyle w:val="a3"/>
+              <w:numPr>
+                <w:ilvl w:val="0"/>
+                <w:numId w:val="26"/>
+              </w:numPr>
+              <w:ind w:firstLineChars="0"/>
+              <w:rPr>
+                <w:rFonts w:ascii="Times New Roman" w:eastAsia="仿宋" w:hAnsi="Times New Roman"/>
+                <w:sz w:val="24"/>
+                <w:szCs w:val="24"/>
+              </w:rPr>
+            </w:pPr>
+            <w:r>
+              <w:rPr>
+                <w:rFonts w:ascii="Times New Roman" w:eastAsia="仿宋" w:hAnsi="Times New Roman" w:hint="eastAsia"/>
+                <w:sz w:val="24"/>
+                <w:szCs w:val="24"/>
+              </w:rPr>
+              <w:t>鲁正</w:t>
+            </w:r>
+            <w:r>
+              <w:rPr>
+                <w:rFonts w:ascii="Times New Roman" w:eastAsia="仿宋" w:hAnsi="Times New Roman"/>
+                <w:sz w:val="24"/>
+                <w:szCs w:val="24"/>
+              </w:rPr>
               <w:t xml:space="preserve">, </w:t>
             </w:r>
             <w:r>
               <w:rPr>
                 <w:rFonts w:ascii="Times New Roman" w:eastAsia="仿宋" w:hAnsi="Times New Roman"/>
+                <w:b/>
+                <w:bCs/>
+                <w:sz w:val="24"/>
+                <w:szCs w:val="24"/>
+              </w:rPr>
+              <w:t>林威</w:t>
+            </w:r>
+            <w:r>
+              <w:rPr>
+                <w:rFonts w:ascii="Times New Roman" w:eastAsia="仿宋" w:hAnsi="Times New Roman"/>
+                <w:sz w:val="24"/>
+                <w:szCs w:val="24"/>
+              </w:rPr>
+              <w:t xml:space="preserve">, </w:t>
+            </w:r>
+            <w:r>
+              <w:rPr>
+                <w:rFonts w:ascii="Times New Roman" w:eastAsia="仿宋" w:hAnsi="Times New Roman"/>
                 <w:sz w:val="24"/>
                 <w:szCs w:val="24"/>
               </w:rPr>
@@ -10716,6 +10557,168 @@
             <w:r>
               <w:rPr>
                 <w:rFonts w:ascii="Times New Roman" w:eastAsia="仿宋" w:hAnsi="Times New Roman"/>
+                <w:sz w:val="24"/>
+                <w:szCs w:val="24"/>
+              </w:rPr>
+              <w:t>宰秋锐</w:t>
+            </w:r>
+            <w:r>
+              <w:rPr>
+                <w:rFonts w:ascii="Times New Roman" w:eastAsia="仿宋" w:hAnsi="Times New Roman"/>
+                <w:sz w:val="24"/>
+                <w:szCs w:val="24"/>
+              </w:rPr>
+              <w:t xml:space="preserve">. (2018). </w:t>
+            </w:r>
+            <w:r>
+              <w:rPr>
+                <w:rFonts w:ascii="Times New Roman" w:eastAsia="仿宋" w:hAnsi="Times New Roman"/>
+                <w:sz w:val="24"/>
+                <w:szCs w:val="24"/>
+              </w:rPr>
+              <w:t>装配式建筑墙梁节点</w:t>
+            </w:r>
+            <w:r>
+              <w:rPr>
+                <w:rFonts w:ascii="Times New Roman" w:eastAsia="仿宋" w:hAnsi="Times New Roman" w:hint="eastAsia"/>
+                <w:sz w:val="24"/>
+                <w:szCs w:val="24"/>
+              </w:rPr>
+              <w:t xml:space="preserve"> </w:t>
+            </w:r>
+            <w:r>
+              <w:rPr>
+                <w:rFonts w:ascii="Times New Roman" w:eastAsia="仿宋" w:hAnsi="Times New Roman"/>
+                <w:sz w:val="24"/>
+                <w:szCs w:val="24"/>
+              </w:rPr>
+              <w:t>(Patent</w:t>
+            </w:r>
+            <w:r>
+              <w:rPr>
+                <w:rFonts w:ascii="Times New Roman" w:eastAsia="仿宋" w:hAnsi="Times New Roman"/>
+                <w:sz w:val="24"/>
+                <w:szCs w:val="24"/>
+              </w:rPr>
+              <w:t xml:space="preserve"> </w:t>
+            </w:r>
+            <w:r>
+              <w:rPr>
+                <w:rFonts w:ascii="Times New Roman" w:eastAsia="仿宋" w:hAnsi="Times New Roman"/>
+                <w:sz w:val="24"/>
+                <w:szCs w:val="24"/>
+              </w:rPr>
+              <w:t>CN201720597493.0</w:t>
+            </w:r>
+            <w:r>
+              <w:rPr>
+                <w:rFonts w:ascii="Times New Roman" w:eastAsia="仿宋" w:hAnsi="Times New Roman"/>
+                <w:sz w:val="24"/>
+                <w:szCs w:val="24"/>
+              </w:rPr>
+              <w:t>)</w:t>
+            </w:r>
+            <w:r>
+              <w:rPr>
+                <w:rFonts w:ascii="Times New Roman" w:eastAsia="仿宋" w:hAnsi="Times New Roman"/>
+                <w:sz w:val="24"/>
+                <w:szCs w:val="24"/>
+              </w:rPr>
+              <w:t xml:space="preserve">. </w:t>
+            </w:r>
+            <w:r>
+              <w:rPr>
+                <w:rFonts w:ascii="Times New Roman" w:eastAsia="仿宋" w:hAnsi="Times New Roman" w:hint="eastAsia"/>
+                <w:color w:val="0070C0"/>
+                <w:sz w:val="24"/>
+                <w:szCs w:val="24"/>
+              </w:rPr>
+              <w:t>(</w:t>
+            </w:r>
+            <w:r>
+              <w:rPr>
+                <w:rFonts w:ascii="Times New Roman" w:eastAsia="仿宋" w:hAnsi="Times New Roman" w:hint="eastAsia"/>
+                <w:color w:val="0070C0"/>
+                <w:sz w:val="24"/>
+                <w:szCs w:val="24"/>
+              </w:rPr>
+              <w:t>实用新型授权</w:t>
+            </w:r>
+            <w:r>
+              <w:rPr>
+                <w:rFonts w:ascii="Times New Roman" w:eastAsia="仿宋" w:hAnsi="Times New Roman" w:hint="eastAsia"/>
+                <w:color w:val="0070C0"/>
+                <w:sz w:val="24"/>
+                <w:szCs w:val="24"/>
+              </w:rPr>
+              <w:t>)</w:t>
+            </w:r>
+          </w:p>
+          <w:p>
+            <w:pPr>
+              <w:pStyle w:val="a3"/>
+              <w:numPr>
+                <w:ilvl w:val="0"/>
+                <w:numId w:val="26"/>
+              </w:numPr>
+              <w:ind w:firstLineChars="0"/>
+              <w:rPr>
+                <w:rFonts w:ascii="Times New Roman" w:eastAsia="仿宋" w:hAnsi="Times New Roman"/>
+                <w:sz w:val="24"/>
+                <w:szCs w:val="24"/>
+              </w:rPr>
+            </w:pPr>
+            <w:r>
+              <w:rPr>
+                <w:rFonts w:ascii="Times New Roman" w:eastAsia="仿宋" w:hAnsi="Times New Roman" w:hint="eastAsia"/>
+                <w:sz w:val="24"/>
+                <w:szCs w:val="24"/>
+              </w:rPr>
+              <w:t>鲁正</w:t>
+            </w:r>
+            <w:r>
+              <w:rPr>
+                <w:rFonts w:ascii="Times New Roman" w:eastAsia="仿宋" w:hAnsi="Times New Roman"/>
+                <w:sz w:val="24"/>
+                <w:szCs w:val="24"/>
+              </w:rPr>
+              <w:t xml:space="preserve">, </w:t>
+            </w:r>
+            <w:r>
+              <w:rPr>
+                <w:rFonts w:ascii="Times New Roman" w:eastAsia="仿宋" w:hAnsi="Times New Roman"/>
+                <w:sz w:val="24"/>
+                <w:szCs w:val="24"/>
+              </w:rPr>
+              <w:t>宰秋锐</w:t>
+            </w:r>
+            <w:r>
+              <w:rPr>
+                <w:rFonts w:ascii="Times New Roman" w:eastAsia="仿宋" w:hAnsi="Times New Roman"/>
+                <w:sz w:val="24"/>
+                <w:szCs w:val="24"/>
+              </w:rPr>
+              <w:t xml:space="preserve">, </w:t>
+            </w:r>
+            <w:r>
+              <w:rPr>
+                <w:rFonts w:ascii="Times New Roman" w:eastAsia="仿宋" w:hAnsi="Times New Roman"/>
+                <w:sz w:val="24"/>
+                <w:szCs w:val="24"/>
+              </w:rPr>
+              <w:t>常佳奇</w:t>
+            </w:r>
+            <w:r>
+              <w:rPr>
+                <w:rFonts w:ascii="Times New Roman" w:eastAsia="仿宋" w:hAnsi="Times New Roman"/>
+                <w:sz w:val="24"/>
+                <w:szCs w:val="24"/>
+              </w:rPr>
+              <w:t xml:space="preserve">, &amp; </w:t>
+            </w:r>
+            <w:r>
+              <w:rPr>
+                <w:rFonts w:ascii="Times New Roman" w:eastAsia="仿宋" w:hAnsi="Times New Roman"/>
                 <w:b/>
                 <w:bCs/>
                 <w:sz w:val="24"/>
@@ -10803,34 +10806,7 @@
                 <w:sz w:val="24"/>
                 <w:szCs w:val="24"/>
               </w:rPr>
-              <w:t>实用新型</w:t>
-            </w:r>
-            <w:r>
-              <w:rPr>
-                <w:rFonts w:ascii="Times New Roman" w:eastAsia="仿宋" w:hAnsi="Times New Roman" w:hint="eastAsia"/>
-                <w:color w:val="0070C0"/>
-                <w:sz w:val="24"/>
-                <w:szCs w:val="24"/>
-              </w:rPr>
-              <w:t>,</w:t>
-            </w:r>
-            <w:r>
-              <w:rPr>
-                <w:rFonts w:ascii="Times New Roman" w:eastAsia="仿宋" w:hAnsi="Times New Roman"/>
-                <w:color w:val="0070C0"/>
-                <w:sz w:val="24"/>
-                <w:szCs w:val="24"/>
-              </w:rPr>
-              <w:t xml:space="preserve"> </w:t>
-            </w:r>
-            <w:r>
-              <w:rPr>
-                <w:rFonts w:ascii="Times New Roman" w:eastAsia="仿宋" w:hAnsi="Times New Roman" w:hint="eastAsia"/>
-                <w:color w:val="0070C0"/>
-                <w:sz w:val="24"/>
-                <w:szCs w:val="24"/>
-              </w:rPr>
-              <w:t>授权</w:t>
+              <w:t>实用新型授权</w:t>
             </w:r>
             <w:r>
               <w:rPr>
@@ -11899,16 +11875,7 @@
                 <w:sz w:val="24"/>
                 <w:szCs w:val="24"/>
               </w:rPr>
-              <w:t>年隧道与地下工程大会暨中国土木工程学会隧道及地</w:t>
-            </w:r>
-            <w:r>
-              <w:rPr>
-                <w:rFonts w:ascii="Times New Roman" w:eastAsia="仿宋" w:hAnsi="Times New Roman"/>
-                <w:sz w:val="24"/>
-                <w:szCs w:val="24"/>
-              </w:rPr>
-              <w:lastRenderedPageBreak/>
-              <w:t>下工程分会第</w:t>
+              <w:t>年隧道与地下工程大会暨中国土木工程学会隧道及地下工程分会第</w:t>
             </w:r>
             <w:r>
               <w:rPr>
@@ -12295,6 +12262,7 @@
                 <w:sz w:val="24"/>
                 <w:szCs w:val="24"/>
               </w:rPr>
+              <w:lastRenderedPageBreak/>
               <w:t>期刊评审</w:t>
             </w:r>
           </w:p>
@@ -13618,7 +13586,6 @@
                 <w:sz w:val="24"/>
                 <w:szCs w:val="24"/>
               </w:rPr>
-              <w:lastRenderedPageBreak/>
               <w:t>国网上海市电力公司</w:t>
             </w:r>
             <w:r>

--- a/files/简历.docx
+++ b/files/简历.docx
@@ -144,6 +144,12 @@
           </w:p>
           <w:p>
             <w:pPr>
+              <w:pStyle w:val="a3"/>
+              <w:numPr>
+                <w:ilvl w:val="0"/>
+                <w:numId w:val="28"/>
+              </w:numPr>
+              <w:ind w:left="0" w:firstLineChars="0" w:firstLine="0"/>
               <w:rPr>
                 <w:rFonts w:ascii="Times New Roman" w:eastAsia="仿宋" w:hAnsi="Times New Roman"/>
                 <w:sz w:val="24"/>
@@ -172,6 +178,14 @@
                 <w:sz w:val="24"/>
                 <w:szCs w:val="24"/>
               </w:rPr>
+              <w:t>，毕业于同济大学（剑桥大学联合培养）</w:t>
+            </w:r>
+            <w:r>
+              <w:rPr>
+                <w:rFonts w:ascii="Times New Roman" w:eastAsia="仿宋" w:hAnsi="Times New Roman" w:hint="eastAsia"/>
+                <w:sz w:val="24"/>
+                <w:szCs w:val="24"/>
+              </w:rPr>
               <w:t>，</w:t>
             </w:r>
             <w:r>
@@ -181,30 +195,6 @@
                 <w:szCs w:val="24"/>
               </w:rPr>
               <w:t>现任福州大学土木工程学院智能建造系副教授</w:t>
-            </w:r>
-            <w:r>
-              <w:rPr>
-                <w:rFonts w:ascii="Times New Roman" w:eastAsia="仿宋" w:hAnsi="Times New Roman" w:hint="eastAsia"/>
-                <w:sz w:val="24"/>
-                <w:szCs w:val="24"/>
-              </w:rPr>
-              <w:t>/</w:t>
-            </w:r>
-            <w:r>
-              <w:rPr>
-                <w:rFonts w:ascii="Times New Roman" w:eastAsia="仿宋" w:hAnsi="Times New Roman" w:hint="eastAsia"/>
-                <w:sz w:val="24"/>
-                <w:szCs w:val="24"/>
-              </w:rPr>
-              <w:t>硕士生导师</w:t>
-            </w:r>
-            <w:r>
-              <w:rPr>
-                <w:rFonts w:ascii="Times New Roman" w:eastAsia="仿宋" w:hAnsi="Times New Roman" w:hint="eastAsia"/>
-                <w:sz w:val="24"/>
-                <w:szCs w:val="24"/>
-              </w:rPr>
-              <w:t>，毕业于同济大学（剑桥大学联合培养）</w:t>
             </w:r>
             <w:r>
               <w:rPr>
@@ -241,6 +231,12 @@
           </w:p>
           <w:p>
             <w:pPr>
+              <w:pStyle w:val="a3"/>
+              <w:numPr>
+                <w:ilvl w:val="0"/>
+                <w:numId w:val="28"/>
+              </w:numPr>
+              <w:ind w:left="0" w:firstLineChars="0" w:firstLine="0"/>
               <w:rPr>
                 <w:rFonts w:ascii="Times New Roman" w:eastAsia="仿宋" w:hAnsi="Times New Roman"/>
                 <w:sz w:val="24"/>
@@ -301,15 +297,7 @@
                 <w:sz w:val="24"/>
                 <w:szCs w:val="24"/>
               </w:rPr>
-              <w:t>计算机视觉、深度学习、数字孪生、结构性能评估</w:t>
-            </w:r>
-            <w:r>
-              <w:rPr>
-                <w:rFonts w:ascii="Times New Roman" w:eastAsia="仿宋" w:hAnsi="Times New Roman" w:hint="eastAsia"/>
-                <w:sz w:val="24"/>
-                <w:szCs w:val="24"/>
-              </w:rPr>
-              <w:t>等。参与国家重点研发计划课题</w:t>
+              <w:t>计算机视觉、深度学习、数字孪生、结构性能评估等。参与国家重点研发计划课题</w:t>
             </w:r>
             <w:r>
               <w:rPr>
@@ -325,39 +313,31 @@
                 <w:sz w:val="24"/>
                 <w:szCs w:val="24"/>
               </w:rPr>
-              <w:t>国家自然科学基金重点项目等国家级研究课题多项，</w:t>
-            </w:r>
-            <w:r>
-              <w:rPr>
-                <w:rFonts w:ascii="Times New Roman" w:eastAsia="仿宋" w:hAnsi="Times New Roman" w:hint="eastAsia"/>
-                <w:sz w:val="24"/>
-                <w:szCs w:val="24"/>
-              </w:rPr>
-              <w:t>发表论文</w:t>
-            </w:r>
-            <w:r>
-              <w:rPr>
-                <w:rFonts w:ascii="Times New Roman" w:eastAsia="仿宋" w:hAnsi="Times New Roman"/>
-                <w:sz w:val="24"/>
-                <w:szCs w:val="24"/>
-              </w:rPr>
-              <w:t>26</w:t>
-            </w:r>
-            <w:r>
-              <w:rPr>
-                <w:rFonts w:ascii="Times New Roman" w:eastAsia="仿宋" w:hAnsi="Times New Roman" w:hint="eastAsia"/>
-                <w:sz w:val="24"/>
-                <w:szCs w:val="24"/>
-              </w:rPr>
-              <w:t>篇</w:t>
-            </w:r>
-            <w:r>
-              <w:rPr>
-                <w:rFonts w:ascii="Times New Roman" w:eastAsia="仿宋" w:hAnsi="Times New Roman" w:hint="eastAsia"/>
-                <w:sz w:val="24"/>
-                <w:szCs w:val="24"/>
-              </w:rPr>
-              <w:t>，申请</w:t>
+              <w:t>国家自然科学基金重点项目等国家级研究课题多项，发表论文</w:t>
+            </w:r>
+            <w:r>
+              <w:rPr>
+                <w:rFonts w:ascii="Times New Roman" w:eastAsia="仿宋" w:hAnsi="Times New Roman"/>
+                <w:sz w:val="24"/>
+                <w:szCs w:val="24"/>
+              </w:rPr>
+              <w:t>2</w:t>
+            </w:r>
+            <w:r>
+              <w:rPr>
+                <w:rFonts w:ascii="Times New Roman" w:eastAsia="仿宋" w:hAnsi="Times New Roman"/>
+                <w:sz w:val="24"/>
+                <w:szCs w:val="24"/>
+              </w:rPr>
+              <w:t>7</w:t>
+            </w:r>
+            <w:r>
+              <w:rPr>
+                <w:rFonts w:ascii="Times New Roman" w:eastAsia="仿宋" w:hAnsi="Times New Roman" w:hint="eastAsia"/>
+                <w:sz w:val="24"/>
+                <w:szCs w:val="24"/>
+              </w:rPr>
+              <w:t>篇，申请</w:t>
             </w:r>
             <w:r>
               <w:rPr>
@@ -394,6 +374,12 @@
           </w:p>
           <w:p>
             <w:pPr>
+              <w:pStyle w:val="a3"/>
+              <w:numPr>
+                <w:ilvl w:val="0"/>
+                <w:numId w:val="28"/>
+              </w:numPr>
+              <w:ind w:left="0" w:firstLineChars="0" w:firstLine="0"/>
               <w:rPr>
                 <w:rFonts w:ascii="Times New Roman" w:eastAsia="仿宋" w:hAnsi="Times New Roman"/>
                 <w:sz w:val="24"/>
@@ -438,7 +424,23 @@
                 <w:sz w:val="24"/>
                 <w:szCs w:val="24"/>
               </w:rPr>
-              <w:t>岩土工程与</w:t>
+              <w:t>岩土工程</w:t>
+            </w:r>
+            <w:r>
+              <w:rPr>
+                <w:rFonts w:ascii="Times New Roman" w:eastAsia="仿宋" w:hAnsi="Times New Roman" w:hint="eastAsia"/>
+                <w:sz w:val="24"/>
+                <w:szCs w:val="24"/>
+              </w:rPr>
+              <w:t>学硕</w:t>
+            </w:r>
+            <w:r>
+              <w:rPr>
+                <w:rFonts w:ascii="Times New Roman" w:eastAsia="仿宋" w:hAnsi="Times New Roman" w:hint="eastAsia"/>
+                <w:sz w:val="24"/>
+                <w:szCs w:val="24"/>
+              </w:rPr>
+              <w:t>与</w:t>
             </w:r>
             <w:r>
               <w:rPr>
@@ -454,35 +456,41 @@
                 <w:sz w:val="24"/>
                 <w:szCs w:val="24"/>
               </w:rPr>
-              <w:t>土木工程）</w:t>
-            </w:r>
-            <w:r>
-              <w:rPr>
-                <w:rFonts w:ascii="Times New Roman" w:eastAsia="仿宋" w:hAnsi="Times New Roman" w:hint="eastAsia"/>
-                <w:sz w:val="24"/>
-                <w:szCs w:val="24"/>
-              </w:rPr>
-              <w:t>，欢迎</w:t>
-            </w:r>
-            <w:r>
-              <w:rPr>
-                <w:rFonts w:ascii="Times New Roman" w:eastAsia="仿宋" w:hAnsi="Times New Roman" w:hint="eastAsia"/>
-                <w:sz w:val="24"/>
-                <w:szCs w:val="24"/>
-              </w:rPr>
-              <w:t>有志于相关研究方向</w:t>
-            </w:r>
-            <w:r>
-              <w:rPr>
-                <w:rFonts w:ascii="Times New Roman" w:eastAsia="仿宋" w:hAnsi="Times New Roman" w:hint="eastAsia"/>
-                <w:sz w:val="24"/>
-                <w:szCs w:val="24"/>
-              </w:rPr>
-              <w:t>的同学咨询报考！</w:t>
+              <w:t>土木工程</w:t>
+            </w:r>
+            <w:r>
+              <w:rPr>
+                <w:rFonts w:ascii="Times New Roman" w:eastAsia="仿宋" w:hAnsi="Times New Roman" w:hint="eastAsia"/>
+                <w:sz w:val="24"/>
+                <w:szCs w:val="24"/>
+              </w:rPr>
+              <w:t>专硕</w:t>
+            </w:r>
+            <w:r>
+              <w:rPr>
+                <w:rFonts w:ascii="Times New Roman" w:eastAsia="仿宋" w:hAnsi="Times New Roman" w:hint="eastAsia"/>
+                <w:sz w:val="24"/>
+                <w:szCs w:val="24"/>
+              </w:rPr>
+              <w:t>）</w:t>
+            </w:r>
+            <w:r>
+              <w:rPr>
+                <w:rFonts w:ascii="Times New Roman" w:eastAsia="仿宋" w:hAnsi="Times New Roman" w:hint="eastAsia"/>
+                <w:sz w:val="24"/>
+                <w:szCs w:val="24"/>
+              </w:rPr>
+              <w:t>，欢迎有志于相关研究方向的同学咨询报考！</w:t>
             </w:r>
           </w:p>
           <w:p>
             <w:pPr>
+              <w:pStyle w:val="a3"/>
+              <w:numPr>
+                <w:ilvl w:val="0"/>
+                <w:numId w:val="28"/>
+              </w:numPr>
+              <w:ind w:left="0" w:firstLineChars="0" w:firstLine="0"/>
               <w:rPr>
                 <w:rFonts w:ascii="Times New Roman" w:eastAsia="仿宋" w:hAnsi="Times New Roman"/>
                 <w:sz w:val="24"/>
@@ -510,6 +518,12 @@
           </w:p>
           <w:p>
             <w:pPr>
+              <w:pStyle w:val="a3"/>
+              <w:numPr>
+                <w:ilvl w:val="0"/>
+                <w:numId w:val="28"/>
+              </w:numPr>
+              <w:ind w:left="0" w:firstLineChars="0" w:firstLine="0"/>
               <w:rPr>
                 <w:rFonts w:ascii="Times New Roman" w:eastAsia="仿宋" w:hAnsi="Times New Roman"/>
                 <w:sz w:val="24"/>
@@ -885,8 +899,6 @@
               <w:ind w:firstLineChars="0"/>
               <w:rPr>
                 <w:rFonts w:ascii="Times New Roman" w:eastAsia="仿宋" w:hAnsi="Times New Roman"/>
-                <w:b/>
-                <w:bCs/>
                 <w:sz w:val="24"/>
                 <w:szCs w:val="24"/>
               </w:rPr>
@@ -894,8 +906,6 @@
             <w:r>
               <w:rPr>
                 <w:rFonts w:ascii="Times New Roman" w:eastAsia="仿宋" w:hAnsi="Times New Roman"/>
-                <w:b/>
-                <w:bCs/>
                 <w:sz w:val="24"/>
                 <w:szCs w:val="24"/>
               </w:rPr>
@@ -904,8 +914,6 @@
             <w:r>
               <w:rPr>
                 <w:rFonts w:ascii="Times New Roman" w:eastAsia="仿宋" w:hAnsi="Times New Roman" w:hint="eastAsia"/>
-                <w:b/>
-                <w:bCs/>
                 <w:sz w:val="24"/>
                 <w:szCs w:val="24"/>
               </w:rPr>
@@ -914,8 +922,6 @@
             <w:r>
               <w:rPr>
                 <w:rFonts w:ascii="Times New Roman" w:eastAsia="仿宋" w:hAnsi="Times New Roman"/>
-                <w:b/>
-                <w:bCs/>
                 <w:sz w:val="24"/>
                 <w:szCs w:val="24"/>
               </w:rPr>
@@ -924,58 +930,14 @@
             <w:r>
               <w:rPr>
                 <w:rFonts w:ascii="Times New Roman" w:eastAsia="仿宋" w:hAnsi="Times New Roman" w:hint="eastAsia"/>
-                <w:b/>
-                <w:bCs/>
-                <w:sz w:val="24"/>
-                <w:szCs w:val="24"/>
-              </w:rPr>
-              <w:t>，</w:t>
-            </w:r>
-            <w:r>
-              <w:rPr>
-                <w:rFonts w:ascii="Times New Roman" w:eastAsia="仿宋" w:hAnsi="Times New Roman" w:hint="eastAsia"/>
-                <w:b/>
-                <w:bCs/>
-                <w:sz w:val="24"/>
-                <w:szCs w:val="24"/>
-              </w:rPr>
-              <w:t>同济大学</w:t>
-            </w:r>
-            <w:r>
-              <w:rPr>
-                <w:rFonts w:ascii="Times New Roman" w:eastAsia="仿宋" w:hAnsi="Times New Roman" w:hint="eastAsia"/>
-                <w:b/>
-                <w:bCs/>
-                <w:sz w:val="24"/>
-                <w:szCs w:val="24"/>
-              </w:rPr>
-              <w:t>，</w:t>
-            </w:r>
-            <w:r>
-              <w:rPr>
-                <w:rFonts w:ascii="Times New Roman" w:eastAsia="仿宋" w:hAnsi="Times New Roman" w:hint="eastAsia"/>
-                <w:b/>
-                <w:bCs/>
-                <w:sz w:val="24"/>
-                <w:szCs w:val="24"/>
-              </w:rPr>
-              <w:t>土木工程</w:t>
-            </w:r>
-            <w:r>
-              <w:rPr>
-                <w:rFonts w:ascii="Times New Roman" w:eastAsia="仿宋" w:hAnsi="Times New Roman" w:hint="eastAsia"/>
-                <w:b/>
-                <w:bCs/>
-                <w:sz w:val="24"/>
-                <w:szCs w:val="24"/>
-              </w:rPr>
-              <w:t>，</w:t>
-            </w:r>
-            <w:r>
-              <w:rPr>
-                <w:rFonts w:ascii="Times New Roman" w:eastAsia="仿宋" w:hAnsi="Times New Roman" w:hint="eastAsia"/>
-                <w:b/>
-                <w:bCs/>
+                <w:sz w:val="24"/>
+                <w:szCs w:val="24"/>
+              </w:rPr>
+              <w:t>，同济大学，土木工程，</w:t>
+            </w:r>
+            <w:r>
+              <w:rPr>
+                <w:rFonts w:ascii="Times New Roman" w:eastAsia="仿宋" w:hAnsi="Times New Roman" w:hint="eastAsia"/>
                 <w:sz w:val="24"/>
                 <w:szCs w:val="24"/>
               </w:rPr>
@@ -984,28 +946,14 @@
             <w:r>
               <w:rPr>
                 <w:rFonts w:ascii="Times New Roman" w:eastAsia="仿宋" w:hAnsi="Times New Roman" w:hint="eastAsia"/>
-                <w:b/>
-                <w:bCs/>
-                <w:sz w:val="24"/>
-                <w:szCs w:val="24"/>
-              </w:rPr>
-              <w:t>（</w:t>
-            </w:r>
-            <w:r>
-              <w:rPr>
-                <w:rFonts w:ascii="Times New Roman" w:eastAsia="仿宋" w:hAnsi="Times New Roman" w:hint="eastAsia"/>
-                <w:b/>
-                <w:bCs/>
-                <w:sz w:val="24"/>
-                <w:szCs w:val="24"/>
-              </w:rPr>
-              <w:t>导师：谢雄耀</w:t>
-            </w:r>
-            <w:r>
-              <w:rPr>
-                <w:rFonts w:ascii="Times New Roman" w:eastAsia="仿宋" w:hAnsi="Times New Roman"/>
-                <w:b/>
-                <w:bCs/>
+                <w:sz w:val="24"/>
+                <w:szCs w:val="24"/>
+              </w:rPr>
+              <w:t>（导师：谢雄耀</w:t>
+            </w:r>
+            <w:r>
+              <w:rPr>
+                <w:rFonts w:ascii="Times New Roman" w:eastAsia="仿宋" w:hAnsi="Times New Roman"/>
                 <w:sz w:val="24"/>
                 <w:szCs w:val="24"/>
               </w:rPr>
@@ -1014,8 +962,6 @@
             <w:r>
               <w:rPr>
                 <w:rFonts w:ascii="Times New Roman" w:eastAsia="仿宋" w:hAnsi="Times New Roman"/>
-                <w:b/>
-                <w:bCs/>
                 <w:sz w:val="24"/>
                 <w:szCs w:val="24"/>
               </w:rPr>
@@ -1024,8 +970,6 @@
             <w:r>
               <w:rPr>
                 <w:rFonts w:ascii="Times New Roman" w:eastAsia="仿宋" w:hAnsi="Times New Roman" w:hint="eastAsia"/>
-                <w:b/>
-                <w:bCs/>
                 <w:sz w:val="24"/>
                 <w:szCs w:val="24"/>
               </w:rPr>
@@ -1042,8 +986,6 @@
               <w:ind w:firstLineChars="0"/>
               <w:rPr>
                 <w:rFonts w:ascii="Times New Roman" w:eastAsia="仿宋" w:hAnsi="Times New Roman"/>
-                <w:b/>
-                <w:bCs/>
                 <w:sz w:val="24"/>
                 <w:szCs w:val="24"/>
               </w:rPr>
@@ -1051,8 +993,6 @@
             <w:r>
               <w:rPr>
                 <w:rFonts w:ascii="Times New Roman" w:eastAsia="仿宋" w:hAnsi="Times New Roman"/>
-                <w:b/>
-                <w:bCs/>
                 <w:sz w:val="24"/>
                 <w:szCs w:val="24"/>
               </w:rPr>
@@ -1061,88 +1001,14 @@
             <w:r>
               <w:rPr>
                 <w:rFonts w:ascii="Times New Roman" w:eastAsia="仿宋" w:hAnsi="Times New Roman" w:hint="eastAsia"/>
-                <w:b/>
-                <w:bCs/>
-                <w:sz w:val="24"/>
-                <w:szCs w:val="24"/>
-              </w:rPr>
-              <w:t>，</w:t>
-            </w:r>
-            <w:r>
-              <w:rPr>
-                <w:rFonts w:ascii="Times New Roman" w:eastAsia="仿宋" w:hAnsi="Times New Roman" w:hint="eastAsia"/>
-                <w:b/>
-                <w:bCs/>
-                <w:sz w:val="24"/>
-                <w:szCs w:val="24"/>
-              </w:rPr>
-              <w:t>剑桥大学</w:t>
-            </w:r>
-            <w:r>
-              <w:rPr>
-                <w:rFonts w:ascii="Times New Roman" w:eastAsia="仿宋" w:hAnsi="Times New Roman" w:hint="eastAsia"/>
-                <w:b/>
-                <w:bCs/>
-                <w:sz w:val="24"/>
-                <w:szCs w:val="24"/>
-              </w:rPr>
-              <w:t>，</w:t>
-            </w:r>
-            <w:r>
-              <w:rPr>
-                <w:rFonts w:ascii="Times New Roman" w:eastAsia="仿宋" w:hAnsi="Times New Roman" w:hint="eastAsia"/>
-                <w:b/>
-                <w:bCs/>
-                <w:sz w:val="24"/>
-                <w:szCs w:val="24"/>
-              </w:rPr>
-              <w:t>土木工程</w:t>
-            </w:r>
-            <w:r>
-              <w:rPr>
-                <w:rFonts w:ascii="Times New Roman" w:eastAsia="仿宋" w:hAnsi="Times New Roman" w:hint="eastAsia"/>
-                <w:b/>
-                <w:bCs/>
-                <w:sz w:val="24"/>
-                <w:szCs w:val="24"/>
-              </w:rPr>
-              <w:t>，</w:t>
-            </w:r>
-            <w:r>
-              <w:rPr>
-                <w:rFonts w:ascii="Times New Roman" w:eastAsia="仿宋" w:hAnsi="Times New Roman" w:hint="eastAsia"/>
-                <w:b/>
-                <w:bCs/>
-                <w:sz w:val="24"/>
-                <w:szCs w:val="24"/>
-              </w:rPr>
-              <w:t>访问博士研究生</w:t>
-            </w:r>
-            <w:r>
-              <w:rPr>
-                <w:rFonts w:ascii="Times New Roman" w:eastAsia="仿宋" w:hAnsi="Times New Roman" w:hint="eastAsia"/>
-                <w:b/>
-                <w:bCs/>
-                <w:sz w:val="24"/>
-                <w:szCs w:val="24"/>
-              </w:rPr>
-              <w:t>（</w:t>
-            </w:r>
-            <w:r>
-              <w:rPr>
-                <w:rFonts w:ascii="Times New Roman" w:eastAsia="仿宋" w:hAnsi="Times New Roman" w:hint="eastAsia"/>
-                <w:b/>
-                <w:bCs/>
-                <w:sz w:val="24"/>
-                <w:szCs w:val="24"/>
-              </w:rPr>
-              <w:t>导师：</w:t>
-            </w:r>
-            <w:r>
-              <w:rPr>
-                <w:rFonts w:ascii="Times New Roman" w:eastAsia="仿宋" w:hAnsi="Times New Roman"/>
-                <w:b/>
-                <w:bCs/>
+                <w:sz w:val="24"/>
+                <w:szCs w:val="24"/>
+              </w:rPr>
+              <w:t>，剑桥大学，土木工程，访问博士研究生（导师：</w:t>
+            </w:r>
+            <w:r>
+              <w:rPr>
+                <w:rFonts w:ascii="Times New Roman" w:eastAsia="仿宋" w:hAnsi="Times New Roman"/>
                 <w:sz w:val="24"/>
                 <w:szCs w:val="24"/>
               </w:rPr>
@@ -1151,8 +1017,6 @@
             <w:r>
               <w:rPr>
                 <w:rFonts w:ascii="Times New Roman" w:eastAsia="仿宋" w:hAnsi="Times New Roman"/>
-                <w:b/>
-                <w:bCs/>
                 <w:sz w:val="24"/>
                 <w:szCs w:val="24"/>
               </w:rPr>
@@ -1161,8 +1025,6 @@
             <w:r>
               <w:rPr>
                 <w:rFonts w:ascii="Times New Roman" w:eastAsia="仿宋" w:hAnsi="Times New Roman" w:hint="eastAsia"/>
-                <w:b/>
-                <w:bCs/>
                 <w:sz w:val="24"/>
                 <w:szCs w:val="24"/>
               </w:rPr>
@@ -1171,8 +1033,6 @@
             <w:r>
               <w:rPr>
                 <w:rFonts w:ascii="Times New Roman" w:eastAsia="仿宋" w:hAnsi="Times New Roman" w:hint="eastAsia"/>
-                <w:b/>
-                <w:bCs/>
                 <w:sz w:val="24"/>
                 <w:szCs w:val="24"/>
               </w:rPr>
@@ -1189,8 +1049,6 @@
               <w:ind w:firstLineChars="0"/>
               <w:rPr>
                 <w:rFonts w:ascii="Times New Roman" w:eastAsia="仿宋" w:hAnsi="Times New Roman"/>
-                <w:b/>
-                <w:bCs/>
                 <w:sz w:val="24"/>
                 <w:szCs w:val="24"/>
               </w:rPr>
@@ -1198,8 +1056,6 @@
             <w:r>
               <w:rPr>
                 <w:rFonts w:ascii="Times New Roman" w:eastAsia="仿宋" w:hAnsi="Times New Roman"/>
-                <w:b/>
-                <w:bCs/>
                 <w:sz w:val="24"/>
                 <w:szCs w:val="24"/>
               </w:rPr>
@@ -1208,58 +1064,14 @@
             <w:r>
               <w:rPr>
                 <w:rFonts w:ascii="Times New Roman" w:eastAsia="仿宋" w:hAnsi="Times New Roman" w:hint="eastAsia"/>
-                <w:b/>
-                <w:bCs/>
-                <w:sz w:val="24"/>
-                <w:szCs w:val="24"/>
-              </w:rPr>
-              <w:t>，</w:t>
-            </w:r>
-            <w:r>
-              <w:rPr>
-                <w:rFonts w:ascii="Times New Roman" w:eastAsia="仿宋" w:hAnsi="Times New Roman" w:hint="eastAsia"/>
-                <w:b/>
-                <w:bCs/>
-                <w:sz w:val="24"/>
-                <w:szCs w:val="24"/>
-              </w:rPr>
-              <w:t>同济大学</w:t>
-            </w:r>
-            <w:r>
-              <w:rPr>
-                <w:rFonts w:ascii="Times New Roman" w:eastAsia="仿宋" w:hAnsi="Times New Roman" w:hint="eastAsia"/>
-                <w:b/>
-                <w:bCs/>
-                <w:sz w:val="24"/>
-                <w:szCs w:val="24"/>
-              </w:rPr>
-              <w:t>，</w:t>
-            </w:r>
-            <w:r>
-              <w:rPr>
-                <w:rFonts w:ascii="Times New Roman" w:eastAsia="仿宋" w:hAnsi="Times New Roman" w:hint="eastAsia"/>
-                <w:b/>
-                <w:bCs/>
-                <w:sz w:val="24"/>
-                <w:szCs w:val="24"/>
-              </w:rPr>
-              <w:t>建筑与土木工程</w:t>
-            </w:r>
-            <w:r>
-              <w:rPr>
-                <w:rFonts w:ascii="Times New Roman" w:eastAsia="仿宋" w:hAnsi="Times New Roman" w:hint="eastAsia"/>
-                <w:b/>
-                <w:bCs/>
-                <w:sz w:val="24"/>
-                <w:szCs w:val="24"/>
-              </w:rPr>
-              <w:t>，</w:t>
-            </w:r>
-            <w:r>
-              <w:rPr>
-                <w:rFonts w:ascii="Times New Roman" w:eastAsia="仿宋" w:hAnsi="Times New Roman" w:hint="eastAsia"/>
-                <w:b/>
-                <w:bCs/>
+                <w:sz w:val="24"/>
+                <w:szCs w:val="24"/>
+              </w:rPr>
+              <w:t>，同济大学，建筑与土木工程，</w:t>
+            </w:r>
+            <w:r>
+              <w:rPr>
+                <w:rFonts w:ascii="Times New Roman" w:eastAsia="仿宋" w:hAnsi="Times New Roman" w:hint="eastAsia"/>
                 <w:sz w:val="24"/>
                 <w:szCs w:val="24"/>
               </w:rPr>
@@ -1268,28 +1080,14 @@
             <w:r>
               <w:rPr>
                 <w:rFonts w:ascii="Times New Roman" w:eastAsia="仿宋" w:hAnsi="Times New Roman" w:hint="eastAsia"/>
-                <w:b/>
-                <w:bCs/>
-                <w:sz w:val="24"/>
-                <w:szCs w:val="24"/>
-              </w:rPr>
-              <w:t>（</w:t>
-            </w:r>
-            <w:r>
-              <w:rPr>
-                <w:rFonts w:ascii="Times New Roman" w:eastAsia="仿宋" w:hAnsi="Times New Roman" w:hint="eastAsia"/>
-                <w:b/>
-                <w:bCs/>
-                <w:sz w:val="24"/>
-                <w:szCs w:val="24"/>
-              </w:rPr>
-              <w:t>导师：谢雄耀</w:t>
-            </w:r>
-            <w:r>
-              <w:rPr>
-                <w:rFonts w:ascii="Times New Roman" w:eastAsia="仿宋" w:hAnsi="Times New Roman"/>
-                <w:b/>
-                <w:bCs/>
+                <w:sz w:val="24"/>
+                <w:szCs w:val="24"/>
+              </w:rPr>
+              <w:t>（导师：谢雄耀</w:t>
+            </w:r>
+            <w:r>
+              <w:rPr>
+                <w:rFonts w:ascii="Times New Roman" w:eastAsia="仿宋" w:hAnsi="Times New Roman"/>
                 <w:sz w:val="24"/>
                 <w:szCs w:val="24"/>
               </w:rPr>
@@ -1298,8 +1096,6 @@
             <w:r>
               <w:rPr>
                 <w:rFonts w:ascii="Times New Roman" w:eastAsia="仿宋" w:hAnsi="Times New Roman"/>
-                <w:b/>
-                <w:bCs/>
                 <w:sz w:val="24"/>
                 <w:szCs w:val="24"/>
               </w:rPr>
@@ -1308,8 +1104,6 @@
             <w:r>
               <w:rPr>
                 <w:rFonts w:ascii="Times New Roman" w:eastAsia="仿宋" w:hAnsi="Times New Roman" w:hint="eastAsia"/>
-                <w:b/>
-                <w:bCs/>
                 <w:sz w:val="24"/>
                 <w:szCs w:val="24"/>
               </w:rPr>
@@ -1326,8 +1120,6 @@
               <w:ind w:firstLineChars="0"/>
               <w:rPr>
                 <w:rFonts w:ascii="Times New Roman" w:eastAsia="仿宋" w:hAnsi="Times New Roman"/>
-                <w:b/>
-                <w:bCs/>
                 <w:sz w:val="24"/>
                 <w:szCs w:val="24"/>
               </w:rPr>
@@ -1335,8 +1127,6 @@
             <w:r>
               <w:rPr>
                 <w:rFonts w:ascii="Times New Roman" w:eastAsia="仿宋" w:hAnsi="Times New Roman"/>
-                <w:b/>
-                <w:bCs/>
                 <w:sz w:val="24"/>
                 <w:szCs w:val="24"/>
               </w:rPr>
@@ -1345,58 +1135,14 @@
             <w:r>
               <w:rPr>
                 <w:rFonts w:ascii="Times New Roman" w:eastAsia="仿宋" w:hAnsi="Times New Roman" w:hint="eastAsia"/>
-                <w:b/>
-                <w:bCs/>
-                <w:sz w:val="24"/>
-                <w:szCs w:val="24"/>
-              </w:rPr>
-              <w:t>，</w:t>
-            </w:r>
-            <w:r>
-              <w:rPr>
-                <w:rFonts w:ascii="Times New Roman" w:eastAsia="仿宋" w:hAnsi="Times New Roman" w:hint="eastAsia"/>
-                <w:b/>
-                <w:bCs/>
-                <w:sz w:val="24"/>
-                <w:szCs w:val="24"/>
-              </w:rPr>
-              <w:t>同济大学</w:t>
-            </w:r>
-            <w:r>
-              <w:rPr>
-                <w:rFonts w:ascii="Times New Roman" w:eastAsia="仿宋" w:hAnsi="Times New Roman" w:hint="eastAsia"/>
-                <w:b/>
-                <w:bCs/>
-                <w:sz w:val="24"/>
-                <w:szCs w:val="24"/>
-              </w:rPr>
-              <w:t>，</w:t>
-            </w:r>
-            <w:r>
-              <w:rPr>
-                <w:rFonts w:ascii="Times New Roman" w:eastAsia="仿宋" w:hAnsi="Times New Roman" w:hint="eastAsia"/>
-                <w:b/>
-                <w:bCs/>
-                <w:sz w:val="24"/>
-                <w:szCs w:val="24"/>
-              </w:rPr>
-              <w:t>土木工程</w:t>
-            </w:r>
-            <w:r>
-              <w:rPr>
-                <w:rFonts w:ascii="Times New Roman" w:eastAsia="仿宋" w:hAnsi="Times New Roman" w:hint="eastAsia"/>
-                <w:b/>
-                <w:bCs/>
-                <w:sz w:val="24"/>
-                <w:szCs w:val="24"/>
-              </w:rPr>
-              <w:t>，</w:t>
-            </w:r>
-            <w:r>
-              <w:rPr>
-                <w:rFonts w:ascii="Times New Roman" w:eastAsia="仿宋" w:hAnsi="Times New Roman" w:hint="eastAsia"/>
-                <w:b/>
-                <w:bCs/>
+                <w:sz w:val="24"/>
+                <w:szCs w:val="24"/>
+              </w:rPr>
+              <w:t>，同济大学，土木工程，</w:t>
+            </w:r>
+            <w:r>
+              <w:rPr>
+                <w:rFonts w:ascii="Times New Roman" w:eastAsia="仿宋" w:hAnsi="Times New Roman" w:hint="eastAsia"/>
                 <w:sz w:val="24"/>
                 <w:szCs w:val="24"/>
               </w:rPr>
@@ -1422,28 +1168,14 @@
             <w:r>
               <w:rPr>
                 <w:rFonts w:ascii="Times New Roman" w:eastAsia="仿宋" w:hAnsi="Times New Roman"/>
-                <w:b/>
-                <w:bCs/>
-                <w:sz w:val="24"/>
-                <w:szCs w:val="24"/>
-              </w:rPr>
-              <w:t>2012.09–2015.0</w:t>
-            </w:r>
-            <w:r>
-              <w:rPr>
-                <w:rFonts w:ascii="Times New Roman" w:eastAsia="仿宋" w:hAnsi="Times New Roman"/>
-                <w:b/>
-                <w:bCs/>
-                <w:sz w:val="24"/>
-                <w:szCs w:val="24"/>
-              </w:rPr>
-              <w:t>6</w:t>
-            </w:r>
-            <w:r>
-              <w:rPr>
-                <w:rFonts w:ascii="Times New Roman" w:eastAsia="仿宋" w:hAnsi="Times New Roman" w:hint="eastAsia"/>
-                <w:b/>
-                <w:bCs/>
+                <w:sz w:val="24"/>
+                <w:szCs w:val="24"/>
+              </w:rPr>
+              <w:t>2012.09–2015.06</w:t>
+            </w:r>
+            <w:r>
+              <w:rPr>
+                <w:rFonts w:ascii="Times New Roman" w:eastAsia="仿宋" w:hAnsi="Times New Roman" w:hint="eastAsia"/>
                 <w:sz w:val="24"/>
                 <w:szCs w:val="24"/>
               </w:rPr>
@@ -1452,8 +1184,6 @@
             <w:r>
               <w:rPr>
                 <w:rFonts w:ascii="Times New Roman" w:eastAsia="仿宋" w:hAnsi="Times New Roman" w:hint="eastAsia"/>
-                <w:b/>
-                <w:bCs/>
                 <w:sz w:val="24"/>
                 <w:szCs w:val="24"/>
               </w:rPr>
@@ -1525,8 +1255,6 @@
               <w:ind w:firstLineChars="0"/>
               <w:rPr>
                 <w:rFonts w:ascii="Times New Roman" w:eastAsia="仿宋" w:hAnsi="Times New Roman"/>
-                <w:b/>
-                <w:bCs/>
                 <w:sz w:val="24"/>
                 <w:szCs w:val="24"/>
               </w:rPr>
@@ -1534,8 +1262,6 @@
             <w:r>
               <w:rPr>
                 <w:rFonts w:ascii="Times New Roman" w:eastAsia="仿宋" w:hAnsi="Times New Roman"/>
-                <w:b/>
-                <w:bCs/>
                 <w:sz w:val="24"/>
                 <w:szCs w:val="24"/>
               </w:rPr>
@@ -1544,8 +1270,6 @@
             <w:r>
               <w:rPr>
                 <w:rFonts w:ascii="Times New Roman" w:eastAsia="仿宋" w:hAnsi="Times New Roman" w:hint="eastAsia"/>
-                <w:b/>
-                <w:bCs/>
                 <w:sz w:val="24"/>
                 <w:szCs w:val="24"/>
               </w:rPr>
@@ -1562,8 +1286,6 @@
               <w:ind w:firstLineChars="0"/>
               <w:rPr>
                 <w:rFonts w:ascii="Times New Roman" w:eastAsia="仿宋" w:hAnsi="Times New Roman"/>
-                <w:b/>
-                <w:bCs/>
                 <w:sz w:val="24"/>
                 <w:szCs w:val="24"/>
               </w:rPr>
@@ -1571,8 +1293,6 @@
             <w:r>
               <w:rPr>
                 <w:rFonts w:ascii="Times New Roman" w:eastAsia="仿宋" w:hAnsi="Times New Roman"/>
-                <w:b/>
-                <w:bCs/>
                 <w:sz w:val="24"/>
                 <w:szCs w:val="24"/>
               </w:rPr>
@@ -1581,42 +1301,10 @@
             <w:r>
               <w:rPr>
                 <w:rFonts w:ascii="Times New Roman" w:eastAsia="仿宋" w:hAnsi="Times New Roman" w:hint="eastAsia"/>
-                <w:b/>
-                <w:bCs/>
-                <w:sz w:val="24"/>
-                <w:szCs w:val="24"/>
-              </w:rPr>
-              <w:t>，</w:t>
-            </w:r>
-            <w:r>
-              <w:rPr>
-                <w:rFonts w:ascii="Times New Roman" w:eastAsia="仿宋" w:hAnsi="Times New Roman" w:hint="eastAsia"/>
-                <w:b/>
-                <w:bCs/>
-                <w:sz w:val="24"/>
-                <w:szCs w:val="24"/>
-              </w:rPr>
-              <w:t>剑桥大学</w:t>
-            </w:r>
-            <w:r>
-              <w:rPr>
-                <w:rFonts w:ascii="Times New Roman" w:eastAsia="仿宋" w:hAnsi="Times New Roman" w:hint="eastAsia"/>
-                <w:b/>
-                <w:bCs/>
-                <w:sz w:val="24"/>
-                <w:szCs w:val="24"/>
-              </w:rPr>
-              <w:t>，</w:t>
-            </w:r>
-            <w:r>
-              <w:rPr>
-                <w:rFonts w:ascii="Times New Roman" w:eastAsia="仿宋" w:hAnsi="Times New Roman" w:hint="eastAsia"/>
-                <w:b/>
-                <w:bCs/>
-                <w:sz w:val="24"/>
-                <w:szCs w:val="24"/>
-              </w:rPr>
-              <w:t>实验演示员</w:t>
+                <w:sz w:val="24"/>
+                <w:szCs w:val="24"/>
+              </w:rPr>
+              <w:t>，剑桥大学，实验演示员</w:t>
             </w:r>
           </w:p>
           <w:p>
@@ -1629,8 +1317,6 @@
               <w:ind w:firstLineChars="0"/>
               <w:rPr>
                 <w:rFonts w:ascii="Times New Roman" w:eastAsia="仿宋" w:hAnsi="Times New Roman"/>
-                <w:b/>
-                <w:bCs/>
                 <w:sz w:val="24"/>
                 <w:szCs w:val="24"/>
               </w:rPr>
@@ -1638,8 +1324,6 @@
             <w:r>
               <w:rPr>
                 <w:rFonts w:ascii="Times New Roman" w:eastAsia="仿宋" w:hAnsi="Times New Roman"/>
-                <w:b/>
-                <w:bCs/>
                 <w:sz w:val="24"/>
                 <w:szCs w:val="24"/>
               </w:rPr>
@@ -1648,42 +1332,10 @@
             <w:r>
               <w:rPr>
                 <w:rFonts w:ascii="Times New Roman" w:eastAsia="仿宋" w:hAnsi="Times New Roman" w:hint="eastAsia"/>
-                <w:b/>
-                <w:bCs/>
-                <w:sz w:val="24"/>
-                <w:szCs w:val="24"/>
-              </w:rPr>
-              <w:t>，</w:t>
-            </w:r>
-            <w:r>
-              <w:rPr>
-                <w:rFonts w:ascii="Times New Roman" w:eastAsia="仿宋" w:hAnsi="Times New Roman" w:hint="eastAsia"/>
-                <w:b/>
-                <w:bCs/>
-                <w:sz w:val="24"/>
-                <w:szCs w:val="24"/>
-              </w:rPr>
-              <w:t>浙江省交通运输科学研究院</w:t>
-            </w:r>
-            <w:r>
-              <w:rPr>
-                <w:rFonts w:ascii="Times New Roman" w:eastAsia="仿宋" w:hAnsi="Times New Roman" w:hint="eastAsia"/>
-                <w:b/>
-                <w:bCs/>
-                <w:sz w:val="24"/>
-                <w:szCs w:val="24"/>
-              </w:rPr>
-              <w:t>，</w:t>
-            </w:r>
-            <w:r>
-              <w:rPr>
-                <w:rFonts w:ascii="Times New Roman" w:eastAsia="仿宋" w:hAnsi="Times New Roman" w:hint="eastAsia"/>
-                <w:b/>
-                <w:bCs/>
-                <w:sz w:val="24"/>
-                <w:szCs w:val="24"/>
-              </w:rPr>
-              <w:t>研究实习生</w:t>
+                <w:sz w:val="24"/>
+                <w:szCs w:val="24"/>
+              </w:rPr>
+              <w:t>，浙江省交通运输科学研究院，研究实习生</w:t>
             </w:r>
           </w:p>
           <w:p>
@@ -1696,8 +1348,6 @@
               <w:ind w:firstLineChars="0"/>
               <w:rPr>
                 <w:rFonts w:ascii="Times New Roman" w:eastAsia="仿宋" w:hAnsi="Times New Roman"/>
-                <w:b/>
-                <w:bCs/>
                 <w:sz w:val="24"/>
                 <w:szCs w:val="24"/>
               </w:rPr>
@@ -1705,8 +1355,6 @@
             <w:r>
               <w:rPr>
                 <w:rFonts w:ascii="Times New Roman" w:eastAsia="仿宋" w:hAnsi="Times New Roman"/>
-                <w:b/>
-                <w:bCs/>
                 <w:sz w:val="24"/>
                 <w:szCs w:val="24"/>
               </w:rPr>
@@ -1715,42 +1363,10 @@
             <w:r>
               <w:rPr>
                 <w:rFonts w:ascii="Times New Roman" w:eastAsia="仿宋" w:hAnsi="Times New Roman" w:hint="eastAsia"/>
-                <w:b/>
-                <w:bCs/>
-                <w:sz w:val="24"/>
-                <w:szCs w:val="24"/>
-              </w:rPr>
-              <w:t>，</w:t>
-            </w:r>
-            <w:r>
-              <w:rPr>
-                <w:rFonts w:ascii="Times New Roman" w:eastAsia="仿宋" w:hAnsi="Times New Roman" w:hint="eastAsia"/>
-                <w:b/>
-                <w:bCs/>
-                <w:sz w:val="24"/>
-                <w:szCs w:val="24"/>
-              </w:rPr>
-              <w:t>同济大学</w:t>
-            </w:r>
-            <w:r>
-              <w:rPr>
-                <w:rFonts w:ascii="Times New Roman" w:eastAsia="仿宋" w:hAnsi="Times New Roman" w:hint="eastAsia"/>
-                <w:b/>
-                <w:bCs/>
-                <w:sz w:val="24"/>
-                <w:szCs w:val="24"/>
-              </w:rPr>
-              <w:t>，</w:t>
-            </w:r>
-            <w:r>
-              <w:rPr>
-                <w:rFonts w:ascii="Times New Roman" w:eastAsia="仿宋" w:hAnsi="Times New Roman" w:hint="eastAsia"/>
-                <w:b/>
-                <w:bCs/>
-                <w:sz w:val="24"/>
-                <w:szCs w:val="24"/>
-              </w:rPr>
-              <w:t>助理管理员</w:t>
+                <w:sz w:val="24"/>
+                <w:szCs w:val="24"/>
+              </w:rPr>
+              <w:t>，同济大学，助理管理员</w:t>
             </w:r>
           </w:p>
           <w:p>
@@ -1770,8 +1386,6 @@
             <w:r>
               <w:rPr>
                 <w:rFonts w:ascii="Times New Roman" w:eastAsia="仿宋" w:hAnsi="Times New Roman"/>
-                <w:b/>
-                <w:bCs/>
                 <w:sz w:val="24"/>
                 <w:szCs w:val="24"/>
               </w:rPr>
@@ -1780,8 +1394,6 @@
             <w:r>
               <w:rPr>
                 <w:rFonts w:ascii="Times New Roman" w:eastAsia="仿宋" w:hAnsi="Times New Roman" w:hint="eastAsia"/>
-                <w:b/>
-                <w:bCs/>
                 <w:sz w:val="24"/>
                 <w:szCs w:val="24"/>
               </w:rPr>
@@ -1790,8 +1402,6 @@
             <w:r>
               <w:rPr>
                 <w:rFonts w:ascii="Times New Roman" w:eastAsia="仿宋" w:hAnsi="Times New Roman" w:hint="eastAsia"/>
-                <w:b/>
-                <w:bCs/>
                 <w:sz w:val="24"/>
                 <w:szCs w:val="24"/>
               </w:rPr>
@@ -1800,8 +1410,6 @@
             <w:r>
               <w:rPr>
                 <w:rFonts w:ascii="Times New Roman" w:eastAsia="仿宋" w:hAnsi="Times New Roman" w:hint="eastAsia"/>
-                <w:b/>
-                <w:bCs/>
                 <w:sz w:val="24"/>
                 <w:szCs w:val="24"/>
               </w:rPr>
@@ -1810,8 +1418,6 @@
             <w:r>
               <w:rPr>
                 <w:rFonts w:ascii="Times New Roman" w:eastAsia="仿宋" w:hAnsi="Times New Roman" w:hint="eastAsia"/>
-                <w:b/>
-                <w:bCs/>
                 <w:sz w:val="24"/>
                 <w:szCs w:val="24"/>
               </w:rPr>
@@ -4013,39 +3619,7 @@
                 <w:sz w:val="24"/>
                 <w:szCs w:val="24"/>
               </w:rPr>
-              <w:t>Jing</w:t>
-            </w:r>
-            <w:r>
-              <w:rPr>
-                <w:rFonts w:ascii="Times New Roman" w:eastAsia="仿宋" w:hAnsi="Times New Roman" w:hint="eastAsia"/>
-                <w:sz w:val="24"/>
-                <w:szCs w:val="24"/>
-              </w:rPr>
-              <w:t>,</w:t>
-            </w:r>
-            <w:r>
-              <w:rPr>
-                <w:rFonts w:ascii="Times New Roman" w:eastAsia="仿宋" w:hAnsi="Times New Roman"/>
-                <w:sz w:val="24"/>
-                <w:szCs w:val="24"/>
-              </w:rPr>
-              <w:t xml:space="preserve"> Y.</w:t>
-            </w:r>
-            <w:r>
-              <w:rPr>
-                <w:rFonts w:ascii="Times New Roman" w:eastAsia="仿宋" w:hAnsi="Times New Roman"/>
-                <w:sz w:val="24"/>
-                <w:szCs w:val="24"/>
-              </w:rPr>
-              <w:t>*</w:t>
-            </w:r>
-            <w:r>
-              <w:rPr>
-                <w:rFonts w:ascii="Times New Roman" w:eastAsia="仿宋" w:hAnsi="Times New Roman"/>
-                <w:sz w:val="24"/>
-                <w:szCs w:val="24"/>
-              </w:rPr>
-              <w:t>,</w:t>
+              <w:t xml:space="preserve">Zhang, R., </w:t>
             </w:r>
             <w:r>
               <w:rPr>
@@ -4055,11 +3629,97 @@
                 <w:sz w:val="24"/>
                 <w:szCs w:val="24"/>
               </w:rPr>
-              <w:t xml:space="preserve"> Lin, W.</w:t>
-            </w:r>
-            <w:r>
-              <w:rPr>
-                <w:rFonts w:ascii="Times New Roman" w:eastAsia="仿宋" w:hAnsi="Times New Roman"/>
+              <w:t>Lin, W.</w:t>
+            </w:r>
+            <w:r>
+              <w:rPr>
+                <w:rFonts w:ascii="Times New Roman" w:eastAsia="仿宋" w:hAnsi="Times New Roman"/>
+                <w:sz w:val="24"/>
+                <w:szCs w:val="24"/>
+              </w:rPr>
+              <w:t xml:space="preserve">, Wang, C., </w:t>
+            </w:r>
+            <w:r>
+              <w:rPr>
+                <w:rFonts w:ascii="Times New Roman" w:eastAsia="仿宋" w:hAnsi="Times New Roman"/>
+                <w:sz w:val="24"/>
+                <w:szCs w:val="24"/>
+                <w:u w:val="single"/>
+              </w:rPr>
+              <w:t>Sheil, B.</w:t>
+            </w:r>
+            <w:r>
+              <w:rPr>
+                <w:rFonts w:ascii="Times New Roman" w:eastAsia="仿宋" w:hAnsi="Times New Roman"/>
+                <w:sz w:val="24"/>
+                <w:szCs w:val="24"/>
+              </w:rPr>
+              <w:t>, Liu, Z., &amp; Li, Z.</w:t>
+            </w:r>
+            <w:r>
+              <w:rPr>
+                <w:rFonts w:ascii="Times New Roman" w:eastAsia="仿宋" w:hAnsi="Times New Roman"/>
+                <w:sz w:val="24"/>
+                <w:szCs w:val="24"/>
+              </w:rPr>
+              <w:t>*</w:t>
+            </w:r>
+            <w:r>
+              <w:rPr>
+                <w:rFonts w:ascii="Times New Roman" w:eastAsia="仿宋" w:hAnsi="Times New Roman"/>
+                <w:sz w:val="24"/>
+                <w:szCs w:val="24"/>
+              </w:rPr>
+              <w:t xml:space="preserve"> (2026). Denoising image point clouds using segmentation and synthetic data for enhanced structural health analysis of tunnels. Data-Centric Engineering, 7, e10.</w:t>
+            </w:r>
+            <w:r>
+              <w:rPr>
+                <w:rFonts w:ascii="Times New Roman" w:eastAsia="仿宋" w:hAnsi="Times New Roman"/>
+                <w:sz w:val="24"/>
+                <w:szCs w:val="24"/>
+              </w:rPr>
+              <w:t xml:space="preserve"> </w:t>
+            </w:r>
+            <w:r>
+              <w:rPr>
+                <w:rFonts w:ascii="Times New Roman" w:eastAsia="仿宋" w:hAnsi="Times New Roman"/>
+                <w:color w:val="0070C0"/>
+                <w:sz w:val="24"/>
+                <w:szCs w:val="24"/>
+              </w:rPr>
+              <w:t>(</w:t>
+            </w:r>
+            <w:r>
+              <w:rPr>
+                <w:rFonts w:ascii="Times New Roman" w:eastAsia="仿宋" w:hAnsi="Times New Roman" w:hint="eastAsia"/>
+                <w:color w:val="0070C0"/>
+                <w:sz w:val="24"/>
+                <w:szCs w:val="24"/>
+              </w:rPr>
+              <w:t>中科院</w:t>
+            </w:r>
+            <w:r>
+              <w:rPr>
+                <w:rFonts w:ascii="Times New Roman" w:eastAsia="仿宋" w:hAnsi="Times New Roman" w:hint="eastAsia"/>
+                <w:color w:val="0070C0"/>
+                <w:sz w:val="24"/>
+                <w:szCs w:val="24"/>
+              </w:rPr>
+              <w:t>三</w:t>
+            </w:r>
+            <w:r>
+              <w:rPr>
+                <w:rFonts w:ascii="Times New Roman" w:eastAsia="仿宋" w:hAnsi="Times New Roman" w:hint="eastAsia"/>
+                <w:color w:val="0070C0"/>
+                <w:sz w:val="24"/>
+                <w:szCs w:val="24"/>
+              </w:rPr>
+              <w:t>区</w:t>
+            </w:r>
+            <w:r>
+              <w:rPr>
+                <w:rFonts w:ascii="Times New Roman" w:eastAsia="仿宋" w:hAnsi="Times New Roman" w:hint="eastAsia"/>
+                <w:color w:val="0070C0"/>
                 <w:sz w:val="24"/>
                 <w:szCs w:val="24"/>
               </w:rPr>
@@ -4068,6 +3728,7 @@
             <w:r>
               <w:rPr>
                 <w:rFonts w:ascii="Times New Roman" w:eastAsia="仿宋" w:hAnsi="Times New Roman"/>
+                <w:color w:val="0070C0"/>
                 <w:sz w:val="24"/>
                 <w:szCs w:val="24"/>
               </w:rPr>
@@ -4076,232 +3737,20 @@
             <w:r>
               <w:rPr>
                 <w:rFonts w:ascii="Times New Roman" w:eastAsia="仿宋" w:hAnsi="Times New Roman"/>
-                <w:sz w:val="24"/>
-                <w:szCs w:val="24"/>
-                <w:u w:val="single"/>
-              </w:rPr>
-              <w:t>Sheil, B.</w:t>
-            </w:r>
-            <w:r>
-              <w:rPr>
-                <w:rFonts w:ascii="Times New Roman" w:eastAsia="仿宋" w:hAnsi="Times New Roman"/>
-                <w:sz w:val="24"/>
-                <w:szCs w:val="24"/>
-              </w:rPr>
-              <w:t xml:space="preserve">, &amp; </w:t>
-            </w:r>
-            <w:r>
-              <w:rPr>
-                <w:rFonts w:ascii="Times New Roman" w:eastAsia="仿宋" w:hAnsi="Times New Roman"/>
-                <w:sz w:val="24"/>
-                <w:szCs w:val="24"/>
-              </w:rPr>
-              <w:t>Acikgoz, S.</w:t>
-            </w:r>
-            <w:r>
-              <w:rPr>
-                <w:rFonts w:ascii="Times New Roman" w:eastAsia="仿宋" w:hAnsi="Times New Roman"/>
-                <w:sz w:val="24"/>
-                <w:szCs w:val="24"/>
-              </w:rPr>
-              <w:t xml:space="preserve"> (202</w:t>
-            </w:r>
-            <w:r>
-              <w:rPr>
-                <w:rFonts w:ascii="Times New Roman" w:eastAsia="仿宋" w:hAnsi="Times New Roman"/>
-                <w:sz w:val="24"/>
-                <w:szCs w:val="24"/>
-              </w:rPr>
-              <w:t>5</w:t>
-            </w:r>
-            <w:r>
-              <w:rPr>
-                <w:rFonts w:ascii="Times New Roman" w:eastAsia="仿宋" w:hAnsi="Times New Roman"/>
-                <w:sz w:val="24"/>
-                <w:szCs w:val="24"/>
-              </w:rPr>
-              <w:t xml:space="preserve">). </w:t>
-            </w:r>
-            <w:r>
-              <w:rPr>
-                <w:rFonts w:ascii="Times New Roman" w:eastAsia="仿宋" w:hAnsi="Times New Roman"/>
-                <w:sz w:val="24"/>
-                <w:szCs w:val="24"/>
-              </w:rPr>
-              <w:t xml:space="preserve">3D </w:t>
-            </w:r>
-            <w:r>
-              <w:rPr>
-                <w:rFonts w:ascii="Times New Roman" w:eastAsia="仿宋" w:hAnsi="Times New Roman" w:hint="eastAsia"/>
-                <w:sz w:val="24"/>
-                <w:szCs w:val="24"/>
-              </w:rPr>
-              <w:t>m</w:t>
-            </w:r>
-            <w:r>
-              <w:rPr>
-                <w:rFonts w:ascii="Times New Roman" w:eastAsia="仿宋" w:hAnsi="Times New Roman"/>
-                <w:sz w:val="24"/>
-                <w:szCs w:val="24"/>
-              </w:rPr>
-              <w:t xml:space="preserve">ultimodal </w:t>
-            </w:r>
-            <w:r>
-              <w:rPr>
-                <w:rFonts w:ascii="Times New Roman" w:eastAsia="仿宋" w:hAnsi="Times New Roman"/>
-                <w:sz w:val="24"/>
-                <w:szCs w:val="24"/>
-              </w:rPr>
-              <w:t>f</w:t>
-            </w:r>
-            <w:r>
-              <w:rPr>
-                <w:rFonts w:ascii="Times New Roman" w:eastAsia="仿宋" w:hAnsi="Times New Roman"/>
-                <w:sz w:val="24"/>
-                <w:szCs w:val="24"/>
-              </w:rPr>
-              <w:t xml:space="preserve">eature for </w:t>
-            </w:r>
-            <w:r>
-              <w:rPr>
-                <w:rFonts w:ascii="Times New Roman" w:eastAsia="仿宋" w:hAnsi="Times New Roman"/>
-                <w:sz w:val="24"/>
-                <w:szCs w:val="24"/>
-              </w:rPr>
-              <w:t>i</w:t>
-            </w:r>
-            <w:r>
-              <w:rPr>
-                <w:rFonts w:ascii="Times New Roman" w:eastAsia="仿宋" w:hAnsi="Times New Roman"/>
-                <w:sz w:val="24"/>
-                <w:szCs w:val="24"/>
-              </w:rPr>
-              <w:t xml:space="preserve">nfrastructure </w:t>
-            </w:r>
-            <w:r>
-              <w:rPr>
-                <w:rFonts w:ascii="Times New Roman" w:eastAsia="仿宋" w:hAnsi="Times New Roman"/>
-                <w:sz w:val="24"/>
-                <w:szCs w:val="24"/>
-              </w:rPr>
-              <w:t>a</w:t>
-            </w:r>
-            <w:r>
-              <w:rPr>
-                <w:rFonts w:ascii="Times New Roman" w:eastAsia="仿宋" w:hAnsi="Times New Roman"/>
-                <w:sz w:val="24"/>
-                <w:szCs w:val="24"/>
-              </w:rPr>
-              <w:t xml:space="preserve">nomaly </w:t>
-            </w:r>
-            <w:r>
-              <w:rPr>
-                <w:rFonts w:ascii="Times New Roman" w:eastAsia="仿宋" w:hAnsi="Times New Roman"/>
-                <w:sz w:val="24"/>
-                <w:szCs w:val="24"/>
-              </w:rPr>
-              <w:t>d</w:t>
-            </w:r>
-            <w:r>
-              <w:rPr>
-                <w:rFonts w:ascii="Times New Roman" w:eastAsia="仿宋" w:hAnsi="Times New Roman"/>
-                <w:sz w:val="24"/>
-                <w:szCs w:val="24"/>
-              </w:rPr>
-              <w:t>etection</w:t>
-            </w:r>
-            <w:r>
-              <w:rPr>
-                <w:rFonts w:ascii="Times New Roman" w:eastAsia="仿宋" w:hAnsi="Times New Roman"/>
-                <w:sz w:val="24"/>
-                <w:szCs w:val="24"/>
-              </w:rPr>
-              <w:t>. Automation in Construction</w:t>
-            </w:r>
-            <w:r>
-              <w:rPr>
-                <w:rFonts w:ascii="Times New Roman" w:eastAsia="仿宋" w:hAnsi="Times New Roman" w:hint="eastAsia"/>
-                <w:sz w:val="24"/>
-                <w:szCs w:val="24"/>
-              </w:rPr>
-              <w:t>,</w:t>
-            </w:r>
-            <w:r>
-              <w:rPr>
-                <w:rFonts w:ascii="Times New Roman" w:eastAsia="仿宋" w:hAnsi="Times New Roman"/>
-                <w:sz w:val="24"/>
-                <w:szCs w:val="24"/>
-              </w:rPr>
-              <w:t xml:space="preserve"> 178, </w:t>
-            </w:r>
-            <w:r>
-              <w:rPr>
-                <w:rFonts w:ascii="Times New Roman" w:eastAsia="仿宋" w:hAnsi="Times New Roman"/>
-                <w:sz w:val="24"/>
-                <w:szCs w:val="24"/>
-              </w:rPr>
-              <w:t>106388</w:t>
-            </w:r>
-            <w:r>
-              <w:rPr>
-                <w:rFonts w:ascii="Times New Roman" w:eastAsia="仿宋" w:hAnsi="Times New Roman" w:hint="eastAsia"/>
-                <w:sz w:val="24"/>
-                <w:szCs w:val="24"/>
-              </w:rPr>
-              <w:t>.</w:t>
-            </w:r>
-            <w:r>
-              <w:rPr>
-                <w:rFonts w:ascii="Times New Roman" w:eastAsia="仿宋" w:hAnsi="Times New Roman"/>
-                <w:sz w:val="24"/>
-                <w:szCs w:val="24"/>
-              </w:rPr>
-              <w:t xml:space="preserve"> </w:t>
-            </w:r>
-            <w:r>
-              <w:rPr>
-                <w:rFonts w:ascii="Times New Roman" w:eastAsia="仿宋" w:hAnsi="Times New Roman" w:hint="eastAsia"/>
-                <w:color w:val="0070C0"/>
-                <w:sz w:val="24"/>
-                <w:szCs w:val="24"/>
-              </w:rPr>
-              <w:t>(</w:t>
-            </w:r>
-            <w:r>
-              <w:rPr>
-                <w:rFonts w:ascii="Times New Roman" w:eastAsia="仿宋" w:hAnsi="Times New Roman" w:hint="eastAsia"/>
-                <w:color w:val="0070C0"/>
-                <w:sz w:val="24"/>
-                <w:szCs w:val="24"/>
-              </w:rPr>
-              <w:t>中科院一区</w:t>
-            </w:r>
-            <w:r>
-              <w:rPr>
-                <w:rFonts w:ascii="Times New Roman" w:eastAsia="仿宋" w:hAnsi="Times New Roman"/>
-                <w:color w:val="0070C0"/>
-                <w:sz w:val="24"/>
-                <w:szCs w:val="24"/>
-              </w:rPr>
-              <w:t>TOP</w:t>
-            </w:r>
-            <w:r>
-              <w:rPr>
-                <w:rFonts w:ascii="Times New Roman" w:eastAsia="仿宋" w:hAnsi="Times New Roman" w:hint="eastAsia"/>
-                <w:color w:val="0070C0"/>
-                <w:sz w:val="24"/>
-                <w:szCs w:val="24"/>
-              </w:rPr>
-              <w:t xml:space="preserve">, </w:t>
-            </w:r>
-            <w:r>
-              <w:rPr>
-                <w:rFonts w:ascii="Times New Roman" w:eastAsia="仿宋" w:hAnsi="Times New Roman"/>
-                <w:color w:val="0070C0"/>
-                <w:sz w:val="24"/>
-                <w:szCs w:val="24"/>
-              </w:rPr>
-              <w:t>JCR Q1</w:t>
+                <w:color w:val="0070C0"/>
+                <w:sz w:val="24"/>
+                <w:szCs w:val="24"/>
+              </w:rPr>
+              <w:t>JCR Q</w:t>
+            </w:r>
+            <w:r>
+              <w:rPr>
+                <w:rFonts w:ascii="Times New Roman" w:eastAsia="仿宋" w:hAnsi="Times New Roman"/>
+                <w:color w:val="0070C0"/>
+                <w:sz w:val="24"/>
+                <w:szCs w:val="24"/>
+              </w:rPr>
+              <w:t>2</w:t>
             </w:r>
             <w:r>
               <w:rPr>
@@ -4333,7 +3782,39 @@
                 <w:sz w:val="24"/>
                 <w:szCs w:val="24"/>
               </w:rPr>
-              <w:t xml:space="preserve">Huang, H., Chang, J.*, Zhang, D., Thewes, M., &amp; </w:t>
+              <w:t>Jing</w:t>
+            </w:r>
+            <w:r>
+              <w:rPr>
+                <w:rFonts w:ascii="Times New Roman" w:eastAsia="仿宋" w:hAnsi="Times New Roman" w:hint="eastAsia"/>
+                <w:sz w:val="24"/>
+                <w:szCs w:val="24"/>
+              </w:rPr>
+              <w:t>,</w:t>
+            </w:r>
+            <w:r>
+              <w:rPr>
+                <w:rFonts w:ascii="Times New Roman" w:eastAsia="仿宋" w:hAnsi="Times New Roman"/>
+                <w:sz w:val="24"/>
+                <w:szCs w:val="24"/>
+              </w:rPr>
+              <w:t xml:space="preserve"> Y.</w:t>
+            </w:r>
+            <w:r>
+              <w:rPr>
+                <w:rFonts w:ascii="Times New Roman" w:eastAsia="仿宋" w:hAnsi="Times New Roman"/>
+                <w:sz w:val="24"/>
+                <w:szCs w:val="24"/>
+              </w:rPr>
+              <w:t>*</w:t>
+            </w:r>
+            <w:r>
+              <w:rPr>
+                <w:rFonts w:ascii="Times New Roman" w:eastAsia="仿宋" w:hAnsi="Times New Roman"/>
+                <w:sz w:val="24"/>
+                <w:szCs w:val="24"/>
+              </w:rPr>
+              <w:t>,</w:t>
             </w:r>
             <w:r>
               <w:rPr>
@@ -4343,7 +3824,48 @@
                 <w:sz w:val="24"/>
                 <w:szCs w:val="24"/>
               </w:rPr>
-              <w:t>Lin, W.</w:t>
+              <w:t xml:space="preserve"> Lin, W.</w:t>
+            </w:r>
+            <w:r>
+              <w:rPr>
+                <w:rFonts w:ascii="Times New Roman" w:eastAsia="仿宋" w:hAnsi="Times New Roman"/>
+                <w:sz w:val="24"/>
+                <w:szCs w:val="24"/>
+              </w:rPr>
+              <w:t>,</w:t>
+            </w:r>
+            <w:r>
+              <w:rPr>
+                <w:rFonts w:ascii="Times New Roman" w:eastAsia="仿宋" w:hAnsi="Times New Roman"/>
+                <w:sz w:val="24"/>
+                <w:szCs w:val="24"/>
+              </w:rPr>
+              <w:t xml:space="preserve"> </w:t>
+            </w:r>
+            <w:r>
+              <w:rPr>
+                <w:rFonts w:ascii="Times New Roman" w:eastAsia="仿宋" w:hAnsi="Times New Roman"/>
+                <w:sz w:val="24"/>
+                <w:szCs w:val="24"/>
+                <w:u w:val="single"/>
+              </w:rPr>
+              <w:t>Sheil, B.</w:t>
+            </w:r>
+            <w:r>
+              <w:rPr>
+                <w:rFonts w:ascii="Times New Roman" w:eastAsia="仿宋" w:hAnsi="Times New Roman"/>
+                <w:sz w:val="24"/>
+                <w:szCs w:val="24"/>
+              </w:rPr>
+              <w:t xml:space="preserve">, &amp; </w:t>
+            </w:r>
+            <w:r>
+              <w:rPr>
+                <w:rFonts w:ascii="Times New Roman" w:eastAsia="仿宋" w:hAnsi="Times New Roman"/>
+                <w:sz w:val="24"/>
+                <w:szCs w:val="24"/>
+              </w:rPr>
+              <w:t>Acikgoz, S.</w:t>
             </w:r>
             <w:r>
               <w:rPr>
@@ -4367,7 +3889,15 @@
                 <w:sz w:val="24"/>
                 <w:szCs w:val="24"/>
               </w:rPr>
-              <w:t xml:space="preserve">). Improved </w:t>
+              <w:t xml:space="preserve">). </w:t>
+            </w:r>
+            <w:r>
+              <w:rPr>
+                <w:rFonts w:ascii="Times New Roman" w:eastAsia="仿宋" w:hAnsi="Times New Roman"/>
+                <w:sz w:val="24"/>
+                <w:szCs w:val="24"/>
+              </w:rPr>
+              <w:t xml:space="preserve">3D </w:t>
             </w:r>
             <w:r>
               <w:rPr>
@@ -4383,27 +3913,123 @@
                 <w:sz w:val="24"/>
                 <w:szCs w:val="24"/>
               </w:rPr>
-              <w:t>odel-free adaptive control of shield machine posture during tunnelling. Advanced Engineering Informatics</w:t>
-            </w:r>
-            <w:r>
-              <w:rPr>
-                <w:rFonts w:ascii="Times New Roman" w:eastAsia="仿宋" w:hAnsi="Times New Roman"/>
-                <w:sz w:val="24"/>
-                <w:szCs w:val="24"/>
-              </w:rPr>
-              <w:t>, 67, 103465</w:t>
-            </w:r>
-            <w:r>
-              <w:rPr>
-                <w:rFonts w:ascii="Times New Roman" w:eastAsia="仿宋" w:hAnsi="Times New Roman"/>
-                <w:sz w:val="24"/>
-                <w:szCs w:val="24"/>
-              </w:rPr>
-              <w:t xml:space="preserve">. </w:t>
-            </w:r>
-            <w:r>
-              <w:rPr>
-                <w:rFonts w:ascii="Times New Roman" w:eastAsia="仿宋" w:hAnsi="Times New Roman"/>
+              <w:t xml:space="preserve">ultimodal </w:t>
+            </w:r>
+            <w:r>
+              <w:rPr>
+                <w:rFonts w:ascii="Times New Roman" w:eastAsia="仿宋" w:hAnsi="Times New Roman"/>
+                <w:sz w:val="24"/>
+                <w:szCs w:val="24"/>
+              </w:rPr>
+              <w:t>f</w:t>
+            </w:r>
+            <w:r>
+              <w:rPr>
+                <w:rFonts w:ascii="Times New Roman" w:eastAsia="仿宋" w:hAnsi="Times New Roman"/>
+                <w:sz w:val="24"/>
+                <w:szCs w:val="24"/>
+              </w:rPr>
+              <w:t xml:space="preserve">eature for </w:t>
+            </w:r>
+            <w:r>
+              <w:rPr>
+                <w:rFonts w:ascii="Times New Roman" w:eastAsia="仿宋" w:hAnsi="Times New Roman"/>
+                <w:sz w:val="24"/>
+                <w:szCs w:val="24"/>
+              </w:rPr>
+              <w:t>i</w:t>
+            </w:r>
+            <w:r>
+              <w:rPr>
+                <w:rFonts w:ascii="Times New Roman" w:eastAsia="仿宋" w:hAnsi="Times New Roman"/>
+                <w:sz w:val="24"/>
+                <w:szCs w:val="24"/>
+              </w:rPr>
+              <w:t xml:space="preserve">nfrastructure </w:t>
+            </w:r>
+            <w:r>
+              <w:rPr>
+                <w:rFonts w:ascii="Times New Roman" w:eastAsia="仿宋" w:hAnsi="Times New Roman"/>
+                <w:sz w:val="24"/>
+                <w:szCs w:val="24"/>
+              </w:rPr>
+              <w:t>a</w:t>
+            </w:r>
+            <w:r>
+              <w:rPr>
+                <w:rFonts w:ascii="Times New Roman" w:eastAsia="仿宋" w:hAnsi="Times New Roman"/>
+                <w:sz w:val="24"/>
+                <w:szCs w:val="24"/>
+              </w:rPr>
+              <w:t xml:space="preserve">nomaly </w:t>
+            </w:r>
+            <w:r>
+              <w:rPr>
+                <w:rFonts w:ascii="Times New Roman" w:eastAsia="仿宋" w:hAnsi="Times New Roman"/>
+                <w:sz w:val="24"/>
+                <w:szCs w:val="24"/>
+              </w:rPr>
+              <w:t>d</w:t>
+            </w:r>
+            <w:r>
+              <w:rPr>
+                <w:rFonts w:ascii="Times New Roman" w:eastAsia="仿宋" w:hAnsi="Times New Roman"/>
+                <w:sz w:val="24"/>
+                <w:szCs w:val="24"/>
+              </w:rPr>
+              <w:t>etection</w:t>
+            </w:r>
+            <w:r>
+              <w:rPr>
+                <w:rFonts w:ascii="Times New Roman" w:eastAsia="仿宋" w:hAnsi="Times New Roman"/>
+                <w:sz w:val="24"/>
+                <w:szCs w:val="24"/>
+              </w:rPr>
+              <w:t>. Automation in Construction</w:t>
+            </w:r>
+            <w:r>
+              <w:rPr>
+                <w:rFonts w:ascii="Times New Roman" w:eastAsia="仿宋" w:hAnsi="Times New Roman" w:hint="eastAsia"/>
+                <w:sz w:val="24"/>
+                <w:szCs w:val="24"/>
+              </w:rPr>
+              <w:t>,</w:t>
+            </w:r>
+            <w:r>
+              <w:rPr>
+                <w:rFonts w:ascii="Times New Roman" w:eastAsia="仿宋" w:hAnsi="Times New Roman"/>
+                <w:sz w:val="24"/>
+                <w:szCs w:val="24"/>
+              </w:rPr>
+              <w:t xml:space="preserve"> 178, </w:t>
+            </w:r>
+            <w:r>
+              <w:rPr>
+                <w:rFonts w:ascii="Times New Roman" w:eastAsia="仿宋" w:hAnsi="Times New Roman"/>
+                <w:sz w:val="24"/>
+                <w:szCs w:val="24"/>
+              </w:rPr>
+              <w:t>106388</w:t>
+            </w:r>
+            <w:r>
+              <w:rPr>
+                <w:rFonts w:ascii="Times New Roman" w:eastAsia="仿宋" w:hAnsi="Times New Roman" w:hint="eastAsia"/>
+                <w:sz w:val="24"/>
+                <w:szCs w:val="24"/>
+              </w:rPr>
+              <w:t>.</w:t>
+            </w:r>
+            <w:r>
+              <w:rPr>
+                <w:rFonts w:ascii="Times New Roman" w:eastAsia="仿宋" w:hAnsi="Times New Roman"/>
+                <w:sz w:val="24"/>
+                <w:szCs w:val="24"/>
+              </w:rPr>
+              <w:t xml:space="preserve"> </w:t>
+            </w:r>
+            <w:r>
+              <w:rPr>
+                <w:rFonts w:ascii="Times New Roman" w:eastAsia="仿宋" w:hAnsi="Times New Roman" w:hint="eastAsia"/>
                 <w:color w:val="0070C0"/>
                 <w:sz w:val="24"/>
                 <w:szCs w:val="24"/>
@@ -4417,16 +4043,7 @@
                 <w:sz w:val="24"/>
                 <w:szCs w:val="24"/>
               </w:rPr>
-              <w:t>中科院</w:t>
-            </w:r>
-            <w:r>
-              <w:rPr>
-                <w:rFonts w:ascii="Times New Roman" w:eastAsia="仿宋" w:hAnsi="Times New Roman" w:hint="eastAsia"/>
-                <w:color w:val="0070C0"/>
-                <w:sz w:val="24"/>
-                <w:szCs w:val="24"/>
-              </w:rPr>
-              <w:t>一区</w:t>
+              <w:t>中科院一区</w:t>
             </w:r>
             <w:r>
               <w:rPr>
@@ -4453,7 +4070,16 @@
                 <w:sz w:val="24"/>
                 <w:szCs w:val="24"/>
               </w:rPr>
-              <w:t>JCR Q1)</w:t>
+              <w:t>JCR Q1</w:t>
+            </w:r>
+            <w:r>
+              <w:rPr>
+                <w:rFonts w:ascii="Times New Roman" w:eastAsia="仿宋" w:hAnsi="Times New Roman" w:hint="eastAsia"/>
+                <w:color w:val="0070C0"/>
+                <w:sz w:val="24"/>
+                <w:szCs w:val="24"/>
+              </w:rPr>
+              <w:t>)</w:t>
             </w:r>
           </w:p>
           <w:p>
@@ -4476,7 +4102,7 @@
                 <w:sz w:val="24"/>
                 <w:szCs w:val="24"/>
               </w:rPr>
-              <w:t xml:space="preserve">Ye, Z., </w:t>
+              <w:t xml:space="preserve">Huang, H., Chang, J.*, Zhang, D., Thewes, M., &amp; </w:t>
             </w:r>
             <w:r>
               <w:rPr>
@@ -4494,345 +4120,109 @@
                 <w:sz w:val="24"/>
                 <w:szCs w:val="24"/>
               </w:rPr>
+              <w:t xml:space="preserve"> (202</w:t>
+            </w:r>
+            <w:r>
+              <w:rPr>
+                <w:rFonts w:ascii="Times New Roman" w:eastAsia="仿宋" w:hAnsi="Times New Roman"/>
+                <w:sz w:val="24"/>
+                <w:szCs w:val="24"/>
+              </w:rPr>
+              <w:t>5</w:t>
+            </w:r>
+            <w:r>
+              <w:rPr>
+                <w:rFonts w:ascii="Times New Roman" w:eastAsia="仿宋" w:hAnsi="Times New Roman"/>
+                <w:sz w:val="24"/>
+                <w:szCs w:val="24"/>
+              </w:rPr>
+              <w:t xml:space="preserve">). Improved </w:t>
+            </w:r>
+            <w:r>
+              <w:rPr>
+                <w:rFonts w:ascii="Times New Roman" w:eastAsia="仿宋" w:hAnsi="Times New Roman" w:hint="eastAsia"/>
+                <w:sz w:val="24"/>
+                <w:szCs w:val="24"/>
+              </w:rPr>
+              <w:t>m</w:t>
+            </w:r>
+            <w:r>
+              <w:rPr>
+                <w:rFonts w:ascii="Times New Roman" w:eastAsia="仿宋" w:hAnsi="Times New Roman"/>
+                <w:sz w:val="24"/>
+                <w:szCs w:val="24"/>
+              </w:rPr>
+              <w:t>odel-free adaptive control of shield machine posture during tunnelling. Advanced Engineering Informatics</w:t>
+            </w:r>
+            <w:r>
+              <w:rPr>
+                <w:rFonts w:ascii="Times New Roman" w:eastAsia="仿宋" w:hAnsi="Times New Roman"/>
+                <w:sz w:val="24"/>
+                <w:szCs w:val="24"/>
+              </w:rPr>
+              <w:t>, 67, 103465</w:t>
+            </w:r>
+            <w:r>
+              <w:rPr>
+                <w:rFonts w:ascii="Times New Roman" w:eastAsia="仿宋" w:hAnsi="Times New Roman"/>
+                <w:sz w:val="24"/>
+                <w:szCs w:val="24"/>
+              </w:rPr>
+              <w:t xml:space="preserve">. </w:t>
+            </w:r>
+            <w:r>
+              <w:rPr>
+                <w:rFonts w:ascii="Times New Roman" w:eastAsia="仿宋" w:hAnsi="Times New Roman"/>
+                <w:color w:val="0070C0"/>
+                <w:sz w:val="24"/>
+                <w:szCs w:val="24"/>
+              </w:rPr>
+              <w:t>(</w:t>
+            </w:r>
+            <w:r>
+              <w:rPr>
+                <w:rFonts w:ascii="Times New Roman" w:eastAsia="仿宋" w:hAnsi="Times New Roman" w:hint="eastAsia"/>
+                <w:color w:val="0070C0"/>
+                <w:sz w:val="24"/>
+                <w:szCs w:val="24"/>
+              </w:rPr>
+              <w:t>中科院</w:t>
+            </w:r>
+            <w:r>
+              <w:rPr>
+                <w:rFonts w:ascii="Times New Roman" w:eastAsia="仿宋" w:hAnsi="Times New Roman" w:hint="eastAsia"/>
+                <w:color w:val="0070C0"/>
+                <w:sz w:val="24"/>
+                <w:szCs w:val="24"/>
+              </w:rPr>
+              <w:t>一区</w:t>
+            </w:r>
+            <w:r>
+              <w:rPr>
+                <w:rFonts w:ascii="Times New Roman" w:eastAsia="仿宋" w:hAnsi="Times New Roman"/>
+                <w:color w:val="0070C0"/>
+                <w:sz w:val="24"/>
+                <w:szCs w:val="24"/>
+              </w:rPr>
+              <w:t>TOP</w:t>
+            </w:r>
+            <w:r>
+              <w:rPr>
+                <w:rFonts w:ascii="Times New Roman" w:eastAsia="仿宋" w:hAnsi="Times New Roman" w:hint="eastAsia"/>
+                <w:color w:val="0070C0"/>
+                <w:sz w:val="24"/>
+                <w:szCs w:val="24"/>
+              </w:rPr>
               <w:t xml:space="preserve">, </w:t>
             </w:r>
             <w:r>
               <w:rPr>
                 <w:rFonts w:ascii="Times New Roman" w:eastAsia="仿宋" w:hAnsi="Times New Roman"/>
-                <w:sz w:val="24"/>
-                <w:szCs w:val="24"/>
-              </w:rPr>
-              <w:t>Faramarzi</w:t>
-            </w:r>
-            <w:r>
-              <w:rPr>
-                <w:rFonts w:ascii="Times New Roman" w:eastAsia="仿宋" w:hAnsi="Times New Roman"/>
-                <w:sz w:val="24"/>
-                <w:szCs w:val="24"/>
-              </w:rPr>
-              <w:t xml:space="preserve">, A., </w:t>
-            </w:r>
-            <w:bookmarkStart w:id="2" w:name="_Hlk201487903"/>
-            <w:r>
-              <w:rPr>
-                <w:rFonts w:ascii="Times New Roman" w:eastAsia="仿宋" w:hAnsi="Times New Roman"/>
-                <w:sz w:val="24"/>
-                <w:szCs w:val="24"/>
-                <w:u w:val="single"/>
-              </w:rPr>
-              <w:t>Xie, X.</w:t>
-            </w:r>
-            <w:r>
-              <w:rPr>
-                <w:rFonts w:ascii="Times New Roman" w:eastAsia="仿宋" w:hAnsi="Times New Roman"/>
-                <w:sz w:val="24"/>
-                <w:szCs w:val="24"/>
-              </w:rPr>
-              <w:t>,</w:t>
-            </w:r>
-            <w:r>
-              <w:rPr>
-                <w:rFonts w:ascii="Times New Roman" w:eastAsia="仿宋" w:hAnsi="Times New Roman"/>
-                <w:sz w:val="24"/>
-                <w:szCs w:val="24"/>
-              </w:rPr>
-              <w:t xml:space="preserve"> &amp;</w:t>
-            </w:r>
-            <w:r>
-              <w:rPr>
-                <w:rFonts w:ascii="Times New Roman" w:eastAsia="仿宋" w:hAnsi="Times New Roman"/>
-                <w:sz w:val="24"/>
-                <w:szCs w:val="24"/>
-              </w:rPr>
-              <w:t xml:space="preserve"> </w:t>
-            </w:r>
-            <w:r>
-              <w:rPr>
-                <w:rFonts w:ascii="Times New Roman" w:eastAsia="仿宋" w:hAnsi="Times New Roman"/>
-                <w:sz w:val="24"/>
-                <w:szCs w:val="24"/>
-              </w:rPr>
-              <w:t>Ninić</w:t>
-            </w:r>
-            <w:r>
-              <w:rPr>
-                <w:rFonts w:ascii="Times New Roman" w:eastAsia="仿宋" w:hAnsi="Times New Roman"/>
-                <w:sz w:val="24"/>
-                <w:szCs w:val="24"/>
-              </w:rPr>
-              <w:t>, J.*</w:t>
-            </w:r>
-            <w:bookmarkEnd w:id="2"/>
-            <w:r>
-              <w:rPr>
-                <w:rFonts w:ascii="Times New Roman" w:eastAsia="仿宋" w:hAnsi="Times New Roman"/>
-                <w:sz w:val="24"/>
-                <w:szCs w:val="24"/>
-              </w:rPr>
-              <w:t xml:space="preserve"> (202</w:t>
-            </w:r>
-            <w:r>
-              <w:rPr>
-                <w:rFonts w:ascii="Times New Roman" w:eastAsia="仿宋" w:hAnsi="Times New Roman"/>
-                <w:sz w:val="24"/>
-                <w:szCs w:val="24"/>
-              </w:rPr>
-              <w:t>5</w:t>
-            </w:r>
-            <w:r>
-              <w:rPr>
-                <w:rFonts w:ascii="Times New Roman" w:eastAsia="仿宋" w:hAnsi="Times New Roman"/>
-                <w:sz w:val="24"/>
-                <w:szCs w:val="24"/>
-              </w:rPr>
-              <w:t>)</w:t>
-            </w:r>
-            <w:r>
-              <w:rPr>
-                <w:rFonts w:ascii="Times New Roman" w:eastAsia="仿宋" w:hAnsi="Times New Roman" w:hint="eastAsia"/>
-                <w:sz w:val="24"/>
-                <w:szCs w:val="24"/>
-              </w:rPr>
-              <w:t>.</w:t>
-            </w:r>
-            <w:r>
-              <w:rPr>
-                <w:rFonts w:ascii="Times New Roman" w:eastAsia="仿宋" w:hAnsi="Times New Roman"/>
-                <w:sz w:val="24"/>
-                <w:szCs w:val="24"/>
-              </w:rPr>
-              <w:t xml:space="preserve"> </w:t>
-            </w:r>
-            <w:r>
-              <w:rPr>
-                <w:rFonts w:ascii="Times New Roman" w:eastAsia="仿宋" w:hAnsi="Times New Roman"/>
-                <w:sz w:val="24"/>
-                <w:szCs w:val="24"/>
-              </w:rPr>
-              <w:t>SAM4Tun: No-</w:t>
-            </w:r>
-            <w:r>
-              <w:rPr>
-                <w:rFonts w:ascii="Times New Roman" w:eastAsia="仿宋" w:hAnsi="Times New Roman"/>
-                <w:sz w:val="24"/>
-                <w:szCs w:val="24"/>
-              </w:rPr>
-              <w:t>t</w:t>
-            </w:r>
-            <w:r>
-              <w:rPr>
-                <w:rFonts w:ascii="Times New Roman" w:eastAsia="仿宋" w:hAnsi="Times New Roman"/>
-                <w:sz w:val="24"/>
-                <w:szCs w:val="24"/>
-              </w:rPr>
-              <w:t xml:space="preserve">raining </w:t>
-            </w:r>
-            <w:r>
-              <w:rPr>
-                <w:rFonts w:ascii="Times New Roman" w:eastAsia="仿宋" w:hAnsi="Times New Roman"/>
-                <w:sz w:val="24"/>
-                <w:szCs w:val="24"/>
-              </w:rPr>
-              <w:t>m</w:t>
-            </w:r>
-            <w:r>
-              <w:rPr>
-                <w:rFonts w:ascii="Times New Roman" w:eastAsia="仿宋" w:hAnsi="Times New Roman"/>
-                <w:sz w:val="24"/>
-                <w:szCs w:val="24"/>
-              </w:rPr>
-              <w:t xml:space="preserve">odel for </w:t>
-            </w:r>
-            <w:r>
-              <w:rPr>
-                <w:rFonts w:ascii="Times New Roman" w:eastAsia="仿宋" w:hAnsi="Times New Roman"/>
-                <w:sz w:val="24"/>
-                <w:szCs w:val="24"/>
-              </w:rPr>
-              <w:t>t</w:t>
-            </w:r>
-            <w:r>
-              <w:rPr>
-                <w:rFonts w:ascii="Times New Roman" w:eastAsia="仿宋" w:hAnsi="Times New Roman"/>
-                <w:sz w:val="24"/>
-                <w:szCs w:val="24"/>
-              </w:rPr>
-              <w:t xml:space="preserve">unnel </w:t>
-            </w:r>
-            <w:r>
-              <w:rPr>
-                <w:rFonts w:ascii="Times New Roman" w:eastAsia="仿宋" w:hAnsi="Times New Roman"/>
-                <w:sz w:val="24"/>
-                <w:szCs w:val="24"/>
-              </w:rPr>
-              <w:t>l</w:t>
-            </w:r>
-            <w:r>
-              <w:rPr>
-                <w:rFonts w:ascii="Times New Roman" w:eastAsia="仿宋" w:hAnsi="Times New Roman"/>
-                <w:sz w:val="24"/>
-                <w:szCs w:val="24"/>
-              </w:rPr>
-              <w:t xml:space="preserve">ining </w:t>
-            </w:r>
-            <w:r>
-              <w:rPr>
-                <w:rFonts w:ascii="Times New Roman" w:eastAsia="仿宋" w:hAnsi="Times New Roman"/>
-                <w:sz w:val="24"/>
-                <w:szCs w:val="24"/>
-              </w:rPr>
-              <w:t>p</w:t>
-            </w:r>
-            <w:r>
-              <w:rPr>
-                <w:rFonts w:ascii="Times New Roman" w:eastAsia="仿宋" w:hAnsi="Times New Roman"/>
-                <w:sz w:val="24"/>
-                <w:szCs w:val="24"/>
-              </w:rPr>
-              <w:t xml:space="preserve">oint </w:t>
-            </w:r>
-            <w:r>
-              <w:rPr>
-                <w:rFonts w:ascii="Times New Roman" w:eastAsia="仿宋" w:hAnsi="Times New Roman"/>
-                <w:sz w:val="24"/>
-                <w:szCs w:val="24"/>
-              </w:rPr>
-              <w:t>c</w:t>
-            </w:r>
-            <w:r>
-              <w:rPr>
-                <w:rFonts w:ascii="Times New Roman" w:eastAsia="仿宋" w:hAnsi="Times New Roman"/>
-                <w:sz w:val="24"/>
-                <w:szCs w:val="24"/>
-              </w:rPr>
-              <w:t xml:space="preserve">loud </w:t>
-            </w:r>
-            <w:r>
-              <w:rPr>
-                <w:rFonts w:ascii="Times New Roman" w:eastAsia="仿宋" w:hAnsi="Times New Roman"/>
-                <w:sz w:val="24"/>
-                <w:szCs w:val="24"/>
-              </w:rPr>
-              <w:t>c</w:t>
-            </w:r>
-            <w:r>
-              <w:rPr>
-                <w:rFonts w:ascii="Times New Roman" w:eastAsia="仿宋" w:hAnsi="Times New Roman"/>
-                <w:sz w:val="24"/>
-                <w:szCs w:val="24"/>
-              </w:rPr>
-              <w:t xml:space="preserve">omponent </w:t>
-            </w:r>
-            <w:r>
-              <w:rPr>
-                <w:rFonts w:ascii="Times New Roman" w:eastAsia="仿宋" w:hAnsi="Times New Roman"/>
-                <w:sz w:val="24"/>
-                <w:szCs w:val="24"/>
-              </w:rPr>
-              <w:t>s</w:t>
-            </w:r>
-            <w:r>
-              <w:rPr>
-                <w:rFonts w:ascii="Times New Roman" w:eastAsia="仿宋" w:hAnsi="Times New Roman"/>
-                <w:sz w:val="24"/>
-                <w:szCs w:val="24"/>
-              </w:rPr>
-              <w:t>egmentation</w:t>
-            </w:r>
-            <w:r>
-              <w:rPr>
-                <w:rFonts w:ascii="Times New Roman" w:eastAsia="仿宋" w:hAnsi="Times New Roman"/>
-                <w:sz w:val="24"/>
-                <w:szCs w:val="24"/>
-              </w:rPr>
-              <w:t>. Tunnelling and Underground Space Technology</w:t>
-            </w:r>
-            <w:r>
-              <w:rPr>
-                <w:rFonts w:ascii="Times New Roman" w:eastAsia="仿宋" w:hAnsi="Times New Roman" w:hint="eastAsia"/>
-                <w:sz w:val="24"/>
-                <w:szCs w:val="24"/>
-              </w:rPr>
-              <w:t>,</w:t>
-            </w:r>
-            <w:r>
-              <w:rPr>
-                <w:rFonts w:ascii="Times New Roman" w:eastAsia="仿宋" w:hAnsi="Times New Roman"/>
-                <w:sz w:val="24"/>
-                <w:szCs w:val="24"/>
-              </w:rPr>
-              <w:t xml:space="preserve"> 158, 106401</w:t>
-            </w:r>
-            <w:r>
-              <w:rPr>
-                <w:rFonts w:ascii="Times New Roman" w:eastAsia="仿宋" w:hAnsi="Times New Roman"/>
-                <w:sz w:val="24"/>
-                <w:szCs w:val="24"/>
-              </w:rPr>
-              <w:t xml:space="preserve">. </w:t>
-            </w:r>
-            <w:r>
-              <w:rPr>
-                <w:rFonts w:ascii="Times New Roman" w:eastAsia="仿宋" w:hAnsi="Times New Roman" w:hint="eastAsia"/>
-                <w:color w:val="0070C0"/>
-                <w:sz w:val="24"/>
-                <w:szCs w:val="24"/>
-              </w:rPr>
-              <w:t>(</w:t>
-            </w:r>
-            <w:r>
-              <w:rPr>
-                <w:rFonts w:ascii="Times New Roman" w:eastAsia="仿宋" w:hAnsi="Times New Roman" w:hint="eastAsia"/>
-                <w:color w:val="0070C0"/>
-                <w:sz w:val="24"/>
-                <w:szCs w:val="24"/>
-              </w:rPr>
-              <w:t>中科院</w:t>
-            </w:r>
-            <w:r>
-              <w:rPr>
-                <w:rFonts w:ascii="Times New Roman" w:eastAsia="仿宋" w:hAnsi="Times New Roman" w:hint="eastAsia"/>
-                <w:color w:val="0070C0"/>
-                <w:sz w:val="24"/>
-                <w:szCs w:val="24"/>
-              </w:rPr>
-              <w:t>一区</w:t>
-            </w:r>
-            <w:r>
-              <w:rPr>
-                <w:rFonts w:ascii="Times New Roman" w:eastAsia="仿宋" w:hAnsi="Times New Roman"/>
-                <w:color w:val="0070C0"/>
-                <w:sz w:val="24"/>
-                <w:szCs w:val="24"/>
-              </w:rPr>
-              <w:t>TOP</w:t>
-            </w:r>
-            <w:r>
-              <w:rPr>
-                <w:rFonts w:ascii="Times New Roman" w:eastAsia="仿宋" w:hAnsi="Times New Roman" w:hint="eastAsia"/>
-                <w:color w:val="0070C0"/>
-                <w:sz w:val="24"/>
-                <w:szCs w:val="24"/>
-              </w:rPr>
-              <w:t xml:space="preserve">, </w:t>
-            </w:r>
-            <w:r>
-              <w:rPr>
-                <w:rFonts w:ascii="Times New Roman" w:eastAsia="仿宋" w:hAnsi="Times New Roman"/>
-                <w:color w:val="0070C0"/>
-                <w:sz w:val="24"/>
-                <w:szCs w:val="24"/>
-              </w:rPr>
-              <w:t>JCR Q1</w:t>
-            </w:r>
-            <w:r>
-              <w:rPr>
-                <w:rFonts w:ascii="Times New Roman" w:eastAsia="仿宋" w:hAnsi="Times New Roman" w:hint="eastAsia"/>
-                <w:color w:val="0070C0"/>
-                <w:sz w:val="24"/>
-                <w:szCs w:val="24"/>
-              </w:rPr>
-              <w:t>)</w:t>
+                <w:color w:val="0070C0"/>
+                <w:sz w:val="24"/>
+                <w:szCs w:val="24"/>
+              </w:rPr>
+              <w:t>JCR Q1)</w:t>
             </w:r>
           </w:p>
           <w:p>
@@ -4855,23 +4245,7 @@
                 <w:sz w:val="24"/>
                 <w:szCs w:val="24"/>
               </w:rPr>
-              <w:t>Chang, J., Thewes, M., Zhang, D., Huang, H.</w:t>
-            </w:r>
-            <w:r>
-              <w:rPr>
-                <w:rFonts w:ascii="Times New Roman" w:eastAsia="仿宋" w:hAnsi="Times New Roman"/>
-                <w:sz w:val="24"/>
-                <w:szCs w:val="24"/>
-              </w:rPr>
-              <w:t>*</w:t>
-            </w:r>
-            <w:r>
-              <w:rPr>
-                <w:rFonts w:ascii="Times New Roman" w:eastAsia="仿宋" w:hAnsi="Times New Roman"/>
-                <w:sz w:val="24"/>
-                <w:szCs w:val="24"/>
-              </w:rPr>
-              <w:t xml:space="preserve">, &amp; </w:t>
+              <w:t xml:space="preserve">Ye, Z., </w:t>
             </w:r>
             <w:r>
               <w:rPr>
@@ -4889,6 +4263,81 @@
                 <w:sz w:val="24"/>
                 <w:szCs w:val="24"/>
               </w:rPr>
+              <w:t xml:space="preserve">, </w:t>
+            </w:r>
+            <w:r>
+              <w:rPr>
+                <w:rFonts w:ascii="Times New Roman" w:eastAsia="仿宋" w:hAnsi="Times New Roman"/>
+                <w:sz w:val="24"/>
+                <w:szCs w:val="24"/>
+              </w:rPr>
+              <w:t>Faramarzi</w:t>
+            </w:r>
+            <w:r>
+              <w:rPr>
+                <w:rFonts w:ascii="Times New Roman" w:eastAsia="仿宋" w:hAnsi="Times New Roman"/>
+                <w:sz w:val="24"/>
+                <w:szCs w:val="24"/>
+              </w:rPr>
+              <w:t xml:space="preserve">, A., </w:t>
+            </w:r>
+            <w:bookmarkStart w:id="2" w:name="_Hlk201487903"/>
+            <w:r>
+              <w:rPr>
+                <w:rFonts w:ascii="Times New Roman" w:eastAsia="仿宋" w:hAnsi="Times New Roman"/>
+                <w:sz w:val="24"/>
+                <w:szCs w:val="24"/>
+                <w:u w:val="single"/>
+              </w:rPr>
+              <w:t>Xie, X.</w:t>
+            </w:r>
+            <w:r>
+              <w:rPr>
+                <w:rFonts w:ascii="Times New Roman" w:eastAsia="仿宋" w:hAnsi="Times New Roman"/>
+                <w:sz w:val="24"/>
+                <w:szCs w:val="24"/>
+              </w:rPr>
+              <w:t>,</w:t>
+            </w:r>
+            <w:r>
+              <w:rPr>
+                <w:rFonts w:ascii="Times New Roman" w:eastAsia="仿宋" w:hAnsi="Times New Roman"/>
+                <w:sz w:val="24"/>
+                <w:szCs w:val="24"/>
+              </w:rPr>
+              <w:t xml:space="preserve"> &amp;</w:t>
+            </w:r>
+            <w:r>
+              <w:rPr>
+                <w:rFonts w:ascii="Times New Roman" w:eastAsia="仿宋" w:hAnsi="Times New Roman"/>
+                <w:sz w:val="24"/>
+                <w:szCs w:val="24"/>
+              </w:rPr>
+              <w:t xml:space="preserve"> </w:t>
+            </w:r>
+            <w:r>
+              <w:rPr>
+                <w:rFonts w:ascii="Times New Roman" w:eastAsia="仿宋" w:hAnsi="Times New Roman"/>
+                <w:sz w:val="24"/>
+                <w:szCs w:val="24"/>
+              </w:rPr>
+              <w:t>Ninić</w:t>
+            </w:r>
+            <w:r>
+              <w:rPr>
+                <w:rFonts w:ascii="Times New Roman" w:eastAsia="仿宋" w:hAnsi="Times New Roman"/>
+                <w:sz w:val="24"/>
+                <w:szCs w:val="24"/>
+              </w:rPr>
+              <w:t>, J.*</w:t>
+            </w:r>
+            <w:bookmarkEnd w:id="2"/>
+            <w:r>
+              <w:rPr>
+                <w:rFonts w:ascii="Times New Roman" w:eastAsia="仿宋" w:hAnsi="Times New Roman"/>
+                <w:sz w:val="24"/>
+                <w:szCs w:val="24"/>
+              </w:rPr>
               <w:t xml:space="preserve"> (202</w:t>
             </w:r>
             <w:r>
@@ -4905,7 +4354,167 @@
                 <w:sz w:val="24"/>
                 <w:szCs w:val="24"/>
               </w:rPr>
-              <w:t>). Deformational behaviors of existing three-line tunnels induced by under-crossing of three-line mechanized tunnels: A case study. Canadian Geotechnical Journal</w:t>
+              <w:t>)</w:t>
+            </w:r>
+            <w:r>
+              <w:rPr>
+                <w:rFonts w:ascii="Times New Roman" w:eastAsia="仿宋" w:hAnsi="Times New Roman" w:hint="eastAsia"/>
+                <w:sz w:val="24"/>
+                <w:szCs w:val="24"/>
+              </w:rPr>
+              <w:t>.</w:t>
+            </w:r>
+            <w:r>
+              <w:rPr>
+                <w:rFonts w:ascii="Times New Roman" w:eastAsia="仿宋" w:hAnsi="Times New Roman"/>
+                <w:sz w:val="24"/>
+                <w:szCs w:val="24"/>
+              </w:rPr>
+              <w:t xml:space="preserve"> </w:t>
+            </w:r>
+            <w:r>
+              <w:rPr>
+                <w:rFonts w:ascii="Times New Roman" w:eastAsia="仿宋" w:hAnsi="Times New Roman"/>
+                <w:sz w:val="24"/>
+                <w:szCs w:val="24"/>
+              </w:rPr>
+              <w:t>SAM4Tun: No-</w:t>
+            </w:r>
+            <w:r>
+              <w:rPr>
+                <w:rFonts w:ascii="Times New Roman" w:eastAsia="仿宋" w:hAnsi="Times New Roman"/>
+                <w:sz w:val="24"/>
+                <w:szCs w:val="24"/>
+              </w:rPr>
+              <w:t>t</w:t>
+            </w:r>
+            <w:r>
+              <w:rPr>
+                <w:rFonts w:ascii="Times New Roman" w:eastAsia="仿宋" w:hAnsi="Times New Roman"/>
+                <w:sz w:val="24"/>
+                <w:szCs w:val="24"/>
+              </w:rPr>
+              <w:t xml:space="preserve">raining </w:t>
+            </w:r>
+            <w:r>
+              <w:rPr>
+                <w:rFonts w:ascii="Times New Roman" w:eastAsia="仿宋" w:hAnsi="Times New Roman"/>
+                <w:sz w:val="24"/>
+                <w:szCs w:val="24"/>
+              </w:rPr>
+              <w:t>m</w:t>
+            </w:r>
+            <w:r>
+              <w:rPr>
+                <w:rFonts w:ascii="Times New Roman" w:eastAsia="仿宋" w:hAnsi="Times New Roman"/>
+                <w:sz w:val="24"/>
+                <w:szCs w:val="24"/>
+              </w:rPr>
+              <w:t xml:space="preserve">odel for </w:t>
+            </w:r>
+            <w:r>
+              <w:rPr>
+                <w:rFonts w:ascii="Times New Roman" w:eastAsia="仿宋" w:hAnsi="Times New Roman"/>
+                <w:sz w:val="24"/>
+                <w:szCs w:val="24"/>
+              </w:rPr>
+              <w:t>t</w:t>
+            </w:r>
+            <w:r>
+              <w:rPr>
+                <w:rFonts w:ascii="Times New Roman" w:eastAsia="仿宋" w:hAnsi="Times New Roman"/>
+                <w:sz w:val="24"/>
+                <w:szCs w:val="24"/>
+              </w:rPr>
+              <w:t xml:space="preserve">unnel </w:t>
+            </w:r>
+            <w:r>
+              <w:rPr>
+                <w:rFonts w:ascii="Times New Roman" w:eastAsia="仿宋" w:hAnsi="Times New Roman"/>
+                <w:sz w:val="24"/>
+                <w:szCs w:val="24"/>
+              </w:rPr>
+              <w:t>l</w:t>
+            </w:r>
+            <w:r>
+              <w:rPr>
+                <w:rFonts w:ascii="Times New Roman" w:eastAsia="仿宋" w:hAnsi="Times New Roman"/>
+                <w:sz w:val="24"/>
+                <w:szCs w:val="24"/>
+              </w:rPr>
+              <w:t xml:space="preserve">ining </w:t>
+            </w:r>
+            <w:r>
+              <w:rPr>
+                <w:rFonts w:ascii="Times New Roman" w:eastAsia="仿宋" w:hAnsi="Times New Roman"/>
+                <w:sz w:val="24"/>
+                <w:szCs w:val="24"/>
+              </w:rPr>
+              <w:t>p</w:t>
+            </w:r>
+            <w:r>
+              <w:rPr>
+                <w:rFonts w:ascii="Times New Roman" w:eastAsia="仿宋" w:hAnsi="Times New Roman"/>
+                <w:sz w:val="24"/>
+                <w:szCs w:val="24"/>
+              </w:rPr>
+              <w:t xml:space="preserve">oint </w:t>
+            </w:r>
+            <w:r>
+              <w:rPr>
+                <w:rFonts w:ascii="Times New Roman" w:eastAsia="仿宋" w:hAnsi="Times New Roman"/>
+                <w:sz w:val="24"/>
+                <w:szCs w:val="24"/>
+              </w:rPr>
+              <w:t>c</w:t>
+            </w:r>
+            <w:r>
+              <w:rPr>
+                <w:rFonts w:ascii="Times New Roman" w:eastAsia="仿宋" w:hAnsi="Times New Roman"/>
+                <w:sz w:val="24"/>
+                <w:szCs w:val="24"/>
+              </w:rPr>
+              <w:t xml:space="preserve">loud </w:t>
+            </w:r>
+            <w:r>
+              <w:rPr>
+                <w:rFonts w:ascii="Times New Roman" w:eastAsia="仿宋" w:hAnsi="Times New Roman"/>
+                <w:sz w:val="24"/>
+                <w:szCs w:val="24"/>
+              </w:rPr>
+              <w:t>c</w:t>
+            </w:r>
+            <w:r>
+              <w:rPr>
+                <w:rFonts w:ascii="Times New Roman" w:eastAsia="仿宋" w:hAnsi="Times New Roman"/>
+                <w:sz w:val="24"/>
+                <w:szCs w:val="24"/>
+              </w:rPr>
+              <w:t xml:space="preserve">omponent </w:t>
+            </w:r>
+            <w:r>
+              <w:rPr>
+                <w:rFonts w:ascii="Times New Roman" w:eastAsia="仿宋" w:hAnsi="Times New Roman"/>
+                <w:sz w:val="24"/>
+                <w:szCs w:val="24"/>
+              </w:rPr>
+              <w:t>s</w:t>
+            </w:r>
+            <w:r>
+              <w:rPr>
+                <w:rFonts w:ascii="Times New Roman" w:eastAsia="仿宋" w:hAnsi="Times New Roman"/>
+                <w:sz w:val="24"/>
+                <w:szCs w:val="24"/>
+              </w:rPr>
+              <w:t>egmentation</w:t>
+            </w:r>
+            <w:r>
+              <w:rPr>
+                <w:rFonts w:ascii="Times New Roman" w:eastAsia="仿宋" w:hAnsi="Times New Roman"/>
+                <w:sz w:val="24"/>
+                <w:szCs w:val="24"/>
+              </w:rPr>
+              <w:t>. Tunnelling and Underground Space Technology</w:t>
             </w:r>
             <w:r>
               <w:rPr>
@@ -4921,7 +4530,7 @@
                 <w:sz w:val="24"/>
                 <w:szCs w:val="24"/>
               </w:rPr>
-              <w:t xml:space="preserve"> 62, 23</w:t>
+              <w:t xml:space="preserve"> 158, 106401</w:t>
             </w:r>
             <w:r>
               <w:rPr>
@@ -4947,43 +4556,43 @@
                 <w:sz w:val="24"/>
                 <w:szCs w:val="24"/>
               </w:rPr>
-              <w:t>中科院三区</w:t>
-            </w:r>
-            <w:r>
-              <w:rPr>
-                <w:rFonts w:ascii="Times New Roman" w:eastAsia="仿宋" w:hAnsi="Times New Roman" w:hint="eastAsia"/>
-                <w:color w:val="0070C0"/>
-                <w:sz w:val="24"/>
-                <w:szCs w:val="24"/>
-              </w:rPr>
-              <w:t>,</w:t>
-            </w:r>
-            <w:r>
-              <w:rPr>
-                <w:rFonts w:ascii="Times New Roman" w:eastAsia="仿宋" w:hAnsi="Times New Roman"/>
-                <w:color w:val="0070C0"/>
-                <w:sz w:val="24"/>
-                <w:szCs w:val="24"/>
-              </w:rPr>
-              <w:t xml:space="preserve"> </w:t>
-            </w:r>
-            <w:r>
-              <w:rPr>
-                <w:rFonts w:ascii="Times New Roman" w:eastAsia="仿宋" w:hAnsi="Times New Roman"/>
-                <w:color w:val="0070C0"/>
-                <w:sz w:val="24"/>
-                <w:szCs w:val="24"/>
-              </w:rPr>
-              <w:t>JCR Q</w:t>
-            </w:r>
-            <w:r>
-              <w:rPr>
-                <w:rFonts w:ascii="Times New Roman" w:eastAsia="仿宋" w:hAnsi="Times New Roman"/>
-                <w:color w:val="0070C0"/>
-                <w:sz w:val="24"/>
-                <w:szCs w:val="24"/>
-              </w:rPr>
-              <w:t>2</w:t>
+              <w:t>中科院</w:t>
+            </w:r>
+            <w:r>
+              <w:rPr>
+                <w:rFonts w:ascii="Times New Roman" w:eastAsia="仿宋" w:hAnsi="Times New Roman" w:hint="eastAsia"/>
+                <w:color w:val="0070C0"/>
+                <w:sz w:val="24"/>
+                <w:szCs w:val="24"/>
+              </w:rPr>
+              <w:t>一区</w:t>
+            </w:r>
+            <w:r>
+              <w:rPr>
+                <w:rFonts w:ascii="Times New Roman" w:eastAsia="仿宋" w:hAnsi="Times New Roman"/>
+                <w:color w:val="0070C0"/>
+                <w:sz w:val="24"/>
+                <w:szCs w:val="24"/>
+              </w:rPr>
+              <w:t>TOP</w:t>
+            </w:r>
+            <w:r>
+              <w:rPr>
+                <w:rFonts w:ascii="Times New Roman" w:eastAsia="仿宋" w:hAnsi="Times New Roman" w:hint="eastAsia"/>
+                <w:color w:val="0070C0"/>
+                <w:sz w:val="24"/>
+                <w:szCs w:val="24"/>
+              </w:rPr>
+              <w:t xml:space="preserve">, </w:t>
+            </w:r>
+            <w:r>
+              <w:rPr>
+                <w:rFonts w:ascii="Times New Roman" w:eastAsia="仿宋" w:hAnsi="Times New Roman"/>
+                <w:color w:val="0070C0"/>
+                <w:sz w:val="24"/>
+                <w:szCs w:val="24"/>
+              </w:rPr>
+              <w:t>JCR Q1</w:t>
             </w:r>
             <w:r>
               <w:rPr>
@@ -5015,24 +4624,23 @@
                 <w:sz w:val="24"/>
                 <w:szCs w:val="24"/>
               </w:rPr>
-              <w:t xml:space="preserve">Li, K., </w:t>
-            </w:r>
-            <w:r>
-              <w:rPr>
-                <w:rFonts w:ascii="Times New Roman" w:eastAsia="仿宋" w:hAnsi="Times New Roman"/>
-                <w:sz w:val="24"/>
-                <w:szCs w:val="24"/>
-                <w:u w:val="single"/>
-              </w:rPr>
-              <w:t>Xie, X.</w:t>
-            </w:r>
-            <w:r>
-              <w:rPr>
-                <w:rFonts w:ascii="Times New Roman" w:eastAsia="仿宋" w:hAnsi="Times New Roman"/>
-                <w:sz w:val="24"/>
-                <w:szCs w:val="24"/>
-              </w:rPr>
-              <w:t xml:space="preserve">, Zhou, B.*, Huang, C., </w:t>
+              <w:t>Chang, J., Thewes, M., Zhang, D., Huang, H.</w:t>
+            </w:r>
+            <w:r>
+              <w:rPr>
+                <w:rFonts w:ascii="Times New Roman" w:eastAsia="仿宋" w:hAnsi="Times New Roman"/>
+                <w:sz w:val="24"/>
+                <w:szCs w:val="24"/>
+              </w:rPr>
+              <w:t>*</w:t>
+            </w:r>
+            <w:r>
+              <w:rPr>
+                <w:rFonts w:ascii="Times New Roman" w:eastAsia="仿宋" w:hAnsi="Times New Roman"/>
+                <w:sz w:val="24"/>
+                <w:szCs w:val="24"/>
+              </w:rPr>
+              <w:t xml:space="preserve">, &amp; </w:t>
             </w:r>
             <w:r>
               <w:rPr>
@@ -5050,7 +4658,47 @@
                 <w:sz w:val="24"/>
                 <w:szCs w:val="24"/>
               </w:rPr>
-              <w:t xml:space="preserve">, Zhou, Y., &amp; Wang, C. (2024). Thickness regression for backfill grouting of shield tunnels based on GPR data and CatBoost &amp; BO-TPE: A full-scale model test study. Underground Space, 17, 100–119. </w:t>
+              <w:t xml:space="preserve"> (202</w:t>
+            </w:r>
+            <w:r>
+              <w:rPr>
+                <w:rFonts w:ascii="Times New Roman" w:eastAsia="仿宋" w:hAnsi="Times New Roman"/>
+                <w:sz w:val="24"/>
+                <w:szCs w:val="24"/>
+              </w:rPr>
+              <w:t>5</w:t>
+            </w:r>
+            <w:r>
+              <w:rPr>
+                <w:rFonts w:ascii="Times New Roman" w:eastAsia="仿宋" w:hAnsi="Times New Roman"/>
+                <w:sz w:val="24"/>
+                <w:szCs w:val="24"/>
+              </w:rPr>
+              <w:t>). Deformational behaviors of existing three-line tunnels induced by under-crossing of three-line mechanized tunnels: A case study. Canadian Geotechnical Journal</w:t>
+            </w:r>
+            <w:r>
+              <w:rPr>
+                <w:rFonts w:ascii="Times New Roman" w:eastAsia="仿宋" w:hAnsi="Times New Roman" w:hint="eastAsia"/>
+                <w:sz w:val="24"/>
+                <w:szCs w:val="24"/>
+              </w:rPr>
+              <w:t>,</w:t>
+            </w:r>
+            <w:r>
+              <w:rPr>
+                <w:rFonts w:ascii="Times New Roman" w:eastAsia="仿宋" w:hAnsi="Times New Roman"/>
+                <w:sz w:val="24"/>
+                <w:szCs w:val="24"/>
+              </w:rPr>
+              <w:t xml:space="preserve"> 62, 23</w:t>
+            </w:r>
+            <w:r>
+              <w:rPr>
+                <w:rFonts w:ascii="Times New Roman" w:eastAsia="仿宋" w:hAnsi="Times New Roman"/>
+                <w:sz w:val="24"/>
+                <w:szCs w:val="24"/>
+              </w:rPr>
+              <w:t xml:space="preserve">. </w:t>
             </w:r>
             <w:r>
               <w:rPr>
@@ -5068,7 +4716,7 @@
                 <w:sz w:val="24"/>
                 <w:szCs w:val="24"/>
               </w:rPr>
-              <w:t>中科院一区</w:t>
+              <w:t>中科院三区</w:t>
             </w:r>
             <w:r>
               <w:rPr>
@@ -5095,7 +4743,34 @@
                 <w:sz w:val="24"/>
                 <w:szCs w:val="24"/>
               </w:rPr>
-              <w:t>JCR Q1</w:t>
+              <w:t>JCR Q</w:t>
+            </w:r>
+            <w:r>
+              <w:rPr>
+                <w:rFonts w:ascii="Times New Roman" w:eastAsia="仿宋" w:hAnsi="Times New Roman"/>
+                <w:color w:val="0070C0"/>
+                <w:sz w:val="24"/>
+                <w:szCs w:val="24"/>
+              </w:rPr>
+              <w:t>2</w:t>
+            </w:r>
+            <w:r>
+              <w:rPr>
+                <w:rFonts w:ascii="Times New Roman" w:eastAsia="仿宋" w:hAnsi="Times New Roman"/>
+                <w:color w:val="0070C0"/>
+                <w:sz w:val="24"/>
+                <w:szCs w:val="24"/>
+              </w:rPr>
+              <w:t>, ESI</w:t>
+            </w:r>
+            <w:r>
+              <w:rPr>
+                <w:rFonts w:ascii="Times New Roman" w:eastAsia="仿宋" w:hAnsi="Times New Roman" w:hint="eastAsia"/>
+                <w:color w:val="0070C0"/>
+                <w:sz w:val="24"/>
+                <w:szCs w:val="24"/>
+              </w:rPr>
+              <w:t>高被引论文</w:t>
             </w:r>
             <w:r>
               <w:rPr>
@@ -5105,63 +4780,6 @@
                 <w:szCs w:val="24"/>
               </w:rPr>
               <w:t>)</w:t>
-            </w:r>
-          </w:p>
-          <w:p>
-            <w:pPr>
-              <w:rPr>
-                <w:rFonts w:ascii="Times New Roman" w:eastAsia="仿宋" w:hAnsi="Times New Roman"/>
-                <w:sz w:val="24"/>
-                <w:szCs w:val="24"/>
-              </w:rPr>
-            </w:pPr>
-            <w:r>
-              <w:rPr>
-                <w:rFonts w:ascii="Times New Roman" w:eastAsia="仿宋" w:hAnsi="Times New Roman" w:hint="eastAsia"/>
-                <w:sz w:val="24"/>
-                <w:szCs w:val="24"/>
-              </w:rPr>
-              <w:t>（</w:t>
-            </w:r>
-            <w:r>
-              <w:rPr>
-                <w:rFonts w:ascii="Times New Roman" w:eastAsia="仿宋" w:hAnsi="Times New Roman" w:hint="eastAsia"/>
-                <w:sz w:val="24"/>
-                <w:szCs w:val="24"/>
-              </w:rPr>
-              <w:t>以下为</w:t>
-            </w:r>
-            <w:r>
-              <w:rPr>
-                <w:rFonts w:ascii="Times New Roman" w:eastAsia="仿宋" w:hAnsi="Times New Roman" w:hint="eastAsia"/>
-                <w:sz w:val="24"/>
-                <w:szCs w:val="24"/>
-              </w:rPr>
-              <w:t>已投稿</w:t>
-            </w:r>
-            <w:r>
-              <w:rPr>
-                <w:rFonts w:ascii="Times New Roman" w:eastAsia="仿宋" w:hAnsi="Times New Roman" w:hint="eastAsia"/>
-                <w:sz w:val="24"/>
-                <w:szCs w:val="24"/>
-              </w:rPr>
-              <w:t>或</w:t>
-            </w:r>
-            <w:r>
-              <w:rPr>
-                <w:rFonts w:ascii="Times New Roman" w:eastAsia="仿宋" w:hAnsi="Times New Roman" w:hint="eastAsia"/>
-                <w:sz w:val="24"/>
-                <w:szCs w:val="24"/>
-              </w:rPr>
-              <w:t>录用待刊的论文</w:t>
-            </w:r>
-            <w:r>
-              <w:rPr>
-                <w:rFonts w:ascii="Times New Roman" w:eastAsia="仿宋" w:hAnsi="Times New Roman" w:hint="eastAsia"/>
-                <w:sz w:val="24"/>
-                <w:szCs w:val="24"/>
-              </w:rPr>
-              <w:t>）</w:t>
             </w:r>
           </w:p>
           <w:p>
@@ -5184,7 +4802,24 @@
                 <w:sz w:val="24"/>
                 <w:szCs w:val="24"/>
               </w:rPr>
-              <w:t xml:space="preserve">Chang, J.-Q., Huang, H.-W., Yin, Z.-Y.*, Zhang, D.-M., </w:t>
+              <w:t xml:space="preserve">Li, K., </w:t>
+            </w:r>
+            <w:r>
+              <w:rPr>
+                <w:rFonts w:ascii="Times New Roman" w:eastAsia="仿宋" w:hAnsi="Times New Roman"/>
+                <w:sz w:val="24"/>
+                <w:szCs w:val="24"/>
+                <w:u w:val="single"/>
+              </w:rPr>
+              <w:t>Xie, X.</w:t>
+            </w:r>
+            <w:r>
+              <w:rPr>
+                <w:rFonts w:ascii="Times New Roman" w:eastAsia="仿宋" w:hAnsi="Times New Roman"/>
+                <w:sz w:val="24"/>
+                <w:szCs w:val="24"/>
+              </w:rPr>
+              <w:t xml:space="preserve">, Zhou, B.*, Huang, C., </w:t>
             </w:r>
             <w:r>
               <w:rPr>
@@ -5202,59 +4837,11 @@
                 <w:sz w:val="24"/>
                 <w:szCs w:val="24"/>
               </w:rPr>
-              <w:t>, &amp; Zhang, N. (202</w:t>
-            </w:r>
-            <w:r>
-              <w:rPr>
-                <w:rFonts w:ascii="Times New Roman" w:eastAsia="仿宋" w:hAnsi="Times New Roman"/>
-                <w:sz w:val="24"/>
-                <w:szCs w:val="24"/>
-              </w:rPr>
-              <w:t>6</w:t>
-            </w:r>
-            <w:r>
-              <w:rPr>
-                <w:rFonts w:ascii="Times New Roman" w:eastAsia="仿宋" w:hAnsi="Times New Roman"/>
-                <w:sz w:val="24"/>
-                <w:szCs w:val="24"/>
-              </w:rPr>
-              <w:t xml:space="preserve">). </w:t>
-            </w:r>
-            <w:r>
-              <w:rPr>
-                <w:rFonts w:ascii="Times New Roman" w:eastAsia="仿宋" w:hAnsi="Times New Roman"/>
-                <w:sz w:val="24"/>
-                <w:szCs w:val="24"/>
-              </w:rPr>
-              <w:t>Physics-informed machine learning method to predict displacement of existing tunnels induced by undercrossing construction: A case study</w:t>
-            </w:r>
-            <w:r>
-              <w:rPr>
-                <w:rFonts w:ascii="Times New Roman" w:eastAsia="仿宋" w:hAnsi="Times New Roman"/>
-                <w:sz w:val="24"/>
-                <w:szCs w:val="24"/>
-              </w:rPr>
-              <w:t>. Underground Spac</w:t>
-            </w:r>
-            <w:r>
-              <w:rPr>
-                <w:rFonts w:ascii="Times New Roman" w:eastAsia="仿宋" w:hAnsi="Times New Roman" w:hint="eastAsia"/>
-                <w:sz w:val="24"/>
-                <w:szCs w:val="24"/>
-              </w:rPr>
-              <w:t>e</w:t>
-            </w:r>
-            <w:r>
-              <w:rPr>
-                <w:rFonts w:ascii="Times New Roman" w:eastAsia="仿宋" w:hAnsi="Times New Roman"/>
-                <w:sz w:val="24"/>
-                <w:szCs w:val="24"/>
-              </w:rPr>
-              <w:t xml:space="preserve">. </w:t>
-            </w:r>
-            <w:r>
-              <w:rPr>
-                <w:rFonts w:ascii="Times New Roman" w:eastAsia="仿宋" w:hAnsi="Times New Roman"/>
+              <w:t xml:space="preserve">, Zhou, Y., &amp; Wang, C. (2024). Thickness regression for backfill grouting of shield tunnels based on GPR data and CatBoost &amp; BO-TPE: A full-scale model test study. Underground Space, 17, 100–119. </w:t>
+            </w:r>
+            <w:r>
+              <w:rPr>
+                <w:rFonts w:ascii="Times New Roman" w:eastAsia="仿宋" w:hAnsi="Times New Roman" w:hint="eastAsia"/>
                 <w:color w:val="0070C0"/>
                 <w:sz w:val="24"/>
                 <w:szCs w:val="24"/>
@@ -5268,79 +4855,100 @@
                 <w:sz w:val="24"/>
                 <w:szCs w:val="24"/>
               </w:rPr>
+              <w:t>中科院一区</w:t>
+            </w:r>
+            <w:r>
+              <w:rPr>
+                <w:rFonts w:ascii="Times New Roman" w:eastAsia="仿宋" w:hAnsi="Times New Roman" w:hint="eastAsia"/>
+                <w:color w:val="0070C0"/>
+                <w:sz w:val="24"/>
+                <w:szCs w:val="24"/>
+              </w:rPr>
+              <w:t>,</w:t>
+            </w:r>
+            <w:r>
+              <w:rPr>
+                <w:rFonts w:ascii="Times New Roman" w:eastAsia="仿宋" w:hAnsi="Times New Roman"/>
+                <w:color w:val="0070C0"/>
+                <w:sz w:val="24"/>
+                <w:szCs w:val="24"/>
+              </w:rPr>
+              <w:t xml:space="preserve"> </w:t>
+            </w:r>
+            <w:r>
+              <w:rPr>
+                <w:rFonts w:ascii="Times New Roman" w:eastAsia="仿宋" w:hAnsi="Times New Roman"/>
+                <w:color w:val="0070C0"/>
+                <w:sz w:val="24"/>
+                <w:szCs w:val="24"/>
+              </w:rPr>
+              <w:t>JCR Q1</w:t>
+            </w:r>
+            <w:r>
+              <w:rPr>
+                <w:rFonts w:ascii="Times New Roman" w:eastAsia="仿宋" w:hAnsi="Times New Roman" w:hint="eastAsia"/>
+                <w:color w:val="0070C0"/>
+                <w:sz w:val="24"/>
+                <w:szCs w:val="24"/>
+              </w:rPr>
+              <w:t>)</w:t>
+            </w:r>
+          </w:p>
+          <w:p>
+            <w:pPr>
+              <w:rPr>
+                <w:rFonts w:ascii="Times New Roman" w:eastAsia="仿宋" w:hAnsi="Times New Roman"/>
+                <w:sz w:val="24"/>
+                <w:szCs w:val="24"/>
+              </w:rPr>
+            </w:pPr>
+            <w:r>
+              <w:rPr>
+                <w:rFonts w:ascii="Times New Roman" w:eastAsia="仿宋" w:hAnsi="Times New Roman" w:hint="eastAsia"/>
+                <w:sz w:val="24"/>
+                <w:szCs w:val="24"/>
+              </w:rPr>
+              <w:t>（</w:t>
+            </w:r>
+            <w:r>
+              <w:rPr>
+                <w:rFonts w:ascii="Times New Roman" w:eastAsia="仿宋" w:hAnsi="Times New Roman" w:hint="eastAsia"/>
+                <w:sz w:val="24"/>
+                <w:szCs w:val="24"/>
+              </w:rPr>
+              <w:t>以下为</w:t>
+            </w:r>
+            <w:r>
+              <w:rPr>
+                <w:rFonts w:ascii="Times New Roman" w:eastAsia="仿宋" w:hAnsi="Times New Roman" w:hint="eastAsia"/>
+                <w:sz w:val="24"/>
+                <w:szCs w:val="24"/>
+              </w:rPr>
               <w:t>已投稿</w:t>
             </w:r>
             <w:r>
               <w:rPr>
                 <w:rFonts w:ascii="Times New Roman" w:eastAsia="仿宋" w:hAnsi="Times New Roman" w:hint="eastAsia"/>
-                <w:color w:val="0070C0"/>
-                <w:sz w:val="24"/>
-                <w:szCs w:val="24"/>
-              </w:rPr>
-              <w:t>,</w:t>
-            </w:r>
-            <w:r>
-              <w:rPr>
-                <w:rFonts w:ascii="Times New Roman" w:eastAsia="仿宋" w:hAnsi="Times New Roman"/>
-                <w:color w:val="0070C0"/>
-                <w:sz w:val="24"/>
-                <w:szCs w:val="24"/>
-              </w:rPr>
-              <w:t xml:space="preserve"> </w:t>
-            </w:r>
-            <w:r>
-              <w:rPr>
-                <w:rFonts w:ascii="Times New Roman" w:eastAsia="仿宋" w:hAnsi="Times New Roman" w:hint="eastAsia"/>
-                <w:color w:val="0070C0"/>
-                <w:sz w:val="24"/>
-                <w:szCs w:val="24"/>
-              </w:rPr>
-              <w:t>中科院</w:t>
-            </w:r>
-            <w:r>
-              <w:rPr>
-                <w:rFonts w:ascii="Times New Roman" w:eastAsia="仿宋" w:hAnsi="Times New Roman" w:hint="eastAsia"/>
-                <w:color w:val="0070C0"/>
-                <w:sz w:val="24"/>
-                <w:szCs w:val="24"/>
-              </w:rPr>
-              <w:t>一区</w:t>
-            </w:r>
-            <w:r>
-              <w:rPr>
-                <w:rFonts w:ascii="Times New Roman" w:eastAsia="仿宋" w:hAnsi="Times New Roman"/>
-                <w:color w:val="0070C0"/>
-                <w:sz w:val="24"/>
-                <w:szCs w:val="24"/>
-              </w:rPr>
-              <w:t>TOP</w:t>
-            </w:r>
-            <w:r>
-              <w:rPr>
-                <w:rFonts w:ascii="Times New Roman" w:eastAsia="仿宋" w:hAnsi="Times New Roman" w:hint="eastAsia"/>
-                <w:color w:val="0070C0"/>
-                <w:sz w:val="24"/>
-                <w:szCs w:val="24"/>
-              </w:rPr>
-              <w:t xml:space="preserve">, </w:t>
-            </w:r>
-            <w:r>
-              <w:rPr>
-                <w:rFonts w:ascii="Times New Roman" w:eastAsia="仿宋" w:hAnsi="Times New Roman"/>
-                <w:color w:val="0070C0"/>
-                <w:sz w:val="24"/>
-                <w:szCs w:val="24"/>
-              </w:rPr>
-              <w:t>JCR Q1</w:t>
-            </w:r>
-            <w:r>
-              <w:rPr>
-                <w:rFonts w:ascii="Times New Roman" w:eastAsia="仿宋" w:hAnsi="Times New Roman"/>
-                <w:color w:val="0070C0"/>
-                <w:sz w:val="24"/>
-                <w:szCs w:val="24"/>
-              </w:rPr>
-              <w:t>)</w:t>
+                <w:sz w:val="24"/>
+                <w:szCs w:val="24"/>
+              </w:rPr>
+              <w:t>或</w:t>
+            </w:r>
+            <w:r>
+              <w:rPr>
+                <w:rFonts w:ascii="Times New Roman" w:eastAsia="仿宋" w:hAnsi="Times New Roman" w:hint="eastAsia"/>
+                <w:sz w:val="24"/>
+                <w:szCs w:val="24"/>
+              </w:rPr>
+              <w:t>录用待刊的论文</w:t>
+            </w:r>
+            <w:r>
+              <w:rPr>
+                <w:rFonts w:ascii="Times New Roman" w:eastAsia="仿宋" w:hAnsi="Times New Roman" w:hint="eastAsia"/>
+                <w:sz w:val="24"/>
+                <w:szCs w:val="24"/>
+              </w:rPr>
+              <w:t>）</w:t>
             </w:r>
           </w:p>
           <w:p>
@@ -5363,7 +4971,7 @@
                 <w:sz w:val="24"/>
                 <w:szCs w:val="24"/>
               </w:rPr>
-              <w:t xml:space="preserve">Yang, W., </w:t>
+              <w:t xml:space="preserve">Chang, J.-Q., Huang, H.-W., Yin, Z.-Y.*, Zhang, D.-M., </w:t>
             </w:r>
             <w:r>
               <w:rPr>
@@ -5381,64 +4989,47 @@
                 <w:sz w:val="24"/>
                 <w:szCs w:val="24"/>
               </w:rPr>
-              <w:t>, Jing, Y.</w:t>
-            </w:r>
-            <w:r>
-              <w:rPr>
-                <w:rFonts w:ascii="Times New Roman" w:eastAsia="仿宋" w:hAnsi="Times New Roman"/>
-                <w:sz w:val="24"/>
-                <w:szCs w:val="24"/>
-              </w:rPr>
-              <w:t>*</w:t>
-            </w:r>
-            <w:r>
-              <w:rPr>
-                <w:rFonts w:ascii="Times New Roman" w:eastAsia="仿宋" w:hAnsi="Times New Roman"/>
-                <w:sz w:val="24"/>
-                <w:szCs w:val="24"/>
-              </w:rPr>
-              <w:t xml:space="preserve">, Hill, T., Wysocki, O., &amp; </w:t>
-            </w:r>
-            <w:r>
-              <w:rPr>
-                <w:rFonts w:ascii="Times New Roman" w:eastAsia="仿宋" w:hAnsi="Times New Roman"/>
-                <w:sz w:val="24"/>
-                <w:szCs w:val="24"/>
-                <w:u w:val="single"/>
-              </w:rPr>
-              <w:t>Sheil, B.</w:t>
-            </w:r>
-            <w:r>
-              <w:rPr>
-                <w:rFonts w:ascii="Times New Roman" w:eastAsia="仿宋" w:hAnsi="Times New Roman"/>
-                <w:sz w:val="24"/>
-                <w:szCs w:val="24"/>
-              </w:rPr>
-              <w:t xml:space="preserve"> (2025). </w:t>
-            </w:r>
-            <w:r>
-              <w:rPr>
-                <w:rFonts w:ascii="Times New Roman" w:eastAsia="仿宋" w:hAnsi="Times New Roman"/>
-                <w:sz w:val="24"/>
-                <w:szCs w:val="24"/>
-              </w:rPr>
-              <w:t xml:space="preserve">Tunnel </w:t>
-            </w:r>
-            <w:r>
-              <w:rPr>
-                <w:rFonts w:ascii="Times New Roman" w:eastAsia="仿宋" w:hAnsi="Times New Roman"/>
-                <w:sz w:val="24"/>
-                <w:szCs w:val="24"/>
-              </w:rPr>
-              <w:t>S</w:t>
-            </w:r>
-            <w:r>
-              <w:rPr>
-                <w:rFonts w:ascii="Times New Roman" w:eastAsia="仿宋" w:hAnsi="Times New Roman"/>
-                <w:sz w:val="24"/>
-                <w:szCs w:val="24"/>
-              </w:rPr>
-              <w:t>canner: Geometry-informed synthetic point cloud generation and transfer learning for tunnel segmentation</w:t>
+              <w:t>, &amp; Zhang, N. (202</w:t>
+            </w:r>
+            <w:r>
+              <w:rPr>
+                <w:rFonts w:ascii="Times New Roman" w:eastAsia="仿宋" w:hAnsi="Times New Roman"/>
+                <w:sz w:val="24"/>
+                <w:szCs w:val="24"/>
+              </w:rPr>
+              <w:t>6</w:t>
+            </w:r>
+            <w:r>
+              <w:rPr>
+                <w:rFonts w:ascii="Times New Roman" w:eastAsia="仿宋" w:hAnsi="Times New Roman"/>
+                <w:sz w:val="24"/>
+                <w:szCs w:val="24"/>
+              </w:rPr>
+              <w:t xml:space="preserve">). </w:t>
+            </w:r>
+            <w:r>
+              <w:rPr>
+                <w:rFonts w:ascii="Times New Roman" w:eastAsia="仿宋" w:hAnsi="Times New Roman"/>
+                <w:sz w:val="24"/>
+                <w:szCs w:val="24"/>
+              </w:rPr>
+              <w:t>Physics-informed machine learning method to predict displacement of existing tunnels induced by undercrossing construction: A case study</w:t>
+            </w:r>
+            <w:r>
+              <w:rPr>
+                <w:rFonts w:ascii="Times New Roman" w:eastAsia="仿宋" w:hAnsi="Times New Roman"/>
+                <w:sz w:val="24"/>
+                <w:szCs w:val="24"/>
+              </w:rPr>
+              <w:t>. Underground Spac</w:t>
+            </w:r>
+            <w:r>
+              <w:rPr>
+                <w:rFonts w:ascii="Times New Roman" w:eastAsia="仿宋" w:hAnsi="Times New Roman" w:hint="eastAsia"/>
+                <w:sz w:val="24"/>
+                <w:szCs w:val="24"/>
+              </w:rPr>
+              <w:t>e</w:t>
             </w:r>
             <w:r>
               <w:rPr>
@@ -5451,22 +5042,34 @@
             <w:r>
               <w:rPr>
                 <w:rFonts w:ascii="Times New Roman" w:eastAsia="仿宋" w:hAnsi="Times New Roman"/>
-                <w:sz w:val="24"/>
-                <w:szCs w:val="24"/>
-              </w:rPr>
-              <w:t>Automation in Construction</w:t>
-            </w:r>
-            <w:r>
-              <w:rPr>
-                <w:rFonts w:ascii="Times New Roman" w:eastAsia="仿宋" w:hAnsi="Times New Roman" w:hint="eastAsia"/>
-                <w:sz w:val="24"/>
-                <w:szCs w:val="24"/>
-              </w:rPr>
-              <w:t>.</w:t>
-            </w:r>
-            <w:r>
-              <w:rPr>
-                <w:rFonts w:ascii="Times New Roman" w:eastAsia="仿宋" w:hAnsi="Times New Roman"/>
+                <w:color w:val="0070C0"/>
+                <w:sz w:val="24"/>
+                <w:szCs w:val="24"/>
+              </w:rPr>
+              <w:t>(</w:t>
+            </w:r>
+            <w:r>
+              <w:rPr>
+                <w:rFonts w:ascii="Times New Roman" w:eastAsia="仿宋" w:hAnsi="Times New Roman" w:hint="eastAsia"/>
+                <w:color w:val="0070C0"/>
+                <w:sz w:val="24"/>
+                <w:szCs w:val="24"/>
+              </w:rPr>
+              <w:t>已投稿</w:t>
+            </w:r>
+            <w:r>
+              <w:rPr>
+                <w:rFonts w:ascii="Times New Roman" w:eastAsia="仿宋" w:hAnsi="Times New Roman" w:hint="eastAsia"/>
+                <w:color w:val="0070C0"/>
+                <w:sz w:val="24"/>
+                <w:szCs w:val="24"/>
+              </w:rPr>
+              <w:t>,</w:t>
+            </w:r>
+            <w:r>
+              <w:rPr>
+                <w:rFonts w:ascii="Times New Roman" w:eastAsia="仿宋" w:hAnsi="Times New Roman"/>
+                <w:color w:val="0070C0"/>
                 <w:sz w:val="24"/>
                 <w:szCs w:val="24"/>
               </w:rPr>
@@ -5479,43 +5082,16 @@
                 <w:sz w:val="24"/>
                 <w:szCs w:val="24"/>
               </w:rPr>
-              <w:t>(</w:t>
-            </w:r>
-            <w:r>
-              <w:rPr>
-                <w:rFonts w:ascii="Times New Roman" w:eastAsia="仿宋" w:hAnsi="Times New Roman" w:hint="eastAsia"/>
-                <w:color w:val="0070C0"/>
-                <w:sz w:val="24"/>
-                <w:szCs w:val="24"/>
-              </w:rPr>
-              <w:t>已投稿</w:t>
-            </w:r>
-            <w:r>
-              <w:rPr>
-                <w:rFonts w:ascii="Times New Roman" w:eastAsia="仿宋" w:hAnsi="Times New Roman" w:hint="eastAsia"/>
-                <w:color w:val="0070C0"/>
-                <w:sz w:val="24"/>
-                <w:szCs w:val="24"/>
-              </w:rPr>
-              <w:t>,</w:t>
-            </w:r>
-            <w:r>
-              <w:rPr>
-                <w:rFonts w:ascii="Times New Roman" w:eastAsia="仿宋" w:hAnsi="Times New Roman"/>
-                <w:color w:val="0070C0"/>
-                <w:sz w:val="24"/>
-                <w:szCs w:val="24"/>
-              </w:rPr>
-              <w:t xml:space="preserve"> </w:t>
-            </w:r>
-            <w:r>
-              <w:rPr>
-                <w:rFonts w:ascii="Times New Roman" w:eastAsia="仿宋" w:hAnsi="Times New Roman" w:hint="eastAsia"/>
-                <w:color w:val="0070C0"/>
-                <w:sz w:val="24"/>
-                <w:szCs w:val="24"/>
-              </w:rPr>
-              <w:t>中科院一区</w:t>
+              <w:t>中科院</w:t>
+            </w:r>
+            <w:r>
+              <w:rPr>
+                <w:rFonts w:ascii="Times New Roman" w:eastAsia="仿宋" w:hAnsi="Times New Roman" w:hint="eastAsia"/>
+                <w:color w:val="0070C0"/>
+                <w:sz w:val="24"/>
+                <w:szCs w:val="24"/>
+              </w:rPr>
+              <w:t>一区</w:t>
             </w:r>
             <w:r>
               <w:rPr>
@@ -5546,7 +5122,7 @@
             </w:r>
             <w:r>
               <w:rPr>
-                <w:rFonts w:ascii="Times New Roman" w:eastAsia="仿宋" w:hAnsi="Times New Roman" w:hint="eastAsia"/>
+                <w:rFonts w:ascii="Times New Roman" w:eastAsia="仿宋" w:hAnsi="Times New Roman"/>
                 <w:color w:val="0070C0"/>
                 <w:sz w:val="24"/>
                 <w:szCs w:val="24"/>
@@ -5574,7 +5150,7 @@
                 <w:sz w:val="24"/>
                 <w:szCs w:val="24"/>
               </w:rPr>
-              <w:t xml:space="preserve">Zhang, R., </w:t>
+              <w:t xml:space="preserve">Yang, W., </w:t>
             </w:r>
             <w:r>
               <w:rPr>
@@ -5592,52 +5168,128 @@
                 <w:sz w:val="24"/>
                 <w:szCs w:val="24"/>
               </w:rPr>
+              <w:t>, Jing, Y.</w:t>
+            </w:r>
+            <w:r>
+              <w:rPr>
+                <w:rFonts w:ascii="Times New Roman" w:eastAsia="仿宋" w:hAnsi="Times New Roman"/>
+                <w:sz w:val="24"/>
+                <w:szCs w:val="24"/>
+              </w:rPr>
+              <w:t>*</w:t>
+            </w:r>
+            <w:r>
+              <w:rPr>
+                <w:rFonts w:ascii="Times New Roman" w:eastAsia="仿宋" w:hAnsi="Times New Roman"/>
+                <w:sz w:val="24"/>
+                <w:szCs w:val="24"/>
+              </w:rPr>
+              <w:t xml:space="preserve">, Hill, T., Wysocki, O., &amp; </w:t>
+            </w:r>
+            <w:r>
+              <w:rPr>
+                <w:rFonts w:ascii="Times New Roman" w:eastAsia="仿宋" w:hAnsi="Times New Roman"/>
+                <w:sz w:val="24"/>
+                <w:szCs w:val="24"/>
+                <w:u w:val="single"/>
+              </w:rPr>
+              <w:t>Sheil, B.</w:t>
+            </w:r>
+            <w:r>
+              <w:rPr>
+                <w:rFonts w:ascii="Times New Roman" w:eastAsia="仿宋" w:hAnsi="Times New Roman"/>
+                <w:sz w:val="24"/>
+                <w:szCs w:val="24"/>
+              </w:rPr>
+              <w:t xml:space="preserve"> (2025). </w:t>
+            </w:r>
+            <w:r>
+              <w:rPr>
+                <w:rFonts w:ascii="Times New Roman" w:eastAsia="仿宋" w:hAnsi="Times New Roman"/>
+                <w:sz w:val="24"/>
+                <w:szCs w:val="24"/>
+              </w:rPr>
+              <w:t xml:space="preserve">Tunnel </w:t>
+            </w:r>
+            <w:r>
+              <w:rPr>
+                <w:rFonts w:ascii="Times New Roman" w:eastAsia="仿宋" w:hAnsi="Times New Roman"/>
+                <w:sz w:val="24"/>
+                <w:szCs w:val="24"/>
+              </w:rPr>
+              <w:t>S</w:t>
+            </w:r>
+            <w:r>
+              <w:rPr>
+                <w:rFonts w:ascii="Times New Roman" w:eastAsia="仿宋" w:hAnsi="Times New Roman"/>
+                <w:sz w:val="24"/>
+                <w:szCs w:val="24"/>
+              </w:rPr>
+              <w:t>canner: Geometry-informed synthetic point cloud generation and transfer learning for tunnel segmentation</w:t>
+            </w:r>
+            <w:r>
+              <w:rPr>
+                <w:rFonts w:ascii="Times New Roman" w:eastAsia="仿宋" w:hAnsi="Times New Roman"/>
+                <w:sz w:val="24"/>
+                <w:szCs w:val="24"/>
+              </w:rPr>
+              <w:t xml:space="preserve">. </w:t>
+            </w:r>
+            <w:r>
+              <w:rPr>
+                <w:rFonts w:ascii="Times New Roman" w:eastAsia="仿宋" w:hAnsi="Times New Roman"/>
+                <w:sz w:val="24"/>
+                <w:szCs w:val="24"/>
+              </w:rPr>
+              <w:t>Automation in Construction</w:t>
+            </w:r>
+            <w:r>
+              <w:rPr>
+                <w:rFonts w:ascii="Times New Roman" w:eastAsia="仿宋" w:hAnsi="Times New Roman" w:hint="eastAsia"/>
+                <w:sz w:val="24"/>
+                <w:szCs w:val="24"/>
+              </w:rPr>
+              <w:t>.</w:t>
+            </w:r>
+            <w:r>
+              <w:rPr>
+                <w:rFonts w:ascii="Times New Roman" w:eastAsia="仿宋" w:hAnsi="Times New Roman"/>
+                <w:sz w:val="24"/>
+                <w:szCs w:val="24"/>
+              </w:rPr>
+              <w:t xml:space="preserve"> </w:t>
+            </w:r>
+            <w:r>
+              <w:rPr>
+                <w:rFonts w:ascii="Times New Roman" w:eastAsia="仿宋" w:hAnsi="Times New Roman" w:hint="eastAsia"/>
+                <w:color w:val="0070C0"/>
+                <w:sz w:val="24"/>
+                <w:szCs w:val="24"/>
+              </w:rPr>
+              <w:t>(</w:t>
+            </w:r>
+            <w:r>
+              <w:rPr>
+                <w:rFonts w:ascii="Times New Roman" w:eastAsia="仿宋" w:hAnsi="Times New Roman" w:hint="eastAsia"/>
+                <w:color w:val="0070C0"/>
+                <w:sz w:val="24"/>
+                <w:szCs w:val="24"/>
+              </w:rPr>
+              <w:t>已投稿</w:t>
+            </w:r>
+            <w:r>
+              <w:rPr>
+                <w:rFonts w:ascii="Times New Roman" w:eastAsia="仿宋" w:hAnsi="Times New Roman" w:hint="eastAsia"/>
+                <w:color w:val="0070C0"/>
+                <w:sz w:val="24"/>
+                <w:szCs w:val="24"/>
+              </w:rPr>
               <w:t>,</w:t>
             </w:r>
             <w:r>
               <w:rPr>
                 <w:rFonts w:ascii="Times New Roman" w:eastAsia="仿宋" w:hAnsi="Times New Roman"/>
-                <w:sz w:val="24"/>
-                <w:szCs w:val="24"/>
-              </w:rPr>
-              <w:t xml:space="preserve"> Wang, C., </w:t>
-            </w:r>
-            <w:r>
-              <w:rPr>
-                <w:rFonts w:ascii="Times New Roman" w:eastAsia="仿宋" w:hAnsi="Times New Roman"/>
-                <w:sz w:val="24"/>
-                <w:szCs w:val="24"/>
-                <w:u w:val="single"/>
-              </w:rPr>
-              <w:t>Sheil, B.</w:t>
-            </w:r>
-            <w:r>
-              <w:rPr>
-                <w:rFonts w:ascii="Times New Roman" w:eastAsia="仿宋" w:hAnsi="Times New Roman"/>
-                <w:sz w:val="24"/>
-                <w:szCs w:val="24"/>
-              </w:rPr>
-              <w:t>,</w:t>
-            </w:r>
-            <w:r>
-              <w:rPr>
-                <w:rFonts w:ascii="Times New Roman" w:eastAsia="仿宋" w:hAnsi="Times New Roman"/>
-                <w:sz w:val="24"/>
-                <w:szCs w:val="24"/>
-              </w:rPr>
-              <w:t xml:space="preserve"> Liu, Z., &amp; Li, Z.</w:t>
-            </w:r>
-            <w:r>
-              <w:rPr>
-                <w:rFonts w:ascii="Times New Roman" w:eastAsia="仿宋" w:hAnsi="Times New Roman"/>
-                <w:sz w:val="24"/>
-                <w:szCs w:val="24"/>
-              </w:rPr>
-              <w:t>*</w:t>
-            </w:r>
-            <w:r>
-              <w:rPr>
-                <w:rFonts w:ascii="Times New Roman" w:eastAsia="仿宋" w:hAnsi="Times New Roman"/>
+                <w:color w:val="0070C0"/>
                 <w:sz w:val="24"/>
                 <w:szCs w:val="24"/>
               </w:rPr>
@@ -5645,89 +5297,25 @@
             </w:r>
             <w:r>
               <w:rPr>
-                <w:rFonts w:ascii="Times New Roman" w:eastAsia="仿宋" w:hAnsi="Times New Roman"/>
-                <w:sz w:val="24"/>
-                <w:szCs w:val="24"/>
-              </w:rPr>
-              <w:t>(202</w:t>
-            </w:r>
-            <w:r>
-              <w:rPr>
-                <w:rFonts w:ascii="Times New Roman" w:eastAsia="仿宋" w:hAnsi="Times New Roman"/>
-                <w:sz w:val="24"/>
-                <w:szCs w:val="24"/>
-              </w:rPr>
-              <w:t>5</w:t>
-            </w:r>
-            <w:r>
-              <w:rPr>
-                <w:rFonts w:ascii="Times New Roman" w:eastAsia="仿宋" w:hAnsi="Times New Roman"/>
-                <w:sz w:val="24"/>
-                <w:szCs w:val="24"/>
-              </w:rPr>
-              <w:t>).</w:t>
-            </w:r>
-            <w:r>
-              <w:rPr>
-                <w:rFonts w:ascii="Times New Roman" w:eastAsia="仿宋" w:hAnsi="Times New Roman"/>
-                <w:sz w:val="24"/>
-                <w:szCs w:val="24"/>
-              </w:rPr>
-              <w:t xml:space="preserve"> </w:t>
-            </w:r>
-            <w:r>
-              <w:rPr>
-                <w:rFonts w:ascii="Times New Roman" w:eastAsia="仿宋" w:hAnsi="Times New Roman"/>
-                <w:sz w:val="24"/>
-                <w:szCs w:val="24"/>
-              </w:rPr>
-              <w:t>Denoising image point clouds using segmentation and synthetic data for enhanced structural health analysis of tunnels</w:t>
-            </w:r>
-            <w:r>
-              <w:rPr>
-                <w:rFonts w:ascii="Times New Roman" w:eastAsia="仿宋" w:hAnsi="Times New Roman"/>
-                <w:sz w:val="24"/>
-                <w:szCs w:val="24"/>
-              </w:rPr>
-              <w:t xml:space="preserve">. </w:t>
-            </w:r>
-            <w:r>
-              <w:rPr>
-                <w:rFonts w:ascii="Times New Roman" w:eastAsia="仿宋" w:hAnsi="Times New Roman"/>
-                <w:sz w:val="24"/>
-                <w:szCs w:val="24"/>
-              </w:rPr>
-              <w:t>Data-Centric Engineering</w:t>
-            </w:r>
-            <w:r>
-              <w:rPr>
-                <w:rFonts w:ascii="Times New Roman" w:eastAsia="仿宋" w:hAnsi="Times New Roman"/>
-                <w:sz w:val="24"/>
-                <w:szCs w:val="24"/>
-              </w:rPr>
-              <w:t xml:space="preserve">. </w:t>
-            </w:r>
-            <w:r>
-              <w:rPr>
-                <w:rFonts w:ascii="Times New Roman" w:eastAsia="仿宋" w:hAnsi="Times New Roman" w:hint="eastAsia"/>
-                <w:color w:val="0070C0"/>
-                <w:sz w:val="24"/>
-                <w:szCs w:val="24"/>
-              </w:rPr>
-              <w:t>(</w:t>
-            </w:r>
-            <w:r>
-              <w:rPr>
-                <w:rFonts w:ascii="Times New Roman" w:eastAsia="仿宋" w:hAnsi="Times New Roman" w:hint="eastAsia"/>
-                <w:color w:val="0070C0"/>
-                <w:sz w:val="24"/>
-                <w:szCs w:val="24"/>
-              </w:rPr>
-              <w:t>录用待刊</w:t>
-            </w:r>
-            <w:r>
-              <w:rPr>
-                <w:rFonts w:ascii="Times New Roman" w:eastAsia="仿宋" w:hAnsi="Times New Roman"/>
+                <w:rFonts w:ascii="Times New Roman" w:eastAsia="仿宋" w:hAnsi="Times New Roman" w:hint="eastAsia"/>
+                <w:color w:val="0070C0"/>
+                <w:sz w:val="24"/>
+                <w:szCs w:val="24"/>
+              </w:rPr>
+              <w:t>中科院一区</w:t>
+            </w:r>
+            <w:r>
+              <w:rPr>
+                <w:rFonts w:ascii="Times New Roman" w:eastAsia="仿宋" w:hAnsi="Times New Roman"/>
+                <w:color w:val="0070C0"/>
+                <w:sz w:val="24"/>
+                <w:szCs w:val="24"/>
+              </w:rPr>
+              <w:t>TOP</w:t>
+            </w:r>
+            <w:r>
+              <w:rPr>
+                <w:rFonts w:ascii="Times New Roman" w:eastAsia="仿宋" w:hAnsi="Times New Roman" w:hint="eastAsia"/>
                 <w:color w:val="0070C0"/>
                 <w:sz w:val="24"/>
                 <w:szCs w:val="24"/>
@@ -5741,16 +5329,7 @@
                 <w:sz w:val="24"/>
                 <w:szCs w:val="24"/>
               </w:rPr>
-              <w:t>JCR Q</w:t>
-            </w:r>
-            <w:r>
-              <w:rPr>
-                <w:rFonts w:ascii="Times New Roman" w:eastAsia="仿宋" w:hAnsi="Times New Roman"/>
-                <w:color w:val="0070C0"/>
-                <w:sz w:val="24"/>
-                <w:szCs w:val="24"/>
-              </w:rPr>
-              <w:t>2</w:t>
+              <w:t>JCR Q1</w:t>
             </w:r>
             <w:r>
               <w:rPr>
@@ -8213,54 +7792,6 @@
             <w:r>
               <w:rPr>
                 <w:rFonts w:ascii="Times New Roman" w:eastAsia="仿宋" w:hAnsi="Times New Roman" w:hint="eastAsia"/>
-                <w:sz w:val="24"/>
-                <w:szCs w:val="24"/>
-              </w:rPr>
-              <w:t>李向瑞</w:t>
-            </w:r>
-            <w:r>
-              <w:rPr>
-                <w:rFonts w:ascii="Times New Roman" w:eastAsia="仿宋" w:hAnsi="Times New Roman"/>
-                <w:sz w:val="24"/>
-                <w:szCs w:val="24"/>
-              </w:rPr>
-              <w:t xml:space="preserve">, </w:t>
-            </w:r>
-            <w:r>
-              <w:rPr>
-                <w:rFonts w:ascii="Times New Roman" w:eastAsia="仿宋" w:hAnsi="Times New Roman"/>
-                <w:sz w:val="24"/>
-                <w:szCs w:val="24"/>
-              </w:rPr>
-              <w:t>关振长</w:t>
-            </w:r>
-            <w:r>
-              <w:rPr>
-                <w:rFonts w:ascii="Times New Roman" w:eastAsia="仿宋" w:hAnsi="Times New Roman"/>
-                <w:sz w:val="24"/>
-                <w:szCs w:val="24"/>
-              </w:rPr>
-              <w:t xml:space="preserve">, </w:t>
-            </w:r>
-            <w:r>
-              <w:rPr>
-                <w:rFonts w:ascii="Times New Roman" w:eastAsia="仿宋" w:hAnsi="Times New Roman"/>
-                <w:sz w:val="24"/>
-                <w:szCs w:val="24"/>
-              </w:rPr>
-              <w:t>孙远方</w:t>
-            </w:r>
-            <w:r>
-              <w:rPr>
-                <w:rFonts w:ascii="Times New Roman" w:eastAsia="仿宋" w:hAnsi="Times New Roman"/>
-                <w:sz w:val="24"/>
-                <w:szCs w:val="24"/>
-              </w:rPr>
-              <w:t xml:space="preserve">, </w:t>
-            </w:r>
-            <w:r>
-              <w:rPr>
-                <w:rFonts w:ascii="Times New Roman" w:eastAsia="仿宋" w:hAnsi="Times New Roman"/>
                 <w:b/>
                 <w:bCs/>
                 <w:sz w:val="24"/>
@@ -8282,7 +7813,7 @@
                 <w:sz w:val="24"/>
                 <w:szCs w:val="24"/>
               </w:rPr>
-              <w:t>宋成年</w:t>
+              <w:t>关振长</w:t>
             </w:r>
             <w:r>
               <w:rPr>
@@ -8298,7 +7829,39 @@
                 <w:sz w:val="24"/>
                 <w:szCs w:val="24"/>
               </w:rPr>
-              <w:t>何敬房</w:t>
+              <w:t>徐诗涵</w:t>
+            </w:r>
+            <w:r>
+              <w:rPr>
+                <w:rFonts w:ascii="Times New Roman" w:eastAsia="仿宋" w:hAnsi="Times New Roman"/>
+                <w:sz w:val="24"/>
+                <w:szCs w:val="24"/>
+              </w:rPr>
+              <w:t xml:space="preserve">, </w:t>
+            </w:r>
+            <w:r>
+              <w:rPr>
+                <w:rFonts w:ascii="Times New Roman" w:eastAsia="仿宋" w:hAnsi="Times New Roman"/>
+                <w:sz w:val="24"/>
+                <w:szCs w:val="24"/>
+              </w:rPr>
+              <w:t>黄一韩</w:t>
+            </w:r>
+            <w:r>
+              <w:rPr>
+                <w:rFonts w:ascii="Times New Roman" w:eastAsia="仿宋" w:hAnsi="Times New Roman"/>
+                <w:sz w:val="24"/>
+                <w:szCs w:val="24"/>
+              </w:rPr>
+              <w:t xml:space="preserve">, </w:t>
+            </w:r>
+            <w:r>
+              <w:rPr>
+                <w:rFonts w:ascii="Times New Roman" w:eastAsia="仿宋" w:hAnsi="Times New Roman"/>
+                <w:sz w:val="24"/>
+                <w:szCs w:val="24"/>
+              </w:rPr>
+              <w:t>林志城</w:t>
             </w:r>
             <w:r>
               <w:rPr>
@@ -8314,7 +7877,7 @@
                 <w:sz w:val="24"/>
                 <w:szCs w:val="24"/>
               </w:rPr>
-              <w:t>黄正业</w:t>
+              <w:t>许辉</w:t>
             </w:r>
             <w:r>
               <w:rPr>
@@ -8330,45 +7893,46 @@
                 <w:sz w:val="24"/>
                 <w:szCs w:val="24"/>
               </w:rPr>
-              <w:t>一种钻爆法隧道施工质量评估方法及系统</w:t>
-            </w:r>
-            <w:r>
-              <w:rPr>
-                <w:rFonts w:ascii="Times New Roman" w:eastAsia="仿宋" w:hAnsi="Times New Roman"/>
-                <w:sz w:val="24"/>
-                <w:szCs w:val="24"/>
-              </w:rPr>
-              <w:t xml:space="preserve"> (Patent No. CN202511832090.5).</w:t>
-            </w:r>
-            <w:r>
-              <w:rPr>
-                <w:rFonts w:ascii="Times New Roman" w:eastAsia="仿宋" w:hAnsi="Times New Roman"/>
-                <w:sz w:val="24"/>
-                <w:szCs w:val="24"/>
-              </w:rPr>
-              <w:t xml:space="preserve"> </w:t>
-            </w:r>
-            <w:r>
-              <w:rPr>
-                <w:rFonts w:ascii="Times New Roman" w:eastAsia="仿宋" w:hAnsi="Times New Roman" w:hint="eastAsia"/>
-                <w:color w:val="0070C0"/>
-                <w:sz w:val="24"/>
-                <w:szCs w:val="24"/>
-              </w:rPr>
-              <w:t>(</w:t>
-            </w:r>
-            <w:r>
-              <w:rPr>
-                <w:rFonts w:ascii="Times New Roman" w:eastAsia="仿宋" w:hAnsi="Times New Roman" w:hint="eastAsia"/>
-                <w:color w:val="0070C0"/>
-                <w:sz w:val="24"/>
-                <w:szCs w:val="24"/>
-              </w:rPr>
-              <w:t>发明授权</w:t>
-            </w:r>
-            <w:r>
-              <w:rPr>
-                <w:rFonts w:ascii="Times New Roman" w:eastAsia="仿宋" w:hAnsi="Times New Roman" w:hint="eastAsia"/>
+              <w:t>一种基于深度学习的山岭隧道开挖面渗漏水定量监测方法</w:t>
+            </w:r>
+            <w:r>
+              <w:rPr>
+                <w:rFonts w:ascii="Times New Roman" w:eastAsia="仿宋" w:hAnsi="Times New Roman"/>
+                <w:sz w:val="24"/>
+                <w:szCs w:val="24"/>
+              </w:rPr>
+              <w:t xml:space="preserve"> (Patent No. CN202512026457.0).</w:t>
+            </w:r>
+            <w:r>
+              <w:rPr>
+                <w:rFonts w:ascii="Times New Roman" w:eastAsia="仿宋" w:hAnsi="Times New Roman"/>
+                <w:color w:val="0070C0"/>
+                <w:sz w:val="24"/>
+                <w:szCs w:val="24"/>
+              </w:rPr>
+              <w:t xml:space="preserve"> (</w:t>
+            </w:r>
+            <w:r>
+              <w:rPr>
+                <w:rFonts w:ascii="Times New Roman" w:eastAsia="仿宋" w:hAnsi="Times New Roman"/>
+                <w:color w:val="0070C0"/>
+                <w:sz w:val="24"/>
+                <w:szCs w:val="24"/>
+              </w:rPr>
+              <w:t>发明</w:t>
+            </w:r>
+            <w:r>
+              <w:rPr>
+                <w:rFonts w:ascii="Times New Roman" w:eastAsia="仿宋" w:hAnsi="Times New Roman" w:hint="eastAsia"/>
+                <w:color w:val="0070C0"/>
+                <w:sz w:val="24"/>
+                <w:szCs w:val="24"/>
+              </w:rPr>
+              <w:t>申请</w:t>
+            </w:r>
+            <w:r>
+              <w:rPr>
+                <w:rFonts w:ascii="Times New Roman" w:eastAsia="仿宋" w:hAnsi="Times New Roman"/>
                 <w:color w:val="0070C0"/>
                 <w:sz w:val="24"/>
                 <w:szCs w:val="24"/>
@@ -8494,33 +8058,24 @@
                 <w:sz w:val="24"/>
                 <w:szCs w:val="24"/>
               </w:rPr>
-              <w:t>一种基于深度学习的山岭隧道开挖面渗漏水定量监测方法</w:t>
-            </w:r>
-            <w:r>
-              <w:rPr>
-                <w:rFonts w:ascii="Times New Roman" w:eastAsia="仿宋" w:hAnsi="Times New Roman"/>
-                <w:sz w:val="24"/>
-                <w:szCs w:val="24"/>
-              </w:rPr>
-              <w:t xml:space="preserve"> (Patent No. CN202512026457.0).</w:t>
-            </w:r>
-            <w:r>
-              <w:rPr>
-                <w:rFonts w:ascii="Times New Roman" w:eastAsia="仿宋" w:hAnsi="Times New Roman"/>
-                <w:color w:val="0070C0"/>
-                <w:sz w:val="24"/>
-                <w:szCs w:val="24"/>
-              </w:rPr>
-              <w:t xml:space="preserve"> </w:t>
-            </w:r>
-            <w:r>
-              <w:rPr>
-                <w:rFonts w:ascii="Times New Roman" w:eastAsia="仿宋" w:hAnsi="Times New Roman"/>
-                <w:color w:val="0070C0"/>
-                <w:sz w:val="24"/>
-                <w:szCs w:val="24"/>
-              </w:rPr>
-              <w:t>(</w:t>
+              <w:t>一种融合激光和视频数据的山岭隧道渗漏水实时监测方法</w:t>
+            </w:r>
+            <w:r>
+              <w:rPr>
+                <w:rFonts w:ascii="Times New Roman" w:eastAsia="仿宋" w:hAnsi="Times New Roman"/>
+                <w:sz w:val="24"/>
+                <w:szCs w:val="24"/>
+              </w:rPr>
+              <w:t xml:space="preserve"> (Patent No. CN202511733577.8).</w:t>
+            </w:r>
+            <w:r>
+              <w:rPr>
+                <w:rFonts w:ascii="Times New Roman" w:eastAsia="仿宋" w:hAnsi="Times New Roman"/>
+                <w:color w:val="0070C0"/>
+                <w:sz w:val="24"/>
+                <w:szCs w:val="24"/>
+              </w:rPr>
+              <w:t xml:space="preserve"> (</w:t>
             </w:r>
             <w:r>
               <w:rPr>
@@ -8567,6 +8122,54 @@
             <w:r>
               <w:rPr>
                 <w:rFonts w:ascii="Times New Roman" w:eastAsia="仿宋" w:hAnsi="Times New Roman" w:hint="eastAsia"/>
+                <w:sz w:val="24"/>
+                <w:szCs w:val="24"/>
+              </w:rPr>
+              <w:t>李向瑞</w:t>
+            </w:r>
+            <w:r>
+              <w:rPr>
+                <w:rFonts w:ascii="Times New Roman" w:eastAsia="仿宋" w:hAnsi="Times New Roman"/>
+                <w:sz w:val="24"/>
+                <w:szCs w:val="24"/>
+              </w:rPr>
+              <w:t xml:space="preserve">, </w:t>
+            </w:r>
+            <w:r>
+              <w:rPr>
+                <w:rFonts w:ascii="Times New Roman" w:eastAsia="仿宋" w:hAnsi="Times New Roman"/>
+                <w:sz w:val="24"/>
+                <w:szCs w:val="24"/>
+              </w:rPr>
+              <w:t>关振长</w:t>
+            </w:r>
+            <w:r>
+              <w:rPr>
+                <w:rFonts w:ascii="Times New Roman" w:eastAsia="仿宋" w:hAnsi="Times New Roman"/>
+                <w:sz w:val="24"/>
+                <w:szCs w:val="24"/>
+              </w:rPr>
+              <w:t xml:space="preserve">, </w:t>
+            </w:r>
+            <w:r>
+              <w:rPr>
+                <w:rFonts w:ascii="Times New Roman" w:eastAsia="仿宋" w:hAnsi="Times New Roman"/>
+                <w:sz w:val="24"/>
+                <w:szCs w:val="24"/>
+              </w:rPr>
+              <w:t>孙远方</w:t>
+            </w:r>
+            <w:r>
+              <w:rPr>
+                <w:rFonts w:ascii="Times New Roman" w:eastAsia="仿宋" w:hAnsi="Times New Roman"/>
+                <w:sz w:val="24"/>
+                <w:szCs w:val="24"/>
+              </w:rPr>
+              <w:t xml:space="preserve">, </w:t>
+            </w:r>
+            <w:r>
+              <w:rPr>
+                <w:rFonts w:ascii="Times New Roman" w:eastAsia="仿宋" w:hAnsi="Times New Roman"/>
                 <w:b/>
                 <w:bCs/>
                 <w:sz w:val="24"/>
@@ -8588,7 +8191,7 @@
                 <w:sz w:val="24"/>
                 <w:szCs w:val="24"/>
               </w:rPr>
-              <w:t>关振长</w:t>
+              <w:t>宋成年</w:t>
             </w:r>
             <w:r>
               <w:rPr>
@@ -8604,39 +8207,7 @@
                 <w:sz w:val="24"/>
                 <w:szCs w:val="24"/>
               </w:rPr>
-              <w:t>徐诗涵</w:t>
-            </w:r>
-            <w:r>
-              <w:rPr>
-                <w:rFonts w:ascii="Times New Roman" w:eastAsia="仿宋" w:hAnsi="Times New Roman"/>
-                <w:sz w:val="24"/>
-                <w:szCs w:val="24"/>
-              </w:rPr>
-              <w:t xml:space="preserve">, </w:t>
-            </w:r>
-            <w:r>
-              <w:rPr>
-                <w:rFonts w:ascii="Times New Roman" w:eastAsia="仿宋" w:hAnsi="Times New Roman"/>
-                <w:sz w:val="24"/>
-                <w:szCs w:val="24"/>
-              </w:rPr>
-              <w:t>黄一韩</w:t>
-            </w:r>
-            <w:r>
-              <w:rPr>
-                <w:rFonts w:ascii="Times New Roman" w:eastAsia="仿宋" w:hAnsi="Times New Roman"/>
-                <w:sz w:val="24"/>
-                <w:szCs w:val="24"/>
-              </w:rPr>
-              <w:t xml:space="preserve">, </w:t>
-            </w:r>
-            <w:r>
-              <w:rPr>
-                <w:rFonts w:ascii="Times New Roman" w:eastAsia="仿宋" w:hAnsi="Times New Roman"/>
-                <w:sz w:val="24"/>
-                <w:szCs w:val="24"/>
-              </w:rPr>
-              <w:t>林志城</w:t>
+              <w:t>何敬房</w:t>
             </w:r>
             <w:r>
               <w:rPr>
@@ -8652,7 +8223,7 @@
                 <w:sz w:val="24"/>
                 <w:szCs w:val="24"/>
               </w:rPr>
-              <w:t>许辉</w:t>
+              <w:t>黄正业</w:t>
             </w:r>
             <w:r>
               <w:rPr>
@@ -8668,20 +8239,19 @@
                 <w:sz w:val="24"/>
                 <w:szCs w:val="24"/>
               </w:rPr>
-              <w:t>一种融合激光和视频数据的山岭隧道渗漏水实时监测方法</w:t>
-            </w:r>
-            <w:r>
-              <w:rPr>
-                <w:rFonts w:ascii="Times New Roman" w:eastAsia="仿宋" w:hAnsi="Times New Roman"/>
-                <w:sz w:val="24"/>
-                <w:szCs w:val="24"/>
-              </w:rPr>
-              <w:t xml:space="preserve"> (Patent No. CN202511733577.8).</w:t>
-            </w:r>
-            <w:r>
-              <w:rPr>
-                <w:rFonts w:ascii="Times New Roman" w:eastAsia="仿宋" w:hAnsi="Times New Roman"/>
-                <w:color w:val="0070C0"/>
+              <w:t>一种钻爆法隧道施工质量评估方法及系统</w:t>
+            </w:r>
+            <w:r>
+              <w:rPr>
+                <w:rFonts w:ascii="Times New Roman" w:eastAsia="仿宋" w:hAnsi="Times New Roman"/>
+                <w:sz w:val="24"/>
+                <w:szCs w:val="24"/>
+              </w:rPr>
+              <w:t xml:space="preserve"> (Patent No. CN202511832090.5).</w:t>
+            </w:r>
+            <w:r>
+              <w:rPr>
+                <w:rFonts w:ascii="Times New Roman" w:eastAsia="仿宋" w:hAnsi="Times New Roman"/>
                 <w:sz w:val="24"/>
                 <w:szCs w:val="24"/>
               </w:rPr>
@@ -8689,7 +8259,7 @@
             </w:r>
             <w:r>
               <w:rPr>
-                <w:rFonts w:ascii="Times New Roman" w:eastAsia="仿宋" w:hAnsi="Times New Roman"/>
+                <w:rFonts w:ascii="Times New Roman" w:eastAsia="仿宋" w:hAnsi="Times New Roman" w:hint="eastAsia"/>
                 <w:color w:val="0070C0"/>
                 <w:sz w:val="24"/>
                 <w:szCs w:val="24"/>
@@ -8698,25 +8268,16 @@
             </w:r>
             <w:r>
               <w:rPr>
-                <w:rFonts w:ascii="Times New Roman" w:eastAsia="仿宋" w:hAnsi="Times New Roman"/>
-                <w:color w:val="0070C0"/>
-                <w:sz w:val="24"/>
-                <w:szCs w:val="24"/>
-              </w:rPr>
-              <w:t>发明</w:t>
-            </w:r>
-            <w:r>
-              <w:rPr>
-                <w:rFonts w:ascii="Times New Roman" w:eastAsia="仿宋" w:hAnsi="Times New Roman" w:hint="eastAsia"/>
-                <w:color w:val="0070C0"/>
-                <w:sz w:val="24"/>
-                <w:szCs w:val="24"/>
-              </w:rPr>
-              <w:t>申请</w:t>
-            </w:r>
-            <w:r>
-              <w:rPr>
-                <w:rFonts w:ascii="Times New Roman" w:eastAsia="仿宋" w:hAnsi="Times New Roman"/>
+                <w:rFonts w:ascii="Times New Roman" w:eastAsia="仿宋" w:hAnsi="Times New Roman" w:hint="eastAsia"/>
+                <w:color w:val="0070C0"/>
+                <w:sz w:val="24"/>
+                <w:szCs w:val="24"/>
+              </w:rPr>
+              <w:t>发明授权</w:t>
+            </w:r>
+            <w:r>
+              <w:rPr>
+                <w:rFonts w:ascii="Times New Roman" w:eastAsia="仿宋" w:hAnsi="Times New Roman" w:hint="eastAsia"/>
                 <w:color w:val="0070C0"/>
                 <w:sz w:val="24"/>
                 <w:szCs w:val="24"/>
@@ -14480,6 +14041,119 @@
     </w:lvl>
   </w:abstractNum>
   <w:abstractNum w:abstractNumId="8" w15:restartNumberingAfterBreak="0">
+    <w:nsid w:val="20C901A0"/>
+    <w:multiLevelType w:val="hybridMultilevel"/>
+    <w:tmpl w:val="0BC6F7D8"/>
+    <w:lvl w:ilvl="0" w:tplc="04090001">
+      <w:start w:val="1"/>
+      <w:numFmt w:val="bullet"/>
+      <w:lvlText w:val=""/>
+      <w:lvlJc w:val="left"/>
+      <w:pPr>
+        <w:ind w:left="720" w:hanging="360"/>
+      </w:pPr>
+      <w:rPr>
+        <w:rFonts w:ascii="Wingdings" w:hAnsi="Wingdings" w:hint="default"/>
+      </w:rPr>
+    </w:lvl>
+    <w:lvl w:ilvl="1" w:tplc="04090003" w:tentative="1">
+      <w:start w:val="1"/>
+      <w:numFmt w:val="bullet"/>
+      <w:lvlText w:val="o"/>
+      <w:lvlJc w:val="left"/>
+      <w:pPr>
+        <w:ind w:left="1440" w:hanging="360"/>
+      </w:pPr>
+      <w:rPr>
+        <w:rFonts w:ascii="Courier New" w:hAnsi="Courier New" w:cs="Courier New" w:hint="default"/>
+      </w:rPr>
+    </w:lvl>
+    <w:lvl w:ilvl="2" w:tplc="04090005" w:tentative="1">
+      <w:start w:val="1"/>
+      <w:numFmt w:val="bullet"/>
+      <w:lvlText w:val=""/>
+      <w:lvlJc w:val="left"/>
+      <w:pPr>
+        <w:ind w:left="2160" w:hanging="360"/>
+      </w:pPr>
+      <w:rPr>
+        <w:rFonts w:ascii="Wingdings" w:hAnsi="Wingdings" w:hint="default"/>
+      </w:rPr>
+    </w:lvl>
+    <w:lvl w:ilvl="3" w:tplc="04090001" w:tentative="1">
+      <w:start w:val="1"/>
+      <w:numFmt w:val="bullet"/>
+      <w:lvlText w:val=""/>
+      <w:lvlJc w:val="left"/>
+      <w:pPr>
+        <w:ind w:left="2880" w:hanging="360"/>
+      </w:pPr>
+      <w:rPr>
+        <w:rFonts w:ascii="Symbol" w:hAnsi="Symbol" w:hint="default"/>
+      </w:rPr>
+    </w:lvl>
+    <w:lvl w:ilvl="4" w:tplc="04090003" w:tentative="1">
+      <w:start w:val="1"/>
+      <w:numFmt w:val="bullet"/>
+      <w:lvlText w:val="o"/>
+      <w:lvlJc w:val="left"/>
+      <w:pPr>
+        <w:ind w:left="3600" w:hanging="360"/>
+      </w:pPr>
+      <w:rPr>
+        <w:rFonts w:ascii="Courier New" w:hAnsi="Courier New" w:cs="Courier New" w:hint="default"/>
+      </w:rPr>
+    </w:lvl>
+    <w:lvl w:ilvl="5" w:tplc="04090005" w:tentative="1">
+      <w:start w:val="1"/>
+      <w:numFmt w:val="bullet"/>
+      <w:lvlText w:val=""/>
+      <w:lvlJc w:val="left"/>
+      <w:pPr>
+        <w:ind w:left="4320" w:hanging="360"/>
+      </w:pPr>
+      <w:rPr>
+        <w:rFonts w:ascii="Wingdings" w:hAnsi="Wingdings" w:hint="default"/>
+      </w:rPr>
+    </w:lvl>
+    <w:lvl w:ilvl="6" w:tplc="04090001" w:tentative="1">
+      <w:start w:val="1"/>
+      <w:numFmt w:val="bullet"/>
+      <w:lvlText w:val=""/>
+      <w:lvlJc w:val="left"/>
+      <w:pPr>
+        <w:ind w:left="5040" w:hanging="360"/>
+      </w:pPr>
+      <w:rPr>
+        <w:rFonts w:ascii="Symbol" w:hAnsi="Symbol" w:hint="default"/>
+      </w:rPr>
+    </w:lvl>
+    <w:lvl w:ilvl="7" w:tplc="04090003" w:tentative="1">
+      <w:start w:val="1"/>
+      <w:numFmt w:val="bullet"/>
+      <w:lvlText w:val="o"/>
+      <w:lvlJc w:val="left"/>
+      <w:pPr>
+        <w:ind w:left="5760" w:hanging="360"/>
+      </w:pPr>
+      <w:rPr>
+        <w:rFonts w:ascii="Courier New" w:hAnsi="Courier New" w:cs="Courier New" w:hint="default"/>
+      </w:rPr>
+    </w:lvl>
+    <w:lvl w:ilvl="8" w:tplc="04090005" w:tentative="1">
+      <w:start w:val="1"/>
+      <w:numFmt w:val="bullet"/>
+      <w:lvlText w:val=""/>
+      <w:lvlJc w:val="left"/>
+      <w:pPr>
+        <w:ind w:left="6480" w:hanging="360"/>
+      </w:pPr>
+      <w:rPr>
+        <w:rFonts w:ascii="Wingdings" w:hAnsi="Wingdings" w:hint="default"/>
+      </w:rPr>
+    </w:lvl>
+  </w:abstractNum>
+  <w:abstractNum w:abstractNumId="9" w15:restartNumberingAfterBreak="0">
     <w:nsid w:val="227D436E"/>
     <w:multiLevelType w:val="hybridMultilevel"/>
     <w:tmpl w:val="C284F388"/>
@@ -14565,7 +14239,7 @@
       </w:pPr>
     </w:lvl>
   </w:abstractNum>
-  <w:abstractNum w:abstractNumId="9" w15:restartNumberingAfterBreak="0">
+  <w:abstractNum w:abstractNumId="10" w15:restartNumberingAfterBreak="0">
     <w:nsid w:val="26AE288E"/>
     <w:multiLevelType w:val="hybridMultilevel"/>
     <w:tmpl w:val="C284F388"/>
@@ -14651,7 +14325,7 @@
       </w:pPr>
     </w:lvl>
   </w:abstractNum>
-  <w:abstractNum w:abstractNumId="10" w15:restartNumberingAfterBreak="0">
+  <w:abstractNum w:abstractNumId="11" w15:restartNumberingAfterBreak="0">
     <w:nsid w:val="2EFE0E68"/>
     <w:multiLevelType w:val="hybridMultilevel"/>
     <w:tmpl w:val="BDA61B90"/>
@@ -14737,7 +14411,7 @@
       </w:pPr>
     </w:lvl>
   </w:abstractNum>
-  <w:abstractNum w:abstractNumId="11" w15:restartNumberingAfterBreak="0">
+  <w:abstractNum w:abstractNumId="12" w15:restartNumberingAfterBreak="0">
     <w:nsid w:val="339A51C9"/>
     <w:multiLevelType w:val="hybridMultilevel"/>
     <w:tmpl w:val="BDA61B90"/>
@@ -14823,7 +14497,7 @@
       </w:pPr>
     </w:lvl>
   </w:abstractNum>
-  <w:abstractNum w:abstractNumId="12" w15:restartNumberingAfterBreak="0">
+  <w:abstractNum w:abstractNumId="13" w15:restartNumberingAfterBreak="0">
     <w:nsid w:val="36F91FD1"/>
     <w:multiLevelType w:val="hybridMultilevel"/>
     <w:tmpl w:val="B1CE9DEE"/>
@@ -14936,7 +14610,7 @@
       </w:rPr>
     </w:lvl>
   </w:abstractNum>
-  <w:abstractNum w:abstractNumId="13" w15:restartNumberingAfterBreak="0">
+  <w:abstractNum w:abstractNumId="14" w15:restartNumberingAfterBreak="0">
     <w:nsid w:val="3E130FE8"/>
     <w:multiLevelType w:val="hybridMultilevel"/>
     <w:tmpl w:val="DF14B194"/>
@@ -15049,7 +14723,7 @@
       </w:rPr>
     </w:lvl>
   </w:abstractNum>
-  <w:abstractNum w:abstractNumId="14" w15:restartNumberingAfterBreak="0">
+  <w:abstractNum w:abstractNumId="15" w15:restartNumberingAfterBreak="0">
     <w:nsid w:val="4B327A41"/>
     <w:multiLevelType w:val="hybridMultilevel"/>
     <w:tmpl w:val="E4705E6E"/>
@@ -15162,7 +14836,7 @@
       </w:rPr>
     </w:lvl>
   </w:abstractNum>
-  <w:abstractNum w:abstractNumId="15" w15:restartNumberingAfterBreak="0">
+  <w:abstractNum w:abstractNumId="16" w15:restartNumberingAfterBreak="0">
     <w:nsid w:val="4BA37884"/>
     <w:multiLevelType w:val="hybridMultilevel"/>
     <w:tmpl w:val="1576CA76"/>
@@ -15248,7 +14922,7 @@
       </w:pPr>
     </w:lvl>
   </w:abstractNum>
-  <w:abstractNum w:abstractNumId="16" w15:restartNumberingAfterBreak="0">
+  <w:abstractNum w:abstractNumId="17" w15:restartNumberingAfterBreak="0">
     <w:nsid w:val="53970BFF"/>
     <w:multiLevelType w:val="hybridMultilevel"/>
     <w:tmpl w:val="F2A099FA"/>
@@ -15361,7 +15035,7 @@
       </w:rPr>
     </w:lvl>
   </w:abstractNum>
-  <w:abstractNum w:abstractNumId="17" w15:restartNumberingAfterBreak="0">
+  <w:abstractNum w:abstractNumId="18" w15:restartNumberingAfterBreak="0">
     <w:nsid w:val="57A87DC0"/>
     <w:multiLevelType w:val="hybridMultilevel"/>
     <w:tmpl w:val="F724E64A"/>
@@ -15447,7 +15121,7 @@
       </w:pPr>
     </w:lvl>
   </w:abstractNum>
-  <w:abstractNum w:abstractNumId="18" w15:restartNumberingAfterBreak="0">
+  <w:abstractNum w:abstractNumId="19" w15:restartNumberingAfterBreak="0">
     <w:nsid w:val="5FF201CE"/>
     <w:multiLevelType w:val="hybridMultilevel"/>
     <w:tmpl w:val="DCF42FEA"/>
@@ -15537,7 +15211,7 @@
       </w:pPr>
     </w:lvl>
   </w:abstractNum>
-  <w:abstractNum w:abstractNumId="19" w15:restartNumberingAfterBreak="0">
+  <w:abstractNum w:abstractNumId="20" w15:restartNumberingAfterBreak="0">
     <w:nsid w:val="61E902F0"/>
     <w:multiLevelType w:val="hybridMultilevel"/>
     <w:tmpl w:val="32C2968C"/>
@@ -15650,7 +15324,7 @@
       </w:rPr>
     </w:lvl>
   </w:abstractNum>
-  <w:abstractNum w:abstractNumId="20" w15:restartNumberingAfterBreak="0">
+  <w:abstractNum w:abstractNumId="21" w15:restartNumberingAfterBreak="0">
     <w:nsid w:val="62826F77"/>
     <w:multiLevelType w:val="hybridMultilevel"/>
     <w:tmpl w:val="BDA61B90"/>
@@ -15736,7 +15410,7 @@
       </w:pPr>
     </w:lvl>
   </w:abstractNum>
-  <w:abstractNum w:abstractNumId="21" w15:restartNumberingAfterBreak="0">
+  <w:abstractNum w:abstractNumId="22" w15:restartNumberingAfterBreak="0">
     <w:nsid w:val="655127AF"/>
     <w:multiLevelType w:val="hybridMultilevel"/>
     <w:tmpl w:val="C284F388"/>
@@ -15822,7 +15496,7 @@
       </w:pPr>
     </w:lvl>
   </w:abstractNum>
-  <w:abstractNum w:abstractNumId="22" w15:restartNumberingAfterBreak="0">
+  <w:abstractNum w:abstractNumId="23" w15:restartNumberingAfterBreak="0">
     <w:nsid w:val="6ACB399B"/>
     <w:multiLevelType w:val="hybridMultilevel"/>
     <w:tmpl w:val="C38090AE"/>
@@ -15912,7 +15586,7 @@
       </w:pPr>
     </w:lvl>
   </w:abstractNum>
-  <w:abstractNum w:abstractNumId="23" w15:restartNumberingAfterBreak="0">
+  <w:abstractNum w:abstractNumId="24" w15:restartNumberingAfterBreak="0">
     <w:nsid w:val="6DB1664D"/>
     <w:multiLevelType w:val="hybridMultilevel"/>
     <w:tmpl w:val="C284F388"/>
@@ -15998,7 +15672,7 @@
       </w:pPr>
     </w:lvl>
   </w:abstractNum>
-  <w:abstractNum w:abstractNumId="24" w15:restartNumberingAfterBreak="0">
+  <w:abstractNum w:abstractNumId="25" w15:restartNumberingAfterBreak="0">
     <w:nsid w:val="718B2928"/>
     <w:multiLevelType w:val="hybridMultilevel"/>
     <w:tmpl w:val="C38090AE"/>
@@ -16088,7 +15762,7 @@
       </w:pPr>
     </w:lvl>
   </w:abstractNum>
-  <w:abstractNum w:abstractNumId="25" w15:restartNumberingAfterBreak="0">
+  <w:abstractNum w:abstractNumId="26" w15:restartNumberingAfterBreak="0">
     <w:nsid w:val="7CC8511C"/>
     <w:multiLevelType w:val="hybridMultilevel"/>
     <w:tmpl w:val="C38090AE"/>
@@ -16179,73 +15853,73 @@
     </w:lvl>
   </w:abstractNum>
   <w:num w:numId="1">
-    <w:abstractNumId w:val="23"/>
+    <w:abstractNumId w:val="24"/>
   </w:num>
   <w:num w:numId="2">
     <w:abstractNumId w:val="5"/>
   </w:num>
   <w:num w:numId="3">
-    <w:abstractNumId w:val="15"/>
+    <w:abstractNumId w:val="16"/>
   </w:num>
   <w:num w:numId="4">
-    <w:abstractNumId w:val="17"/>
+    <w:abstractNumId w:val="18"/>
   </w:num>
   <w:num w:numId="5">
     <w:abstractNumId w:val="7"/>
   </w:num>
   <w:num w:numId="6">
-    <w:abstractNumId w:val="18"/>
+    <w:abstractNumId w:val="19"/>
   </w:num>
   <w:num w:numId="7">
-    <w:abstractNumId w:val="19"/>
+    <w:abstractNumId w:val="20"/>
   </w:num>
   <w:num w:numId="8">
-    <w:abstractNumId w:val="10"/>
+    <w:abstractNumId w:val="11"/>
   </w:num>
   <w:num w:numId="9">
-    <w:abstractNumId w:val="20"/>
+    <w:abstractNumId w:val="21"/>
   </w:num>
   <w:num w:numId="10">
     <w:abstractNumId w:val="4"/>
   </w:num>
   <w:num w:numId="11">
-    <w:abstractNumId w:val="11"/>
+    <w:abstractNumId w:val="12"/>
   </w:num>
   <w:num w:numId="12">
-    <w:abstractNumId w:val="24"/>
+    <w:abstractNumId w:val="25"/>
   </w:num>
   <w:num w:numId="13">
-    <w:abstractNumId w:val="16"/>
+    <w:abstractNumId w:val="17"/>
   </w:num>
   <w:num w:numId="14">
     <w:abstractNumId w:val="0"/>
   </w:num>
   <w:num w:numId="15">
+    <w:abstractNumId w:val="14"/>
+  </w:num>
+  <w:num w:numId="16">
     <w:abstractNumId w:val="13"/>
   </w:num>
-  <w:num w:numId="16">
-    <w:abstractNumId w:val="12"/>
-  </w:num>
   <w:num w:numId="17">
-    <w:abstractNumId w:val="21"/>
+    <w:abstractNumId w:val="22"/>
   </w:num>
   <w:num w:numId="18">
-    <w:abstractNumId w:val="14"/>
+    <w:abstractNumId w:val="15"/>
   </w:num>
   <w:num w:numId="19">
     <w:abstractNumId w:val="2"/>
   </w:num>
   <w:num w:numId="20">
-    <w:abstractNumId w:val="22"/>
+    <w:abstractNumId w:val="23"/>
   </w:num>
   <w:num w:numId="21">
     <w:abstractNumId w:val="3"/>
   </w:num>
   <w:num w:numId="22">
-    <w:abstractNumId w:val="25"/>
+    <w:abstractNumId w:val="26"/>
   </w:num>
   <w:num w:numId="23">
-    <w:abstractNumId w:val="23"/>
+    <w:abstractNumId w:val="24"/>
     <w:lvlOverride w:ilvl="0">
       <w:startOverride w:val="1"/>
     </w:lvlOverride>
@@ -16275,16 +15949,19 @@
     </w:lvlOverride>
   </w:num>
   <w:num w:numId="24">
-    <w:abstractNumId w:val="9"/>
+    <w:abstractNumId w:val="10"/>
   </w:num>
   <w:num w:numId="25">
-    <w:abstractNumId w:val="8"/>
+    <w:abstractNumId w:val="9"/>
   </w:num>
   <w:num w:numId="26">
     <w:abstractNumId w:val="6"/>
   </w:num>
   <w:num w:numId="27">
     <w:abstractNumId w:val="1"/>
+  </w:num>
+  <w:num w:numId="28">
+    <w:abstractNumId w:val="8"/>
   </w:num>
 </w:numbering>
 </file>

--- a/files/简历.docx
+++ b/files/简历.docx
@@ -392,15 +392,56 @@
                 <w:sz w:val="24"/>
                 <w:szCs w:val="24"/>
               </w:rPr>
-              <w:t>依托地下工程智能感知与运维团队，每年招收研究生</w:t>
-            </w:r>
-            <w:r>
-              <w:rPr>
-                <w:rFonts w:ascii="Times New Roman" w:eastAsia="仿宋" w:hAnsi="Times New Roman" w:hint="eastAsia"/>
-                <w:sz w:val="24"/>
-                <w:szCs w:val="24"/>
-              </w:rPr>
-              <w:t>（</w:t>
+              <w:t>依托地下工程智能感知与运维团队招收研究生，</w:t>
+            </w:r>
+            <w:r>
+              <w:rPr>
+                <w:rFonts w:ascii="Times New Roman" w:eastAsia="仿宋" w:hAnsi="Times New Roman" w:hint="eastAsia"/>
+                <w:sz w:val="24"/>
+                <w:szCs w:val="24"/>
+              </w:rPr>
+              <w:t>尊重爱护学生，为学生发展进步提供良好条件，</w:t>
+            </w:r>
+            <w:r>
+              <w:rPr>
+                <w:rFonts w:ascii="Times New Roman" w:eastAsia="仿宋" w:hAnsi="Times New Roman" w:hint="eastAsia"/>
+                <w:sz w:val="24"/>
+                <w:szCs w:val="24"/>
+              </w:rPr>
+              <w:t>欢迎咨询报考</w:t>
+            </w:r>
+            <w:r>
+              <w:rPr>
+                <w:rFonts w:ascii="Times New Roman" w:eastAsia="仿宋" w:hAnsi="Times New Roman" w:hint="eastAsia"/>
+                <w:sz w:val="24"/>
+                <w:szCs w:val="24"/>
+              </w:rPr>
+              <w:t>。</w:t>
+            </w:r>
+          </w:p>
+          <w:p>
+            <w:pPr>
+              <w:pStyle w:val="a3"/>
+              <w:numPr>
+                <w:ilvl w:val="0"/>
+                <w:numId w:val="28"/>
+              </w:numPr>
+              <w:ind w:left="0" w:firstLineChars="0" w:firstLine="0"/>
+              <w:rPr>
+                <w:rFonts w:ascii="Times New Roman" w:eastAsia="仿宋" w:hAnsi="Times New Roman"/>
+                <w:sz w:val="24"/>
+                <w:szCs w:val="24"/>
+              </w:rPr>
+            </w:pPr>
+            <w:r>
+              <w:rPr>
+                <w:rFonts w:ascii="Times New Roman" w:eastAsia="仿宋" w:hAnsi="Times New Roman" w:hint="eastAsia"/>
+                <w:b/>
+                <w:bCs/>
+                <w:sz w:val="24"/>
+                <w:szCs w:val="24"/>
+              </w:rPr>
+              <w:t>招生专业：</w:t>
             </w:r>
             <w:r>
               <w:rPr>
@@ -424,23 +465,15 @@
                 <w:sz w:val="24"/>
                 <w:szCs w:val="24"/>
               </w:rPr>
-              <w:t>岩土工程</w:t>
-            </w:r>
-            <w:r>
-              <w:rPr>
-                <w:rFonts w:ascii="Times New Roman" w:eastAsia="仿宋" w:hAnsi="Times New Roman" w:hint="eastAsia"/>
-                <w:sz w:val="24"/>
-                <w:szCs w:val="24"/>
-              </w:rPr>
-              <w:t>学硕</w:t>
-            </w:r>
-            <w:r>
-              <w:rPr>
-                <w:rFonts w:ascii="Times New Roman" w:eastAsia="仿宋" w:hAnsi="Times New Roman" w:hint="eastAsia"/>
-                <w:sz w:val="24"/>
-                <w:szCs w:val="24"/>
-              </w:rPr>
-              <w:t>与</w:t>
+              <w:t>岩土工程学硕</w:t>
+            </w:r>
+            <w:r>
+              <w:rPr>
+                <w:rFonts w:ascii="Times New Roman" w:eastAsia="仿宋" w:hAnsi="Times New Roman" w:hint="eastAsia"/>
+                <w:sz w:val="24"/>
+                <w:szCs w:val="24"/>
+              </w:rPr>
+              <w:t>、</w:t>
             </w:r>
             <w:r>
               <w:rPr>
@@ -456,31 +489,7 @@
                 <w:sz w:val="24"/>
                 <w:szCs w:val="24"/>
               </w:rPr>
-              <w:t>土木工程</w:t>
-            </w:r>
-            <w:r>
-              <w:rPr>
-                <w:rFonts w:ascii="Times New Roman" w:eastAsia="仿宋" w:hAnsi="Times New Roman" w:hint="eastAsia"/>
-                <w:sz w:val="24"/>
-                <w:szCs w:val="24"/>
-              </w:rPr>
-              <w:t>专硕</w:t>
-            </w:r>
-            <w:r>
-              <w:rPr>
-                <w:rFonts w:ascii="Times New Roman" w:eastAsia="仿宋" w:hAnsi="Times New Roman" w:hint="eastAsia"/>
-                <w:sz w:val="24"/>
-                <w:szCs w:val="24"/>
-              </w:rPr>
-              <w:t>）</w:t>
-            </w:r>
-            <w:r>
-              <w:rPr>
-                <w:rFonts w:ascii="Times New Roman" w:eastAsia="仿宋" w:hAnsi="Times New Roman" w:hint="eastAsia"/>
-                <w:sz w:val="24"/>
-                <w:szCs w:val="24"/>
-              </w:rPr>
-              <w:t>，欢迎有志于相关研究方向的同学咨询报考！</w:t>
+              <w:t>土木工程专硕</w:t>
             </w:r>
           </w:p>
           <w:p>
@@ -3696,25 +3705,7 @@
                 <w:sz w:val="24"/>
                 <w:szCs w:val="24"/>
               </w:rPr>
-              <w:t>中科院</w:t>
-            </w:r>
-            <w:r>
-              <w:rPr>
-                <w:rFonts w:ascii="Times New Roman" w:eastAsia="仿宋" w:hAnsi="Times New Roman" w:hint="eastAsia"/>
-                <w:color w:val="0070C0"/>
-                <w:sz w:val="24"/>
-                <w:szCs w:val="24"/>
-              </w:rPr>
-              <w:t>三</w:t>
-            </w:r>
-            <w:r>
-              <w:rPr>
-                <w:rFonts w:ascii="Times New Roman" w:eastAsia="仿宋" w:hAnsi="Times New Roman" w:hint="eastAsia"/>
-                <w:color w:val="0070C0"/>
-                <w:sz w:val="24"/>
-                <w:szCs w:val="24"/>
-              </w:rPr>
-              <w:t>区</w:t>
+              <w:t>中科院三区</w:t>
             </w:r>
             <w:r>
               <w:rPr>
@@ -12108,6 +12099,9 @@
         </w:tc>
       </w:tr>
       <w:tr>
+        <w:trPr>
+          <w:trHeight w:val="5890"/>
+        </w:trPr>
         <w:tc>
           <w:tcPr>
             <w:tcW w:w="10466" w:type="dxa"/>

--- a/files/简历.docx
+++ b/files/简历.docx
@@ -226,7 +226,127 @@
                 <w:sz w:val="24"/>
                 <w:szCs w:val="24"/>
               </w:rPr>
-              <w:t>。</w:t>
+              <w:t>。主要从事地下基础设施智能建造</w:t>
+            </w:r>
+            <w:r>
+              <w:rPr>
+                <w:rFonts w:ascii="Times New Roman" w:eastAsia="仿宋" w:hAnsi="Times New Roman" w:hint="eastAsia"/>
+                <w:sz w:val="24"/>
+                <w:szCs w:val="24"/>
+              </w:rPr>
+              <w:t>与</w:t>
+            </w:r>
+            <w:r>
+              <w:rPr>
+                <w:rFonts w:ascii="Times New Roman" w:eastAsia="仿宋" w:hAnsi="Times New Roman" w:hint="eastAsia"/>
+                <w:sz w:val="24"/>
+                <w:szCs w:val="24"/>
+              </w:rPr>
+              <w:t>维养相关研究，</w:t>
+            </w:r>
+            <w:r>
+              <w:rPr>
+                <w:rFonts w:ascii="Times New Roman" w:eastAsia="仿宋" w:hAnsi="Times New Roman" w:hint="eastAsia"/>
+                <w:sz w:val="24"/>
+                <w:szCs w:val="24"/>
+              </w:rPr>
+              <w:t>研究方向</w:t>
+            </w:r>
+            <w:r>
+              <w:rPr>
+                <w:rFonts w:ascii="Times New Roman" w:eastAsia="仿宋" w:hAnsi="Times New Roman" w:hint="eastAsia"/>
+                <w:sz w:val="24"/>
+                <w:szCs w:val="24"/>
+              </w:rPr>
+              <w:t>涵盖</w:t>
+            </w:r>
+            <w:r>
+              <w:rPr>
+                <w:rFonts w:ascii="Times New Roman" w:eastAsia="仿宋" w:hAnsi="Times New Roman" w:hint="eastAsia"/>
+                <w:sz w:val="24"/>
+                <w:szCs w:val="24"/>
+              </w:rPr>
+              <w:t>三维激光扫描、</w:t>
+            </w:r>
+            <w:r>
+              <w:rPr>
+                <w:rFonts w:ascii="Times New Roman" w:eastAsia="仿宋" w:hAnsi="Times New Roman" w:hint="eastAsia"/>
+                <w:sz w:val="24"/>
+                <w:szCs w:val="24"/>
+              </w:rPr>
+              <w:t>计算机视觉、深度学习、数字孪生、结构性能评估等。参与国家重点研发计划课题</w:t>
+            </w:r>
+            <w:r>
+              <w:rPr>
+                <w:rFonts w:ascii="Times New Roman" w:eastAsia="仿宋" w:hAnsi="Times New Roman" w:hint="eastAsia"/>
+                <w:sz w:val="24"/>
+                <w:szCs w:val="24"/>
+              </w:rPr>
+              <w:t>与</w:t>
+            </w:r>
+            <w:r>
+              <w:rPr>
+                <w:rFonts w:ascii="Times New Roman" w:eastAsia="仿宋" w:hAnsi="Times New Roman" w:hint="eastAsia"/>
+                <w:sz w:val="24"/>
+                <w:szCs w:val="24"/>
+              </w:rPr>
+              <w:t>国家自然科学基金重点项目等国家级研究课题多项，发表论文</w:t>
+            </w:r>
+            <w:r>
+              <w:rPr>
+                <w:rFonts w:ascii="Times New Roman" w:eastAsia="仿宋" w:hAnsi="Times New Roman"/>
+                <w:sz w:val="24"/>
+                <w:szCs w:val="24"/>
+              </w:rPr>
+              <w:t>2</w:t>
+            </w:r>
+            <w:r>
+              <w:rPr>
+                <w:rFonts w:ascii="Times New Roman" w:eastAsia="仿宋" w:hAnsi="Times New Roman"/>
+                <w:sz w:val="24"/>
+                <w:szCs w:val="24"/>
+              </w:rPr>
+              <w:t>8</w:t>
+            </w:r>
+            <w:r>
+              <w:rPr>
+                <w:rFonts w:ascii="Times New Roman" w:eastAsia="仿宋" w:hAnsi="Times New Roman" w:hint="eastAsia"/>
+                <w:sz w:val="24"/>
+                <w:szCs w:val="24"/>
+              </w:rPr>
+              <w:t>篇，申请</w:t>
+            </w:r>
+            <w:r>
+              <w:rPr>
+                <w:rFonts w:ascii="Times New Roman" w:eastAsia="仿宋" w:hAnsi="Times New Roman" w:hint="eastAsia"/>
+                <w:sz w:val="24"/>
+                <w:szCs w:val="24"/>
+              </w:rPr>
+              <w:t>或授权</w:t>
+            </w:r>
+            <w:r>
+              <w:rPr>
+                <w:rFonts w:ascii="Times New Roman" w:eastAsia="仿宋" w:hAnsi="Times New Roman" w:hint="eastAsia"/>
+                <w:sz w:val="24"/>
+                <w:szCs w:val="24"/>
+              </w:rPr>
+              <w:t>发明专利</w:t>
+            </w:r>
+            <w:r>
+              <w:rPr>
+                <w:rFonts w:ascii="Times New Roman" w:eastAsia="仿宋" w:hAnsi="Times New Roman"/>
+                <w:sz w:val="24"/>
+                <w:szCs w:val="24"/>
+              </w:rPr>
+              <w:t>11</w:t>
+            </w:r>
+            <w:r>
+              <w:rPr>
+                <w:rFonts w:ascii="Times New Roman" w:eastAsia="仿宋" w:hAnsi="Times New Roman" w:hint="eastAsia"/>
+                <w:sz w:val="24"/>
+                <w:szCs w:val="24"/>
+              </w:rPr>
+              <w:t>项。</w:t>
             </w:r>
           </w:p>
           <w:p>
@@ -249,195 +369,43 @@
                 <w:sz w:val="24"/>
                 <w:szCs w:val="24"/>
               </w:rPr>
-              <w:t>主要从事地下基础设施智能建造</w:t>
-            </w:r>
-            <w:r>
-              <w:rPr>
-                <w:rFonts w:ascii="Times New Roman" w:eastAsia="仿宋" w:hAnsi="Times New Roman" w:hint="eastAsia"/>
-                <w:sz w:val="24"/>
-                <w:szCs w:val="24"/>
-              </w:rPr>
-              <w:t>与</w:t>
-            </w:r>
-            <w:r>
-              <w:rPr>
-                <w:rFonts w:ascii="Times New Roman" w:eastAsia="仿宋" w:hAnsi="Times New Roman" w:hint="eastAsia"/>
-                <w:sz w:val="24"/>
-                <w:szCs w:val="24"/>
-              </w:rPr>
-              <w:t>维养相关研究，</w:t>
-            </w:r>
-            <w:r>
-              <w:rPr>
-                <w:rFonts w:ascii="Times New Roman" w:eastAsia="仿宋" w:hAnsi="Times New Roman" w:hint="eastAsia"/>
-                <w:sz w:val="24"/>
-                <w:szCs w:val="24"/>
-              </w:rPr>
-              <w:t>研究方向</w:t>
-            </w:r>
-            <w:r>
-              <w:rPr>
-                <w:rFonts w:ascii="Times New Roman" w:eastAsia="仿宋" w:hAnsi="Times New Roman" w:hint="eastAsia"/>
-                <w:sz w:val="24"/>
-                <w:szCs w:val="24"/>
-              </w:rPr>
-              <w:t>涵盖</w:t>
-            </w:r>
-            <w:r>
-              <w:rPr>
-                <w:rFonts w:ascii="Times New Roman" w:eastAsia="仿宋" w:hAnsi="Times New Roman" w:hint="eastAsia"/>
-                <w:sz w:val="24"/>
-                <w:szCs w:val="24"/>
-              </w:rPr>
-              <w:t>三维激光扫描、</w:t>
-            </w:r>
-            <w:r>
-              <w:rPr>
-                <w:rFonts w:ascii="Times New Roman" w:eastAsia="仿宋" w:hAnsi="Times New Roman" w:hint="eastAsia"/>
-                <w:sz w:val="24"/>
-                <w:szCs w:val="24"/>
-              </w:rPr>
-              <w:t>计算机视觉、深度学习、数字孪生、结构性能评估等。参与国家重点研发计划课题</w:t>
-            </w:r>
-            <w:r>
-              <w:rPr>
-                <w:rFonts w:ascii="Times New Roman" w:eastAsia="仿宋" w:hAnsi="Times New Roman" w:hint="eastAsia"/>
-                <w:sz w:val="24"/>
-                <w:szCs w:val="24"/>
-              </w:rPr>
-              <w:t>与</w:t>
-            </w:r>
-            <w:r>
-              <w:rPr>
-                <w:rFonts w:ascii="Times New Roman" w:eastAsia="仿宋" w:hAnsi="Times New Roman" w:hint="eastAsia"/>
-                <w:sz w:val="24"/>
-                <w:szCs w:val="24"/>
-              </w:rPr>
-              <w:t>国家自然科学基金重点项目等国家级研究课题多项，发表论文</w:t>
-            </w:r>
-            <w:r>
-              <w:rPr>
-                <w:rFonts w:ascii="Times New Roman" w:eastAsia="仿宋" w:hAnsi="Times New Roman"/>
-                <w:sz w:val="24"/>
-                <w:szCs w:val="24"/>
-              </w:rPr>
-              <w:t>2</w:t>
-            </w:r>
-            <w:r>
-              <w:rPr>
-                <w:rFonts w:ascii="Times New Roman" w:eastAsia="仿宋" w:hAnsi="Times New Roman"/>
-                <w:sz w:val="24"/>
-                <w:szCs w:val="24"/>
-              </w:rPr>
-              <w:t>7</w:t>
-            </w:r>
-            <w:r>
-              <w:rPr>
-                <w:rFonts w:ascii="Times New Roman" w:eastAsia="仿宋" w:hAnsi="Times New Roman" w:hint="eastAsia"/>
-                <w:sz w:val="24"/>
-                <w:szCs w:val="24"/>
-              </w:rPr>
-              <w:t>篇，申请</w:t>
-            </w:r>
-            <w:r>
-              <w:rPr>
-                <w:rFonts w:ascii="Times New Roman" w:eastAsia="仿宋" w:hAnsi="Times New Roman" w:hint="eastAsia"/>
-                <w:sz w:val="24"/>
-                <w:szCs w:val="24"/>
-              </w:rPr>
-              <w:t>或授权</w:t>
-            </w:r>
-            <w:r>
-              <w:rPr>
-                <w:rFonts w:ascii="Times New Roman" w:eastAsia="仿宋" w:hAnsi="Times New Roman" w:hint="eastAsia"/>
-                <w:sz w:val="24"/>
-                <w:szCs w:val="24"/>
-              </w:rPr>
-              <w:t>发明专利</w:t>
-            </w:r>
-            <w:r>
-              <w:rPr>
-                <w:rFonts w:ascii="Times New Roman" w:eastAsia="仿宋" w:hAnsi="Times New Roman"/>
-                <w:sz w:val="24"/>
-                <w:szCs w:val="24"/>
-              </w:rPr>
-              <w:t>11</w:t>
-            </w:r>
-            <w:r>
-              <w:rPr>
-                <w:rFonts w:ascii="Times New Roman" w:eastAsia="仿宋" w:hAnsi="Times New Roman" w:hint="eastAsia"/>
-                <w:sz w:val="24"/>
-                <w:szCs w:val="24"/>
-              </w:rPr>
-              <w:t>项。</w:t>
-            </w:r>
-          </w:p>
-          <w:p>
-            <w:pPr>
-              <w:pStyle w:val="a3"/>
-              <w:numPr>
-                <w:ilvl w:val="0"/>
-                <w:numId w:val="28"/>
-              </w:numPr>
-              <w:ind w:left="0" w:firstLineChars="0" w:firstLine="0"/>
-              <w:rPr>
-                <w:rFonts w:ascii="Times New Roman" w:eastAsia="仿宋" w:hAnsi="Times New Roman"/>
-                <w:sz w:val="24"/>
-                <w:szCs w:val="24"/>
-              </w:rPr>
-            </w:pPr>
-            <w:r>
-              <w:rPr>
-                <w:rFonts w:ascii="Times New Roman" w:eastAsia="仿宋" w:hAnsi="Times New Roman" w:hint="eastAsia"/>
-                <w:sz w:val="24"/>
-                <w:szCs w:val="24"/>
-              </w:rPr>
-              <w:t>依托地下工程智能感知与运维团队招收研究生，</w:t>
-            </w:r>
-            <w:r>
-              <w:rPr>
-                <w:rFonts w:ascii="Times New Roman" w:eastAsia="仿宋" w:hAnsi="Times New Roman" w:hint="eastAsia"/>
-                <w:sz w:val="24"/>
-                <w:szCs w:val="24"/>
-              </w:rPr>
-              <w:t>尊重爱护学生，为学生发展进步提供良好条件，</w:t>
-            </w:r>
-            <w:r>
-              <w:rPr>
-                <w:rFonts w:ascii="Times New Roman" w:eastAsia="仿宋" w:hAnsi="Times New Roman" w:hint="eastAsia"/>
-                <w:sz w:val="24"/>
-                <w:szCs w:val="24"/>
-              </w:rPr>
-              <w:t>欢迎咨询报考</w:t>
-            </w:r>
-            <w:r>
-              <w:rPr>
-                <w:rFonts w:ascii="Times New Roman" w:eastAsia="仿宋" w:hAnsi="Times New Roman" w:hint="eastAsia"/>
-                <w:sz w:val="24"/>
-                <w:szCs w:val="24"/>
-              </w:rPr>
-              <w:t>。</w:t>
-            </w:r>
-          </w:p>
-          <w:p>
-            <w:pPr>
-              <w:pStyle w:val="a3"/>
-              <w:numPr>
-                <w:ilvl w:val="0"/>
-                <w:numId w:val="28"/>
-              </w:numPr>
-              <w:ind w:left="0" w:firstLineChars="0" w:firstLine="0"/>
-              <w:rPr>
-                <w:rFonts w:ascii="Times New Roman" w:eastAsia="仿宋" w:hAnsi="Times New Roman"/>
-                <w:sz w:val="24"/>
-                <w:szCs w:val="24"/>
-              </w:rPr>
-            </w:pPr>
-            <w:r>
-              <w:rPr>
-                <w:rFonts w:ascii="Times New Roman" w:eastAsia="仿宋" w:hAnsi="Times New Roman" w:hint="eastAsia"/>
-                <w:b/>
-                <w:bCs/>
+              <w:t>将心比心，亦师亦友，</w:t>
+            </w:r>
+            <w:r>
+              <w:rPr>
+                <w:rFonts w:ascii="Times New Roman" w:eastAsia="仿宋" w:hAnsi="Times New Roman" w:hint="eastAsia"/>
+                <w:sz w:val="24"/>
+                <w:szCs w:val="24"/>
+              </w:rPr>
+              <w:t>尊重</w:t>
+            </w:r>
+            <w:r>
+              <w:rPr>
+                <w:rFonts w:ascii="Times New Roman" w:eastAsia="仿宋" w:hAnsi="Times New Roman" w:hint="eastAsia"/>
+                <w:sz w:val="24"/>
+                <w:szCs w:val="24"/>
+              </w:rPr>
+              <w:t>学生发展意愿</w:t>
+            </w:r>
+            <w:r>
+              <w:rPr>
+                <w:rFonts w:ascii="Times New Roman" w:eastAsia="仿宋" w:hAnsi="Times New Roman" w:hint="eastAsia"/>
+                <w:sz w:val="24"/>
+                <w:szCs w:val="24"/>
+              </w:rPr>
+              <w:t>，为学生进步提供良好条件。</w:t>
+            </w:r>
+            <w:r>
+              <w:rPr>
+                <w:rFonts w:ascii="Times New Roman" w:eastAsia="仿宋" w:hAnsi="Times New Roman" w:hint="eastAsia"/>
+                <w:sz w:val="24"/>
+                <w:szCs w:val="24"/>
+              </w:rPr>
+              <w:t>（</w:t>
+            </w:r>
+            <w:r>
+              <w:rPr>
+                <w:rFonts w:ascii="Times New Roman" w:eastAsia="仿宋" w:hAnsi="Times New Roman" w:hint="eastAsia"/>
                 <w:sz w:val="24"/>
                 <w:szCs w:val="24"/>
               </w:rPr>
@@ -465,15 +433,7 @@
                 <w:sz w:val="24"/>
                 <w:szCs w:val="24"/>
               </w:rPr>
-              <w:t>岩土工程学硕</w:t>
-            </w:r>
-            <w:r>
-              <w:rPr>
-                <w:rFonts w:ascii="Times New Roman" w:eastAsia="仿宋" w:hAnsi="Times New Roman" w:hint="eastAsia"/>
-                <w:sz w:val="24"/>
-                <w:szCs w:val="24"/>
-              </w:rPr>
-              <w:t>、</w:t>
+              <w:t>岩土工程学硕、</w:t>
             </w:r>
             <w:r>
               <w:rPr>
@@ -490,6 +450,14 @@
                 <w:szCs w:val="24"/>
               </w:rPr>
               <w:t>土木工程专硕</w:t>
+            </w:r>
+            <w:r>
+              <w:rPr>
+                <w:rFonts w:ascii="Times New Roman" w:eastAsia="仿宋" w:hAnsi="Times New Roman" w:hint="eastAsia"/>
+                <w:sz w:val="24"/>
+                <w:szCs w:val="24"/>
+              </w:rPr>
+              <w:t>）</w:t>
             </w:r>
           </w:p>
           <w:p>
@@ -2149,7 +2117,6 @@
                 <w:sz w:val="32"/>
                 <w:szCs w:val="32"/>
               </w:rPr>
-              <w:lastRenderedPageBreak/>
               <w:t>学术</w:t>
             </w:r>
             <w:r>
@@ -2290,6 +2257,7 @@
                 <w:sz w:val="24"/>
                 <w:szCs w:val="24"/>
               </w:rPr>
+              <w:lastRenderedPageBreak/>
               <w:t>英文期刊论文</w:t>
             </w:r>
           </w:p>
@@ -3628,7 +3596,7 @@
                 <w:sz w:val="24"/>
                 <w:szCs w:val="24"/>
               </w:rPr>
-              <w:t xml:space="preserve">Zhang, R., </w:t>
+              <w:t xml:space="preserve">Yang, W., </w:t>
             </w:r>
             <w:r>
               <w:rPr>
@@ -3646,7 +3614,7 @@
                 <w:sz w:val="24"/>
                 <w:szCs w:val="24"/>
               </w:rPr>
-              <w:t xml:space="preserve">, Wang, C., </w:t>
+              <w:t xml:space="preserve">, Jing, Y.*, Hill, T., Wysocki, O., &amp; </w:t>
             </w:r>
             <w:r>
               <w:rPr>
@@ -3663,23 +3631,79 @@
                 <w:sz w:val="24"/>
                 <w:szCs w:val="24"/>
               </w:rPr>
-              <w:t>, Liu, Z., &amp; Li, Z.</w:t>
-            </w:r>
-            <w:r>
-              <w:rPr>
-                <w:rFonts w:ascii="Times New Roman" w:eastAsia="仿宋" w:hAnsi="Times New Roman"/>
-                <w:sz w:val="24"/>
-                <w:szCs w:val="24"/>
-              </w:rPr>
-              <w:t>*</w:t>
-            </w:r>
-            <w:r>
-              <w:rPr>
-                <w:rFonts w:ascii="Times New Roman" w:eastAsia="仿宋" w:hAnsi="Times New Roman"/>
-                <w:sz w:val="24"/>
-                <w:szCs w:val="24"/>
-              </w:rPr>
-              <w:t xml:space="preserve"> (2026). Denoising image point clouds using segmentation and synthetic data for enhanced structural health analysis of tunnels. Data-Centric Engineering, 7, e10.</w:t>
+              <w:t xml:space="preserve"> (</w:t>
+            </w:r>
+            <w:r>
+              <w:rPr>
+                <w:rFonts w:ascii="Times New Roman" w:eastAsia="仿宋" w:hAnsi="Times New Roman"/>
+                <w:sz w:val="24"/>
+                <w:szCs w:val="24"/>
+              </w:rPr>
+              <w:t>2026</w:t>
+            </w:r>
+            <w:r>
+              <w:rPr>
+                <w:rFonts w:ascii="Times New Roman" w:eastAsia="仿宋" w:hAnsi="Times New Roman"/>
+                <w:sz w:val="24"/>
+                <w:szCs w:val="24"/>
+              </w:rPr>
+              <w:t xml:space="preserve">). </w:t>
+            </w:r>
+            <w:r>
+              <w:rPr>
+                <w:rFonts w:ascii="Times New Roman" w:eastAsia="仿宋" w:hAnsi="Times New Roman"/>
+                <w:sz w:val="24"/>
+                <w:szCs w:val="24"/>
+              </w:rPr>
+              <w:t xml:space="preserve">Tunnel </w:t>
+            </w:r>
+            <w:r>
+              <w:rPr>
+                <w:rFonts w:ascii="Times New Roman" w:eastAsia="仿宋" w:hAnsi="Times New Roman"/>
+                <w:sz w:val="24"/>
+                <w:szCs w:val="24"/>
+              </w:rPr>
+              <w:t>S</w:t>
+            </w:r>
+            <w:r>
+              <w:rPr>
+                <w:rFonts w:ascii="Times New Roman" w:eastAsia="仿宋" w:hAnsi="Times New Roman"/>
+                <w:sz w:val="24"/>
+                <w:szCs w:val="24"/>
+              </w:rPr>
+              <w:t>canner: Geometry-informed synthetic point cloud generation and transfer learning for tunnel segmentation</w:t>
+            </w:r>
+            <w:r>
+              <w:rPr>
+                <w:rFonts w:ascii="Times New Roman" w:eastAsia="仿宋" w:hAnsi="Times New Roman"/>
+                <w:sz w:val="24"/>
+                <w:szCs w:val="24"/>
+              </w:rPr>
+              <w:t xml:space="preserve">. </w:t>
+            </w:r>
+            <w:r>
+              <w:rPr>
+                <w:rFonts w:ascii="Times New Roman" w:eastAsia="仿宋" w:hAnsi="Times New Roman"/>
+                <w:sz w:val="24"/>
+                <w:szCs w:val="24"/>
+              </w:rPr>
+              <w:t>Automation in Construction</w:t>
+            </w:r>
+            <w:r>
+              <w:rPr>
+                <w:rFonts w:ascii="Times New Roman" w:eastAsia="仿宋" w:hAnsi="Times New Roman"/>
+                <w:sz w:val="24"/>
+                <w:szCs w:val="24"/>
+              </w:rPr>
+              <w:t>, 187, 106924</w:t>
+            </w:r>
+            <w:r>
+              <w:rPr>
+                <w:rFonts w:ascii="Times New Roman" w:eastAsia="仿宋" w:hAnsi="Times New Roman" w:hint="eastAsia"/>
+                <w:sz w:val="24"/>
+                <w:szCs w:val="24"/>
+              </w:rPr>
+              <w:t>.</w:t>
             </w:r>
             <w:r>
               <w:rPr>
@@ -3691,7 +3715,7 @@
             </w:r>
             <w:r>
               <w:rPr>
-                <w:rFonts w:ascii="Times New Roman" w:eastAsia="仿宋" w:hAnsi="Times New Roman"/>
+                <w:rFonts w:ascii="Times New Roman" w:eastAsia="仿宋" w:hAnsi="Times New Roman" w:hint="eastAsia"/>
                 <w:color w:val="0070C0"/>
                 <w:sz w:val="24"/>
                 <w:szCs w:val="24"/>
@@ -3705,43 +3729,34 @@
                 <w:sz w:val="24"/>
                 <w:szCs w:val="24"/>
               </w:rPr>
-              <w:t>中科院三区</w:t>
-            </w:r>
-            <w:r>
-              <w:rPr>
-                <w:rFonts w:ascii="Times New Roman" w:eastAsia="仿宋" w:hAnsi="Times New Roman" w:hint="eastAsia"/>
-                <w:color w:val="0070C0"/>
-                <w:sz w:val="24"/>
-                <w:szCs w:val="24"/>
-              </w:rPr>
-              <w:t>,</w:t>
-            </w:r>
-            <w:r>
-              <w:rPr>
-                <w:rFonts w:ascii="Times New Roman" w:eastAsia="仿宋" w:hAnsi="Times New Roman"/>
-                <w:color w:val="0070C0"/>
-                <w:sz w:val="24"/>
-                <w:szCs w:val="24"/>
-              </w:rPr>
-              <w:t xml:space="preserve"> </w:t>
-            </w:r>
-            <w:r>
-              <w:rPr>
-                <w:rFonts w:ascii="Times New Roman" w:eastAsia="仿宋" w:hAnsi="Times New Roman"/>
-                <w:color w:val="0070C0"/>
-                <w:sz w:val="24"/>
-                <w:szCs w:val="24"/>
-              </w:rPr>
-              <w:t>JCR Q</w:t>
-            </w:r>
-            <w:r>
-              <w:rPr>
-                <w:rFonts w:ascii="Times New Roman" w:eastAsia="仿宋" w:hAnsi="Times New Roman"/>
-                <w:color w:val="0070C0"/>
-                <w:sz w:val="24"/>
-                <w:szCs w:val="24"/>
-              </w:rPr>
-              <w:t>2</w:t>
+              <w:t>中科院一区</w:t>
+            </w:r>
+            <w:r>
+              <w:rPr>
+                <w:rFonts w:ascii="Times New Roman" w:eastAsia="仿宋" w:hAnsi="Times New Roman"/>
+                <w:color w:val="0070C0"/>
+                <w:sz w:val="24"/>
+                <w:szCs w:val="24"/>
+              </w:rPr>
+              <w:t>TOP</w:t>
+            </w:r>
+            <w:r>
+              <w:rPr>
+                <w:rFonts w:ascii="Times New Roman" w:eastAsia="仿宋" w:hAnsi="Times New Roman" w:hint="eastAsia"/>
+                <w:color w:val="0070C0"/>
+                <w:sz w:val="24"/>
+                <w:szCs w:val="24"/>
+              </w:rPr>
+              <w:t xml:space="preserve">, </w:t>
+            </w:r>
+            <w:r>
+              <w:rPr>
+                <w:rFonts w:ascii="Times New Roman" w:eastAsia="仿宋" w:hAnsi="Times New Roman"/>
+                <w:color w:val="0070C0"/>
+                <w:sz w:val="24"/>
+                <w:szCs w:val="24"/>
+              </w:rPr>
+              <w:t>JCR Q1</w:t>
             </w:r>
             <w:r>
               <w:rPr>
@@ -3773,39 +3788,7 @@
                 <w:sz w:val="24"/>
                 <w:szCs w:val="24"/>
               </w:rPr>
-              <w:t>Jing</w:t>
-            </w:r>
-            <w:r>
-              <w:rPr>
-                <w:rFonts w:ascii="Times New Roman" w:eastAsia="仿宋" w:hAnsi="Times New Roman" w:hint="eastAsia"/>
-                <w:sz w:val="24"/>
-                <w:szCs w:val="24"/>
-              </w:rPr>
-              <w:t>,</w:t>
-            </w:r>
-            <w:r>
-              <w:rPr>
-                <w:rFonts w:ascii="Times New Roman" w:eastAsia="仿宋" w:hAnsi="Times New Roman"/>
-                <w:sz w:val="24"/>
-                <w:szCs w:val="24"/>
-              </w:rPr>
-              <w:t xml:space="preserve"> Y.</w:t>
-            </w:r>
-            <w:r>
-              <w:rPr>
-                <w:rFonts w:ascii="Times New Roman" w:eastAsia="仿宋" w:hAnsi="Times New Roman"/>
-                <w:sz w:val="24"/>
-                <w:szCs w:val="24"/>
-              </w:rPr>
-              <w:t>*</w:t>
-            </w:r>
-            <w:r>
-              <w:rPr>
-                <w:rFonts w:ascii="Times New Roman" w:eastAsia="仿宋" w:hAnsi="Times New Roman"/>
-                <w:sz w:val="24"/>
-                <w:szCs w:val="24"/>
-              </w:rPr>
-              <w:t>,</w:t>
+              <w:t xml:space="preserve">Zhang, R., </w:t>
             </w:r>
             <w:r>
               <w:rPr>
@@ -3815,11 +3798,79 @@
                 <w:sz w:val="24"/>
                 <w:szCs w:val="24"/>
               </w:rPr>
-              <w:t xml:space="preserve"> Lin, W.</w:t>
-            </w:r>
-            <w:r>
-              <w:rPr>
-                <w:rFonts w:ascii="Times New Roman" w:eastAsia="仿宋" w:hAnsi="Times New Roman"/>
+              <w:t>Lin, W.</w:t>
+            </w:r>
+            <w:r>
+              <w:rPr>
+                <w:rFonts w:ascii="Times New Roman" w:eastAsia="仿宋" w:hAnsi="Times New Roman"/>
+                <w:sz w:val="24"/>
+                <w:szCs w:val="24"/>
+              </w:rPr>
+              <w:t xml:space="preserve">, Wang, C., </w:t>
+            </w:r>
+            <w:r>
+              <w:rPr>
+                <w:rFonts w:ascii="Times New Roman" w:eastAsia="仿宋" w:hAnsi="Times New Roman"/>
+                <w:sz w:val="24"/>
+                <w:szCs w:val="24"/>
+                <w:u w:val="single"/>
+              </w:rPr>
+              <w:t>Sheil, B.</w:t>
+            </w:r>
+            <w:r>
+              <w:rPr>
+                <w:rFonts w:ascii="Times New Roman" w:eastAsia="仿宋" w:hAnsi="Times New Roman"/>
+                <w:sz w:val="24"/>
+                <w:szCs w:val="24"/>
+              </w:rPr>
+              <w:t>, Liu, Z., &amp; Li, Z.</w:t>
+            </w:r>
+            <w:r>
+              <w:rPr>
+                <w:rFonts w:ascii="Times New Roman" w:eastAsia="仿宋" w:hAnsi="Times New Roman"/>
+                <w:sz w:val="24"/>
+                <w:szCs w:val="24"/>
+              </w:rPr>
+              <w:t>*</w:t>
+            </w:r>
+            <w:r>
+              <w:rPr>
+                <w:rFonts w:ascii="Times New Roman" w:eastAsia="仿宋" w:hAnsi="Times New Roman"/>
+                <w:sz w:val="24"/>
+                <w:szCs w:val="24"/>
+              </w:rPr>
+              <w:t xml:space="preserve"> (2026). Denoising image point clouds using segmentation and synthetic data for enhanced structural health analysis of tunnels. Data-Centric Engineering, 7, e10.</w:t>
+            </w:r>
+            <w:r>
+              <w:rPr>
+                <w:rFonts w:ascii="Times New Roman" w:eastAsia="仿宋" w:hAnsi="Times New Roman"/>
+                <w:sz w:val="24"/>
+                <w:szCs w:val="24"/>
+              </w:rPr>
+              <w:t xml:space="preserve"> </w:t>
+            </w:r>
+            <w:r>
+              <w:rPr>
+                <w:rFonts w:ascii="Times New Roman" w:eastAsia="仿宋" w:hAnsi="Times New Roman"/>
+                <w:color w:val="0070C0"/>
+                <w:sz w:val="24"/>
+                <w:szCs w:val="24"/>
+              </w:rPr>
+              <w:t>(</w:t>
+            </w:r>
+            <w:r>
+              <w:rPr>
+                <w:rFonts w:ascii="Times New Roman" w:eastAsia="仿宋" w:hAnsi="Times New Roman" w:hint="eastAsia"/>
+                <w:color w:val="0070C0"/>
+                <w:sz w:val="24"/>
+                <w:szCs w:val="24"/>
+              </w:rPr>
+              <w:t>中科院三区</w:t>
+            </w:r>
+            <w:r>
+              <w:rPr>
+                <w:rFonts w:ascii="Times New Roman" w:eastAsia="仿宋" w:hAnsi="Times New Roman" w:hint="eastAsia"/>
+                <w:color w:val="0070C0"/>
                 <w:sz w:val="24"/>
                 <w:szCs w:val="24"/>
               </w:rPr>
@@ -3828,6 +3879,7 @@
             <w:r>
               <w:rPr>
                 <w:rFonts w:ascii="Times New Roman" w:eastAsia="仿宋" w:hAnsi="Times New Roman"/>
+                <w:color w:val="0070C0"/>
                 <w:sz w:val="24"/>
                 <w:szCs w:val="24"/>
               </w:rPr>
@@ -3836,232 +3888,20 @@
             <w:r>
               <w:rPr>
                 <w:rFonts w:ascii="Times New Roman" w:eastAsia="仿宋" w:hAnsi="Times New Roman"/>
-                <w:sz w:val="24"/>
-                <w:szCs w:val="24"/>
-                <w:u w:val="single"/>
-              </w:rPr>
-              <w:t>Sheil, B.</w:t>
-            </w:r>
-            <w:r>
-              <w:rPr>
-                <w:rFonts w:ascii="Times New Roman" w:eastAsia="仿宋" w:hAnsi="Times New Roman"/>
-                <w:sz w:val="24"/>
-                <w:szCs w:val="24"/>
-              </w:rPr>
-              <w:t xml:space="preserve">, &amp; </w:t>
-            </w:r>
-            <w:r>
-              <w:rPr>
-                <w:rFonts w:ascii="Times New Roman" w:eastAsia="仿宋" w:hAnsi="Times New Roman"/>
-                <w:sz w:val="24"/>
-                <w:szCs w:val="24"/>
-              </w:rPr>
-              <w:t>Acikgoz, S.</w:t>
-            </w:r>
-            <w:r>
-              <w:rPr>
-                <w:rFonts w:ascii="Times New Roman" w:eastAsia="仿宋" w:hAnsi="Times New Roman"/>
-                <w:sz w:val="24"/>
-                <w:szCs w:val="24"/>
-              </w:rPr>
-              <w:t xml:space="preserve"> (202</w:t>
-            </w:r>
-            <w:r>
-              <w:rPr>
-                <w:rFonts w:ascii="Times New Roman" w:eastAsia="仿宋" w:hAnsi="Times New Roman"/>
-                <w:sz w:val="24"/>
-                <w:szCs w:val="24"/>
-              </w:rPr>
-              <w:t>5</w:t>
-            </w:r>
-            <w:r>
-              <w:rPr>
-                <w:rFonts w:ascii="Times New Roman" w:eastAsia="仿宋" w:hAnsi="Times New Roman"/>
-                <w:sz w:val="24"/>
-                <w:szCs w:val="24"/>
-              </w:rPr>
-              <w:t xml:space="preserve">). </w:t>
-            </w:r>
-            <w:r>
-              <w:rPr>
-                <w:rFonts w:ascii="Times New Roman" w:eastAsia="仿宋" w:hAnsi="Times New Roman"/>
-                <w:sz w:val="24"/>
-                <w:szCs w:val="24"/>
-              </w:rPr>
-              <w:t xml:space="preserve">3D </w:t>
-            </w:r>
-            <w:r>
-              <w:rPr>
-                <w:rFonts w:ascii="Times New Roman" w:eastAsia="仿宋" w:hAnsi="Times New Roman" w:hint="eastAsia"/>
-                <w:sz w:val="24"/>
-                <w:szCs w:val="24"/>
-              </w:rPr>
-              <w:t>m</w:t>
-            </w:r>
-            <w:r>
-              <w:rPr>
-                <w:rFonts w:ascii="Times New Roman" w:eastAsia="仿宋" w:hAnsi="Times New Roman"/>
-                <w:sz w:val="24"/>
-                <w:szCs w:val="24"/>
-              </w:rPr>
-              <w:t xml:space="preserve">ultimodal </w:t>
-            </w:r>
-            <w:r>
-              <w:rPr>
-                <w:rFonts w:ascii="Times New Roman" w:eastAsia="仿宋" w:hAnsi="Times New Roman"/>
-                <w:sz w:val="24"/>
-                <w:szCs w:val="24"/>
-              </w:rPr>
-              <w:t>f</w:t>
-            </w:r>
-            <w:r>
-              <w:rPr>
-                <w:rFonts w:ascii="Times New Roman" w:eastAsia="仿宋" w:hAnsi="Times New Roman"/>
-                <w:sz w:val="24"/>
-                <w:szCs w:val="24"/>
-              </w:rPr>
-              <w:t xml:space="preserve">eature for </w:t>
-            </w:r>
-            <w:r>
-              <w:rPr>
-                <w:rFonts w:ascii="Times New Roman" w:eastAsia="仿宋" w:hAnsi="Times New Roman"/>
-                <w:sz w:val="24"/>
-                <w:szCs w:val="24"/>
-              </w:rPr>
-              <w:t>i</w:t>
-            </w:r>
-            <w:r>
-              <w:rPr>
-                <w:rFonts w:ascii="Times New Roman" w:eastAsia="仿宋" w:hAnsi="Times New Roman"/>
-                <w:sz w:val="24"/>
-                <w:szCs w:val="24"/>
-              </w:rPr>
-              <w:t xml:space="preserve">nfrastructure </w:t>
-            </w:r>
-            <w:r>
-              <w:rPr>
-                <w:rFonts w:ascii="Times New Roman" w:eastAsia="仿宋" w:hAnsi="Times New Roman"/>
-                <w:sz w:val="24"/>
-                <w:szCs w:val="24"/>
-              </w:rPr>
-              <w:t>a</w:t>
-            </w:r>
-            <w:r>
-              <w:rPr>
-                <w:rFonts w:ascii="Times New Roman" w:eastAsia="仿宋" w:hAnsi="Times New Roman"/>
-                <w:sz w:val="24"/>
-                <w:szCs w:val="24"/>
-              </w:rPr>
-              <w:t xml:space="preserve">nomaly </w:t>
-            </w:r>
-            <w:r>
-              <w:rPr>
-                <w:rFonts w:ascii="Times New Roman" w:eastAsia="仿宋" w:hAnsi="Times New Roman"/>
-                <w:sz w:val="24"/>
-                <w:szCs w:val="24"/>
-              </w:rPr>
-              <w:t>d</w:t>
-            </w:r>
-            <w:r>
-              <w:rPr>
-                <w:rFonts w:ascii="Times New Roman" w:eastAsia="仿宋" w:hAnsi="Times New Roman"/>
-                <w:sz w:val="24"/>
-                <w:szCs w:val="24"/>
-              </w:rPr>
-              <w:t>etection</w:t>
-            </w:r>
-            <w:r>
-              <w:rPr>
-                <w:rFonts w:ascii="Times New Roman" w:eastAsia="仿宋" w:hAnsi="Times New Roman"/>
-                <w:sz w:val="24"/>
-                <w:szCs w:val="24"/>
-              </w:rPr>
-              <w:t>. Automation in Construction</w:t>
-            </w:r>
-            <w:r>
-              <w:rPr>
-                <w:rFonts w:ascii="Times New Roman" w:eastAsia="仿宋" w:hAnsi="Times New Roman" w:hint="eastAsia"/>
-                <w:sz w:val="24"/>
-                <w:szCs w:val="24"/>
-              </w:rPr>
-              <w:t>,</w:t>
-            </w:r>
-            <w:r>
-              <w:rPr>
-                <w:rFonts w:ascii="Times New Roman" w:eastAsia="仿宋" w:hAnsi="Times New Roman"/>
-                <w:sz w:val="24"/>
-                <w:szCs w:val="24"/>
-              </w:rPr>
-              <w:t xml:space="preserve"> 178, </w:t>
-            </w:r>
-            <w:r>
-              <w:rPr>
-                <w:rFonts w:ascii="Times New Roman" w:eastAsia="仿宋" w:hAnsi="Times New Roman"/>
-                <w:sz w:val="24"/>
-                <w:szCs w:val="24"/>
-              </w:rPr>
-              <w:t>106388</w:t>
-            </w:r>
-            <w:r>
-              <w:rPr>
-                <w:rFonts w:ascii="Times New Roman" w:eastAsia="仿宋" w:hAnsi="Times New Roman" w:hint="eastAsia"/>
-                <w:sz w:val="24"/>
-                <w:szCs w:val="24"/>
-              </w:rPr>
-              <w:t>.</w:t>
-            </w:r>
-            <w:r>
-              <w:rPr>
-                <w:rFonts w:ascii="Times New Roman" w:eastAsia="仿宋" w:hAnsi="Times New Roman"/>
-                <w:sz w:val="24"/>
-                <w:szCs w:val="24"/>
-              </w:rPr>
-              <w:t xml:space="preserve"> </w:t>
-            </w:r>
-            <w:r>
-              <w:rPr>
-                <w:rFonts w:ascii="Times New Roman" w:eastAsia="仿宋" w:hAnsi="Times New Roman" w:hint="eastAsia"/>
-                <w:color w:val="0070C0"/>
-                <w:sz w:val="24"/>
-                <w:szCs w:val="24"/>
-              </w:rPr>
-              <w:t>(</w:t>
-            </w:r>
-            <w:r>
-              <w:rPr>
-                <w:rFonts w:ascii="Times New Roman" w:eastAsia="仿宋" w:hAnsi="Times New Roman" w:hint="eastAsia"/>
-                <w:color w:val="0070C0"/>
-                <w:sz w:val="24"/>
-                <w:szCs w:val="24"/>
-              </w:rPr>
-              <w:t>中科院一区</w:t>
-            </w:r>
-            <w:r>
-              <w:rPr>
-                <w:rFonts w:ascii="Times New Roman" w:eastAsia="仿宋" w:hAnsi="Times New Roman"/>
-                <w:color w:val="0070C0"/>
-                <w:sz w:val="24"/>
-                <w:szCs w:val="24"/>
-              </w:rPr>
-              <w:t>TOP</w:t>
-            </w:r>
-            <w:r>
-              <w:rPr>
-                <w:rFonts w:ascii="Times New Roman" w:eastAsia="仿宋" w:hAnsi="Times New Roman" w:hint="eastAsia"/>
-                <w:color w:val="0070C0"/>
-                <w:sz w:val="24"/>
-                <w:szCs w:val="24"/>
-              </w:rPr>
-              <w:t xml:space="preserve">, </w:t>
-            </w:r>
-            <w:r>
-              <w:rPr>
-                <w:rFonts w:ascii="Times New Roman" w:eastAsia="仿宋" w:hAnsi="Times New Roman"/>
-                <w:color w:val="0070C0"/>
-                <w:sz w:val="24"/>
-                <w:szCs w:val="24"/>
-              </w:rPr>
-              <w:t>JCR Q1</w:t>
+                <w:color w:val="0070C0"/>
+                <w:sz w:val="24"/>
+                <w:szCs w:val="24"/>
+              </w:rPr>
+              <w:t>JCR Q</w:t>
+            </w:r>
+            <w:r>
+              <w:rPr>
+                <w:rFonts w:ascii="Times New Roman" w:eastAsia="仿宋" w:hAnsi="Times New Roman"/>
+                <w:color w:val="0070C0"/>
+                <w:sz w:val="24"/>
+                <w:szCs w:val="24"/>
+              </w:rPr>
+              <w:t>2</w:t>
             </w:r>
             <w:r>
               <w:rPr>
@@ -4093,7 +3933,39 @@
                 <w:sz w:val="24"/>
                 <w:szCs w:val="24"/>
               </w:rPr>
-              <w:t xml:space="preserve">Huang, H., Chang, J.*, Zhang, D., Thewes, M., &amp; </w:t>
+              <w:t>Jing</w:t>
+            </w:r>
+            <w:r>
+              <w:rPr>
+                <w:rFonts w:ascii="Times New Roman" w:eastAsia="仿宋" w:hAnsi="Times New Roman" w:hint="eastAsia"/>
+                <w:sz w:val="24"/>
+                <w:szCs w:val="24"/>
+              </w:rPr>
+              <w:t>,</w:t>
+            </w:r>
+            <w:r>
+              <w:rPr>
+                <w:rFonts w:ascii="Times New Roman" w:eastAsia="仿宋" w:hAnsi="Times New Roman"/>
+                <w:sz w:val="24"/>
+                <w:szCs w:val="24"/>
+              </w:rPr>
+              <w:t xml:space="preserve"> Y.</w:t>
+            </w:r>
+            <w:r>
+              <w:rPr>
+                <w:rFonts w:ascii="Times New Roman" w:eastAsia="仿宋" w:hAnsi="Times New Roman"/>
+                <w:sz w:val="24"/>
+                <w:szCs w:val="24"/>
+              </w:rPr>
+              <w:t>*</w:t>
+            </w:r>
+            <w:r>
+              <w:rPr>
+                <w:rFonts w:ascii="Times New Roman" w:eastAsia="仿宋" w:hAnsi="Times New Roman"/>
+                <w:sz w:val="24"/>
+                <w:szCs w:val="24"/>
+              </w:rPr>
+              <w:t>,</w:t>
             </w:r>
             <w:r>
               <w:rPr>
@@ -4103,7 +3975,48 @@
                 <w:sz w:val="24"/>
                 <w:szCs w:val="24"/>
               </w:rPr>
-              <w:t>Lin, W.</w:t>
+              <w:t xml:space="preserve"> Lin, W.</w:t>
+            </w:r>
+            <w:r>
+              <w:rPr>
+                <w:rFonts w:ascii="Times New Roman" w:eastAsia="仿宋" w:hAnsi="Times New Roman"/>
+                <w:sz w:val="24"/>
+                <w:szCs w:val="24"/>
+              </w:rPr>
+              <w:t>,</w:t>
+            </w:r>
+            <w:r>
+              <w:rPr>
+                <w:rFonts w:ascii="Times New Roman" w:eastAsia="仿宋" w:hAnsi="Times New Roman"/>
+                <w:sz w:val="24"/>
+                <w:szCs w:val="24"/>
+              </w:rPr>
+              <w:t xml:space="preserve"> </w:t>
+            </w:r>
+            <w:r>
+              <w:rPr>
+                <w:rFonts w:ascii="Times New Roman" w:eastAsia="仿宋" w:hAnsi="Times New Roman"/>
+                <w:sz w:val="24"/>
+                <w:szCs w:val="24"/>
+                <w:u w:val="single"/>
+              </w:rPr>
+              <w:t>Sheil, B.</w:t>
+            </w:r>
+            <w:r>
+              <w:rPr>
+                <w:rFonts w:ascii="Times New Roman" w:eastAsia="仿宋" w:hAnsi="Times New Roman"/>
+                <w:sz w:val="24"/>
+                <w:szCs w:val="24"/>
+              </w:rPr>
+              <w:t xml:space="preserve">, &amp; </w:t>
+            </w:r>
+            <w:r>
+              <w:rPr>
+                <w:rFonts w:ascii="Times New Roman" w:eastAsia="仿宋" w:hAnsi="Times New Roman"/>
+                <w:sz w:val="24"/>
+                <w:szCs w:val="24"/>
+              </w:rPr>
+              <w:t>Acikgoz, S.</w:t>
             </w:r>
             <w:r>
               <w:rPr>
@@ -4127,7 +4040,15 @@
                 <w:sz w:val="24"/>
                 <w:szCs w:val="24"/>
               </w:rPr>
-              <w:t xml:space="preserve">). Improved </w:t>
+              <w:t xml:space="preserve">). </w:t>
+            </w:r>
+            <w:r>
+              <w:rPr>
+                <w:rFonts w:ascii="Times New Roman" w:eastAsia="仿宋" w:hAnsi="Times New Roman"/>
+                <w:sz w:val="24"/>
+                <w:szCs w:val="24"/>
+              </w:rPr>
+              <w:t xml:space="preserve">3D </w:t>
             </w:r>
             <w:r>
               <w:rPr>
@@ -4143,27 +4064,123 @@
                 <w:sz w:val="24"/>
                 <w:szCs w:val="24"/>
               </w:rPr>
-              <w:t>odel-free adaptive control of shield machine posture during tunnelling. Advanced Engineering Informatics</w:t>
-            </w:r>
-            <w:r>
-              <w:rPr>
-                <w:rFonts w:ascii="Times New Roman" w:eastAsia="仿宋" w:hAnsi="Times New Roman"/>
-                <w:sz w:val="24"/>
-                <w:szCs w:val="24"/>
-              </w:rPr>
-              <w:t>, 67, 103465</w:t>
-            </w:r>
-            <w:r>
-              <w:rPr>
-                <w:rFonts w:ascii="Times New Roman" w:eastAsia="仿宋" w:hAnsi="Times New Roman"/>
-                <w:sz w:val="24"/>
-                <w:szCs w:val="24"/>
-              </w:rPr>
-              <w:t xml:space="preserve">. </w:t>
-            </w:r>
-            <w:r>
-              <w:rPr>
-                <w:rFonts w:ascii="Times New Roman" w:eastAsia="仿宋" w:hAnsi="Times New Roman"/>
+              <w:t xml:space="preserve">ultimodal </w:t>
+            </w:r>
+            <w:r>
+              <w:rPr>
+                <w:rFonts w:ascii="Times New Roman" w:eastAsia="仿宋" w:hAnsi="Times New Roman"/>
+                <w:sz w:val="24"/>
+                <w:szCs w:val="24"/>
+              </w:rPr>
+              <w:t>f</w:t>
+            </w:r>
+            <w:r>
+              <w:rPr>
+                <w:rFonts w:ascii="Times New Roman" w:eastAsia="仿宋" w:hAnsi="Times New Roman"/>
+                <w:sz w:val="24"/>
+                <w:szCs w:val="24"/>
+              </w:rPr>
+              <w:t xml:space="preserve">eature for </w:t>
+            </w:r>
+            <w:r>
+              <w:rPr>
+                <w:rFonts w:ascii="Times New Roman" w:eastAsia="仿宋" w:hAnsi="Times New Roman"/>
+                <w:sz w:val="24"/>
+                <w:szCs w:val="24"/>
+              </w:rPr>
+              <w:t>i</w:t>
+            </w:r>
+            <w:r>
+              <w:rPr>
+                <w:rFonts w:ascii="Times New Roman" w:eastAsia="仿宋" w:hAnsi="Times New Roman"/>
+                <w:sz w:val="24"/>
+                <w:szCs w:val="24"/>
+              </w:rPr>
+              <w:t xml:space="preserve">nfrastructure </w:t>
+            </w:r>
+            <w:r>
+              <w:rPr>
+                <w:rFonts w:ascii="Times New Roman" w:eastAsia="仿宋" w:hAnsi="Times New Roman"/>
+                <w:sz w:val="24"/>
+                <w:szCs w:val="24"/>
+              </w:rPr>
+              <w:t>a</w:t>
+            </w:r>
+            <w:r>
+              <w:rPr>
+                <w:rFonts w:ascii="Times New Roman" w:eastAsia="仿宋" w:hAnsi="Times New Roman"/>
+                <w:sz w:val="24"/>
+                <w:szCs w:val="24"/>
+              </w:rPr>
+              <w:t xml:space="preserve">nomaly </w:t>
+            </w:r>
+            <w:r>
+              <w:rPr>
+                <w:rFonts w:ascii="Times New Roman" w:eastAsia="仿宋" w:hAnsi="Times New Roman"/>
+                <w:sz w:val="24"/>
+                <w:szCs w:val="24"/>
+              </w:rPr>
+              <w:t>d</w:t>
+            </w:r>
+            <w:r>
+              <w:rPr>
+                <w:rFonts w:ascii="Times New Roman" w:eastAsia="仿宋" w:hAnsi="Times New Roman"/>
+                <w:sz w:val="24"/>
+                <w:szCs w:val="24"/>
+              </w:rPr>
+              <w:t>etection</w:t>
+            </w:r>
+            <w:r>
+              <w:rPr>
+                <w:rFonts w:ascii="Times New Roman" w:eastAsia="仿宋" w:hAnsi="Times New Roman"/>
+                <w:sz w:val="24"/>
+                <w:szCs w:val="24"/>
+              </w:rPr>
+              <w:t>. Automation in Construction</w:t>
+            </w:r>
+            <w:r>
+              <w:rPr>
+                <w:rFonts w:ascii="Times New Roman" w:eastAsia="仿宋" w:hAnsi="Times New Roman" w:hint="eastAsia"/>
+                <w:sz w:val="24"/>
+                <w:szCs w:val="24"/>
+              </w:rPr>
+              <w:t>,</w:t>
+            </w:r>
+            <w:r>
+              <w:rPr>
+                <w:rFonts w:ascii="Times New Roman" w:eastAsia="仿宋" w:hAnsi="Times New Roman"/>
+                <w:sz w:val="24"/>
+                <w:szCs w:val="24"/>
+              </w:rPr>
+              <w:t xml:space="preserve"> 178, </w:t>
+            </w:r>
+            <w:r>
+              <w:rPr>
+                <w:rFonts w:ascii="Times New Roman" w:eastAsia="仿宋" w:hAnsi="Times New Roman"/>
+                <w:sz w:val="24"/>
+                <w:szCs w:val="24"/>
+              </w:rPr>
+              <w:t>106388</w:t>
+            </w:r>
+            <w:r>
+              <w:rPr>
+                <w:rFonts w:ascii="Times New Roman" w:eastAsia="仿宋" w:hAnsi="Times New Roman" w:hint="eastAsia"/>
+                <w:sz w:val="24"/>
+                <w:szCs w:val="24"/>
+              </w:rPr>
+              <w:t>.</w:t>
+            </w:r>
+            <w:r>
+              <w:rPr>
+                <w:rFonts w:ascii="Times New Roman" w:eastAsia="仿宋" w:hAnsi="Times New Roman"/>
+                <w:sz w:val="24"/>
+                <w:szCs w:val="24"/>
+              </w:rPr>
+              <w:t xml:space="preserve"> </w:t>
+            </w:r>
+            <w:r>
+              <w:rPr>
+                <w:rFonts w:ascii="Times New Roman" w:eastAsia="仿宋" w:hAnsi="Times New Roman" w:hint="eastAsia"/>
                 <w:color w:val="0070C0"/>
                 <w:sz w:val="24"/>
                 <w:szCs w:val="24"/>
@@ -4177,16 +4194,7 @@
                 <w:sz w:val="24"/>
                 <w:szCs w:val="24"/>
               </w:rPr>
-              <w:t>中科院</w:t>
-            </w:r>
-            <w:r>
-              <w:rPr>
-                <w:rFonts w:ascii="Times New Roman" w:eastAsia="仿宋" w:hAnsi="Times New Roman" w:hint="eastAsia"/>
-                <w:color w:val="0070C0"/>
-                <w:sz w:val="24"/>
-                <w:szCs w:val="24"/>
-              </w:rPr>
-              <w:t>一区</w:t>
+              <w:t>中科院一区</w:t>
             </w:r>
             <w:r>
               <w:rPr>
@@ -4213,7 +4221,16 @@
                 <w:sz w:val="24"/>
                 <w:szCs w:val="24"/>
               </w:rPr>
-              <w:t>JCR Q1)</w:t>
+              <w:t>JCR Q1</w:t>
+            </w:r>
+            <w:r>
+              <w:rPr>
+                <w:rFonts w:ascii="Times New Roman" w:eastAsia="仿宋" w:hAnsi="Times New Roman" w:hint="eastAsia"/>
+                <w:color w:val="0070C0"/>
+                <w:sz w:val="24"/>
+                <w:szCs w:val="24"/>
+              </w:rPr>
+              <w:t>)</w:t>
             </w:r>
           </w:p>
           <w:p>
@@ -4236,7 +4253,7 @@
                 <w:sz w:val="24"/>
                 <w:szCs w:val="24"/>
               </w:rPr>
-              <w:t xml:space="preserve">Ye, Z., </w:t>
+              <w:t xml:space="preserve">Huang, H., Chang, J.*, Zhang, D., Thewes, M., &amp; </w:t>
             </w:r>
             <w:r>
               <w:rPr>
@@ -4254,345 +4271,109 @@
                 <w:sz w:val="24"/>
                 <w:szCs w:val="24"/>
               </w:rPr>
+              <w:t xml:space="preserve"> (202</w:t>
+            </w:r>
+            <w:r>
+              <w:rPr>
+                <w:rFonts w:ascii="Times New Roman" w:eastAsia="仿宋" w:hAnsi="Times New Roman"/>
+                <w:sz w:val="24"/>
+                <w:szCs w:val="24"/>
+              </w:rPr>
+              <w:t>5</w:t>
+            </w:r>
+            <w:r>
+              <w:rPr>
+                <w:rFonts w:ascii="Times New Roman" w:eastAsia="仿宋" w:hAnsi="Times New Roman"/>
+                <w:sz w:val="24"/>
+                <w:szCs w:val="24"/>
+              </w:rPr>
+              <w:t xml:space="preserve">). Improved </w:t>
+            </w:r>
+            <w:r>
+              <w:rPr>
+                <w:rFonts w:ascii="Times New Roman" w:eastAsia="仿宋" w:hAnsi="Times New Roman" w:hint="eastAsia"/>
+                <w:sz w:val="24"/>
+                <w:szCs w:val="24"/>
+              </w:rPr>
+              <w:t>m</w:t>
+            </w:r>
+            <w:r>
+              <w:rPr>
+                <w:rFonts w:ascii="Times New Roman" w:eastAsia="仿宋" w:hAnsi="Times New Roman"/>
+                <w:sz w:val="24"/>
+                <w:szCs w:val="24"/>
+              </w:rPr>
+              <w:t>odel-free adaptive control of shield machine posture during tunnelling. Advanced Engineering Informatics</w:t>
+            </w:r>
+            <w:r>
+              <w:rPr>
+                <w:rFonts w:ascii="Times New Roman" w:eastAsia="仿宋" w:hAnsi="Times New Roman"/>
+                <w:sz w:val="24"/>
+                <w:szCs w:val="24"/>
+              </w:rPr>
+              <w:t>, 67, 103465</w:t>
+            </w:r>
+            <w:r>
+              <w:rPr>
+                <w:rFonts w:ascii="Times New Roman" w:eastAsia="仿宋" w:hAnsi="Times New Roman"/>
+                <w:sz w:val="24"/>
+                <w:szCs w:val="24"/>
+              </w:rPr>
+              <w:t xml:space="preserve">. </w:t>
+            </w:r>
+            <w:r>
+              <w:rPr>
+                <w:rFonts w:ascii="Times New Roman" w:eastAsia="仿宋" w:hAnsi="Times New Roman"/>
+                <w:color w:val="0070C0"/>
+                <w:sz w:val="24"/>
+                <w:szCs w:val="24"/>
+              </w:rPr>
+              <w:t>(</w:t>
+            </w:r>
+            <w:r>
+              <w:rPr>
+                <w:rFonts w:ascii="Times New Roman" w:eastAsia="仿宋" w:hAnsi="Times New Roman" w:hint="eastAsia"/>
+                <w:color w:val="0070C0"/>
+                <w:sz w:val="24"/>
+                <w:szCs w:val="24"/>
+              </w:rPr>
+              <w:t>中科院</w:t>
+            </w:r>
+            <w:r>
+              <w:rPr>
+                <w:rFonts w:ascii="Times New Roman" w:eastAsia="仿宋" w:hAnsi="Times New Roman" w:hint="eastAsia"/>
+                <w:color w:val="0070C0"/>
+                <w:sz w:val="24"/>
+                <w:szCs w:val="24"/>
+              </w:rPr>
+              <w:t>一区</w:t>
+            </w:r>
+            <w:r>
+              <w:rPr>
+                <w:rFonts w:ascii="Times New Roman" w:eastAsia="仿宋" w:hAnsi="Times New Roman"/>
+                <w:color w:val="0070C0"/>
+                <w:sz w:val="24"/>
+                <w:szCs w:val="24"/>
+              </w:rPr>
+              <w:t>TOP</w:t>
+            </w:r>
+            <w:r>
+              <w:rPr>
+                <w:rFonts w:ascii="Times New Roman" w:eastAsia="仿宋" w:hAnsi="Times New Roman" w:hint="eastAsia"/>
+                <w:color w:val="0070C0"/>
+                <w:sz w:val="24"/>
+                <w:szCs w:val="24"/>
+              </w:rPr>
               <w:t xml:space="preserve">, </w:t>
             </w:r>
             <w:r>
               <w:rPr>
                 <w:rFonts w:ascii="Times New Roman" w:eastAsia="仿宋" w:hAnsi="Times New Roman"/>
-                <w:sz w:val="24"/>
-                <w:szCs w:val="24"/>
-              </w:rPr>
-              <w:t>Faramarzi</w:t>
-            </w:r>
-            <w:r>
-              <w:rPr>
-                <w:rFonts w:ascii="Times New Roman" w:eastAsia="仿宋" w:hAnsi="Times New Roman"/>
-                <w:sz w:val="24"/>
-                <w:szCs w:val="24"/>
-              </w:rPr>
-              <w:t xml:space="preserve">, A., </w:t>
-            </w:r>
-            <w:bookmarkStart w:id="2" w:name="_Hlk201487903"/>
-            <w:r>
-              <w:rPr>
-                <w:rFonts w:ascii="Times New Roman" w:eastAsia="仿宋" w:hAnsi="Times New Roman"/>
-                <w:sz w:val="24"/>
-                <w:szCs w:val="24"/>
-                <w:u w:val="single"/>
-              </w:rPr>
-              <w:t>Xie, X.</w:t>
-            </w:r>
-            <w:r>
-              <w:rPr>
-                <w:rFonts w:ascii="Times New Roman" w:eastAsia="仿宋" w:hAnsi="Times New Roman"/>
-                <w:sz w:val="24"/>
-                <w:szCs w:val="24"/>
-              </w:rPr>
-              <w:t>,</w:t>
-            </w:r>
-            <w:r>
-              <w:rPr>
-                <w:rFonts w:ascii="Times New Roman" w:eastAsia="仿宋" w:hAnsi="Times New Roman"/>
-                <w:sz w:val="24"/>
-                <w:szCs w:val="24"/>
-              </w:rPr>
-              <w:t xml:space="preserve"> &amp;</w:t>
-            </w:r>
-            <w:r>
-              <w:rPr>
-                <w:rFonts w:ascii="Times New Roman" w:eastAsia="仿宋" w:hAnsi="Times New Roman"/>
-                <w:sz w:val="24"/>
-                <w:szCs w:val="24"/>
-              </w:rPr>
-              <w:t xml:space="preserve"> </w:t>
-            </w:r>
-            <w:r>
-              <w:rPr>
-                <w:rFonts w:ascii="Times New Roman" w:eastAsia="仿宋" w:hAnsi="Times New Roman"/>
-                <w:sz w:val="24"/>
-                <w:szCs w:val="24"/>
-              </w:rPr>
-              <w:t>Ninić</w:t>
-            </w:r>
-            <w:r>
-              <w:rPr>
-                <w:rFonts w:ascii="Times New Roman" w:eastAsia="仿宋" w:hAnsi="Times New Roman"/>
-                <w:sz w:val="24"/>
-                <w:szCs w:val="24"/>
-              </w:rPr>
-              <w:t>, J.*</w:t>
-            </w:r>
-            <w:bookmarkEnd w:id="2"/>
-            <w:r>
-              <w:rPr>
-                <w:rFonts w:ascii="Times New Roman" w:eastAsia="仿宋" w:hAnsi="Times New Roman"/>
-                <w:sz w:val="24"/>
-                <w:szCs w:val="24"/>
-              </w:rPr>
-              <w:t xml:space="preserve"> (202</w:t>
-            </w:r>
-            <w:r>
-              <w:rPr>
-                <w:rFonts w:ascii="Times New Roman" w:eastAsia="仿宋" w:hAnsi="Times New Roman"/>
-                <w:sz w:val="24"/>
-                <w:szCs w:val="24"/>
-              </w:rPr>
-              <w:t>5</w:t>
-            </w:r>
-            <w:r>
-              <w:rPr>
-                <w:rFonts w:ascii="Times New Roman" w:eastAsia="仿宋" w:hAnsi="Times New Roman"/>
-                <w:sz w:val="24"/>
-                <w:szCs w:val="24"/>
-              </w:rPr>
-              <w:t>)</w:t>
-            </w:r>
-            <w:r>
-              <w:rPr>
-                <w:rFonts w:ascii="Times New Roman" w:eastAsia="仿宋" w:hAnsi="Times New Roman" w:hint="eastAsia"/>
-                <w:sz w:val="24"/>
-                <w:szCs w:val="24"/>
-              </w:rPr>
-              <w:t>.</w:t>
-            </w:r>
-            <w:r>
-              <w:rPr>
-                <w:rFonts w:ascii="Times New Roman" w:eastAsia="仿宋" w:hAnsi="Times New Roman"/>
-                <w:sz w:val="24"/>
-                <w:szCs w:val="24"/>
-              </w:rPr>
-              <w:t xml:space="preserve"> </w:t>
-            </w:r>
-            <w:r>
-              <w:rPr>
-                <w:rFonts w:ascii="Times New Roman" w:eastAsia="仿宋" w:hAnsi="Times New Roman"/>
-                <w:sz w:val="24"/>
-                <w:szCs w:val="24"/>
-              </w:rPr>
-              <w:t>SAM4Tun: No-</w:t>
-            </w:r>
-            <w:r>
-              <w:rPr>
-                <w:rFonts w:ascii="Times New Roman" w:eastAsia="仿宋" w:hAnsi="Times New Roman"/>
-                <w:sz w:val="24"/>
-                <w:szCs w:val="24"/>
-              </w:rPr>
-              <w:t>t</w:t>
-            </w:r>
-            <w:r>
-              <w:rPr>
-                <w:rFonts w:ascii="Times New Roman" w:eastAsia="仿宋" w:hAnsi="Times New Roman"/>
-                <w:sz w:val="24"/>
-                <w:szCs w:val="24"/>
-              </w:rPr>
-              <w:t xml:space="preserve">raining </w:t>
-            </w:r>
-            <w:r>
-              <w:rPr>
-                <w:rFonts w:ascii="Times New Roman" w:eastAsia="仿宋" w:hAnsi="Times New Roman"/>
-                <w:sz w:val="24"/>
-                <w:szCs w:val="24"/>
-              </w:rPr>
-              <w:t>m</w:t>
-            </w:r>
-            <w:r>
-              <w:rPr>
-                <w:rFonts w:ascii="Times New Roman" w:eastAsia="仿宋" w:hAnsi="Times New Roman"/>
-                <w:sz w:val="24"/>
-                <w:szCs w:val="24"/>
-              </w:rPr>
-              <w:t xml:space="preserve">odel for </w:t>
-            </w:r>
-            <w:r>
-              <w:rPr>
-                <w:rFonts w:ascii="Times New Roman" w:eastAsia="仿宋" w:hAnsi="Times New Roman"/>
-                <w:sz w:val="24"/>
-                <w:szCs w:val="24"/>
-              </w:rPr>
-              <w:t>t</w:t>
-            </w:r>
-            <w:r>
-              <w:rPr>
-                <w:rFonts w:ascii="Times New Roman" w:eastAsia="仿宋" w:hAnsi="Times New Roman"/>
-                <w:sz w:val="24"/>
-                <w:szCs w:val="24"/>
-              </w:rPr>
-              <w:t xml:space="preserve">unnel </w:t>
-            </w:r>
-            <w:r>
-              <w:rPr>
-                <w:rFonts w:ascii="Times New Roman" w:eastAsia="仿宋" w:hAnsi="Times New Roman"/>
-                <w:sz w:val="24"/>
-                <w:szCs w:val="24"/>
-              </w:rPr>
-              <w:t>l</w:t>
-            </w:r>
-            <w:r>
-              <w:rPr>
-                <w:rFonts w:ascii="Times New Roman" w:eastAsia="仿宋" w:hAnsi="Times New Roman"/>
-                <w:sz w:val="24"/>
-                <w:szCs w:val="24"/>
-              </w:rPr>
-              <w:t xml:space="preserve">ining </w:t>
-            </w:r>
-            <w:r>
-              <w:rPr>
-                <w:rFonts w:ascii="Times New Roman" w:eastAsia="仿宋" w:hAnsi="Times New Roman"/>
-                <w:sz w:val="24"/>
-                <w:szCs w:val="24"/>
-              </w:rPr>
-              <w:t>p</w:t>
-            </w:r>
-            <w:r>
-              <w:rPr>
-                <w:rFonts w:ascii="Times New Roman" w:eastAsia="仿宋" w:hAnsi="Times New Roman"/>
-                <w:sz w:val="24"/>
-                <w:szCs w:val="24"/>
-              </w:rPr>
-              <w:t xml:space="preserve">oint </w:t>
-            </w:r>
-            <w:r>
-              <w:rPr>
-                <w:rFonts w:ascii="Times New Roman" w:eastAsia="仿宋" w:hAnsi="Times New Roman"/>
-                <w:sz w:val="24"/>
-                <w:szCs w:val="24"/>
-              </w:rPr>
-              <w:t>c</w:t>
-            </w:r>
-            <w:r>
-              <w:rPr>
-                <w:rFonts w:ascii="Times New Roman" w:eastAsia="仿宋" w:hAnsi="Times New Roman"/>
-                <w:sz w:val="24"/>
-                <w:szCs w:val="24"/>
-              </w:rPr>
-              <w:t xml:space="preserve">loud </w:t>
-            </w:r>
-            <w:r>
-              <w:rPr>
-                <w:rFonts w:ascii="Times New Roman" w:eastAsia="仿宋" w:hAnsi="Times New Roman"/>
-                <w:sz w:val="24"/>
-                <w:szCs w:val="24"/>
-              </w:rPr>
-              <w:t>c</w:t>
-            </w:r>
-            <w:r>
-              <w:rPr>
-                <w:rFonts w:ascii="Times New Roman" w:eastAsia="仿宋" w:hAnsi="Times New Roman"/>
-                <w:sz w:val="24"/>
-                <w:szCs w:val="24"/>
-              </w:rPr>
-              <w:t xml:space="preserve">omponent </w:t>
-            </w:r>
-            <w:r>
-              <w:rPr>
-                <w:rFonts w:ascii="Times New Roman" w:eastAsia="仿宋" w:hAnsi="Times New Roman"/>
-                <w:sz w:val="24"/>
-                <w:szCs w:val="24"/>
-              </w:rPr>
-              <w:t>s</w:t>
-            </w:r>
-            <w:r>
-              <w:rPr>
-                <w:rFonts w:ascii="Times New Roman" w:eastAsia="仿宋" w:hAnsi="Times New Roman"/>
-                <w:sz w:val="24"/>
-                <w:szCs w:val="24"/>
-              </w:rPr>
-              <w:t>egmentation</w:t>
-            </w:r>
-            <w:r>
-              <w:rPr>
-                <w:rFonts w:ascii="Times New Roman" w:eastAsia="仿宋" w:hAnsi="Times New Roman"/>
-                <w:sz w:val="24"/>
-                <w:szCs w:val="24"/>
-              </w:rPr>
-              <w:t>. Tunnelling and Underground Space Technology</w:t>
-            </w:r>
-            <w:r>
-              <w:rPr>
-                <w:rFonts w:ascii="Times New Roman" w:eastAsia="仿宋" w:hAnsi="Times New Roman" w:hint="eastAsia"/>
-                <w:sz w:val="24"/>
-                <w:szCs w:val="24"/>
-              </w:rPr>
-              <w:t>,</w:t>
-            </w:r>
-            <w:r>
-              <w:rPr>
-                <w:rFonts w:ascii="Times New Roman" w:eastAsia="仿宋" w:hAnsi="Times New Roman"/>
-                <w:sz w:val="24"/>
-                <w:szCs w:val="24"/>
-              </w:rPr>
-              <w:t xml:space="preserve"> 158, 106401</w:t>
-            </w:r>
-            <w:r>
-              <w:rPr>
-                <w:rFonts w:ascii="Times New Roman" w:eastAsia="仿宋" w:hAnsi="Times New Roman"/>
-                <w:sz w:val="24"/>
-                <w:szCs w:val="24"/>
-              </w:rPr>
-              <w:t xml:space="preserve">. </w:t>
-            </w:r>
-            <w:r>
-              <w:rPr>
-                <w:rFonts w:ascii="Times New Roman" w:eastAsia="仿宋" w:hAnsi="Times New Roman" w:hint="eastAsia"/>
-                <w:color w:val="0070C0"/>
-                <w:sz w:val="24"/>
-                <w:szCs w:val="24"/>
-              </w:rPr>
-              <w:t>(</w:t>
-            </w:r>
-            <w:r>
-              <w:rPr>
-                <w:rFonts w:ascii="Times New Roman" w:eastAsia="仿宋" w:hAnsi="Times New Roman" w:hint="eastAsia"/>
-                <w:color w:val="0070C0"/>
-                <w:sz w:val="24"/>
-                <w:szCs w:val="24"/>
-              </w:rPr>
-              <w:t>中科院</w:t>
-            </w:r>
-            <w:r>
-              <w:rPr>
-                <w:rFonts w:ascii="Times New Roman" w:eastAsia="仿宋" w:hAnsi="Times New Roman" w:hint="eastAsia"/>
-                <w:color w:val="0070C0"/>
-                <w:sz w:val="24"/>
-                <w:szCs w:val="24"/>
-              </w:rPr>
-              <w:t>一区</w:t>
-            </w:r>
-            <w:r>
-              <w:rPr>
-                <w:rFonts w:ascii="Times New Roman" w:eastAsia="仿宋" w:hAnsi="Times New Roman"/>
-                <w:color w:val="0070C0"/>
-                <w:sz w:val="24"/>
-                <w:szCs w:val="24"/>
-              </w:rPr>
-              <w:t>TOP</w:t>
-            </w:r>
-            <w:r>
-              <w:rPr>
-                <w:rFonts w:ascii="Times New Roman" w:eastAsia="仿宋" w:hAnsi="Times New Roman" w:hint="eastAsia"/>
-                <w:color w:val="0070C0"/>
-                <w:sz w:val="24"/>
-                <w:szCs w:val="24"/>
-              </w:rPr>
-              <w:t xml:space="preserve">, </w:t>
-            </w:r>
-            <w:r>
-              <w:rPr>
-                <w:rFonts w:ascii="Times New Roman" w:eastAsia="仿宋" w:hAnsi="Times New Roman"/>
-                <w:color w:val="0070C0"/>
-                <w:sz w:val="24"/>
-                <w:szCs w:val="24"/>
-              </w:rPr>
-              <w:t>JCR Q1</w:t>
-            </w:r>
-            <w:r>
-              <w:rPr>
-                <w:rFonts w:ascii="Times New Roman" w:eastAsia="仿宋" w:hAnsi="Times New Roman" w:hint="eastAsia"/>
-                <w:color w:val="0070C0"/>
-                <w:sz w:val="24"/>
-                <w:szCs w:val="24"/>
-              </w:rPr>
-              <w:t>)</w:t>
+                <w:color w:val="0070C0"/>
+                <w:sz w:val="24"/>
+                <w:szCs w:val="24"/>
+              </w:rPr>
+              <w:t>JCR Q1)</w:t>
             </w:r>
           </w:p>
           <w:p>
@@ -4615,23 +4396,7 @@
                 <w:sz w:val="24"/>
                 <w:szCs w:val="24"/>
               </w:rPr>
-              <w:t>Chang, J., Thewes, M., Zhang, D., Huang, H.</w:t>
-            </w:r>
-            <w:r>
-              <w:rPr>
-                <w:rFonts w:ascii="Times New Roman" w:eastAsia="仿宋" w:hAnsi="Times New Roman"/>
-                <w:sz w:val="24"/>
-                <w:szCs w:val="24"/>
-              </w:rPr>
-              <w:t>*</w:t>
-            </w:r>
-            <w:r>
-              <w:rPr>
-                <w:rFonts w:ascii="Times New Roman" w:eastAsia="仿宋" w:hAnsi="Times New Roman"/>
-                <w:sz w:val="24"/>
-                <w:szCs w:val="24"/>
-              </w:rPr>
-              <w:t xml:space="preserve">, &amp; </w:t>
+              <w:t xml:space="preserve">Ye, Z., </w:t>
             </w:r>
             <w:r>
               <w:rPr>
@@ -4649,6 +4414,81 @@
                 <w:sz w:val="24"/>
                 <w:szCs w:val="24"/>
               </w:rPr>
+              <w:t xml:space="preserve">, </w:t>
+            </w:r>
+            <w:r>
+              <w:rPr>
+                <w:rFonts w:ascii="Times New Roman" w:eastAsia="仿宋" w:hAnsi="Times New Roman"/>
+                <w:sz w:val="24"/>
+                <w:szCs w:val="24"/>
+              </w:rPr>
+              <w:t>Faramarzi</w:t>
+            </w:r>
+            <w:r>
+              <w:rPr>
+                <w:rFonts w:ascii="Times New Roman" w:eastAsia="仿宋" w:hAnsi="Times New Roman"/>
+                <w:sz w:val="24"/>
+                <w:szCs w:val="24"/>
+              </w:rPr>
+              <w:t xml:space="preserve">, A., </w:t>
+            </w:r>
+            <w:bookmarkStart w:id="2" w:name="_Hlk201487903"/>
+            <w:r>
+              <w:rPr>
+                <w:rFonts w:ascii="Times New Roman" w:eastAsia="仿宋" w:hAnsi="Times New Roman"/>
+                <w:sz w:val="24"/>
+                <w:szCs w:val="24"/>
+                <w:u w:val="single"/>
+              </w:rPr>
+              <w:t>Xie, X.</w:t>
+            </w:r>
+            <w:r>
+              <w:rPr>
+                <w:rFonts w:ascii="Times New Roman" w:eastAsia="仿宋" w:hAnsi="Times New Roman"/>
+                <w:sz w:val="24"/>
+                <w:szCs w:val="24"/>
+              </w:rPr>
+              <w:t>,</w:t>
+            </w:r>
+            <w:r>
+              <w:rPr>
+                <w:rFonts w:ascii="Times New Roman" w:eastAsia="仿宋" w:hAnsi="Times New Roman"/>
+                <w:sz w:val="24"/>
+                <w:szCs w:val="24"/>
+              </w:rPr>
+              <w:t xml:space="preserve"> &amp;</w:t>
+            </w:r>
+            <w:r>
+              <w:rPr>
+                <w:rFonts w:ascii="Times New Roman" w:eastAsia="仿宋" w:hAnsi="Times New Roman"/>
+                <w:sz w:val="24"/>
+                <w:szCs w:val="24"/>
+              </w:rPr>
+              <w:t xml:space="preserve"> </w:t>
+            </w:r>
+            <w:r>
+              <w:rPr>
+                <w:rFonts w:ascii="Times New Roman" w:eastAsia="仿宋" w:hAnsi="Times New Roman"/>
+                <w:sz w:val="24"/>
+                <w:szCs w:val="24"/>
+              </w:rPr>
+              <w:t>Ninić</w:t>
+            </w:r>
+            <w:r>
+              <w:rPr>
+                <w:rFonts w:ascii="Times New Roman" w:eastAsia="仿宋" w:hAnsi="Times New Roman"/>
+                <w:sz w:val="24"/>
+                <w:szCs w:val="24"/>
+              </w:rPr>
+              <w:t>, J.*</w:t>
+            </w:r>
+            <w:bookmarkEnd w:id="2"/>
+            <w:r>
+              <w:rPr>
+                <w:rFonts w:ascii="Times New Roman" w:eastAsia="仿宋" w:hAnsi="Times New Roman"/>
+                <w:sz w:val="24"/>
+                <w:szCs w:val="24"/>
+              </w:rPr>
               <w:t xml:space="preserve"> (202</w:t>
             </w:r>
             <w:r>
@@ -4665,7 +4505,167 @@
                 <w:sz w:val="24"/>
                 <w:szCs w:val="24"/>
               </w:rPr>
-              <w:t>). Deformational behaviors of existing three-line tunnels induced by under-crossing of three-line mechanized tunnels: A case study. Canadian Geotechnical Journal</w:t>
+              <w:t>)</w:t>
+            </w:r>
+            <w:r>
+              <w:rPr>
+                <w:rFonts w:ascii="Times New Roman" w:eastAsia="仿宋" w:hAnsi="Times New Roman" w:hint="eastAsia"/>
+                <w:sz w:val="24"/>
+                <w:szCs w:val="24"/>
+              </w:rPr>
+              <w:t>.</w:t>
+            </w:r>
+            <w:r>
+              <w:rPr>
+                <w:rFonts w:ascii="Times New Roman" w:eastAsia="仿宋" w:hAnsi="Times New Roman"/>
+                <w:sz w:val="24"/>
+                <w:szCs w:val="24"/>
+              </w:rPr>
+              <w:t xml:space="preserve"> </w:t>
+            </w:r>
+            <w:r>
+              <w:rPr>
+                <w:rFonts w:ascii="Times New Roman" w:eastAsia="仿宋" w:hAnsi="Times New Roman"/>
+                <w:sz w:val="24"/>
+                <w:szCs w:val="24"/>
+              </w:rPr>
+              <w:t>SAM4Tun: No-</w:t>
+            </w:r>
+            <w:r>
+              <w:rPr>
+                <w:rFonts w:ascii="Times New Roman" w:eastAsia="仿宋" w:hAnsi="Times New Roman"/>
+                <w:sz w:val="24"/>
+                <w:szCs w:val="24"/>
+              </w:rPr>
+              <w:t>t</w:t>
+            </w:r>
+            <w:r>
+              <w:rPr>
+                <w:rFonts w:ascii="Times New Roman" w:eastAsia="仿宋" w:hAnsi="Times New Roman"/>
+                <w:sz w:val="24"/>
+                <w:szCs w:val="24"/>
+              </w:rPr>
+              <w:t xml:space="preserve">raining </w:t>
+            </w:r>
+            <w:r>
+              <w:rPr>
+                <w:rFonts w:ascii="Times New Roman" w:eastAsia="仿宋" w:hAnsi="Times New Roman"/>
+                <w:sz w:val="24"/>
+                <w:szCs w:val="24"/>
+              </w:rPr>
+              <w:t>m</w:t>
+            </w:r>
+            <w:r>
+              <w:rPr>
+                <w:rFonts w:ascii="Times New Roman" w:eastAsia="仿宋" w:hAnsi="Times New Roman"/>
+                <w:sz w:val="24"/>
+                <w:szCs w:val="24"/>
+              </w:rPr>
+              <w:t xml:space="preserve">odel for </w:t>
+            </w:r>
+            <w:r>
+              <w:rPr>
+                <w:rFonts w:ascii="Times New Roman" w:eastAsia="仿宋" w:hAnsi="Times New Roman"/>
+                <w:sz w:val="24"/>
+                <w:szCs w:val="24"/>
+              </w:rPr>
+              <w:t>t</w:t>
+            </w:r>
+            <w:r>
+              <w:rPr>
+                <w:rFonts w:ascii="Times New Roman" w:eastAsia="仿宋" w:hAnsi="Times New Roman"/>
+                <w:sz w:val="24"/>
+                <w:szCs w:val="24"/>
+              </w:rPr>
+              <w:t xml:space="preserve">unnel </w:t>
+            </w:r>
+            <w:r>
+              <w:rPr>
+                <w:rFonts w:ascii="Times New Roman" w:eastAsia="仿宋" w:hAnsi="Times New Roman"/>
+                <w:sz w:val="24"/>
+                <w:szCs w:val="24"/>
+              </w:rPr>
+              <w:t>l</w:t>
+            </w:r>
+            <w:r>
+              <w:rPr>
+                <w:rFonts w:ascii="Times New Roman" w:eastAsia="仿宋" w:hAnsi="Times New Roman"/>
+                <w:sz w:val="24"/>
+                <w:szCs w:val="24"/>
+              </w:rPr>
+              <w:t xml:space="preserve">ining </w:t>
+            </w:r>
+            <w:r>
+              <w:rPr>
+                <w:rFonts w:ascii="Times New Roman" w:eastAsia="仿宋" w:hAnsi="Times New Roman"/>
+                <w:sz w:val="24"/>
+                <w:szCs w:val="24"/>
+              </w:rPr>
+              <w:t>p</w:t>
+            </w:r>
+            <w:r>
+              <w:rPr>
+                <w:rFonts w:ascii="Times New Roman" w:eastAsia="仿宋" w:hAnsi="Times New Roman"/>
+                <w:sz w:val="24"/>
+                <w:szCs w:val="24"/>
+              </w:rPr>
+              <w:t xml:space="preserve">oint </w:t>
+            </w:r>
+            <w:r>
+              <w:rPr>
+                <w:rFonts w:ascii="Times New Roman" w:eastAsia="仿宋" w:hAnsi="Times New Roman"/>
+                <w:sz w:val="24"/>
+                <w:szCs w:val="24"/>
+              </w:rPr>
+              <w:t>c</w:t>
+            </w:r>
+            <w:r>
+              <w:rPr>
+                <w:rFonts w:ascii="Times New Roman" w:eastAsia="仿宋" w:hAnsi="Times New Roman"/>
+                <w:sz w:val="24"/>
+                <w:szCs w:val="24"/>
+              </w:rPr>
+              <w:t xml:space="preserve">loud </w:t>
+            </w:r>
+            <w:r>
+              <w:rPr>
+                <w:rFonts w:ascii="Times New Roman" w:eastAsia="仿宋" w:hAnsi="Times New Roman"/>
+                <w:sz w:val="24"/>
+                <w:szCs w:val="24"/>
+              </w:rPr>
+              <w:t>c</w:t>
+            </w:r>
+            <w:r>
+              <w:rPr>
+                <w:rFonts w:ascii="Times New Roman" w:eastAsia="仿宋" w:hAnsi="Times New Roman"/>
+                <w:sz w:val="24"/>
+                <w:szCs w:val="24"/>
+              </w:rPr>
+              <w:t xml:space="preserve">omponent </w:t>
+            </w:r>
+            <w:r>
+              <w:rPr>
+                <w:rFonts w:ascii="Times New Roman" w:eastAsia="仿宋" w:hAnsi="Times New Roman"/>
+                <w:sz w:val="24"/>
+                <w:szCs w:val="24"/>
+              </w:rPr>
+              <w:t>s</w:t>
+            </w:r>
+            <w:r>
+              <w:rPr>
+                <w:rFonts w:ascii="Times New Roman" w:eastAsia="仿宋" w:hAnsi="Times New Roman"/>
+                <w:sz w:val="24"/>
+                <w:szCs w:val="24"/>
+              </w:rPr>
+              <w:t>egmentation</w:t>
+            </w:r>
+            <w:r>
+              <w:rPr>
+                <w:rFonts w:ascii="Times New Roman" w:eastAsia="仿宋" w:hAnsi="Times New Roman"/>
+                <w:sz w:val="24"/>
+                <w:szCs w:val="24"/>
+              </w:rPr>
+              <w:t>. Tunnelling and Underground Space Technology</w:t>
             </w:r>
             <w:r>
               <w:rPr>
@@ -4681,7 +4681,7 @@
                 <w:sz w:val="24"/>
                 <w:szCs w:val="24"/>
               </w:rPr>
-              <w:t xml:space="preserve"> 62, 23</w:t>
+              <w:t xml:space="preserve"> 158, 106401</w:t>
             </w:r>
             <w:r>
               <w:rPr>
@@ -4707,61 +4707,43 @@
                 <w:sz w:val="24"/>
                 <w:szCs w:val="24"/>
               </w:rPr>
-              <w:t>中科院三区</w:t>
-            </w:r>
-            <w:r>
-              <w:rPr>
-                <w:rFonts w:ascii="Times New Roman" w:eastAsia="仿宋" w:hAnsi="Times New Roman" w:hint="eastAsia"/>
-                <w:color w:val="0070C0"/>
-                <w:sz w:val="24"/>
-                <w:szCs w:val="24"/>
-              </w:rPr>
-              <w:t>,</w:t>
-            </w:r>
-            <w:r>
-              <w:rPr>
-                <w:rFonts w:ascii="Times New Roman" w:eastAsia="仿宋" w:hAnsi="Times New Roman"/>
-                <w:color w:val="0070C0"/>
-                <w:sz w:val="24"/>
-                <w:szCs w:val="24"/>
-              </w:rPr>
-              <w:t xml:space="preserve"> </w:t>
-            </w:r>
-            <w:r>
-              <w:rPr>
-                <w:rFonts w:ascii="Times New Roman" w:eastAsia="仿宋" w:hAnsi="Times New Roman"/>
-                <w:color w:val="0070C0"/>
-                <w:sz w:val="24"/>
-                <w:szCs w:val="24"/>
-              </w:rPr>
-              <w:t>JCR Q</w:t>
-            </w:r>
-            <w:r>
-              <w:rPr>
-                <w:rFonts w:ascii="Times New Roman" w:eastAsia="仿宋" w:hAnsi="Times New Roman"/>
-                <w:color w:val="0070C0"/>
-                <w:sz w:val="24"/>
-                <w:szCs w:val="24"/>
-              </w:rPr>
-              <w:t>2</w:t>
-            </w:r>
-            <w:r>
-              <w:rPr>
-                <w:rFonts w:ascii="Times New Roman" w:eastAsia="仿宋" w:hAnsi="Times New Roman"/>
-                <w:color w:val="0070C0"/>
-                <w:sz w:val="24"/>
-                <w:szCs w:val="24"/>
-              </w:rPr>
-              <w:t>, ESI</w:t>
-            </w:r>
-            <w:r>
-              <w:rPr>
-                <w:rFonts w:ascii="Times New Roman" w:eastAsia="仿宋" w:hAnsi="Times New Roman" w:hint="eastAsia"/>
-                <w:color w:val="0070C0"/>
-                <w:sz w:val="24"/>
-                <w:szCs w:val="24"/>
-              </w:rPr>
-              <w:t>高被引论文</w:t>
+              <w:t>中科院</w:t>
+            </w:r>
+            <w:r>
+              <w:rPr>
+                <w:rFonts w:ascii="Times New Roman" w:eastAsia="仿宋" w:hAnsi="Times New Roman" w:hint="eastAsia"/>
+                <w:color w:val="0070C0"/>
+                <w:sz w:val="24"/>
+                <w:szCs w:val="24"/>
+              </w:rPr>
+              <w:t>一区</w:t>
+            </w:r>
+            <w:r>
+              <w:rPr>
+                <w:rFonts w:ascii="Times New Roman" w:eastAsia="仿宋" w:hAnsi="Times New Roman"/>
+                <w:color w:val="0070C0"/>
+                <w:sz w:val="24"/>
+                <w:szCs w:val="24"/>
+              </w:rPr>
+              <w:t>TOP</w:t>
+            </w:r>
+            <w:r>
+              <w:rPr>
+                <w:rFonts w:ascii="Times New Roman" w:eastAsia="仿宋" w:hAnsi="Times New Roman" w:hint="eastAsia"/>
+                <w:color w:val="0070C0"/>
+                <w:sz w:val="24"/>
+                <w:szCs w:val="24"/>
+              </w:rPr>
+              <w:t xml:space="preserve">, </w:t>
+            </w:r>
+            <w:r>
+              <w:rPr>
+                <w:rFonts w:ascii="Times New Roman" w:eastAsia="仿宋" w:hAnsi="Times New Roman"/>
+                <w:color w:val="0070C0"/>
+                <w:sz w:val="24"/>
+                <w:szCs w:val="24"/>
+              </w:rPr>
+              <w:t>JCR Q1</w:t>
             </w:r>
             <w:r>
               <w:rPr>
@@ -4793,24 +4775,23 @@
                 <w:sz w:val="24"/>
                 <w:szCs w:val="24"/>
               </w:rPr>
-              <w:t xml:space="preserve">Li, K., </w:t>
-            </w:r>
-            <w:r>
-              <w:rPr>
-                <w:rFonts w:ascii="Times New Roman" w:eastAsia="仿宋" w:hAnsi="Times New Roman"/>
-                <w:sz w:val="24"/>
-                <w:szCs w:val="24"/>
-                <w:u w:val="single"/>
-              </w:rPr>
-              <w:t>Xie, X.</w:t>
-            </w:r>
-            <w:r>
-              <w:rPr>
-                <w:rFonts w:ascii="Times New Roman" w:eastAsia="仿宋" w:hAnsi="Times New Roman"/>
-                <w:sz w:val="24"/>
-                <w:szCs w:val="24"/>
-              </w:rPr>
-              <w:t xml:space="preserve">, Zhou, B.*, Huang, C., </w:t>
+              <w:t>Chang, J., Thewes, M., Zhang, D., Huang, H.</w:t>
+            </w:r>
+            <w:r>
+              <w:rPr>
+                <w:rFonts w:ascii="Times New Roman" w:eastAsia="仿宋" w:hAnsi="Times New Roman"/>
+                <w:sz w:val="24"/>
+                <w:szCs w:val="24"/>
+              </w:rPr>
+              <w:t>*</w:t>
+            </w:r>
+            <w:r>
+              <w:rPr>
+                <w:rFonts w:ascii="Times New Roman" w:eastAsia="仿宋" w:hAnsi="Times New Roman"/>
+                <w:sz w:val="24"/>
+                <w:szCs w:val="24"/>
+              </w:rPr>
+              <w:t xml:space="preserve">, &amp; </w:t>
             </w:r>
             <w:r>
               <w:rPr>
@@ -4828,7 +4809,47 @@
                 <w:sz w:val="24"/>
                 <w:szCs w:val="24"/>
               </w:rPr>
-              <w:t xml:space="preserve">, Zhou, Y., &amp; Wang, C. (2024). Thickness regression for backfill grouting of shield tunnels based on GPR data and CatBoost &amp; BO-TPE: A full-scale model test study. Underground Space, 17, 100–119. </w:t>
+              <w:t xml:space="preserve"> (202</w:t>
+            </w:r>
+            <w:r>
+              <w:rPr>
+                <w:rFonts w:ascii="Times New Roman" w:eastAsia="仿宋" w:hAnsi="Times New Roman"/>
+                <w:sz w:val="24"/>
+                <w:szCs w:val="24"/>
+              </w:rPr>
+              <w:t>5</w:t>
+            </w:r>
+            <w:r>
+              <w:rPr>
+                <w:rFonts w:ascii="Times New Roman" w:eastAsia="仿宋" w:hAnsi="Times New Roman"/>
+                <w:sz w:val="24"/>
+                <w:szCs w:val="24"/>
+              </w:rPr>
+              <w:t>). Deformational behaviors of existing three-line tunnels induced by under-crossing of three-line mechanized tunnels: A case study. Canadian Geotechnical Journal</w:t>
+            </w:r>
+            <w:r>
+              <w:rPr>
+                <w:rFonts w:ascii="Times New Roman" w:eastAsia="仿宋" w:hAnsi="Times New Roman" w:hint="eastAsia"/>
+                <w:sz w:val="24"/>
+                <w:szCs w:val="24"/>
+              </w:rPr>
+              <w:t>,</w:t>
+            </w:r>
+            <w:r>
+              <w:rPr>
+                <w:rFonts w:ascii="Times New Roman" w:eastAsia="仿宋" w:hAnsi="Times New Roman"/>
+                <w:sz w:val="24"/>
+                <w:szCs w:val="24"/>
+              </w:rPr>
+              <w:t xml:space="preserve"> 62, 23</w:t>
+            </w:r>
+            <w:r>
+              <w:rPr>
+                <w:rFonts w:ascii="Times New Roman" w:eastAsia="仿宋" w:hAnsi="Times New Roman"/>
+                <w:sz w:val="24"/>
+                <w:szCs w:val="24"/>
+              </w:rPr>
+              <w:t xml:space="preserve">. </w:t>
             </w:r>
             <w:r>
               <w:rPr>
@@ -4846,7 +4867,7 @@
                 <w:sz w:val="24"/>
                 <w:szCs w:val="24"/>
               </w:rPr>
-              <w:t>中科院一区</w:t>
+              <w:t>中科院三区</w:t>
             </w:r>
             <w:r>
               <w:rPr>
@@ -4873,7 +4894,34 @@
                 <w:sz w:val="24"/>
                 <w:szCs w:val="24"/>
               </w:rPr>
-              <w:t>JCR Q1</w:t>
+              <w:t>JCR Q</w:t>
+            </w:r>
+            <w:r>
+              <w:rPr>
+                <w:rFonts w:ascii="Times New Roman" w:eastAsia="仿宋" w:hAnsi="Times New Roman"/>
+                <w:color w:val="0070C0"/>
+                <w:sz w:val="24"/>
+                <w:szCs w:val="24"/>
+              </w:rPr>
+              <w:t>2</w:t>
+            </w:r>
+            <w:r>
+              <w:rPr>
+                <w:rFonts w:ascii="Times New Roman" w:eastAsia="仿宋" w:hAnsi="Times New Roman"/>
+                <w:color w:val="0070C0"/>
+                <w:sz w:val="24"/>
+                <w:szCs w:val="24"/>
+              </w:rPr>
+              <w:t>, ESI</w:t>
+            </w:r>
+            <w:r>
+              <w:rPr>
+                <w:rFonts w:ascii="Times New Roman" w:eastAsia="仿宋" w:hAnsi="Times New Roman" w:hint="eastAsia"/>
+                <w:color w:val="0070C0"/>
+                <w:sz w:val="24"/>
+                <w:szCs w:val="24"/>
+              </w:rPr>
+              <w:t>高被引论文</w:t>
             </w:r>
             <w:r>
               <w:rPr>
@@ -4883,63 +4931,6 @@
                 <w:szCs w:val="24"/>
               </w:rPr>
               <w:t>)</w:t>
-            </w:r>
-          </w:p>
-          <w:p>
-            <w:pPr>
-              <w:rPr>
-                <w:rFonts w:ascii="Times New Roman" w:eastAsia="仿宋" w:hAnsi="Times New Roman"/>
-                <w:sz w:val="24"/>
-                <w:szCs w:val="24"/>
-              </w:rPr>
-            </w:pPr>
-            <w:r>
-              <w:rPr>
-                <w:rFonts w:ascii="Times New Roman" w:eastAsia="仿宋" w:hAnsi="Times New Roman" w:hint="eastAsia"/>
-                <w:sz w:val="24"/>
-                <w:szCs w:val="24"/>
-              </w:rPr>
-              <w:t>（</w:t>
-            </w:r>
-            <w:r>
-              <w:rPr>
-                <w:rFonts w:ascii="Times New Roman" w:eastAsia="仿宋" w:hAnsi="Times New Roman" w:hint="eastAsia"/>
-                <w:sz w:val="24"/>
-                <w:szCs w:val="24"/>
-              </w:rPr>
-              <w:t>以下为</w:t>
-            </w:r>
-            <w:r>
-              <w:rPr>
-                <w:rFonts w:ascii="Times New Roman" w:eastAsia="仿宋" w:hAnsi="Times New Roman" w:hint="eastAsia"/>
-                <w:sz w:val="24"/>
-                <w:szCs w:val="24"/>
-              </w:rPr>
-              <w:t>已投稿</w:t>
-            </w:r>
-            <w:r>
-              <w:rPr>
-                <w:rFonts w:ascii="Times New Roman" w:eastAsia="仿宋" w:hAnsi="Times New Roman" w:hint="eastAsia"/>
-                <w:sz w:val="24"/>
-                <w:szCs w:val="24"/>
-              </w:rPr>
-              <w:t>或</w:t>
-            </w:r>
-            <w:r>
-              <w:rPr>
-                <w:rFonts w:ascii="Times New Roman" w:eastAsia="仿宋" w:hAnsi="Times New Roman" w:hint="eastAsia"/>
-                <w:sz w:val="24"/>
-                <w:szCs w:val="24"/>
-              </w:rPr>
-              <w:t>录用待刊的论文</w:t>
-            </w:r>
-            <w:r>
-              <w:rPr>
-                <w:rFonts w:ascii="Times New Roman" w:eastAsia="仿宋" w:hAnsi="Times New Roman" w:hint="eastAsia"/>
-                <w:sz w:val="24"/>
-                <w:szCs w:val="24"/>
-              </w:rPr>
-              <w:t>）</w:t>
             </w:r>
           </w:p>
           <w:p>
@@ -4962,7 +4953,24 @@
                 <w:sz w:val="24"/>
                 <w:szCs w:val="24"/>
               </w:rPr>
-              <w:t xml:space="preserve">Chang, J.-Q., Huang, H.-W., Yin, Z.-Y.*, Zhang, D.-M., </w:t>
+              <w:t xml:space="preserve">Li, K., </w:t>
+            </w:r>
+            <w:r>
+              <w:rPr>
+                <w:rFonts w:ascii="Times New Roman" w:eastAsia="仿宋" w:hAnsi="Times New Roman"/>
+                <w:sz w:val="24"/>
+                <w:szCs w:val="24"/>
+                <w:u w:val="single"/>
+              </w:rPr>
+              <w:t>Xie, X.</w:t>
+            </w:r>
+            <w:r>
+              <w:rPr>
+                <w:rFonts w:ascii="Times New Roman" w:eastAsia="仿宋" w:hAnsi="Times New Roman"/>
+                <w:sz w:val="24"/>
+                <w:szCs w:val="24"/>
+              </w:rPr>
+              <w:t xml:space="preserve">, Zhou, B.*, Huang, C., </w:t>
             </w:r>
             <w:r>
               <w:rPr>
@@ -4980,59 +4988,11 @@
                 <w:sz w:val="24"/>
                 <w:szCs w:val="24"/>
               </w:rPr>
-              <w:t>, &amp; Zhang, N. (202</w:t>
-            </w:r>
-            <w:r>
-              <w:rPr>
-                <w:rFonts w:ascii="Times New Roman" w:eastAsia="仿宋" w:hAnsi="Times New Roman"/>
-                <w:sz w:val="24"/>
-                <w:szCs w:val="24"/>
-              </w:rPr>
-              <w:t>6</w:t>
-            </w:r>
-            <w:r>
-              <w:rPr>
-                <w:rFonts w:ascii="Times New Roman" w:eastAsia="仿宋" w:hAnsi="Times New Roman"/>
-                <w:sz w:val="24"/>
-                <w:szCs w:val="24"/>
-              </w:rPr>
-              <w:t xml:space="preserve">). </w:t>
-            </w:r>
-            <w:r>
-              <w:rPr>
-                <w:rFonts w:ascii="Times New Roman" w:eastAsia="仿宋" w:hAnsi="Times New Roman"/>
-                <w:sz w:val="24"/>
-                <w:szCs w:val="24"/>
-              </w:rPr>
-              <w:t>Physics-informed machine learning method to predict displacement of existing tunnels induced by undercrossing construction: A case study</w:t>
-            </w:r>
-            <w:r>
-              <w:rPr>
-                <w:rFonts w:ascii="Times New Roman" w:eastAsia="仿宋" w:hAnsi="Times New Roman"/>
-                <w:sz w:val="24"/>
-                <w:szCs w:val="24"/>
-              </w:rPr>
-              <w:t>. Underground Spac</w:t>
-            </w:r>
-            <w:r>
-              <w:rPr>
-                <w:rFonts w:ascii="Times New Roman" w:eastAsia="仿宋" w:hAnsi="Times New Roman" w:hint="eastAsia"/>
-                <w:sz w:val="24"/>
-                <w:szCs w:val="24"/>
-              </w:rPr>
-              <w:t>e</w:t>
-            </w:r>
-            <w:r>
-              <w:rPr>
-                <w:rFonts w:ascii="Times New Roman" w:eastAsia="仿宋" w:hAnsi="Times New Roman"/>
-                <w:sz w:val="24"/>
-                <w:szCs w:val="24"/>
-              </w:rPr>
-              <w:t xml:space="preserve">. </w:t>
-            </w:r>
-            <w:r>
-              <w:rPr>
-                <w:rFonts w:ascii="Times New Roman" w:eastAsia="仿宋" w:hAnsi="Times New Roman"/>
+              <w:t xml:space="preserve">, Zhou, Y., &amp; Wang, C. (2024). Thickness regression for backfill grouting of shield tunnels based on GPR data and CatBoost &amp; BO-TPE: A full-scale model test study. Underground Space, 17, 100–119. </w:t>
+            </w:r>
+            <w:r>
+              <w:rPr>
+                <w:rFonts w:ascii="Times New Roman" w:eastAsia="仿宋" w:hAnsi="Times New Roman" w:hint="eastAsia"/>
                 <w:color w:val="0070C0"/>
                 <w:sz w:val="24"/>
                 <w:szCs w:val="24"/>
@@ -5046,79 +5006,100 @@
                 <w:sz w:val="24"/>
                 <w:szCs w:val="24"/>
               </w:rPr>
+              <w:t>中科院一区</w:t>
+            </w:r>
+            <w:r>
+              <w:rPr>
+                <w:rFonts w:ascii="Times New Roman" w:eastAsia="仿宋" w:hAnsi="Times New Roman" w:hint="eastAsia"/>
+                <w:color w:val="0070C0"/>
+                <w:sz w:val="24"/>
+                <w:szCs w:val="24"/>
+              </w:rPr>
+              <w:t>,</w:t>
+            </w:r>
+            <w:r>
+              <w:rPr>
+                <w:rFonts w:ascii="Times New Roman" w:eastAsia="仿宋" w:hAnsi="Times New Roman"/>
+                <w:color w:val="0070C0"/>
+                <w:sz w:val="24"/>
+                <w:szCs w:val="24"/>
+              </w:rPr>
+              <w:t xml:space="preserve"> </w:t>
+            </w:r>
+            <w:r>
+              <w:rPr>
+                <w:rFonts w:ascii="Times New Roman" w:eastAsia="仿宋" w:hAnsi="Times New Roman"/>
+                <w:color w:val="0070C0"/>
+                <w:sz w:val="24"/>
+                <w:szCs w:val="24"/>
+              </w:rPr>
+              <w:t>JCR Q1</w:t>
+            </w:r>
+            <w:r>
+              <w:rPr>
+                <w:rFonts w:ascii="Times New Roman" w:eastAsia="仿宋" w:hAnsi="Times New Roman" w:hint="eastAsia"/>
+                <w:color w:val="0070C0"/>
+                <w:sz w:val="24"/>
+                <w:szCs w:val="24"/>
+              </w:rPr>
+              <w:t>)</w:t>
+            </w:r>
+          </w:p>
+          <w:p>
+            <w:pPr>
+              <w:rPr>
+                <w:rFonts w:ascii="Times New Roman" w:eastAsia="仿宋" w:hAnsi="Times New Roman"/>
+                <w:sz w:val="24"/>
+                <w:szCs w:val="24"/>
+              </w:rPr>
+            </w:pPr>
+            <w:r>
+              <w:rPr>
+                <w:rFonts w:ascii="Times New Roman" w:eastAsia="仿宋" w:hAnsi="Times New Roman" w:hint="eastAsia"/>
+                <w:sz w:val="24"/>
+                <w:szCs w:val="24"/>
+              </w:rPr>
+              <w:t>（</w:t>
+            </w:r>
+            <w:r>
+              <w:rPr>
+                <w:rFonts w:ascii="Times New Roman" w:eastAsia="仿宋" w:hAnsi="Times New Roman" w:hint="eastAsia"/>
+                <w:sz w:val="24"/>
+                <w:szCs w:val="24"/>
+              </w:rPr>
+              <w:t>以下为</w:t>
+            </w:r>
+            <w:r>
+              <w:rPr>
+                <w:rFonts w:ascii="Times New Roman" w:eastAsia="仿宋" w:hAnsi="Times New Roman" w:hint="eastAsia"/>
+                <w:sz w:val="24"/>
+                <w:szCs w:val="24"/>
+              </w:rPr>
               <w:t>已投稿</w:t>
             </w:r>
             <w:r>
               <w:rPr>
                 <w:rFonts w:ascii="Times New Roman" w:eastAsia="仿宋" w:hAnsi="Times New Roman" w:hint="eastAsia"/>
-                <w:color w:val="0070C0"/>
-                <w:sz w:val="24"/>
-                <w:szCs w:val="24"/>
-              </w:rPr>
-              <w:t>,</w:t>
-            </w:r>
-            <w:r>
-              <w:rPr>
-                <w:rFonts w:ascii="Times New Roman" w:eastAsia="仿宋" w:hAnsi="Times New Roman"/>
-                <w:color w:val="0070C0"/>
-                <w:sz w:val="24"/>
-                <w:szCs w:val="24"/>
-              </w:rPr>
-              <w:t xml:space="preserve"> </w:t>
-            </w:r>
-            <w:r>
-              <w:rPr>
-                <w:rFonts w:ascii="Times New Roman" w:eastAsia="仿宋" w:hAnsi="Times New Roman" w:hint="eastAsia"/>
-                <w:color w:val="0070C0"/>
-                <w:sz w:val="24"/>
-                <w:szCs w:val="24"/>
-              </w:rPr>
-              <w:t>中科院</w:t>
-            </w:r>
-            <w:r>
-              <w:rPr>
-                <w:rFonts w:ascii="Times New Roman" w:eastAsia="仿宋" w:hAnsi="Times New Roman" w:hint="eastAsia"/>
-                <w:color w:val="0070C0"/>
-                <w:sz w:val="24"/>
-                <w:szCs w:val="24"/>
-              </w:rPr>
-              <w:t>一区</w:t>
-            </w:r>
-            <w:r>
-              <w:rPr>
-                <w:rFonts w:ascii="Times New Roman" w:eastAsia="仿宋" w:hAnsi="Times New Roman"/>
-                <w:color w:val="0070C0"/>
-                <w:sz w:val="24"/>
-                <w:szCs w:val="24"/>
-              </w:rPr>
-              <w:t>TOP</w:t>
-            </w:r>
-            <w:r>
-              <w:rPr>
-                <w:rFonts w:ascii="Times New Roman" w:eastAsia="仿宋" w:hAnsi="Times New Roman" w:hint="eastAsia"/>
-                <w:color w:val="0070C0"/>
-                <w:sz w:val="24"/>
-                <w:szCs w:val="24"/>
-              </w:rPr>
-              <w:t xml:space="preserve">, </w:t>
-            </w:r>
-            <w:r>
-              <w:rPr>
-                <w:rFonts w:ascii="Times New Roman" w:eastAsia="仿宋" w:hAnsi="Times New Roman"/>
-                <w:color w:val="0070C0"/>
-                <w:sz w:val="24"/>
-                <w:szCs w:val="24"/>
-              </w:rPr>
-              <w:t>JCR Q1</w:t>
-            </w:r>
-            <w:r>
-              <w:rPr>
-                <w:rFonts w:ascii="Times New Roman" w:eastAsia="仿宋" w:hAnsi="Times New Roman"/>
-                <w:color w:val="0070C0"/>
-                <w:sz w:val="24"/>
-                <w:szCs w:val="24"/>
-              </w:rPr>
-              <w:t>)</w:t>
+                <w:sz w:val="24"/>
+                <w:szCs w:val="24"/>
+              </w:rPr>
+              <w:t>或</w:t>
+            </w:r>
+            <w:r>
+              <w:rPr>
+                <w:rFonts w:ascii="Times New Roman" w:eastAsia="仿宋" w:hAnsi="Times New Roman" w:hint="eastAsia"/>
+                <w:sz w:val="24"/>
+                <w:szCs w:val="24"/>
+              </w:rPr>
+              <w:t>录用待刊的论文</w:t>
+            </w:r>
+            <w:r>
+              <w:rPr>
+                <w:rFonts w:ascii="Times New Roman" w:eastAsia="仿宋" w:hAnsi="Times New Roman" w:hint="eastAsia"/>
+                <w:sz w:val="24"/>
+                <w:szCs w:val="24"/>
+              </w:rPr>
+              <w:t>）</w:t>
             </w:r>
           </w:p>
           <w:p>
@@ -5141,7 +5122,7 @@
                 <w:sz w:val="24"/>
                 <w:szCs w:val="24"/>
               </w:rPr>
-              <w:t xml:space="preserve">Yang, W., </w:t>
+              <w:t xml:space="preserve">Chang, J.-Q., Huang, H.-W., Yin, Z.-Y.*, Zhang, D.-M., </w:t>
             </w:r>
             <w:r>
               <w:rPr>
@@ -5159,64 +5140,47 @@
                 <w:sz w:val="24"/>
                 <w:szCs w:val="24"/>
               </w:rPr>
-              <w:t>, Jing, Y.</w:t>
-            </w:r>
-            <w:r>
-              <w:rPr>
-                <w:rFonts w:ascii="Times New Roman" w:eastAsia="仿宋" w:hAnsi="Times New Roman"/>
-                <w:sz w:val="24"/>
-                <w:szCs w:val="24"/>
-              </w:rPr>
-              <w:t>*</w:t>
-            </w:r>
-            <w:r>
-              <w:rPr>
-                <w:rFonts w:ascii="Times New Roman" w:eastAsia="仿宋" w:hAnsi="Times New Roman"/>
-                <w:sz w:val="24"/>
-                <w:szCs w:val="24"/>
-              </w:rPr>
-              <w:t xml:space="preserve">, Hill, T., Wysocki, O., &amp; </w:t>
-            </w:r>
-            <w:r>
-              <w:rPr>
-                <w:rFonts w:ascii="Times New Roman" w:eastAsia="仿宋" w:hAnsi="Times New Roman"/>
-                <w:sz w:val="24"/>
-                <w:szCs w:val="24"/>
-                <w:u w:val="single"/>
-              </w:rPr>
-              <w:t>Sheil, B.</w:t>
-            </w:r>
-            <w:r>
-              <w:rPr>
-                <w:rFonts w:ascii="Times New Roman" w:eastAsia="仿宋" w:hAnsi="Times New Roman"/>
-                <w:sz w:val="24"/>
-                <w:szCs w:val="24"/>
-              </w:rPr>
-              <w:t xml:space="preserve"> (2025). </w:t>
-            </w:r>
-            <w:r>
-              <w:rPr>
-                <w:rFonts w:ascii="Times New Roman" w:eastAsia="仿宋" w:hAnsi="Times New Roman"/>
-                <w:sz w:val="24"/>
-                <w:szCs w:val="24"/>
-              </w:rPr>
-              <w:t xml:space="preserve">Tunnel </w:t>
-            </w:r>
-            <w:r>
-              <w:rPr>
-                <w:rFonts w:ascii="Times New Roman" w:eastAsia="仿宋" w:hAnsi="Times New Roman"/>
-                <w:sz w:val="24"/>
-                <w:szCs w:val="24"/>
-              </w:rPr>
-              <w:t>S</w:t>
-            </w:r>
-            <w:r>
-              <w:rPr>
-                <w:rFonts w:ascii="Times New Roman" w:eastAsia="仿宋" w:hAnsi="Times New Roman"/>
-                <w:sz w:val="24"/>
-                <w:szCs w:val="24"/>
-              </w:rPr>
-              <w:t>canner: Geometry-informed synthetic point cloud generation and transfer learning for tunnel segmentation</w:t>
+              <w:t>, &amp; Zhang, N. (202</w:t>
+            </w:r>
+            <w:r>
+              <w:rPr>
+                <w:rFonts w:ascii="Times New Roman" w:eastAsia="仿宋" w:hAnsi="Times New Roman"/>
+                <w:sz w:val="24"/>
+                <w:szCs w:val="24"/>
+              </w:rPr>
+              <w:t>6</w:t>
+            </w:r>
+            <w:r>
+              <w:rPr>
+                <w:rFonts w:ascii="Times New Roman" w:eastAsia="仿宋" w:hAnsi="Times New Roman"/>
+                <w:sz w:val="24"/>
+                <w:szCs w:val="24"/>
+              </w:rPr>
+              <w:t xml:space="preserve">). </w:t>
+            </w:r>
+            <w:r>
+              <w:rPr>
+                <w:rFonts w:ascii="Times New Roman" w:eastAsia="仿宋" w:hAnsi="Times New Roman"/>
+                <w:sz w:val="24"/>
+                <w:szCs w:val="24"/>
+              </w:rPr>
+              <w:t>Physics-informed machine learning method to predict displacement of existing tunnels induced by undercrossing construction: A case study</w:t>
+            </w:r>
+            <w:r>
+              <w:rPr>
+                <w:rFonts w:ascii="Times New Roman" w:eastAsia="仿宋" w:hAnsi="Times New Roman"/>
+                <w:sz w:val="24"/>
+                <w:szCs w:val="24"/>
+              </w:rPr>
+              <w:t>. Underground Spac</w:t>
+            </w:r>
+            <w:r>
+              <w:rPr>
+                <w:rFonts w:ascii="Times New Roman" w:eastAsia="仿宋" w:hAnsi="Times New Roman" w:hint="eastAsia"/>
+                <w:sz w:val="24"/>
+                <w:szCs w:val="24"/>
+              </w:rPr>
+              <w:t>e</w:t>
             </w:r>
             <w:r>
               <w:rPr>
@@ -5229,22 +5193,34 @@
             <w:r>
               <w:rPr>
                 <w:rFonts w:ascii="Times New Roman" w:eastAsia="仿宋" w:hAnsi="Times New Roman"/>
-                <w:sz w:val="24"/>
-                <w:szCs w:val="24"/>
-              </w:rPr>
-              <w:t>Automation in Construction</w:t>
-            </w:r>
-            <w:r>
-              <w:rPr>
-                <w:rFonts w:ascii="Times New Roman" w:eastAsia="仿宋" w:hAnsi="Times New Roman" w:hint="eastAsia"/>
-                <w:sz w:val="24"/>
-                <w:szCs w:val="24"/>
-              </w:rPr>
-              <w:t>.</w:t>
-            </w:r>
-            <w:r>
-              <w:rPr>
-                <w:rFonts w:ascii="Times New Roman" w:eastAsia="仿宋" w:hAnsi="Times New Roman"/>
+                <w:color w:val="0070C0"/>
+                <w:sz w:val="24"/>
+                <w:szCs w:val="24"/>
+              </w:rPr>
+              <w:t>(</w:t>
+            </w:r>
+            <w:r>
+              <w:rPr>
+                <w:rFonts w:ascii="Times New Roman" w:eastAsia="仿宋" w:hAnsi="Times New Roman" w:hint="eastAsia"/>
+                <w:color w:val="0070C0"/>
+                <w:sz w:val="24"/>
+                <w:szCs w:val="24"/>
+              </w:rPr>
+              <w:t>已投稿</w:t>
+            </w:r>
+            <w:r>
+              <w:rPr>
+                <w:rFonts w:ascii="Times New Roman" w:eastAsia="仿宋" w:hAnsi="Times New Roman" w:hint="eastAsia"/>
+                <w:color w:val="0070C0"/>
+                <w:sz w:val="24"/>
+                <w:szCs w:val="24"/>
+              </w:rPr>
+              <w:t>,</w:t>
+            </w:r>
+            <w:r>
+              <w:rPr>
+                <w:rFonts w:ascii="Times New Roman" w:eastAsia="仿宋" w:hAnsi="Times New Roman"/>
+                <w:color w:val="0070C0"/>
                 <w:sz w:val="24"/>
                 <w:szCs w:val="24"/>
               </w:rPr>
@@ -5257,43 +5233,16 @@
                 <w:sz w:val="24"/>
                 <w:szCs w:val="24"/>
               </w:rPr>
-              <w:t>(</w:t>
-            </w:r>
-            <w:r>
-              <w:rPr>
-                <w:rFonts w:ascii="Times New Roman" w:eastAsia="仿宋" w:hAnsi="Times New Roman" w:hint="eastAsia"/>
-                <w:color w:val="0070C0"/>
-                <w:sz w:val="24"/>
-                <w:szCs w:val="24"/>
-              </w:rPr>
-              <w:t>已投稿</w:t>
-            </w:r>
-            <w:r>
-              <w:rPr>
-                <w:rFonts w:ascii="Times New Roman" w:eastAsia="仿宋" w:hAnsi="Times New Roman" w:hint="eastAsia"/>
-                <w:color w:val="0070C0"/>
-                <w:sz w:val="24"/>
-                <w:szCs w:val="24"/>
-              </w:rPr>
-              <w:t>,</w:t>
-            </w:r>
-            <w:r>
-              <w:rPr>
-                <w:rFonts w:ascii="Times New Roman" w:eastAsia="仿宋" w:hAnsi="Times New Roman"/>
-                <w:color w:val="0070C0"/>
-                <w:sz w:val="24"/>
-                <w:szCs w:val="24"/>
-              </w:rPr>
-              <w:t xml:space="preserve"> </w:t>
-            </w:r>
-            <w:r>
-              <w:rPr>
-                <w:rFonts w:ascii="Times New Roman" w:eastAsia="仿宋" w:hAnsi="Times New Roman" w:hint="eastAsia"/>
-                <w:color w:val="0070C0"/>
-                <w:sz w:val="24"/>
-                <w:szCs w:val="24"/>
-              </w:rPr>
-              <w:t>中科院一区</w:t>
+              <w:t>中科院</w:t>
+            </w:r>
+            <w:r>
+              <w:rPr>
+                <w:rFonts w:ascii="Times New Roman" w:eastAsia="仿宋" w:hAnsi="Times New Roman" w:hint="eastAsia"/>
+                <w:color w:val="0070C0"/>
+                <w:sz w:val="24"/>
+                <w:szCs w:val="24"/>
+              </w:rPr>
+              <w:t>一区</w:t>
             </w:r>
             <w:r>
               <w:rPr>
@@ -5324,7 +5273,7 @@
             </w:r>
             <w:r>
               <w:rPr>
-                <w:rFonts w:ascii="Times New Roman" w:eastAsia="仿宋" w:hAnsi="Times New Roman" w:hint="eastAsia"/>
+                <w:rFonts w:ascii="Times New Roman" w:eastAsia="仿宋" w:hAnsi="Times New Roman"/>
                 <w:color w:val="0070C0"/>
                 <w:sz w:val="24"/>
                 <w:szCs w:val="24"/>
@@ -5379,7 +5328,6 @@
                 <w:sz w:val="24"/>
                 <w:szCs w:val="24"/>
               </w:rPr>
-              <w:lastRenderedPageBreak/>
               <w:t>吴庆杰</w:t>
             </w:r>
             <w:r>
@@ -5503,6 +5451,7 @@
                 <w:sz w:val="24"/>
                 <w:szCs w:val="24"/>
               </w:rPr>
+              <w:lastRenderedPageBreak/>
               <w:t>林威</w:t>
             </w:r>
             <w:r>
@@ -8675,7 +8624,6 @@
                 <w:sz w:val="24"/>
                 <w:szCs w:val="24"/>
               </w:rPr>
-              <w:lastRenderedPageBreak/>
               <w:t>施静康</w:t>
             </w:r>
             <w:r>
@@ -8866,6 +8814,7 @@
                 <w:sz w:val="24"/>
                 <w:szCs w:val="24"/>
               </w:rPr>
+              <w:lastRenderedPageBreak/>
               <w:t>陈洪胜</w:t>
             </w:r>
             <w:r>
@@ -11344,27 +11293,35 @@
             </w:pPr>
             <w:r>
               <w:rPr>
-                <w:rFonts w:ascii="Times New Roman" w:eastAsia="仿宋" w:hAnsi="Times New Roman"/>
-                <w:sz w:val="24"/>
-                <w:szCs w:val="24"/>
-              </w:rPr>
-              <w:t>AI</w:t>
-            </w:r>
-            <w:r>
-              <w:rPr>
-                <w:rFonts w:ascii="Times New Roman" w:eastAsia="仿宋" w:hAnsi="Times New Roman" w:hint="eastAsia"/>
-                <w:sz w:val="24"/>
-                <w:szCs w:val="24"/>
-              </w:rPr>
-              <w:t>赋能土木工程科研转型——以计算机视觉为例，</w:t>
-            </w:r>
-            <w:r>
-              <w:rPr>
-                <w:rFonts w:ascii="Times New Roman" w:eastAsia="仿宋" w:hAnsi="Times New Roman" w:hint="eastAsia"/>
-                <w:sz w:val="24"/>
-                <w:szCs w:val="24"/>
-              </w:rPr>
-              <w:t>福建理工大学第七届土木工程研究生学术论坛，福州，</w:t>
+                <w:rFonts w:ascii="Times New Roman" w:eastAsia="仿宋" w:hAnsi="Times New Roman" w:hint="eastAsia"/>
+                <w:sz w:val="24"/>
+                <w:szCs w:val="24"/>
+              </w:rPr>
+              <w:t>领域知识引导的盾构隧道点云深度学习网络设计与应用</w:t>
+            </w:r>
+            <w:r>
+              <w:rPr>
+                <w:rFonts w:ascii="Times New Roman" w:eastAsia="仿宋" w:hAnsi="Times New Roman" w:hint="eastAsia"/>
+                <w:sz w:val="24"/>
+                <w:szCs w:val="24"/>
+              </w:rPr>
+              <w:t>，</w:t>
+            </w:r>
+            <w:r>
+              <w:rPr>
+                <w:rFonts w:ascii="Times New Roman" w:eastAsia="仿宋" w:hAnsi="Times New Roman" w:hint="eastAsia"/>
+                <w:sz w:val="24"/>
+                <w:szCs w:val="24"/>
+              </w:rPr>
+              <w:t>第八届国际地下空间学术大会</w:t>
+            </w:r>
+            <w:r>
+              <w:rPr>
+                <w:rFonts w:ascii="Times New Roman" w:eastAsia="仿宋" w:hAnsi="Times New Roman" w:hint="eastAsia"/>
+                <w:sz w:val="24"/>
+                <w:szCs w:val="24"/>
+              </w:rPr>
+              <w:t>，珠海，</w:t>
             </w:r>
             <w:r>
               <w:rPr>
@@ -11380,7 +11337,7 @@
                 <w:sz w:val="24"/>
                 <w:szCs w:val="24"/>
               </w:rPr>
-              <w:t>025.12.07</w:t>
+              <w:t>026.04.12</w:t>
             </w:r>
           </w:p>
           <w:p>
@@ -11399,83 +11356,43 @@
             </w:pPr>
             <w:r>
               <w:rPr>
-                <w:rFonts w:ascii="Times New Roman" w:eastAsia="仿宋" w:hAnsi="Times New Roman" w:hint="eastAsia"/>
-                <w:sz w:val="24"/>
-                <w:szCs w:val="24"/>
-              </w:rPr>
-              <w:t>盾构隧道全空间结构变形智能感知</w:t>
-            </w:r>
-            <w:r>
-              <w:rPr>
-                <w:rFonts w:ascii="Times New Roman" w:eastAsia="仿宋" w:hAnsi="Times New Roman" w:hint="eastAsia"/>
-                <w:sz w:val="24"/>
-                <w:szCs w:val="24"/>
-              </w:rPr>
-              <w:t>，</w:t>
-            </w:r>
-            <w:r>
-              <w:rPr>
-                <w:rFonts w:ascii="Times New Roman" w:eastAsia="仿宋" w:hAnsi="Times New Roman"/>
-                <w:sz w:val="24"/>
-                <w:szCs w:val="24"/>
-              </w:rPr>
-              <w:t>2025</w:t>
-            </w:r>
-            <w:r>
-              <w:rPr>
-                <w:rFonts w:ascii="Times New Roman" w:eastAsia="仿宋" w:hAnsi="Times New Roman"/>
-                <w:sz w:val="24"/>
-                <w:szCs w:val="24"/>
-              </w:rPr>
-              <w:t>年隧道与地下工程大会暨中国土木工程学会隧道及地下工程分会第</w:t>
-            </w:r>
-            <w:r>
-              <w:rPr>
-                <w:rFonts w:ascii="Times New Roman" w:eastAsia="仿宋" w:hAnsi="Times New Roman"/>
-                <w:sz w:val="24"/>
-                <w:szCs w:val="24"/>
-              </w:rPr>
-              <w:t>25</w:t>
-            </w:r>
-            <w:r>
-              <w:rPr>
-                <w:rFonts w:ascii="Times New Roman" w:eastAsia="仿宋" w:hAnsi="Times New Roman"/>
-                <w:sz w:val="24"/>
-                <w:szCs w:val="24"/>
-              </w:rPr>
-              <w:t>届年会</w:t>
-            </w:r>
-            <w:r>
-              <w:rPr>
-                <w:rFonts w:ascii="Times New Roman" w:eastAsia="仿宋" w:hAnsi="Times New Roman" w:hint="eastAsia"/>
-                <w:sz w:val="24"/>
-                <w:szCs w:val="24"/>
-              </w:rPr>
-              <w:t>，</w:t>
-            </w:r>
-            <w:r>
-              <w:rPr>
-                <w:rFonts w:ascii="Times New Roman" w:eastAsia="仿宋" w:hAnsi="Times New Roman" w:hint="eastAsia"/>
-                <w:sz w:val="24"/>
-                <w:szCs w:val="24"/>
-              </w:rPr>
-              <w:t>合肥</w:t>
-            </w:r>
-            <w:r>
-              <w:rPr>
-                <w:rFonts w:ascii="Times New Roman" w:eastAsia="仿宋" w:hAnsi="Times New Roman" w:hint="eastAsia"/>
-                <w:sz w:val="24"/>
-                <w:szCs w:val="24"/>
-              </w:rPr>
-              <w:t>，</w:t>
-            </w:r>
-            <w:r>
-              <w:rPr>
-                <w:rFonts w:ascii="Times New Roman" w:eastAsia="仿宋" w:hAnsi="Times New Roman"/>
-                <w:sz w:val="24"/>
-                <w:szCs w:val="24"/>
-              </w:rPr>
-              <w:t>2025.10.26</w:t>
+                <w:rFonts w:ascii="Times New Roman" w:eastAsia="仿宋" w:hAnsi="Times New Roman"/>
+                <w:sz w:val="24"/>
+                <w:szCs w:val="24"/>
+              </w:rPr>
+              <w:t>AI</w:t>
+            </w:r>
+            <w:r>
+              <w:rPr>
+                <w:rFonts w:ascii="Times New Roman" w:eastAsia="仿宋" w:hAnsi="Times New Roman" w:hint="eastAsia"/>
+                <w:sz w:val="24"/>
+                <w:szCs w:val="24"/>
+              </w:rPr>
+              <w:t>赋能土木工程科研转型——以计算机视觉为例，</w:t>
+            </w:r>
+            <w:r>
+              <w:rPr>
+                <w:rFonts w:ascii="Times New Roman" w:eastAsia="仿宋" w:hAnsi="Times New Roman" w:hint="eastAsia"/>
+                <w:sz w:val="24"/>
+                <w:szCs w:val="24"/>
+              </w:rPr>
+              <w:t>福建理工大学第七届土木工程研究生学术论坛，福州，</w:t>
+            </w:r>
+            <w:r>
+              <w:rPr>
+                <w:rFonts w:ascii="Times New Roman" w:eastAsia="仿宋" w:hAnsi="Times New Roman" w:hint="eastAsia"/>
+                <w:sz w:val="24"/>
+                <w:szCs w:val="24"/>
+              </w:rPr>
+              <w:t>2</w:t>
+            </w:r>
+            <w:r>
+              <w:rPr>
+                <w:rFonts w:ascii="Times New Roman" w:eastAsia="仿宋" w:hAnsi="Times New Roman"/>
+                <w:sz w:val="24"/>
+                <w:szCs w:val="24"/>
+              </w:rPr>
+              <w:t>025.12.07</w:t>
             </w:r>
           </w:p>
           <w:p>
@@ -11498,6 +11415,101 @@
                 <w:sz w:val="24"/>
                 <w:szCs w:val="24"/>
               </w:rPr>
+              <w:t>盾构隧道全空间结构变形智能感知</w:t>
+            </w:r>
+            <w:r>
+              <w:rPr>
+                <w:rFonts w:ascii="Times New Roman" w:eastAsia="仿宋" w:hAnsi="Times New Roman" w:hint="eastAsia"/>
+                <w:sz w:val="24"/>
+                <w:szCs w:val="24"/>
+              </w:rPr>
+              <w:t>，</w:t>
+            </w:r>
+            <w:r>
+              <w:rPr>
+                <w:rFonts w:ascii="Times New Roman" w:eastAsia="仿宋" w:hAnsi="Times New Roman"/>
+                <w:sz w:val="24"/>
+                <w:szCs w:val="24"/>
+              </w:rPr>
+              <w:t>2025</w:t>
+            </w:r>
+            <w:r>
+              <w:rPr>
+                <w:rFonts w:ascii="Times New Roman" w:eastAsia="仿宋" w:hAnsi="Times New Roman"/>
+                <w:sz w:val="24"/>
+                <w:szCs w:val="24"/>
+              </w:rPr>
+              <w:t>年隧道与地下工程大会暨中国土木工程学会隧道及地下工程分会第</w:t>
+            </w:r>
+            <w:r>
+              <w:rPr>
+                <w:rFonts w:ascii="Times New Roman" w:eastAsia="仿宋" w:hAnsi="Times New Roman"/>
+                <w:sz w:val="24"/>
+                <w:szCs w:val="24"/>
+              </w:rPr>
+              <w:t>25</w:t>
+            </w:r>
+            <w:r>
+              <w:rPr>
+                <w:rFonts w:ascii="Times New Roman" w:eastAsia="仿宋" w:hAnsi="Times New Roman"/>
+                <w:sz w:val="24"/>
+                <w:szCs w:val="24"/>
+              </w:rPr>
+              <w:t>届年会</w:t>
+            </w:r>
+            <w:r>
+              <w:rPr>
+                <w:rFonts w:ascii="Times New Roman" w:eastAsia="仿宋" w:hAnsi="Times New Roman" w:hint="eastAsia"/>
+                <w:sz w:val="24"/>
+                <w:szCs w:val="24"/>
+              </w:rPr>
+              <w:t>，</w:t>
+            </w:r>
+            <w:r>
+              <w:rPr>
+                <w:rFonts w:ascii="Times New Roman" w:eastAsia="仿宋" w:hAnsi="Times New Roman" w:hint="eastAsia"/>
+                <w:sz w:val="24"/>
+                <w:szCs w:val="24"/>
+              </w:rPr>
+              <w:t>合肥</w:t>
+            </w:r>
+            <w:r>
+              <w:rPr>
+                <w:rFonts w:ascii="Times New Roman" w:eastAsia="仿宋" w:hAnsi="Times New Roman" w:hint="eastAsia"/>
+                <w:sz w:val="24"/>
+                <w:szCs w:val="24"/>
+              </w:rPr>
+              <w:t>，</w:t>
+            </w:r>
+            <w:r>
+              <w:rPr>
+                <w:rFonts w:ascii="Times New Roman" w:eastAsia="仿宋" w:hAnsi="Times New Roman"/>
+                <w:sz w:val="24"/>
+                <w:szCs w:val="24"/>
+              </w:rPr>
+              <w:t>2025.10.26</w:t>
+            </w:r>
+          </w:p>
+          <w:p>
+            <w:pPr>
+              <w:pStyle w:val="a3"/>
+              <w:numPr>
+                <w:ilvl w:val="0"/>
+                <w:numId w:val="10"/>
+              </w:numPr>
+              <w:ind w:firstLineChars="0"/>
+              <w:rPr>
+                <w:rFonts w:ascii="Times New Roman" w:eastAsia="仿宋" w:hAnsi="Times New Roman"/>
+                <w:sz w:val="24"/>
+                <w:szCs w:val="24"/>
+              </w:rPr>
+            </w:pPr>
+            <w:r>
+              <w:rPr>
+                <w:rFonts w:ascii="Times New Roman" w:eastAsia="仿宋" w:hAnsi="Times New Roman" w:hint="eastAsia"/>
+                <w:sz w:val="24"/>
+                <w:szCs w:val="24"/>
+              </w:rPr>
               <w:t>用于大规模盾构隧道点云自动处理的计算机视觉技术</w:t>
             </w:r>
             <w:r>
@@ -11589,7 +11601,7 @@
               <w:pStyle w:val="a3"/>
               <w:numPr>
                 <w:ilvl w:val="0"/>
-                <w:numId w:val="11"/>
+                <w:numId w:val="30"/>
               </w:numPr>
               <w:ind w:firstLineChars="0"/>
               <w:rPr>
@@ -11700,7 +11712,7 @@
               <w:pStyle w:val="a3"/>
               <w:numPr>
                 <w:ilvl w:val="0"/>
-                <w:numId w:val="11"/>
+                <w:numId w:val="30"/>
               </w:numPr>
               <w:ind w:firstLineChars="0"/>
               <w:rPr>
@@ -11823,7 +11835,7 @@
               <w:pStyle w:val="a3"/>
               <w:numPr>
                 <w:ilvl w:val="0"/>
-                <w:numId w:val="12"/>
+                <w:numId w:val="31"/>
               </w:numPr>
               <w:ind w:firstLineChars="0"/>
               <w:rPr>
@@ -11846,7 +11858,7 @@
               <w:pStyle w:val="a3"/>
               <w:numPr>
                 <w:ilvl w:val="0"/>
-                <w:numId w:val="12"/>
+                <w:numId w:val="31"/>
               </w:numPr>
               <w:ind w:firstLineChars="0"/>
               <w:rPr>
@@ -11869,7 +11881,7 @@
               <w:pStyle w:val="a3"/>
               <w:numPr>
                 <w:ilvl w:val="0"/>
-                <w:numId w:val="12"/>
+                <w:numId w:val="31"/>
               </w:numPr>
               <w:ind w:firstLineChars="0"/>
               <w:rPr>
@@ -11908,7 +11920,7 @@
               <w:pStyle w:val="a3"/>
               <w:numPr>
                 <w:ilvl w:val="0"/>
-                <w:numId w:val="12"/>
+                <w:numId w:val="31"/>
               </w:numPr>
               <w:ind w:firstLineChars="0"/>
               <w:rPr>
@@ -11947,7 +11959,7 @@
               <w:pStyle w:val="a3"/>
               <w:numPr>
                 <w:ilvl w:val="0"/>
-                <w:numId w:val="12"/>
+                <w:numId w:val="31"/>
               </w:numPr>
               <w:ind w:firstLineChars="0"/>
               <w:rPr>
@@ -11970,7 +11982,7 @@
               <w:pStyle w:val="a3"/>
               <w:numPr>
                 <w:ilvl w:val="0"/>
-                <w:numId w:val="12"/>
+                <w:numId w:val="31"/>
               </w:numPr>
               <w:ind w:firstLineChars="0"/>
               <w:rPr>
@@ -11993,13 +12005,11 @@
               <w:pStyle w:val="a3"/>
               <w:numPr>
                 <w:ilvl w:val="0"/>
-                <w:numId w:val="12"/>
+                <w:numId w:val="31"/>
               </w:numPr>
               <w:ind w:firstLineChars="0"/>
               <w:rPr>
                 <w:rFonts w:ascii="Times New Roman" w:eastAsia="仿宋" w:hAnsi="Times New Roman"/>
-                <w:b/>
-                <w:bCs/>
                 <w:sz w:val="24"/>
                 <w:szCs w:val="24"/>
               </w:rPr>
@@ -12026,13 +12036,11 @@
               <w:pStyle w:val="a3"/>
               <w:numPr>
                 <w:ilvl w:val="0"/>
-                <w:numId w:val="12"/>
+                <w:numId w:val="31"/>
               </w:numPr>
               <w:ind w:firstLineChars="0"/>
               <w:rPr>
                 <w:rFonts w:ascii="Times New Roman" w:eastAsia="仿宋" w:hAnsi="Times New Roman"/>
-                <w:b/>
-                <w:bCs/>
                 <w:sz w:val="24"/>
                 <w:szCs w:val="24"/>
               </w:rPr>
@@ -13691,6 +13699,92 @@
     </w:lvl>
   </w:abstractNum>
   <w:abstractNum w:abstractNumId="4" w15:restartNumberingAfterBreak="0">
+    <w:nsid w:val="0FE91315"/>
+    <w:multiLevelType w:val="hybridMultilevel"/>
+    <w:tmpl w:val="BDA61B90"/>
+    <w:lvl w:ilvl="0" w:tplc="0409000F">
+      <w:start w:val="1"/>
+      <w:numFmt w:val="decimal"/>
+      <w:lvlText w:val="%1."/>
+      <w:lvlJc w:val="left"/>
+      <w:pPr>
+        <w:ind w:left="440" w:hanging="440"/>
+      </w:pPr>
+    </w:lvl>
+    <w:lvl w:ilvl="1" w:tplc="04090019" w:tentative="1">
+      <w:start w:val="1"/>
+      <w:numFmt w:val="lowerLetter"/>
+      <w:lvlText w:val="%2)"/>
+      <w:lvlJc w:val="left"/>
+      <w:pPr>
+        <w:ind w:left="880" w:hanging="440"/>
+      </w:pPr>
+    </w:lvl>
+    <w:lvl w:ilvl="2" w:tplc="0409001B" w:tentative="1">
+      <w:start w:val="1"/>
+      <w:numFmt w:val="lowerRoman"/>
+      <w:lvlText w:val="%3."/>
+      <w:lvlJc w:val="right"/>
+      <w:pPr>
+        <w:ind w:left="1320" w:hanging="440"/>
+      </w:pPr>
+    </w:lvl>
+    <w:lvl w:ilvl="3" w:tplc="0409000F" w:tentative="1">
+      <w:start w:val="1"/>
+      <w:numFmt w:val="decimal"/>
+      <w:lvlText w:val="%4."/>
+      <w:lvlJc w:val="left"/>
+      <w:pPr>
+        <w:ind w:left="1760" w:hanging="440"/>
+      </w:pPr>
+    </w:lvl>
+    <w:lvl w:ilvl="4" w:tplc="04090019" w:tentative="1">
+      <w:start w:val="1"/>
+      <w:numFmt w:val="lowerLetter"/>
+      <w:lvlText w:val="%5)"/>
+      <w:lvlJc w:val="left"/>
+      <w:pPr>
+        <w:ind w:left="2200" w:hanging="440"/>
+      </w:pPr>
+    </w:lvl>
+    <w:lvl w:ilvl="5" w:tplc="0409001B" w:tentative="1">
+      <w:start w:val="1"/>
+      <w:numFmt w:val="lowerRoman"/>
+      <w:lvlText w:val="%6."/>
+      <w:lvlJc w:val="right"/>
+      <w:pPr>
+        <w:ind w:left="2640" w:hanging="440"/>
+      </w:pPr>
+    </w:lvl>
+    <w:lvl w:ilvl="6" w:tplc="0409000F" w:tentative="1">
+      <w:start w:val="1"/>
+      <w:numFmt w:val="decimal"/>
+      <w:lvlText w:val="%7."/>
+      <w:lvlJc w:val="left"/>
+      <w:pPr>
+        <w:ind w:left="3080" w:hanging="440"/>
+      </w:pPr>
+    </w:lvl>
+    <w:lvl w:ilvl="7" w:tplc="04090019" w:tentative="1">
+      <w:start w:val="1"/>
+      <w:numFmt w:val="lowerLetter"/>
+      <w:lvlText w:val="%8)"/>
+      <w:lvlJc w:val="left"/>
+      <w:pPr>
+        <w:ind w:left="3520" w:hanging="440"/>
+      </w:pPr>
+    </w:lvl>
+    <w:lvl w:ilvl="8" w:tplc="0409001B" w:tentative="1">
+      <w:start w:val="1"/>
+      <w:numFmt w:val="lowerRoman"/>
+      <w:lvlText w:val="%9."/>
+      <w:lvlJc w:val="right"/>
+      <w:pPr>
+        <w:ind w:left="3960" w:hanging="440"/>
+      </w:pPr>
+    </w:lvl>
+  </w:abstractNum>
+  <w:abstractNum w:abstractNumId="5" w15:restartNumberingAfterBreak="0">
     <w:nsid w:val="130C66B6"/>
     <w:multiLevelType w:val="hybridMultilevel"/>
     <w:tmpl w:val="BDA61B90"/>
@@ -13776,7 +13870,7 @@
       </w:pPr>
     </w:lvl>
   </w:abstractNum>
-  <w:abstractNum w:abstractNumId="5" w15:restartNumberingAfterBreak="0">
+  <w:abstractNum w:abstractNumId="6" w15:restartNumberingAfterBreak="0">
     <w:nsid w:val="13D468B7"/>
     <w:multiLevelType w:val="hybridMultilevel"/>
     <w:tmpl w:val="BDA61B90"/>
@@ -13862,7 +13956,7 @@
       </w:pPr>
     </w:lvl>
   </w:abstractNum>
-  <w:abstractNum w:abstractNumId="6" w15:restartNumberingAfterBreak="0">
+  <w:abstractNum w:abstractNumId="7" w15:restartNumberingAfterBreak="0">
     <w:nsid w:val="13EE408B"/>
     <w:multiLevelType w:val="hybridMultilevel"/>
     <w:tmpl w:val="C284F388"/>
@@ -13948,7 +14042,7 @@
       </w:pPr>
     </w:lvl>
   </w:abstractNum>
-  <w:abstractNum w:abstractNumId="7" w15:restartNumberingAfterBreak="0">
+  <w:abstractNum w:abstractNumId="8" w15:restartNumberingAfterBreak="0">
     <w:nsid w:val="16B8560E"/>
     <w:multiLevelType w:val="hybridMultilevel"/>
     <w:tmpl w:val="25EADC10"/>
@@ -14034,7 +14128,93 @@
       </w:pPr>
     </w:lvl>
   </w:abstractNum>
-  <w:abstractNum w:abstractNumId="8" w15:restartNumberingAfterBreak="0">
+  <w:abstractNum w:abstractNumId="9" w15:restartNumberingAfterBreak="0">
+    <w:nsid w:val="1AC77534"/>
+    <w:multiLevelType w:val="hybridMultilevel"/>
+    <w:tmpl w:val="BDA61B90"/>
+    <w:lvl w:ilvl="0" w:tplc="0409000F">
+      <w:start w:val="1"/>
+      <w:numFmt w:val="decimal"/>
+      <w:lvlText w:val="%1."/>
+      <w:lvlJc w:val="left"/>
+      <w:pPr>
+        <w:ind w:left="440" w:hanging="440"/>
+      </w:pPr>
+    </w:lvl>
+    <w:lvl w:ilvl="1" w:tplc="04090019" w:tentative="1">
+      <w:start w:val="1"/>
+      <w:numFmt w:val="lowerLetter"/>
+      <w:lvlText w:val="%2)"/>
+      <w:lvlJc w:val="left"/>
+      <w:pPr>
+        <w:ind w:left="880" w:hanging="440"/>
+      </w:pPr>
+    </w:lvl>
+    <w:lvl w:ilvl="2" w:tplc="0409001B" w:tentative="1">
+      <w:start w:val="1"/>
+      <w:numFmt w:val="lowerRoman"/>
+      <w:lvlText w:val="%3."/>
+      <w:lvlJc w:val="right"/>
+      <w:pPr>
+        <w:ind w:left="1320" w:hanging="440"/>
+      </w:pPr>
+    </w:lvl>
+    <w:lvl w:ilvl="3" w:tplc="0409000F" w:tentative="1">
+      <w:start w:val="1"/>
+      <w:numFmt w:val="decimal"/>
+      <w:lvlText w:val="%4."/>
+      <w:lvlJc w:val="left"/>
+      <w:pPr>
+        <w:ind w:left="1760" w:hanging="440"/>
+      </w:pPr>
+    </w:lvl>
+    <w:lvl w:ilvl="4" w:tplc="04090019" w:tentative="1">
+      <w:start w:val="1"/>
+      <w:numFmt w:val="lowerLetter"/>
+      <w:lvlText w:val="%5)"/>
+      <w:lvlJc w:val="left"/>
+      <w:pPr>
+        <w:ind w:left="2200" w:hanging="440"/>
+      </w:pPr>
+    </w:lvl>
+    <w:lvl w:ilvl="5" w:tplc="0409001B" w:tentative="1">
+      <w:start w:val="1"/>
+      <w:numFmt w:val="lowerRoman"/>
+      <w:lvlText w:val="%6."/>
+      <w:lvlJc w:val="right"/>
+      <w:pPr>
+        <w:ind w:left="2640" w:hanging="440"/>
+      </w:pPr>
+    </w:lvl>
+    <w:lvl w:ilvl="6" w:tplc="0409000F" w:tentative="1">
+      <w:start w:val="1"/>
+      <w:numFmt w:val="decimal"/>
+      <w:lvlText w:val="%7."/>
+      <w:lvlJc w:val="left"/>
+      <w:pPr>
+        <w:ind w:left="3080" w:hanging="440"/>
+      </w:pPr>
+    </w:lvl>
+    <w:lvl w:ilvl="7" w:tplc="04090019" w:tentative="1">
+      <w:start w:val="1"/>
+      <w:numFmt w:val="lowerLetter"/>
+      <w:lvlText w:val="%8)"/>
+      <w:lvlJc w:val="left"/>
+      <w:pPr>
+        <w:ind w:left="3520" w:hanging="440"/>
+      </w:pPr>
+    </w:lvl>
+    <w:lvl w:ilvl="8" w:tplc="0409001B" w:tentative="1">
+      <w:start w:val="1"/>
+      <w:numFmt w:val="lowerRoman"/>
+      <w:lvlText w:val="%9."/>
+      <w:lvlJc w:val="right"/>
+      <w:pPr>
+        <w:ind w:left="3960" w:hanging="440"/>
+      </w:pPr>
+    </w:lvl>
+  </w:abstractNum>
+  <w:abstractNum w:abstractNumId="10" w15:restartNumberingAfterBreak="0">
     <w:nsid w:val="20C901A0"/>
     <w:multiLevelType w:val="hybridMultilevel"/>
     <w:tmpl w:val="0BC6F7D8"/>
@@ -14147,7 +14327,7 @@
       </w:rPr>
     </w:lvl>
   </w:abstractNum>
-  <w:abstractNum w:abstractNumId="9" w15:restartNumberingAfterBreak="0">
+  <w:abstractNum w:abstractNumId="11" w15:restartNumberingAfterBreak="0">
     <w:nsid w:val="227D436E"/>
     <w:multiLevelType w:val="hybridMultilevel"/>
     <w:tmpl w:val="C284F388"/>
@@ -14233,7 +14413,7 @@
       </w:pPr>
     </w:lvl>
   </w:abstractNum>
-  <w:abstractNum w:abstractNumId="10" w15:restartNumberingAfterBreak="0">
+  <w:abstractNum w:abstractNumId="12" w15:restartNumberingAfterBreak="0">
     <w:nsid w:val="26AE288E"/>
     <w:multiLevelType w:val="hybridMultilevel"/>
     <w:tmpl w:val="C284F388"/>
@@ -14319,7 +14499,7 @@
       </w:pPr>
     </w:lvl>
   </w:abstractNum>
-  <w:abstractNum w:abstractNumId="11" w15:restartNumberingAfterBreak="0">
+  <w:abstractNum w:abstractNumId="13" w15:restartNumberingAfterBreak="0">
     <w:nsid w:val="2EFE0E68"/>
     <w:multiLevelType w:val="hybridMultilevel"/>
     <w:tmpl w:val="BDA61B90"/>
@@ -14405,7 +14585,7 @@
       </w:pPr>
     </w:lvl>
   </w:abstractNum>
-  <w:abstractNum w:abstractNumId="12" w15:restartNumberingAfterBreak="0">
+  <w:abstractNum w:abstractNumId="14" w15:restartNumberingAfterBreak="0">
     <w:nsid w:val="339A51C9"/>
     <w:multiLevelType w:val="hybridMultilevel"/>
     <w:tmpl w:val="BDA61B90"/>
@@ -14491,7 +14671,7 @@
       </w:pPr>
     </w:lvl>
   </w:abstractNum>
-  <w:abstractNum w:abstractNumId="13" w15:restartNumberingAfterBreak="0">
+  <w:abstractNum w:abstractNumId="15" w15:restartNumberingAfterBreak="0">
     <w:nsid w:val="36F91FD1"/>
     <w:multiLevelType w:val="hybridMultilevel"/>
     <w:tmpl w:val="B1CE9DEE"/>
@@ -14604,7 +14784,7 @@
       </w:rPr>
     </w:lvl>
   </w:abstractNum>
-  <w:abstractNum w:abstractNumId="14" w15:restartNumberingAfterBreak="0">
+  <w:abstractNum w:abstractNumId="16" w15:restartNumberingAfterBreak="0">
     <w:nsid w:val="3E130FE8"/>
     <w:multiLevelType w:val="hybridMultilevel"/>
     <w:tmpl w:val="DF14B194"/>
@@ -14717,7 +14897,7 @@
       </w:rPr>
     </w:lvl>
   </w:abstractNum>
-  <w:abstractNum w:abstractNumId="15" w15:restartNumberingAfterBreak="0">
+  <w:abstractNum w:abstractNumId="17" w15:restartNumberingAfterBreak="0">
     <w:nsid w:val="4B327A41"/>
     <w:multiLevelType w:val="hybridMultilevel"/>
     <w:tmpl w:val="E4705E6E"/>
@@ -14830,7 +15010,7 @@
       </w:rPr>
     </w:lvl>
   </w:abstractNum>
-  <w:abstractNum w:abstractNumId="16" w15:restartNumberingAfterBreak="0">
+  <w:abstractNum w:abstractNumId="18" w15:restartNumberingAfterBreak="0">
     <w:nsid w:val="4BA37884"/>
     <w:multiLevelType w:val="hybridMultilevel"/>
     <w:tmpl w:val="1576CA76"/>
@@ -14916,7 +15096,7 @@
       </w:pPr>
     </w:lvl>
   </w:abstractNum>
-  <w:abstractNum w:abstractNumId="17" w15:restartNumberingAfterBreak="0">
+  <w:abstractNum w:abstractNumId="19" w15:restartNumberingAfterBreak="0">
     <w:nsid w:val="53970BFF"/>
     <w:multiLevelType w:val="hybridMultilevel"/>
     <w:tmpl w:val="F2A099FA"/>
@@ -15029,7 +15209,7 @@
       </w:rPr>
     </w:lvl>
   </w:abstractNum>
-  <w:abstractNum w:abstractNumId="18" w15:restartNumberingAfterBreak="0">
+  <w:abstractNum w:abstractNumId="20" w15:restartNumberingAfterBreak="0">
     <w:nsid w:val="57A87DC0"/>
     <w:multiLevelType w:val="hybridMultilevel"/>
     <w:tmpl w:val="F724E64A"/>
@@ -15115,7 +15295,7 @@
       </w:pPr>
     </w:lvl>
   </w:abstractNum>
-  <w:abstractNum w:abstractNumId="19" w15:restartNumberingAfterBreak="0">
+  <w:abstractNum w:abstractNumId="21" w15:restartNumberingAfterBreak="0">
     <w:nsid w:val="5FF201CE"/>
     <w:multiLevelType w:val="hybridMultilevel"/>
     <w:tmpl w:val="DCF42FEA"/>
@@ -15205,7 +15385,7 @@
       </w:pPr>
     </w:lvl>
   </w:abstractNum>
-  <w:abstractNum w:abstractNumId="20" w15:restartNumberingAfterBreak="0">
+  <w:abstractNum w:abstractNumId="22" w15:restartNumberingAfterBreak="0">
     <w:nsid w:val="61E902F0"/>
     <w:multiLevelType w:val="hybridMultilevel"/>
     <w:tmpl w:val="32C2968C"/>
@@ -15318,7 +15498,7 @@
       </w:rPr>
     </w:lvl>
   </w:abstractNum>
-  <w:abstractNum w:abstractNumId="21" w15:restartNumberingAfterBreak="0">
+  <w:abstractNum w:abstractNumId="23" w15:restartNumberingAfterBreak="0">
     <w:nsid w:val="62826F77"/>
     <w:multiLevelType w:val="hybridMultilevel"/>
     <w:tmpl w:val="BDA61B90"/>
@@ -15404,7 +15584,7 @@
       </w:pPr>
     </w:lvl>
   </w:abstractNum>
-  <w:abstractNum w:abstractNumId="22" w15:restartNumberingAfterBreak="0">
+  <w:abstractNum w:abstractNumId="24" w15:restartNumberingAfterBreak="0">
     <w:nsid w:val="655127AF"/>
     <w:multiLevelType w:val="hybridMultilevel"/>
     <w:tmpl w:val="C284F388"/>
@@ -15490,7 +15670,7 @@
       </w:pPr>
     </w:lvl>
   </w:abstractNum>
-  <w:abstractNum w:abstractNumId="23" w15:restartNumberingAfterBreak="0">
+  <w:abstractNum w:abstractNumId="25" w15:restartNumberingAfterBreak="0">
     <w:nsid w:val="6ACB399B"/>
     <w:multiLevelType w:val="hybridMultilevel"/>
     <w:tmpl w:val="C38090AE"/>
@@ -15580,7 +15760,7 @@
       </w:pPr>
     </w:lvl>
   </w:abstractNum>
-  <w:abstractNum w:abstractNumId="24" w15:restartNumberingAfterBreak="0">
+  <w:abstractNum w:abstractNumId="26" w15:restartNumberingAfterBreak="0">
     <w:nsid w:val="6DB1664D"/>
     <w:multiLevelType w:val="hybridMultilevel"/>
     <w:tmpl w:val="C284F388"/>
@@ -15666,7 +15846,7 @@
       </w:pPr>
     </w:lvl>
   </w:abstractNum>
-  <w:abstractNum w:abstractNumId="25" w15:restartNumberingAfterBreak="0">
+  <w:abstractNum w:abstractNumId="27" w15:restartNumberingAfterBreak="0">
     <w:nsid w:val="718B2928"/>
     <w:multiLevelType w:val="hybridMultilevel"/>
     <w:tmpl w:val="C38090AE"/>
@@ -15756,7 +15936,7 @@
       </w:pPr>
     </w:lvl>
   </w:abstractNum>
-  <w:abstractNum w:abstractNumId="26" w15:restartNumberingAfterBreak="0">
+  <w:abstractNum w:abstractNumId="28" w15:restartNumberingAfterBreak="0">
     <w:nsid w:val="7CC8511C"/>
     <w:multiLevelType w:val="hybridMultilevel"/>
     <w:tmpl w:val="C38090AE"/>
@@ -15847,73 +16027,73 @@
     </w:lvl>
   </w:abstractNum>
   <w:num w:numId="1">
-    <w:abstractNumId w:val="24"/>
+    <w:abstractNumId w:val="26"/>
   </w:num>
   <w:num w:numId="2">
+    <w:abstractNumId w:val="6"/>
+  </w:num>
+  <w:num w:numId="3">
+    <w:abstractNumId w:val="18"/>
+  </w:num>
+  <w:num w:numId="4">
+    <w:abstractNumId w:val="20"/>
+  </w:num>
+  <w:num w:numId="5">
+    <w:abstractNumId w:val="8"/>
+  </w:num>
+  <w:num w:numId="6">
+    <w:abstractNumId w:val="21"/>
+  </w:num>
+  <w:num w:numId="7">
+    <w:abstractNumId w:val="22"/>
+  </w:num>
+  <w:num w:numId="8">
+    <w:abstractNumId w:val="13"/>
+  </w:num>
+  <w:num w:numId="9">
+    <w:abstractNumId w:val="23"/>
+  </w:num>
+  <w:num w:numId="10">
     <w:abstractNumId w:val="5"/>
   </w:num>
-  <w:num w:numId="3">
-    <w:abstractNumId w:val="16"/>
-  </w:num>
-  <w:num w:numId="4">
-    <w:abstractNumId w:val="18"/>
-  </w:num>
-  <w:num w:numId="5">
-    <w:abstractNumId w:val="7"/>
-  </w:num>
-  <w:num w:numId="6">
-    <w:abstractNumId w:val="19"/>
-  </w:num>
-  <w:num w:numId="7">
-    <w:abstractNumId w:val="20"/>
-  </w:num>
-  <w:num w:numId="8">
-    <w:abstractNumId w:val="11"/>
-  </w:num>
-  <w:num w:numId="9">
-    <w:abstractNumId w:val="21"/>
-  </w:num>
-  <w:num w:numId="10">
-    <w:abstractNumId w:val="4"/>
-  </w:num>
   <w:num w:numId="11">
-    <w:abstractNumId w:val="12"/>
+    <w:abstractNumId w:val="14"/>
   </w:num>
   <w:num w:numId="12">
-    <w:abstractNumId w:val="25"/>
+    <w:abstractNumId w:val="27"/>
   </w:num>
   <w:num w:numId="13">
-    <w:abstractNumId w:val="17"/>
+    <w:abstractNumId w:val="19"/>
   </w:num>
   <w:num w:numId="14">
     <w:abstractNumId w:val="0"/>
   </w:num>
   <w:num w:numId="15">
-    <w:abstractNumId w:val="14"/>
+    <w:abstractNumId w:val="16"/>
   </w:num>
   <w:num w:numId="16">
-    <w:abstractNumId w:val="13"/>
+    <w:abstractNumId w:val="15"/>
   </w:num>
   <w:num w:numId="17">
-    <w:abstractNumId w:val="22"/>
+    <w:abstractNumId w:val="24"/>
   </w:num>
   <w:num w:numId="18">
-    <w:abstractNumId w:val="15"/>
+    <w:abstractNumId w:val="17"/>
   </w:num>
   <w:num w:numId="19">
     <w:abstractNumId w:val="2"/>
   </w:num>
   <w:num w:numId="20">
-    <w:abstractNumId w:val="23"/>
+    <w:abstractNumId w:val="25"/>
   </w:num>
   <w:num w:numId="21">
     <w:abstractNumId w:val="3"/>
   </w:num>
   <w:num w:numId="22">
-    <w:abstractNumId w:val="26"/>
+    <w:abstractNumId w:val="28"/>
   </w:num>
   <w:num w:numId="23">
-    <w:abstractNumId w:val="24"/>
+    <w:abstractNumId w:val="26"/>
     <w:lvlOverride w:ilvl="0">
       <w:startOverride w:val="1"/>
     </w:lvlOverride>
@@ -15943,19 +16123,55 @@
     </w:lvlOverride>
   </w:num>
   <w:num w:numId="24">
-    <w:abstractNumId w:val="10"/>
+    <w:abstractNumId w:val="12"/>
   </w:num>
   <w:num w:numId="25">
-    <w:abstractNumId w:val="9"/>
+    <w:abstractNumId w:val="11"/>
   </w:num>
   <w:num w:numId="26">
-    <w:abstractNumId w:val="6"/>
+    <w:abstractNumId w:val="7"/>
   </w:num>
   <w:num w:numId="27">
     <w:abstractNumId w:val="1"/>
   </w:num>
   <w:num w:numId="28">
-    <w:abstractNumId w:val="8"/>
+    <w:abstractNumId w:val="10"/>
+  </w:num>
+  <w:num w:numId="29">
+    <w:abstractNumId w:val="5"/>
+    <w:lvlOverride w:ilvl="0">
+      <w:startOverride w:val="1"/>
+    </w:lvlOverride>
+    <w:lvlOverride w:ilvl="1">
+      <w:startOverride w:val="1"/>
+    </w:lvlOverride>
+    <w:lvlOverride w:ilvl="2">
+      <w:startOverride w:val="1"/>
+    </w:lvlOverride>
+    <w:lvlOverride w:ilvl="3">
+      <w:startOverride w:val="1"/>
+    </w:lvlOverride>
+    <w:lvlOverride w:ilvl="4">
+      <w:startOverride w:val="1"/>
+    </w:lvlOverride>
+    <w:lvlOverride w:ilvl="5">
+      <w:startOverride w:val="1"/>
+    </w:lvlOverride>
+    <w:lvlOverride w:ilvl="6">
+      <w:startOverride w:val="1"/>
+    </w:lvlOverride>
+    <w:lvlOverride w:ilvl="7">
+      <w:startOverride w:val="1"/>
+    </w:lvlOverride>
+    <w:lvlOverride w:ilvl="8">
+      <w:startOverride w:val="1"/>
+    </w:lvlOverride>
+  </w:num>
+  <w:num w:numId="30">
+    <w:abstractNumId w:val="9"/>
+  </w:num>
+  <w:num w:numId="31">
+    <w:abstractNumId w:val="4"/>
   </w:num>
 </w:numbering>
 </file>

--- a/files/简历.docx
+++ b/files/简历.docx
@@ -3631,23 +3631,7 @@
                 <w:sz w:val="24"/>
                 <w:szCs w:val="24"/>
               </w:rPr>
-              <w:t xml:space="preserve"> (</w:t>
-            </w:r>
-            <w:r>
-              <w:rPr>
-                <w:rFonts w:ascii="Times New Roman" w:eastAsia="仿宋" w:hAnsi="Times New Roman"/>
-                <w:sz w:val="24"/>
-                <w:szCs w:val="24"/>
-              </w:rPr>
-              <w:t>2026</w:t>
-            </w:r>
-            <w:r>
-              <w:rPr>
-                <w:rFonts w:ascii="Times New Roman" w:eastAsia="仿宋" w:hAnsi="Times New Roman"/>
-                <w:sz w:val="24"/>
-                <w:szCs w:val="24"/>
-              </w:rPr>
-              <w:t xml:space="preserve">). </w:t>
+              <w:t xml:space="preserve"> (2026). </w:t>
             </w:r>
             <w:r>
               <w:rPr>
@@ -11828,6 +11812,29 @@
               </w:rPr>
               <w:lastRenderedPageBreak/>
               <w:t>期刊评审</w:t>
+            </w:r>
+          </w:p>
+          <w:p>
+            <w:pPr>
+              <w:pStyle w:val="a3"/>
+              <w:numPr>
+                <w:ilvl w:val="0"/>
+                <w:numId w:val="31"/>
+              </w:numPr>
+              <w:ind w:firstLineChars="0"/>
+              <w:rPr>
+                <w:rFonts w:ascii="Times New Roman" w:eastAsia="仿宋" w:hAnsi="Times New Roman"/>
+                <w:sz w:val="24"/>
+                <w:szCs w:val="24"/>
+              </w:rPr>
+            </w:pPr>
+            <w:r>
+              <w:rPr>
+                <w:rFonts w:ascii="Times New Roman" w:eastAsia="仿宋" w:hAnsi="Times New Roman"/>
+                <w:sz w:val="24"/>
+                <w:szCs w:val="24"/>
+              </w:rPr>
+              <w:t>Engineering Applications of Artificial Intelligence</w:t>
             </w:r>
           </w:p>
           <w:p>

--- a/files/简历.docx
+++ b/files/简历.docx
@@ -788,6 +788,50 @@
               <w:t>.edu.com</w:t>
             </w:r>
           </w:p>
+          <w:p>
+            <w:pPr>
+              <w:jc w:val="left"/>
+              <w:rPr>
+                <w:rFonts w:ascii="Times New Roman" w:eastAsia="仿宋" w:hAnsi="Times New Roman" w:hint="eastAsia"/>
+                <w:sz w:val="24"/>
+                <w:szCs w:val="24"/>
+              </w:rPr>
+            </w:pPr>
+            <w:r>
+              <w:rPr>
+                <w:rFonts w:ascii="Times New Roman" w:eastAsia="仿宋" w:hAnsi="Times New Roman" w:hint="eastAsia"/>
+                <w:b/>
+                <w:bCs/>
+                <w:sz w:val="24"/>
+                <w:szCs w:val="24"/>
+              </w:rPr>
+              <w:t>电　　话：</w:t>
+            </w:r>
+            <w:r>
+              <w:rPr>
+                <w:rFonts w:ascii="Times New Roman" w:eastAsia="仿宋" w:hAnsi="Times New Roman" w:hint="eastAsia"/>
+                <w:sz w:val="24"/>
+                <w:szCs w:val="24"/>
+              </w:rPr>
+              <w:t>1</w:t>
+            </w:r>
+            <w:r>
+              <w:rPr>
+                <w:rFonts w:ascii="Times New Roman" w:eastAsia="仿宋" w:hAnsi="Times New Roman"/>
+                <w:sz w:val="24"/>
+                <w:szCs w:val="24"/>
+              </w:rPr>
+              <w:t>5300611267</w:t>
+            </w:r>
+            <w:r>
+              <w:rPr>
+                <w:rFonts w:ascii="Times New Roman" w:eastAsia="仿宋" w:hAnsi="Times New Roman" w:hint="eastAsia"/>
+                <w:sz w:val="24"/>
+                <w:szCs w:val="24"/>
+              </w:rPr>
+              <w:t>（微信）</w:t>
+            </w:r>
+          </w:p>
         </w:tc>
       </w:tr>
     </w:tbl>
@@ -2117,6 +2161,7 @@
                 <w:sz w:val="32"/>
                 <w:szCs w:val="32"/>
               </w:rPr>
+              <w:lastRenderedPageBreak/>
               <w:t>学术</w:t>
             </w:r>
             <w:r>
@@ -2257,7 +2302,6 @@
                 <w:sz w:val="24"/>
                 <w:szCs w:val="24"/>
               </w:rPr>
-              <w:lastRenderedPageBreak/>
               <w:t>英文期刊论文</w:t>
             </w:r>
           </w:p>
@@ -5312,6 +5356,7 @@
                 <w:sz w:val="24"/>
                 <w:szCs w:val="24"/>
               </w:rPr>
+              <w:lastRenderedPageBreak/>
               <w:t>吴庆杰</w:t>
             </w:r>
             <w:r>
@@ -5435,7 +5480,6 @@
                 <w:sz w:val="24"/>
                 <w:szCs w:val="24"/>
               </w:rPr>
-              <w:lastRenderedPageBreak/>
               <w:t>林威</w:t>
             </w:r>
             <w:r>
@@ -8608,6 +8652,7 @@
                 <w:sz w:val="24"/>
                 <w:szCs w:val="24"/>
               </w:rPr>
+              <w:lastRenderedPageBreak/>
               <w:t>施静康</w:t>
             </w:r>
             <w:r>
@@ -8798,7 +8843,6 @@
                 <w:sz w:val="24"/>
                 <w:szCs w:val="24"/>
               </w:rPr>
-              <w:lastRenderedPageBreak/>
               <w:t>陈洪胜</w:t>
             </w:r>
             <w:r>
@@ -11711,7 +11755,16 @@
                 <w:sz w:val="24"/>
                 <w:szCs w:val="24"/>
               </w:rPr>
-              <w:t>Prediction of settlement induced by tidal fluctuation for underwater shield tunnel during service based on historical monitoring data</w:t>
+              <w:t xml:space="preserve">Prediction of settlement induced by tidal fluctuation for underwater shield tunnel during service based </w:t>
+            </w:r>
+            <w:r>
+              <w:rPr>
+                <w:rFonts w:ascii="Times New Roman" w:eastAsia="仿宋" w:hAnsi="Times New Roman"/>
+                <w:sz w:val="24"/>
+                <w:szCs w:val="24"/>
+              </w:rPr>
+              <w:lastRenderedPageBreak/>
+              <w:t>on historical monitoring data</w:t>
             </w:r>
             <w:r>
               <w:rPr>
@@ -11810,7 +11863,6 @@
                 <w:sz w:val="24"/>
                 <w:szCs w:val="24"/>
               </w:rPr>
-              <w:lastRenderedPageBreak/>
               <w:t>期刊评审</w:t>
             </w:r>
           </w:p>

--- a/files/简历.docx
+++ b/files/简历.docx
@@ -792,7 +792,7 @@
             <w:pPr>
               <w:jc w:val="left"/>
               <w:rPr>
-                <w:rFonts w:ascii="Times New Roman" w:eastAsia="仿宋" w:hAnsi="Times New Roman" w:hint="eastAsia"/>
+                <w:rFonts w:ascii="Times New Roman" w:eastAsia="仿宋" w:hAnsi="Times New Roman"/>
                 <w:sz w:val="24"/>
                 <w:szCs w:val="24"/>
               </w:rPr>
@@ -12224,7 +12224,23 @@
                 <w:sz w:val="24"/>
                 <w:szCs w:val="24"/>
               </w:rPr>
-              <w:t>国家留学基金管理委员会</w:t>
+              <w:t>福州大学，</w:t>
+            </w:r>
+            <w:r>
+              <w:rPr>
+                <w:rFonts w:ascii="Times New Roman" w:eastAsia="仿宋" w:hAnsi="Times New Roman" w:hint="eastAsia"/>
+                <w:sz w:val="24"/>
+                <w:szCs w:val="24"/>
+              </w:rPr>
+              <w:t>福州大学</w:t>
+            </w:r>
+            <w:r>
+              <w:rPr>
+                <w:rFonts w:ascii="Times New Roman" w:eastAsia="仿宋" w:hAnsi="Times New Roman" w:hint="eastAsia"/>
+                <w:sz w:val="24"/>
+                <w:szCs w:val="24"/>
+              </w:rPr>
+              <w:t>科研启动项目</w:t>
             </w:r>
             <w:r>
               <w:rPr>
@@ -12240,23 +12256,15 @@
                 <w:sz w:val="24"/>
                 <w:szCs w:val="24"/>
               </w:rPr>
-              <w:t>国家建设高水平大学公派研究生项目</w:t>
-            </w:r>
-            <w:r>
-              <w:rPr>
-                <w:rFonts w:ascii="Times New Roman" w:eastAsia="仿宋" w:hAnsi="Times New Roman"/>
-                <w:sz w:val="24"/>
-                <w:szCs w:val="24"/>
-              </w:rPr>
-              <w:t>[202206260174</w:t>
-            </w:r>
-            <w:r>
-              <w:rPr>
-                <w:rFonts w:ascii="Times New Roman" w:eastAsia="仿宋" w:hAnsi="Times New Roman" w:hint="eastAsia"/>
-                <w:sz w:val="24"/>
-                <w:szCs w:val="24"/>
-              </w:rPr>
-              <w:t>]</w:t>
+              <w:t>X</w:t>
+            </w:r>
+            <w:r>
+              <w:rPr>
+                <w:rFonts w:ascii="Times New Roman" w:eastAsia="仿宋" w:hAnsi="Times New Roman"/>
+                <w:sz w:val="24"/>
+                <w:szCs w:val="24"/>
+              </w:rPr>
+              <w:t>RC-26012</w:t>
             </w:r>
             <w:r>
               <w:rPr>
@@ -12268,27 +12276,11 @@
             </w:r>
             <w:r>
               <w:rPr>
-                <w:rFonts w:ascii="Times New Roman" w:eastAsia="仿宋" w:hAnsi="Times New Roman"/>
-                <w:sz w:val="24"/>
-                <w:szCs w:val="24"/>
-              </w:rPr>
-              <w:t xml:space="preserve">Mechanical </w:t>
-            </w:r>
-            <w:r>
-              <w:rPr>
-                <w:rFonts w:ascii="Times New Roman" w:eastAsia="仿宋" w:hAnsi="Times New Roman" w:hint="eastAsia"/>
-                <w:sz w:val="24"/>
-                <w:szCs w:val="24"/>
-              </w:rPr>
-              <w:t>e</w:t>
-            </w:r>
-            <w:r>
-              <w:rPr>
-                <w:rFonts w:ascii="Times New Roman" w:eastAsia="仿宋" w:hAnsi="Times New Roman"/>
-                <w:sz w:val="24"/>
-                <w:szCs w:val="24"/>
-              </w:rPr>
-              <w:t>valuation and analysis based on digital twin for as-built shield tunnel</w:t>
+                <w:rFonts w:ascii="Times New Roman" w:eastAsia="仿宋" w:hAnsi="Times New Roman" w:hint="eastAsia"/>
+                <w:sz w:val="24"/>
+                <w:szCs w:val="24"/>
+              </w:rPr>
+              <w:t>隧道施工计算机视觉智能感知机理和方法</w:t>
             </w:r>
             <w:r>
               <w:rPr>
@@ -12300,11 +12292,75 @@
             </w:r>
             <w:r>
               <w:rPr>
-                <w:rFonts w:ascii="Times New Roman" w:eastAsia="仿宋" w:hAnsi="Times New Roman"/>
-                <w:sz w:val="24"/>
-                <w:szCs w:val="24"/>
-              </w:rPr>
-              <w:t>2023.04–2024.03</w:t>
+                <w:rFonts w:ascii="Times New Roman" w:eastAsia="仿宋" w:hAnsi="Times New Roman" w:hint="eastAsia"/>
+                <w:sz w:val="24"/>
+                <w:szCs w:val="24"/>
+              </w:rPr>
+              <w:t>3</w:t>
+            </w:r>
+            <w:r>
+              <w:rPr>
+                <w:rFonts w:ascii="Times New Roman" w:eastAsia="仿宋" w:hAnsi="Times New Roman"/>
+                <w:sz w:val="24"/>
+                <w:szCs w:val="24"/>
+              </w:rPr>
+              <w:t>0</w:t>
+            </w:r>
+            <w:r>
+              <w:rPr>
+                <w:rFonts w:ascii="Times New Roman" w:eastAsia="仿宋" w:hAnsi="Times New Roman" w:hint="eastAsia"/>
+                <w:sz w:val="24"/>
+                <w:szCs w:val="24"/>
+              </w:rPr>
+              <w:t>万元，</w:t>
+            </w:r>
+            <w:r>
+              <w:rPr>
+                <w:rFonts w:ascii="Times New Roman" w:eastAsia="仿宋" w:hAnsi="Times New Roman" w:hint="eastAsia"/>
+                <w:sz w:val="24"/>
+                <w:szCs w:val="24"/>
+              </w:rPr>
+              <w:t>2</w:t>
+            </w:r>
+            <w:r>
+              <w:rPr>
+                <w:rFonts w:ascii="Times New Roman" w:eastAsia="仿宋" w:hAnsi="Times New Roman"/>
+                <w:sz w:val="24"/>
+                <w:szCs w:val="24"/>
+              </w:rPr>
+              <w:t>025.11</w:t>
+            </w:r>
+            <w:r>
+              <w:rPr>
+                <w:rFonts w:ascii="Times New Roman" w:eastAsia="仿宋" w:hAnsi="Times New Roman"/>
+                <w:sz w:val="24"/>
+                <w:szCs w:val="24"/>
+              </w:rPr>
+              <w:t>–202</w:t>
+            </w:r>
+            <w:r>
+              <w:rPr>
+                <w:rFonts w:ascii="Times New Roman" w:eastAsia="仿宋" w:hAnsi="Times New Roman"/>
+                <w:sz w:val="24"/>
+                <w:szCs w:val="24"/>
+              </w:rPr>
+              <w:t>7</w:t>
+            </w:r>
+            <w:r>
+              <w:rPr>
+                <w:rFonts w:ascii="Times New Roman" w:eastAsia="仿宋" w:hAnsi="Times New Roman"/>
+                <w:sz w:val="24"/>
+                <w:szCs w:val="24"/>
+              </w:rPr>
+              <w:t>.</w:t>
+            </w:r>
+            <w:r>
+              <w:rPr>
+                <w:rFonts w:ascii="Times New Roman" w:eastAsia="仿宋" w:hAnsi="Times New Roman"/>
+                <w:sz w:val="24"/>
+                <w:szCs w:val="24"/>
+              </w:rPr>
+              <w:t>10</w:t>
             </w:r>
           </w:p>
           <w:p>
@@ -12327,6 +12383,133 @@
                 <w:sz w:val="24"/>
                 <w:szCs w:val="24"/>
               </w:rPr>
+              <w:t>国家留学基金管理委员会</w:t>
+            </w:r>
+            <w:r>
+              <w:rPr>
+                <w:rFonts w:ascii="Times New Roman" w:eastAsia="仿宋" w:hAnsi="Times New Roman" w:hint="eastAsia"/>
+                <w:sz w:val="24"/>
+                <w:szCs w:val="24"/>
+              </w:rPr>
+              <w:t>，</w:t>
+            </w:r>
+            <w:r>
+              <w:rPr>
+                <w:rFonts w:ascii="Times New Roman" w:eastAsia="仿宋" w:hAnsi="Times New Roman" w:hint="eastAsia"/>
+                <w:sz w:val="24"/>
+                <w:szCs w:val="24"/>
+              </w:rPr>
+              <w:t>国家建设高水平大学公派研究生项目</w:t>
+            </w:r>
+            <w:r>
+              <w:rPr>
+                <w:rFonts w:ascii="Times New Roman" w:eastAsia="仿宋" w:hAnsi="Times New Roman" w:hint="eastAsia"/>
+                <w:sz w:val="24"/>
+                <w:szCs w:val="24"/>
+              </w:rPr>
+              <w:t>，</w:t>
+            </w:r>
+            <w:r>
+              <w:rPr>
+                <w:rFonts w:ascii="Times New Roman" w:eastAsia="仿宋" w:hAnsi="Times New Roman"/>
+                <w:sz w:val="24"/>
+                <w:szCs w:val="24"/>
+              </w:rPr>
+              <w:t>202206260174</w:t>
+            </w:r>
+            <w:r>
+              <w:rPr>
+                <w:rFonts w:ascii="Times New Roman" w:eastAsia="仿宋" w:hAnsi="Times New Roman" w:hint="eastAsia"/>
+                <w:sz w:val="24"/>
+                <w:szCs w:val="24"/>
+              </w:rPr>
+              <w:t>，</w:t>
+            </w:r>
+            <w:r>
+              <w:rPr>
+                <w:rFonts w:ascii="Times New Roman" w:eastAsia="仿宋" w:hAnsi="Times New Roman"/>
+                <w:sz w:val="24"/>
+                <w:szCs w:val="24"/>
+              </w:rPr>
+              <w:t xml:space="preserve">Mechanical </w:t>
+            </w:r>
+            <w:r>
+              <w:rPr>
+                <w:rFonts w:ascii="Times New Roman" w:eastAsia="仿宋" w:hAnsi="Times New Roman" w:hint="eastAsia"/>
+                <w:sz w:val="24"/>
+                <w:szCs w:val="24"/>
+              </w:rPr>
+              <w:t>e</w:t>
+            </w:r>
+            <w:r>
+              <w:rPr>
+                <w:rFonts w:ascii="Times New Roman" w:eastAsia="仿宋" w:hAnsi="Times New Roman"/>
+                <w:sz w:val="24"/>
+                <w:szCs w:val="24"/>
+              </w:rPr>
+              <w:t>valuation and analysis based on digital twin for as-built shield tunnel</w:t>
+            </w:r>
+            <w:r>
+              <w:rPr>
+                <w:rFonts w:ascii="Times New Roman" w:eastAsia="仿宋" w:hAnsi="Times New Roman" w:hint="eastAsia"/>
+                <w:sz w:val="24"/>
+                <w:szCs w:val="24"/>
+              </w:rPr>
+              <w:t>，</w:t>
+            </w:r>
+            <w:r>
+              <w:rPr>
+                <w:rFonts w:ascii="Times New Roman" w:eastAsia="仿宋" w:hAnsi="Times New Roman" w:hint="eastAsia"/>
+                <w:sz w:val="24"/>
+                <w:szCs w:val="24"/>
+              </w:rPr>
+              <w:t>1</w:t>
+            </w:r>
+            <w:r>
+              <w:rPr>
+                <w:rFonts w:ascii="Times New Roman" w:eastAsia="仿宋" w:hAnsi="Times New Roman"/>
+                <w:sz w:val="24"/>
+                <w:szCs w:val="24"/>
+              </w:rPr>
+              <w:t>.44</w:t>
+            </w:r>
+            <w:r>
+              <w:rPr>
+                <w:rFonts w:ascii="Times New Roman" w:eastAsia="仿宋" w:hAnsi="Times New Roman" w:hint="eastAsia"/>
+                <w:sz w:val="24"/>
+                <w:szCs w:val="24"/>
+              </w:rPr>
+              <w:t>万英镑，</w:t>
+            </w:r>
+            <w:r>
+              <w:rPr>
+                <w:rFonts w:ascii="Times New Roman" w:eastAsia="仿宋" w:hAnsi="Times New Roman"/>
+                <w:sz w:val="24"/>
+                <w:szCs w:val="24"/>
+              </w:rPr>
+              <w:t>2023.04–2024.03</w:t>
+            </w:r>
+          </w:p>
+          <w:p>
+            <w:pPr>
+              <w:pStyle w:val="a3"/>
+              <w:numPr>
+                <w:ilvl w:val="0"/>
+                <w:numId w:val="20"/>
+              </w:numPr>
+              <w:ind w:firstLineChars="0"/>
+              <w:rPr>
+                <w:rFonts w:ascii="Times New Roman" w:eastAsia="仿宋" w:hAnsi="Times New Roman"/>
+                <w:sz w:val="24"/>
+                <w:szCs w:val="24"/>
+              </w:rPr>
+            </w:pPr>
+            <w:r>
+              <w:rPr>
+                <w:rFonts w:ascii="Times New Roman" w:eastAsia="仿宋" w:hAnsi="Times New Roman" w:hint="eastAsia"/>
+                <w:sz w:val="24"/>
+                <w:szCs w:val="24"/>
+              </w:rPr>
               <w:t>上海市教育委员会</w:t>
             </w:r>
             <w:r>
@@ -12351,31 +12534,63 @@
                 <w:sz w:val="24"/>
                 <w:szCs w:val="24"/>
               </w:rPr>
-              <w:t>[</w:t>
-            </w:r>
-            <w:r>
-              <w:rPr>
-                <w:rFonts w:ascii="Times New Roman" w:eastAsia="仿宋" w:hAnsi="Times New Roman"/>
-                <w:sz w:val="24"/>
-                <w:szCs w:val="24"/>
-              </w:rPr>
-              <w:t>201710247118]</w:t>
-            </w:r>
-            <w:r>
-              <w:rPr>
-                <w:rFonts w:ascii="Times New Roman" w:eastAsia="仿宋" w:hAnsi="Times New Roman" w:hint="eastAsia"/>
-                <w:sz w:val="24"/>
-                <w:szCs w:val="24"/>
-              </w:rPr>
               <w:t>，</w:t>
             </w:r>
             <w:r>
               <w:rPr>
+                <w:rFonts w:ascii="Times New Roman" w:eastAsia="仿宋" w:hAnsi="Times New Roman"/>
+                <w:sz w:val="24"/>
+                <w:szCs w:val="24"/>
+              </w:rPr>
+              <w:t>201710247118</w:t>
+            </w:r>
+            <w:r>
+              <w:rPr>
+                <w:rFonts w:ascii="Times New Roman" w:eastAsia="仿宋" w:hAnsi="Times New Roman" w:hint="eastAsia"/>
+                <w:sz w:val="24"/>
+                <w:szCs w:val="24"/>
+              </w:rPr>
+              <w:t>，</w:t>
+            </w:r>
+            <w:r>
+              <w:rPr>
                 <w:rFonts w:ascii="Times New Roman" w:eastAsia="仿宋" w:hAnsi="Times New Roman" w:hint="eastAsia"/>
                 <w:sz w:val="24"/>
                 <w:szCs w:val="24"/>
               </w:rPr>
               <w:t>橡胶支座在装配式建筑墙板节点处的应用</w:t>
+            </w:r>
+            <w:r>
+              <w:rPr>
+                <w:rFonts w:ascii="Times New Roman" w:eastAsia="仿宋" w:hAnsi="Times New Roman" w:hint="eastAsia"/>
+                <w:sz w:val="24"/>
+                <w:szCs w:val="24"/>
+              </w:rPr>
+              <w:t>，</w:t>
+            </w:r>
+            <w:r>
+              <w:rPr>
+                <w:rFonts w:ascii="Times New Roman" w:eastAsia="仿宋" w:hAnsi="Times New Roman" w:hint="eastAsia"/>
+                <w:sz w:val="24"/>
+                <w:szCs w:val="24"/>
+              </w:rPr>
+              <w:t>1</w:t>
+            </w:r>
+            <w:r>
+              <w:rPr>
+                <w:rFonts w:ascii="Times New Roman" w:eastAsia="仿宋" w:hAnsi="Times New Roman" w:hint="eastAsia"/>
+                <w:sz w:val="24"/>
+                <w:szCs w:val="24"/>
+              </w:rPr>
+              <w:t>万</w:t>
+            </w:r>
+            <w:r>
+              <w:rPr>
+                <w:rFonts w:ascii="Times New Roman" w:eastAsia="仿宋" w:hAnsi="Times New Roman" w:hint="eastAsia"/>
+                <w:sz w:val="24"/>
+                <w:szCs w:val="24"/>
+              </w:rPr>
+              <w:t>元</w:t>
             </w:r>
             <w:r>
               <w:rPr>
@@ -12461,11 +12676,19 @@
             </w:r>
             <w:r>
               <w:rPr>
-                <w:rFonts w:ascii="Times New Roman" w:eastAsia="仿宋" w:hAnsi="Times New Roman"/>
-                <w:sz w:val="24"/>
-                <w:szCs w:val="24"/>
-              </w:rPr>
-              <w:t>[2023YFC3806705]</w:t>
+                <w:rFonts w:ascii="Times New Roman" w:eastAsia="仿宋" w:hAnsi="Times New Roman" w:hint="eastAsia"/>
+                <w:sz w:val="24"/>
+                <w:szCs w:val="24"/>
+              </w:rPr>
+              <w:t>，</w:t>
+            </w:r>
+            <w:r>
+              <w:rPr>
+                <w:rFonts w:ascii="Times New Roman" w:eastAsia="仿宋" w:hAnsi="Times New Roman"/>
+                <w:sz w:val="24"/>
+                <w:szCs w:val="24"/>
+              </w:rPr>
+              <w:t>2023YFC3806705</w:t>
             </w:r>
             <w:r>
               <w:rPr>
@@ -12516,6 +12739,14 @@
             </w:r>
             <w:r>
               <w:rPr>
+                <w:rFonts w:ascii="Times New Roman" w:eastAsia="仿宋" w:hAnsi="Times New Roman"/>
+                <w:sz w:val="24"/>
+                <w:szCs w:val="24"/>
+              </w:rPr>
+              <w:t>国家自然科学基金</w:t>
+            </w:r>
+            <w:r>
+              <w:rPr>
                 <w:rFonts w:ascii="Times New Roman" w:eastAsia="仿宋" w:hAnsi="Times New Roman" w:hint="eastAsia"/>
                 <w:sz w:val="24"/>
                 <w:szCs w:val="24"/>
@@ -12524,11 +12755,19 @@
             </w:r>
             <w:r>
               <w:rPr>
-                <w:rFonts w:ascii="Times New Roman" w:eastAsia="仿宋" w:hAnsi="Times New Roman"/>
-                <w:sz w:val="24"/>
-                <w:szCs w:val="24"/>
-              </w:rPr>
-              <w:t>[52038008]</w:t>
+                <w:rFonts w:ascii="Times New Roman" w:eastAsia="仿宋" w:hAnsi="Times New Roman" w:hint="eastAsia"/>
+                <w:sz w:val="24"/>
+                <w:szCs w:val="24"/>
+              </w:rPr>
+              <w:t>，</w:t>
+            </w:r>
+            <w:r>
+              <w:rPr>
+                <w:rFonts w:ascii="Times New Roman" w:eastAsia="仿宋" w:hAnsi="Times New Roman"/>
+                <w:sz w:val="24"/>
+                <w:szCs w:val="24"/>
+              </w:rPr>
+              <w:t>52038008</w:t>
             </w:r>
             <w:r>
               <w:rPr>
@@ -12583,15 +12822,31 @@
                 <w:sz w:val="24"/>
                 <w:szCs w:val="24"/>
               </w:rPr>
+              <w:t>国家自然科学基金</w:t>
+            </w:r>
+            <w:r>
+              <w:rPr>
+                <w:rFonts w:ascii="Times New Roman" w:eastAsia="仿宋" w:hAnsi="Times New Roman"/>
+                <w:sz w:val="24"/>
+                <w:szCs w:val="24"/>
+              </w:rPr>
               <w:t>面上项目</w:t>
             </w:r>
             <w:r>
               <w:rPr>
-                <w:rFonts w:ascii="Times New Roman" w:eastAsia="仿宋" w:hAnsi="Times New Roman"/>
-                <w:sz w:val="24"/>
-                <w:szCs w:val="24"/>
-              </w:rPr>
-              <w:t>[52378408]</w:t>
+                <w:rFonts w:ascii="Times New Roman" w:eastAsia="仿宋" w:hAnsi="Times New Roman" w:hint="eastAsia"/>
+                <w:sz w:val="24"/>
+                <w:szCs w:val="24"/>
+              </w:rPr>
+              <w:t>，</w:t>
+            </w:r>
+            <w:r>
+              <w:rPr>
+                <w:rFonts w:ascii="Times New Roman" w:eastAsia="仿宋" w:hAnsi="Times New Roman"/>
+                <w:sz w:val="24"/>
+                <w:szCs w:val="24"/>
+              </w:rPr>
+              <w:t>52378408</w:t>
             </w:r>
             <w:r>
               <w:rPr>
@@ -12658,6 +12913,14 @@
             </w:r>
             <w:r>
               <w:rPr>
+                <w:rFonts w:ascii="Times New Roman" w:eastAsia="仿宋" w:hAnsi="Times New Roman"/>
+                <w:sz w:val="24"/>
+                <w:szCs w:val="24"/>
+              </w:rPr>
+              <w:t>国家自然科学基金</w:t>
+            </w:r>
+            <w:r>
+              <w:rPr>
                 <w:rFonts w:ascii="Times New Roman" w:eastAsia="仿宋" w:hAnsi="Times New Roman" w:hint="eastAsia"/>
                 <w:sz w:val="24"/>
                 <w:szCs w:val="24"/>
@@ -12666,11 +12929,19 @@
             </w:r>
             <w:r>
               <w:rPr>
-                <w:rFonts w:ascii="Times New Roman" w:eastAsia="仿宋" w:hAnsi="Times New Roman"/>
-                <w:sz w:val="24"/>
-                <w:szCs w:val="24"/>
-              </w:rPr>
-              <w:t>[51978431]</w:t>
+                <w:rFonts w:ascii="Times New Roman" w:eastAsia="仿宋" w:hAnsi="Times New Roman" w:hint="eastAsia"/>
+                <w:sz w:val="24"/>
+                <w:szCs w:val="24"/>
+              </w:rPr>
+              <w:t>，</w:t>
+            </w:r>
+            <w:r>
+              <w:rPr>
+                <w:rFonts w:ascii="Times New Roman" w:eastAsia="仿宋" w:hAnsi="Times New Roman"/>
+                <w:sz w:val="24"/>
+                <w:szCs w:val="24"/>
+              </w:rPr>
+              <w:t>51978431</w:t>
             </w:r>
             <w:r>
               <w:rPr>
@@ -12729,11 +13000,19 @@
             </w:r>
             <w:r>
               <w:rPr>
-                <w:rFonts w:ascii="Times New Roman" w:eastAsia="仿宋" w:hAnsi="Times New Roman"/>
-                <w:sz w:val="24"/>
-                <w:szCs w:val="24"/>
-              </w:rPr>
-              <w:t>[22DZ1203004]</w:t>
+                <w:rFonts w:ascii="Times New Roman" w:eastAsia="仿宋" w:hAnsi="Times New Roman" w:hint="eastAsia"/>
+                <w:sz w:val="24"/>
+                <w:szCs w:val="24"/>
+              </w:rPr>
+              <w:t>，</w:t>
+            </w:r>
+            <w:r>
+              <w:rPr>
+                <w:rFonts w:ascii="Times New Roman" w:eastAsia="仿宋" w:hAnsi="Times New Roman"/>
+                <w:sz w:val="24"/>
+                <w:szCs w:val="24"/>
+              </w:rPr>
+              <w:t>22DZ1203004</w:t>
             </w:r>
             <w:r>
               <w:rPr>
@@ -12819,11 +13098,19 @@
             </w:r>
             <w:r>
               <w:rPr>
-                <w:rFonts w:ascii="Times New Roman" w:eastAsia="仿宋" w:hAnsi="Times New Roman"/>
-                <w:sz w:val="24"/>
-                <w:szCs w:val="24"/>
-              </w:rPr>
-              <w:t>[2023YFC3806701]</w:t>
+                <w:rFonts w:ascii="Times New Roman" w:eastAsia="仿宋" w:hAnsi="Times New Roman" w:hint="eastAsia"/>
+                <w:sz w:val="24"/>
+                <w:szCs w:val="24"/>
+              </w:rPr>
+              <w:t>，</w:t>
+            </w:r>
+            <w:r>
+              <w:rPr>
+                <w:rFonts w:ascii="Times New Roman" w:eastAsia="仿宋" w:hAnsi="Times New Roman"/>
+                <w:sz w:val="24"/>
+                <w:szCs w:val="24"/>
+              </w:rPr>
+              <w:t>2023YFC3806701</w:t>
             </w:r>
             <w:r>
               <w:rPr>
@@ -12882,11 +13169,19 @@
             </w:r>
             <w:r>
               <w:rPr>
-                <w:rFonts w:ascii="Times New Roman" w:eastAsia="仿宋" w:hAnsi="Times New Roman"/>
-                <w:sz w:val="24"/>
-                <w:szCs w:val="24"/>
-              </w:rPr>
-              <w:t>[2023YFC3806702]</w:t>
+                <w:rFonts w:ascii="Times New Roman" w:eastAsia="仿宋" w:hAnsi="Times New Roman" w:hint="eastAsia"/>
+                <w:sz w:val="24"/>
+                <w:szCs w:val="24"/>
+              </w:rPr>
+              <w:t>，</w:t>
+            </w:r>
+            <w:r>
+              <w:rPr>
+                <w:rFonts w:ascii="Times New Roman" w:eastAsia="仿宋" w:hAnsi="Times New Roman"/>
+                <w:sz w:val="24"/>
+                <w:szCs w:val="24"/>
+              </w:rPr>
+              <w:t>2023YFC3806702</w:t>
             </w:r>
             <w:r>
               <w:rPr>
@@ -12945,11 +13240,19 @@
             </w:r>
             <w:r>
               <w:rPr>
-                <w:rFonts w:ascii="Times New Roman" w:eastAsia="仿宋" w:hAnsi="Times New Roman"/>
-                <w:sz w:val="24"/>
-                <w:szCs w:val="24"/>
-              </w:rPr>
-              <w:t>[2019YFC0605103]</w:t>
+                <w:rFonts w:ascii="Times New Roman" w:eastAsia="仿宋" w:hAnsi="Times New Roman" w:hint="eastAsia"/>
+                <w:sz w:val="24"/>
+                <w:szCs w:val="24"/>
+              </w:rPr>
+              <w:t>，</w:t>
+            </w:r>
+            <w:r>
+              <w:rPr>
+                <w:rFonts w:ascii="Times New Roman" w:eastAsia="仿宋" w:hAnsi="Times New Roman"/>
+                <w:sz w:val="24"/>
+                <w:szCs w:val="24"/>
+              </w:rPr>
+              <w:t>2019YFC0605103</w:t>
             </w:r>
             <w:r>
               <w:rPr>
@@ -13008,11 +13311,19 @@
             </w:r>
             <w:r>
               <w:rPr>
-                <w:rFonts w:ascii="Times New Roman" w:eastAsia="仿宋" w:hAnsi="Times New Roman"/>
-                <w:sz w:val="24"/>
-                <w:szCs w:val="24"/>
-              </w:rPr>
-              <w:t>[20DZ1202004]</w:t>
+                <w:rFonts w:ascii="Times New Roman" w:eastAsia="仿宋" w:hAnsi="Times New Roman" w:hint="eastAsia"/>
+                <w:sz w:val="24"/>
+                <w:szCs w:val="24"/>
+              </w:rPr>
+              <w:t>，</w:t>
+            </w:r>
+            <w:r>
+              <w:rPr>
+                <w:rFonts w:ascii="Times New Roman" w:eastAsia="仿宋" w:hAnsi="Times New Roman"/>
+                <w:sz w:val="24"/>
+                <w:szCs w:val="24"/>
+              </w:rPr>
+              <w:t>20DZ1202004</w:t>
             </w:r>
             <w:r>
               <w:rPr>
@@ -13071,11 +13382,19 @@
             </w:r>
             <w:r>
               <w:rPr>
-                <w:rFonts w:ascii="Times New Roman" w:eastAsia="仿宋" w:hAnsi="Times New Roman"/>
-                <w:sz w:val="24"/>
-                <w:szCs w:val="24"/>
-              </w:rPr>
-              <w:t>[2017SHZDZX02]</w:t>
+                <w:rFonts w:ascii="Times New Roman" w:eastAsia="仿宋" w:hAnsi="Times New Roman" w:hint="eastAsia"/>
+                <w:sz w:val="24"/>
+                <w:szCs w:val="24"/>
+              </w:rPr>
+              <w:t>，</w:t>
+            </w:r>
+            <w:r>
+              <w:rPr>
+                <w:rFonts w:ascii="Times New Roman" w:eastAsia="仿宋" w:hAnsi="Times New Roman"/>
+                <w:sz w:val="24"/>
+                <w:szCs w:val="24"/>
+              </w:rPr>
+              <w:t>2017SHZDZX02</w:t>
             </w:r>
             <w:r>
               <w:rPr>
@@ -13130,7 +13449,7 @@
                 <w:sz w:val="24"/>
                 <w:szCs w:val="24"/>
               </w:rPr>
-              <w:t>[2021-7]</w:t>
+              <w:t>2021-7</w:t>
             </w:r>
           </w:p>
           <w:p>
@@ -13169,23 +13488,7 @@
                 <w:sz w:val="24"/>
                 <w:szCs w:val="24"/>
               </w:rPr>
-              <w:t>[</w:t>
-            </w:r>
-            <w:r>
-              <w:rPr>
-                <w:rFonts w:ascii="Times New Roman" w:eastAsia="仿宋" w:hAnsi="Times New Roman"/>
-                <w:sz w:val="24"/>
-                <w:szCs w:val="24"/>
-              </w:rPr>
               <w:t>5200-202417104A-1-1-ZN</w:t>
-            </w:r>
-            <w:r>
-              <w:rPr>
-                <w:rFonts w:ascii="Times New Roman" w:eastAsia="仿宋" w:hAnsi="Times New Roman"/>
-                <w:sz w:val="24"/>
-                <w:szCs w:val="24"/>
-              </w:rPr>
-              <w:t>]</w:t>
             </w:r>
           </w:p>
           <w:p>
@@ -13224,7 +13527,7 @@
                 <w:sz w:val="24"/>
                 <w:szCs w:val="24"/>
               </w:rPr>
-              <w:t>[52090W23000B]</w:t>
+              <w:t>52090W23000B</w:t>
             </w:r>
           </w:p>
           <w:p>
@@ -13263,7 +13566,7 @@
                 <w:sz w:val="24"/>
                 <w:szCs w:val="24"/>
               </w:rPr>
-              <w:t>[52090W220001]</w:t>
+              <w:t>52090W220001</w:t>
             </w:r>
           </w:p>
           <w:p>
@@ -13298,19 +13601,11 @@
             </w:r>
             <w:r>
               <w:rPr>
-                <w:rFonts w:ascii="Times New Roman" w:eastAsia="仿宋" w:hAnsi="Times New Roman" w:hint="eastAsia"/>
-                <w:sz w:val="24"/>
-                <w:szCs w:val="24"/>
-              </w:rPr>
-              <w:t>[</w:t>
-            </w:r>
-            <w:r>
-              <w:rPr>
-                <w:rFonts w:ascii="Times New Roman" w:eastAsia="仿宋" w:hAnsi="Times New Roman"/>
-                <w:sz w:val="24"/>
-                <w:szCs w:val="24"/>
-              </w:rPr>
-              <w:t>KY-B-2016-018]</w:t>
+                <w:rFonts w:ascii="Times New Roman" w:eastAsia="仿宋" w:hAnsi="Times New Roman"/>
+                <w:sz w:val="24"/>
+                <w:szCs w:val="24"/>
+              </w:rPr>
+              <w:t>KY-B-2016-018</w:t>
             </w:r>
           </w:p>
         </w:tc>

--- a/files/简历.docx
+++ b/files/简历.docx
@@ -1,6 +1,6 @@
 
 <file path=word/document.xml><?xml version="1.0" encoding="utf-8"?>
-<w:document xmlns:wpc="http://schemas.microsoft.com/office/word/2010/wordprocessingCanvas" xmlns:cx="http://schemas.microsoft.com/office/drawing/2014/chartex" xmlns:cx1="http://schemas.microsoft.com/office/drawing/2015/9/8/chartex" xmlns:cx2="http://schemas.microsoft.com/office/drawing/2015/10/21/chartex" xmlns:cx3="http://schemas.microsoft.com/office/drawing/2016/5/9/chartex" xmlns:cx4="http://schemas.microsoft.com/office/drawing/2016/5/10/chartex" xmlns:cx5="http://schemas.microsoft.com/office/drawing/2016/5/11/chartex" xmlns:cx6="http://schemas.microsoft.com/office/drawing/2016/5/12/chartex" xmlns:cx7="http://schemas.microsoft.com/office/drawing/2016/5/13/chartex" xmlns:cx8="http://schemas.microsoft.com/office/drawing/2016/5/14/chartex" xmlns:mc="http://schemas.openxmlformats.org/markup-compatibility/2006" xmlns:aink="http://schemas.microsoft.com/office/drawing/2016/ink" xmlns:am3d="http://schemas.microsoft.com/office/drawing/2017/model3d" xmlns:o="urn:schemas-microsoft-com:office:office" xmlns:r="http://schemas.openxmlformats.org/officeDocument/2006/relationships" xmlns:m="http://schemas.openxmlformats.org/officeDocument/2006/math" xmlns:v="urn:schemas-microsoft-com:vml" xmlns:wp14="http://schemas.microsoft.com/office/word/2010/wordprocessingDrawing" xmlns:wp="http://schemas.openxmlformats.org/drawingml/2006/wordprocessingDrawing" xmlns:w10="urn:schemas-microsoft-com:office:word" xmlns:w="http://schemas.openxmlformats.org/wordprocessingml/2006/main" xmlns:w14="http://schemas.microsoft.com/office/word/2010/wordml" xmlns:w15="http://schemas.microsoft.com/office/word/2012/wordml" xmlns:w16cex="http://schemas.microsoft.com/office/word/2018/wordml/cex" xmlns:w16cid="http://schemas.microsoft.com/office/word/2016/wordml/cid" xmlns:w16="http://schemas.microsoft.com/office/word/2018/wordml" xmlns:w16sdtdh="http://schemas.microsoft.com/office/word/2020/wordml/sdtdatahash" xmlns:w16se="http://schemas.microsoft.com/office/word/2015/wordml/symex" xmlns:wpg="http://schemas.microsoft.com/office/word/2010/wordprocessingGroup" xmlns:wpi="http://schemas.microsoft.com/office/word/2010/wordprocessingInk" xmlns:wne="http://schemas.microsoft.com/office/word/2006/wordml" xmlns:wps="http://schemas.microsoft.com/office/word/2010/wordprocessingShape" mc:Ignorable="w14 w15 w16se w16cid w16 w16cex w16sdtdh wp14">
+<w:document xmlns:wpc="http://schemas.microsoft.com/office/word/2010/wordprocessingCanvas" xmlns:cx="http://schemas.microsoft.com/office/drawing/2014/chartex" xmlns:cx1="http://schemas.microsoft.com/office/drawing/2015/9/8/chartex" xmlns:cx2="http://schemas.microsoft.com/office/drawing/2015/10/21/chartex" xmlns:cx3="http://schemas.microsoft.com/office/drawing/2016/5/9/chartex" xmlns:cx4="http://schemas.microsoft.com/office/drawing/2016/5/10/chartex" xmlns:cx5="http://schemas.microsoft.com/office/drawing/2016/5/11/chartex" xmlns:cx6="http://schemas.microsoft.com/office/drawing/2016/5/12/chartex" xmlns:cx7="http://schemas.microsoft.com/office/drawing/2016/5/13/chartex" xmlns:cx8="http://schemas.microsoft.com/office/drawing/2016/5/14/chartex" xmlns:mc="http://schemas.openxmlformats.org/markup-compatibility/2006" xmlns:aink="http://schemas.microsoft.com/office/drawing/2016/ink" xmlns:am3d="http://schemas.microsoft.com/office/drawing/2017/model3d" xmlns:o="urn:schemas-microsoft-com:office:office" xmlns:oel="http://schemas.microsoft.com/office/2019/extlst" xmlns:r="http://schemas.openxmlformats.org/officeDocument/2006/relationships" xmlns:m="http://schemas.openxmlformats.org/officeDocument/2006/math" xmlns:v="urn:schemas-microsoft-com:vml" xmlns:wp14="http://schemas.microsoft.com/office/word/2010/wordprocessingDrawing" xmlns:wp="http://schemas.openxmlformats.org/drawingml/2006/wordprocessingDrawing" xmlns:w10="urn:schemas-microsoft-com:office:word" xmlns:w="http://schemas.openxmlformats.org/wordprocessingml/2006/main" xmlns:w14="http://schemas.microsoft.com/office/word/2010/wordml" xmlns:w15="http://schemas.microsoft.com/office/word/2012/wordml" xmlns:w16cex="http://schemas.microsoft.com/office/word/2018/wordml/cex" xmlns:w16cid="http://schemas.microsoft.com/office/word/2016/wordml/cid" xmlns:w16="http://schemas.microsoft.com/office/word/2018/wordml" xmlns:w16du="http://schemas.microsoft.com/office/word/2023/wordml/word16du" xmlns:w16sdtdh="http://schemas.microsoft.com/office/word/2020/wordml/sdtdatahash" xmlns:w16sdtfl="http://schemas.microsoft.com/office/word/2024/wordml/sdtformatlock" xmlns:w16se="http://schemas.microsoft.com/office/word/2015/wordml/symex" xmlns:wpg="http://schemas.microsoft.com/office/word/2010/wordprocessingGroup" xmlns:wpi="http://schemas.microsoft.com/office/word/2010/wordprocessingInk" xmlns:wne="http://schemas.microsoft.com/office/word/2006/wordml" xmlns:wps="http://schemas.microsoft.com/office/word/2010/wordprocessingShape" mc:Ignorable="w14 w15 w16se w16cid w16 w16cex w16sdtdh w16sdtfl w16du wp14">
   <w:body>
     <w:tbl>
       <w:tblPr>
@@ -11886,6 +11886,29 @@
                 <w:sz w:val="24"/>
                 <w:szCs w:val="24"/>
               </w:rPr>
+              <w:t>Expert Systems With Applications</w:t>
+            </w:r>
+          </w:p>
+          <w:p>
+            <w:pPr>
+              <w:pStyle w:val="a3"/>
+              <w:numPr>
+                <w:ilvl w:val="0"/>
+                <w:numId w:val="31"/>
+              </w:numPr>
+              <w:ind w:firstLineChars="0"/>
+              <w:rPr>
+                <w:rFonts w:ascii="Times New Roman" w:eastAsia="仿宋" w:hAnsi="Times New Roman"/>
+                <w:sz w:val="24"/>
+                <w:szCs w:val="24"/>
+              </w:rPr>
+            </w:pPr>
+            <w:r>
+              <w:rPr>
+                <w:rFonts w:ascii="Times New Roman" w:eastAsia="仿宋" w:hAnsi="Times New Roman"/>
+                <w:sz w:val="24"/>
+                <w:szCs w:val="24"/>
+              </w:rPr>
               <w:t>Engineering Applications of Artificial Intelligence</w:t>
             </w:r>
           </w:p>
@@ -13634,7 +13657,7 @@
 </file>
 
 <file path=word/endnotes.xml><?xml version="1.0" encoding="utf-8"?>
-<w:endnotes xmlns:wpc="http://schemas.microsoft.com/office/word/2010/wordprocessingCanvas" xmlns:cx="http://schemas.microsoft.com/office/drawing/2014/chartex" xmlns:cx1="http://schemas.microsoft.com/office/drawing/2015/9/8/chartex" xmlns:cx2="http://schemas.microsoft.com/office/drawing/2015/10/21/chartex" xmlns:cx3="http://schemas.microsoft.com/office/drawing/2016/5/9/chartex" xmlns:cx4="http://schemas.microsoft.com/office/drawing/2016/5/10/chartex" xmlns:cx5="http://schemas.microsoft.com/office/drawing/2016/5/11/chartex" xmlns:cx6="http://schemas.microsoft.com/office/drawing/2016/5/12/chartex" xmlns:cx7="http://schemas.microsoft.com/office/drawing/2016/5/13/chartex" xmlns:cx8="http://schemas.microsoft.com/office/drawing/2016/5/14/chartex" xmlns:mc="http://schemas.openxmlformats.org/markup-compatibility/2006" xmlns:aink="http://schemas.microsoft.com/office/drawing/2016/ink" xmlns:am3d="http://schemas.microsoft.com/office/drawing/2017/model3d" xmlns:o="urn:schemas-microsoft-com:office:office" xmlns:r="http://schemas.openxmlformats.org/officeDocument/2006/relationships" xmlns:m="http://schemas.openxmlformats.org/officeDocument/2006/math" xmlns:v="urn:schemas-microsoft-com:vml" xmlns:wp14="http://schemas.microsoft.com/office/word/2010/wordprocessingDrawing" xmlns:wp="http://schemas.openxmlformats.org/drawingml/2006/wordprocessingDrawing" xmlns:w10="urn:schemas-microsoft-com:office:word" xmlns:w="http://schemas.openxmlformats.org/wordprocessingml/2006/main" xmlns:w14="http://schemas.microsoft.com/office/word/2010/wordml" xmlns:w15="http://schemas.microsoft.com/office/word/2012/wordml" xmlns:w16cex="http://schemas.microsoft.com/office/word/2018/wordml/cex" xmlns:w16cid="http://schemas.microsoft.com/office/word/2016/wordml/cid" xmlns:w16="http://schemas.microsoft.com/office/word/2018/wordml" xmlns:w16sdtdh="http://schemas.microsoft.com/office/word/2020/wordml/sdtdatahash" xmlns:w16se="http://schemas.microsoft.com/office/word/2015/wordml/symex" xmlns:wpg="http://schemas.microsoft.com/office/word/2010/wordprocessingGroup" xmlns:wpi="http://schemas.microsoft.com/office/word/2010/wordprocessingInk" xmlns:wne="http://schemas.microsoft.com/office/word/2006/wordml" xmlns:wps="http://schemas.microsoft.com/office/word/2010/wordprocessingShape" mc:Ignorable="w14 w15 w16se w16cid w16 w16cex w16sdtdh wp14">
+<w:endnotes xmlns:wpc="http://schemas.microsoft.com/office/word/2010/wordprocessingCanvas" xmlns:cx="http://schemas.microsoft.com/office/drawing/2014/chartex" xmlns:cx1="http://schemas.microsoft.com/office/drawing/2015/9/8/chartex" xmlns:cx2="http://schemas.microsoft.com/office/drawing/2015/10/21/chartex" xmlns:cx3="http://schemas.microsoft.com/office/drawing/2016/5/9/chartex" xmlns:cx4="http://schemas.microsoft.com/office/drawing/2016/5/10/chartex" xmlns:cx5="http://schemas.microsoft.com/office/drawing/2016/5/11/chartex" xmlns:cx6="http://schemas.microsoft.com/office/drawing/2016/5/12/chartex" xmlns:cx7="http://schemas.microsoft.com/office/drawing/2016/5/13/chartex" xmlns:cx8="http://schemas.microsoft.com/office/drawing/2016/5/14/chartex" xmlns:mc="http://schemas.openxmlformats.org/markup-compatibility/2006" xmlns:aink="http://schemas.microsoft.com/office/drawing/2016/ink" xmlns:am3d="http://schemas.microsoft.com/office/drawing/2017/model3d" xmlns:o="urn:schemas-microsoft-com:office:office" xmlns:oel="http://schemas.microsoft.com/office/2019/extlst" xmlns:r="http://schemas.openxmlformats.org/officeDocument/2006/relationships" xmlns:m="http://schemas.openxmlformats.org/officeDocument/2006/math" xmlns:v="urn:schemas-microsoft-com:vml" xmlns:wp14="http://schemas.microsoft.com/office/word/2010/wordprocessingDrawing" xmlns:wp="http://schemas.openxmlformats.org/drawingml/2006/wordprocessingDrawing" xmlns:w10="urn:schemas-microsoft-com:office:word" xmlns:w="http://schemas.openxmlformats.org/wordprocessingml/2006/main" xmlns:w14="http://schemas.microsoft.com/office/word/2010/wordml" xmlns:w15="http://schemas.microsoft.com/office/word/2012/wordml" xmlns:w16cex="http://schemas.microsoft.com/office/word/2018/wordml/cex" xmlns:w16cid="http://schemas.microsoft.com/office/word/2016/wordml/cid" xmlns:w16="http://schemas.microsoft.com/office/word/2018/wordml" xmlns:w16du="http://schemas.microsoft.com/office/word/2023/wordml/word16du" xmlns:w16sdtdh="http://schemas.microsoft.com/office/word/2020/wordml/sdtdatahash" xmlns:w16sdtfl="http://schemas.microsoft.com/office/word/2024/wordml/sdtformatlock" xmlns:w16se="http://schemas.microsoft.com/office/word/2015/wordml/symex" xmlns:wpg="http://schemas.microsoft.com/office/word/2010/wordprocessingGroup" xmlns:wpi="http://schemas.microsoft.com/office/word/2010/wordprocessingInk" xmlns:wne="http://schemas.microsoft.com/office/word/2006/wordml" xmlns:wps="http://schemas.microsoft.com/office/word/2010/wordprocessingShape" mc:Ignorable="w14 w15 w16se w16cid w16 w16cex w16sdtdh w16sdtfl w16du wp14">
   <w:endnote w:type="separator" w:id="-1">
     <w:p>
       <w:r>
@@ -13653,7 +13676,7 @@
 </file>
 
 <file path=word/footnotes.xml><?xml version="1.0" encoding="utf-8"?>
-<w:footnotes xmlns:wpc="http://schemas.microsoft.com/office/word/2010/wordprocessingCanvas" xmlns:cx="http://schemas.microsoft.com/office/drawing/2014/chartex" xmlns:cx1="http://schemas.microsoft.com/office/drawing/2015/9/8/chartex" xmlns:cx2="http://schemas.microsoft.com/office/drawing/2015/10/21/chartex" xmlns:cx3="http://schemas.microsoft.com/office/drawing/2016/5/9/chartex" xmlns:cx4="http://schemas.microsoft.com/office/drawing/2016/5/10/chartex" xmlns:cx5="http://schemas.microsoft.com/office/drawing/2016/5/11/chartex" xmlns:cx6="http://schemas.microsoft.com/office/drawing/2016/5/12/chartex" xmlns:cx7="http://schemas.microsoft.com/office/drawing/2016/5/13/chartex" xmlns:cx8="http://schemas.microsoft.com/office/drawing/2016/5/14/chartex" xmlns:mc="http://schemas.openxmlformats.org/markup-compatibility/2006" xmlns:aink="http://schemas.microsoft.com/office/drawing/2016/ink" xmlns:am3d="http://schemas.microsoft.com/office/drawing/2017/model3d" xmlns:o="urn:schemas-microsoft-com:office:office" xmlns:r="http://schemas.openxmlformats.org/officeDocument/2006/relationships" xmlns:m="http://schemas.openxmlformats.org/officeDocument/2006/math" xmlns:v="urn:schemas-microsoft-com:vml" xmlns:wp14="http://schemas.microsoft.com/office/word/2010/wordprocessingDrawing" xmlns:wp="http://schemas.openxmlformats.org/drawingml/2006/wordprocessingDrawing" xmlns:w10="urn:schemas-microsoft-com:office:word" xmlns:w="http://schemas.openxmlformats.org/wordprocessingml/2006/main" xmlns:w14="http://schemas.microsoft.com/office/word/2010/wordml" xmlns:w15="http://schemas.microsoft.com/office/word/2012/wordml" xmlns:w16cex="http://schemas.microsoft.com/office/word/2018/wordml/cex" xmlns:w16cid="http://schemas.microsoft.com/office/word/2016/wordml/cid" xmlns:w16="http://schemas.microsoft.com/office/word/2018/wordml" xmlns:w16sdtdh="http://schemas.microsoft.com/office/word/2020/wordml/sdtdatahash" xmlns:w16se="http://schemas.microsoft.com/office/word/2015/wordml/symex" xmlns:wpg="http://schemas.microsoft.com/office/word/2010/wordprocessingGroup" xmlns:wpi="http://schemas.microsoft.com/office/word/2010/wordprocessingInk" xmlns:wne="http://schemas.microsoft.com/office/word/2006/wordml" xmlns:wps="http://schemas.microsoft.com/office/word/2010/wordprocessingShape" mc:Ignorable="w14 w15 w16se w16cid w16 w16cex w16sdtdh wp14">
+<w:footnotes xmlns:wpc="http://schemas.microsoft.com/office/word/2010/wordprocessingCanvas" xmlns:cx="http://schemas.microsoft.com/office/drawing/2014/chartex" xmlns:cx1="http://schemas.microsoft.com/office/drawing/2015/9/8/chartex" xmlns:cx2="http://schemas.microsoft.com/office/drawing/2015/10/21/chartex" xmlns:cx3="http://schemas.microsoft.com/office/drawing/2016/5/9/chartex" xmlns:cx4="http://schemas.microsoft.com/office/drawing/2016/5/10/chartex" xmlns:cx5="http://schemas.microsoft.com/office/drawing/2016/5/11/chartex" xmlns:cx6="http://schemas.microsoft.com/office/drawing/2016/5/12/chartex" xmlns:cx7="http://schemas.microsoft.com/office/drawing/2016/5/13/chartex" xmlns:cx8="http://schemas.microsoft.com/office/drawing/2016/5/14/chartex" xmlns:mc="http://schemas.openxmlformats.org/markup-compatibility/2006" xmlns:aink="http://schemas.microsoft.com/office/drawing/2016/ink" xmlns:am3d="http://schemas.microsoft.com/office/drawing/2017/model3d" xmlns:o="urn:schemas-microsoft-com:office:office" xmlns:oel="http://schemas.microsoft.com/office/2019/extlst" xmlns:r="http://schemas.openxmlformats.org/officeDocument/2006/relationships" xmlns:m="http://schemas.openxmlformats.org/officeDocument/2006/math" xmlns:v="urn:schemas-microsoft-com:vml" xmlns:wp14="http://schemas.microsoft.com/office/word/2010/wordprocessingDrawing" xmlns:wp="http://schemas.openxmlformats.org/drawingml/2006/wordprocessingDrawing" xmlns:w10="urn:schemas-microsoft-com:office:word" xmlns:w="http://schemas.openxmlformats.org/wordprocessingml/2006/main" xmlns:w14="http://schemas.microsoft.com/office/word/2010/wordml" xmlns:w15="http://schemas.microsoft.com/office/word/2012/wordml" xmlns:w16cex="http://schemas.microsoft.com/office/word/2018/wordml/cex" xmlns:w16cid="http://schemas.microsoft.com/office/word/2016/wordml/cid" xmlns:w16="http://schemas.microsoft.com/office/word/2018/wordml" xmlns:w16du="http://schemas.microsoft.com/office/word/2023/wordml/word16du" xmlns:w16sdtdh="http://schemas.microsoft.com/office/word/2020/wordml/sdtdatahash" xmlns:w16sdtfl="http://schemas.microsoft.com/office/word/2024/wordml/sdtformatlock" xmlns:w16se="http://schemas.microsoft.com/office/word/2015/wordml/symex" xmlns:wpg="http://schemas.microsoft.com/office/word/2010/wordprocessingGroup" xmlns:wpi="http://schemas.microsoft.com/office/word/2010/wordprocessingInk" xmlns:wne="http://schemas.microsoft.com/office/word/2006/wordml" xmlns:wps="http://schemas.microsoft.com/office/word/2010/wordprocessingShape" mc:Ignorable="w14 w15 w16se w16cid w16 w16cex w16sdtdh w16sdtfl w16du wp14">
   <w:footnote w:type="separator" w:id="-1">
     <w:p>
       <w:r>
@@ -13672,7 +13695,7 @@
 </file>
 
 <file path=word/numbering.xml><?xml version="1.0" encoding="utf-8"?>
-<w:numbering xmlns:wpc="http://schemas.microsoft.com/office/word/2010/wordprocessingCanvas" xmlns:cx="http://schemas.microsoft.com/office/drawing/2014/chartex" xmlns:cx1="http://schemas.microsoft.com/office/drawing/2015/9/8/chartex" xmlns:cx2="http://schemas.microsoft.com/office/drawing/2015/10/21/chartex" xmlns:cx3="http://schemas.microsoft.com/office/drawing/2016/5/9/chartex" xmlns:cx4="http://schemas.microsoft.com/office/drawing/2016/5/10/chartex" xmlns:cx5="http://schemas.microsoft.com/office/drawing/2016/5/11/chartex" xmlns:cx6="http://schemas.microsoft.com/office/drawing/2016/5/12/chartex" xmlns:cx7="http://schemas.microsoft.com/office/drawing/2016/5/13/chartex" xmlns:cx8="http://schemas.microsoft.com/office/drawing/2016/5/14/chartex" xmlns:mc="http://schemas.openxmlformats.org/markup-compatibility/2006" xmlns:aink="http://schemas.microsoft.com/office/drawing/2016/ink" xmlns:am3d="http://schemas.microsoft.com/office/drawing/2017/model3d" xmlns:o="urn:schemas-microsoft-com:office:office" xmlns:r="http://schemas.openxmlformats.org/officeDocument/2006/relationships" xmlns:m="http://schemas.openxmlformats.org/officeDocument/2006/math" xmlns:v="urn:schemas-microsoft-com:vml" xmlns:wp14="http://schemas.microsoft.com/office/word/2010/wordprocessingDrawing" xmlns:wp="http://schemas.openxmlformats.org/drawingml/2006/wordprocessingDrawing" xmlns:w10="urn:schemas-microsoft-com:office:word" xmlns:w="http://schemas.openxmlformats.org/wordprocessingml/2006/main" xmlns:w14="http://schemas.microsoft.com/office/word/2010/wordml" xmlns:w15="http://schemas.microsoft.com/office/word/2012/wordml" xmlns:w16cex="http://schemas.microsoft.com/office/word/2018/wordml/cex" xmlns:w16cid="http://schemas.microsoft.com/office/word/2016/wordml/cid" xmlns:w16="http://schemas.microsoft.com/office/word/2018/wordml" xmlns:w16sdtdh="http://schemas.microsoft.com/office/word/2020/wordml/sdtdatahash" xmlns:w16se="http://schemas.microsoft.com/office/word/2015/wordml/symex" xmlns:wpg="http://schemas.microsoft.com/office/word/2010/wordprocessingGroup" xmlns:wpi="http://schemas.microsoft.com/office/word/2010/wordprocessingInk" xmlns:wne="http://schemas.microsoft.com/office/word/2006/wordml" xmlns:wps="http://schemas.microsoft.com/office/word/2010/wordprocessingShape" mc:Ignorable="w14 w15 w16se w16cid w16 w16cex w16sdtdh wp14">
+<w:numbering xmlns:wpc="http://schemas.microsoft.com/office/word/2010/wordprocessingCanvas" xmlns:cx="http://schemas.microsoft.com/office/drawing/2014/chartex" xmlns:cx1="http://schemas.microsoft.com/office/drawing/2015/9/8/chartex" xmlns:cx2="http://schemas.microsoft.com/office/drawing/2015/10/21/chartex" xmlns:cx3="http://schemas.microsoft.com/office/drawing/2016/5/9/chartex" xmlns:cx4="http://schemas.microsoft.com/office/drawing/2016/5/10/chartex" xmlns:cx5="http://schemas.microsoft.com/office/drawing/2016/5/11/chartex" xmlns:cx6="http://schemas.microsoft.com/office/drawing/2016/5/12/chartex" xmlns:cx7="http://schemas.microsoft.com/office/drawing/2016/5/13/chartex" xmlns:cx8="http://schemas.microsoft.com/office/drawing/2016/5/14/chartex" xmlns:mc="http://schemas.openxmlformats.org/markup-compatibility/2006" xmlns:aink="http://schemas.microsoft.com/office/drawing/2016/ink" xmlns:am3d="http://schemas.microsoft.com/office/drawing/2017/model3d" xmlns:o="urn:schemas-microsoft-com:office:office" xmlns:oel="http://schemas.microsoft.com/office/2019/extlst" xmlns:r="http://schemas.openxmlformats.org/officeDocument/2006/relationships" xmlns:m="http://schemas.openxmlformats.org/officeDocument/2006/math" xmlns:v="urn:schemas-microsoft-com:vml" xmlns:wp14="http://schemas.microsoft.com/office/word/2010/wordprocessingDrawing" xmlns:wp="http://schemas.openxmlformats.org/drawingml/2006/wordprocessingDrawing" xmlns:w10="urn:schemas-microsoft-com:office:word" xmlns:w="http://schemas.openxmlformats.org/wordprocessingml/2006/main" xmlns:w14="http://schemas.microsoft.com/office/word/2010/wordml" xmlns:w15="http://schemas.microsoft.com/office/word/2012/wordml" xmlns:w16cex="http://schemas.microsoft.com/office/word/2018/wordml/cex" xmlns:w16cid="http://schemas.microsoft.com/office/word/2016/wordml/cid" xmlns:w16="http://schemas.microsoft.com/office/word/2018/wordml" xmlns:w16du="http://schemas.microsoft.com/office/word/2023/wordml/word16du" xmlns:w16sdtdh="http://schemas.microsoft.com/office/word/2020/wordml/sdtdatahash" xmlns:w16sdtfl="http://schemas.microsoft.com/office/word/2024/wordml/sdtformatlock" xmlns:w16se="http://schemas.microsoft.com/office/word/2015/wordml/symex" xmlns:wpg="http://schemas.microsoft.com/office/word/2010/wordprocessingGroup" xmlns:wpi="http://schemas.microsoft.com/office/word/2010/wordprocessingInk" xmlns:wne="http://schemas.microsoft.com/office/word/2006/wordml" xmlns:wps="http://schemas.microsoft.com/office/word/2010/wordprocessingShape" mc:Ignorable="w14 w15 w16se w16cid w16 w16cex w16sdtdh w16sdtfl w16du wp14">
   <w:abstractNum w:abstractNumId="0" w15:restartNumberingAfterBreak="0">
     <w:nsid w:val="069D748F"/>
     <w:multiLevelType w:val="hybridMultilevel"/>
@@ -16380,73 +16403,73 @@
       </w:pPr>
     </w:lvl>
   </w:abstractNum>
-  <w:num w:numId="1">
+  <w:num w:numId="1" w16cid:durableId="2021001467">
     <w:abstractNumId w:val="26"/>
   </w:num>
-  <w:num w:numId="2">
+  <w:num w:numId="2" w16cid:durableId="51584459">
     <w:abstractNumId w:val="6"/>
   </w:num>
-  <w:num w:numId="3">
+  <w:num w:numId="3" w16cid:durableId="2095588695">
     <w:abstractNumId w:val="18"/>
   </w:num>
-  <w:num w:numId="4">
+  <w:num w:numId="4" w16cid:durableId="1682656366">
     <w:abstractNumId w:val="20"/>
   </w:num>
-  <w:num w:numId="5">
+  <w:num w:numId="5" w16cid:durableId="537278958">
     <w:abstractNumId w:val="8"/>
   </w:num>
-  <w:num w:numId="6">
+  <w:num w:numId="6" w16cid:durableId="1545556877">
     <w:abstractNumId w:val="21"/>
   </w:num>
-  <w:num w:numId="7">
+  <w:num w:numId="7" w16cid:durableId="91124141">
     <w:abstractNumId w:val="22"/>
   </w:num>
-  <w:num w:numId="8">
+  <w:num w:numId="8" w16cid:durableId="1859587059">
     <w:abstractNumId w:val="13"/>
   </w:num>
-  <w:num w:numId="9">
+  <w:num w:numId="9" w16cid:durableId="751388923">
     <w:abstractNumId w:val="23"/>
   </w:num>
-  <w:num w:numId="10">
+  <w:num w:numId="10" w16cid:durableId="1514034610">
     <w:abstractNumId w:val="5"/>
   </w:num>
-  <w:num w:numId="11">
+  <w:num w:numId="11" w16cid:durableId="1569459867">
     <w:abstractNumId w:val="14"/>
   </w:num>
-  <w:num w:numId="12">
+  <w:num w:numId="12" w16cid:durableId="1053119618">
     <w:abstractNumId w:val="27"/>
   </w:num>
-  <w:num w:numId="13">
+  <w:num w:numId="13" w16cid:durableId="1350910610">
     <w:abstractNumId w:val="19"/>
   </w:num>
-  <w:num w:numId="14">
+  <w:num w:numId="14" w16cid:durableId="1820879824">
     <w:abstractNumId w:val="0"/>
   </w:num>
-  <w:num w:numId="15">
+  <w:num w:numId="15" w16cid:durableId="957686843">
     <w:abstractNumId w:val="16"/>
   </w:num>
-  <w:num w:numId="16">
+  <w:num w:numId="16" w16cid:durableId="1977223376">
     <w:abstractNumId w:val="15"/>
   </w:num>
-  <w:num w:numId="17">
+  <w:num w:numId="17" w16cid:durableId="330910864">
     <w:abstractNumId w:val="24"/>
   </w:num>
-  <w:num w:numId="18">
+  <w:num w:numId="18" w16cid:durableId="230118458">
     <w:abstractNumId w:val="17"/>
   </w:num>
-  <w:num w:numId="19">
+  <w:num w:numId="19" w16cid:durableId="1331910504">
     <w:abstractNumId w:val="2"/>
   </w:num>
-  <w:num w:numId="20">
+  <w:num w:numId="20" w16cid:durableId="1828590854">
     <w:abstractNumId w:val="25"/>
   </w:num>
-  <w:num w:numId="21">
+  <w:num w:numId="21" w16cid:durableId="1953777520">
     <w:abstractNumId w:val="3"/>
   </w:num>
-  <w:num w:numId="22">
+  <w:num w:numId="22" w16cid:durableId="1463503729">
     <w:abstractNumId w:val="28"/>
   </w:num>
-  <w:num w:numId="23">
+  <w:num w:numId="23" w16cid:durableId="1807579029">
     <w:abstractNumId w:val="26"/>
     <w:lvlOverride w:ilvl="0">
       <w:startOverride w:val="1"/>
@@ -16476,22 +16499,22 @@
       <w:startOverride w:val="1"/>
     </w:lvlOverride>
   </w:num>
-  <w:num w:numId="24">
+  <w:num w:numId="24" w16cid:durableId="1426001941">
     <w:abstractNumId w:val="12"/>
   </w:num>
-  <w:num w:numId="25">
+  <w:num w:numId="25" w16cid:durableId="1552427468">
     <w:abstractNumId w:val="11"/>
   </w:num>
-  <w:num w:numId="26">
+  <w:num w:numId="26" w16cid:durableId="1396048828">
     <w:abstractNumId w:val="7"/>
   </w:num>
-  <w:num w:numId="27">
+  <w:num w:numId="27" w16cid:durableId="949432327">
     <w:abstractNumId w:val="1"/>
   </w:num>
-  <w:num w:numId="28">
+  <w:num w:numId="28" w16cid:durableId="1450588912">
     <w:abstractNumId w:val="10"/>
   </w:num>
-  <w:num w:numId="29">
+  <w:num w:numId="29" w16cid:durableId="1054743081">
     <w:abstractNumId w:val="5"/>
     <w:lvlOverride w:ilvl="0">
       <w:startOverride w:val="1"/>
@@ -16521,17 +16544,17 @@
       <w:startOverride w:val="1"/>
     </w:lvlOverride>
   </w:num>
-  <w:num w:numId="30">
+  <w:num w:numId="30" w16cid:durableId="497309916">
     <w:abstractNumId w:val="9"/>
   </w:num>
-  <w:num w:numId="31">
+  <w:num w:numId="31" w16cid:durableId="621494914">
     <w:abstractNumId w:val="4"/>
   </w:num>
 </w:numbering>
 </file>
 
 <file path=word/styles.xml><?xml version="1.0" encoding="utf-8"?>
-<w:styles xmlns:mc="http://schemas.openxmlformats.org/markup-compatibility/2006" xmlns:r="http://schemas.openxmlformats.org/officeDocument/2006/relationships" xmlns:w="http://schemas.openxmlformats.org/wordprocessingml/2006/main" xmlns:w14="http://schemas.microsoft.com/office/word/2010/wordml" xmlns:w15="http://schemas.microsoft.com/office/word/2012/wordml" xmlns:w16cex="http://schemas.microsoft.com/office/word/2018/wordml/cex" xmlns:w16cid="http://schemas.microsoft.com/office/word/2016/wordml/cid" xmlns:w16="http://schemas.microsoft.com/office/word/2018/wordml" xmlns:w16sdtdh="http://schemas.microsoft.com/office/word/2020/wordml/sdtdatahash" xmlns:w16se="http://schemas.microsoft.com/office/word/2015/wordml/symex" mc:Ignorable="w14 w15 w16se w16cid w16 w16cex w16sdtdh">
+<w:styles xmlns:mc="http://schemas.openxmlformats.org/markup-compatibility/2006" xmlns:r="http://schemas.openxmlformats.org/officeDocument/2006/relationships" xmlns:w="http://schemas.openxmlformats.org/wordprocessingml/2006/main" xmlns:w14="http://schemas.microsoft.com/office/word/2010/wordml" xmlns:w15="http://schemas.microsoft.com/office/word/2012/wordml" xmlns:w16cex="http://schemas.microsoft.com/office/word/2018/wordml/cex" xmlns:w16cid="http://schemas.microsoft.com/office/word/2016/wordml/cid" xmlns:w16="http://schemas.microsoft.com/office/word/2018/wordml" xmlns:w16du="http://schemas.microsoft.com/office/word/2023/wordml/word16du" xmlns:w16sdtdh="http://schemas.microsoft.com/office/word/2020/wordml/sdtdatahash" xmlns:w16sdtfl="http://schemas.microsoft.com/office/word/2024/wordml/sdtformatlock" xmlns:w16se="http://schemas.microsoft.com/office/word/2015/wordml/symex" mc:Ignorable="w14 w15 w16se w16cid w16 w16cex w16sdtdh w16sdtfl w16du">
   <w:docDefaults>
     <w:rPrDefault>
       <w:rPr>

--- a/files/简历.docx
+++ b/files/简历.docx
@@ -1,6 +1,6 @@
 
 <file path=word/document.xml><?xml version="1.0" encoding="utf-8"?>
-<w:document xmlns:wpc="http://schemas.microsoft.com/office/word/2010/wordprocessingCanvas" xmlns:cx="http://schemas.microsoft.com/office/drawing/2014/chartex" xmlns:cx1="http://schemas.microsoft.com/office/drawing/2015/9/8/chartex" xmlns:cx2="http://schemas.microsoft.com/office/drawing/2015/10/21/chartex" xmlns:cx3="http://schemas.microsoft.com/office/drawing/2016/5/9/chartex" xmlns:cx4="http://schemas.microsoft.com/office/drawing/2016/5/10/chartex" xmlns:cx5="http://schemas.microsoft.com/office/drawing/2016/5/11/chartex" xmlns:cx6="http://schemas.microsoft.com/office/drawing/2016/5/12/chartex" xmlns:cx7="http://schemas.microsoft.com/office/drawing/2016/5/13/chartex" xmlns:cx8="http://schemas.microsoft.com/office/drawing/2016/5/14/chartex" xmlns:mc="http://schemas.openxmlformats.org/markup-compatibility/2006" xmlns:aink="http://schemas.microsoft.com/office/drawing/2016/ink" xmlns:am3d="http://schemas.microsoft.com/office/drawing/2017/model3d" xmlns:o="urn:schemas-microsoft-com:office:office" xmlns:oel="http://schemas.microsoft.com/office/2019/extlst" xmlns:r="http://schemas.openxmlformats.org/officeDocument/2006/relationships" xmlns:m="http://schemas.openxmlformats.org/officeDocument/2006/math" xmlns:v="urn:schemas-microsoft-com:vml" xmlns:wp14="http://schemas.microsoft.com/office/word/2010/wordprocessingDrawing" xmlns:wp="http://schemas.openxmlformats.org/drawingml/2006/wordprocessingDrawing" xmlns:w10="urn:schemas-microsoft-com:office:word" xmlns:w="http://schemas.openxmlformats.org/wordprocessingml/2006/main" xmlns:w14="http://schemas.microsoft.com/office/word/2010/wordml" xmlns:w15="http://schemas.microsoft.com/office/word/2012/wordml" xmlns:w16cex="http://schemas.microsoft.com/office/word/2018/wordml/cex" xmlns:w16cid="http://schemas.microsoft.com/office/word/2016/wordml/cid" xmlns:w16="http://schemas.microsoft.com/office/word/2018/wordml" xmlns:w16du="http://schemas.microsoft.com/office/word/2023/wordml/word16du" xmlns:w16sdtdh="http://schemas.microsoft.com/office/word/2020/wordml/sdtdatahash" xmlns:w16sdtfl="http://schemas.microsoft.com/office/word/2024/wordml/sdtformatlock" xmlns:w16se="http://schemas.microsoft.com/office/word/2015/wordml/symex" xmlns:wpg="http://schemas.microsoft.com/office/word/2010/wordprocessingGroup" xmlns:wpi="http://schemas.microsoft.com/office/word/2010/wordprocessingInk" xmlns:wne="http://schemas.microsoft.com/office/word/2006/wordml" xmlns:wps="http://schemas.microsoft.com/office/word/2010/wordprocessingShape" mc:Ignorable="w14 w15 w16se w16cid w16 w16cex w16sdtdh w16sdtfl w16du wp14">
+<w:document xmlns:wpc="http://schemas.microsoft.com/office/word/2010/wordprocessingCanvas" xmlns:cx="http://schemas.microsoft.com/office/drawing/2014/chartex" xmlns:cx1="http://schemas.microsoft.com/office/drawing/2015/9/8/chartex" xmlns:cx2="http://schemas.microsoft.com/office/drawing/2015/10/21/chartex" xmlns:cx3="http://schemas.microsoft.com/office/drawing/2016/5/9/chartex" xmlns:cx4="http://schemas.microsoft.com/office/drawing/2016/5/10/chartex" xmlns:cx5="http://schemas.microsoft.com/office/drawing/2016/5/11/chartex" xmlns:cx6="http://schemas.microsoft.com/office/drawing/2016/5/12/chartex" xmlns:cx7="http://schemas.microsoft.com/office/drawing/2016/5/13/chartex" xmlns:cx8="http://schemas.microsoft.com/office/drawing/2016/5/14/chartex" xmlns:mc="http://schemas.openxmlformats.org/markup-compatibility/2006" xmlns:aink="http://schemas.microsoft.com/office/drawing/2016/ink" xmlns:am3d="http://schemas.microsoft.com/office/drawing/2017/model3d" xmlns:o="urn:schemas-microsoft-com:office:office" xmlns:r="http://schemas.openxmlformats.org/officeDocument/2006/relationships" xmlns:m="http://schemas.openxmlformats.org/officeDocument/2006/math" xmlns:v="urn:schemas-microsoft-com:vml" xmlns:wp14="http://schemas.microsoft.com/office/word/2010/wordprocessingDrawing" xmlns:wp="http://schemas.openxmlformats.org/drawingml/2006/wordprocessingDrawing" xmlns:w10="urn:schemas-microsoft-com:office:word" xmlns:w="http://schemas.openxmlformats.org/wordprocessingml/2006/main" xmlns:w14="http://schemas.microsoft.com/office/word/2010/wordml" xmlns:w15="http://schemas.microsoft.com/office/word/2012/wordml" xmlns:w16cex="http://schemas.microsoft.com/office/word/2018/wordml/cex" xmlns:w16cid="http://schemas.microsoft.com/office/word/2016/wordml/cid" xmlns:w16="http://schemas.microsoft.com/office/word/2018/wordml" xmlns:w16sdtdh="http://schemas.microsoft.com/office/word/2020/wordml/sdtdatahash" xmlns:w16se="http://schemas.microsoft.com/office/word/2015/wordml/symex" xmlns:wpg="http://schemas.microsoft.com/office/word/2010/wordprocessingGroup" xmlns:wpi="http://schemas.microsoft.com/office/word/2010/wordprocessingInk" xmlns:wne="http://schemas.microsoft.com/office/word/2006/wordml" xmlns:wps="http://schemas.microsoft.com/office/word/2010/wordprocessingShape" mc:Ignorable="w14 w15 w16se w16cid w16 w16cex w16sdtdh wp14">
   <w:body>
     <w:tbl>
       <w:tblPr>
@@ -170,7 +170,7 @@
                 <w:sz w:val="24"/>
                 <w:szCs w:val="24"/>
               </w:rPr>
-              <w:t>福建莆田人，工学博士</w:t>
+              <w:t>工学博士</w:t>
             </w:r>
             <w:r>
               <w:rPr>
@@ -338,7 +338,15 @@
                 <w:sz w:val="24"/>
                 <w:szCs w:val="24"/>
               </w:rPr>
-              <w:t>11</w:t>
+              <w:t>1</w:t>
+            </w:r>
+            <w:r>
+              <w:rPr>
+                <w:rFonts w:ascii="Times New Roman" w:eastAsia="仿宋" w:hAnsi="Times New Roman"/>
+                <w:sz w:val="24"/>
+                <w:szCs w:val="24"/>
+              </w:rPr>
+              <w:t>6</w:t>
             </w:r>
             <w:r>
               <w:rPr>
@@ -786,50 +794,6 @@
                 <w:szCs w:val="24"/>
               </w:rPr>
               <w:t>.edu.com</w:t>
-            </w:r>
-          </w:p>
-          <w:p>
-            <w:pPr>
-              <w:jc w:val="left"/>
-              <w:rPr>
-                <w:rFonts w:ascii="Times New Roman" w:eastAsia="仿宋" w:hAnsi="Times New Roman"/>
-                <w:sz w:val="24"/>
-                <w:szCs w:val="24"/>
-              </w:rPr>
-            </w:pPr>
-            <w:r>
-              <w:rPr>
-                <w:rFonts w:ascii="Times New Roman" w:eastAsia="仿宋" w:hAnsi="Times New Roman" w:hint="eastAsia"/>
-                <w:b/>
-                <w:bCs/>
-                <w:sz w:val="24"/>
-                <w:szCs w:val="24"/>
-              </w:rPr>
-              <w:t>电　　话：</w:t>
-            </w:r>
-            <w:r>
-              <w:rPr>
-                <w:rFonts w:ascii="Times New Roman" w:eastAsia="仿宋" w:hAnsi="Times New Roman" w:hint="eastAsia"/>
-                <w:sz w:val="24"/>
-                <w:szCs w:val="24"/>
-              </w:rPr>
-              <w:t>1</w:t>
-            </w:r>
-            <w:r>
-              <w:rPr>
-                <w:rFonts w:ascii="Times New Roman" w:eastAsia="仿宋" w:hAnsi="Times New Roman"/>
-                <w:sz w:val="24"/>
-                <w:szCs w:val="24"/>
-              </w:rPr>
-              <w:t>5300611267</w:t>
-            </w:r>
-            <w:r>
-              <w:rPr>
-                <w:rFonts w:ascii="Times New Roman" w:eastAsia="仿宋" w:hAnsi="Times New Roman" w:hint="eastAsia"/>
-                <w:sz w:val="24"/>
-                <w:szCs w:val="24"/>
-              </w:rPr>
-              <w:t>（微信）</w:t>
             </w:r>
           </w:p>
         </w:tc>
@@ -2161,7 +2125,6 @@
                 <w:sz w:val="32"/>
                 <w:szCs w:val="32"/>
               </w:rPr>
-              <w:lastRenderedPageBreak/>
               <w:t>学术</w:t>
             </w:r>
             <w:r>
@@ -2302,6 +2265,7 @@
                 <w:sz w:val="24"/>
                 <w:szCs w:val="24"/>
               </w:rPr>
+              <w:lastRenderedPageBreak/>
               <w:t>英文期刊论文</w:t>
             </w:r>
           </w:p>
@@ -5075,8 +5039,16 @@
           </w:p>
           <w:p>
             <w:pPr>
-              <w:rPr>
-                <w:rFonts w:ascii="Times New Roman" w:eastAsia="仿宋" w:hAnsi="Times New Roman"/>
+              <w:pStyle w:val="a3"/>
+              <w:numPr>
+                <w:ilvl w:val="0"/>
+                <w:numId w:val="14"/>
+              </w:numPr>
+              <w:ind w:firstLineChars="0"/>
+              <w:rPr>
+                <w:rFonts w:ascii="Times New Roman" w:eastAsia="仿宋" w:hAnsi="Times New Roman"/>
+                <w:b/>
+                <w:bCs/>
                 <w:sz w:val="24"/>
                 <w:szCs w:val="24"/>
               </w:rPr>
@@ -5084,50 +5056,12 @@
             <w:r>
               <w:rPr>
                 <w:rFonts w:ascii="Times New Roman" w:eastAsia="仿宋" w:hAnsi="Times New Roman" w:hint="eastAsia"/>
-                <w:sz w:val="24"/>
-                <w:szCs w:val="24"/>
-              </w:rPr>
-              <w:t>（</w:t>
-            </w:r>
-            <w:r>
-              <w:rPr>
-                <w:rFonts w:ascii="Times New Roman" w:eastAsia="仿宋" w:hAnsi="Times New Roman" w:hint="eastAsia"/>
-                <w:sz w:val="24"/>
-                <w:szCs w:val="24"/>
-              </w:rPr>
-              <w:t>以下为</w:t>
-            </w:r>
-            <w:r>
-              <w:rPr>
-                <w:rFonts w:ascii="Times New Roman" w:eastAsia="仿宋" w:hAnsi="Times New Roman" w:hint="eastAsia"/>
-                <w:sz w:val="24"/>
-                <w:szCs w:val="24"/>
-              </w:rPr>
-              <w:t>已投稿</w:t>
-            </w:r>
-            <w:r>
-              <w:rPr>
-                <w:rFonts w:ascii="Times New Roman" w:eastAsia="仿宋" w:hAnsi="Times New Roman" w:hint="eastAsia"/>
-                <w:sz w:val="24"/>
-                <w:szCs w:val="24"/>
-              </w:rPr>
-              <w:t>或</w:t>
-            </w:r>
-            <w:r>
-              <w:rPr>
-                <w:rFonts w:ascii="Times New Roman" w:eastAsia="仿宋" w:hAnsi="Times New Roman" w:hint="eastAsia"/>
-                <w:sz w:val="24"/>
-                <w:szCs w:val="24"/>
-              </w:rPr>
-              <w:t>录用待刊的论文</w:t>
-            </w:r>
-            <w:r>
-              <w:rPr>
-                <w:rFonts w:ascii="Times New Roman" w:eastAsia="仿宋" w:hAnsi="Times New Roman" w:hint="eastAsia"/>
-                <w:sz w:val="24"/>
-                <w:szCs w:val="24"/>
-              </w:rPr>
-              <w:t>）</w:t>
+                <w:b/>
+                <w:bCs/>
+                <w:sz w:val="24"/>
+                <w:szCs w:val="24"/>
+              </w:rPr>
+              <w:t>中文期刊论文</w:t>
             </w:r>
           </w:p>
           <w:p>
@@ -5135,7 +5069,7 @@
               <w:pStyle w:val="a3"/>
               <w:numPr>
                 <w:ilvl w:val="0"/>
-                <w:numId w:val="1"/>
+                <w:numId w:val="24"/>
               </w:numPr>
               <w:ind w:firstLineChars="0"/>
               <w:rPr>
@@ -5146,69 +5080,307 @@
             </w:pPr>
             <w:r>
               <w:rPr>
-                <w:rFonts w:ascii="Times New Roman" w:eastAsia="仿宋" w:hAnsi="Times New Roman"/>
-                <w:sz w:val="24"/>
-                <w:szCs w:val="24"/>
-              </w:rPr>
-              <w:t xml:space="preserve">Chang, J.-Q., Huang, H.-W., Yin, Z.-Y.*, Zhang, D.-M., </w:t>
-            </w:r>
-            <w:r>
-              <w:rPr>
-                <w:rFonts w:ascii="Times New Roman" w:eastAsia="仿宋" w:hAnsi="Times New Roman"/>
+                <w:rFonts w:ascii="Times New Roman" w:eastAsia="仿宋" w:hAnsi="Times New Roman" w:hint="eastAsia"/>
                 <w:b/>
                 <w:bCs/>
                 <w:sz w:val="24"/>
                 <w:szCs w:val="24"/>
               </w:rPr>
-              <w:t>Lin, W.</w:t>
-            </w:r>
-            <w:r>
-              <w:rPr>
-                <w:rFonts w:ascii="Times New Roman" w:eastAsia="仿宋" w:hAnsi="Times New Roman"/>
-                <w:sz w:val="24"/>
-                <w:szCs w:val="24"/>
-              </w:rPr>
-              <w:t>, &amp; Zhang, N. (202</w:t>
-            </w:r>
-            <w:r>
-              <w:rPr>
-                <w:rFonts w:ascii="Times New Roman" w:eastAsia="仿宋" w:hAnsi="Times New Roman"/>
-                <w:sz w:val="24"/>
-                <w:szCs w:val="24"/>
-              </w:rPr>
-              <w:t>6</w:t>
-            </w:r>
-            <w:r>
-              <w:rPr>
-                <w:rFonts w:ascii="Times New Roman" w:eastAsia="仿宋" w:hAnsi="Times New Roman"/>
-                <w:sz w:val="24"/>
-                <w:szCs w:val="24"/>
-              </w:rPr>
-              <w:t xml:space="preserve">). </w:t>
-            </w:r>
-            <w:r>
-              <w:rPr>
-                <w:rFonts w:ascii="Times New Roman" w:eastAsia="仿宋" w:hAnsi="Times New Roman"/>
-                <w:sz w:val="24"/>
-                <w:szCs w:val="24"/>
-              </w:rPr>
-              <w:t>Physics-informed machine learning method to predict displacement of existing tunnels induced by undercrossing construction: A case study</w:t>
-            </w:r>
-            <w:r>
-              <w:rPr>
-                <w:rFonts w:ascii="Times New Roman" w:eastAsia="仿宋" w:hAnsi="Times New Roman"/>
-                <w:sz w:val="24"/>
-                <w:szCs w:val="24"/>
-              </w:rPr>
-              <w:t>. Underground Spac</w:t>
-            </w:r>
-            <w:r>
-              <w:rPr>
-                <w:rFonts w:ascii="Times New Roman" w:eastAsia="仿宋" w:hAnsi="Times New Roman" w:hint="eastAsia"/>
-                <w:sz w:val="24"/>
-                <w:szCs w:val="24"/>
-              </w:rPr>
-              <w:t>e</w:t>
+              <w:t>林威</w:t>
+            </w:r>
+            <w:r>
+              <w:rPr>
+                <w:rFonts w:ascii="Times New Roman" w:eastAsia="仿宋" w:hAnsi="Times New Roman" w:hint="eastAsia"/>
+                <w:sz w:val="24"/>
+                <w:szCs w:val="24"/>
+              </w:rPr>
+              <w:t>,</w:t>
+            </w:r>
+            <w:r>
+              <w:rPr>
+                <w:rFonts w:ascii="Times New Roman" w:eastAsia="仿宋" w:hAnsi="Times New Roman"/>
+                <w:sz w:val="24"/>
+                <w:szCs w:val="24"/>
+              </w:rPr>
+              <w:t xml:space="preserve"> </w:t>
+            </w:r>
+            <w:r>
+              <w:rPr>
+                <w:rFonts w:ascii="Times New Roman" w:eastAsia="仿宋" w:hAnsi="Times New Roman" w:hint="eastAsia"/>
+                <w:sz w:val="24"/>
+                <w:szCs w:val="24"/>
+                <w:u w:val="single"/>
+              </w:rPr>
+              <w:t>谢雄耀</w:t>
+            </w:r>
+            <w:r>
+              <w:rPr>
+                <w:rFonts w:ascii="Times New Roman" w:eastAsia="仿宋" w:hAnsi="Times New Roman"/>
+                <w:sz w:val="24"/>
+                <w:szCs w:val="24"/>
+              </w:rPr>
+              <w:t>*</w:t>
+            </w:r>
+            <w:r>
+              <w:rPr>
+                <w:rFonts w:ascii="Times New Roman" w:eastAsia="仿宋" w:hAnsi="Times New Roman" w:hint="eastAsia"/>
+                <w:sz w:val="24"/>
+                <w:szCs w:val="24"/>
+              </w:rPr>
+              <w:t>,</w:t>
+            </w:r>
+            <w:r>
+              <w:rPr>
+                <w:rFonts w:ascii="Times New Roman" w:eastAsia="仿宋" w:hAnsi="Times New Roman"/>
+                <w:sz w:val="24"/>
+                <w:szCs w:val="24"/>
+              </w:rPr>
+              <w:t xml:space="preserve"> </w:t>
+            </w:r>
+            <w:r>
+              <w:rPr>
+                <w:rFonts w:ascii="Times New Roman" w:eastAsia="仿宋" w:hAnsi="Times New Roman" w:hint="eastAsia"/>
+                <w:sz w:val="24"/>
+                <w:szCs w:val="24"/>
+              </w:rPr>
+              <w:t>关振长</w:t>
+            </w:r>
+            <w:r>
+              <w:rPr>
+                <w:rFonts w:ascii="Times New Roman" w:eastAsia="仿宋" w:hAnsi="Times New Roman" w:hint="eastAsia"/>
+                <w:sz w:val="24"/>
+                <w:szCs w:val="24"/>
+              </w:rPr>
+              <w:t>,</w:t>
+            </w:r>
+            <w:r>
+              <w:rPr>
+                <w:rFonts w:ascii="Times New Roman" w:eastAsia="仿宋" w:hAnsi="Times New Roman"/>
+                <w:sz w:val="24"/>
+                <w:szCs w:val="24"/>
+              </w:rPr>
+              <w:t xml:space="preserve"> &amp; </w:t>
+            </w:r>
+            <w:r>
+              <w:rPr>
+                <w:rFonts w:ascii="Times New Roman" w:eastAsia="仿宋" w:hAnsi="Times New Roman" w:hint="eastAsia"/>
+                <w:sz w:val="24"/>
+                <w:szCs w:val="24"/>
+              </w:rPr>
+              <w:t>常佳奇</w:t>
+            </w:r>
+            <w:r>
+              <w:rPr>
+                <w:rFonts w:ascii="Times New Roman" w:eastAsia="仿宋" w:hAnsi="Times New Roman" w:hint="eastAsia"/>
+                <w:sz w:val="24"/>
+                <w:szCs w:val="24"/>
+              </w:rPr>
+              <w:t>.</w:t>
+            </w:r>
+            <w:r>
+              <w:rPr>
+                <w:rFonts w:ascii="Times New Roman" w:eastAsia="仿宋" w:hAnsi="Times New Roman"/>
+                <w:sz w:val="24"/>
+                <w:szCs w:val="24"/>
+              </w:rPr>
+              <w:t xml:space="preserve"> (2026). </w:t>
+            </w:r>
+            <w:r>
+              <w:rPr>
+                <w:rFonts w:ascii="Times New Roman" w:eastAsia="仿宋" w:hAnsi="Times New Roman" w:hint="eastAsia"/>
+                <w:sz w:val="24"/>
+                <w:szCs w:val="24"/>
+              </w:rPr>
+              <w:t>基于</w:t>
+            </w:r>
+            <w:r>
+              <w:rPr>
+                <w:rFonts w:ascii="Times New Roman" w:eastAsia="仿宋" w:hAnsi="Times New Roman"/>
+                <w:sz w:val="24"/>
+                <w:szCs w:val="24"/>
+              </w:rPr>
+              <w:t>改进标签编码和</w:t>
+            </w:r>
+            <w:r>
+              <w:rPr>
+                <w:rFonts w:ascii="Times New Roman" w:eastAsia="仿宋" w:hAnsi="Times New Roman"/>
+                <w:sz w:val="24"/>
+                <w:szCs w:val="24"/>
+              </w:rPr>
+              <w:t>RandLA-Net</w:t>
+            </w:r>
+            <w:r>
+              <w:rPr>
+                <w:rFonts w:ascii="Times New Roman" w:eastAsia="仿宋" w:hAnsi="Times New Roman"/>
+                <w:sz w:val="24"/>
+                <w:szCs w:val="24"/>
+              </w:rPr>
+              <w:t>的盾构隧道点云逐管片自动分割和变形提取算法</w:t>
+            </w:r>
+            <w:r>
+              <w:rPr>
+                <w:rFonts w:ascii="Times New Roman" w:eastAsia="仿宋" w:hAnsi="Times New Roman" w:hint="eastAsia"/>
+                <w:sz w:val="24"/>
+                <w:szCs w:val="24"/>
+              </w:rPr>
+              <w:t>.</w:t>
+            </w:r>
+            <w:r>
+              <w:rPr>
+                <w:rFonts w:ascii="Times New Roman" w:eastAsia="仿宋" w:hAnsi="Times New Roman"/>
+                <w:sz w:val="24"/>
+                <w:szCs w:val="24"/>
+              </w:rPr>
+              <w:t xml:space="preserve"> </w:t>
+            </w:r>
+            <w:r>
+              <w:rPr>
+                <w:rFonts w:ascii="Times New Roman" w:eastAsia="仿宋" w:hAnsi="Times New Roman" w:hint="eastAsia"/>
+                <w:sz w:val="24"/>
+                <w:szCs w:val="24"/>
+              </w:rPr>
+              <w:t>中国公路学报</w:t>
+            </w:r>
+            <w:r>
+              <w:rPr>
+                <w:rFonts w:ascii="Times New Roman" w:eastAsia="仿宋" w:hAnsi="Times New Roman"/>
+                <w:sz w:val="24"/>
+                <w:szCs w:val="24"/>
+              </w:rPr>
+              <w:t xml:space="preserve">, 39(3), 424–437. </w:t>
+            </w:r>
+            <w:r>
+              <w:rPr>
+                <w:rFonts w:ascii="Times New Roman" w:eastAsia="仿宋" w:hAnsi="Times New Roman" w:hint="eastAsia"/>
+                <w:color w:val="0070C0"/>
+                <w:sz w:val="24"/>
+                <w:szCs w:val="24"/>
+              </w:rPr>
+              <w:t>(E</w:t>
+            </w:r>
+            <w:r>
+              <w:rPr>
+                <w:rFonts w:ascii="Times New Roman" w:eastAsia="仿宋" w:hAnsi="Times New Roman"/>
+                <w:color w:val="0070C0"/>
+                <w:sz w:val="24"/>
+                <w:szCs w:val="24"/>
+              </w:rPr>
+              <w:t xml:space="preserve">I, CSCD, </w:t>
+            </w:r>
+            <w:r>
+              <w:rPr>
+                <w:rFonts w:ascii="Times New Roman" w:eastAsia="仿宋" w:hAnsi="Times New Roman" w:hint="eastAsia"/>
+                <w:color w:val="0070C0"/>
+                <w:sz w:val="24"/>
+                <w:szCs w:val="24"/>
+              </w:rPr>
+              <w:t>北大核心</w:t>
+            </w:r>
+            <w:r>
+              <w:rPr>
+                <w:rFonts w:ascii="Times New Roman" w:eastAsia="仿宋" w:hAnsi="Times New Roman"/>
+                <w:color w:val="0070C0"/>
+                <w:sz w:val="24"/>
+                <w:szCs w:val="24"/>
+              </w:rPr>
+              <w:t>)</w:t>
+            </w:r>
+          </w:p>
+          <w:p>
+            <w:pPr>
+              <w:pStyle w:val="a3"/>
+              <w:numPr>
+                <w:ilvl w:val="0"/>
+                <w:numId w:val="24"/>
+              </w:numPr>
+              <w:ind w:firstLineChars="0"/>
+              <w:rPr>
+                <w:rFonts w:ascii="Times New Roman" w:eastAsia="仿宋" w:hAnsi="Times New Roman"/>
+                <w:sz w:val="24"/>
+                <w:szCs w:val="24"/>
+              </w:rPr>
+            </w:pPr>
+            <w:r>
+              <w:rPr>
+                <w:rFonts w:ascii="Times New Roman" w:eastAsia="仿宋" w:hAnsi="Times New Roman" w:hint="eastAsia"/>
+                <w:sz w:val="24"/>
+                <w:szCs w:val="24"/>
+              </w:rPr>
+              <w:t>吴庆杰</w:t>
+            </w:r>
+            <w:r>
+              <w:rPr>
+                <w:rFonts w:ascii="Times New Roman" w:eastAsia="仿宋" w:hAnsi="Times New Roman"/>
+                <w:sz w:val="24"/>
+                <w:szCs w:val="24"/>
+              </w:rPr>
+              <w:t xml:space="preserve">, </w:t>
+            </w:r>
+            <w:r>
+              <w:rPr>
+                <w:rFonts w:ascii="Times New Roman" w:eastAsia="仿宋" w:hAnsi="Times New Roman"/>
+                <w:sz w:val="24"/>
+                <w:szCs w:val="24"/>
+              </w:rPr>
+              <w:t>张红伟</w:t>
+            </w:r>
+            <w:r>
+              <w:rPr>
+                <w:rFonts w:ascii="Times New Roman" w:eastAsia="仿宋" w:hAnsi="Times New Roman"/>
+                <w:sz w:val="24"/>
+                <w:szCs w:val="24"/>
+              </w:rPr>
+              <w:t xml:space="preserve">, </w:t>
+            </w:r>
+            <w:r>
+              <w:rPr>
+                <w:rFonts w:ascii="Times New Roman" w:eastAsia="仿宋" w:hAnsi="Times New Roman"/>
+                <w:sz w:val="24"/>
+                <w:szCs w:val="24"/>
+              </w:rPr>
+              <w:t>陈少林</w:t>
+            </w:r>
+            <w:r>
+              <w:rPr>
+                <w:rFonts w:ascii="Times New Roman" w:eastAsia="仿宋" w:hAnsi="Times New Roman"/>
+                <w:sz w:val="24"/>
+                <w:szCs w:val="24"/>
+              </w:rPr>
+              <w:t xml:space="preserve">, &amp; </w:t>
+            </w:r>
+            <w:r>
+              <w:rPr>
+                <w:rFonts w:ascii="Times New Roman" w:eastAsia="仿宋" w:hAnsi="Times New Roman"/>
+                <w:b/>
+                <w:bCs/>
+                <w:sz w:val="24"/>
+                <w:szCs w:val="24"/>
+              </w:rPr>
+              <w:t>林威</w:t>
+            </w:r>
+            <w:r>
+              <w:rPr>
+                <w:rFonts w:ascii="Times New Roman" w:eastAsia="仿宋" w:hAnsi="Times New Roman"/>
+                <w:sz w:val="24"/>
+                <w:szCs w:val="24"/>
+              </w:rPr>
+              <w:t>*.</w:t>
+            </w:r>
+            <w:r>
+              <w:rPr>
+                <w:rFonts w:ascii="Times New Roman" w:eastAsia="仿宋" w:hAnsi="Times New Roman"/>
+                <w:sz w:val="24"/>
+                <w:szCs w:val="24"/>
+              </w:rPr>
+              <w:t xml:space="preserve"> (2025). </w:t>
+            </w:r>
+            <w:r>
+              <w:rPr>
+                <w:rFonts w:ascii="Times New Roman" w:eastAsia="仿宋" w:hAnsi="Times New Roman"/>
+                <w:sz w:val="24"/>
+                <w:szCs w:val="24"/>
+              </w:rPr>
+              <w:t>基于计算机视觉的盾构隧道管片错台自动测量方法</w:t>
             </w:r>
             <w:r>
               <w:rPr>
@@ -5221,6 +5393,296 @@
             <w:r>
               <w:rPr>
                 <w:rFonts w:ascii="Times New Roman" w:eastAsia="仿宋" w:hAnsi="Times New Roman"/>
+                <w:sz w:val="24"/>
+                <w:szCs w:val="24"/>
+              </w:rPr>
+              <w:t>施工技术（中英文）</w:t>
+            </w:r>
+            <w:r>
+              <w:rPr>
+                <w:rFonts w:ascii="Times New Roman" w:eastAsia="仿宋" w:hAnsi="Times New Roman"/>
+                <w:sz w:val="24"/>
+                <w:szCs w:val="24"/>
+              </w:rPr>
+              <w:t>, 54(17), 40–44.</w:t>
+            </w:r>
+          </w:p>
+          <w:p>
+            <w:pPr>
+              <w:pStyle w:val="a3"/>
+              <w:numPr>
+                <w:ilvl w:val="0"/>
+                <w:numId w:val="24"/>
+              </w:numPr>
+              <w:ind w:firstLineChars="0"/>
+              <w:rPr>
+                <w:rFonts w:ascii="Times New Roman" w:eastAsia="仿宋" w:hAnsi="Times New Roman"/>
+                <w:sz w:val="24"/>
+                <w:szCs w:val="24"/>
+              </w:rPr>
+            </w:pPr>
+            <w:r>
+              <w:rPr>
+                <w:rFonts w:ascii="Times New Roman" w:eastAsia="仿宋" w:hAnsi="Times New Roman" w:hint="eastAsia"/>
+                <w:sz w:val="24"/>
+                <w:szCs w:val="24"/>
+              </w:rPr>
+              <w:t>张洋宾</w:t>
+            </w:r>
+            <w:r>
+              <w:rPr>
+                <w:rFonts w:ascii="Times New Roman" w:eastAsia="仿宋" w:hAnsi="Times New Roman" w:hint="eastAsia"/>
+                <w:sz w:val="24"/>
+                <w:szCs w:val="24"/>
+              </w:rPr>
+              <w:t>,</w:t>
+            </w:r>
+            <w:r>
+              <w:rPr>
+                <w:rFonts w:ascii="Times New Roman" w:eastAsia="仿宋" w:hAnsi="Times New Roman"/>
+                <w:sz w:val="24"/>
+                <w:szCs w:val="24"/>
+              </w:rPr>
+              <w:t xml:space="preserve"> </w:t>
+            </w:r>
+            <w:r>
+              <w:rPr>
+                <w:rFonts w:ascii="Times New Roman" w:eastAsia="仿宋" w:hAnsi="Times New Roman" w:hint="eastAsia"/>
+                <w:sz w:val="24"/>
+                <w:szCs w:val="24"/>
+                <w:u w:val="single"/>
+              </w:rPr>
+              <w:t>谢雄耀</w:t>
+            </w:r>
+            <w:r>
+              <w:rPr>
+                <w:rFonts w:ascii="Times New Roman" w:eastAsia="仿宋" w:hAnsi="Times New Roman"/>
+                <w:sz w:val="24"/>
+                <w:szCs w:val="24"/>
+              </w:rPr>
+              <w:t>*</w:t>
+            </w:r>
+            <w:r>
+              <w:rPr>
+                <w:rFonts w:ascii="Times New Roman" w:eastAsia="仿宋" w:hAnsi="Times New Roman" w:hint="eastAsia"/>
+                <w:sz w:val="24"/>
+                <w:szCs w:val="24"/>
+              </w:rPr>
+              <w:t>,</w:t>
+            </w:r>
+            <w:r>
+              <w:rPr>
+                <w:rFonts w:ascii="Times New Roman" w:eastAsia="仿宋" w:hAnsi="Times New Roman"/>
+                <w:sz w:val="24"/>
+                <w:szCs w:val="24"/>
+              </w:rPr>
+              <w:t xml:space="preserve"> </w:t>
+            </w:r>
+            <w:r>
+              <w:rPr>
+                <w:rFonts w:ascii="Times New Roman" w:eastAsia="仿宋" w:hAnsi="Times New Roman" w:hint="eastAsia"/>
+                <w:sz w:val="24"/>
+                <w:szCs w:val="24"/>
+              </w:rPr>
+              <w:t>周彪</w:t>
+            </w:r>
+            <w:r>
+              <w:rPr>
+                <w:rFonts w:ascii="Times New Roman" w:eastAsia="仿宋" w:hAnsi="Times New Roman" w:hint="eastAsia"/>
+                <w:sz w:val="24"/>
+                <w:szCs w:val="24"/>
+              </w:rPr>
+              <w:t>,</w:t>
+            </w:r>
+            <w:r>
+              <w:rPr>
+                <w:rFonts w:ascii="Times New Roman" w:eastAsia="仿宋" w:hAnsi="Times New Roman"/>
+                <w:sz w:val="24"/>
+                <w:szCs w:val="24"/>
+              </w:rPr>
+              <w:t xml:space="preserve"> </w:t>
+            </w:r>
+            <w:r>
+              <w:rPr>
+                <w:rFonts w:ascii="Times New Roman" w:eastAsia="仿宋" w:hAnsi="Times New Roman" w:hint="eastAsia"/>
+                <w:b/>
+                <w:bCs/>
+                <w:sz w:val="24"/>
+                <w:szCs w:val="24"/>
+              </w:rPr>
+              <w:t>林威</w:t>
+            </w:r>
+            <w:r>
+              <w:rPr>
+                <w:rFonts w:ascii="Times New Roman" w:eastAsia="仿宋" w:hAnsi="Times New Roman" w:hint="eastAsia"/>
+                <w:sz w:val="24"/>
+                <w:szCs w:val="24"/>
+              </w:rPr>
+              <w:t>,</w:t>
+            </w:r>
+            <w:r>
+              <w:rPr>
+                <w:rFonts w:ascii="Times New Roman" w:eastAsia="仿宋" w:hAnsi="Times New Roman"/>
+                <w:sz w:val="24"/>
+                <w:szCs w:val="24"/>
+              </w:rPr>
+              <w:t xml:space="preserve"> </w:t>
+            </w:r>
+            <w:r>
+              <w:rPr>
+                <w:rFonts w:ascii="Times New Roman" w:eastAsia="仿宋" w:hAnsi="Times New Roman" w:hint="eastAsia"/>
+                <w:sz w:val="24"/>
+                <w:szCs w:val="24"/>
+              </w:rPr>
+              <w:t>曹宇阳</w:t>
+            </w:r>
+            <w:r>
+              <w:rPr>
+                <w:rFonts w:ascii="Times New Roman" w:eastAsia="仿宋" w:hAnsi="Times New Roman" w:hint="eastAsia"/>
+                <w:sz w:val="24"/>
+                <w:szCs w:val="24"/>
+              </w:rPr>
+              <w:t>,</w:t>
+            </w:r>
+            <w:r>
+              <w:rPr>
+                <w:rFonts w:ascii="Times New Roman" w:eastAsia="仿宋" w:hAnsi="Times New Roman"/>
+                <w:sz w:val="24"/>
+                <w:szCs w:val="24"/>
+              </w:rPr>
+              <w:t xml:space="preserve"> </w:t>
+            </w:r>
+            <w:r>
+              <w:rPr>
+                <w:rFonts w:ascii="Times New Roman" w:eastAsia="仿宋" w:hAnsi="Times New Roman" w:hint="eastAsia"/>
+                <w:sz w:val="24"/>
+                <w:szCs w:val="24"/>
+              </w:rPr>
+              <w:t>张列学</w:t>
+            </w:r>
+            <w:r>
+              <w:rPr>
+                <w:rFonts w:ascii="Times New Roman" w:eastAsia="仿宋" w:hAnsi="Times New Roman" w:hint="eastAsia"/>
+                <w:sz w:val="24"/>
+                <w:szCs w:val="24"/>
+              </w:rPr>
+              <w:t>,</w:t>
+            </w:r>
+            <w:r>
+              <w:rPr>
+                <w:rFonts w:ascii="Times New Roman" w:eastAsia="仿宋" w:hAnsi="Times New Roman"/>
+                <w:sz w:val="24"/>
+                <w:szCs w:val="24"/>
+              </w:rPr>
+              <w:t xml:space="preserve"> &amp; </w:t>
+            </w:r>
+            <w:r>
+              <w:rPr>
+                <w:rFonts w:ascii="Times New Roman" w:eastAsia="仿宋" w:hAnsi="Times New Roman" w:hint="eastAsia"/>
+                <w:sz w:val="24"/>
+                <w:szCs w:val="24"/>
+              </w:rPr>
+              <w:t>王承</w:t>
+            </w:r>
+            <w:r>
+              <w:rPr>
+                <w:rFonts w:ascii="Times New Roman" w:eastAsia="仿宋" w:hAnsi="Times New Roman" w:hint="eastAsia"/>
+                <w:sz w:val="24"/>
+                <w:szCs w:val="24"/>
+              </w:rPr>
+              <w:t>.</w:t>
+            </w:r>
+            <w:r>
+              <w:rPr>
+                <w:rFonts w:ascii="Times New Roman" w:eastAsia="仿宋" w:hAnsi="Times New Roman"/>
+                <w:sz w:val="24"/>
+                <w:szCs w:val="24"/>
+              </w:rPr>
+              <w:t xml:space="preserve"> (2025). </w:t>
+            </w:r>
+            <w:r>
+              <w:rPr>
+                <w:rFonts w:ascii="Times New Roman" w:eastAsia="仿宋" w:hAnsi="Times New Roman" w:hint="eastAsia"/>
+                <w:sz w:val="24"/>
+                <w:szCs w:val="24"/>
+              </w:rPr>
+              <w:t>基于关联规则的盾构隧道结构性能评价方法</w:t>
+            </w:r>
+            <w:r>
+              <w:rPr>
+                <w:rFonts w:ascii="Times New Roman" w:eastAsia="仿宋" w:hAnsi="Times New Roman" w:hint="eastAsia"/>
+                <w:sz w:val="24"/>
+                <w:szCs w:val="24"/>
+              </w:rPr>
+              <w:t>.</w:t>
+            </w:r>
+            <w:r>
+              <w:rPr>
+                <w:rFonts w:ascii="Times New Roman" w:eastAsia="仿宋" w:hAnsi="Times New Roman"/>
+                <w:sz w:val="24"/>
+                <w:szCs w:val="24"/>
+              </w:rPr>
+              <w:t xml:space="preserve"> </w:t>
+            </w:r>
+            <w:r>
+              <w:rPr>
+                <w:rFonts w:ascii="Times New Roman" w:eastAsia="仿宋" w:hAnsi="Times New Roman" w:hint="eastAsia"/>
+                <w:sz w:val="24"/>
+                <w:szCs w:val="24"/>
+              </w:rPr>
+              <w:t>同济大学学报（自然科学版）</w:t>
+            </w:r>
+            <w:r>
+              <w:rPr>
+                <w:rFonts w:ascii="Times New Roman" w:eastAsia="仿宋" w:hAnsi="Times New Roman" w:hint="eastAsia"/>
+                <w:sz w:val="24"/>
+                <w:szCs w:val="24"/>
+              </w:rPr>
+              <w:t>,</w:t>
+            </w:r>
+            <w:r>
+              <w:rPr>
+                <w:rFonts w:ascii="Times New Roman" w:eastAsia="仿宋" w:hAnsi="Times New Roman"/>
+                <w:sz w:val="24"/>
+                <w:szCs w:val="24"/>
+              </w:rPr>
+              <w:t xml:space="preserve"> 53(6), 888</w:t>
+            </w:r>
+            <w:r>
+              <w:rPr>
+                <w:rFonts w:ascii="Times New Roman" w:eastAsia="仿宋" w:hAnsi="Times New Roman"/>
+                <w:sz w:val="24"/>
+                <w:szCs w:val="24"/>
+              </w:rPr>
+              <w:t>–</w:t>
+            </w:r>
+            <w:r>
+              <w:rPr>
+                <w:rFonts w:ascii="Times New Roman" w:eastAsia="仿宋" w:hAnsi="Times New Roman"/>
+                <w:sz w:val="24"/>
+                <w:szCs w:val="24"/>
+              </w:rPr>
+              <w:t>897</w:t>
+            </w:r>
+            <w:r>
+              <w:rPr>
+                <w:rFonts w:ascii="Times New Roman" w:eastAsia="仿宋" w:hAnsi="Times New Roman" w:hint="eastAsia"/>
+                <w:sz w:val="24"/>
+                <w:szCs w:val="24"/>
+              </w:rPr>
+              <w:t>.</w:t>
+            </w:r>
+            <w:r>
+              <w:rPr>
+                <w:rFonts w:ascii="Times New Roman" w:eastAsia="仿宋" w:hAnsi="Times New Roman"/>
+                <w:sz w:val="24"/>
+                <w:szCs w:val="24"/>
+              </w:rPr>
+              <w:t xml:space="preserve"> </w:t>
+            </w:r>
+            <w:r>
+              <w:rPr>
+                <w:rFonts w:ascii="Times New Roman" w:eastAsia="仿宋" w:hAnsi="Times New Roman" w:hint="eastAsia"/>
                 <w:color w:val="0070C0"/>
                 <w:sz w:val="24"/>
                 <w:szCs w:val="24"/>
@@ -5234,12 +5696,71 @@
                 <w:sz w:val="24"/>
                 <w:szCs w:val="24"/>
               </w:rPr>
-              <w:t>已投稿</w:t>
-            </w:r>
-            <w:r>
-              <w:rPr>
-                <w:rFonts w:ascii="Times New Roman" w:eastAsia="仿宋" w:hAnsi="Times New Roman" w:hint="eastAsia"/>
-                <w:color w:val="0070C0"/>
+              <w:t>E</w:t>
+            </w:r>
+            <w:r>
+              <w:rPr>
+                <w:rFonts w:ascii="Times New Roman" w:eastAsia="仿宋" w:hAnsi="Times New Roman"/>
+                <w:color w:val="0070C0"/>
+                <w:sz w:val="24"/>
+                <w:szCs w:val="24"/>
+              </w:rPr>
+              <w:t>I</w:t>
+            </w:r>
+            <w:r>
+              <w:rPr>
+                <w:rFonts w:ascii="Times New Roman" w:eastAsia="仿宋" w:hAnsi="Times New Roman"/>
+                <w:color w:val="0070C0"/>
+                <w:sz w:val="24"/>
+                <w:szCs w:val="24"/>
+              </w:rPr>
+              <w:t xml:space="preserve">, CSCD, </w:t>
+            </w:r>
+            <w:r>
+              <w:rPr>
+                <w:rFonts w:ascii="Times New Roman" w:eastAsia="仿宋" w:hAnsi="Times New Roman" w:hint="eastAsia"/>
+                <w:color w:val="0070C0"/>
+                <w:sz w:val="24"/>
+                <w:szCs w:val="24"/>
+              </w:rPr>
+              <w:t>北大核心</w:t>
+            </w:r>
+            <w:r>
+              <w:rPr>
+                <w:rFonts w:ascii="Times New Roman" w:eastAsia="仿宋" w:hAnsi="Times New Roman"/>
+                <w:color w:val="0070C0"/>
+                <w:sz w:val="24"/>
+                <w:szCs w:val="24"/>
+              </w:rPr>
+              <w:t>)</w:t>
+            </w:r>
+          </w:p>
+          <w:p>
+            <w:pPr>
+              <w:pStyle w:val="a3"/>
+              <w:numPr>
+                <w:ilvl w:val="0"/>
+                <w:numId w:val="24"/>
+              </w:numPr>
+              <w:ind w:firstLineChars="0"/>
+              <w:rPr>
+                <w:rFonts w:ascii="Times New Roman" w:eastAsia="仿宋" w:hAnsi="Times New Roman"/>
+                <w:sz w:val="24"/>
+                <w:szCs w:val="24"/>
+              </w:rPr>
+            </w:pPr>
+            <w:r>
+              <w:rPr>
+                <w:rFonts w:ascii="Times New Roman" w:eastAsia="仿宋" w:hAnsi="Times New Roman" w:hint="eastAsia"/>
+                <w:sz w:val="24"/>
+                <w:szCs w:val="24"/>
+              </w:rPr>
+              <w:lastRenderedPageBreak/>
+              <w:t>石州</w:t>
+            </w:r>
+            <w:r>
+              <w:rPr>
+                <w:rFonts w:ascii="Times New Roman" w:eastAsia="仿宋" w:hAnsi="Times New Roman"/>
                 <w:sz w:val="24"/>
                 <w:szCs w:val="24"/>
               </w:rPr>
@@ -5248,7 +5769,6 @@
             <w:r>
               <w:rPr>
                 <w:rFonts w:ascii="Times New Roman" w:eastAsia="仿宋" w:hAnsi="Times New Roman"/>
-                <w:color w:val="0070C0"/>
                 <w:sz w:val="24"/>
                 <w:szCs w:val="24"/>
               </w:rPr>
@@ -5256,35 +5776,302 @@
             </w:r>
             <w:r>
               <w:rPr>
-                <w:rFonts w:ascii="Times New Roman" w:eastAsia="仿宋" w:hAnsi="Times New Roman" w:hint="eastAsia"/>
-                <w:color w:val="0070C0"/>
-                <w:sz w:val="24"/>
-                <w:szCs w:val="24"/>
-              </w:rPr>
-              <w:t>中科院</w:t>
-            </w:r>
-            <w:r>
-              <w:rPr>
-                <w:rFonts w:ascii="Times New Roman" w:eastAsia="仿宋" w:hAnsi="Times New Roman" w:hint="eastAsia"/>
-                <w:color w:val="0070C0"/>
-                <w:sz w:val="24"/>
-                <w:szCs w:val="24"/>
-              </w:rPr>
-              <w:t>一区</w:t>
-            </w:r>
-            <w:r>
-              <w:rPr>
-                <w:rFonts w:ascii="Times New Roman" w:eastAsia="仿宋" w:hAnsi="Times New Roman"/>
-                <w:color w:val="0070C0"/>
-                <w:sz w:val="24"/>
-                <w:szCs w:val="24"/>
-              </w:rPr>
-              <w:t>TOP</w:t>
-            </w:r>
-            <w:r>
-              <w:rPr>
-                <w:rFonts w:ascii="Times New Roman" w:eastAsia="仿宋" w:hAnsi="Times New Roman" w:hint="eastAsia"/>
-                <w:color w:val="0070C0"/>
+                <w:rFonts w:ascii="Times New Roman" w:eastAsia="仿宋" w:hAnsi="Times New Roman"/>
+                <w:sz w:val="24"/>
+                <w:szCs w:val="24"/>
+                <w:u w:val="single"/>
+              </w:rPr>
+              <w:t>谢雄耀</w:t>
+            </w:r>
+            <w:r>
+              <w:rPr>
+                <w:rFonts w:ascii="Times New Roman" w:eastAsia="仿宋" w:hAnsi="Times New Roman" w:hint="eastAsia"/>
+                <w:sz w:val="24"/>
+                <w:szCs w:val="24"/>
+              </w:rPr>
+              <w:t>*</w:t>
+            </w:r>
+            <w:r>
+              <w:rPr>
+                <w:rFonts w:ascii="Times New Roman" w:eastAsia="仿宋" w:hAnsi="Times New Roman"/>
+                <w:sz w:val="24"/>
+                <w:szCs w:val="24"/>
+              </w:rPr>
+              <w:t>,</w:t>
+            </w:r>
+            <w:r>
+              <w:rPr>
+                <w:rFonts w:ascii="Times New Roman" w:eastAsia="仿宋" w:hAnsi="Times New Roman"/>
+                <w:sz w:val="24"/>
+                <w:szCs w:val="24"/>
+              </w:rPr>
+              <w:t xml:space="preserve"> </w:t>
+            </w:r>
+            <w:r>
+              <w:rPr>
+                <w:rFonts w:ascii="Times New Roman" w:eastAsia="仿宋" w:hAnsi="Times New Roman"/>
+                <w:sz w:val="24"/>
+                <w:szCs w:val="24"/>
+              </w:rPr>
+              <w:t>曾昆</w:t>
+            </w:r>
+            <w:r>
+              <w:rPr>
+                <w:rFonts w:ascii="Times New Roman" w:eastAsia="仿宋" w:hAnsi="Times New Roman"/>
+                <w:sz w:val="24"/>
+                <w:szCs w:val="24"/>
+              </w:rPr>
+              <w:t>,</w:t>
+            </w:r>
+            <w:r>
+              <w:rPr>
+                <w:rFonts w:ascii="Times New Roman" w:eastAsia="仿宋" w:hAnsi="Times New Roman"/>
+                <w:sz w:val="24"/>
+                <w:szCs w:val="24"/>
+              </w:rPr>
+              <w:t xml:space="preserve"> </w:t>
+            </w:r>
+            <w:bookmarkStart w:id="3" w:name="_Hlk201488136"/>
+            <w:r>
+              <w:rPr>
+                <w:rFonts w:ascii="Times New Roman" w:eastAsia="仿宋" w:hAnsi="Times New Roman"/>
+                <w:sz w:val="24"/>
+                <w:szCs w:val="24"/>
+              </w:rPr>
+              <w:t>卜祥波</w:t>
+            </w:r>
+            <w:r>
+              <w:rPr>
+                <w:rFonts w:ascii="Times New Roman" w:eastAsia="仿宋" w:hAnsi="Times New Roman"/>
+                <w:sz w:val="24"/>
+                <w:szCs w:val="24"/>
+              </w:rPr>
+              <w:t>,</w:t>
+            </w:r>
+            <w:r>
+              <w:rPr>
+                <w:rFonts w:ascii="Times New Roman" w:eastAsia="仿宋" w:hAnsi="Times New Roman"/>
+                <w:sz w:val="24"/>
+                <w:szCs w:val="24"/>
+              </w:rPr>
+              <w:t xml:space="preserve"> </w:t>
+            </w:r>
+            <w:r>
+              <w:rPr>
+                <w:rFonts w:ascii="Times New Roman" w:eastAsia="仿宋" w:hAnsi="Times New Roman"/>
+                <w:b/>
+                <w:bCs/>
+                <w:sz w:val="24"/>
+                <w:szCs w:val="24"/>
+              </w:rPr>
+              <w:t>林威</w:t>
+            </w:r>
+            <w:r>
+              <w:rPr>
+                <w:rFonts w:ascii="Times New Roman" w:eastAsia="仿宋" w:hAnsi="Times New Roman"/>
+                <w:sz w:val="24"/>
+                <w:szCs w:val="24"/>
+              </w:rPr>
+              <w:t>,</w:t>
+            </w:r>
+            <w:r>
+              <w:rPr>
+                <w:rFonts w:ascii="Times New Roman" w:eastAsia="仿宋" w:hAnsi="Times New Roman"/>
+                <w:sz w:val="24"/>
+                <w:szCs w:val="24"/>
+              </w:rPr>
+              <w:t xml:space="preserve"> &amp;</w:t>
+            </w:r>
+            <w:r>
+              <w:rPr>
+                <w:rFonts w:ascii="Times New Roman" w:eastAsia="仿宋" w:hAnsi="Times New Roman"/>
+                <w:sz w:val="24"/>
+                <w:szCs w:val="24"/>
+              </w:rPr>
+              <w:t xml:space="preserve"> </w:t>
+            </w:r>
+            <w:r>
+              <w:rPr>
+                <w:rFonts w:ascii="Times New Roman" w:eastAsia="仿宋" w:hAnsi="Times New Roman"/>
+                <w:sz w:val="24"/>
+                <w:szCs w:val="24"/>
+              </w:rPr>
+              <w:t>徐子龙</w:t>
+            </w:r>
+            <w:bookmarkEnd w:id="3"/>
+            <w:r>
+              <w:rPr>
+                <w:rFonts w:ascii="Times New Roman" w:eastAsia="仿宋" w:hAnsi="Times New Roman" w:hint="eastAsia"/>
+                <w:sz w:val="24"/>
+                <w:szCs w:val="24"/>
+              </w:rPr>
+              <w:t>.</w:t>
+            </w:r>
+            <w:r>
+              <w:rPr>
+                <w:rFonts w:ascii="Times New Roman" w:eastAsia="仿宋" w:hAnsi="Times New Roman"/>
+                <w:sz w:val="24"/>
+                <w:szCs w:val="24"/>
+              </w:rPr>
+              <w:t xml:space="preserve"> (2025). </w:t>
+            </w:r>
+            <w:r>
+              <w:rPr>
+                <w:rFonts w:ascii="Times New Roman" w:eastAsia="仿宋" w:hAnsi="Times New Roman" w:hint="eastAsia"/>
+                <w:sz w:val="24"/>
+                <w:szCs w:val="24"/>
+              </w:rPr>
+              <w:t>考虑过程响应的盾构隧道施工管片变形研究</w:t>
+            </w:r>
+            <w:r>
+              <w:rPr>
+                <w:rFonts w:ascii="Times New Roman" w:eastAsia="仿宋" w:hAnsi="Times New Roman" w:hint="eastAsia"/>
+                <w:sz w:val="24"/>
+                <w:szCs w:val="24"/>
+              </w:rPr>
+              <w:t>.</w:t>
+            </w:r>
+            <w:r>
+              <w:rPr>
+                <w:rFonts w:ascii="Times New Roman" w:eastAsia="仿宋" w:hAnsi="Times New Roman"/>
+                <w:sz w:val="24"/>
+                <w:szCs w:val="24"/>
+              </w:rPr>
+              <w:t xml:space="preserve"> </w:t>
+            </w:r>
+            <w:r>
+              <w:rPr>
+                <w:rFonts w:ascii="Times New Roman" w:eastAsia="仿宋" w:hAnsi="Times New Roman" w:hint="eastAsia"/>
+                <w:sz w:val="24"/>
+                <w:szCs w:val="24"/>
+              </w:rPr>
+              <w:t>土木与环境工程学报</w:t>
+            </w:r>
+            <w:r>
+              <w:rPr>
+                <w:rFonts w:ascii="Times New Roman" w:eastAsia="仿宋" w:hAnsi="Times New Roman" w:hint="eastAsia"/>
+                <w:sz w:val="24"/>
+                <w:szCs w:val="24"/>
+              </w:rPr>
+              <w:t>（</w:t>
+            </w:r>
+            <w:r>
+              <w:rPr>
+                <w:rFonts w:ascii="Times New Roman" w:eastAsia="仿宋" w:hAnsi="Times New Roman"/>
+                <w:sz w:val="24"/>
+                <w:szCs w:val="24"/>
+              </w:rPr>
+              <w:t>中英文</w:t>
+            </w:r>
+            <w:r>
+              <w:rPr>
+                <w:rFonts w:ascii="Times New Roman" w:eastAsia="仿宋" w:hAnsi="Times New Roman" w:hint="eastAsia"/>
+                <w:sz w:val="24"/>
+                <w:szCs w:val="24"/>
+              </w:rPr>
+              <w:t>）</w:t>
+            </w:r>
+            <w:r>
+              <w:rPr>
+                <w:rFonts w:ascii="Times New Roman" w:eastAsia="仿宋" w:hAnsi="Times New Roman" w:hint="eastAsia"/>
+                <w:sz w:val="24"/>
+                <w:szCs w:val="24"/>
+              </w:rPr>
+              <w:t>,</w:t>
+            </w:r>
+            <w:r>
+              <w:rPr>
+                <w:rFonts w:ascii="Times New Roman" w:eastAsia="仿宋" w:hAnsi="Times New Roman"/>
+                <w:sz w:val="24"/>
+                <w:szCs w:val="24"/>
+              </w:rPr>
+              <w:t xml:space="preserve"> 47(5), 155</w:t>
+            </w:r>
+            <w:r>
+              <w:rPr>
+                <w:rFonts w:ascii="Times New Roman" w:eastAsia="仿宋" w:hAnsi="Times New Roman"/>
+                <w:sz w:val="24"/>
+                <w:szCs w:val="24"/>
+              </w:rPr>
+              <w:t>–</w:t>
+            </w:r>
+            <w:r>
+              <w:rPr>
+                <w:rFonts w:ascii="Times New Roman" w:eastAsia="仿宋" w:hAnsi="Times New Roman"/>
+                <w:sz w:val="24"/>
+                <w:szCs w:val="24"/>
+              </w:rPr>
+              <w:t>166</w:t>
+            </w:r>
+            <w:r>
+              <w:rPr>
+                <w:rFonts w:ascii="Times New Roman" w:eastAsia="仿宋" w:hAnsi="Times New Roman" w:hint="eastAsia"/>
+                <w:sz w:val="24"/>
+                <w:szCs w:val="24"/>
+              </w:rPr>
+              <w:t>.</w:t>
+            </w:r>
+            <w:r>
+              <w:rPr>
+                <w:rFonts w:ascii="Times New Roman" w:eastAsia="仿宋" w:hAnsi="Times New Roman"/>
+                <w:sz w:val="24"/>
+                <w:szCs w:val="24"/>
+              </w:rPr>
+              <w:t xml:space="preserve"> </w:t>
+            </w:r>
+            <w:r>
+              <w:rPr>
+                <w:rFonts w:ascii="Times New Roman" w:eastAsia="仿宋" w:hAnsi="Times New Roman" w:hint="eastAsia"/>
+                <w:color w:val="0070C0"/>
+                <w:sz w:val="24"/>
+                <w:szCs w:val="24"/>
+              </w:rPr>
+              <w:t>(</w:t>
+            </w:r>
+            <w:r>
+              <w:rPr>
+                <w:rFonts w:ascii="Times New Roman" w:eastAsia="仿宋" w:hAnsi="Times New Roman" w:hint="eastAsia"/>
+                <w:color w:val="0070C0"/>
+                <w:sz w:val="24"/>
+                <w:szCs w:val="24"/>
+              </w:rPr>
+              <w:t>北大核心</w:t>
+            </w:r>
+            <w:r>
+              <w:rPr>
+                <w:rFonts w:ascii="Times New Roman" w:eastAsia="仿宋" w:hAnsi="Times New Roman" w:hint="eastAsia"/>
+                <w:color w:val="0070C0"/>
+                <w:sz w:val="24"/>
+                <w:szCs w:val="24"/>
+              </w:rPr>
+              <w:t>)</w:t>
+            </w:r>
+          </w:p>
+          <w:p>
+            <w:pPr>
+              <w:pStyle w:val="a3"/>
+              <w:numPr>
+                <w:ilvl w:val="0"/>
+                <w:numId w:val="24"/>
+              </w:numPr>
+              <w:ind w:firstLineChars="0"/>
+              <w:rPr>
+                <w:rFonts w:ascii="Times New Roman" w:eastAsia="仿宋" w:hAnsi="Times New Roman"/>
+                <w:sz w:val="24"/>
+                <w:szCs w:val="24"/>
+              </w:rPr>
+            </w:pPr>
+            <w:r>
+              <w:rPr>
+                <w:rFonts w:ascii="Times New Roman" w:eastAsia="仿宋" w:hAnsi="Times New Roman" w:hint="eastAsia"/>
+                <w:sz w:val="24"/>
+                <w:szCs w:val="24"/>
+              </w:rPr>
+              <w:t>邹成路</w:t>
+            </w:r>
+            <w:r>
+              <w:rPr>
+                <w:rFonts w:ascii="Times New Roman" w:eastAsia="仿宋" w:hAnsi="Times New Roman"/>
                 <w:sz w:val="24"/>
                 <w:szCs w:val="24"/>
               </w:rPr>
@@ -5293,20 +6080,373 @@
             <w:r>
               <w:rPr>
                 <w:rFonts w:ascii="Times New Roman" w:eastAsia="仿宋" w:hAnsi="Times New Roman"/>
-                <w:color w:val="0070C0"/>
-                <w:sz w:val="24"/>
-                <w:szCs w:val="24"/>
-              </w:rPr>
-              <w:t>JCR Q1</w:t>
-            </w:r>
-            <w:r>
-              <w:rPr>
-                <w:rFonts w:ascii="Times New Roman" w:eastAsia="仿宋" w:hAnsi="Times New Roman"/>
+                <w:b/>
+                <w:bCs/>
+                <w:sz w:val="24"/>
+                <w:szCs w:val="24"/>
+              </w:rPr>
+              <w:t>林威</w:t>
+            </w:r>
+            <w:r>
+              <w:rPr>
+                <w:rFonts w:ascii="Times New Roman" w:eastAsia="仿宋" w:hAnsi="Times New Roman"/>
+                <w:sz w:val="24"/>
+                <w:szCs w:val="24"/>
+              </w:rPr>
+              <w:t xml:space="preserve">, </w:t>
+            </w:r>
+            <w:r>
+              <w:rPr>
+                <w:rFonts w:ascii="Times New Roman" w:eastAsia="仿宋" w:hAnsi="Times New Roman"/>
+                <w:sz w:val="24"/>
+                <w:szCs w:val="24"/>
+              </w:rPr>
+              <w:t>罗文静</w:t>
+            </w:r>
+            <w:r>
+              <w:rPr>
+                <w:rFonts w:ascii="Times New Roman" w:eastAsia="仿宋" w:hAnsi="Times New Roman"/>
+                <w:sz w:val="24"/>
+                <w:szCs w:val="24"/>
+              </w:rPr>
+              <w:t xml:space="preserve">, </w:t>
+            </w:r>
+            <w:r>
+              <w:rPr>
+                <w:rFonts w:ascii="Times New Roman" w:eastAsia="仿宋" w:hAnsi="Times New Roman"/>
+                <w:sz w:val="24"/>
+                <w:szCs w:val="24"/>
+              </w:rPr>
+              <w:t>周彪</w:t>
+            </w:r>
+            <w:r>
+              <w:rPr>
+                <w:rFonts w:ascii="Times New Roman" w:eastAsia="仿宋" w:hAnsi="Times New Roman"/>
+                <w:sz w:val="24"/>
+                <w:szCs w:val="24"/>
+              </w:rPr>
+              <w:t xml:space="preserve">*, &amp; </w:t>
+            </w:r>
+            <w:r>
+              <w:rPr>
+                <w:rFonts w:ascii="Times New Roman" w:eastAsia="仿宋" w:hAnsi="Times New Roman"/>
+                <w:sz w:val="24"/>
+                <w:szCs w:val="24"/>
+                <w:u w:val="single"/>
+              </w:rPr>
+              <w:t>谢雄耀</w:t>
+            </w:r>
+            <w:r>
+              <w:rPr>
+                <w:rFonts w:ascii="Times New Roman" w:eastAsia="仿宋" w:hAnsi="Times New Roman"/>
+                <w:sz w:val="24"/>
+                <w:szCs w:val="24"/>
+              </w:rPr>
+              <w:t xml:space="preserve">. (2022). </w:t>
+            </w:r>
+            <w:r>
+              <w:rPr>
+                <w:rFonts w:ascii="Times New Roman" w:eastAsia="仿宋" w:hAnsi="Times New Roman"/>
+                <w:sz w:val="24"/>
+                <w:szCs w:val="24"/>
+              </w:rPr>
+              <w:t>城市轨道交通车站半成岩深基坑围护结构变形特性研究</w:t>
+            </w:r>
+            <w:r>
+              <w:rPr>
+                <w:rFonts w:ascii="Times New Roman" w:eastAsia="仿宋" w:hAnsi="Times New Roman"/>
+                <w:sz w:val="24"/>
+                <w:szCs w:val="24"/>
+              </w:rPr>
+              <w:t xml:space="preserve">. </w:t>
+            </w:r>
+            <w:r>
+              <w:rPr>
+                <w:rFonts w:ascii="Times New Roman" w:eastAsia="仿宋" w:hAnsi="Times New Roman"/>
+                <w:sz w:val="24"/>
+                <w:szCs w:val="24"/>
+              </w:rPr>
+              <w:t>城市轨道交通研究</w:t>
+            </w:r>
+            <w:r>
+              <w:rPr>
+                <w:rFonts w:ascii="Times New Roman" w:eastAsia="仿宋" w:hAnsi="Times New Roman"/>
+                <w:sz w:val="24"/>
+                <w:szCs w:val="24"/>
+              </w:rPr>
+              <w:t xml:space="preserve">, 25(3), 150–155. </w:t>
+            </w:r>
+            <w:r>
+              <w:rPr>
+                <w:rFonts w:ascii="Times New Roman" w:eastAsia="仿宋" w:hAnsi="Times New Roman" w:hint="eastAsia"/>
+                <w:color w:val="0070C0"/>
+                <w:sz w:val="24"/>
+                <w:szCs w:val="24"/>
+              </w:rPr>
+              <w:t>(</w:t>
+            </w:r>
+            <w:r>
+              <w:rPr>
+                <w:rFonts w:ascii="Times New Roman" w:eastAsia="仿宋" w:hAnsi="Times New Roman" w:hint="eastAsia"/>
+                <w:color w:val="0070C0"/>
+                <w:sz w:val="24"/>
+                <w:szCs w:val="24"/>
+              </w:rPr>
+              <w:t>北大核心</w:t>
+            </w:r>
+            <w:r>
+              <w:rPr>
+                <w:rFonts w:ascii="Times New Roman" w:eastAsia="仿宋" w:hAnsi="Times New Roman" w:hint="eastAsia"/>
                 <w:color w:val="0070C0"/>
                 <w:sz w:val="24"/>
                 <w:szCs w:val="24"/>
               </w:rPr>
               <w:t>)</w:t>
+            </w:r>
+          </w:p>
+          <w:p>
+            <w:pPr>
+              <w:pStyle w:val="a3"/>
+              <w:numPr>
+                <w:ilvl w:val="0"/>
+                <w:numId w:val="24"/>
+              </w:numPr>
+              <w:ind w:firstLineChars="0"/>
+              <w:rPr>
+                <w:rFonts w:ascii="Times New Roman" w:eastAsia="仿宋" w:hAnsi="Times New Roman"/>
+                <w:sz w:val="24"/>
+                <w:szCs w:val="24"/>
+              </w:rPr>
+            </w:pPr>
+            <w:r>
+              <w:rPr>
+                <w:rFonts w:ascii="Times New Roman" w:eastAsia="仿宋" w:hAnsi="Times New Roman" w:hint="eastAsia"/>
+                <w:sz w:val="24"/>
+                <w:szCs w:val="24"/>
+                <w:u w:val="single"/>
+              </w:rPr>
+              <w:t>谢雄耀</w:t>
+            </w:r>
+            <w:r>
+              <w:rPr>
+                <w:rFonts w:ascii="Times New Roman" w:eastAsia="仿宋" w:hAnsi="Times New Roman"/>
+                <w:sz w:val="24"/>
+                <w:szCs w:val="24"/>
+              </w:rPr>
+              <w:t xml:space="preserve">, </w:t>
+            </w:r>
+            <w:r>
+              <w:rPr>
+                <w:rFonts w:ascii="Times New Roman" w:eastAsia="仿宋" w:hAnsi="Times New Roman"/>
+                <w:b/>
+                <w:bCs/>
+                <w:sz w:val="24"/>
+                <w:szCs w:val="24"/>
+              </w:rPr>
+              <w:t>林威</w:t>
+            </w:r>
+            <w:r>
+              <w:rPr>
+                <w:rFonts w:ascii="Times New Roman" w:eastAsia="仿宋" w:hAnsi="Times New Roman"/>
+                <w:sz w:val="24"/>
+                <w:szCs w:val="24"/>
+              </w:rPr>
+              <w:t xml:space="preserve">, </w:t>
+            </w:r>
+            <w:r>
+              <w:rPr>
+                <w:rFonts w:ascii="Times New Roman" w:eastAsia="仿宋" w:hAnsi="Times New Roman"/>
+                <w:sz w:val="24"/>
+                <w:szCs w:val="24"/>
+              </w:rPr>
+              <w:t>周彪</w:t>
+            </w:r>
+            <w:r>
+              <w:rPr>
+                <w:rFonts w:ascii="Times New Roman" w:eastAsia="仿宋" w:hAnsi="Times New Roman"/>
+                <w:sz w:val="24"/>
+                <w:szCs w:val="24"/>
+              </w:rPr>
+              <w:t xml:space="preserve">*, &amp; </w:t>
+            </w:r>
+            <w:r>
+              <w:rPr>
+                <w:rFonts w:ascii="Times New Roman" w:eastAsia="仿宋" w:hAnsi="Times New Roman"/>
+                <w:sz w:val="24"/>
+                <w:szCs w:val="24"/>
+              </w:rPr>
+              <w:t>邹成路</w:t>
+            </w:r>
+            <w:r>
+              <w:rPr>
+                <w:rFonts w:ascii="Times New Roman" w:eastAsia="仿宋" w:hAnsi="Times New Roman"/>
+                <w:sz w:val="24"/>
+                <w:szCs w:val="24"/>
+              </w:rPr>
+              <w:t xml:space="preserve">. (2022). </w:t>
+            </w:r>
+            <w:r>
+              <w:rPr>
+                <w:rFonts w:ascii="Times New Roman" w:eastAsia="仿宋" w:hAnsi="Times New Roman"/>
+                <w:sz w:val="24"/>
+                <w:szCs w:val="24"/>
+              </w:rPr>
+              <w:t>半成岩超深基坑围护结构变形与受力特性研究</w:t>
+            </w:r>
+            <w:r>
+              <w:rPr>
+                <w:rFonts w:ascii="Times New Roman" w:eastAsia="仿宋" w:hAnsi="Times New Roman"/>
+                <w:sz w:val="24"/>
+                <w:szCs w:val="24"/>
+              </w:rPr>
+              <w:t xml:space="preserve">. </w:t>
+            </w:r>
+            <w:r>
+              <w:rPr>
+                <w:rFonts w:ascii="Times New Roman" w:eastAsia="仿宋" w:hAnsi="Times New Roman"/>
+                <w:sz w:val="24"/>
+                <w:szCs w:val="24"/>
+              </w:rPr>
+              <w:t>结构工程师</w:t>
+            </w:r>
+            <w:r>
+              <w:rPr>
+                <w:rFonts w:ascii="Times New Roman" w:eastAsia="仿宋" w:hAnsi="Times New Roman"/>
+                <w:sz w:val="24"/>
+                <w:szCs w:val="24"/>
+              </w:rPr>
+              <w:t>, 38(1), 164–172.</w:t>
+            </w:r>
+          </w:p>
+          <w:p>
+            <w:pPr>
+              <w:pStyle w:val="a3"/>
+              <w:numPr>
+                <w:ilvl w:val="0"/>
+                <w:numId w:val="24"/>
+              </w:numPr>
+              <w:ind w:firstLineChars="0"/>
+              <w:rPr>
+                <w:rFonts w:ascii="Times New Roman" w:eastAsia="仿宋" w:hAnsi="Times New Roman"/>
+                <w:sz w:val="24"/>
+                <w:szCs w:val="24"/>
+              </w:rPr>
+            </w:pPr>
+            <w:r>
+              <w:rPr>
+                <w:rFonts w:ascii="Times New Roman" w:eastAsia="仿宋" w:hAnsi="Times New Roman" w:hint="eastAsia"/>
+                <w:sz w:val="24"/>
+                <w:szCs w:val="24"/>
+              </w:rPr>
+              <w:t>梁小波</w:t>
+            </w:r>
+            <w:r>
+              <w:rPr>
+                <w:rFonts w:ascii="Times New Roman" w:eastAsia="仿宋" w:hAnsi="Times New Roman"/>
+                <w:sz w:val="24"/>
+                <w:szCs w:val="24"/>
+              </w:rPr>
+              <w:t xml:space="preserve">, </w:t>
+            </w:r>
+            <w:r>
+              <w:rPr>
+                <w:rFonts w:ascii="Times New Roman" w:eastAsia="仿宋" w:hAnsi="Times New Roman"/>
+                <w:b/>
+                <w:bCs/>
+                <w:sz w:val="24"/>
+                <w:szCs w:val="24"/>
+              </w:rPr>
+              <w:t>林威</w:t>
+            </w:r>
+            <w:r>
+              <w:rPr>
+                <w:rFonts w:ascii="Times New Roman" w:eastAsia="仿宋" w:hAnsi="Times New Roman"/>
+                <w:sz w:val="24"/>
+                <w:szCs w:val="24"/>
+              </w:rPr>
+              <w:t xml:space="preserve">, </w:t>
+            </w:r>
+            <w:r>
+              <w:rPr>
+                <w:rFonts w:ascii="Times New Roman" w:eastAsia="仿宋" w:hAnsi="Times New Roman"/>
+                <w:sz w:val="24"/>
+                <w:szCs w:val="24"/>
+              </w:rPr>
+              <w:t>徐金峰</w:t>
+            </w:r>
+            <w:r>
+              <w:rPr>
+                <w:rFonts w:ascii="Times New Roman" w:eastAsia="仿宋" w:hAnsi="Times New Roman"/>
+                <w:sz w:val="24"/>
+                <w:szCs w:val="24"/>
+              </w:rPr>
+              <w:t xml:space="preserve">, </w:t>
+            </w:r>
+            <w:bookmarkStart w:id="4" w:name="_Hlk201488184"/>
+            <w:r>
+              <w:rPr>
+                <w:rFonts w:ascii="Times New Roman" w:eastAsia="仿宋" w:hAnsi="Times New Roman"/>
+                <w:sz w:val="24"/>
+                <w:szCs w:val="24"/>
+              </w:rPr>
+              <w:t>刘志义</w:t>
+            </w:r>
+            <w:r>
+              <w:rPr>
+                <w:rFonts w:ascii="Times New Roman" w:eastAsia="仿宋" w:hAnsi="Times New Roman"/>
+                <w:sz w:val="24"/>
+                <w:szCs w:val="24"/>
+              </w:rPr>
+              <w:t xml:space="preserve">, &amp; </w:t>
+            </w:r>
+            <w:r>
+              <w:rPr>
+                <w:rFonts w:ascii="Times New Roman" w:eastAsia="仿宋" w:hAnsi="Times New Roman"/>
+                <w:sz w:val="24"/>
+                <w:szCs w:val="24"/>
+              </w:rPr>
+              <w:t>赵刚</w:t>
+            </w:r>
+            <w:bookmarkEnd w:id="4"/>
+            <w:r>
+              <w:rPr>
+                <w:rFonts w:ascii="Times New Roman" w:eastAsia="仿宋" w:hAnsi="Times New Roman"/>
+                <w:sz w:val="24"/>
+                <w:szCs w:val="24"/>
+              </w:rPr>
+              <w:t xml:space="preserve">. (2022). </w:t>
+            </w:r>
+            <w:r>
+              <w:rPr>
+                <w:rFonts w:ascii="Times New Roman" w:eastAsia="仿宋" w:hAnsi="Times New Roman"/>
+                <w:sz w:val="24"/>
+                <w:szCs w:val="24"/>
+              </w:rPr>
+              <w:t>滇中红层软岩填料高路堤稳定性分析</w:t>
+            </w:r>
+            <w:r>
+              <w:rPr>
+                <w:rFonts w:ascii="Times New Roman" w:eastAsia="仿宋" w:hAnsi="Times New Roman"/>
+                <w:sz w:val="24"/>
+                <w:szCs w:val="24"/>
+              </w:rPr>
+              <w:t xml:space="preserve">. </w:t>
+            </w:r>
+            <w:r>
+              <w:rPr>
+                <w:rFonts w:ascii="Times New Roman" w:eastAsia="仿宋" w:hAnsi="Times New Roman"/>
+                <w:sz w:val="24"/>
+                <w:szCs w:val="24"/>
+              </w:rPr>
+              <w:t>建筑施工</w:t>
+            </w:r>
+            <w:r>
+              <w:rPr>
+                <w:rFonts w:ascii="Times New Roman" w:eastAsia="仿宋" w:hAnsi="Times New Roman"/>
+                <w:sz w:val="24"/>
+                <w:szCs w:val="24"/>
+              </w:rPr>
+              <w:t>, 44(9), 2248–2251.</w:t>
             </w:r>
           </w:p>
           <w:p>
@@ -5333,7 +6473,7 @@
                 <w:sz w:val="24"/>
                 <w:szCs w:val="24"/>
               </w:rPr>
-              <w:t>中文期刊论文</w:t>
+              <w:t>会议论文</w:t>
             </w:r>
           </w:p>
           <w:p>
@@ -5341,7 +6481,7 @@
               <w:pStyle w:val="a3"/>
               <w:numPr>
                 <w:ilvl w:val="0"/>
-                <w:numId w:val="24"/>
+                <w:numId w:val="25"/>
               </w:numPr>
               <w:ind w:firstLineChars="0"/>
               <w:rPr>
@@ -5352,110 +6492,82 @@
             </w:pPr>
             <w:r>
               <w:rPr>
-                <w:rFonts w:ascii="Times New Roman" w:eastAsia="仿宋" w:hAnsi="Times New Roman" w:hint="eastAsia"/>
-                <w:sz w:val="24"/>
-                <w:szCs w:val="24"/>
-              </w:rPr>
-              <w:lastRenderedPageBreak/>
-              <w:t>吴庆杰</w:t>
-            </w:r>
-            <w:r>
-              <w:rPr>
-                <w:rFonts w:ascii="Times New Roman" w:eastAsia="仿宋" w:hAnsi="Times New Roman"/>
-                <w:sz w:val="24"/>
-                <w:szCs w:val="24"/>
-              </w:rPr>
-              <w:t xml:space="preserve">, </w:t>
-            </w:r>
-            <w:r>
-              <w:rPr>
-                <w:rFonts w:ascii="Times New Roman" w:eastAsia="仿宋" w:hAnsi="Times New Roman"/>
-                <w:sz w:val="24"/>
-                <w:szCs w:val="24"/>
-              </w:rPr>
-              <w:t>张红伟</w:t>
-            </w:r>
-            <w:r>
-              <w:rPr>
-                <w:rFonts w:ascii="Times New Roman" w:eastAsia="仿宋" w:hAnsi="Times New Roman"/>
-                <w:sz w:val="24"/>
-                <w:szCs w:val="24"/>
-              </w:rPr>
-              <w:t xml:space="preserve">, </w:t>
-            </w:r>
-            <w:r>
-              <w:rPr>
-                <w:rFonts w:ascii="Times New Roman" w:eastAsia="仿宋" w:hAnsi="Times New Roman"/>
-                <w:sz w:val="24"/>
-                <w:szCs w:val="24"/>
-              </w:rPr>
-              <w:t>陈少林</w:t>
-            </w:r>
-            <w:r>
-              <w:rPr>
-                <w:rFonts w:ascii="Times New Roman" w:eastAsia="仿宋" w:hAnsi="Times New Roman"/>
-                <w:sz w:val="24"/>
-                <w:szCs w:val="24"/>
-              </w:rPr>
-              <w:t xml:space="preserve">, &amp; </w:t>
-            </w:r>
-            <w:r>
-              <w:rPr>
                 <w:rFonts w:ascii="Times New Roman" w:eastAsia="仿宋" w:hAnsi="Times New Roman"/>
                 <w:b/>
                 <w:bCs/>
                 <w:sz w:val="24"/>
                 <w:szCs w:val="24"/>
               </w:rPr>
-              <w:t>林威</w:t>
-            </w:r>
-            <w:r>
-              <w:rPr>
-                <w:rFonts w:ascii="Times New Roman" w:eastAsia="仿宋" w:hAnsi="Times New Roman"/>
-                <w:sz w:val="24"/>
-                <w:szCs w:val="24"/>
-              </w:rPr>
-              <w:t>*.</w:t>
-            </w:r>
-            <w:r>
-              <w:rPr>
-                <w:rFonts w:ascii="Times New Roman" w:eastAsia="仿宋" w:hAnsi="Times New Roman"/>
-                <w:sz w:val="24"/>
-                <w:szCs w:val="24"/>
-              </w:rPr>
-              <w:t xml:space="preserve"> (2025). </w:t>
-            </w:r>
-            <w:r>
-              <w:rPr>
-                <w:rFonts w:ascii="Times New Roman" w:eastAsia="仿宋" w:hAnsi="Times New Roman"/>
-                <w:sz w:val="24"/>
-                <w:szCs w:val="24"/>
-              </w:rPr>
-              <w:t>基于计算机视觉的盾构隧道管片错台自动测量方法</w:t>
-            </w:r>
-            <w:r>
-              <w:rPr>
-                <w:rFonts w:ascii="Times New Roman" w:eastAsia="仿宋" w:hAnsi="Times New Roman"/>
-                <w:sz w:val="24"/>
-                <w:szCs w:val="24"/>
-              </w:rPr>
-              <w:t xml:space="preserve">. </w:t>
-            </w:r>
-            <w:r>
-              <w:rPr>
-                <w:rFonts w:ascii="Times New Roman" w:eastAsia="仿宋" w:hAnsi="Times New Roman"/>
-                <w:sz w:val="24"/>
-                <w:szCs w:val="24"/>
-              </w:rPr>
-              <w:t>施工技术（中英文）</w:t>
-            </w:r>
-            <w:r>
-              <w:rPr>
-                <w:rFonts w:ascii="Times New Roman" w:eastAsia="仿宋" w:hAnsi="Times New Roman"/>
-                <w:sz w:val="24"/>
-                <w:szCs w:val="24"/>
-              </w:rPr>
-              <w:t>, 54(17), 40–44.</w:t>
+              <w:t>Lin, W.</w:t>
+            </w:r>
+            <w:r>
+              <w:rPr>
+                <w:rFonts w:ascii="Times New Roman" w:eastAsia="仿宋" w:hAnsi="Times New Roman"/>
+                <w:sz w:val="24"/>
+                <w:szCs w:val="24"/>
+              </w:rPr>
+              <w:t xml:space="preserve">, </w:t>
+            </w:r>
+            <w:r>
+              <w:rPr>
+                <w:rFonts w:ascii="Times New Roman" w:eastAsia="仿宋" w:hAnsi="Times New Roman"/>
+                <w:sz w:val="24"/>
+                <w:szCs w:val="24"/>
+                <w:u w:val="single"/>
+              </w:rPr>
+              <w:t>Sheil, B.</w:t>
+            </w:r>
+            <w:r>
+              <w:rPr>
+                <w:rFonts w:ascii="Times New Roman" w:eastAsia="仿宋" w:hAnsi="Times New Roman"/>
+                <w:sz w:val="24"/>
+                <w:szCs w:val="24"/>
+              </w:rPr>
+              <w:t xml:space="preserve">, </w:t>
+            </w:r>
+            <w:r>
+              <w:rPr>
+                <w:rFonts w:ascii="Times New Roman" w:eastAsia="仿宋" w:hAnsi="Times New Roman"/>
+                <w:sz w:val="24"/>
+                <w:szCs w:val="24"/>
+                <w:u w:val="single"/>
+              </w:rPr>
+              <w:t>Xie, X.</w:t>
+            </w:r>
+            <w:r>
+              <w:rPr>
+                <w:rFonts w:ascii="Times New Roman" w:eastAsia="仿宋" w:hAnsi="Times New Roman"/>
+                <w:sz w:val="24"/>
+                <w:szCs w:val="24"/>
+              </w:rPr>
+              <w:t xml:space="preserve">*, Zhang, Y., &amp; Cao, Y. (2024). Semantic segmentation of large-scale segmental lining point clouds using 3D deep learning. GeoShanghai International Conference 2024, 012026. </w:t>
+            </w:r>
+            <w:r>
+              <w:rPr>
+                <w:rFonts w:ascii="Times New Roman" w:eastAsia="仿宋" w:hAnsi="Times New Roman" w:hint="eastAsia"/>
+                <w:color w:val="0070C0"/>
+                <w:sz w:val="24"/>
+                <w:szCs w:val="24"/>
+              </w:rPr>
+              <w:t>(</w:t>
+            </w:r>
+            <w:r>
+              <w:rPr>
+                <w:rFonts w:ascii="Times New Roman" w:eastAsia="仿宋" w:hAnsi="Times New Roman"/>
+                <w:color w:val="0070C0"/>
+                <w:sz w:val="24"/>
+                <w:szCs w:val="24"/>
+              </w:rPr>
+              <w:t>CPCI-S</w:t>
+            </w:r>
+            <w:r>
+              <w:rPr>
+                <w:rFonts w:ascii="Times New Roman" w:eastAsia="仿宋" w:hAnsi="Times New Roman"/>
+                <w:color w:val="0070C0"/>
+                <w:sz w:val="24"/>
+                <w:szCs w:val="24"/>
+              </w:rPr>
+              <w:t>)</w:t>
             </w:r>
           </w:p>
           <w:p>
@@ -5463,7 +6575,7 @@
               <w:pStyle w:val="a3"/>
               <w:numPr>
                 <w:ilvl w:val="0"/>
-                <w:numId w:val="24"/>
+                <w:numId w:val="25"/>
               </w:numPr>
               <w:ind w:firstLineChars="0"/>
               <w:rPr>
@@ -5474,200 +6586,74 @@
             </w:pPr>
             <w:r>
               <w:rPr>
-                <w:rFonts w:ascii="Times New Roman" w:eastAsia="仿宋" w:hAnsi="Times New Roman" w:hint="eastAsia"/>
+                <w:rFonts w:ascii="Times New Roman" w:eastAsia="仿宋" w:hAnsi="Times New Roman"/>
                 <w:b/>
                 <w:bCs/>
                 <w:sz w:val="24"/>
                 <w:szCs w:val="24"/>
               </w:rPr>
-              <w:t>林威</w:t>
-            </w:r>
-            <w:r>
-              <w:rPr>
-                <w:rFonts w:ascii="Times New Roman" w:eastAsia="仿宋" w:hAnsi="Times New Roman" w:hint="eastAsia"/>
-                <w:sz w:val="24"/>
-                <w:szCs w:val="24"/>
-              </w:rPr>
-              <w:t>,</w:t>
-            </w:r>
-            <w:r>
-              <w:rPr>
-                <w:rFonts w:ascii="Times New Roman" w:eastAsia="仿宋" w:hAnsi="Times New Roman"/>
-                <w:sz w:val="24"/>
-                <w:szCs w:val="24"/>
-              </w:rPr>
-              <w:t xml:space="preserve"> </w:t>
-            </w:r>
-            <w:r>
-              <w:rPr>
-                <w:rFonts w:ascii="Times New Roman" w:eastAsia="仿宋" w:hAnsi="Times New Roman" w:hint="eastAsia"/>
+              <w:t>Li</w:t>
+            </w:r>
+            <w:r>
+              <w:rPr>
+                <w:rFonts w:ascii="Times New Roman" w:eastAsia="仿宋" w:hAnsi="Times New Roman"/>
+                <w:b/>
+                <w:bCs/>
+                <w:sz w:val="24"/>
+                <w:szCs w:val="24"/>
+              </w:rPr>
+              <w:t>n, W.</w:t>
+            </w:r>
+            <w:r>
+              <w:rPr>
+                <w:rFonts w:ascii="Times New Roman" w:eastAsia="仿宋" w:hAnsi="Times New Roman"/>
+                <w:sz w:val="24"/>
+                <w:szCs w:val="24"/>
+              </w:rPr>
+              <w:t xml:space="preserve">*, </w:t>
+            </w:r>
+            <w:r>
+              <w:rPr>
+                <w:rFonts w:ascii="Times New Roman" w:eastAsia="仿宋" w:hAnsi="Times New Roman"/>
                 <w:sz w:val="24"/>
                 <w:szCs w:val="24"/>
                 <w:u w:val="single"/>
               </w:rPr>
-              <w:t>谢雄耀</w:t>
-            </w:r>
-            <w:r>
-              <w:rPr>
-                <w:rFonts w:ascii="Times New Roman" w:eastAsia="仿宋" w:hAnsi="Times New Roman"/>
-                <w:sz w:val="24"/>
-                <w:szCs w:val="24"/>
-              </w:rPr>
-              <w:t>*</w:t>
-            </w:r>
-            <w:r>
-              <w:rPr>
-                <w:rFonts w:ascii="Times New Roman" w:eastAsia="仿宋" w:hAnsi="Times New Roman" w:hint="eastAsia"/>
-                <w:sz w:val="24"/>
-                <w:szCs w:val="24"/>
-              </w:rPr>
-              <w:t>,</w:t>
-            </w:r>
-            <w:r>
-              <w:rPr>
-                <w:rFonts w:ascii="Times New Roman" w:eastAsia="仿宋" w:hAnsi="Times New Roman"/>
-                <w:sz w:val="24"/>
-                <w:szCs w:val="24"/>
-              </w:rPr>
-              <w:t xml:space="preserve"> </w:t>
-            </w:r>
-            <w:r>
-              <w:rPr>
-                <w:rFonts w:ascii="Times New Roman" w:eastAsia="仿宋" w:hAnsi="Times New Roman" w:hint="eastAsia"/>
-                <w:sz w:val="24"/>
-                <w:szCs w:val="24"/>
-              </w:rPr>
-              <w:t>关振长</w:t>
-            </w:r>
-            <w:r>
-              <w:rPr>
-                <w:rFonts w:ascii="Times New Roman" w:eastAsia="仿宋" w:hAnsi="Times New Roman" w:hint="eastAsia"/>
-                <w:sz w:val="24"/>
-                <w:szCs w:val="24"/>
-              </w:rPr>
-              <w:t>,</w:t>
-            </w:r>
-            <w:r>
-              <w:rPr>
-                <w:rFonts w:ascii="Times New Roman" w:eastAsia="仿宋" w:hAnsi="Times New Roman"/>
-                <w:sz w:val="24"/>
-                <w:szCs w:val="24"/>
-              </w:rPr>
-              <w:t xml:space="preserve"> &amp; </w:t>
-            </w:r>
-            <w:r>
-              <w:rPr>
-                <w:rFonts w:ascii="Times New Roman" w:eastAsia="仿宋" w:hAnsi="Times New Roman" w:hint="eastAsia"/>
-                <w:sz w:val="24"/>
-                <w:szCs w:val="24"/>
-              </w:rPr>
-              <w:t>常佳奇</w:t>
-            </w:r>
-            <w:r>
-              <w:rPr>
-                <w:rFonts w:ascii="Times New Roman" w:eastAsia="仿宋" w:hAnsi="Times New Roman" w:hint="eastAsia"/>
-                <w:sz w:val="24"/>
-                <w:szCs w:val="24"/>
-              </w:rPr>
-              <w:t>.</w:t>
-            </w:r>
-            <w:r>
-              <w:rPr>
-                <w:rFonts w:ascii="Times New Roman" w:eastAsia="仿宋" w:hAnsi="Times New Roman"/>
-                <w:sz w:val="24"/>
-                <w:szCs w:val="24"/>
-              </w:rPr>
-              <w:t xml:space="preserve"> (2025). </w:t>
-            </w:r>
-            <w:r>
-              <w:rPr>
-                <w:rFonts w:ascii="Times New Roman" w:eastAsia="仿宋" w:hAnsi="Times New Roman" w:hint="eastAsia"/>
-                <w:sz w:val="24"/>
-                <w:szCs w:val="24"/>
-              </w:rPr>
-              <w:t>基于</w:t>
-            </w:r>
-            <w:r>
-              <w:rPr>
-                <w:rFonts w:ascii="Times New Roman" w:eastAsia="仿宋" w:hAnsi="Times New Roman"/>
-                <w:sz w:val="24"/>
-                <w:szCs w:val="24"/>
-              </w:rPr>
-              <w:t>改进标签编码和</w:t>
-            </w:r>
-            <w:r>
-              <w:rPr>
-                <w:rFonts w:ascii="Times New Roman" w:eastAsia="仿宋" w:hAnsi="Times New Roman"/>
-                <w:sz w:val="24"/>
-                <w:szCs w:val="24"/>
-              </w:rPr>
-              <w:t>RandLA-Net</w:t>
-            </w:r>
-            <w:r>
-              <w:rPr>
-                <w:rFonts w:ascii="Times New Roman" w:eastAsia="仿宋" w:hAnsi="Times New Roman"/>
-                <w:sz w:val="24"/>
-                <w:szCs w:val="24"/>
-              </w:rPr>
-              <w:t>的盾构隧道点云逐管片自动分割和变形提取算法</w:t>
-            </w:r>
-            <w:r>
-              <w:rPr>
-                <w:rFonts w:ascii="Times New Roman" w:eastAsia="仿宋" w:hAnsi="Times New Roman" w:hint="eastAsia"/>
-                <w:sz w:val="24"/>
-                <w:szCs w:val="24"/>
-              </w:rPr>
-              <w:t>.</w:t>
-            </w:r>
-            <w:r>
-              <w:rPr>
-                <w:rFonts w:ascii="Times New Roman" w:eastAsia="仿宋" w:hAnsi="Times New Roman"/>
-                <w:sz w:val="24"/>
-                <w:szCs w:val="24"/>
-              </w:rPr>
-              <w:t xml:space="preserve"> </w:t>
-            </w:r>
-            <w:r>
-              <w:rPr>
-                <w:rFonts w:ascii="Times New Roman" w:eastAsia="仿宋" w:hAnsi="Times New Roman" w:hint="eastAsia"/>
-                <w:sz w:val="24"/>
-                <w:szCs w:val="24"/>
-              </w:rPr>
-              <w:t>中国公路学报</w:t>
-            </w:r>
-            <w:r>
-              <w:rPr>
-                <w:rFonts w:ascii="Times New Roman" w:eastAsia="仿宋" w:hAnsi="Times New Roman" w:hint="eastAsia"/>
-                <w:sz w:val="24"/>
-                <w:szCs w:val="24"/>
-              </w:rPr>
-              <w:t>.</w:t>
-            </w:r>
-            <w:r>
-              <w:rPr>
-                <w:rFonts w:ascii="Times New Roman" w:eastAsia="仿宋" w:hAnsi="Times New Roman"/>
-                <w:sz w:val="24"/>
-                <w:szCs w:val="24"/>
-              </w:rPr>
-              <w:t xml:space="preserve"> </w:t>
-            </w:r>
-            <w:r>
-              <w:rPr>
-                <w:rFonts w:ascii="Times New Roman" w:eastAsia="仿宋" w:hAnsi="Times New Roman" w:hint="eastAsia"/>
-                <w:color w:val="0070C0"/>
-                <w:sz w:val="24"/>
-                <w:szCs w:val="24"/>
-              </w:rPr>
-              <w:t>(</w:t>
-            </w:r>
-            <w:r>
-              <w:rPr>
-                <w:rFonts w:ascii="Times New Roman" w:eastAsia="仿宋" w:hAnsi="Times New Roman" w:hint="eastAsia"/>
-                <w:color w:val="0070C0"/>
-                <w:sz w:val="24"/>
-                <w:szCs w:val="24"/>
-              </w:rPr>
-              <w:t>E</w:t>
+              <w:t>Sheil, B.</w:t>
+            </w:r>
+            <w:r>
+              <w:rPr>
+                <w:rFonts w:ascii="Times New Roman" w:eastAsia="仿宋" w:hAnsi="Times New Roman"/>
+                <w:sz w:val="24"/>
+                <w:szCs w:val="24"/>
+              </w:rPr>
+              <w:t xml:space="preserve">, </w:t>
+            </w:r>
+            <w:r>
+              <w:rPr>
+                <w:rFonts w:ascii="Times New Roman" w:eastAsia="仿宋" w:hAnsi="Times New Roman"/>
+                <w:sz w:val="24"/>
+                <w:szCs w:val="24"/>
+                <w:u w:val="single"/>
+              </w:rPr>
+              <w:t>Xie, X.</w:t>
+            </w:r>
+            <w:r>
+              <w:rPr>
+                <w:rFonts w:ascii="Times New Roman" w:eastAsia="仿宋" w:hAnsi="Times New Roman"/>
+                <w:sz w:val="24"/>
+                <w:szCs w:val="24"/>
+              </w:rPr>
+              <w:t xml:space="preserve">, Li, K., &amp; Niu, G. (2024). Segment segmentation of tunnel ring point clouds using 3D deep learning. World Tunnel Congress 2024, 3059–3066. </w:t>
+            </w:r>
+            <w:r>
+              <w:rPr>
+                <w:rFonts w:ascii="Times New Roman" w:eastAsia="仿宋" w:hAnsi="Times New Roman" w:hint="eastAsia"/>
+                <w:color w:val="0070C0"/>
+                <w:sz w:val="24"/>
+                <w:szCs w:val="24"/>
+              </w:rPr>
+              <w:t>(E</w:t>
             </w:r>
             <w:r>
               <w:rPr>
@@ -5680,25 +6666,7 @@
             </w:r>
             <w:r>
               <w:rPr>
-                <w:rFonts w:ascii="Times New Roman" w:eastAsia="仿宋" w:hAnsi="Times New Roman"/>
-                <w:color w:val="0070C0"/>
-                <w:sz w:val="24"/>
-                <w:szCs w:val="24"/>
-              </w:rPr>
-              <w:t xml:space="preserve">, CSCD, </w:t>
-            </w:r>
-            <w:r>
-              <w:rPr>
-                <w:rFonts w:ascii="Times New Roman" w:eastAsia="仿宋" w:hAnsi="Times New Roman" w:hint="eastAsia"/>
-                <w:color w:val="0070C0"/>
-                <w:sz w:val="24"/>
-                <w:szCs w:val="24"/>
-              </w:rPr>
-              <w:t>北大核心</w:t>
-            </w:r>
-            <w:r>
-              <w:rPr>
-                <w:rFonts w:ascii="Times New Roman" w:eastAsia="仿宋" w:hAnsi="Times New Roman"/>
+                <w:rFonts w:ascii="Times New Roman" w:eastAsia="仿宋" w:hAnsi="Times New Roman" w:hint="eastAsia"/>
                 <w:color w:val="0070C0"/>
                 <w:sz w:val="24"/>
                 <w:szCs w:val="24"/>
@@ -5711,7 +6679,7 @@
               <w:pStyle w:val="a3"/>
               <w:numPr>
                 <w:ilvl w:val="0"/>
-                <w:numId w:val="24"/>
+                <w:numId w:val="25"/>
               </w:numPr>
               <w:ind w:firstLineChars="0"/>
               <w:rPr>
@@ -5722,280 +6690,47 @@
             </w:pPr>
             <w:r>
               <w:rPr>
-                <w:rFonts w:ascii="Times New Roman" w:eastAsia="仿宋" w:hAnsi="Times New Roman" w:hint="eastAsia"/>
-                <w:sz w:val="24"/>
-                <w:szCs w:val="24"/>
-              </w:rPr>
-              <w:t>张洋宾</w:t>
-            </w:r>
-            <w:r>
-              <w:rPr>
-                <w:rFonts w:ascii="Times New Roman" w:eastAsia="仿宋" w:hAnsi="Times New Roman" w:hint="eastAsia"/>
-                <w:sz w:val="24"/>
-                <w:szCs w:val="24"/>
-              </w:rPr>
-              <w:t>,</w:t>
-            </w:r>
-            <w:r>
-              <w:rPr>
-                <w:rFonts w:ascii="Times New Roman" w:eastAsia="仿宋" w:hAnsi="Times New Roman"/>
-                <w:sz w:val="24"/>
-                <w:szCs w:val="24"/>
-              </w:rPr>
-              <w:t xml:space="preserve"> </w:t>
-            </w:r>
-            <w:r>
-              <w:rPr>
-                <w:rFonts w:ascii="Times New Roman" w:eastAsia="仿宋" w:hAnsi="Times New Roman" w:hint="eastAsia"/>
-                <w:sz w:val="24"/>
-                <w:szCs w:val="24"/>
-                <w:u w:val="single"/>
-              </w:rPr>
-              <w:t>谢雄耀</w:t>
-            </w:r>
-            <w:r>
-              <w:rPr>
-                <w:rFonts w:ascii="Times New Roman" w:eastAsia="仿宋" w:hAnsi="Times New Roman"/>
-                <w:sz w:val="24"/>
-                <w:szCs w:val="24"/>
-              </w:rPr>
-              <w:t>*</w:t>
-            </w:r>
-            <w:r>
-              <w:rPr>
-                <w:rFonts w:ascii="Times New Roman" w:eastAsia="仿宋" w:hAnsi="Times New Roman" w:hint="eastAsia"/>
-                <w:sz w:val="24"/>
-                <w:szCs w:val="24"/>
-              </w:rPr>
-              <w:t>,</w:t>
-            </w:r>
-            <w:r>
-              <w:rPr>
-                <w:rFonts w:ascii="Times New Roman" w:eastAsia="仿宋" w:hAnsi="Times New Roman"/>
-                <w:sz w:val="24"/>
-                <w:szCs w:val="24"/>
-              </w:rPr>
-              <w:t xml:space="preserve"> </w:t>
-            </w:r>
-            <w:r>
-              <w:rPr>
-                <w:rFonts w:ascii="Times New Roman" w:eastAsia="仿宋" w:hAnsi="Times New Roman" w:hint="eastAsia"/>
-                <w:sz w:val="24"/>
-                <w:szCs w:val="24"/>
-              </w:rPr>
-              <w:t>周彪</w:t>
-            </w:r>
-            <w:r>
-              <w:rPr>
-                <w:rFonts w:ascii="Times New Roman" w:eastAsia="仿宋" w:hAnsi="Times New Roman" w:hint="eastAsia"/>
-                <w:sz w:val="24"/>
-                <w:szCs w:val="24"/>
-              </w:rPr>
-              <w:t>,</w:t>
-            </w:r>
-            <w:r>
-              <w:rPr>
-                <w:rFonts w:ascii="Times New Roman" w:eastAsia="仿宋" w:hAnsi="Times New Roman"/>
-                <w:sz w:val="24"/>
-                <w:szCs w:val="24"/>
-              </w:rPr>
-              <w:t xml:space="preserve"> </w:t>
-            </w:r>
-            <w:r>
-              <w:rPr>
-                <w:rFonts w:ascii="Times New Roman" w:eastAsia="仿宋" w:hAnsi="Times New Roman" w:hint="eastAsia"/>
+                <w:rFonts w:ascii="Times New Roman" w:eastAsia="仿宋" w:hAnsi="Times New Roman"/>
                 <w:b/>
                 <w:bCs/>
                 <w:sz w:val="24"/>
                 <w:szCs w:val="24"/>
               </w:rPr>
-              <w:t>林威</w:t>
-            </w:r>
-            <w:r>
-              <w:rPr>
-                <w:rFonts w:ascii="Times New Roman" w:eastAsia="仿宋" w:hAnsi="Times New Roman" w:hint="eastAsia"/>
-                <w:sz w:val="24"/>
-                <w:szCs w:val="24"/>
-              </w:rPr>
-              <w:t>,</w:t>
-            </w:r>
-            <w:r>
-              <w:rPr>
-                <w:rFonts w:ascii="Times New Roman" w:eastAsia="仿宋" w:hAnsi="Times New Roman"/>
-                <w:sz w:val="24"/>
-                <w:szCs w:val="24"/>
-              </w:rPr>
-              <w:t xml:space="preserve"> </w:t>
-            </w:r>
-            <w:r>
-              <w:rPr>
-                <w:rFonts w:ascii="Times New Roman" w:eastAsia="仿宋" w:hAnsi="Times New Roman" w:hint="eastAsia"/>
-                <w:sz w:val="24"/>
-                <w:szCs w:val="24"/>
-              </w:rPr>
-              <w:t>曹宇阳</w:t>
-            </w:r>
-            <w:r>
-              <w:rPr>
-                <w:rFonts w:ascii="Times New Roman" w:eastAsia="仿宋" w:hAnsi="Times New Roman" w:hint="eastAsia"/>
-                <w:sz w:val="24"/>
-                <w:szCs w:val="24"/>
-              </w:rPr>
-              <w:t>,</w:t>
-            </w:r>
-            <w:r>
-              <w:rPr>
-                <w:rFonts w:ascii="Times New Roman" w:eastAsia="仿宋" w:hAnsi="Times New Roman"/>
-                <w:sz w:val="24"/>
-                <w:szCs w:val="24"/>
-              </w:rPr>
-              <w:t xml:space="preserve"> </w:t>
-            </w:r>
-            <w:r>
-              <w:rPr>
-                <w:rFonts w:ascii="Times New Roman" w:eastAsia="仿宋" w:hAnsi="Times New Roman" w:hint="eastAsia"/>
-                <w:sz w:val="24"/>
-                <w:szCs w:val="24"/>
-              </w:rPr>
-              <w:t>张列学</w:t>
-            </w:r>
-            <w:r>
-              <w:rPr>
-                <w:rFonts w:ascii="Times New Roman" w:eastAsia="仿宋" w:hAnsi="Times New Roman" w:hint="eastAsia"/>
-                <w:sz w:val="24"/>
-                <w:szCs w:val="24"/>
-              </w:rPr>
-              <w:t>,</w:t>
-            </w:r>
-            <w:r>
-              <w:rPr>
-                <w:rFonts w:ascii="Times New Roman" w:eastAsia="仿宋" w:hAnsi="Times New Roman"/>
-                <w:sz w:val="24"/>
-                <w:szCs w:val="24"/>
-              </w:rPr>
-              <w:t xml:space="preserve"> &amp; </w:t>
-            </w:r>
-            <w:r>
-              <w:rPr>
-                <w:rFonts w:ascii="Times New Roman" w:eastAsia="仿宋" w:hAnsi="Times New Roman" w:hint="eastAsia"/>
-                <w:sz w:val="24"/>
-                <w:szCs w:val="24"/>
-              </w:rPr>
-              <w:t>王承</w:t>
-            </w:r>
-            <w:r>
-              <w:rPr>
-                <w:rFonts w:ascii="Times New Roman" w:eastAsia="仿宋" w:hAnsi="Times New Roman" w:hint="eastAsia"/>
-                <w:sz w:val="24"/>
-                <w:szCs w:val="24"/>
-              </w:rPr>
-              <w:t>.</w:t>
-            </w:r>
-            <w:r>
-              <w:rPr>
-                <w:rFonts w:ascii="Times New Roman" w:eastAsia="仿宋" w:hAnsi="Times New Roman"/>
-                <w:sz w:val="24"/>
-                <w:szCs w:val="24"/>
-              </w:rPr>
-              <w:t xml:space="preserve"> (2025). </w:t>
-            </w:r>
-            <w:r>
-              <w:rPr>
-                <w:rFonts w:ascii="Times New Roman" w:eastAsia="仿宋" w:hAnsi="Times New Roman" w:hint="eastAsia"/>
-                <w:sz w:val="24"/>
-                <w:szCs w:val="24"/>
-              </w:rPr>
-              <w:t>基于关联规则的盾构隧道结构性能评价方法</w:t>
-            </w:r>
-            <w:r>
-              <w:rPr>
-                <w:rFonts w:ascii="Times New Roman" w:eastAsia="仿宋" w:hAnsi="Times New Roman" w:hint="eastAsia"/>
-                <w:sz w:val="24"/>
-                <w:szCs w:val="24"/>
-              </w:rPr>
-              <w:t>.</w:t>
-            </w:r>
-            <w:r>
-              <w:rPr>
-                <w:rFonts w:ascii="Times New Roman" w:eastAsia="仿宋" w:hAnsi="Times New Roman"/>
-                <w:sz w:val="24"/>
-                <w:szCs w:val="24"/>
-              </w:rPr>
-              <w:t xml:space="preserve"> </w:t>
-            </w:r>
-            <w:r>
-              <w:rPr>
-                <w:rFonts w:ascii="Times New Roman" w:eastAsia="仿宋" w:hAnsi="Times New Roman" w:hint="eastAsia"/>
-                <w:sz w:val="24"/>
-                <w:szCs w:val="24"/>
-              </w:rPr>
-              <w:t>同济大学学报（自然科学版）</w:t>
-            </w:r>
-            <w:r>
-              <w:rPr>
-                <w:rFonts w:ascii="Times New Roman" w:eastAsia="仿宋" w:hAnsi="Times New Roman" w:hint="eastAsia"/>
-                <w:sz w:val="24"/>
-                <w:szCs w:val="24"/>
-              </w:rPr>
-              <w:t>,</w:t>
-            </w:r>
-            <w:r>
-              <w:rPr>
-                <w:rFonts w:ascii="Times New Roman" w:eastAsia="仿宋" w:hAnsi="Times New Roman"/>
-                <w:sz w:val="24"/>
-                <w:szCs w:val="24"/>
-              </w:rPr>
-              <w:t xml:space="preserve"> 53(6), 888</w:t>
-            </w:r>
-            <w:r>
-              <w:rPr>
-                <w:rFonts w:ascii="Times New Roman" w:eastAsia="仿宋" w:hAnsi="Times New Roman"/>
-                <w:sz w:val="24"/>
-                <w:szCs w:val="24"/>
-              </w:rPr>
-              <w:t>–</w:t>
-            </w:r>
-            <w:r>
-              <w:rPr>
-                <w:rFonts w:ascii="Times New Roman" w:eastAsia="仿宋" w:hAnsi="Times New Roman"/>
-                <w:sz w:val="24"/>
-                <w:szCs w:val="24"/>
-              </w:rPr>
-              <w:t>897</w:t>
-            </w:r>
-            <w:r>
-              <w:rPr>
-                <w:rFonts w:ascii="Times New Roman" w:eastAsia="仿宋" w:hAnsi="Times New Roman" w:hint="eastAsia"/>
-                <w:sz w:val="24"/>
-                <w:szCs w:val="24"/>
-              </w:rPr>
-              <w:t>.</w:t>
-            </w:r>
-            <w:r>
-              <w:rPr>
-                <w:rFonts w:ascii="Times New Roman" w:eastAsia="仿宋" w:hAnsi="Times New Roman"/>
-                <w:sz w:val="24"/>
-                <w:szCs w:val="24"/>
-              </w:rPr>
-              <w:t xml:space="preserve"> </w:t>
-            </w:r>
-            <w:r>
-              <w:rPr>
-                <w:rFonts w:ascii="Times New Roman" w:eastAsia="仿宋" w:hAnsi="Times New Roman" w:hint="eastAsia"/>
-                <w:color w:val="0070C0"/>
-                <w:sz w:val="24"/>
-                <w:szCs w:val="24"/>
-              </w:rPr>
-              <w:t>(</w:t>
-            </w:r>
-            <w:r>
-              <w:rPr>
-                <w:rFonts w:ascii="Times New Roman" w:eastAsia="仿宋" w:hAnsi="Times New Roman" w:hint="eastAsia"/>
-                <w:color w:val="0070C0"/>
-                <w:sz w:val="24"/>
-                <w:szCs w:val="24"/>
-              </w:rPr>
-              <w:t>E</w:t>
+              <w:t>Lin, W.</w:t>
+            </w:r>
+            <w:r>
+              <w:rPr>
+                <w:rFonts w:ascii="Times New Roman" w:eastAsia="仿宋" w:hAnsi="Times New Roman"/>
+                <w:sz w:val="24"/>
+                <w:szCs w:val="24"/>
+              </w:rPr>
+              <w:t xml:space="preserve">, </w:t>
+            </w:r>
+            <w:r>
+              <w:rPr>
+                <w:rFonts w:ascii="Times New Roman" w:eastAsia="仿宋" w:hAnsi="Times New Roman"/>
+                <w:sz w:val="24"/>
+                <w:szCs w:val="24"/>
+                <w:u w:val="single"/>
+              </w:rPr>
+              <w:t>Xie, X.</w:t>
+            </w:r>
+            <w:r>
+              <w:rPr>
+                <w:rFonts w:ascii="Times New Roman" w:eastAsia="仿宋" w:hAnsi="Times New Roman"/>
+                <w:sz w:val="24"/>
+                <w:szCs w:val="24"/>
+              </w:rPr>
+              <w:t xml:space="preserve">, Zhou, B., Li, P., &amp; Wang, C. (2023). Refined perception and management of ring-wise deformation information for shield tunnels based on point cloud deep learning and BIM. Eighth International Symposium on Life-Cycle Civil Engineering (IALCCE 2023), 3991–3998. </w:t>
+            </w:r>
+            <w:r>
+              <w:rPr>
+                <w:rFonts w:ascii="Times New Roman" w:eastAsia="仿宋" w:hAnsi="Times New Roman" w:hint="eastAsia"/>
+                <w:color w:val="0070C0"/>
+                <w:sz w:val="24"/>
+                <w:szCs w:val="24"/>
+              </w:rPr>
+              <w:t>(E</w:t>
             </w:r>
             <w:r>
               <w:rPr>
@@ -6008,25 +6743,7 @@
             </w:r>
             <w:r>
               <w:rPr>
-                <w:rFonts w:ascii="Times New Roman" w:eastAsia="仿宋" w:hAnsi="Times New Roman"/>
-                <w:color w:val="0070C0"/>
-                <w:sz w:val="24"/>
-                <w:szCs w:val="24"/>
-              </w:rPr>
-              <w:t xml:space="preserve">, CSCD, </w:t>
-            </w:r>
-            <w:r>
-              <w:rPr>
-                <w:rFonts w:ascii="Times New Roman" w:eastAsia="仿宋" w:hAnsi="Times New Roman" w:hint="eastAsia"/>
-                <w:color w:val="0070C0"/>
-                <w:sz w:val="24"/>
-                <w:szCs w:val="24"/>
-              </w:rPr>
-              <w:t>北大核心</w:t>
-            </w:r>
-            <w:r>
-              <w:rPr>
-                <w:rFonts w:ascii="Times New Roman" w:eastAsia="仿宋" w:hAnsi="Times New Roman"/>
+                <w:rFonts w:ascii="Times New Roman" w:eastAsia="仿宋" w:hAnsi="Times New Roman" w:hint="eastAsia"/>
                 <w:color w:val="0070C0"/>
                 <w:sz w:val="24"/>
                 <w:szCs w:val="24"/>
@@ -6039,7 +6756,7 @@
               <w:pStyle w:val="a3"/>
               <w:numPr>
                 <w:ilvl w:val="0"/>
-                <w:numId w:val="24"/>
+                <w:numId w:val="25"/>
               </w:numPr>
               <w:ind w:firstLineChars="0"/>
               <w:rPr>
@@ -6050,290 +6767,74 @@
             </w:pPr>
             <w:r>
               <w:rPr>
-                <w:rFonts w:ascii="Times New Roman" w:eastAsia="仿宋" w:hAnsi="Times New Roman" w:hint="eastAsia"/>
-                <w:sz w:val="24"/>
-                <w:szCs w:val="24"/>
-              </w:rPr>
-              <w:t>石州</w:t>
-            </w:r>
-            <w:r>
-              <w:rPr>
-                <w:rFonts w:ascii="Times New Roman" w:eastAsia="仿宋" w:hAnsi="Times New Roman"/>
-                <w:sz w:val="24"/>
-                <w:szCs w:val="24"/>
-              </w:rPr>
-              <w:t>,</w:t>
-            </w:r>
-            <w:r>
-              <w:rPr>
-                <w:rFonts w:ascii="Times New Roman" w:eastAsia="仿宋" w:hAnsi="Times New Roman"/>
-                <w:sz w:val="24"/>
-                <w:szCs w:val="24"/>
-              </w:rPr>
-              <w:t xml:space="preserve"> </w:t>
-            </w:r>
-            <w:r>
-              <w:rPr>
-                <w:rFonts w:ascii="Times New Roman" w:eastAsia="仿宋" w:hAnsi="Times New Roman"/>
-                <w:sz w:val="24"/>
-                <w:szCs w:val="24"/>
-                <w:u w:val="single"/>
-              </w:rPr>
-              <w:t>谢雄耀</w:t>
-            </w:r>
-            <w:r>
-              <w:rPr>
-                <w:rFonts w:ascii="Times New Roman" w:eastAsia="仿宋" w:hAnsi="Times New Roman" w:hint="eastAsia"/>
-                <w:sz w:val="24"/>
-                <w:szCs w:val="24"/>
-              </w:rPr>
-              <w:t>*</w:t>
-            </w:r>
-            <w:r>
-              <w:rPr>
-                <w:rFonts w:ascii="Times New Roman" w:eastAsia="仿宋" w:hAnsi="Times New Roman"/>
-                <w:sz w:val="24"/>
-                <w:szCs w:val="24"/>
-              </w:rPr>
-              <w:t>,</w:t>
-            </w:r>
-            <w:r>
-              <w:rPr>
-                <w:rFonts w:ascii="Times New Roman" w:eastAsia="仿宋" w:hAnsi="Times New Roman"/>
-                <w:sz w:val="24"/>
-                <w:szCs w:val="24"/>
-              </w:rPr>
-              <w:t xml:space="preserve"> </w:t>
-            </w:r>
-            <w:r>
-              <w:rPr>
-                <w:rFonts w:ascii="Times New Roman" w:eastAsia="仿宋" w:hAnsi="Times New Roman"/>
-                <w:sz w:val="24"/>
-                <w:szCs w:val="24"/>
-              </w:rPr>
-              <w:t>曾昆</w:t>
-            </w:r>
-            <w:r>
-              <w:rPr>
-                <w:rFonts w:ascii="Times New Roman" w:eastAsia="仿宋" w:hAnsi="Times New Roman"/>
-                <w:sz w:val="24"/>
-                <w:szCs w:val="24"/>
-              </w:rPr>
-              <w:t>,</w:t>
-            </w:r>
-            <w:r>
-              <w:rPr>
-                <w:rFonts w:ascii="Times New Roman" w:eastAsia="仿宋" w:hAnsi="Times New Roman"/>
-                <w:sz w:val="24"/>
-                <w:szCs w:val="24"/>
-              </w:rPr>
-              <w:t xml:space="preserve"> </w:t>
-            </w:r>
-            <w:bookmarkStart w:id="3" w:name="_Hlk201488136"/>
-            <w:r>
-              <w:rPr>
-                <w:rFonts w:ascii="Times New Roman" w:eastAsia="仿宋" w:hAnsi="Times New Roman"/>
-                <w:sz w:val="24"/>
-                <w:szCs w:val="24"/>
-              </w:rPr>
-              <w:t>卜祥波</w:t>
-            </w:r>
-            <w:r>
-              <w:rPr>
-                <w:rFonts w:ascii="Times New Roman" w:eastAsia="仿宋" w:hAnsi="Times New Roman"/>
-                <w:sz w:val="24"/>
-                <w:szCs w:val="24"/>
-              </w:rPr>
-              <w:t>,</w:t>
-            </w:r>
-            <w:r>
-              <w:rPr>
-                <w:rFonts w:ascii="Times New Roman" w:eastAsia="仿宋" w:hAnsi="Times New Roman"/>
-                <w:sz w:val="24"/>
-                <w:szCs w:val="24"/>
-              </w:rPr>
-              <w:t xml:space="preserve"> </w:t>
-            </w:r>
-            <w:r>
-              <w:rPr>
                 <w:rFonts w:ascii="Times New Roman" w:eastAsia="仿宋" w:hAnsi="Times New Roman"/>
                 <w:b/>
                 <w:bCs/>
                 <w:sz w:val="24"/>
                 <w:szCs w:val="24"/>
               </w:rPr>
-              <w:t>林威</w:t>
-            </w:r>
-            <w:r>
-              <w:rPr>
-                <w:rFonts w:ascii="Times New Roman" w:eastAsia="仿宋" w:hAnsi="Times New Roman"/>
-                <w:sz w:val="24"/>
-                <w:szCs w:val="24"/>
-              </w:rPr>
-              <w:t>,</w:t>
-            </w:r>
-            <w:r>
-              <w:rPr>
-                <w:rFonts w:ascii="Times New Roman" w:eastAsia="仿宋" w:hAnsi="Times New Roman"/>
-                <w:sz w:val="24"/>
-                <w:szCs w:val="24"/>
-              </w:rPr>
-              <w:t xml:space="preserve"> &amp;</w:t>
-            </w:r>
-            <w:r>
-              <w:rPr>
-                <w:rFonts w:ascii="Times New Roman" w:eastAsia="仿宋" w:hAnsi="Times New Roman"/>
-                <w:sz w:val="24"/>
-                <w:szCs w:val="24"/>
-              </w:rPr>
-              <w:t xml:space="preserve"> </w:t>
-            </w:r>
-            <w:r>
-              <w:rPr>
-                <w:rFonts w:ascii="Times New Roman" w:eastAsia="仿宋" w:hAnsi="Times New Roman"/>
-                <w:sz w:val="24"/>
-                <w:szCs w:val="24"/>
-              </w:rPr>
-              <w:t>徐子龙</w:t>
-            </w:r>
-            <w:bookmarkEnd w:id="3"/>
-            <w:r>
-              <w:rPr>
-                <w:rFonts w:ascii="Times New Roman" w:eastAsia="仿宋" w:hAnsi="Times New Roman" w:hint="eastAsia"/>
-                <w:sz w:val="24"/>
-                <w:szCs w:val="24"/>
-              </w:rPr>
-              <w:t>.</w:t>
-            </w:r>
-            <w:r>
-              <w:rPr>
-                <w:rFonts w:ascii="Times New Roman" w:eastAsia="仿宋" w:hAnsi="Times New Roman"/>
-                <w:sz w:val="24"/>
-                <w:szCs w:val="24"/>
-              </w:rPr>
-              <w:t xml:space="preserve"> (2025). </w:t>
-            </w:r>
-            <w:r>
-              <w:rPr>
-                <w:rFonts w:ascii="Times New Roman" w:eastAsia="仿宋" w:hAnsi="Times New Roman" w:hint="eastAsia"/>
-                <w:sz w:val="24"/>
-                <w:szCs w:val="24"/>
-              </w:rPr>
-              <w:t>考虑过程响应的盾构隧道施工管片变形研究</w:t>
-            </w:r>
-            <w:r>
-              <w:rPr>
-                <w:rFonts w:ascii="Times New Roman" w:eastAsia="仿宋" w:hAnsi="Times New Roman" w:hint="eastAsia"/>
-                <w:sz w:val="24"/>
-                <w:szCs w:val="24"/>
-              </w:rPr>
-              <w:t>.</w:t>
-            </w:r>
-            <w:r>
-              <w:rPr>
-                <w:rFonts w:ascii="Times New Roman" w:eastAsia="仿宋" w:hAnsi="Times New Roman"/>
-                <w:sz w:val="24"/>
-                <w:szCs w:val="24"/>
-              </w:rPr>
-              <w:t xml:space="preserve"> </w:t>
-            </w:r>
-            <w:r>
-              <w:rPr>
-                <w:rFonts w:ascii="Times New Roman" w:eastAsia="仿宋" w:hAnsi="Times New Roman" w:hint="eastAsia"/>
-                <w:sz w:val="24"/>
-                <w:szCs w:val="24"/>
-              </w:rPr>
-              <w:t>土木与环境工程学报</w:t>
-            </w:r>
-            <w:r>
-              <w:rPr>
-                <w:rFonts w:ascii="Times New Roman" w:eastAsia="仿宋" w:hAnsi="Times New Roman" w:hint="eastAsia"/>
-                <w:sz w:val="24"/>
-                <w:szCs w:val="24"/>
-              </w:rPr>
-              <w:t>（</w:t>
-            </w:r>
-            <w:r>
-              <w:rPr>
-                <w:rFonts w:ascii="Times New Roman" w:eastAsia="仿宋" w:hAnsi="Times New Roman"/>
-                <w:sz w:val="24"/>
-                <w:szCs w:val="24"/>
-              </w:rPr>
-              <w:t>中英文</w:t>
-            </w:r>
-            <w:r>
-              <w:rPr>
-                <w:rFonts w:ascii="Times New Roman" w:eastAsia="仿宋" w:hAnsi="Times New Roman" w:hint="eastAsia"/>
-                <w:sz w:val="24"/>
-                <w:szCs w:val="24"/>
-              </w:rPr>
-              <w:t>）</w:t>
-            </w:r>
-            <w:r>
-              <w:rPr>
-                <w:rFonts w:ascii="Times New Roman" w:eastAsia="仿宋" w:hAnsi="Times New Roman" w:hint="eastAsia"/>
-                <w:sz w:val="24"/>
-                <w:szCs w:val="24"/>
-              </w:rPr>
-              <w:t>,</w:t>
-            </w:r>
-            <w:r>
-              <w:rPr>
-                <w:rFonts w:ascii="Times New Roman" w:eastAsia="仿宋" w:hAnsi="Times New Roman"/>
-                <w:sz w:val="24"/>
-                <w:szCs w:val="24"/>
-              </w:rPr>
-              <w:t xml:space="preserve"> 47(5), 155</w:t>
-            </w:r>
-            <w:r>
-              <w:rPr>
-                <w:rFonts w:ascii="Times New Roman" w:eastAsia="仿宋" w:hAnsi="Times New Roman"/>
-                <w:sz w:val="24"/>
-                <w:szCs w:val="24"/>
-              </w:rPr>
-              <w:t>–</w:t>
-            </w:r>
-            <w:r>
-              <w:rPr>
-                <w:rFonts w:ascii="Times New Roman" w:eastAsia="仿宋" w:hAnsi="Times New Roman"/>
-                <w:sz w:val="24"/>
-                <w:szCs w:val="24"/>
-              </w:rPr>
-              <w:t>166</w:t>
-            </w:r>
-            <w:r>
-              <w:rPr>
-                <w:rFonts w:ascii="Times New Roman" w:eastAsia="仿宋" w:hAnsi="Times New Roman" w:hint="eastAsia"/>
-                <w:sz w:val="24"/>
-                <w:szCs w:val="24"/>
-              </w:rPr>
-              <w:t>.</w:t>
-            </w:r>
-            <w:r>
-              <w:rPr>
-                <w:rFonts w:ascii="Times New Roman" w:eastAsia="仿宋" w:hAnsi="Times New Roman"/>
-                <w:sz w:val="24"/>
-                <w:szCs w:val="24"/>
-              </w:rPr>
-              <w:t xml:space="preserve"> </w:t>
-            </w:r>
-            <w:r>
-              <w:rPr>
-                <w:rFonts w:ascii="Times New Roman" w:eastAsia="仿宋" w:hAnsi="Times New Roman" w:hint="eastAsia"/>
-                <w:color w:val="0070C0"/>
-                <w:sz w:val="24"/>
-                <w:szCs w:val="24"/>
-              </w:rPr>
-              <w:t>(</w:t>
-            </w:r>
-            <w:r>
-              <w:rPr>
-                <w:rFonts w:ascii="Times New Roman" w:eastAsia="仿宋" w:hAnsi="Times New Roman" w:hint="eastAsia"/>
-                <w:color w:val="0070C0"/>
-                <w:sz w:val="24"/>
-                <w:szCs w:val="24"/>
-              </w:rPr>
-              <w:t>北大核心</w:t>
+              <w:t>Lin, W.</w:t>
+            </w:r>
+            <w:r>
+              <w:rPr>
+                <w:rFonts w:ascii="Times New Roman" w:eastAsia="仿宋" w:hAnsi="Times New Roman"/>
+                <w:sz w:val="24"/>
+                <w:szCs w:val="24"/>
+              </w:rPr>
+              <w:t xml:space="preserve">, </w:t>
+            </w:r>
+            <w:r>
+              <w:rPr>
+                <w:rFonts w:ascii="Times New Roman" w:eastAsia="仿宋" w:hAnsi="Times New Roman"/>
+                <w:sz w:val="24"/>
+                <w:szCs w:val="24"/>
+                <w:u w:val="single"/>
+              </w:rPr>
+              <w:t>Xie, X.</w:t>
+            </w:r>
+            <w:r>
+              <w:rPr>
+                <w:rFonts w:ascii="Times New Roman" w:eastAsia="仿宋" w:hAnsi="Times New Roman"/>
+                <w:sz w:val="24"/>
+                <w:szCs w:val="24"/>
+              </w:rPr>
+              <w:t xml:space="preserve">*, Li, P., Xiao, B., Lu, X., Feng, B., Jin, P., &amp; Hu, Y. (2022). Prediction of settlement induced by tidal fluctuation for underwater shield tunnel during service based on historical monitoring data. 2022 8th International Conference on Hydraulic and Civil Engineering: Deep Space Intelligent Development and Utilization Forum (ICHCE), 1042–1047. </w:t>
+            </w:r>
+            <w:r>
+              <w:rPr>
+                <w:rFonts w:ascii="Times New Roman" w:eastAsia="仿宋" w:hAnsi="Times New Roman" w:hint="eastAsia"/>
+                <w:color w:val="0070C0"/>
+                <w:sz w:val="24"/>
+                <w:szCs w:val="24"/>
+              </w:rPr>
+              <w:t>(E</w:t>
+            </w:r>
+            <w:r>
+              <w:rPr>
+                <w:rFonts w:ascii="Times New Roman" w:eastAsia="仿宋" w:hAnsi="Times New Roman"/>
+                <w:color w:val="0070C0"/>
+                <w:sz w:val="24"/>
+                <w:szCs w:val="24"/>
+              </w:rPr>
+              <w:t>I</w:t>
+            </w:r>
+            <w:r>
+              <w:rPr>
+                <w:rFonts w:ascii="Times New Roman" w:eastAsia="仿宋" w:hAnsi="Times New Roman"/>
+                <w:color w:val="0070C0"/>
+                <w:sz w:val="24"/>
+                <w:szCs w:val="24"/>
+              </w:rPr>
+              <w:t xml:space="preserve">, </w:t>
+            </w:r>
+            <w:r>
+              <w:rPr>
+                <w:rFonts w:ascii="Times New Roman" w:eastAsia="仿宋" w:hAnsi="Times New Roman"/>
+                <w:color w:val="0070C0"/>
+                <w:sz w:val="24"/>
+                <w:szCs w:val="24"/>
+              </w:rPr>
+              <w:t>CPCI-S</w:t>
             </w:r>
             <w:r>
               <w:rPr>
@@ -6350,7 +6851,7 @@
               <w:pStyle w:val="a3"/>
               <w:numPr>
                 <w:ilvl w:val="0"/>
-                <w:numId w:val="24"/>
+                <w:numId w:val="25"/>
               </w:numPr>
               <w:ind w:firstLineChars="0"/>
               <w:rPr>
@@ -6361,19 +6862,11 @@
             </w:pPr>
             <w:r>
               <w:rPr>
-                <w:rFonts w:ascii="Times New Roman" w:eastAsia="仿宋" w:hAnsi="Times New Roman" w:hint="eastAsia"/>
-                <w:sz w:val="24"/>
-                <w:szCs w:val="24"/>
-              </w:rPr>
-              <w:t>邹成路</w:t>
-            </w:r>
-            <w:r>
-              <w:rPr>
-                <w:rFonts w:ascii="Times New Roman" w:eastAsia="仿宋" w:hAnsi="Times New Roman"/>
-                <w:sz w:val="24"/>
-                <w:szCs w:val="24"/>
-              </w:rPr>
-              <w:t xml:space="preserve">, </w:t>
+                <w:rFonts w:ascii="Times New Roman" w:eastAsia="仿宋" w:hAnsi="Times New Roman"/>
+                <w:sz w:val="24"/>
+                <w:szCs w:val="24"/>
+              </w:rPr>
+              <w:t xml:space="preserve">Ye, Z., Faramarzi, A., Ninić, J., &amp; </w:t>
             </w:r>
             <w:r>
               <w:rPr>
@@ -6383,114 +6876,41 @@
                 <w:sz w:val="24"/>
                 <w:szCs w:val="24"/>
               </w:rPr>
-              <w:t>林威</w:t>
-            </w:r>
-            <w:r>
-              <w:rPr>
-                <w:rFonts w:ascii="Times New Roman" w:eastAsia="仿宋" w:hAnsi="Times New Roman"/>
-                <w:sz w:val="24"/>
-                <w:szCs w:val="24"/>
-              </w:rPr>
-              <w:t xml:space="preserve">, </w:t>
-            </w:r>
-            <w:r>
-              <w:rPr>
-                <w:rFonts w:ascii="Times New Roman" w:eastAsia="仿宋" w:hAnsi="Times New Roman"/>
-                <w:sz w:val="24"/>
-                <w:szCs w:val="24"/>
-              </w:rPr>
-              <w:t>罗文静</w:t>
-            </w:r>
-            <w:r>
-              <w:rPr>
-                <w:rFonts w:ascii="Times New Roman" w:eastAsia="仿宋" w:hAnsi="Times New Roman"/>
-                <w:sz w:val="24"/>
-                <w:szCs w:val="24"/>
-              </w:rPr>
-              <w:t xml:space="preserve">, </w:t>
-            </w:r>
-            <w:r>
-              <w:rPr>
-                <w:rFonts w:ascii="Times New Roman" w:eastAsia="仿宋" w:hAnsi="Times New Roman"/>
-                <w:sz w:val="24"/>
-                <w:szCs w:val="24"/>
-              </w:rPr>
-              <w:t>周彪</w:t>
-            </w:r>
-            <w:r>
-              <w:rPr>
-                <w:rFonts w:ascii="Times New Roman" w:eastAsia="仿宋" w:hAnsi="Times New Roman"/>
-                <w:sz w:val="24"/>
-                <w:szCs w:val="24"/>
-              </w:rPr>
-              <w:t xml:space="preserve">*, &amp; </w:t>
-            </w:r>
-            <w:r>
-              <w:rPr>
-                <w:rFonts w:ascii="Times New Roman" w:eastAsia="仿宋" w:hAnsi="Times New Roman"/>
-                <w:sz w:val="24"/>
-                <w:szCs w:val="24"/>
-                <w:u w:val="single"/>
-              </w:rPr>
-              <w:t>谢雄耀</w:t>
-            </w:r>
-            <w:r>
-              <w:rPr>
-                <w:rFonts w:ascii="Times New Roman" w:eastAsia="仿宋" w:hAnsi="Times New Roman"/>
-                <w:sz w:val="24"/>
-                <w:szCs w:val="24"/>
-              </w:rPr>
-              <w:t xml:space="preserve">. (2022). </w:t>
-            </w:r>
-            <w:r>
-              <w:rPr>
-                <w:rFonts w:ascii="Times New Roman" w:eastAsia="仿宋" w:hAnsi="Times New Roman"/>
-                <w:sz w:val="24"/>
-                <w:szCs w:val="24"/>
-              </w:rPr>
-              <w:t>城市轨道交通车站半成岩深基坑围护结构变形特性研究</w:t>
-            </w:r>
-            <w:r>
-              <w:rPr>
-                <w:rFonts w:ascii="Times New Roman" w:eastAsia="仿宋" w:hAnsi="Times New Roman"/>
-                <w:sz w:val="24"/>
-                <w:szCs w:val="24"/>
-              </w:rPr>
-              <w:t xml:space="preserve">. </w:t>
-            </w:r>
-            <w:r>
-              <w:rPr>
-                <w:rFonts w:ascii="Times New Roman" w:eastAsia="仿宋" w:hAnsi="Times New Roman"/>
-                <w:sz w:val="24"/>
-                <w:szCs w:val="24"/>
-              </w:rPr>
-              <w:t>城市轨道交通研究</w:t>
-            </w:r>
-            <w:r>
-              <w:rPr>
-                <w:rFonts w:ascii="Times New Roman" w:eastAsia="仿宋" w:hAnsi="Times New Roman"/>
-                <w:sz w:val="24"/>
-                <w:szCs w:val="24"/>
-              </w:rPr>
-              <w:t xml:space="preserve">, 25(3), 150–155. </w:t>
-            </w:r>
-            <w:r>
-              <w:rPr>
-                <w:rFonts w:ascii="Times New Roman" w:eastAsia="仿宋" w:hAnsi="Times New Roman" w:hint="eastAsia"/>
-                <w:color w:val="0070C0"/>
-                <w:sz w:val="24"/>
-                <w:szCs w:val="24"/>
-              </w:rPr>
-              <w:t>(</w:t>
-            </w:r>
-            <w:r>
-              <w:rPr>
-                <w:rFonts w:ascii="Times New Roman" w:eastAsia="仿宋" w:hAnsi="Times New Roman" w:hint="eastAsia"/>
-                <w:color w:val="0070C0"/>
-                <w:sz w:val="24"/>
-                <w:szCs w:val="24"/>
-              </w:rPr>
-              <w:t>北大核心</w:t>
+              <w:t>Lin, W.</w:t>
+            </w:r>
+            <w:r>
+              <w:rPr>
+                <w:rFonts w:ascii="Times New Roman" w:eastAsia="仿宋" w:hAnsi="Times New Roman"/>
+                <w:sz w:val="24"/>
+                <w:szCs w:val="24"/>
+              </w:rPr>
+              <w:t xml:space="preserve"> (2025). Automated digital twin reconstruction for tunnel inspection and maintenance. World Tunnel Congress 2025, 517–524.</w:t>
+            </w:r>
+            <w:r>
+              <w:rPr>
+                <w:rFonts w:ascii="Times New Roman" w:eastAsia="仿宋" w:hAnsi="Times New Roman"/>
+                <w:sz w:val="24"/>
+                <w:szCs w:val="24"/>
+              </w:rPr>
+              <w:t xml:space="preserve"> </w:t>
+            </w:r>
+            <w:r>
+              <w:rPr>
+                <w:rFonts w:ascii="Times New Roman" w:eastAsia="仿宋" w:hAnsi="Times New Roman" w:hint="eastAsia"/>
+                <w:color w:val="0070C0"/>
+                <w:sz w:val="24"/>
+                <w:szCs w:val="24"/>
+              </w:rPr>
+              <w:t>(E</w:t>
+            </w:r>
+            <w:r>
+              <w:rPr>
+                <w:rFonts w:ascii="Times New Roman" w:eastAsia="仿宋" w:hAnsi="Times New Roman"/>
+                <w:color w:val="0070C0"/>
+                <w:sz w:val="24"/>
+                <w:szCs w:val="24"/>
+              </w:rPr>
+              <w:t>I</w:t>
             </w:r>
             <w:r>
               <w:rPr>
@@ -6507,7 +6927,7 @@
               <w:pStyle w:val="a3"/>
               <w:numPr>
                 <w:ilvl w:val="0"/>
-                <w:numId w:val="24"/>
+                <w:numId w:val="25"/>
               </w:numPr>
               <w:ind w:firstLineChars="0"/>
               <w:rPr>
@@ -6518,20 +6938,28 @@
             </w:pPr>
             <w:r>
               <w:rPr>
-                <w:rFonts w:ascii="Times New Roman" w:eastAsia="仿宋" w:hAnsi="Times New Roman" w:hint="eastAsia"/>
+                <w:rFonts w:ascii="Times New Roman" w:eastAsia="仿宋" w:hAnsi="Times New Roman"/>
+                <w:sz w:val="24"/>
+                <w:szCs w:val="24"/>
+              </w:rPr>
+              <w:t xml:space="preserve">Cao, Y., </w:t>
+            </w:r>
+            <w:r>
+              <w:rPr>
+                <w:rFonts w:ascii="Times New Roman" w:eastAsia="仿宋" w:hAnsi="Times New Roman"/>
                 <w:sz w:val="24"/>
                 <w:szCs w:val="24"/>
                 <w:u w:val="single"/>
               </w:rPr>
-              <w:t>谢雄耀</w:t>
-            </w:r>
-            <w:r>
-              <w:rPr>
-                <w:rFonts w:ascii="Times New Roman" w:eastAsia="仿宋" w:hAnsi="Times New Roman"/>
-                <w:sz w:val="24"/>
-                <w:szCs w:val="24"/>
-              </w:rPr>
-              <w:t xml:space="preserve">, </w:t>
+              <w:t>Xie, X.</w:t>
+            </w:r>
+            <w:r>
+              <w:rPr>
+                <w:rFonts w:ascii="Times New Roman" w:eastAsia="仿宋" w:hAnsi="Times New Roman"/>
+                <w:sz w:val="24"/>
+                <w:szCs w:val="24"/>
+              </w:rPr>
+              <w:t xml:space="preserve">, Zhou, B., </w:t>
             </w:r>
             <w:r>
               <w:rPr>
@@ -6541,79 +6969,50 @@
                 <w:sz w:val="24"/>
                 <w:szCs w:val="24"/>
               </w:rPr>
-              <w:t>林威</w:t>
-            </w:r>
-            <w:r>
-              <w:rPr>
-                <w:rFonts w:ascii="Times New Roman" w:eastAsia="仿宋" w:hAnsi="Times New Roman"/>
-                <w:sz w:val="24"/>
-                <w:szCs w:val="24"/>
-              </w:rPr>
-              <w:t xml:space="preserve">, </w:t>
-            </w:r>
-            <w:r>
-              <w:rPr>
-                <w:rFonts w:ascii="Times New Roman" w:eastAsia="仿宋" w:hAnsi="Times New Roman"/>
-                <w:sz w:val="24"/>
-                <w:szCs w:val="24"/>
-              </w:rPr>
-              <w:t>周彪</w:t>
-            </w:r>
-            <w:r>
-              <w:rPr>
-                <w:rFonts w:ascii="Times New Roman" w:eastAsia="仿宋" w:hAnsi="Times New Roman"/>
-                <w:sz w:val="24"/>
-                <w:szCs w:val="24"/>
-              </w:rPr>
-              <w:t xml:space="preserve">*, &amp; </w:t>
-            </w:r>
-            <w:r>
-              <w:rPr>
-                <w:rFonts w:ascii="Times New Roman" w:eastAsia="仿宋" w:hAnsi="Times New Roman"/>
-                <w:sz w:val="24"/>
-                <w:szCs w:val="24"/>
-              </w:rPr>
-              <w:t>邹成路</w:t>
-            </w:r>
-            <w:r>
-              <w:rPr>
-                <w:rFonts w:ascii="Times New Roman" w:eastAsia="仿宋" w:hAnsi="Times New Roman"/>
-                <w:sz w:val="24"/>
-                <w:szCs w:val="24"/>
-              </w:rPr>
-              <w:t xml:space="preserve">. (2022). </w:t>
-            </w:r>
-            <w:r>
-              <w:rPr>
-                <w:rFonts w:ascii="Times New Roman" w:eastAsia="仿宋" w:hAnsi="Times New Roman"/>
-                <w:sz w:val="24"/>
-                <w:szCs w:val="24"/>
-              </w:rPr>
-              <w:t>半成岩超深基坑围护结构变形与受力特性研究</w:t>
-            </w:r>
-            <w:r>
-              <w:rPr>
-                <w:rFonts w:ascii="Times New Roman" w:eastAsia="仿宋" w:hAnsi="Times New Roman"/>
-                <w:sz w:val="24"/>
-                <w:szCs w:val="24"/>
-              </w:rPr>
-              <w:t xml:space="preserve">. </w:t>
-            </w:r>
-            <w:r>
-              <w:rPr>
-                <w:rFonts w:ascii="Times New Roman" w:eastAsia="仿宋" w:hAnsi="Times New Roman"/>
-                <w:sz w:val="24"/>
-                <w:szCs w:val="24"/>
-              </w:rPr>
-              <w:t>结构工程师</w:t>
-            </w:r>
-            <w:r>
-              <w:rPr>
-                <w:rFonts w:ascii="Times New Roman" w:eastAsia="仿宋" w:hAnsi="Times New Roman"/>
-                <w:sz w:val="24"/>
-                <w:szCs w:val="24"/>
-              </w:rPr>
-              <w:t>, 38(1), 164–172.</w:t>
+              <w:t>Lin, W.</w:t>
+            </w:r>
+            <w:r>
+              <w:rPr>
+                <w:rFonts w:ascii="Times New Roman" w:eastAsia="仿宋" w:hAnsi="Times New Roman"/>
+                <w:sz w:val="24"/>
+                <w:szCs w:val="24"/>
+              </w:rPr>
+              <w:t>, Zhang, Y., &amp; Tang, G. (2025). Effect of the crossing super-large-diameter shield tunnel construction on ground surface settlement. World Tunnel Congress 2025, 2029–2036.</w:t>
+            </w:r>
+            <w:r>
+              <w:rPr>
+                <w:rFonts w:ascii="Times New Roman" w:eastAsia="仿宋" w:hAnsi="Times New Roman"/>
+                <w:sz w:val="24"/>
+                <w:szCs w:val="24"/>
+              </w:rPr>
+              <w:t xml:space="preserve"> </w:t>
+            </w:r>
+            <w:r>
+              <w:rPr>
+                <w:rFonts w:ascii="Times New Roman" w:eastAsia="仿宋" w:hAnsi="Times New Roman" w:hint="eastAsia"/>
+                <w:color w:val="0070C0"/>
+                <w:sz w:val="24"/>
+                <w:szCs w:val="24"/>
+              </w:rPr>
+              <w:t>(E</w:t>
+            </w:r>
+            <w:r>
+              <w:rPr>
+                <w:rFonts w:ascii="Times New Roman" w:eastAsia="仿宋" w:hAnsi="Times New Roman"/>
+                <w:color w:val="0070C0"/>
+                <w:sz w:val="24"/>
+                <w:szCs w:val="24"/>
+              </w:rPr>
+              <w:t>I</w:t>
+            </w:r>
+            <w:r>
+              <w:rPr>
+                <w:rFonts w:ascii="Times New Roman" w:eastAsia="仿宋" w:hAnsi="Times New Roman" w:hint="eastAsia"/>
+                <w:color w:val="0070C0"/>
+                <w:sz w:val="24"/>
+                <w:szCs w:val="24"/>
+              </w:rPr>
+              <w:t>)</w:t>
             </w:r>
           </w:p>
           <w:p>
@@ -6621,7 +7020,7 @@
               <w:pStyle w:val="a3"/>
               <w:numPr>
                 <w:ilvl w:val="0"/>
-                <w:numId w:val="24"/>
+                <w:numId w:val="25"/>
               </w:numPr>
               <w:ind w:firstLineChars="0"/>
               <w:rPr>
@@ -6632,11 +7031,20 @@
             </w:pPr>
             <w:r>
               <w:rPr>
-                <w:rFonts w:ascii="Times New Roman" w:eastAsia="仿宋" w:hAnsi="Times New Roman" w:hint="eastAsia"/>
-                <w:sz w:val="24"/>
-                <w:szCs w:val="24"/>
-              </w:rPr>
-              <w:t>梁小波</w:t>
+                <w:rFonts w:ascii="Times New Roman" w:eastAsia="仿宋" w:hAnsi="Times New Roman"/>
+                <w:sz w:val="24"/>
+                <w:szCs w:val="24"/>
+              </w:rPr>
+              <w:t xml:space="preserve">Zhang, Y., </w:t>
+            </w:r>
+            <w:r>
+              <w:rPr>
+                <w:rFonts w:ascii="Times New Roman" w:eastAsia="仿宋" w:hAnsi="Times New Roman"/>
+                <w:sz w:val="24"/>
+                <w:szCs w:val="24"/>
+                <w:u w:val="single"/>
+              </w:rPr>
+              <w:t>Xie, X.</w:t>
             </w:r>
             <w:r>
               <w:rPr>
@@ -6654,177 +7062,15 @@
                 <w:sz w:val="24"/>
                 <w:szCs w:val="24"/>
               </w:rPr>
-              <w:t>林威</w:t>
-            </w:r>
-            <w:r>
-              <w:rPr>
-                <w:rFonts w:ascii="Times New Roman" w:eastAsia="仿宋" w:hAnsi="Times New Roman"/>
-                <w:sz w:val="24"/>
-                <w:szCs w:val="24"/>
-              </w:rPr>
-              <w:t xml:space="preserve">, </w:t>
-            </w:r>
-            <w:r>
-              <w:rPr>
-                <w:rFonts w:ascii="Times New Roman" w:eastAsia="仿宋" w:hAnsi="Times New Roman"/>
-                <w:sz w:val="24"/>
-                <w:szCs w:val="24"/>
-              </w:rPr>
-              <w:t>徐金峰</w:t>
-            </w:r>
-            <w:r>
-              <w:rPr>
-                <w:rFonts w:ascii="Times New Roman" w:eastAsia="仿宋" w:hAnsi="Times New Roman"/>
-                <w:sz w:val="24"/>
-                <w:szCs w:val="24"/>
-              </w:rPr>
-              <w:t xml:space="preserve">, </w:t>
-            </w:r>
-            <w:bookmarkStart w:id="4" w:name="_Hlk201488184"/>
-            <w:r>
-              <w:rPr>
-                <w:rFonts w:ascii="Times New Roman" w:eastAsia="仿宋" w:hAnsi="Times New Roman"/>
-                <w:sz w:val="24"/>
-                <w:szCs w:val="24"/>
-              </w:rPr>
-              <w:t>刘志义</w:t>
-            </w:r>
-            <w:r>
-              <w:rPr>
-                <w:rFonts w:ascii="Times New Roman" w:eastAsia="仿宋" w:hAnsi="Times New Roman"/>
-                <w:sz w:val="24"/>
-                <w:szCs w:val="24"/>
-              </w:rPr>
-              <w:t xml:space="preserve">, &amp; </w:t>
-            </w:r>
-            <w:r>
-              <w:rPr>
-                <w:rFonts w:ascii="Times New Roman" w:eastAsia="仿宋" w:hAnsi="Times New Roman"/>
-                <w:sz w:val="24"/>
-                <w:szCs w:val="24"/>
-              </w:rPr>
-              <w:t>赵刚</w:t>
-            </w:r>
-            <w:bookmarkEnd w:id="4"/>
-            <w:r>
-              <w:rPr>
-                <w:rFonts w:ascii="Times New Roman" w:eastAsia="仿宋" w:hAnsi="Times New Roman"/>
-                <w:sz w:val="24"/>
-                <w:szCs w:val="24"/>
-              </w:rPr>
-              <w:t xml:space="preserve">. (2022). </w:t>
-            </w:r>
-            <w:r>
-              <w:rPr>
-                <w:rFonts w:ascii="Times New Roman" w:eastAsia="仿宋" w:hAnsi="Times New Roman"/>
-                <w:sz w:val="24"/>
-                <w:szCs w:val="24"/>
-              </w:rPr>
-              <w:t>滇中红层软岩填料高路堤稳定性分析</w:t>
-            </w:r>
-            <w:r>
-              <w:rPr>
-                <w:rFonts w:ascii="Times New Roman" w:eastAsia="仿宋" w:hAnsi="Times New Roman"/>
-                <w:sz w:val="24"/>
-                <w:szCs w:val="24"/>
-              </w:rPr>
-              <w:t xml:space="preserve">. </w:t>
-            </w:r>
-            <w:r>
-              <w:rPr>
-                <w:rFonts w:ascii="Times New Roman" w:eastAsia="仿宋" w:hAnsi="Times New Roman"/>
-                <w:sz w:val="24"/>
-                <w:szCs w:val="24"/>
-              </w:rPr>
-              <w:t>建筑施工</w:t>
-            </w:r>
-            <w:r>
-              <w:rPr>
-                <w:rFonts w:ascii="Times New Roman" w:eastAsia="仿宋" w:hAnsi="Times New Roman"/>
-                <w:sz w:val="24"/>
-                <w:szCs w:val="24"/>
-              </w:rPr>
-              <w:t>, 44(9), 2248–2251.</w:t>
-            </w:r>
-          </w:p>
-          <w:p>
-            <w:pPr>
-              <w:rPr>
-                <w:rFonts w:ascii="Times New Roman" w:eastAsia="仿宋" w:hAnsi="Times New Roman"/>
-                <w:sz w:val="24"/>
-                <w:szCs w:val="24"/>
-              </w:rPr>
-            </w:pPr>
-            <w:r>
-              <w:rPr>
-                <w:rFonts w:ascii="Times New Roman" w:eastAsia="仿宋" w:hAnsi="Times New Roman" w:hint="eastAsia"/>
-                <w:sz w:val="24"/>
-                <w:szCs w:val="24"/>
-              </w:rPr>
-              <w:t>（</w:t>
-            </w:r>
-            <w:r>
-              <w:rPr>
-                <w:rFonts w:ascii="Times New Roman" w:eastAsia="仿宋" w:hAnsi="Times New Roman" w:hint="eastAsia"/>
-                <w:sz w:val="24"/>
-                <w:szCs w:val="24"/>
-              </w:rPr>
-              <w:t>以下为</w:t>
-            </w:r>
-            <w:r>
-              <w:rPr>
-                <w:rFonts w:ascii="Times New Roman" w:eastAsia="仿宋" w:hAnsi="Times New Roman" w:hint="eastAsia"/>
-                <w:sz w:val="24"/>
-                <w:szCs w:val="24"/>
-              </w:rPr>
-              <w:t>已投稿或</w:t>
-            </w:r>
-            <w:r>
-              <w:rPr>
-                <w:rFonts w:ascii="Times New Roman" w:eastAsia="仿宋" w:hAnsi="Times New Roman" w:hint="eastAsia"/>
-                <w:sz w:val="24"/>
-                <w:szCs w:val="24"/>
-              </w:rPr>
-              <w:t>录用待刊的论文</w:t>
-            </w:r>
-            <w:r>
-              <w:rPr>
-                <w:rFonts w:ascii="Times New Roman" w:eastAsia="仿宋" w:hAnsi="Times New Roman" w:hint="eastAsia"/>
-                <w:sz w:val="24"/>
-                <w:szCs w:val="24"/>
-              </w:rPr>
-              <w:t>）</w:t>
-            </w:r>
-          </w:p>
-          <w:p>
-            <w:pPr>
-              <w:pStyle w:val="a3"/>
-              <w:numPr>
-                <w:ilvl w:val="0"/>
-                <w:numId w:val="24"/>
-              </w:numPr>
-              <w:ind w:firstLineChars="0"/>
-              <w:rPr>
-                <w:rFonts w:ascii="Times New Roman" w:eastAsia="仿宋" w:hAnsi="Times New Roman"/>
-                <w:sz w:val="24"/>
-                <w:szCs w:val="24"/>
-              </w:rPr>
-            </w:pPr>
-            <w:r>
-              <w:rPr>
-                <w:rFonts w:ascii="Times New Roman" w:eastAsia="仿宋" w:hAnsi="Times New Roman" w:hint="eastAsia"/>
-                <w:sz w:val="24"/>
-                <w:szCs w:val="24"/>
-              </w:rPr>
-              <w:t>陈洪胜</w:t>
-            </w:r>
-            <w:r>
-              <w:rPr>
-                <w:rFonts w:ascii="Times New Roman" w:eastAsia="仿宋" w:hAnsi="Times New Roman" w:hint="eastAsia"/>
-                <w:sz w:val="24"/>
-                <w:szCs w:val="24"/>
-              </w:rPr>
-              <w:t>,</w:t>
+              <w:t>Lin, W.</w:t>
+            </w:r>
+            <w:r>
+              <w:rPr>
+                <w:rFonts w:ascii="Times New Roman" w:eastAsia="仿宋" w:hAnsi="Times New Roman"/>
+                <w:sz w:val="24"/>
+                <w:szCs w:val="24"/>
+              </w:rPr>
+              <w:t>, Cao, Y., &amp; Tang, G. (2025). Electric power tunnel maintenance strategy based on structural performance chained evolutionary networks. World Tunnel Congress 2025, 4343–4349.</w:t>
             </w:r>
             <w:r>
               <w:rPr>
@@ -6837,219 +7083,24 @@
             <w:r>
               <w:rPr>
                 <w:rFonts w:ascii="Times New Roman" w:eastAsia="仿宋" w:hAnsi="Times New Roman" w:hint="eastAsia"/>
-                <w:sz w:val="24"/>
-                <w:szCs w:val="24"/>
-              </w:rPr>
-              <w:t>朱悦铭</w:t>
-            </w:r>
-            <w:r>
-              <w:rPr>
-                <w:rFonts w:ascii="Times New Roman" w:eastAsia="仿宋" w:hAnsi="Times New Roman" w:hint="eastAsia"/>
-                <w:sz w:val="24"/>
-                <w:szCs w:val="24"/>
-              </w:rPr>
-              <w:t>,</w:t>
-            </w:r>
-            <w:r>
-              <w:rPr>
-                <w:rFonts w:ascii="Times New Roman" w:eastAsia="仿宋" w:hAnsi="Times New Roman"/>
-                <w:sz w:val="24"/>
-                <w:szCs w:val="24"/>
-              </w:rPr>
-              <w:t xml:space="preserve"> </w:t>
-            </w:r>
-            <w:r>
-              <w:rPr>
-                <w:rFonts w:ascii="Times New Roman" w:eastAsia="仿宋" w:hAnsi="Times New Roman" w:hint="eastAsia"/>
-                <w:sz w:val="24"/>
-                <w:szCs w:val="24"/>
-              </w:rPr>
-              <w:t>谢攀</w:t>
-            </w:r>
-            <w:r>
-              <w:rPr>
-                <w:rFonts w:ascii="Times New Roman" w:eastAsia="仿宋" w:hAnsi="Times New Roman" w:hint="eastAsia"/>
-                <w:sz w:val="24"/>
-                <w:szCs w:val="24"/>
-              </w:rPr>
-              <w:t>,</w:t>
-            </w:r>
-            <w:r>
-              <w:rPr>
-                <w:rFonts w:ascii="Times New Roman" w:eastAsia="仿宋" w:hAnsi="Times New Roman"/>
-                <w:sz w:val="24"/>
-                <w:szCs w:val="24"/>
-              </w:rPr>
-              <w:t xml:space="preserve"> </w:t>
-            </w:r>
-            <w:r>
-              <w:rPr>
-                <w:rFonts w:ascii="Times New Roman" w:eastAsia="仿宋" w:hAnsi="Times New Roman" w:hint="eastAsia"/>
-                <w:b/>
-                <w:bCs/>
-                <w:sz w:val="24"/>
-                <w:szCs w:val="24"/>
-              </w:rPr>
-              <w:t>林威</w:t>
-            </w:r>
-            <w:r>
-              <w:rPr>
-                <w:rFonts w:ascii="Times New Roman" w:eastAsia="仿宋" w:hAnsi="Times New Roman"/>
-                <w:sz w:val="24"/>
-                <w:szCs w:val="24"/>
-              </w:rPr>
-              <w:t>*</w:t>
-            </w:r>
-            <w:r>
-              <w:rPr>
-                <w:rFonts w:ascii="Times New Roman" w:eastAsia="仿宋" w:hAnsi="Times New Roman" w:hint="eastAsia"/>
-                <w:sz w:val="24"/>
-                <w:szCs w:val="24"/>
-              </w:rPr>
-              <w:t>,</w:t>
-            </w:r>
-            <w:r>
-              <w:rPr>
-                <w:rFonts w:ascii="Times New Roman" w:eastAsia="仿宋" w:hAnsi="Times New Roman"/>
-                <w:sz w:val="24"/>
-                <w:szCs w:val="24"/>
-              </w:rPr>
-              <w:t xml:space="preserve"> </w:t>
-            </w:r>
-            <w:r>
-              <w:rPr>
-                <w:rFonts w:ascii="Times New Roman" w:eastAsia="仿宋" w:hAnsi="Times New Roman" w:hint="eastAsia"/>
-                <w:sz w:val="24"/>
-                <w:szCs w:val="24"/>
-              </w:rPr>
-              <w:t>邹美涛</w:t>
-            </w:r>
-            <w:r>
-              <w:rPr>
-                <w:rFonts w:ascii="Times New Roman" w:eastAsia="仿宋" w:hAnsi="Times New Roman" w:hint="eastAsia"/>
-                <w:sz w:val="24"/>
-                <w:szCs w:val="24"/>
-              </w:rPr>
-              <w:t>,</w:t>
-            </w:r>
-            <w:r>
-              <w:rPr>
-                <w:rFonts w:ascii="Times New Roman" w:eastAsia="仿宋" w:hAnsi="Times New Roman"/>
-                <w:sz w:val="24"/>
-                <w:szCs w:val="24"/>
-              </w:rPr>
-              <w:t xml:space="preserve"> &amp; </w:t>
-            </w:r>
-            <w:r>
-              <w:rPr>
-                <w:rFonts w:ascii="Times New Roman" w:eastAsia="仿宋" w:hAnsi="Times New Roman" w:hint="eastAsia"/>
-                <w:sz w:val="24"/>
-                <w:szCs w:val="24"/>
-                <w:u w:val="single"/>
-              </w:rPr>
-              <w:t>谢雄耀</w:t>
-            </w:r>
-            <w:r>
-              <w:rPr>
-                <w:rFonts w:ascii="Times New Roman" w:eastAsia="仿宋" w:hAnsi="Times New Roman" w:hint="eastAsia"/>
-                <w:sz w:val="24"/>
-                <w:szCs w:val="24"/>
-              </w:rPr>
-              <w:t>.</w:t>
-            </w:r>
-            <w:r>
-              <w:rPr>
-                <w:rFonts w:ascii="Times New Roman" w:eastAsia="仿宋" w:hAnsi="Times New Roman"/>
-                <w:sz w:val="24"/>
-                <w:szCs w:val="24"/>
-              </w:rPr>
-              <w:t xml:space="preserve"> (2025). </w:t>
-            </w:r>
-            <w:r>
-              <w:rPr>
-                <w:rFonts w:ascii="Times New Roman" w:eastAsia="仿宋" w:hAnsi="Times New Roman" w:hint="eastAsia"/>
-                <w:sz w:val="24"/>
-                <w:szCs w:val="24"/>
-              </w:rPr>
-              <w:t>基于蒙特卡罗</w:t>
-            </w:r>
-            <w:r>
-              <w:rPr>
-                <w:rFonts w:ascii="Times New Roman" w:eastAsia="仿宋" w:hAnsi="Times New Roman"/>
-                <w:sz w:val="24"/>
-                <w:szCs w:val="24"/>
-              </w:rPr>
-              <w:t>dropout</w:t>
-            </w:r>
-            <w:r>
-              <w:rPr>
-                <w:rFonts w:ascii="Times New Roman" w:eastAsia="仿宋" w:hAnsi="Times New Roman"/>
-                <w:sz w:val="24"/>
-                <w:szCs w:val="24"/>
-              </w:rPr>
-              <w:t>的土体开挖力学参数不确定性反演方法</w:t>
-            </w:r>
-            <w:r>
-              <w:rPr>
-                <w:rFonts w:ascii="Times New Roman" w:eastAsia="仿宋" w:hAnsi="Times New Roman" w:hint="eastAsia"/>
-                <w:sz w:val="24"/>
-                <w:szCs w:val="24"/>
-              </w:rPr>
-              <w:t>.</w:t>
-            </w:r>
-            <w:r>
-              <w:rPr>
-                <w:rFonts w:ascii="Times New Roman" w:eastAsia="仿宋" w:hAnsi="Times New Roman"/>
-                <w:sz w:val="24"/>
-                <w:szCs w:val="24"/>
-              </w:rPr>
-              <w:t xml:space="preserve"> </w:t>
-            </w:r>
-            <w:r>
-              <w:rPr>
-                <w:rFonts w:ascii="Times New Roman" w:eastAsia="仿宋" w:hAnsi="Times New Roman" w:hint="eastAsia"/>
-                <w:sz w:val="24"/>
-                <w:szCs w:val="24"/>
-              </w:rPr>
-              <w:t>施工技术（中英文）</w:t>
-            </w:r>
-            <w:r>
-              <w:rPr>
-                <w:rFonts w:ascii="Times New Roman" w:eastAsia="仿宋" w:hAnsi="Times New Roman" w:hint="eastAsia"/>
-                <w:sz w:val="24"/>
-                <w:szCs w:val="24"/>
-              </w:rPr>
-              <w:t>.</w:t>
-            </w:r>
-            <w:r>
-              <w:rPr>
-                <w:rFonts w:ascii="Times New Roman" w:eastAsia="仿宋" w:hAnsi="Times New Roman"/>
-                <w:sz w:val="24"/>
-                <w:szCs w:val="24"/>
-              </w:rPr>
-              <w:t xml:space="preserve"> </w:t>
-            </w:r>
-            <w:r>
-              <w:rPr>
-                <w:rFonts w:ascii="Times New Roman" w:eastAsia="仿宋" w:hAnsi="Times New Roman" w:hint="eastAsia"/>
-                <w:color w:val="0070C0"/>
-                <w:sz w:val="24"/>
-                <w:szCs w:val="24"/>
-              </w:rPr>
-              <w:t>(</w:t>
-            </w:r>
-            <w:r>
-              <w:rPr>
-                <w:rFonts w:ascii="Times New Roman" w:eastAsia="仿宋" w:hAnsi="Times New Roman" w:hint="eastAsia"/>
-                <w:color w:val="0070C0"/>
-                <w:sz w:val="24"/>
-                <w:szCs w:val="24"/>
-              </w:rPr>
-              <w:t>录用待刊</w:t>
-            </w:r>
-            <w:r>
-              <w:rPr>
-                <w:rFonts w:ascii="Times New Roman" w:eastAsia="仿宋" w:hAnsi="Times New Roman"/>
+                <w:color w:val="0070C0"/>
+                <w:sz w:val="24"/>
+                <w:szCs w:val="24"/>
+              </w:rPr>
+              <w:t>(E</w:t>
+            </w:r>
+            <w:r>
+              <w:rPr>
+                <w:rFonts w:ascii="Times New Roman" w:eastAsia="仿宋" w:hAnsi="Times New Roman"/>
+                <w:color w:val="0070C0"/>
+                <w:sz w:val="24"/>
+                <w:szCs w:val="24"/>
+              </w:rPr>
+              <w:t>I</w:t>
+            </w:r>
+            <w:r>
+              <w:rPr>
+                <w:rFonts w:ascii="Times New Roman" w:eastAsia="仿宋" w:hAnsi="Times New Roman" w:hint="eastAsia"/>
                 <w:color w:val="0070C0"/>
                 <w:sz w:val="24"/>
                 <w:szCs w:val="24"/>
@@ -7081,665 +7132,6 @@
                 <w:sz w:val="24"/>
                 <w:szCs w:val="24"/>
               </w:rPr>
-              <w:t>会议论文</w:t>
-            </w:r>
-          </w:p>
-          <w:p>
-            <w:pPr>
-              <w:pStyle w:val="a3"/>
-              <w:numPr>
-                <w:ilvl w:val="0"/>
-                <w:numId w:val="25"/>
-              </w:numPr>
-              <w:ind w:firstLineChars="0"/>
-              <w:rPr>
-                <w:rFonts w:ascii="Times New Roman" w:eastAsia="仿宋" w:hAnsi="Times New Roman"/>
-                <w:sz w:val="24"/>
-                <w:szCs w:val="24"/>
-              </w:rPr>
-            </w:pPr>
-            <w:r>
-              <w:rPr>
-                <w:rFonts w:ascii="Times New Roman" w:eastAsia="仿宋" w:hAnsi="Times New Roman"/>
-                <w:b/>
-                <w:bCs/>
-                <w:sz w:val="24"/>
-                <w:szCs w:val="24"/>
-              </w:rPr>
-              <w:t>Lin, W.</w:t>
-            </w:r>
-            <w:r>
-              <w:rPr>
-                <w:rFonts w:ascii="Times New Roman" w:eastAsia="仿宋" w:hAnsi="Times New Roman"/>
-                <w:sz w:val="24"/>
-                <w:szCs w:val="24"/>
-              </w:rPr>
-              <w:t xml:space="preserve">, </w:t>
-            </w:r>
-            <w:r>
-              <w:rPr>
-                <w:rFonts w:ascii="Times New Roman" w:eastAsia="仿宋" w:hAnsi="Times New Roman"/>
-                <w:sz w:val="24"/>
-                <w:szCs w:val="24"/>
-                <w:u w:val="single"/>
-              </w:rPr>
-              <w:t>Sheil, B.</w:t>
-            </w:r>
-            <w:r>
-              <w:rPr>
-                <w:rFonts w:ascii="Times New Roman" w:eastAsia="仿宋" w:hAnsi="Times New Roman"/>
-                <w:sz w:val="24"/>
-                <w:szCs w:val="24"/>
-              </w:rPr>
-              <w:t xml:space="preserve">, </w:t>
-            </w:r>
-            <w:r>
-              <w:rPr>
-                <w:rFonts w:ascii="Times New Roman" w:eastAsia="仿宋" w:hAnsi="Times New Roman"/>
-                <w:sz w:val="24"/>
-                <w:szCs w:val="24"/>
-                <w:u w:val="single"/>
-              </w:rPr>
-              <w:t>Xie, X.</w:t>
-            </w:r>
-            <w:r>
-              <w:rPr>
-                <w:rFonts w:ascii="Times New Roman" w:eastAsia="仿宋" w:hAnsi="Times New Roman"/>
-                <w:sz w:val="24"/>
-                <w:szCs w:val="24"/>
-              </w:rPr>
-              <w:t xml:space="preserve">*, Zhang, Y., &amp; Cao, Y. (2024). Semantic segmentation of large-scale segmental lining point clouds using 3D deep learning. GeoShanghai International Conference 2024, 012026. </w:t>
-            </w:r>
-            <w:r>
-              <w:rPr>
-                <w:rFonts w:ascii="Times New Roman" w:eastAsia="仿宋" w:hAnsi="Times New Roman" w:hint="eastAsia"/>
-                <w:color w:val="0070C0"/>
-                <w:sz w:val="24"/>
-                <w:szCs w:val="24"/>
-              </w:rPr>
-              <w:t>(</w:t>
-            </w:r>
-            <w:r>
-              <w:rPr>
-                <w:rFonts w:ascii="Times New Roman" w:eastAsia="仿宋" w:hAnsi="Times New Roman"/>
-                <w:color w:val="0070C0"/>
-                <w:sz w:val="24"/>
-                <w:szCs w:val="24"/>
-              </w:rPr>
-              <w:t>CPCI-S</w:t>
-            </w:r>
-            <w:r>
-              <w:rPr>
-                <w:rFonts w:ascii="Times New Roman" w:eastAsia="仿宋" w:hAnsi="Times New Roman"/>
-                <w:color w:val="0070C0"/>
-                <w:sz w:val="24"/>
-                <w:szCs w:val="24"/>
-              </w:rPr>
-              <w:t>)</w:t>
-            </w:r>
-          </w:p>
-          <w:p>
-            <w:pPr>
-              <w:pStyle w:val="a3"/>
-              <w:numPr>
-                <w:ilvl w:val="0"/>
-                <w:numId w:val="25"/>
-              </w:numPr>
-              <w:ind w:firstLineChars="0"/>
-              <w:rPr>
-                <w:rFonts w:ascii="Times New Roman" w:eastAsia="仿宋" w:hAnsi="Times New Roman"/>
-                <w:sz w:val="24"/>
-                <w:szCs w:val="24"/>
-              </w:rPr>
-            </w:pPr>
-            <w:r>
-              <w:rPr>
-                <w:rFonts w:ascii="Times New Roman" w:eastAsia="仿宋" w:hAnsi="Times New Roman"/>
-                <w:b/>
-                <w:bCs/>
-                <w:sz w:val="24"/>
-                <w:szCs w:val="24"/>
-              </w:rPr>
-              <w:t>Li</w:t>
-            </w:r>
-            <w:r>
-              <w:rPr>
-                <w:rFonts w:ascii="Times New Roman" w:eastAsia="仿宋" w:hAnsi="Times New Roman"/>
-                <w:b/>
-                <w:bCs/>
-                <w:sz w:val="24"/>
-                <w:szCs w:val="24"/>
-              </w:rPr>
-              <w:t>n, W.</w:t>
-            </w:r>
-            <w:r>
-              <w:rPr>
-                <w:rFonts w:ascii="Times New Roman" w:eastAsia="仿宋" w:hAnsi="Times New Roman"/>
-                <w:sz w:val="24"/>
-                <w:szCs w:val="24"/>
-              </w:rPr>
-              <w:t xml:space="preserve">*, </w:t>
-            </w:r>
-            <w:r>
-              <w:rPr>
-                <w:rFonts w:ascii="Times New Roman" w:eastAsia="仿宋" w:hAnsi="Times New Roman"/>
-                <w:sz w:val="24"/>
-                <w:szCs w:val="24"/>
-                <w:u w:val="single"/>
-              </w:rPr>
-              <w:t>Sheil, B.</w:t>
-            </w:r>
-            <w:r>
-              <w:rPr>
-                <w:rFonts w:ascii="Times New Roman" w:eastAsia="仿宋" w:hAnsi="Times New Roman"/>
-                <w:sz w:val="24"/>
-                <w:szCs w:val="24"/>
-              </w:rPr>
-              <w:t xml:space="preserve">, </w:t>
-            </w:r>
-            <w:r>
-              <w:rPr>
-                <w:rFonts w:ascii="Times New Roman" w:eastAsia="仿宋" w:hAnsi="Times New Roman"/>
-                <w:sz w:val="24"/>
-                <w:szCs w:val="24"/>
-                <w:u w:val="single"/>
-              </w:rPr>
-              <w:t>Xie, X.</w:t>
-            </w:r>
-            <w:r>
-              <w:rPr>
-                <w:rFonts w:ascii="Times New Roman" w:eastAsia="仿宋" w:hAnsi="Times New Roman"/>
-                <w:sz w:val="24"/>
-                <w:szCs w:val="24"/>
-              </w:rPr>
-              <w:t xml:space="preserve">, Li, K., &amp; Niu, G. (2024). Segment segmentation of tunnel ring point clouds using 3D deep learning. World Tunnel Congress 2024, 3059–3066. </w:t>
-            </w:r>
-            <w:r>
-              <w:rPr>
-                <w:rFonts w:ascii="Times New Roman" w:eastAsia="仿宋" w:hAnsi="Times New Roman" w:hint="eastAsia"/>
-                <w:color w:val="0070C0"/>
-                <w:sz w:val="24"/>
-                <w:szCs w:val="24"/>
-              </w:rPr>
-              <w:t>(E</w:t>
-            </w:r>
-            <w:r>
-              <w:rPr>
-                <w:rFonts w:ascii="Times New Roman" w:eastAsia="仿宋" w:hAnsi="Times New Roman"/>
-                <w:color w:val="0070C0"/>
-                <w:sz w:val="24"/>
-                <w:szCs w:val="24"/>
-              </w:rPr>
-              <w:t>I</w:t>
-            </w:r>
-            <w:r>
-              <w:rPr>
-                <w:rFonts w:ascii="Times New Roman" w:eastAsia="仿宋" w:hAnsi="Times New Roman" w:hint="eastAsia"/>
-                <w:color w:val="0070C0"/>
-                <w:sz w:val="24"/>
-                <w:szCs w:val="24"/>
-              </w:rPr>
-              <w:t>)</w:t>
-            </w:r>
-          </w:p>
-          <w:p>
-            <w:pPr>
-              <w:pStyle w:val="a3"/>
-              <w:numPr>
-                <w:ilvl w:val="0"/>
-                <w:numId w:val="25"/>
-              </w:numPr>
-              <w:ind w:firstLineChars="0"/>
-              <w:rPr>
-                <w:rFonts w:ascii="Times New Roman" w:eastAsia="仿宋" w:hAnsi="Times New Roman"/>
-                <w:sz w:val="24"/>
-                <w:szCs w:val="24"/>
-              </w:rPr>
-            </w:pPr>
-            <w:r>
-              <w:rPr>
-                <w:rFonts w:ascii="Times New Roman" w:eastAsia="仿宋" w:hAnsi="Times New Roman"/>
-                <w:b/>
-                <w:bCs/>
-                <w:sz w:val="24"/>
-                <w:szCs w:val="24"/>
-              </w:rPr>
-              <w:t>Lin, W.</w:t>
-            </w:r>
-            <w:r>
-              <w:rPr>
-                <w:rFonts w:ascii="Times New Roman" w:eastAsia="仿宋" w:hAnsi="Times New Roman"/>
-                <w:sz w:val="24"/>
-                <w:szCs w:val="24"/>
-              </w:rPr>
-              <w:t xml:space="preserve">, </w:t>
-            </w:r>
-            <w:r>
-              <w:rPr>
-                <w:rFonts w:ascii="Times New Roman" w:eastAsia="仿宋" w:hAnsi="Times New Roman"/>
-                <w:sz w:val="24"/>
-                <w:szCs w:val="24"/>
-                <w:u w:val="single"/>
-              </w:rPr>
-              <w:t>Xie, X.</w:t>
-            </w:r>
-            <w:r>
-              <w:rPr>
-                <w:rFonts w:ascii="Times New Roman" w:eastAsia="仿宋" w:hAnsi="Times New Roman"/>
-                <w:sz w:val="24"/>
-                <w:szCs w:val="24"/>
-              </w:rPr>
-              <w:t xml:space="preserve">, Zhou, B., Li, P., &amp; Wang, C. (2023). Refined perception and management of ring-wise deformation information for shield tunnels based on point cloud deep learning and BIM. Eighth International Symposium on Life-Cycle Civil Engineering (IALCCE 2023), 3991–3998. </w:t>
-            </w:r>
-            <w:r>
-              <w:rPr>
-                <w:rFonts w:ascii="Times New Roman" w:eastAsia="仿宋" w:hAnsi="Times New Roman" w:hint="eastAsia"/>
-                <w:color w:val="0070C0"/>
-                <w:sz w:val="24"/>
-                <w:szCs w:val="24"/>
-              </w:rPr>
-              <w:t>(E</w:t>
-            </w:r>
-            <w:r>
-              <w:rPr>
-                <w:rFonts w:ascii="Times New Roman" w:eastAsia="仿宋" w:hAnsi="Times New Roman"/>
-                <w:color w:val="0070C0"/>
-                <w:sz w:val="24"/>
-                <w:szCs w:val="24"/>
-              </w:rPr>
-              <w:t>I</w:t>
-            </w:r>
-            <w:r>
-              <w:rPr>
-                <w:rFonts w:ascii="Times New Roman" w:eastAsia="仿宋" w:hAnsi="Times New Roman" w:hint="eastAsia"/>
-                <w:color w:val="0070C0"/>
-                <w:sz w:val="24"/>
-                <w:szCs w:val="24"/>
-              </w:rPr>
-              <w:t>)</w:t>
-            </w:r>
-          </w:p>
-          <w:p>
-            <w:pPr>
-              <w:pStyle w:val="a3"/>
-              <w:numPr>
-                <w:ilvl w:val="0"/>
-                <w:numId w:val="25"/>
-              </w:numPr>
-              <w:ind w:firstLineChars="0"/>
-              <w:rPr>
-                <w:rFonts w:ascii="Times New Roman" w:eastAsia="仿宋" w:hAnsi="Times New Roman"/>
-                <w:sz w:val="24"/>
-                <w:szCs w:val="24"/>
-              </w:rPr>
-            </w:pPr>
-            <w:r>
-              <w:rPr>
-                <w:rFonts w:ascii="Times New Roman" w:eastAsia="仿宋" w:hAnsi="Times New Roman"/>
-                <w:b/>
-                <w:bCs/>
-                <w:sz w:val="24"/>
-                <w:szCs w:val="24"/>
-              </w:rPr>
-              <w:t>Lin, W.</w:t>
-            </w:r>
-            <w:r>
-              <w:rPr>
-                <w:rFonts w:ascii="Times New Roman" w:eastAsia="仿宋" w:hAnsi="Times New Roman"/>
-                <w:sz w:val="24"/>
-                <w:szCs w:val="24"/>
-              </w:rPr>
-              <w:t xml:space="preserve">, </w:t>
-            </w:r>
-            <w:r>
-              <w:rPr>
-                <w:rFonts w:ascii="Times New Roman" w:eastAsia="仿宋" w:hAnsi="Times New Roman"/>
-                <w:sz w:val="24"/>
-                <w:szCs w:val="24"/>
-                <w:u w:val="single"/>
-              </w:rPr>
-              <w:t>Xie, X.</w:t>
-            </w:r>
-            <w:r>
-              <w:rPr>
-                <w:rFonts w:ascii="Times New Roman" w:eastAsia="仿宋" w:hAnsi="Times New Roman"/>
-                <w:sz w:val="24"/>
-                <w:szCs w:val="24"/>
-              </w:rPr>
-              <w:t xml:space="preserve">*, Li, P., Xiao, B., Lu, X., Feng, B., Jin, P., &amp; Hu, Y. (2022). Prediction of settlement induced by tidal fluctuation for underwater shield tunnel during service based on historical monitoring data. 2022 8th International Conference on Hydraulic and Civil Engineering: Deep Space Intelligent Development and Utilization Forum (ICHCE), 1042–1047. </w:t>
-            </w:r>
-            <w:r>
-              <w:rPr>
-                <w:rFonts w:ascii="Times New Roman" w:eastAsia="仿宋" w:hAnsi="Times New Roman" w:hint="eastAsia"/>
-                <w:color w:val="0070C0"/>
-                <w:sz w:val="24"/>
-                <w:szCs w:val="24"/>
-              </w:rPr>
-              <w:t>(E</w:t>
-            </w:r>
-            <w:r>
-              <w:rPr>
-                <w:rFonts w:ascii="Times New Roman" w:eastAsia="仿宋" w:hAnsi="Times New Roman"/>
-                <w:color w:val="0070C0"/>
-                <w:sz w:val="24"/>
-                <w:szCs w:val="24"/>
-              </w:rPr>
-              <w:t>I</w:t>
-            </w:r>
-            <w:r>
-              <w:rPr>
-                <w:rFonts w:ascii="Times New Roman" w:eastAsia="仿宋" w:hAnsi="Times New Roman"/>
-                <w:color w:val="0070C0"/>
-                <w:sz w:val="24"/>
-                <w:szCs w:val="24"/>
-              </w:rPr>
-              <w:t xml:space="preserve">, </w:t>
-            </w:r>
-            <w:r>
-              <w:rPr>
-                <w:rFonts w:ascii="Times New Roman" w:eastAsia="仿宋" w:hAnsi="Times New Roman"/>
-                <w:color w:val="0070C0"/>
-                <w:sz w:val="24"/>
-                <w:szCs w:val="24"/>
-              </w:rPr>
-              <w:t>CPCI-S</w:t>
-            </w:r>
-            <w:r>
-              <w:rPr>
-                <w:rFonts w:ascii="Times New Roman" w:eastAsia="仿宋" w:hAnsi="Times New Roman" w:hint="eastAsia"/>
-                <w:color w:val="0070C0"/>
-                <w:sz w:val="24"/>
-                <w:szCs w:val="24"/>
-              </w:rPr>
-              <w:t>)</w:t>
-            </w:r>
-          </w:p>
-          <w:p>
-            <w:pPr>
-              <w:pStyle w:val="a3"/>
-              <w:numPr>
-                <w:ilvl w:val="0"/>
-                <w:numId w:val="25"/>
-              </w:numPr>
-              <w:ind w:firstLineChars="0"/>
-              <w:rPr>
-                <w:rFonts w:ascii="Times New Roman" w:eastAsia="仿宋" w:hAnsi="Times New Roman"/>
-                <w:sz w:val="24"/>
-                <w:szCs w:val="24"/>
-              </w:rPr>
-            </w:pPr>
-            <w:r>
-              <w:rPr>
-                <w:rFonts w:ascii="Times New Roman" w:eastAsia="仿宋" w:hAnsi="Times New Roman"/>
-                <w:sz w:val="24"/>
-                <w:szCs w:val="24"/>
-              </w:rPr>
-              <w:t xml:space="preserve">Ye, Z., Faramarzi, A., Ninić, J., &amp; </w:t>
-            </w:r>
-            <w:r>
-              <w:rPr>
-                <w:rFonts w:ascii="Times New Roman" w:eastAsia="仿宋" w:hAnsi="Times New Roman"/>
-                <w:b/>
-                <w:bCs/>
-                <w:sz w:val="24"/>
-                <w:szCs w:val="24"/>
-              </w:rPr>
-              <w:t>Lin, W.</w:t>
-            </w:r>
-            <w:r>
-              <w:rPr>
-                <w:rFonts w:ascii="Times New Roman" w:eastAsia="仿宋" w:hAnsi="Times New Roman"/>
-                <w:sz w:val="24"/>
-                <w:szCs w:val="24"/>
-              </w:rPr>
-              <w:t xml:space="preserve"> (2025). Automated digital twin reconstruction for tunnel inspection and maintenance. World Tunnel Congress 2025, 517–524.</w:t>
-            </w:r>
-            <w:r>
-              <w:rPr>
-                <w:rFonts w:ascii="Times New Roman" w:eastAsia="仿宋" w:hAnsi="Times New Roman"/>
-                <w:sz w:val="24"/>
-                <w:szCs w:val="24"/>
-              </w:rPr>
-              <w:t xml:space="preserve"> </w:t>
-            </w:r>
-            <w:r>
-              <w:rPr>
-                <w:rFonts w:ascii="Times New Roman" w:eastAsia="仿宋" w:hAnsi="Times New Roman" w:hint="eastAsia"/>
-                <w:color w:val="0070C0"/>
-                <w:sz w:val="24"/>
-                <w:szCs w:val="24"/>
-              </w:rPr>
-              <w:t>(E</w:t>
-            </w:r>
-            <w:r>
-              <w:rPr>
-                <w:rFonts w:ascii="Times New Roman" w:eastAsia="仿宋" w:hAnsi="Times New Roman"/>
-                <w:color w:val="0070C0"/>
-                <w:sz w:val="24"/>
-                <w:szCs w:val="24"/>
-              </w:rPr>
-              <w:t>I</w:t>
-            </w:r>
-            <w:r>
-              <w:rPr>
-                <w:rFonts w:ascii="Times New Roman" w:eastAsia="仿宋" w:hAnsi="Times New Roman" w:hint="eastAsia"/>
-                <w:color w:val="0070C0"/>
-                <w:sz w:val="24"/>
-                <w:szCs w:val="24"/>
-              </w:rPr>
-              <w:t>)</w:t>
-            </w:r>
-          </w:p>
-          <w:p>
-            <w:pPr>
-              <w:pStyle w:val="a3"/>
-              <w:numPr>
-                <w:ilvl w:val="0"/>
-                <w:numId w:val="25"/>
-              </w:numPr>
-              <w:ind w:firstLineChars="0"/>
-              <w:rPr>
-                <w:rFonts w:ascii="Times New Roman" w:eastAsia="仿宋" w:hAnsi="Times New Roman"/>
-                <w:sz w:val="24"/>
-                <w:szCs w:val="24"/>
-              </w:rPr>
-            </w:pPr>
-            <w:r>
-              <w:rPr>
-                <w:rFonts w:ascii="Times New Roman" w:eastAsia="仿宋" w:hAnsi="Times New Roman"/>
-                <w:sz w:val="24"/>
-                <w:szCs w:val="24"/>
-              </w:rPr>
-              <w:t xml:space="preserve">Cao, Y., </w:t>
-            </w:r>
-            <w:r>
-              <w:rPr>
-                <w:rFonts w:ascii="Times New Roman" w:eastAsia="仿宋" w:hAnsi="Times New Roman"/>
-                <w:sz w:val="24"/>
-                <w:szCs w:val="24"/>
-                <w:u w:val="single"/>
-              </w:rPr>
-              <w:t>Xie, X.</w:t>
-            </w:r>
-            <w:r>
-              <w:rPr>
-                <w:rFonts w:ascii="Times New Roman" w:eastAsia="仿宋" w:hAnsi="Times New Roman"/>
-                <w:sz w:val="24"/>
-                <w:szCs w:val="24"/>
-              </w:rPr>
-              <w:t xml:space="preserve">, Zhou, B., </w:t>
-            </w:r>
-            <w:r>
-              <w:rPr>
-                <w:rFonts w:ascii="Times New Roman" w:eastAsia="仿宋" w:hAnsi="Times New Roman"/>
-                <w:b/>
-                <w:bCs/>
-                <w:sz w:val="24"/>
-                <w:szCs w:val="24"/>
-              </w:rPr>
-              <w:t>Lin, W.</w:t>
-            </w:r>
-            <w:r>
-              <w:rPr>
-                <w:rFonts w:ascii="Times New Roman" w:eastAsia="仿宋" w:hAnsi="Times New Roman"/>
-                <w:sz w:val="24"/>
-                <w:szCs w:val="24"/>
-              </w:rPr>
-              <w:t>, Zhang, Y., &amp; Tang, G. (2025). Effect of the crossing super-large-diameter shield tunnel construction on ground surface settlement. World Tunnel Congress 2025, 2029–2036.</w:t>
-            </w:r>
-            <w:r>
-              <w:rPr>
-                <w:rFonts w:ascii="Times New Roman" w:eastAsia="仿宋" w:hAnsi="Times New Roman"/>
-                <w:sz w:val="24"/>
-                <w:szCs w:val="24"/>
-              </w:rPr>
-              <w:t xml:space="preserve"> </w:t>
-            </w:r>
-            <w:r>
-              <w:rPr>
-                <w:rFonts w:ascii="Times New Roman" w:eastAsia="仿宋" w:hAnsi="Times New Roman" w:hint="eastAsia"/>
-                <w:color w:val="0070C0"/>
-                <w:sz w:val="24"/>
-                <w:szCs w:val="24"/>
-              </w:rPr>
-              <w:t>(E</w:t>
-            </w:r>
-            <w:r>
-              <w:rPr>
-                <w:rFonts w:ascii="Times New Roman" w:eastAsia="仿宋" w:hAnsi="Times New Roman"/>
-                <w:color w:val="0070C0"/>
-                <w:sz w:val="24"/>
-                <w:szCs w:val="24"/>
-              </w:rPr>
-              <w:t>I</w:t>
-            </w:r>
-            <w:r>
-              <w:rPr>
-                <w:rFonts w:ascii="Times New Roman" w:eastAsia="仿宋" w:hAnsi="Times New Roman" w:hint="eastAsia"/>
-                <w:color w:val="0070C0"/>
-                <w:sz w:val="24"/>
-                <w:szCs w:val="24"/>
-              </w:rPr>
-              <w:t>)</w:t>
-            </w:r>
-          </w:p>
-          <w:p>
-            <w:pPr>
-              <w:pStyle w:val="a3"/>
-              <w:numPr>
-                <w:ilvl w:val="0"/>
-                <w:numId w:val="25"/>
-              </w:numPr>
-              <w:ind w:firstLineChars="0"/>
-              <w:rPr>
-                <w:rFonts w:ascii="Times New Roman" w:eastAsia="仿宋" w:hAnsi="Times New Roman"/>
-                <w:sz w:val="24"/>
-                <w:szCs w:val="24"/>
-              </w:rPr>
-            </w:pPr>
-            <w:r>
-              <w:rPr>
-                <w:rFonts w:ascii="Times New Roman" w:eastAsia="仿宋" w:hAnsi="Times New Roman"/>
-                <w:sz w:val="24"/>
-                <w:szCs w:val="24"/>
-              </w:rPr>
-              <w:t xml:space="preserve">Zhang, Y., </w:t>
-            </w:r>
-            <w:r>
-              <w:rPr>
-                <w:rFonts w:ascii="Times New Roman" w:eastAsia="仿宋" w:hAnsi="Times New Roman"/>
-                <w:sz w:val="24"/>
-                <w:szCs w:val="24"/>
-                <w:u w:val="single"/>
-              </w:rPr>
-              <w:t>Xie, X.</w:t>
-            </w:r>
-            <w:r>
-              <w:rPr>
-                <w:rFonts w:ascii="Times New Roman" w:eastAsia="仿宋" w:hAnsi="Times New Roman"/>
-                <w:sz w:val="24"/>
-                <w:szCs w:val="24"/>
-              </w:rPr>
-              <w:t xml:space="preserve">, </w:t>
-            </w:r>
-            <w:r>
-              <w:rPr>
-                <w:rFonts w:ascii="Times New Roman" w:eastAsia="仿宋" w:hAnsi="Times New Roman"/>
-                <w:b/>
-                <w:bCs/>
-                <w:sz w:val="24"/>
-                <w:szCs w:val="24"/>
-              </w:rPr>
-              <w:t>Lin, W.</w:t>
-            </w:r>
-            <w:r>
-              <w:rPr>
-                <w:rFonts w:ascii="Times New Roman" w:eastAsia="仿宋" w:hAnsi="Times New Roman"/>
-                <w:sz w:val="24"/>
-                <w:szCs w:val="24"/>
-              </w:rPr>
-              <w:t>, Cao, Y., &amp; Tang, G. (2025). Electric power tunnel maintenance strategy based on structural performance chained evolutionary networks. World Tunnel Congress 2025, 4343–4349.</w:t>
-            </w:r>
-            <w:r>
-              <w:rPr>
-                <w:rFonts w:ascii="Times New Roman" w:eastAsia="仿宋" w:hAnsi="Times New Roman"/>
-                <w:sz w:val="24"/>
-                <w:szCs w:val="24"/>
-              </w:rPr>
-              <w:t xml:space="preserve"> </w:t>
-            </w:r>
-            <w:r>
-              <w:rPr>
-                <w:rFonts w:ascii="Times New Roman" w:eastAsia="仿宋" w:hAnsi="Times New Roman" w:hint="eastAsia"/>
-                <w:color w:val="0070C0"/>
-                <w:sz w:val="24"/>
-                <w:szCs w:val="24"/>
-              </w:rPr>
-              <w:t>(E</w:t>
-            </w:r>
-            <w:r>
-              <w:rPr>
-                <w:rFonts w:ascii="Times New Roman" w:eastAsia="仿宋" w:hAnsi="Times New Roman"/>
-                <w:color w:val="0070C0"/>
-                <w:sz w:val="24"/>
-                <w:szCs w:val="24"/>
-              </w:rPr>
-              <w:t>I</w:t>
-            </w:r>
-            <w:r>
-              <w:rPr>
-                <w:rFonts w:ascii="Times New Roman" w:eastAsia="仿宋" w:hAnsi="Times New Roman" w:hint="eastAsia"/>
-                <w:color w:val="0070C0"/>
-                <w:sz w:val="24"/>
-                <w:szCs w:val="24"/>
-              </w:rPr>
-              <w:t>)</w:t>
-            </w:r>
-          </w:p>
-          <w:p>
-            <w:pPr>
-              <w:pStyle w:val="a3"/>
-              <w:numPr>
-                <w:ilvl w:val="0"/>
-                <w:numId w:val="14"/>
-              </w:numPr>
-              <w:ind w:firstLineChars="0"/>
-              <w:rPr>
-                <w:rFonts w:ascii="Times New Roman" w:eastAsia="仿宋" w:hAnsi="Times New Roman"/>
-                <w:b/>
-                <w:bCs/>
-                <w:sz w:val="24"/>
-                <w:szCs w:val="24"/>
-              </w:rPr>
-            </w:pPr>
-            <w:r>
-              <w:rPr>
-                <w:rFonts w:ascii="Times New Roman" w:eastAsia="仿宋" w:hAnsi="Times New Roman" w:hint="eastAsia"/>
-                <w:b/>
-                <w:bCs/>
-                <w:sz w:val="24"/>
-                <w:szCs w:val="24"/>
-              </w:rPr>
               <w:t>专利</w:t>
             </w:r>
           </w:p>
@@ -8093,39 +7485,7 @@
                 <w:sz w:val="24"/>
                 <w:szCs w:val="24"/>
               </w:rPr>
-              <w:t>李向瑞</w:t>
-            </w:r>
-            <w:r>
-              <w:rPr>
-                <w:rFonts w:ascii="Times New Roman" w:eastAsia="仿宋" w:hAnsi="Times New Roman"/>
-                <w:sz w:val="24"/>
-                <w:szCs w:val="24"/>
-              </w:rPr>
-              <w:t xml:space="preserve">, </w:t>
-            </w:r>
-            <w:r>
-              <w:rPr>
-                <w:rFonts w:ascii="Times New Roman" w:eastAsia="仿宋" w:hAnsi="Times New Roman"/>
-                <w:sz w:val="24"/>
-                <w:szCs w:val="24"/>
-              </w:rPr>
               <w:t>关振长</w:t>
-            </w:r>
-            <w:r>
-              <w:rPr>
-                <w:rFonts w:ascii="Times New Roman" w:eastAsia="仿宋" w:hAnsi="Times New Roman"/>
-                <w:sz w:val="24"/>
-                <w:szCs w:val="24"/>
-              </w:rPr>
-              <w:t xml:space="preserve">, </w:t>
-            </w:r>
-            <w:r>
-              <w:rPr>
-                <w:rFonts w:ascii="Times New Roman" w:eastAsia="仿宋" w:hAnsi="Times New Roman"/>
-                <w:sz w:val="24"/>
-                <w:szCs w:val="24"/>
-              </w:rPr>
-              <w:t>孙远方</w:t>
             </w:r>
             <w:r>
               <w:rPr>
@@ -8159,23 +7519,7 @@
                 <w:sz w:val="24"/>
                 <w:szCs w:val="24"/>
               </w:rPr>
-              <w:t>宋成年</w:t>
-            </w:r>
-            <w:r>
-              <w:rPr>
-                <w:rFonts w:ascii="Times New Roman" w:eastAsia="仿宋" w:hAnsi="Times New Roman"/>
-                <w:sz w:val="24"/>
-                <w:szCs w:val="24"/>
-              </w:rPr>
-              <w:t xml:space="preserve">, </w:t>
-            </w:r>
-            <w:r>
-              <w:rPr>
-                <w:rFonts w:ascii="Times New Roman" w:eastAsia="仿宋" w:hAnsi="Times New Roman"/>
-                <w:sz w:val="24"/>
-                <w:szCs w:val="24"/>
-              </w:rPr>
-              <w:t>何敬房</w:t>
+              <w:t>桂运全</w:t>
             </w:r>
             <w:r>
               <w:rPr>
@@ -8191,7 +7535,7 @@
                 <w:sz w:val="24"/>
                 <w:szCs w:val="24"/>
               </w:rPr>
-              <w:t>黄正业</w:t>
+              <w:t>李大俊</w:t>
             </w:r>
             <w:r>
               <w:rPr>
@@ -8207,45 +7551,46 @@
                 <w:sz w:val="24"/>
                 <w:szCs w:val="24"/>
               </w:rPr>
-              <w:t>一种钻爆法隧道施工质量评估方法及系统</w:t>
-            </w:r>
-            <w:r>
-              <w:rPr>
-                <w:rFonts w:ascii="Times New Roman" w:eastAsia="仿宋" w:hAnsi="Times New Roman"/>
-                <w:sz w:val="24"/>
-                <w:szCs w:val="24"/>
-              </w:rPr>
-              <w:t xml:space="preserve"> (Patent No. CN202511832090.5).</w:t>
-            </w:r>
-            <w:r>
-              <w:rPr>
-                <w:rFonts w:ascii="Times New Roman" w:eastAsia="仿宋" w:hAnsi="Times New Roman"/>
-                <w:sz w:val="24"/>
-                <w:szCs w:val="24"/>
-              </w:rPr>
-              <w:t xml:space="preserve"> </w:t>
-            </w:r>
-            <w:r>
-              <w:rPr>
-                <w:rFonts w:ascii="Times New Roman" w:eastAsia="仿宋" w:hAnsi="Times New Roman" w:hint="eastAsia"/>
-                <w:color w:val="0070C0"/>
-                <w:sz w:val="24"/>
-                <w:szCs w:val="24"/>
-              </w:rPr>
-              <w:t>(</w:t>
-            </w:r>
-            <w:r>
-              <w:rPr>
-                <w:rFonts w:ascii="Times New Roman" w:eastAsia="仿宋" w:hAnsi="Times New Roman" w:hint="eastAsia"/>
-                <w:color w:val="0070C0"/>
-                <w:sz w:val="24"/>
-                <w:szCs w:val="24"/>
-              </w:rPr>
-              <w:t>发明授权</w:t>
-            </w:r>
-            <w:r>
-              <w:rPr>
-                <w:rFonts w:ascii="Times New Roman" w:eastAsia="仿宋" w:hAnsi="Times New Roman" w:hint="eastAsia"/>
+              <w:t>一种用于盾构隧道结构状态分析的大模型代理系统及方法</w:t>
+            </w:r>
+            <w:r>
+              <w:rPr>
+                <w:rFonts w:ascii="Times New Roman" w:eastAsia="仿宋" w:hAnsi="Times New Roman"/>
+                <w:sz w:val="24"/>
+                <w:szCs w:val="24"/>
+              </w:rPr>
+              <w:t xml:space="preserve"> (Patent No. CN202610061225.0).</w:t>
+            </w:r>
+            <w:r>
+              <w:rPr>
+                <w:rFonts w:ascii="Times New Roman" w:eastAsia="仿宋" w:hAnsi="Times New Roman"/>
+                <w:color w:val="0070C0"/>
+                <w:sz w:val="24"/>
+                <w:szCs w:val="24"/>
+              </w:rPr>
+              <w:t xml:space="preserve"> (</w:t>
+            </w:r>
+            <w:r>
+              <w:rPr>
+                <w:rFonts w:ascii="Times New Roman" w:eastAsia="仿宋" w:hAnsi="Times New Roman"/>
+                <w:color w:val="0070C0"/>
+                <w:sz w:val="24"/>
+                <w:szCs w:val="24"/>
+              </w:rPr>
+              <w:t>发明</w:t>
+            </w:r>
+            <w:r>
+              <w:rPr>
+                <w:rFonts w:ascii="Times New Roman" w:eastAsia="仿宋" w:hAnsi="Times New Roman" w:hint="eastAsia"/>
+                <w:color w:val="0070C0"/>
+                <w:sz w:val="24"/>
+                <w:szCs w:val="24"/>
+              </w:rPr>
+              <w:t>申请</w:t>
+            </w:r>
+            <w:r>
+              <w:rPr>
+                <w:rFonts w:ascii="Times New Roman" w:eastAsia="仿宋" w:hAnsi="Times New Roman"/>
                 <w:color w:val="0070C0"/>
                 <w:sz w:val="24"/>
                 <w:szCs w:val="24"/>
@@ -8273,7 +7618,7 @@
                 <w:sz w:val="24"/>
                 <w:szCs w:val="24"/>
               </w:rPr>
-              <w:t>李向瑞</w:t>
+              <w:t>关振长</w:t>
             </w:r>
             <w:r>
               <w:rPr>
@@ -8289,23 +7634,7 @@
                 <w:sz w:val="24"/>
                 <w:szCs w:val="24"/>
               </w:rPr>
-              <w:t>关振长</w:t>
-            </w:r>
-            <w:r>
-              <w:rPr>
-                <w:rFonts w:ascii="Times New Roman" w:eastAsia="仿宋" w:hAnsi="Times New Roman"/>
-                <w:sz w:val="24"/>
-                <w:szCs w:val="24"/>
-              </w:rPr>
-              <w:t xml:space="preserve">, </w:t>
-            </w:r>
-            <w:r>
-              <w:rPr>
-                <w:rFonts w:ascii="Times New Roman" w:eastAsia="仿宋" w:hAnsi="Times New Roman"/>
-                <w:sz w:val="24"/>
-                <w:szCs w:val="24"/>
-              </w:rPr>
-              <w:t>孙远方</w:t>
+              <w:t>徐诗涵</w:t>
             </w:r>
             <w:r>
               <w:rPr>
@@ -8339,7 +7668,7 @@
                 <w:sz w:val="24"/>
                 <w:szCs w:val="24"/>
               </w:rPr>
-              <w:t>宋成年</w:t>
+              <w:t>黄一韩</w:t>
             </w:r>
             <w:r>
               <w:rPr>
@@ -8355,7 +7684,7 @@
                 <w:sz w:val="24"/>
                 <w:szCs w:val="24"/>
               </w:rPr>
-              <w:t>何敬房</w:t>
+              <w:t>林志城</w:t>
             </w:r>
             <w:r>
               <w:rPr>
@@ -8371,7 +7700,7 @@
                 <w:sz w:val="24"/>
                 <w:szCs w:val="24"/>
               </w:rPr>
-              <w:t>黄正业</w:t>
+              <w:t>许辉</w:t>
             </w:r>
             <w:r>
               <w:rPr>
@@ -8387,19 +7716,20 @@
                 <w:sz w:val="24"/>
                 <w:szCs w:val="24"/>
               </w:rPr>
-              <w:t>一种基于相关算法和数据融合的山岭隧道开挖面变形区域识别方法</w:t>
-            </w:r>
-            <w:r>
-              <w:rPr>
-                <w:rFonts w:ascii="Times New Roman" w:eastAsia="仿宋" w:hAnsi="Times New Roman"/>
-                <w:sz w:val="24"/>
-                <w:szCs w:val="24"/>
-              </w:rPr>
-              <w:t xml:space="preserve"> (Patent No. CN202511732842.0).</w:t>
-            </w:r>
-            <w:r>
-              <w:rPr>
-                <w:rFonts w:ascii="Times New Roman" w:eastAsia="仿宋" w:hAnsi="Times New Roman"/>
+              <w:t>基于机器视觉测量隧道掌子面渗漏过程的试验装置与方法</w:t>
+            </w:r>
+            <w:r>
+              <w:rPr>
+                <w:rFonts w:ascii="Times New Roman" w:eastAsia="仿宋" w:hAnsi="Times New Roman"/>
+                <w:sz w:val="24"/>
+                <w:szCs w:val="24"/>
+              </w:rPr>
+              <w:t xml:space="preserve"> (Patent No. CN202512045689.0).</w:t>
+            </w:r>
+            <w:r>
+              <w:rPr>
+                <w:rFonts w:ascii="Times New Roman" w:eastAsia="仿宋" w:hAnsi="Times New Roman"/>
+                <w:color w:val="0070C0"/>
                 <w:sz w:val="24"/>
                 <w:szCs w:val="24"/>
               </w:rPr>
@@ -8462,39 +7792,87 @@
                 <w:sz w:val="24"/>
                 <w:szCs w:val="24"/>
               </w:rPr>
+              <w:t>张鹤</w:t>
+            </w:r>
+            <w:r>
+              <w:rPr>
+                <w:rFonts w:ascii="Times New Roman" w:eastAsia="仿宋" w:hAnsi="Times New Roman"/>
+                <w:sz w:val="24"/>
+                <w:szCs w:val="24"/>
+              </w:rPr>
+              <w:t xml:space="preserve">, </w:t>
+            </w:r>
+            <w:r>
+              <w:rPr>
+                <w:rFonts w:ascii="Times New Roman" w:eastAsia="仿宋" w:hAnsi="Times New Roman"/>
+                <w:sz w:val="24"/>
+                <w:szCs w:val="24"/>
+              </w:rPr>
+              <w:t>谢俊辉</w:t>
+            </w:r>
+            <w:r>
+              <w:rPr>
+                <w:rFonts w:ascii="Times New Roman" w:eastAsia="仿宋" w:hAnsi="Times New Roman"/>
+                <w:sz w:val="24"/>
+                <w:szCs w:val="24"/>
+              </w:rPr>
+              <w:t xml:space="preserve">, </w:t>
+            </w:r>
+            <w:r>
+              <w:rPr>
+                <w:rFonts w:ascii="Times New Roman" w:eastAsia="仿宋" w:hAnsi="Times New Roman"/>
+                <w:sz w:val="24"/>
+                <w:szCs w:val="24"/>
+              </w:rPr>
+              <w:t>卓曦</w:t>
+            </w:r>
+            <w:r>
+              <w:rPr>
+                <w:rFonts w:ascii="Times New Roman" w:eastAsia="仿宋" w:hAnsi="Times New Roman"/>
+                <w:sz w:val="24"/>
+                <w:szCs w:val="24"/>
+              </w:rPr>
+              <w:t xml:space="preserve">, </w:t>
+            </w:r>
+            <w:r>
+              <w:rPr>
+                <w:rFonts w:ascii="Times New Roman" w:eastAsia="仿宋" w:hAnsi="Times New Roman"/>
+                <w:sz w:val="24"/>
+                <w:szCs w:val="24"/>
+              </w:rPr>
+              <w:t>关振长</w:t>
+            </w:r>
+            <w:r>
+              <w:rPr>
+                <w:rFonts w:ascii="Times New Roman" w:eastAsia="仿宋" w:hAnsi="Times New Roman"/>
+                <w:sz w:val="24"/>
+                <w:szCs w:val="24"/>
+              </w:rPr>
+              <w:t xml:space="preserve">, </w:t>
+            </w:r>
+            <w:r>
+              <w:rPr>
+                <w:rFonts w:ascii="Times New Roman" w:eastAsia="仿宋" w:hAnsi="Times New Roman"/>
+                <w:sz w:val="24"/>
+                <w:szCs w:val="24"/>
+              </w:rPr>
+              <w:t>骆剑彬</w:t>
+            </w:r>
+            <w:r>
+              <w:rPr>
+                <w:rFonts w:ascii="Times New Roman" w:eastAsia="仿宋" w:hAnsi="Times New Roman"/>
+                <w:sz w:val="24"/>
+                <w:szCs w:val="24"/>
+              </w:rPr>
+              <w:t xml:space="preserve">, </w:t>
+            </w:r>
+            <w:r>
+              <w:rPr>
+                <w:rFonts w:ascii="Times New Roman" w:eastAsia="仿宋" w:hAnsi="Times New Roman"/>
+                <w:sz w:val="24"/>
+                <w:szCs w:val="24"/>
+              </w:rPr>
               <w:t>施静康</w:t>
-            </w:r>
-            <w:r>
-              <w:rPr>
-                <w:rFonts w:ascii="Times New Roman" w:eastAsia="仿宋" w:hAnsi="Times New Roman"/>
-                <w:sz w:val="24"/>
-                <w:szCs w:val="24"/>
-              </w:rPr>
-              <w:t xml:space="preserve">, </w:t>
-            </w:r>
-            <w:r>
-              <w:rPr>
-                <w:rFonts w:ascii="Times New Roman" w:eastAsia="仿宋" w:hAnsi="Times New Roman"/>
-                <w:sz w:val="24"/>
-                <w:szCs w:val="24"/>
-              </w:rPr>
-              <w:t>魏成凯</w:t>
-            </w:r>
-            <w:r>
-              <w:rPr>
-                <w:rFonts w:ascii="Times New Roman" w:eastAsia="仿宋" w:hAnsi="Times New Roman"/>
-                <w:sz w:val="24"/>
-                <w:szCs w:val="24"/>
-              </w:rPr>
-              <w:t xml:space="preserve">, </w:t>
-            </w:r>
-            <w:r>
-              <w:rPr>
-                <w:rFonts w:ascii="Times New Roman" w:eastAsia="仿宋" w:hAnsi="Times New Roman"/>
-                <w:sz w:val="24"/>
-                <w:szCs w:val="24"/>
-              </w:rPr>
-              <w:t>关振长</w:t>
             </w:r>
             <w:r>
               <w:rPr>
@@ -8520,22 +7898,6 @@
                 <w:sz w:val="24"/>
                 <w:szCs w:val="24"/>
               </w:rPr>
-              <w:t xml:space="preserve">, </w:t>
-            </w:r>
-            <w:r>
-              <w:rPr>
-                <w:rFonts w:ascii="Times New Roman" w:eastAsia="仿宋" w:hAnsi="Times New Roman"/>
-                <w:sz w:val="24"/>
-                <w:szCs w:val="24"/>
-              </w:rPr>
-              <w:t>骆剑彬</w:t>
-            </w:r>
-            <w:r>
-              <w:rPr>
-                <w:rFonts w:ascii="Times New Roman" w:eastAsia="仿宋" w:hAnsi="Times New Roman"/>
-                <w:sz w:val="24"/>
-                <w:szCs w:val="24"/>
-              </w:rPr>
               <w:t xml:space="preserve">, &amp; </w:t>
             </w:r>
             <w:r>
@@ -8544,7 +7906,7 @@
                 <w:sz w:val="24"/>
                 <w:szCs w:val="24"/>
               </w:rPr>
-              <w:t>张鹤</w:t>
+              <w:t>林俊德</w:t>
             </w:r>
             <w:r>
               <w:rPr>
@@ -8560,49 +7922,40 @@
                 <w:sz w:val="24"/>
                 <w:szCs w:val="24"/>
               </w:rPr>
-              <w:t>一种高灵敏度</w:t>
-            </w:r>
-            <w:r>
-              <w:rPr>
-                <w:rFonts w:ascii="Times New Roman" w:eastAsia="仿宋" w:hAnsi="Times New Roman"/>
-                <w:sz w:val="24"/>
-                <w:szCs w:val="24"/>
-              </w:rPr>
-              <w:t>RFID</w:t>
-            </w:r>
-            <w:r>
-              <w:rPr>
-                <w:rFonts w:ascii="Times New Roman" w:eastAsia="仿宋" w:hAnsi="Times New Roman"/>
-                <w:sz w:val="24"/>
-                <w:szCs w:val="24"/>
-              </w:rPr>
-              <w:t>贴片天线式应变传感器</w:t>
-            </w:r>
-            <w:r>
-              <w:rPr>
-                <w:rFonts w:ascii="Times New Roman" w:eastAsia="仿宋" w:hAnsi="Times New Roman"/>
-                <w:sz w:val="24"/>
-                <w:szCs w:val="24"/>
-              </w:rPr>
-              <w:t xml:space="preserve"> (Patent No. CN202511598773.9).</w:t>
-            </w:r>
-            <w:r>
-              <w:rPr>
-                <w:rFonts w:ascii="Times New Roman" w:eastAsia="仿宋" w:hAnsi="Times New Roman"/>
-                <w:color w:val="0070C0"/>
-                <w:sz w:val="24"/>
-                <w:szCs w:val="24"/>
-              </w:rPr>
-              <w:t xml:space="preserve"> </w:t>
-            </w:r>
-            <w:r>
-              <w:rPr>
-                <w:rFonts w:ascii="Times New Roman" w:eastAsia="仿宋" w:hAnsi="Times New Roman"/>
-                <w:color w:val="0070C0"/>
-                <w:sz w:val="24"/>
-                <w:szCs w:val="24"/>
-              </w:rPr>
-              <w:t>(</w:t>
+              <w:t>基于纯视觉输入和</w:t>
+            </w:r>
+            <w:r>
+              <w:rPr>
+                <w:rFonts w:ascii="Times New Roman" w:eastAsia="仿宋" w:hAnsi="Times New Roman"/>
+                <w:sz w:val="24"/>
+                <w:szCs w:val="24"/>
+              </w:rPr>
+              <w:t>LLM</w:t>
+            </w:r>
+            <w:r>
+              <w:rPr>
+                <w:rFonts w:ascii="Times New Roman" w:eastAsia="仿宋" w:hAnsi="Times New Roman"/>
+                <w:sz w:val="24"/>
+                <w:szCs w:val="24"/>
+              </w:rPr>
+              <w:t>决策的智能换道轨迹规划方法及系统</w:t>
+            </w:r>
+            <w:r>
+              <w:rPr>
+                <w:rFonts w:ascii="Times New Roman" w:eastAsia="仿宋" w:hAnsi="Times New Roman"/>
+                <w:sz w:val="24"/>
+                <w:szCs w:val="24"/>
+              </w:rPr>
+              <w:t xml:space="preserve"> (Patent No. CN202610036632.6).</w:t>
+            </w:r>
+            <w:r>
+              <w:rPr>
+                <w:rFonts w:ascii="Times New Roman" w:eastAsia="仿宋" w:hAnsi="Times New Roman"/>
+                <w:color w:val="0070C0"/>
+                <w:sz w:val="24"/>
+                <w:szCs w:val="24"/>
+              </w:rPr>
+              <w:t xml:space="preserve"> (</w:t>
             </w:r>
             <w:r>
               <w:rPr>
@@ -8652,7 +8005,872 @@
                 <w:sz w:val="24"/>
                 <w:szCs w:val="24"/>
               </w:rPr>
+              <w:t>徐铭泽</w:t>
+            </w:r>
+            <w:r>
+              <w:rPr>
+                <w:rFonts w:ascii="Times New Roman" w:eastAsia="仿宋" w:hAnsi="Times New Roman"/>
+                <w:sz w:val="24"/>
+                <w:szCs w:val="24"/>
+              </w:rPr>
+              <w:t xml:space="preserve">, </w:t>
+            </w:r>
+            <w:r>
+              <w:rPr>
+                <w:rFonts w:ascii="Times New Roman" w:eastAsia="仿宋" w:hAnsi="Times New Roman"/>
+                <w:sz w:val="24"/>
+                <w:szCs w:val="24"/>
+              </w:rPr>
+              <w:t>周红波</w:t>
+            </w:r>
+            <w:r>
+              <w:rPr>
+                <w:rFonts w:ascii="Times New Roman" w:eastAsia="仿宋" w:hAnsi="Times New Roman"/>
+                <w:sz w:val="24"/>
+                <w:szCs w:val="24"/>
+              </w:rPr>
+              <w:t xml:space="preserve">, </w:t>
+            </w:r>
+            <w:r>
+              <w:rPr>
+                <w:rFonts w:ascii="Times New Roman" w:eastAsia="仿宋" w:hAnsi="Times New Roman"/>
+                <w:sz w:val="24"/>
+                <w:szCs w:val="24"/>
+              </w:rPr>
+              <w:t>林楠</w:t>
+            </w:r>
+            <w:r>
+              <w:rPr>
+                <w:rFonts w:ascii="Times New Roman" w:eastAsia="仿宋" w:hAnsi="Times New Roman"/>
+                <w:sz w:val="24"/>
+                <w:szCs w:val="24"/>
+              </w:rPr>
+              <w:t xml:space="preserve">, </w:t>
+            </w:r>
+            <w:r>
+              <w:rPr>
+                <w:rFonts w:ascii="Times New Roman" w:eastAsia="仿宋" w:hAnsi="Times New Roman"/>
+                <w:sz w:val="24"/>
+                <w:szCs w:val="24"/>
+              </w:rPr>
+              <w:t>关振长</w:t>
+            </w:r>
+            <w:r>
+              <w:rPr>
+                <w:rFonts w:ascii="Times New Roman" w:eastAsia="仿宋" w:hAnsi="Times New Roman"/>
+                <w:sz w:val="24"/>
+                <w:szCs w:val="24"/>
+              </w:rPr>
+              <w:t xml:space="preserve">, </w:t>
+            </w:r>
+            <w:r>
+              <w:rPr>
+                <w:rFonts w:ascii="Times New Roman" w:eastAsia="仿宋" w:hAnsi="Times New Roman"/>
+                <w:b/>
+                <w:bCs/>
+                <w:sz w:val="24"/>
+                <w:szCs w:val="24"/>
+              </w:rPr>
+              <w:t>林威</w:t>
+            </w:r>
+            <w:r>
+              <w:rPr>
+                <w:rFonts w:ascii="Times New Roman" w:eastAsia="仿宋" w:hAnsi="Times New Roman"/>
+                <w:sz w:val="24"/>
+                <w:szCs w:val="24"/>
+              </w:rPr>
+              <w:t xml:space="preserve">, &amp; </w:t>
+            </w:r>
+            <w:r>
+              <w:rPr>
+                <w:rFonts w:ascii="Times New Roman" w:eastAsia="仿宋" w:hAnsi="Times New Roman"/>
+                <w:sz w:val="24"/>
+                <w:szCs w:val="24"/>
+              </w:rPr>
+              <w:t>林志城</w:t>
+            </w:r>
+            <w:r>
+              <w:rPr>
+                <w:rFonts w:ascii="Times New Roman" w:eastAsia="仿宋" w:hAnsi="Times New Roman"/>
+                <w:sz w:val="24"/>
+                <w:szCs w:val="24"/>
+              </w:rPr>
+              <w:t xml:space="preserve">. (2026). </w:t>
+            </w:r>
+            <w:r>
+              <w:rPr>
+                <w:rFonts w:ascii="Times New Roman" w:eastAsia="仿宋" w:hAnsi="Times New Roman"/>
+                <w:sz w:val="24"/>
+                <w:szCs w:val="24"/>
+              </w:rPr>
+              <w:t>一种基于无人机摄影的楼面模板精确测量方法</w:t>
+            </w:r>
+            <w:r>
+              <w:rPr>
+                <w:rFonts w:ascii="Times New Roman" w:eastAsia="仿宋" w:hAnsi="Times New Roman"/>
+                <w:sz w:val="24"/>
+                <w:szCs w:val="24"/>
+              </w:rPr>
+              <w:t xml:space="preserve"> (Patent No. CN202511886758.4).</w:t>
+            </w:r>
+            <w:r>
+              <w:rPr>
+                <w:rFonts w:ascii="Times New Roman" w:eastAsia="仿宋" w:hAnsi="Times New Roman"/>
+                <w:color w:val="0070C0"/>
+                <w:sz w:val="24"/>
+                <w:szCs w:val="24"/>
+              </w:rPr>
+              <w:t xml:space="preserve"> (</w:t>
+            </w:r>
+            <w:r>
+              <w:rPr>
+                <w:rFonts w:ascii="Times New Roman" w:eastAsia="仿宋" w:hAnsi="Times New Roman"/>
+                <w:color w:val="0070C0"/>
+                <w:sz w:val="24"/>
+                <w:szCs w:val="24"/>
+              </w:rPr>
+              <w:t>发明</w:t>
+            </w:r>
+            <w:r>
+              <w:rPr>
+                <w:rFonts w:ascii="Times New Roman" w:eastAsia="仿宋" w:hAnsi="Times New Roman" w:hint="eastAsia"/>
+                <w:color w:val="0070C0"/>
+                <w:sz w:val="24"/>
+                <w:szCs w:val="24"/>
+              </w:rPr>
+              <w:t>申请</w:t>
+            </w:r>
+            <w:r>
+              <w:rPr>
+                <w:rFonts w:ascii="Times New Roman" w:eastAsia="仿宋" w:hAnsi="Times New Roman"/>
+                <w:color w:val="0070C0"/>
+                <w:sz w:val="24"/>
+                <w:szCs w:val="24"/>
+              </w:rPr>
+              <w:t>)</w:t>
+            </w:r>
+          </w:p>
+          <w:p>
+            <w:pPr>
+              <w:pStyle w:val="a3"/>
+              <w:numPr>
+                <w:ilvl w:val="0"/>
+                <w:numId w:val="26"/>
+              </w:numPr>
+              <w:ind w:firstLineChars="0"/>
+              <w:rPr>
+                <w:rFonts w:ascii="Times New Roman" w:eastAsia="仿宋" w:hAnsi="Times New Roman"/>
+                <w:sz w:val="24"/>
+                <w:szCs w:val="24"/>
+              </w:rPr>
+            </w:pPr>
+            <w:r>
+              <w:rPr>
+                <w:rFonts w:ascii="Times New Roman" w:eastAsia="仿宋" w:hAnsi="Times New Roman" w:hint="eastAsia"/>
+                <w:sz w:val="24"/>
+                <w:szCs w:val="24"/>
+              </w:rPr>
+              <w:t>施静康</w:t>
+            </w:r>
+            <w:r>
+              <w:rPr>
+                <w:rFonts w:ascii="Times New Roman" w:eastAsia="仿宋" w:hAnsi="Times New Roman"/>
+                <w:sz w:val="24"/>
+                <w:szCs w:val="24"/>
+              </w:rPr>
+              <w:t xml:space="preserve">, </w:t>
+            </w:r>
+            <w:r>
+              <w:rPr>
+                <w:rFonts w:ascii="Times New Roman" w:eastAsia="仿宋" w:hAnsi="Times New Roman"/>
+                <w:sz w:val="24"/>
+                <w:szCs w:val="24"/>
+              </w:rPr>
+              <w:t>黄茂恩</w:t>
+            </w:r>
+            <w:r>
+              <w:rPr>
+                <w:rFonts w:ascii="Times New Roman" w:eastAsia="仿宋" w:hAnsi="Times New Roman"/>
+                <w:sz w:val="24"/>
+                <w:szCs w:val="24"/>
+              </w:rPr>
+              <w:t xml:space="preserve">, </w:t>
+            </w:r>
+            <w:r>
+              <w:rPr>
+                <w:rFonts w:ascii="Times New Roman" w:eastAsia="仿宋" w:hAnsi="Times New Roman"/>
+                <w:sz w:val="24"/>
+                <w:szCs w:val="24"/>
+              </w:rPr>
+              <w:t>关振长</w:t>
+            </w:r>
+            <w:r>
+              <w:rPr>
+                <w:rFonts w:ascii="Times New Roman" w:eastAsia="仿宋" w:hAnsi="Times New Roman"/>
+                <w:sz w:val="24"/>
+                <w:szCs w:val="24"/>
+              </w:rPr>
+              <w:t xml:space="preserve">, &amp; </w:t>
+            </w:r>
+            <w:r>
+              <w:rPr>
+                <w:rFonts w:ascii="Times New Roman" w:eastAsia="仿宋" w:hAnsi="Times New Roman"/>
+                <w:b/>
+                <w:bCs/>
+                <w:sz w:val="24"/>
+                <w:szCs w:val="24"/>
+              </w:rPr>
+              <w:t>林威</w:t>
+            </w:r>
+            <w:r>
+              <w:rPr>
+                <w:rFonts w:ascii="Times New Roman" w:eastAsia="仿宋" w:hAnsi="Times New Roman"/>
+                <w:sz w:val="24"/>
+                <w:szCs w:val="24"/>
+              </w:rPr>
+              <w:t xml:space="preserve">. (2026). </w:t>
+            </w:r>
+            <w:r>
+              <w:rPr>
+                <w:rFonts w:ascii="Times New Roman" w:eastAsia="仿宋" w:hAnsi="Times New Roman"/>
+                <w:sz w:val="24"/>
+                <w:szCs w:val="24"/>
+              </w:rPr>
+              <w:t>一种基于字典学习融合监测数据的基坑围护结构侧移预测方法</w:t>
+            </w:r>
+            <w:r>
+              <w:rPr>
+                <w:rFonts w:ascii="Times New Roman" w:eastAsia="仿宋" w:hAnsi="Times New Roman"/>
+                <w:sz w:val="24"/>
+                <w:szCs w:val="24"/>
+              </w:rPr>
+              <w:t xml:space="preserve"> (Patent No. CN202511896748.9).</w:t>
+            </w:r>
+            <w:r>
+              <w:rPr>
+                <w:rFonts w:ascii="Times New Roman" w:eastAsia="仿宋" w:hAnsi="Times New Roman"/>
+                <w:color w:val="0070C0"/>
+                <w:sz w:val="24"/>
+                <w:szCs w:val="24"/>
+              </w:rPr>
+              <w:t xml:space="preserve"> (</w:t>
+            </w:r>
+            <w:r>
+              <w:rPr>
+                <w:rFonts w:ascii="Times New Roman" w:eastAsia="仿宋" w:hAnsi="Times New Roman"/>
+                <w:color w:val="0070C0"/>
+                <w:sz w:val="24"/>
+                <w:szCs w:val="24"/>
+              </w:rPr>
+              <w:t>发明</w:t>
+            </w:r>
+            <w:r>
+              <w:rPr>
+                <w:rFonts w:ascii="Times New Roman" w:eastAsia="仿宋" w:hAnsi="Times New Roman" w:hint="eastAsia"/>
+                <w:color w:val="0070C0"/>
+                <w:sz w:val="24"/>
+                <w:szCs w:val="24"/>
+              </w:rPr>
+              <w:t>申请</w:t>
+            </w:r>
+            <w:r>
+              <w:rPr>
+                <w:rFonts w:ascii="Times New Roman" w:eastAsia="仿宋" w:hAnsi="Times New Roman"/>
+                <w:color w:val="0070C0"/>
+                <w:sz w:val="24"/>
+                <w:szCs w:val="24"/>
+              </w:rPr>
+              <w:t>)</w:t>
+            </w:r>
+          </w:p>
+          <w:p>
+            <w:pPr>
+              <w:pStyle w:val="a3"/>
+              <w:numPr>
+                <w:ilvl w:val="0"/>
+                <w:numId w:val="26"/>
+              </w:numPr>
+              <w:ind w:firstLineChars="0"/>
+              <w:rPr>
+                <w:rFonts w:ascii="Times New Roman" w:eastAsia="仿宋" w:hAnsi="Times New Roman"/>
+                <w:sz w:val="24"/>
+                <w:szCs w:val="24"/>
+              </w:rPr>
+            </w:pPr>
+            <w:r>
+              <w:rPr>
+                <w:rFonts w:ascii="Times New Roman" w:eastAsia="仿宋" w:hAnsi="Times New Roman" w:hint="eastAsia"/>
+                <w:sz w:val="24"/>
+                <w:szCs w:val="24"/>
+              </w:rPr>
+              <w:t>李向瑞</w:t>
+            </w:r>
+            <w:r>
+              <w:rPr>
+                <w:rFonts w:ascii="Times New Roman" w:eastAsia="仿宋" w:hAnsi="Times New Roman"/>
+                <w:sz w:val="24"/>
+                <w:szCs w:val="24"/>
+              </w:rPr>
+              <w:t xml:space="preserve">, </w:t>
+            </w:r>
+            <w:r>
+              <w:rPr>
+                <w:rFonts w:ascii="Times New Roman" w:eastAsia="仿宋" w:hAnsi="Times New Roman"/>
+                <w:sz w:val="24"/>
+                <w:szCs w:val="24"/>
+              </w:rPr>
+              <w:t>关振长</w:t>
+            </w:r>
+            <w:r>
+              <w:rPr>
+                <w:rFonts w:ascii="Times New Roman" w:eastAsia="仿宋" w:hAnsi="Times New Roman"/>
+                <w:sz w:val="24"/>
+                <w:szCs w:val="24"/>
+              </w:rPr>
+              <w:t xml:space="preserve">, </w:t>
+            </w:r>
+            <w:r>
+              <w:rPr>
+                <w:rFonts w:ascii="Times New Roman" w:eastAsia="仿宋" w:hAnsi="Times New Roman"/>
+                <w:sz w:val="24"/>
+                <w:szCs w:val="24"/>
+              </w:rPr>
+              <w:t>孙远方</w:t>
+            </w:r>
+            <w:r>
+              <w:rPr>
+                <w:rFonts w:ascii="Times New Roman" w:eastAsia="仿宋" w:hAnsi="Times New Roman"/>
+                <w:sz w:val="24"/>
+                <w:szCs w:val="24"/>
+              </w:rPr>
+              <w:t xml:space="preserve">, </w:t>
+            </w:r>
+            <w:r>
+              <w:rPr>
+                <w:rFonts w:ascii="Times New Roman" w:eastAsia="仿宋" w:hAnsi="Times New Roman"/>
+                <w:b/>
+                <w:bCs/>
+                <w:sz w:val="24"/>
+                <w:szCs w:val="24"/>
+              </w:rPr>
+              <w:t>林威</w:t>
+            </w:r>
+            <w:r>
+              <w:rPr>
+                <w:rFonts w:ascii="Times New Roman" w:eastAsia="仿宋" w:hAnsi="Times New Roman"/>
+                <w:sz w:val="24"/>
+                <w:szCs w:val="24"/>
+              </w:rPr>
+              <w:t xml:space="preserve">, </w:t>
+            </w:r>
+            <w:r>
+              <w:rPr>
+                <w:rFonts w:ascii="Times New Roman" w:eastAsia="仿宋" w:hAnsi="Times New Roman"/>
+                <w:sz w:val="24"/>
+                <w:szCs w:val="24"/>
+              </w:rPr>
+              <w:t>宋成年</w:t>
+            </w:r>
+            <w:r>
+              <w:rPr>
+                <w:rFonts w:ascii="Times New Roman" w:eastAsia="仿宋" w:hAnsi="Times New Roman"/>
+                <w:sz w:val="24"/>
+                <w:szCs w:val="24"/>
+              </w:rPr>
+              <w:t xml:space="preserve">, </w:t>
+            </w:r>
+            <w:r>
+              <w:rPr>
+                <w:rFonts w:ascii="Times New Roman" w:eastAsia="仿宋" w:hAnsi="Times New Roman"/>
+                <w:sz w:val="24"/>
+                <w:szCs w:val="24"/>
+              </w:rPr>
+              <w:t>何敬房</w:t>
+            </w:r>
+            <w:r>
+              <w:rPr>
+                <w:rFonts w:ascii="Times New Roman" w:eastAsia="仿宋" w:hAnsi="Times New Roman"/>
+                <w:sz w:val="24"/>
+                <w:szCs w:val="24"/>
+              </w:rPr>
+              <w:t xml:space="preserve">, &amp; </w:t>
+            </w:r>
+            <w:r>
+              <w:rPr>
+                <w:rFonts w:ascii="Times New Roman" w:eastAsia="仿宋" w:hAnsi="Times New Roman"/>
+                <w:sz w:val="24"/>
+                <w:szCs w:val="24"/>
+              </w:rPr>
+              <w:t>黄正业</w:t>
+            </w:r>
+            <w:r>
+              <w:rPr>
+                <w:rFonts w:ascii="Times New Roman" w:eastAsia="仿宋" w:hAnsi="Times New Roman"/>
+                <w:sz w:val="24"/>
+                <w:szCs w:val="24"/>
+              </w:rPr>
+              <w:t xml:space="preserve">. (2026). </w:t>
+            </w:r>
+            <w:r>
+              <w:rPr>
+                <w:rFonts w:ascii="Times New Roman" w:eastAsia="仿宋" w:hAnsi="Times New Roman"/>
+                <w:sz w:val="24"/>
+                <w:szCs w:val="24"/>
+              </w:rPr>
+              <w:t>一种钻爆法隧道施工质量评估方法及系统</w:t>
+            </w:r>
+            <w:r>
+              <w:rPr>
+                <w:rFonts w:ascii="Times New Roman" w:eastAsia="仿宋" w:hAnsi="Times New Roman"/>
+                <w:sz w:val="24"/>
+                <w:szCs w:val="24"/>
+              </w:rPr>
+              <w:t xml:space="preserve"> (Patent No. CN202511832090.5).</w:t>
+            </w:r>
+            <w:r>
+              <w:rPr>
+                <w:rFonts w:ascii="Times New Roman" w:eastAsia="仿宋" w:hAnsi="Times New Roman"/>
+                <w:sz w:val="24"/>
+                <w:szCs w:val="24"/>
+              </w:rPr>
+              <w:t xml:space="preserve"> </w:t>
+            </w:r>
+            <w:r>
+              <w:rPr>
+                <w:rFonts w:ascii="Times New Roman" w:eastAsia="仿宋" w:hAnsi="Times New Roman" w:hint="eastAsia"/>
+                <w:color w:val="0070C0"/>
+                <w:sz w:val="24"/>
+                <w:szCs w:val="24"/>
+              </w:rPr>
+              <w:t>(</w:t>
+            </w:r>
+            <w:r>
+              <w:rPr>
+                <w:rFonts w:ascii="Times New Roman" w:eastAsia="仿宋" w:hAnsi="Times New Roman" w:hint="eastAsia"/>
+                <w:color w:val="0070C0"/>
+                <w:sz w:val="24"/>
+                <w:szCs w:val="24"/>
+              </w:rPr>
+              <w:t>发明授权</w:t>
+            </w:r>
+            <w:r>
+              <w:rPr>
+                <w:rFonts w:ascii="Times New Roman" w:eastAsia="仿宋" w:hAnsi="Times New Roman" w:hint="eastAsia"/>
+                <w:color w:val="0070C0"/>
+                <w:sz w:val="24"/>
+                <w:szCs w:val="24"/>
+              </w:rPr>
+              <w:t>)</w:t>
+            </w:r>
+          </w:p>
+          <w:p>
+            <w:pPr>
+              <w:pStyle w:val="a3"/>
+              <w:numPr>
+                <w:ilvl w:val="0"/>
+                <w:numId w:val="26"/>
+              </w:numPr>
+              <w:ind w:firstLineChars="0"/>
+              <w:rPr>
+                <w:rFonts w:ascii="Times New Roman" w:eastAsia="仿宋" w:hAnsi="Times New Roman"/>
+                <w:sz w:val="24"/>
+                <w:szCs w:val="24"/>
+              </w:rPr>
+            </w:pPr>
+            <w:r>
+              <w:rPr>
+                <w:rFonts w:ascii="Times New Roman" w:eastAsia="仿宋" w:hAnsi="Times New Roman" w:hint="eastAsia"/>
+                <w:sz w:val="24"/>
+                <w:szCs w:val="24"/>
+              </w:rPr>
+              <w:t>李向瑞</w:t>
+            </w:r>
+            <w:r>
+              <w:rPr>
+                <w:rFonts w:ascii="Times New Roman" w:eastAsia="仿宋" w:hAnsi="Times New Roman"/>
+                <w:sz w:val="24"/>
+                <w:szCs w:val="24"/>
+              </w:rPr>
+              <w:t xml:space="preserve">, </w:t>
+            </w:r>
+            <w:r>
+              <w:rPr>
+                <w:rFonts w:ascii="Times New Roman" w:eastAsia="仿宋" w:hAnsi="Times New Roman"/>
+                <w:sz w:val="24"/>
+                <w:szCs w:val="24"/>
+              </w:rPr>
+              <w:t>关振长</w:t>
+            </w:r>
+            <w:r>
+              <w:rPr>
+                <w:rFonts w:ascii="Times New Roman" w:eastAsia="仿宋" w:hAnsi="Times New Roman"/>
+                <w:sz w:val="24"/>
+                <w:szCs w:val="24"/>
+              </w:rPr>
+              <w:t xml:space="preserve">, </w:t>
+            </w:r>
+            <w:r>
+              <w:rPr>
+                <w:rFonts w:ascii="Times New Roman" w:eastAsia="仿宋" w:hAnsi="Times New Roman"/>
+                <w:sz w:val="24"/>
+                <w:szCs w:val="24"/>
+              </w:rPr>
+              <w:t>孙远方</w:t>
+            </w:r>
+            <w:r>
+              <w:rPr>
+                <w:rFonts w:ascii="Times New Roman" w:eastAsia="仿宋" w:hAnsi="Times New Roman"/>
+                <w:sz w:val="24"/>
+                <w:szCs w:val="24"/>
+              </w:rPr>
+              <w:t xml:space="preserve">, </w:t>
+            </w:r>
+            <w:r>
+              <w:rPr>
+                <w:rFonts w:ascii="Times New Roman" w:eastAsia="仿宋" w:hAnsi="Times New Roman"/>
+                <w:b/>
+                <w:bCs/>
+                <w:sz w:val="24"/>
+                <w:szCs w:val="24"/>
+              </w:rPr>
+              <w:t>林威</w:t>
+            </w:r>
+            <w:r>
+              <w:rPr>
+                <w:rFonts w:ascii="Times New Roman" w:eastAsia="仿宋" w:hAnsi="Times New Roman"/>
+                <w:sz w:val="24"/>
+                <w:szCs w:val="24"/>
+              </w:rPr>
+              <w:t xml:space="preserve">, </w:t>
+            </w:r>
+            <w:r>
+              <w:rPr>
+                <w:rFonts w:ascii="Times New Roman" w:eastAsia="仿宋" w:hAnsi="Times New Roman"/>
+                <w:sz w:val="24"/>
+                <w:szCs w:val="24"/>
+              </w:rPr>
+              <w:t>宋成年</w:t>
+            </w:r>
+            <w:r>
+              <w:rPr>
+                <w:rFonts w:ascii="Times New Roman" w:eastAsia="仿宋" w:hAnsi="Times New Roman"/>
+                <w:sz w:val="24"/>
+                <w:szCs w:val="24"/>
+              </w:rPr>
+              <w:t xml:space="preserve">, </w:t>
+            </w:r>
+            <w:r>
+              <w:rPr>
+                <w:rFonts w:ascii="Times New Roman" w:eastAsia="仿宋" w:hAnsi="Times New Roman"/>
+                <w:sz w:val="24"/>
+                <w:szCs w:val="24"/>
+              </w:rPr>
+              <w:t>何敬房</w:t>
+            </w:r>
+            <w:r>
+              <w:rPr>
+                <w:rFonts w:ascii="Times New Roman" w:eastAsia="仿宋" w:hAnsi="Times New Roman"/>
+                <w:sz w:val="24"/>
+                <w:szCs w:val="24"/>
+              </w:rPr>
+              <w:t xml:space="preserve">, &amp; </w:t>
+            </w:r>
+            <w:r>
+              <w:rPr>
+                <w:rFonts w:ascii="Times New Roman" w:eastAsia="仿宋" w:hAnsi="Times New Roman"/>
+                <w:sz w:val="24"/>
+                <w:szCs w:val="24"/>
+              </w:rPr>
+              <w:t>黄正业</w:t>
+            </w:r>
+            <w:r>
+              <w:rPr>
+                <w:rFonts w:ascii="Times New Roman" w:eastAsia="仿宋" w:hAnsi="Times New Roman"/>
+                <w:sz w:val="24"/>
+                <w:szCs w:val="24"/>
+              </w:rPr>
+              <w:t xml:space="preserve">. (2026). </w:t>
+            </w:r>
+            <w:r>
+              <w:rPr>
+                <w:rFonts w:ascii="Times New Roman" w:eastAsia="仿宋" w:hAnsi="Times New Roman"/>
+                <w:sz w:val="24"/>
+                <w:szCs w:val="24"/>
+              </w:rPr>
+              <w:t>一种基于相关算法和数据融合的山岭隧道开挖面变形区域识别方法</w:t>
+            </w:r>
+            <w:r>
+              <w:rPr>
+                <w:rFonts w:ascii="Times New Roman" w:eastAsia="仿宋" w:hAnsi="Times New Roman"/>
+                <w:sz w:val="24"/>
+                <w:szCs w:val="24"/>
+              </w:rPr>
+              <w:t xml:space="preserve"> (Patent No. CN202511732842.0).</w:t>
+            </w:r>
+            <w:r>
+              <w:rPr>
+                <w:rFonts w:ascii="Times New Roman" w:eastAsia="仿宋" w:hAnsi="Times New Roman"/>
+                <w:sz w:val="24"/>
+                <w:szCs w:val="24"/>
+              </w:rPr>
+              <w:t xml:space="preserve"> </w:t>
+            </w:r>
+            <w:r>
+              <w:rPr>
+                <w:rFonts w:ascii="Times New Roman" w:eastAsia="仿宋" w:hAnsi="Times New Roman"/>
+                <w:color w:val="0070C0"/>
+                <w:sz w:val="24"/>
+                <w:szCs w:val="24"/>
+              </w:rPr>
+              <w:t>(</w:t>
+            </w:r>
+            <w:r>
+              <w:rPr>
+                <w:rFonts w:ascii="Times New Roman" w:eastAsia="仿宋" w:hAnsi="Times New Roman"/>
+                <w:color w:val="0070C0"/>
+                <w:sz w:val="24"/>
+                <w:szCs w:val="24"/>
+              </w:rPr>
+              <w:t>发明</w:t>
+            </w:r>
+            <w:r>
+              <w:rPr>
+                <w:rFonts w:ascii="Times New Roman" w:eastAsia="仿宋" w:hAnsi="Times New Roman" w:hint="eastAsia"/>
+                <w:color w:val="0070C0"/>
+                <w:sz w:val="24"/>
+                <w:szCs w:val="24"/>
+              </w:rPr>
+              <w:t>申请</w:t>
+            </w:r>
+            <w:r>
+              <w:rPr>
+                <w:rFonts w:ascii="Times New Roman" w:eastAsia="仿宋" w:hAnsi="Times New Roman"/>
+                <w:color w:val="0070C0"/>
+                <w:sz w:val="24"/>
+                <w:szCs w:val="24"/>
+              </w:rPr>
+              <w:t>)</w:t>
+            </w:r>
+          </w:p>
+          <w:p>
+            <w:pPr>
+              <w:pStyle w:val="a3"/>
+              <w:numPr>
+                <w:ilvl w:val="0"/>
+                <w:numId w:val="26"/>
+              </w:numPr>
+              <w:ind w:firstLineChars="0"/>
+              <w:rPr>
+                <w:rFonts w:ascii="Times New Roman" w:eastAsia="仿宋" w:hAnsi="Times New Roman"/>
+                <w:sz w:val="24"/>
+                <w:szCs w:val="24"/>
+              </w:rPr>
+            </w:pPr>
+            <w:r>
+              <w:rPr>
+                <w:rFonts w:ascii="Times New Roman" w:eastAsia="仿宋" w:hAnsi="Times New Roman" w:hint="eastAsia"/>
+                <w:sz w:val="24"/>
+                <w:szCs w:val="24"/>
+              </w:rPr>
+              <w:t>施静康</w:t>
+            </w:r>
+            <w:r>
+              <w:rPr>
+                <w:rFonts w:ascii="Times New Roman" w:eastAsia="仿宋" w:hAnsi="Times New Roman"/>
+                <w:sz w:val="24"/>
+                <w:szCs w:val="24"/>
+              </w:rPr>
+              <w:t xml:space="preserve">, </w:t>
+            </w:r>
+            <w:r>
+              <w:rPr>
+                <w:rFonts w:ascii="Times New Roman" w:eastAsia="仿宋" w:hAnsi="Times New Roman"/>
+                <w:sz w:val="24"/>
+                <w:szCs w:val="24"/>
+              </w:rPr>
+              <w:t>魏成凯</w:t>
+            </w:r>
+            <w:r>
+              <w:rPr>
+                <w:rFonts w:ascii="Times New Roman" w:eastAsia="仿宋" w:hAnsi="Times New Roman"/>
+                <w:sz w:val="24"/>
+                <w:szCs w:val="24"/>
+              </w:rPr>
+              <w:t xml:space="preserve">, </w:t>
+            </w:r>
+            <w:r>
+              <w:rPr>
+                <w:rFonts w:ascii="Times New Roman" w:eastAsia="仿宋" w:hAnsi="Times New Roman"/>
+                <w:sz w:val="24"/>
+                <w:szCs w:val="24"/>
+              </w:rPr>
+              <w:t>关振长</w:t>
+            </w:r>
+            <w:r>
+              <w:rPr>
+                <w:rFonts w:ascii="Times New Roman" w:eastAsia="仿宋" w:hAnsi="Times New Roman"/>
+                <w:sz w:val="24"/>
+                <w:szCs w:val="24"/>
+              </w:rPr>
+              <w:t xml:space="preserve">, </w:t>
+            </w:r>
+            <w:r>
+              <w:rPr>
+                <w:rFonts w:ascii="Times New Roman" w:eastAsia="仿宋" w:hAnsi="Times New Roman"/>
+                <w:b/>
+                <w:bCs/>
+                <w:sz w:val="24"/>
+                <w:szCs w:val="24"/>
+              </w:rPr>
+              <w:t>林威</w:t>
+            </w:r>
+            <w:r>
+              <w:rPr>
+                <w:rFonts w:ascii="Times New Roman" w:eastAsia="仿宋" w:hAnsi="Times New Roman"/>
+                <w:sz w:val="24"/>
+                <w:szCs w:val="24"/>
+              </w:rPr>
+              <w:t xml:space="preserve">, </w:t>
+            </w:r>
+            <w:r>
+              <w:rPr>
+                <w:rFonts w:ascii="Times New Roman" w:eastAsia="仿宋" w:hAnsi="Times New Roman"/>
+                <w:sz w:val="24"/>
+                <w:szCs w:val="24"/>
+              </w:rPr>
+              <w:t>骆剑彬</w:t>
+            </w:r>
+            <w:r>
+              <w:rPr>
+                <w:rFonts w:ascii="Times New Roman" w:eastAsia="仿宋" w:hAnsi="Times New Roman"/>
+                <w:sz w:val="24"/>
+                <w:szCs w:val="24"/>
+              </w:rPr>
+              <w:t xml:space="preserve">, &amp; </w:t>
+            </w:r>
+            <w:r>
+              <w:rPr>
+                <w:rFonts w:ascii="Times New Roman" w:eastAsia="仿宋" w:hAnsi="Times New Roman"/>
+                <w:sz w:val="24"/>
+                <w:szCs w:val="24"/>
+              </w:rPr>
+              <w:t>张鹤</w:t>
+            </w:r>
+            <w:r>
+              <w:rPr>
+                <w:rFonts w:ascii="Times New Roman" w:eastAsia="仿宋" w:hAnsi="Times New Roman"/>
+                <w:sz w:val="24"/>
+                <w:szCs w:val="24"/>
+              </w:rPr>
+              <w:t xml:space="preserve">. (2026). </w:t>
+            </w:r>
+            <w:r>
+              <w:rPr>
+                <w:rFonts w:ascii="Times New Roman" w:eastAsia="仿宋" w:hAnsi="Times New Roman"/>
+                <w:sz w:val="24"/>
+                <w:szCs w:val="24"/>
+              </w:rPr>
+              <w:t>一种高灵敏度</w:t>
+            </w:r>
+            <w:r>
+              <w:rPr>
+                <w:rFonts w:ascii="Times New Roman" w:eastAsia="仿宋" w:hAnsi="Times New Roman"/>
+                <w:sz w:val="24"/>
+                <w:szCs w:val="24"/>
+              </w:rPr>
+              <w:t>RFID</w:t>
+            </w:r>
+            <w:r>
+              <w:rPr>
+                <w:rFonts w:ascii="Times New Roman" w:eastAsia="仿宋" w:hAnsi="Times New Roman"/>
+                <w:sz w:val="24"/>
+                <w:szCs w:val="24"/>
+              </w:rPr>
+              <w:t>贴片天线式应变</w:t>
+            </w:r>
+            <w:r>
+              <w:rPr>
+                <w:rFonts w:ascii="Times New Roman" w:eastAsia="仿宋" w:hAnsi="Times New Roman"/>
+                <w:sz w:val="24"/>
+                <w:szCs w:val="24"/>
+              </w:rPr>
               <w:lastRenderedPageBreak/>
+              <w:t>传感器</w:t>
+            </w:r>
+            <w:r>
+              <w:rPr>
+                <w:rFonts w:ascii="Times New Roman" w:eastAsia="仿宋" w:hAnsi="Times New Roman"/>
+                <w:sz w:val="24"/>
+                <w:szCs w:val="24"/>
+              </w:rPr>
+              <w:t xml:space="preserve"> (Patent No. CN202511598773.9).</w:t>
+            </w:r>
+            <w:r>
+              <w:rPr>
+                <w:rFonts w:ascii="Times New Roman" w:eastAsia="仿宋" w:hAnsi="Times New Roman"/>
+                <w:color w:val="0070C0"/>
+                <w:sz w:val="24"/>
+                <w:szCs w:val="24"/>
+              </w:rPr>
+              <w:t xml:space="preserve"> </w:t>
+            </w:r>
+            <w:r>
+              <w:rPr>
+                <w:rFonts w:ascii="Times New Roman" w:eastAsia="仿宋" w:hAnsi="Times New Roman"/>
+                <w:color w:val="0070C0"/>
+                <w:sz w:val="24"/>
+                <w:szCs w:val="24"/>
+              </w:rPr>
+              <w:t>(</w:t>
+            </w:r>
+            <w:r>
+              <w:rPr>
+                <w:rFonts w:ascii="Times New Roman" w:eastAsia="仿宋" w:hAnsi="Times New Roman"/>
+                <w:color w:val="0070C0"/>
+                <w:sz w:val="24"/>
+                <w:szCs w:val="24"/>
+              </w:rPr>
+              <w:t>发明</w:t>
+            </w:r>
+            <w:r>
+              <w:rPr>
+                <w:rFonts w:ascii="Times New Roman" w:eastAsia="仿宋" w:hAnsi="Times New Roman" w:hint="eastAsia"/>
+                <w:color w:val="0070C0"/>
+                <w:sz w:val="24"/>
+                <w:szCs w:val="24"/>
+              </w:rPr>
+              <w:t>申请</w:t>
+            </w:r>
+            <w:r>
+              <w:rPr>
+                <w:rFonts w:ascii="Times New Roman" w:eastAsia="仿宋" w:hAnsi="Times New Roman"/>
+                <w:color w:val="0070C0"/>
+                <w:sz w:val="24"/>
+                <w:szCs w:val="24"/>
+              </w:rPr>
+              <w:t>)</w:t>
+            </w:r>
+          </w:p>
+          <w:p>
+            <w:pPr>
+              <w:pStyle w:val="a3"/>
+              <w:numPr>
+                <w:ilvl w:val="0"/>
+                <w:numId w:val="26"/>
+              </w:numPr>
+              <w:ind w:firstLineChars="0"/>
+              <w:rPr>
+                <w:rFonts w:ascii="Times New Roman" w:eastAsia="仿宋" w:hAnsi="Times New Roman"/>
+                <w:sz w:val="24"/>
+                <w:szCs w:val="24"/>
+              </w:rPr>
+            </w:pPr>
+            <w:r>
+              <w:rPr>
+                <w:rFonts w:ascii="Times New Roman" w:eastAsia="仿宋" w:hAnsi="Times New Roman" w:hint="eastAsia"/>
+                <w:sz w:val="24"/>
+                <w:szCs w:val="24"/>
+              </w:rPr>
               <w:t>施静康</w:t>
             </w:r>
             <w:r>
@@ -11325,31 +11543,47 @@
                 <w:sz w:val="24"/>
                 <w:szCs w:val="24"/>
               </w:rPr>
-              <w:t>领域知识引导的盾构隧道点云深度学习网络设计与应用</w:t>
-            </w:r>
-            <w:r>
-              <w:rPr>
-                <w:rFonts w:ascii="Times New Roman" w:eastAsia="仿宋" w:hAnsi="Times New Roman" w:hint="eastAsia"/>
-                <w:sz w:val="24"/>
-                <w:szCs w:val="24"/>
-              </w:rPr>
-              <w:t>，</w:t>
-            </w:r>
-            <w:r>
-              <w:rPr>
-                <w:rFonts w:ascii="Times New Roman" w:eastAsia="仿宋" w:hAnsi="Times New Roman" w:hint="eastAsia"/>
-                <w:sz w:val="24"/>
-                <w:szCs w:val="24"/>
-              </w:rPr>
-              <w:t>第八届国际地下空间学术大会</w:t>
-            </w:r>
-            <w:r>
-              <w:rPr>
-                <w:rFonts w:ascii="Times New Roman" w:eastAsia="仿宋" w:hAnsi="Times New Roman" w:hint="eastAsia"/>
-                <w:sz w:val="24"/>
-                <w:szCs w:val="24"/>
-              </w:rPr>
-              <w:t>，珠海，</w:t>
+              <w:t>点云驱动隧道变形及渗漏智能感知方法与应用，</w:t>
+            </w:r>
+            <w:r>
+              <w:rPr>
+                <w:rFonts w:ascii="Times New Roman" w:eastAsia="仿宋" w:hAnsi="Times New Roman" w:hint="eastAsia"/>
+                <w:sz w:val="24"/>
+                <w:szCs w:val="24"/>
+              </w:rPr>
+              <w:t>交通基础设施关键技术全国论坛暨第七届</w:t>
+            </w:r>
+            <w:r>
+              <w:rPr>
+                <w:rFonts w:ascii="Times New Roman" w:eastAsia="仿宋" w:hAnsi="Times New Roman" w:hint="eastAsia"/>
+                <w:sz w:val="24"/>
+                <w:szCs w:val="24"/>
+              </w:rPr>
+              <w:t>I</w:t>
+            </w:r>
+            <w:r>
+              <w:rPr>
+                <w:rFonts w:ascii="Times New Roman" w:eastAsia="仿宋" w:hAnsi="Times New Roman"/>
+                <w:sz w:val="24"/>
+                <w:szCs w:val="24"/>
+              </w:rPr>
+              <w:t>CRE</w:t>
+            </w:r>
+            <w:r>
+              <w:rPr>
+                <w:rFonts w:ascii="Times New Roman" w:eastAsia="仿宋" w:hAnsi="Times New Roman" w:hint="eastAsia"/>
+                <w:sz w:val="24"/>
+                <w:szCs w:val="24"/>
+              </w:rPr>
+              <w:t>会议</w:t>
+            </w:r>
+            <w:r>
+              <w:rPr>
+                <w:rFonts w:ascii="Times New Roman" w:eastAsia="仿宋" w:hAnsi="Times New Roman" w:hint="eastAsia"/>
+                <w:sz w:val="24"/>
+                <w:szCs w:val="24"/>
+              </w:rPr>
+              <w:t>，北京，</w:t>
             </w:r>
             <w:r>
               <w:rPr>
@@ -11365,7 +11599,7 @@
                 <w:sz w:val="24"/>
                 <w:szCs w:val="24"/>
               </w:rPr>
-              <w:t>026.04.12</w:t>
+              <w:t>026.05.23</w:t>
             </w:r>
           </w:p>
           <w:p>
@@ -11384,27 +11618,35 @@
             </w:pPr>
             <w:r>
               <w:rPr>
-                <w:rFonts w:ascii="Times New Roman" w:eastAsia="仿宋" w:hAnsi="Times New Roman"/>
-                <w:sz w:val="24"/>
-                <w:szCs w:val="24"/>
-              </w:rPr>
-              <w:t>AI</w:t>
-            </w:r>
-            <w:r>
-              <w:rPr>
-                <w:rFonts w:ascii="Times New Roman" w:eastAsia="仿宋" w:hAnsi="Times New Roman" w:hint="eastAsia"/>
-                <w:sz w:val="24"/>
-                <w:szCs w:val="24"/>
-              </w:rPr>
-              <w:t>赋能土木工程科研转型——以计算机视觉为例，</w:t>
-            </w:r>
-            <w:r>
-              <w:rPr>
-                <w:rFonts w:ascii="Times New Roman" w:eastAsia="仿宋" w:hAnsi="Times New Roman" w:hint="eastAsia"/>
-                <w:sz w:val="24"/>
-                <w:szCs w:val="24"/>
-              </w:rPr>
-              <w:t>福建理工大学第七届土木工程研究生学术论坛，福州，</w:t>
+                <w:rFonts w:ascii="Times New Roman" w:eastAsia="仿宋" w:hAnsi="Times New Roman" w:hint="eastAsia"/>
+                <w:sz w:val="24"/>
+                <w:szCs w:val="24"/>
+              </w:rPr>
+              <w:t>盾构隧道点云精细化变形感知方法及应用</w:t>
+            </w:r>
+            <w:r>
+              <w:rPr>
+                <w:rFonts w:ascii="Times New Roman" w:eastAsia="仿宋" w:hAnsi="Times New Roman" w:hint="eastAsia"/>
+                <w:sz w:val="24"/>
+                <w:szCs w:val="24"/>
+              </w:rPr>
+              <w:t>，</w:t>
+            </w:r>
+            <w:r>
+              <w:rPr>
+                <w:rFonts w:ascii="Times New Roman" w:eastAsia="仿宋" w:hAnsi="Times New Roman" w:hint="eastAsia"/>
+                <w:sz w:val="24"/>
+                <w:szCs w:val="24"/>
+              </w:rPr>
+              <w:t>第四届山区土木工程学术论坛暨第八届土木工程赣江学术论坛</w:t>
+            </w:r>
+            <w:r>
+              <w:rPr>
+                <w:rFonts w:ascii="Times New Roman" w:eastAsia="仿宋" w:hAnsi="Times New Roman" w:hint="eastAsia"/>
+                <w:sz w:val="24"/>
+                <w:szCs w:val="24"/>
+              </w:rPr>
+              <w:t>，南昌，</w:t>
             </w:r>
             <w:r>
               <w:rPr>
@@ -11420,7 +11662,7 @@
                 <w:sz w:val="24"/>
                 <w:szCs w:val="24"/>
               </w:rPr>
-              <w:t>025.12.07</w:t>
+              <w:t>026.05.17</w:t>
             </w:r>
           </w:p>
           <w:p>
@@ -11443,7 +11685,7 @@
                 <w:sz w:val="24"/>
                 <w:szCs w:val="24"/>
               </w:rPr>
-              <w:t>盾构隧道全空间结构变形智能感知</w:t>
+              <w:t>领域知识引导的盾构隧道点云深度学习网络设计与应用</w:t>
             </w:r>
             <w:r>
               <w:rPr>
@@ -11455,67 +11697,35 @@
             </w:r>
             <w:r>
               <w:rPr>
-                <w:rFonts w:ascii="Times New Roman" w:eastAsia="仿宋" w:hAnsi="Times New Roman"/>
-                <w:sz w:val="24"/>
-                <w:szCs w:val="24"/>
-              </w:rPr>
-              <w:t>2025</w:t>
-            </w:r>
-            <w:r>
-              <w:rPr>
-                <w:rFonts w:ascii="Times New Roman" w:eastAsia="仿宋" w:hAnsi="Times New Roman"/>
-                <w:sz w:val="24"/>
-                <w:szCs w:val="24"/>
-              </w:rPr>
-              <w:t>年隧道与地下工程大会暨中国土木工程学会隧道及地下工程分会第</w:t>
-            </w:r>
-            <w:r>
-              <w:rPr>
-                <w:rFonts w:ascii="Times New Roman" w:eastAsia="仿宋" w:hAnsi="Times New Roman"/>
-                <w:sz w:val="24"/>
-                <w:szCs w:val="24"/>
-              </w:rPr>
-              <w:t>25</w:t>
-            </w:r>
-            <w:r>
-              <w:rPr>
-                <w:rFonts w:ascii="Times New Roman" w:eastAsia="仿宋" w:hAnsi="Times New Roman"/>
-                <w:sz w:val="24"/>
-                <w:szCs w:val="24"/>
-              </w:rPr>
-              <w:t>届年会</w:t>
-            </w:r>
-            <w:r>
-              <w:rPr>
-                <w:rFonts w:ascii="Times New Roman" w:eastAsia="仿宋" w:hAnsi="Times New Roman" w:hint="eastAsia"/>
-                <w:sz w:val="24"/>
-                <w:szCs w:val="24"/>
-              </w:rPr>
-              <w:t>，</w:t>
-            </w:r>
-            <w:r>
-              <w:rPr>
-                <w:rFonts w:ascii="Times New Roman" w:eastAsia="仿宋" w:hAnsi="Times New Roman" w:hint="eastAsia"/>
-                <w:sz w:val="24"/>
-                <w:szCs w:val="24"/>
-              </w:rPr>
-              <w:t>合肥</w:t>
-            </w:r>
-            <w:r>
-              <w:rPr>
-                <w:rFonts w:ascii="Times New Roman" w:eastAsia="仿宋" w:hAnsi="Times New Roman" w:hint="eastAsia"/>
-                <w:sz w:val="24"/>
-                <w:szCs w:val="24"/>
-              </w:rPr>
-              <w:t>，</w:t>
-            </w:r>
-            <w:r>
-              <w:rPr>
-                <w:rFonts w:ascii="Times New Roman" w:eastAsia="仿宋" w:hAnsi="Times New Roman"/>
-                <w:sz w:val="24"/>
-                <w:szCs w:val="24"/>
-              </w:rPr>
-              <w:t>2025.10.26</w:t>
+                <w:rFonts w:ascii="Times New Roman" w:eastAsia="仿宋" w:hAnsi="Times New Roman" w:hint="eastAsia"/>
+                <w:sz w:val="24"/>
+                <w:szCs w:val="24"/>
+              </w:rPr>
+              <w:t>第八届国际地下空间学术大会</w:t>
+            </w:r>
+            <w:r>
+              <w:rPr>
+                <w:rFonts w:ascii="Times New Roman" w:eastAsia="仿宋" w:hAnsi="Times New Roman" w:hint="eastAsia"/>
+                <w:sz w:val="24"/>
+                <w:szCs w:val="24"/>
+              </w:rPr>
+              <w:t>，珠海，</w:t>
+            </w:r>
+            <w:r>
+              <w:rPr>
+                <w:rFonts w:ascii="Times New Roman" w:eastAsia="仿宋" w:hAnsi="Times New Roman" w:hint="eastAsia"/>
+                <w:sz w:val="24"/>
+                <w:szCs w:val="24"/>
+              </w:rPr>
+              <w:t>2</w:t>
+            </w:r>
+            <w:r>
+              <w:rPr>
+                <w:rFonts w:ascii="Times New Roman" w:eastAsia="仿宋" w:hAnsi="Times New Roman"/>
+                <w:sz w:val="24"/>
+                <w:szCs w:val="24"/>
+              </w:rPr>
+              <w:t>026.04.12</w:t>
             </w:r>
           </w:p>
           <w:p>
@@ -11534,6 +11744,156 @@
             </w:pPr>
             <w:r>
               <w:rPr>
+                <w:rFonts w:ascii="Times New Roman" w:eastAsia="仿宋" w:hAnsi="Times New Roman"/>
+                <w:sz w:val="24"/>
+                <w:szCs w:val="24"/>
+              </w:rPr>
+              <w:t>AI</w:t>
+            </w:r>
+            <w:r>
+              <w:rPr>
+                <w:rFonts w:ascii="Times New Roman" w:eastAsia="仿宋" w:hAnsi="Times New Roman" w:hint="eastAsia"/>
+                <w:sz w:val="24"/>
+                <w:szCs w:val="24"/>
+              </w:rPr>
+              <w:t>赋能土木工程科研转型——以计算机视觉为例，</w:t>
+            </w:r>
+            <w:r>
+              <w:rPr>
+                <w:rFonts w:ascii="Times New Roman" w:eastAsia="仿宋" w:hAnsi="Times New Roman" w:hint="eastAsia"/>
+                <w:sz w:val="24"/>
+                <w:szCs w:val="24"/>
+              </w:rPr>
+              <w:t>福建理工大学第七届土木工程研究生学术论坛，福州，</w:t>
+            </w:r>
+            <w:r>
+              <w:rPr>
+                <w:rFonts w:ascii="Times New Roman" w:eastAsia="仿宋" w:hAnsi="Times New Roman" w:hint="eastAsia"/>
+                <w:sz w:val="24"/>
+                <w:szCs w:val="24"/>
+              </w:rPr>
+              <w:t>2</w:t>
+            </w:r>
+            <w:r>
+              <w:rPr>
+                <w:rFonts w:ascii="Times New Roman" w:eastAsia="仿宋" w:hAnsi="Times New Roman"/>
+                <w:sz w:val="24"/>
+                <w:szCs w:val="24"/>
+              </w:rPr>
+              <w:t>025.12.07</w:t>
+            </w:r>
+          </w:p>
+          <w:p>
+            <w:pPr>
+              <w:pStyle w:val="a3"/>
+              <w:numPr>
+                <w:ilvl w:val="0"/>
+                <w:numId w:val="10"/>
+              </w:numPr>
+              <w:ind w:firstLineChars="0"/>
+              <w:rPr>
+                <w:rFonts w:ascii="Times New Roman" w:eastAsia="仿宋" w:hAnsi="Times New Roman"/>
+                <w:sz w:val="24"/>
+                <w:szCs w:val="24"/>
+              </w:rPr>
+            </w:pPr>
+            <w:r>
+              <w:rPr>
+                <w:rFonts w:ascii="Times New Roman" w:eastAsia="仿宋" w:hAnsi="Times New Roman" w:hint="eastAsia"/>
+                <w:sz w:val="24"/>
+                <w:szCs w:val="24"/>
+              </w:rPr>
+              <w:t>盾构隧道全空间结构变形智能感知</w:t>
+            </w:r>
+            <w:r>
+              <w:rPr>
+                <w:rFonts w:ascii="Times New Roman" w:eastAsia="仿宋" w:hAnsi="Times New Roman" w:hint="eastAsia"/>
+                <w:sz w:val="24"/>
+                <w:szCs w:val="24"/>
+              </w:rPr>
+              <w:t>，</w:t>
+            </w:r>
+            <w:r>
+              <w:rPr>
+                <w:rFonts w:ascii="Times New Roman" w:eastAsia="仿宋" w:hAnsi="Times New Roman"/>
+                <w:sz w:val="24"/>
+                <w:szCs w:val="24"/>
+              </w:rPr>
+              <w:t>2025</w:t>
+            </w:r>
+            <w:r>
+              <w:rPr>
+                <w:rFonts w:ascii="Times New Roman" w:eastAsia="仿宋" w:hAnsi="Times New Roman"/>
+                <w:sz w:val="24"/>
+                <w:szCs w:val="24"/>
+              </w:rPr>
+              <w:t>年隧道与地下工程大会暨中国土木工程学会隧道及地下工程分会第</w:t>
+            </w:r>
+            <w:r>
+              <w:rPr>
+                <w:rFonts w:ascii="Times New Roman" w:eastAsia="仿宋" w:hAnsi="Times New Roman"/>
+                <w:sz w:val="24"/>
+                <w:szCs w:val="24"/>
+              </w:rPr>
+              <w:t>25</w:t>
+            </w:r>
+            <w:r>
+              <w:rPr>
+                <w:rFonts w:ascii="Times New Roman" w:eastAsia="仿宋" w:hAnsi="Times New Roman"/>
+                <w:sz w:val="24"/>
+                <w:szCs w:val="24"/>
+              </w:rPr>
+              <w:t>届年会</w:t>
+            </w:r>
+            <w:r>
+              <w:rPr>
+                <w:rFonts w:ascii="Times New Roman" w:eastAsia="仿宋" w:hAnsi="Times New Roman" w:hint="eastAsia"/>
+                <w:sz w:val="24"/>
+                <w:szCs w:val="24"/>
+              </w:rPr>
+              <w:t>，</w:t>
+            </w:r>
+            <w:r>
+              <w:rPr>
+                <w:rFonts w:ascii="Times New Roman" w:eastAsia="仿宋" w:hAnsi="Times New Roman" w:hint="eastAsia"/>
+                <w:sz w:val="24"/>
+                <w:szCs w:val="24"/>
+              </w:rPr>
+              <w:t>合肥</w:t>
+            </w:r>
+            <w:r>
+              <w:rPr>
+                <w:rFonts w:ascii="Times New Roman" w:eastAsia="仿宋" w:hAnsi="Times New Roman" w:hint="eastAsia"/>
+                <w:sz w:val="24"/>
+                <w:szCs w:val="24"/>
+              </w:rPr>
+              <w:t>，</w:t>
+            </w:r>
+            <w:r>
+              <w:rPr>
+                <w:rFonts w:ascii="Times New Roman" w:eastAsia="仿宋" w:hAnsi="Times New Roman"/>
+                <w:sz w:val="24"/>
+                <w:szCs w:val="24"/>
+              </w:rPr>
+              <w:t>2025.10.26</w:t>
+            </w:r>
+          </w:p>
+          <w:p>
+            <w:pPr>
+              <w:pStyle w:val="a3"/>
+              <w:numPr>
+                <w:ilvl w:val="0"/>
+                <w:numId w:val="10"/>
+              </w:numPr>
+              <w:ind w:firstLineChars="0"/>
+              <w:rPr>
+                <w:rFonts w:ascii="Times New Roman" w:eastAsia="仿宋" w:hAnsi="Times New Roman"/>
+                <w:sz w:val="24"/>
+                <w:szCs w:val="24"/>
+              </w:rPr>
+            </w:pPr>
+            <w:r>
+              <w:rPr>
                 <w:rFonts w:ascii="Times New Roman" w:eastAsia="仿宋" w:hAnsi="Times New Roman" w:hint="eastAsia"/>
                 <w:sz w:val="24"/>
                 <w:szCs w:val="24"/>
@@ -11621,6 +11981,7 @@
                 <w:sz w:val="24"/>
                 <w:szCs w:val="24"/>
               </w:rPr>
+              <w:lastRenderedPageBreak/>
               <w:t>会议海报</w:t>
             </w:r>
           </w:p>
@@ -11755,16 +12116,7 @@
                 <w:sz w:val="24"/>
                 <w:szCs w:val="24"/>
               </w:rPr>
-              <w:t xml:space="preserve">Prediction of settlement induced by tidal fluctuation for underwater shield tunnel during service based </w:t>
-            </w:r>
-            <w:r>
-              <w:rPr>
-                <w:rFonts w:ascii="Times New Roman" w:eastAsia="仿宋" w:hAnsi="Times New Roman"/>
-                <w:sz w:val="24"/>
-                <w:szCs w:val="24"/>
-              </w:rPr>
-              <w:lastRenderedPageBreak/>
-              <w:t>on historical monitoring data</w:t>
+              <w:t>Prediction of settlement induced by tidal fluctuation for underwater shield tunnel during service based on historical monitoring data</w:t>
             </w:r>
             <w:r>
               <w:rPr>
@@ -13456,6 +13808,7 @@
                 <w:sz w:val="24"/>
                 <w:szCs w:val="24"/>
               </w:rPr>
+              <w:lastRenderedPageBreak/>
               <w:t>云南省交通运输厅</w:t>
             </w:r>
             <w:r>
@@ -13657,7 +14010,7 @@
 </file>
 
 <file path=word/endnotes.xml><?xml version="1.0" encoding="utf-8"?>
-<w:endnotes xmlns:wpc="http://schemas.microsoft.com/office/word/2010/wordprocessingCanvas" xmlns:cx="http://schemas.microsoft.com/office/drawing/2014/chartex" xmlns:cx1="http://schemas.microsoft.com/office/drawing/2015/9/8/chartex" xmlns:cx2="http://schemas.microsoft.com/office/drawing/2015/10/21/chartex" xmlns:cx3="http://schemas.microsoft.com/office/drawing/2016/5/9/chartex" xmlns:cx4="http://schemas.microsoft.com/office/drawing/2016/5/10/chartex" xmlns:cx5="http://schemas.microsoft.com/office/drawing/2016/5/11/chartex" xmlns:cx6="http://schemas.microsoft.com/office/drawing/2016/5/12/chartex" xmlns:cx7="http://schemas.microsoft.com/office/drawing/2016/5/13/chartex" xmlns:cx8="http://schemas.microsoft.com/office/drawing/2016/5/14/chartex" xmlns:mc="http://schemas.openxmlformats.org/markup-compatibility/2006" xmlns:aink="http://schemas.microsoft.com/office/drawing/2016/ink" xmlns:am3d="http://schemas.microsoft.com/office/drawing/2017/model3d" xmlns:o="urn:schemas-microsoft-com:office:office" xmlns:oel="http://schemas.microsoft.com/office/2019/extlst" xmlns:r="http://schemas.openxmlformats.org/officeDocument/2006/relationships" xmlns:m="http://schemas.openxmlformats.org/officeDocument/2006/math" xmlns:v="urn:schemas-microsoft-com:vml" xmlns:wp14="http://schemas.microsoft.com/office/word/2010/wordprocessingDrawing" xmlns:wp="http://schemas.openxmlformats.org/drawingml/2006/wordprocessingDrawing" xmlns:w10="urn:schemas-microsoft-com:office:word" xmlns:w="http://schemas.openxmlformats.org/wordprocessingml/2006/main" xmlns:w14="http://schemas.microsoft.com/office/word/2010/wordml" xmlns:w15="http://schemas.microsoft.com/office/word/2012/wordml" xmlns:w16cex="http://schemas.microsoft.com/office/word/2018/wordml/cex" xmlns:w16cid="http://schemas.microsoft.com/office/word/2016/wordml/cid" xmlns:w16="http://schemas.microsoft.com/office/word/2018/wordml" xmlns:w16du="http://schemas.microsoft.com/office/word/2023/wordml/word16du" xmlns:w16sdtdh="http://schemas.microsoft.com/office/word/2020/wordml/sdtdatahash" xmlns:w16sdtfl="http://schemas.microsoft.com/office/word/2024/wordml/sdtformatlock" xmlns:w16se="http://schemas.microsoft.com/office/word/2015/wordml/symex" xmlns:wpg="http://schemas.microsoft.com/office/word/2010/wordprocessingGroup" xmlns:wpi="http://schemas.microsoft.com/office/word/2010/wordprocessingInk" xmlns:wne="http://schemas.microsoft.com/office/word/2006/wordml" xmlns:wps="http://schemas.microsoft.com/office/word/2010/wordprocessingShape" mc:Ignorable="w14 w15 w16se w16cid w16 w16cex w16sdtdh w16sdtfl w16du wp14">
+<w:endnotes xmlns:wpc="http://schemas.microsoft.com/office/word/2010/wordprocessingCanvas" xmlns:cx="http://schemas.microsoft.com/office/drawing/2014/chartex" xmlns:cx1="http://schemas.microsoft.com/office/drawing/2015/9/8/chartex" xmlns:cx2="http://schemas.microsoft.com/office/drawing/2015/10/21/chartex" xmlns:cx3="http://schemas.microsoft.com/office/drawing/2016/5/9/chartex" xmlns:cx4="http://schemas.microsoft.com/office/drawing/2016/5/10/chartex" xmlns:cx5="http://schemas.microsoft.com/office/drawing/2016/5/11/chartex" xmlns:cx6="http://schemas.microsoft.com/office/drawing/2016/5/12/chartex" xmlns:cx7="http://schemas.microsoft.com/office/drawing/2016/5/13/chartex" xmlns:cx8="http://schemas.microsoft.com/office/drawing/2016/5/14/chartex" xmlns:mc="http://schemas.openxmlformats.org/markup-compatibility/2006" xmlns:aink="http://schemas.microsoft.com/office/drawing/2016/ink" xmlns:am3d="http://schemas.microsoft.com/office/drawing/2017/model3d" xmlns:o="urn:schemas-microsoft-com:office:office" xmlns:r="http://schemas.openxmlformats.org/officeDocument/2006/relationships" xmlns:m="http://schemas.openxmlformats.org/officeDocument/2006/math" xmlns:v="urn:schemas-microsoft-com:vml" xmlns:wp14="http://schemas.microsoft.com/office/word/2010/wordprocessingDrawing" xmlns:wp="http://schemas.openxmlformats.org/drawingml/2006/wordprocessingDrawing" xmlns:w10="urn:schemas-microsoft-com:office:word" xmlns:w="http://schemas.openxmlformats.org/wordprocessingml/2006/main" xmlns:w14="http://schemas.microsoft.com/office/word/2010/wordml" xmlns:w15="http://schemas.microsoft.com/office/word/2012/wordml" xmlns:w16cex="http://schemas.microsoft.com/office/word/2018/wordml/cex" xmlns:w16cid="http://schemas.microsoft.com/office/word/2016/wordml/cid" xmlns:w16="http://schemas.microsoft.com/office/word/2018/wordml" xmlns:w16sdtdh="http://schemas.microsoft.com/office/word/2020/wordml/sdtdatahash" xmlns:w16se="http://schemas.microsoft.com/office/word/2015/wordml/symex" xmlns:wpg="http://schemas.microsoft.com/office/word/2010/wordprocessingGroup" xmlns:wpi="http://schemas.microsoft.com/office/word/2010/wordprocessingInk" xmlns:wne="http://schemas.microsoft.com/office/word/2006/wordml" xmlns:wps="http://schemas.microsoft.com/office/word/2010/wordprocessingShape" mc:Ignorable="w14 w15 w16se w16cid w16 w16cex w16sdtdh wp14">
   <w:endnote w:type="separator" w:id="-1">
     <w:p>
       <w:r>
@@ -13676,7 +14029,7 @@
 </file>
 
 <file path=word/footnotes.xml><?xml version="1.0" encoding="utf-8"?>
-<w:footnotes xmlns:wpc="http://schemas.microsoft.com/office/word/2010/wordprocessingCanvas" xmlns:cx="http://schemas.microsoft.com/office/drawing/2014/chartex" xmlns:cx1="http://schemas.microsoft.com/office/drawing/2015/9/8/chartex" xmlns:cx2="http://schemas.microsoft.com/office/drawing/2015/10/21/chartex" xmlns:cx3="http://schemas.microsoft.com/office/drawing/2016/5/9/chartex" xmlns:cx4="http://schemas.microsoft.com/office/drawing/2016/5/10/chartex" xmlns:cx5="http://schemas.microsoft.com/office/drawing/2016/5/11/chartex" xmlns:cx6="http://schemas.microsoft.com/office/drawing/2016/5/12/chartex" xmlns:cx7="http://schemas.microsoft.com/office/drawing/2016/5/13/chartex" xmlns:cx8="http://schemas.microsoft.com/office/drawing/2016/5/14/chartex" xmlns:mc="http://schemas.openxmlformats.org/markup-compatibility/2006" xmlns:aink="http://schemas.microsoft.com/office/drawing/2016/ink" xmlns:am3d="http://schemas.microsoft.com/office/drawing/2017/model3d" xmlns:o="urn:schemas-microsoft-com:office:office" xmlns:oel="http://schemas.microsoft.com/office/2019/extlst" xmlns:r="http://schemas.openxmlformats.org/officeDocument/2006/relationships" xmlns:m="http://schemas.openxmlformats.org/officeDocument/2006/math" xmlns:v="urn:schemas-microsoft-com:vml" xmlns:wp14="http://schemas.microsoft.com/office/word/2010/wordprocessingDrawing" xmlns:wp="http://schemas.openxmlformats.org/drawingml/2006/wordprocessingDrawing" xmlns:w10="urn:schemas-microsoft-com:office:word" xmlns:w="http://schemas.openxmlformats.org/wordprocessingml/2006/main" xmlns:w14="http://schemas.microsoft.com/office/word/2010/wordml" xmlns:w15="http://schemas.microsoft.com/office/word/2012/wordml" xmlns:w16cex="http://schemas.microsoft.com/office/word/2018/wordml/cex" xmlns:w16cid="http://schemas.microsoft.com/office/word/2016/wordml/cid" xmlns:w16="http://schemas.microsoft.com/office/word/2018/wordml" xmlns:w16du="http://schemas.microsoft.com/office/word/2023/wordml/word16du" xmlns:w16sdtdh="http://schemas.microsoft.com/office/word/2020/wordml/sdtdatahash" xmlns:w16sdtfl="http://schemas.microsoft.com/office/word/2024/wordml/sdtformatlock" xmlns:w16se="http://schemas.microsoft.com/office/word/2015/wordml/symex" xmlns:wpg="http://schemas.microsoft.com/office/word/2010/wordprocessingGroup" xmlns:wpi="http://schemas.microsoft.com/office/word/2010/wordprocessingInk" xmlns:wne="http://schemas.microsoft.com/office/word/2006/wordml" xmlns:wps="http://schemas.microsoft.com/office/word/2010/wordprocessingShape" mc:Ignorable="w14 w15 w16se w16cid w16 w16cex w16sdtdh w16sdtfl w16du wp14">
+<w:footnotes xmlns:wpc="http://schemas.microsoft.com/office/word/2010/wordprocessingCanvas" xmlns:cx="http://schemas.microsoft.com/office/drawing/2014/chartex" xmlns:cx1="http://schemas.microsoft.com/office/drawing/2015/9/8/chartex" xmlns:cx2="http://schemas.microsoft.com/office/drawing/2015/10/21/chartex" xmlns:cx3="http://schemas.microsoft.com/office/drawing/2016/5/9/chartex" xmlns:cx4="http://schemas.microsoft.com/office/drawing/2016/5/10/chartex" xmlns:cx5="http://schemas.microsoft.com/office/drawing/2016/5/11/chartex" xmlns:cx6="http://schemas.microsoft.com/office/drawing/2016/5/12/chartex" xmlns:cx7="http://schemas.microsoft.com/office/drawing/2016/5/13/chartex" xmlns:cx8="http://schemas.microsoft.com/office/drawing/2016/5/14/chartex" xmlns:mc="http://schemas.openxmlformats.org/markup-compatibility/2006" xmlns:aink="http://schemas.microsoft.com/office/drawing/2016/ink" xmlns:am3d="http://schemas.microsoft.com/office/drawing/2017/model3d" xmlns:o="urn:schemas-microsoft-com:office:office" xmlns:r="http://schemas.openxmlformats.org/officeDocument/2006/relationships" xmlns:m="http://schemas.openxmlformats.org/officeDocument/2006/math" xmlns:v="urn:schemas-microsoft-com:vml" xmlns:wp14="http://schemas.microsoft.com/office/word/2010/wordprocessingDrawing" xmlns:wp="http://schemas.openxmlformats.org/drawingml/2006/wordprocessingDrawing" xmlns:w10="urn:schemas-microsoft-com:office:word" xmlns:w="http://schemas.openxmlformats.org/wordprocessingml/2006/main" xmlns:w14="http://schemas.microsoft.com/office/word/2010/wordml" xmlns:w15="http://schemas.microsoft.com/office/word/2012/wordml" xmlns:w16cex="http://schemas.microsoft.com/office/word/2018/wordml/cex" xmlns:w16cid="http://schemas.microsoft.com/office/word/2016/wordml/cid" xmlns:w16="http://schemas.microsoft.com/office/word/2018/wordml" xmlns:w16sdtdh="http://schemas.microsoft.com/office/word/2020/wordml/sdtdatahash" xmlns:w16se="http://schemas.microsoft.com/office/word/2015/wordml/symex" xmlns:wpg="http://schemas.microsoft.com/office/word/2010/wordprocessingGroup" xmlns:wpi="http://schemas.microsoft.com/office/word/2010/wordprocessingInk" xmlns:wne="http://schemas.microsoft.com/office/word/2006/wordml" xmlns:wps="http://schemas.microsoft.com/office/word/2010/wordprocessingShape" mc:Ignorable="w14 w15 w16se w16cid w16 w16cex w16sdtdh wp14">
   <w:footnote w:type="separator" w:id="-1">
     <w:p>
       <w:r>
@@ -13695,7 +14048,7 @@
 </file>
 
 <file path=word/numbering.xml><?xml version="1.0" encoding="utf-8"?>
-<w:numbering xmlns:wpc="http://schemas.microsoft.com/office/word/2010/wordprocessingCanvas" xmlns:cx="http://schemas.microsoft.com/office/drawing/2014/chartex" xmlns:cx1="http://schemas.microsoft.com/office/drawing/2015/9/8/chartex" xmlns:cx2="http://schemas.microsoft.com/office/drawing/2015/10/21/chartex" xmlns:cx3="http://schemas.microsoft.com/office/drawing/2016/5/9/chartex" xmlns:cx4="http://schemas.microsoft.com/office/drawing/2016/5/10/chartex" xmlns:cx5="http://schemas.microsoft.com/office/drawing/2016/5/11/chartex" xmlns:cx6="http://schemas.microsoft.com/office/drawing/2016/5/12/chartex" xmlns:cx7="http://schemas.microsoft.com/office/drawing/2016/5/13/chartex" xmlns:cx8="http://schemas.microsoft.com/office/drawing/2016/5/14/chartex" xmlns:mc="http://schemas.openxmlformats.org/markup-compatibility/2006" xmlns:aink="http://schemas.microsoft.com/office/drawing/2016/ink" xmlns:am3d="http://schemas.microsoft.com/office/drawing/2017/model3d" xmlns:o="urn:schemas-microsoft-com:office:office" xmlns:oel="http://schemas.microsoft.com/office/2019/extlst" xmlns:r="http://schemas.openxmlformats.org/officeDocument/2006/relationships" xmlns:m="http://schemas.openxmlformats.org/officeDocument/2006/math" xmlns:v="urn:schemas-microsoft-com:vml" xmlns:wp14="http://schemas.microsoft.com/office/word/2010/wordprocessingDrawing" xmlns:wp="http://schemas.openxmlformats.org/drawingml/2006/wordprocessingDrawing" xmlns:w10="urn:schemas-microsoft-com:office:word" xmlns:w="http://schemas.openxmlformats.org/wordprocessingml/2006/main" xmlns:w14="http://schemas.microsoft.com/office/word/2010/wordml" xmlns:w15="http://schemas.microsoft.com/office/word/2012/wordml" xmlns:w16cex="http://schemas.microsoft.com/office/word/2018/wordml/cex" xmlns:w16cid="http://schemas.microsoft.com/office/word/2016/wordml/cid" xmlns:w16="http://schemas.microsoft.com/office/word/2018/wordml" xmlns:w16du="http://schemas.microsoft.com/office/word/2023/wordml/word16du" xmlns:w16sdtdh="http://schemas.microsoft.com/office/word/2020/wordml/sdtdatahash" xmlns:w16sdtfl="http://schemas.microsoft.com/office/word/2024/wordml/sdtformatlock" xmlns:w16se="http://schemas.microsoft.com/office/word/2015/wordml/symex" xmlns:wpg="http://schemas.microsoft.com/office/word/2010/wordprocessingGroup" xmlns:wpi="http://schemas.microsoft.com/office/word/2010/wordprocessingInk" xmlns:wne="http://schemas.microsoft.com/office/word/2006/wordml" xmlns:wps="http://schemas.microsoft.com/office/word/2010/wordprocessingShape" mc:Ignorable="w14 w15 w16se w16cid w16 w16cex w16sdtdh w16sdtfl w16du wp14">
+<w:numbering xmlns:wpc="http://schemas.microsoft.com/office/word/2010/wordprocessingCanvas" xmlns:cx="http://schemas.microsoft.com/office/drawing/2014/chartex" xmlns:cx1="http://schemas.microsoft.com/office/drawing/2015/9/8/chartex" xmlns:cx2="http://schemas.microsoft.com/office/drawing/2015/10/21/chartex" xmlns:cx3="http://schemas.microsoft.com/office/drawing/2016/5/9/chartex" xmlns:cx4="http://schemas.microsoft.com/office/drawing/2016/5/10/chartex" xmlns:cx5="http://schemas.microsoft.com/office/drawing/2016/5/11/chartex" xmlns:cx6="http://schemas.microsoft.com/office/drawing/2016/5/12/chartex" xmlns:cx7="http://schemas.microsoft.com/office/drawing/2016/5/13/chartex" xmlns:cx8="http://schemas.microsoft.com/office/drawing/2016/5/14/chartex" xmlns:mc="http://schemas.openxmlformats.org/markup-compatibility/2006" xmlns:aink="http://schemas.microsoft.com/office/drawing/2016/ink" xmlns:am3d="http://schemas.microsoft.com/office/drawing/2017/model3d" xmlns:o="urn:schemas-microsoft-com:office:office" xmlns:r="http://schemas.openxmlformats.org/officeDocument/2006/relationships" xmlns:m="http://schemas.openxmlformats.org/officeDocument/2006/math" xmlns:v="urn:schemas-microsoft-com:vml" xmlns:wp14="http://schemas.microsoft.com/office/word/2010/wordprocessingDrawing" xmlns:wp="http://schemas.openxmlformats.org/drawingml/2006/wordprocessingDrawing" xmlns:w10="urn:schemas-microsoft-com:office:word" xmlns:w="http://schemas.openxmlformats.org/wordprocessingml/2006/main" xmlns:w14="http://schemas.microsoft.com/office/word/2010/wordml" xmlns:w15="http://schemas.microsoft.com/office/word/2012/wordml" xmlns:w16cex="http://schemas.microsoft.com/office/word/2018/wordml/cex" xmlns:w16cid="http://schemas.microsoft.com/office/word/2016/wordml/cid" xmlns:w16="http://schemas.microsoft.com/office/word/2018/wordml" xmlns:w16sdtdh="http://schemas.microsoft.com/office/word/2020/wordml/sdtdatahash" xmlns:w16se="http://schemas.microsoft.com/office/word/2015/wordml/symex" xmlns:wpg="http://schemas.microsoft.com/office/word/2010/wordprocessingGroup" xmlns:wpi="http://schemas.microsoft.com/office/word/2010/wordprocessingInk" xmlns:wne="http://schemas.microsoft.com/office/word/2006/wordml" xmlns:wps="http://schemas.microsoft.com/office/word/2010/wordprocessingShape" mc:Ignorable="w14 w15 w16se w16cid w16 w16cex w16sdtdh wp14">
   <w:abstractNum w:abstractNumId="0" w15:restartNumberingAfterBreak="0">
     <w:nsid w:val="069D748F"/>
     <w:multiLevelType w:val="hybridMultilevel"/>
@@ -16403,73 +16756,73 @@
       </w:pPr>
     </w:lvl>
   </w:abstractNum>
-  <w:num w:numId="1" w16cid:durableId="2021001467">
+  <w:num w:numId="1">
     <w:abstractNumId w:val="26"/>
   </w:num>
-  <w:num w:numId="2" w16cid:durableId="51584459">
+  <w:num w:numId="2">
     <w:abstractNumId w:val="6"/>
   </w:num>
-  <w:num w:numId="3" w16cid:durableId="2095588695">
+  <w:num w:numId="3">
     <w:abstractNumId w:val="18"/>
   </w:num>
-  <w:num w:numId="4" w16cid:durableId="1682656366">
+  <w:num w:numId="4">
     <w:abstractNumId w:val="20"/>
   </w:num>
-  <w:num w:numId="5" w16cid:durableId="537278958">
+  <w:num w:numId="5">
     <w:abstractNumId w:val="8"/>
   </w:num>
-  <w:num w:numId="6" w16cid:durableId="1545556877">
+  <w:num w:numId="6">
     <w:abstractNumId w:val="21"/>
   </w:num>
-  <w:num w:numId="7" w16cid:durableId="91124141">
+  <w:num w:numId="7">
     <w:abstractNumId w:val="22"/>
   </w:num>
-  <w:num w:numId="8" w16cid:durableId="1859587059">
+  <w:num w:numId="8">
     <w:abstractNumId w:val="13"/>
   </w:num>
-  <w:num w:numId="9" w16cid:durableId="751388923">
+  <w:num w:numId="9">
     <w:abstractNumId w:val="23"/>
   </w:num>
-  <w:num w:numId="10" w16cid:durableId="1514034610">
+  <w:num w:numId="10">
     <w:abstractNumId w:val="5"/>
   </w:num>
-  <w:num w:numId="11" w16cid:durableId="1569459867">
+  <w:num w:numId="11">
     <w:abstractNumId w:val="14"/>
   </w:num>
-  <w:num w:numId="12" w16cid:durableId="1053119618">
+  <w:num w:numId="12">
     <w:abstractNumId w:val="27"/>
   </w:num>
-  <w:num w:numId="13" w16cid:durableId="1350910610">
+  <w:num w:numId="13">
     <w:abstractNumId w:val="19"/>
   </w:num>
-  <w:num w:numId="14" w16cid:durableId="1820879824">
+  <w:num w:numId="14">
     <w:abstractNumId w:val="0"/>
   </w:num>
-  <w:num w:numId="15" w16cid:durableId="957686843">
+  <w:num w:numId="15">
     <w:abstractNumId w:val="16"/>
   </w:num>
-  <w:num w:numId="16" w16cid:durableId="1977223376">
+  <w:num w:numId="16">
     <w:abstractNumId w:val="15"/>
   </w:num>
-  <w:num w:numId="17" w16cid:durableId="330910864">
+  <w:num w:numId="17">
     <w:abstractNumId w:val="24"/>
   </w:num>
-  <w:num w:numId="18" w16cid:durableId="230118458">
+  <w:num w:numId="18">
     <w:abstractNumId w:val="17"/>
   </w:num>
-  <w:num w:numId="19" w16cid:durableId="1331910504">
+  <w:num w:numId="19">
     <w:abstractNumId w:val="2"/>
   </w:num>
-  <w:num w:numId="20" w16cid:durableId="1828590854">
+  <w:num w:numId="20">
     <w:abstractNumId w:val="25"/>
   </w:num>
-  <w:num w:numId="21" w16cid:durableId="1953777520">
+  <w:num w:numId="21">
     <w:abstractNumId w:val="3"/>
   </w:num>
-  <w:num w:numId="22" w16cid:durableId="1463503729">
+  <w:num w:numId="22">
     <w:abstractNumId w:val="28"/>
   </w:num>
-  <w:num w:numId="23" w16cid:durableId="1807579029">
+  <w:num w:numId="23">
     <w:abstractNumId w:val="26"/>
     <w:lvlOverride w:ilvl="0">
       <w:startOverride w:val="1"/>
@@ -16499,22 +16852,22 @@
       <w:startOverride w:val="1"/>
     </w:lvlOverride>
   </w:num>
-  <w:num w:numId="24" w16cid:durableId="1426001941">
+  <w:num w:numId="24">
     <w:abstractNumId w:val="12"/>
   </w:num>
-  <w:num w:numId="25" w16cid:durableId="1552427468">
+  <w:num w:numId="25">
     <w:abstractNumId w:val="11"/>
   </w:num>
-  <w:num w:numId="26" w16cid:durableId="1396048828">
+  <w:num w:numId="26">
     <w:abstractNumId w:val="7"/>
   </w:num>
-  <w:num w:numId="27" w16cid:durableId="949432327">
+  <w:num w:numId="27">
     <w:abstractNumId w:val="1"/>
   </w:num>
-  <w:num w:numId="28" w16cid:durableId="1450588912">
+  <w:num w:numId="28">
     <w:abstractNumId w:val="10"/>
   </w:num>
-  <w:num w:numId="29" w16cid:durableId="1054743081">
+  <w:num w:numId="29">
     <w:abstractNumId w:val="5"/>
     <w:lvlOverride w:ilvl="0">
       <w:startOverride w:val="1"/>
@@ -16544,17 +16897,17 @@
       <w:startOverride w:val="1"/>
     </w:lvlOverride>
   </w:num>
-  <w:num w:numId="30" w16cid:durableId="497309916">
+  <w:num w:numId="30">
     <w:abstractNumId w:val="9"/>
   </w:num>
-  <w:num w:numId="31" w16cid:durableId="621494914">
+  <w:num w:numId="31">
     <w:abstractNumId w:val="4"/>
   </w:num>
 </w:numbering>
 </file>
 
 <file path=word/styles.xml><?xml version="1.0" encoding="utf-8"?>
-<w:styles xmlns:mc="http://schemas.openxmlformats.org/markup-compatibility/2006" xmlns:r="http://schemas.openxmlformats.org/officeDocument/2006/relationships" xmlns:w="http://schemas.openxmlformats.org/wordprocessingml/2006/main" xmlns:w14="http://schemas.microsoft.com/office/word/2010/wordml" xmlns:w15="http://schemas.microsoft.com/office/word/2012/wordml" xmlns:w16cex="http://schemas.microsoft.com/office/word/2018/wordml/cex" xmlns:w16cid="http://schemas.microsoft.com/office/word/2016/wordml/cid" xmlns:w16="http://schemas.microsoft.com/office/word/2018/wordml" xmlns:w16du="http://schemas.microsoft.com/office/word/2023/wordml/word16du" xmlns:w16sdtdh="http://schemas.microsoft.com/office/word/2020/wordml/sdtdatahash" xmlns:w16sdtfl="http://schemas.microsoft.com/office/word/2024/wordml/sdtformatlock" xmlns:w16se="http://schemas.microsoft.com/office/word/2015/wordml/symex" mc:Ignorable="w14 w15 w16se w16cid w16 w16cex w16sdtdh w16sdtfl w16du">
+<w:styles xmlns:mc="http://schemas.openxmlformats.org/markup-compatibility/2006" xmlns:r="http://schemas.openxmlformats.org/officeDocument/2006/relationships" xmlns:w="http://schemas.openxmlformats.org/wordprocessingml/2006/main" xmlns:w14="http://schemas.microsoft.com/office/word/2010/wordml" xmlns:w15="http://schemas.microsoft.com/office/word/2012/wordml" xmlns:w16cex="http://schemas.microsoft.com/office/word/2018/wordml/cex" xmlns:w16cid="http://schemas.microsoft.com/office/word/2016/wordml/cid" xmlns:w16="http://schemas.microsoft.com/office/word/2018/wordml" xmlns:w16sdtdh="http://schemas.microsoft.com/office/word/2020/wordml/sdtdatahash" xmlns:w16se="http://schemas.microsoft.com/office/word/2015/wordml/symex" mc:Ignorable="w14 w15 w16se w16cid w16 w16cex w16sdtdh">
   <w:docDefaults>
     <w:rPrDefault>
       <w:rPr>

--- a/files/简历.docx
+++ b/files/简历.docx
@@ -27,6 +27,8 @@
           </w:tcPr>
           <w:p>
             <w:pPr>
+              <w:adjustRightInd w:val="0"/>
+              <w:snapToGrid w:val="0"/>
               <w:rPr>
                 <w:rFonts w:ascii="Times New Roman" w:eastAsia="仿宋" w:hAnsi="Times New Roman"/>
                 <w:b/>
@@ -55,6 +57,8 @@
           </w:tcPr>
           <w:p>
             <w:pPr>
+              <w:adjustRightInd w:val="0"/>
+              <w:snapToGrid w:val="0"/>
               <w:jc w:val="right"/>
               <w:rPr>
                 <w:noProof/>
@@ -123,6 +127,8 @@
           </w:tcPr>
           <w:p>
             <w:pPr>
+              <w:adjustRightInd w:val="0"/>
+              <w:snapToGrid w:val="0"/>
               <w:rPr>
                 <w:rFonts w:ascii="Times New Roman" w:eastAsia="仿宋" w:hAnsi="Times New Roman"/>
                 <w:b/>
@@ -149,6 +155,8 @@
                 <w:ilvl w:val="0"/>
                 <w:numId w:val="28"/>
               </w:numPr>
+              <w:adjustRightInd w:val="0"/>
+              <w:snapToGrid w:val="0"/>
               <w:ind w:left="0" w:firstLineChars="0" w:firstLine="0"/>
               <w:rPr>
                 <w:rFonts w:ascii="Times New Roman" w:eastAsia="仿宋" w:hAnsi="Times New Roman"/>
@@ -364,6 +372,8 @@
                 <w:ilvl w:val="0"/>
                 <w:numId w:val="28"/>
               </w:numPr>
+              <w:adjustRightInd w:val="0"/>
+              <w:snapToGrid w:val="0"/>
               <w:ind w:left="0" w:firstLineChars="0" w:firstLine="0"/>
               <w:rPr>
                 <w:rFonts w:ascii="Times New Roman" w:eastAsia="仿宋" w:hAnsi="Times New Roman"/>
@@ -475,6 +485,8 @@
                 <w:ilvl w:val="0"/>
                 <w:numId w:val="28"/>
               </w:numPr>
+              <w:adjustRightInd w:val="0"/>
+              <w:snapToGrid w:val="0"/>
               <w:ind w:left="0" w:firstLineChars="0" w:firstLine="0"/>
               <w:rPr>
                 <w:rFonts w:ascii="Times New Roman" w:eastAsia="仿宋" w:hAnsi="Times New Roman"/>
@@ -508,6 +520,8 @@
                 <w:ilvl w:val="0"/>
                 <w:numId w:val="28"/>
               </w:numPr>
+              <w:adjustRightInd w:val="0"/>
+              <w:snapToGrid w:val="0"/>
               <w:ind w:left="0" w:firstLineChars="0" w:firstLine="0"/>
               <w:rPr>
                 <w:rFonts w:ascii="Times New Roman" w:eastAsia="仿宋" w:hAnsi="Times New Roman"/>
@@ -542,6 +556,8 @@
           </w:tcPr>
           <w:p>
             <w:pPr>
+              <w:adjustRightInd w:val="0"/>
+              <w:snapToGrid w:val="0"/>
               <w:jc w:val="right"/>
               <w:rPr>
                 <w:noProof/>
@@ -558,6 +574,8 @@
           </w:tcPr>
           <w:p>
             <w:pPr>
+              <w:adjustRightInd w:val="0"/>
+              <w:snapToGrid w:val="0"/>
               <w:jc w:val="left"/>
               <w:rPr>
                 <w:rFonts w:ascii="Times New Roman" w:eastAsia="仿宋" w:hAnsi="Times New Roman"/>
@@ -606,6 +624,8 @@
           </w:p>
           <w:p>
             <w:pPr>
+              <w:adjustRightInd w:val="0"/>
+              <w:snapToGrid w:val="0"/>
               <w:jc w:val="left"/>
               <w:rPr>
                 <w:rFonts w:ascii="Times New Roman" w:eastAsia="仿宋" w:hAnsi="Times New Roman"/>
@@ -698,6 +718,8 @@
           </w:p>
           <w:p>
             <w:pPr>
+              <w:adjustRightInd w:val="0"/>
+              <w:snapToGrid w:val="0"/>
               <w:jc w:val="left"/>
               <w:rPr>
                 <w:rFonts w:ascii="Times New Roman" w:eastAsia="仿宋" w:hAnsi="Times New Roman"/>
@@ -734,6 +756,8 @@
           </w:p>
           <w:p>
             <w:pPr>
+              <w:adjustRightInd w:val="0"/>
+              <w:snapToGrid w:val="0"/>
               <w:jc w:val="left"/>
               <w:rPr>
                 <w:rFonts w:ascii="Times New Roman" w:eastAsia="仿宋" w:hAnsi="Times New Roman"/>
@@ -793,7 +817,15 @@
                 <w:sz w:val="24"/>
                 <w:szCs w:val="24"/>
               </w:rPr>
-              <w:t>.edu.com</w:t>
+              <w:t>.edu.c</w:t>
+            </w:r>
+            <w:r>
+              <w:rPr>
+                <w:rFonts w:ascii="Times New Roman" w:eastAsia="仿宋" w:hAnsi="Times New Roman" w:hint="eastAsia"/>
+                <w:sz w:val="24"/>
+                <w:szCs w:val="24"/>
+              </w:rPr>
+              <w:t>n</w:t>
             </w:r>
           </w:p>
         </w:tc>
@@ -801,6 +833,8 @@
     </w:tbl>
     <w:p>
       <w:pPr>
+        <w:adjustRightInd w:val="0"/>
+        <w:snapToGrid w:val="0"/>
         <w:rPr>
           <w:rFonts w:ascii="Times New Roman" w:eastAsia="仿宋" w:hAnsi="Times New Roman"/>
           <w:sz w:val="24"/>
@@ -840,6 +874,8 @@
           </w:tcPr>
           <w:p>
             <w:pPr>
+              <w:adjustRightInd w:val="0"/>
+              <w:snapToGrid w:val="0"/>
               <w:rPr>
                 <w:rFonts w:ascii="Times New Roman" w:eastAsia="仿宋" w:hAnsi="Times New Roman"/>
                 <w:b/>
@@ -881,6 +917,8 @@
                 <w:ilvl w:val="0"/>
                 <w:numId w:val="15"/>
               </w:numPr>
+              <w:adjustRightInd w:val="0"/>
+              <w:snapToGrid w:val="0"/>
               <w:ind w:firstLineChars="0"/>
               <w:rPr>
                 <w:rFonts w:ascii="Times New Roman" w:eastAsia="仿宋" w:hAnsi="Times New Roman"/>
@@ -968,6 +1006,8 @@
                 <w:ilvl w:val="0"/>
                 <w:numId w:val="15"/>
               </w:numPr>
+              <w:adjustRightInd w:val="0"/>
+              <w:snapToGrid w:val="0"/>
               <w:ind w:firstLineChars="0"/>
               <w:rPr>
                 <w:rFonts w:ascii="Times New Roman" w:eastAsia="仿宋" w:hAnsi="Times New Roman"/>
@@ -1031,6 +1071,8 @@
                 <w:ilvl w:val="0"/>
                 <w:numId w:val="15"/>
               </w:numPr>
+              <w:adjustRightInd w:val="0"/>
+              <w:snapToGrid w:val="0"/>
               <w:ind w:firstLineChars="0"/>
               <w:rPr>
                 <w:rFonts w:ascii="Times New Roman" w:eastAsia="仿宋" w:hAnsi="Times New Roman"/>
@@ -1102,6 +1144,8 @@
                 <w:ilvl w:val="0"/>
                 <w:numId w:val="15"/>
               </w:numPr>
+              <w:adjustRightInd w:val="0"/>
+              <w:snapToGrid w:val="0"/>
               <w:ind w:firstLineChars="0"/>
               <w:rPr>
                 <w:rFonts w:ascii="Times New Roman" w:eastAsia="仿宋" w:hAnsi="Times New Roman"/>
@@ -1141,6 +1185,8 @@
                 <w:ilvl w:val="0"/>
                 <w:numId w:val="15"/>
               </w:numPr>
+              <w:adjustRightInd w:val="0"/>
+              <w:snapToGrid w:val="0"/>
               <w:ind w:firstLineChars="0"/>
               <w:rPr>
                 <w:rFonts w:ascii="Times New Roman" w:eastAsia="仿宋" w:hAnsi="Times New Roman"/>
@@ -1188,6 +1234,8 @@
           </w:tcPr>
           <w:p>
             <w:pPr>
+              <w:adjustRightInd w:val="0"/>
+              <w:snapToGrid w:val="0"/>
               <w:rPr>
                 <w:rFonts w:ascii="Times New Roman" w:eastAsia="仿宋" w:hAnsi="Times New Roman"/>
                 <w:b/>
@@ -1237,6 +1285,8 @@
                 <w:ilvl w:val="0"/>
                 <w:numId w:val="14"/>
               </w:numPr>
+              <w:adjustRightInd w:val="0"/>
+              <w:snapToGrid w:val="0"/>
               <w:ind w:firstLineChars="0"/>
               <w:rPr>
                 <w:rFonts w:ascii="Times New Roman" w:eastAsia="仿宋" w:hAnsi="Times New Roman"/>
@@ -1268,6 +1318,8 @@
                 <w:ilvl w:val="0"/>
                 <w:numId w:val="14"/>
               </w:numPr>
+              <w:adjustRightInd w:val="0"/>
+              <w:snapToGrid w:val="0"/>
               <w:ind w:firstLineChars="0"/>
               <w:rPr>
                 <w:rFonts w:ascii="Times New Roman" w:eastAsia="仿宋" w:hAnsi="Times New Roman"/>
@@ -1299,6 +1351,8 @@
                 <w:ilvl w:val="0"/>
                 <w:numId w:val="14"/>
               </w:numPr>
+              <w:adjustRightInd w:val="0"/>
+              <w:snapToGrid w:val="0"/>
               <w:ind w:firstLineChars="0"/>
               <w:rPr>
                 <w:rFonts w:ascii="Times New Roman" w:eastAsia="仿宋" w:hAnsi="Times New Roman"/>
@@ -1330,6 +1384,8 @@
                 <w:ilvl w:val="0"/>
                 <w:numId w:val="14"/>
               </w:numPr>
+              <w:adjustRightInd w:val="0"/>
+              <w:snapToGrid w:val="0"/>
               <w:ind w:firstLineChars="0"/>
               <w:rPr>
                 <w:rFonts w:ascii="Times New Roman" w:eastAsia="仿宋" w:hAnsi="Times New Roman"/>
@@ -1361,6 +1417,8 @@
                 <w:ilvl w:val="0"/>
                 <w:numId w:val="14"/>
               </w:numPr>
+              <w:adjustRightInd w:val="0"/>
+              <w:snapToGrid w:val="0"/>
               <w:ind w:firstLineChars="0"/>
               <w:rPr>
                 <w:rFonts w:ascii="Times New Roman" w:eastAsia="仿宋" w:hAnsi="Times New Roman"/>
@@ -1422,6 +1480,8 @@
           </w:tcPr>
           <w:p>
             <w:pPr>
+              <w:adjustRightInd w:val="0"/>
+              <w:snapToGrid w:val="0"/>
               <w:rPr>
                 <w:rFonts w:ascii="Times New Roman" w:eastAsia="仿宋" w:hAnsi="Times New Roman"/>
                 <w:b/>
@@ -1460,6 +1520,8 @@
                 <w:ilvl w:val="0"/>
                 <w:numId w:val="18"/>
               </w:numPr>
+              <w:adjustRightInd w:val="0"/>
+              <w:snapToGrid w:val="0"/>
               <w:ind w:firstLineChars="0"/>
               <w:rPr>
                 <w:rFonts w:ascii="Times New Roman" w:eastAsia="仿宋" w:hAnsi="Times New Roman"/>
@@ -1499,6 +1561,8 @@
                 <w:ilvl w:val="0"/>
                 <w:numId w:val="18"/>
               </w:numPr>
+              <w:adjustRightInd w:val="0"/>
+              <w:snapToGrid w:val="0"/>
               <w:ind w:firstLineChars="0"/>
               <w:rPr>
                 <w:rFonts w:ascii="Times New Roman" w:eastAsia="仿宋" w:hAnsi="Times New Roman"/>
@@ -1538,6 +1602,8 @@
                 <w:ilvl w:val="0"/>
                 <w:numId w:val="18"/>
               </w:numPr>
+              <w:adjustRightInd w:val="0"/>
+              <w:snapToGrid w:val="0"/>
               <w:ind w:firstLineChars="0"/>
               <w:rPr>
                 <w:rFonts w:ascii="Times New Roman" w:eastAsia="仿宋" w:hAnsi="Times New Roman"/>
@@ -1577,6 +1643,8 @@
                 <w:ilvl w:val="0"/>
                 <w:numId w:val="18"/>
               </w:numPr>
+              <w:adjustRightInd w:val="0"/>
+              <w:snapToGrid w:val="0"/>
               <w:ind w:firstLineChars="0"/>
               <w:rPr>
                 <w:rFonts w:ascii="Times New Roman" w:eastAsia="仿宋" w:hAnsi="Times New Roman"/>
@@ -1632,6 +1700,8 @@
                 <w:ilvl w:val="0"/>
                 <w:numId w:val="18"/>
               </w:numPr>
+              <w:adjustRightInd w:val="0"/>
+              <w:snapToGrid w:val="0"/>
               <w:ind w:firstLineChars="0"/>
               <w:rPr>
                 <w:rFonts w:ascii="Times New Roman" w:eastAsia="仿宋" w:hAnsi="Times New Roman"/>
@@ -1703,6 +1773,8 @@
                 <w:ilvl w:val="0"/>
                 <w:numId w:val="18"/>
               </w:numPr>
+              <w:adjustRightInd w:val="0"/>
+              <w:snapToGrid w:val="0"/>
               <w:ind w:firstLineChars="0"/>
               <w:rPr>
                 <w:rFonts w:ascii="Times New Roman" w:eastAsia="仿宋" w:hAnsi="Times New Roman"/>
@@ -1742,6 +1814,8 @@
                 <w:ilvl w:val="0"/>
                 <w:numId w:val="18"/>
               </w:numPr>
+              <w:adjustRightInd w:val="0"/>
+              <w:snapToGrid w:val="0"/>
               <w:ind w:firstLineChars="0"/>
               <w:rPr>
                 <w:rFonts w:ascii="Times New Roman" w:eastAsia="仿宋" w:hAnsi="Times New Roman"/>
@@ -1781,6 +1855,8 @@
                 <w:ilvl w:val="0"/>
                 <w:numId w:val="18"/>
               </w:numPr>
+              <w:adjustRightInd w:val="0"/>
+              <w:snapToGrid w:val="0"/>
               <w:ind w:firstLineChars="0"/>
               <w:rPr>
                 <w:rFonts w:ascii="Times New Roman" w:eastAsia="仿宋" w:hAnsi="Times New Roman"/>
@@ -1820,6 +1896,8 @@
                 <w:ilvl w:val="0"/>
                 <w:numId w:val="18"/>
               </w:numPr>
+              <w:adjustRightInd w:val="0"/>
+              <w:snapToGrid w:val="0"/>
               <w:ind w:firstLineChars="0"/>
               <w:rPr>
                 <w:rFonts w:ascii="Times New Roman" w:eastAsia="仿宋" w:hAnsi="Times New Roman"/>
@@ -1875,6 +1953,8 @@
                 <w:ilvl w:val="0"/>
                 <w:numId w:val="18"/>
               </w:numPr>
+              <w:adjustRightInd w:val="0"/>
+              <w:snapToGrid w:val="0"/>
               <w:ind w:firstLineChars="0"/>
               <w:rPr>
                 <w:rFonts w:ascii="Times New Roman" w:eastAsia="仿宋" w:hAnsi="Times New Roman"/>
@@ -1914,6 +1994,8 @@
                 <w:ilvl w:val="0"/>
                 <w:numId w:val="18"/>
               </w:numPr>
+              <w:adjustRightInd w:val="0"/>
+              <w:snapToGrid w:val="0"/>
               <w:ind w:firstLineChars="0"/>
               <w:rPr>
                 <w:rFonts w:ascii="Times New Roman" w:eastAsia="仿宋" w:hAnsi="Times New Roman"/>
@@ -1953,6 +2035,8 @@
                 <w:ilvl w:val="0"/>
                 <w:numId w:val="18"/>
               </w:numPr>
+              <w:adjustRightInd w:val="0"/>
+              <w:snapToGrid w:val="0"/>
               <w:ind w:firstLineChars="0"/>
               <w:rPr>
                 <w:rFonts w:ascii="Times New Roman" w:eastAsia="仿宋" w:hAnsi="Times New Roman"/>
@@ -2008,6 +2092,8 @@
                 <w:ilvl w:val="0"/>
                 <w:numId w:val="18"/>
               </w:numPr>
+              <w:adjustRightInd w:val="0"/>
+              <w:snapToGrid w:val="0"/>
               <w:ind w:firstLineChars="0"/>
               <w:rPr>
                 <w:rFonts w:ascii="Times New Roman" w:eastAsia="仿宋" w:hAnsi="Times New Roman"/>
@@ -2063,6 +2149,8 @@
                 <w:ilvl w:val="0"/>
                 <w:numId w:val="18"/>
               </w:numPr>
+              <w:adjustRightInd w:val="0"/>
+              <w:snapToGrid w:val="0"/>
               <w:ind w:firstLineChars="0"/>
               <w:rPr>
                 <w:rFonts w:ascii="Times New Roman" w:eastAsia="仿宋" w:hAnsi="Times New Roman"/>
@@ -2108,6 +2196,8 @@
           </w:tcPr>
           <w:p>
             <w:pPr>
+              <w:adjustRightInd w:val="0"/>
+              <w:snapToGrid w:val="0"/>
               <w:rPr>
                 <w:rFonts w:ascii="Times New Roman" w:eastAsia="仿宋" w:hAnsi="Times New Roman"/>
                 <w:b/>
@@ -2248,6 +2338,8 @@
                 <w:ilvl w:val="0"/>
                 <w:numId w:val="14"/>
               </w:numPr>
+              <w:adjustRightInd w:val="0"/>
+              <w:snapToGrid w:val="0"/>
               <w:ind w:firstLineChars="0"/>
               <w:rPr>
                 <w:rFonts w:ascii="Times New Roman" w:eastAsia="仿宋" w:hAnsi="Times New Roman"/>
@@ -2265,7 +2357,6 @@
                 <w:sz w:val="24"/>
                 <w:szCs w:val="24"/>
               </w:rPr>
-              <w:lastRenderedPageBreak/>
               <w:t>英文期刊论文</w:t>
             </w:r>
           </w:p>
@@ -2276,6 +2367,8 @@
                 <w:ilvl w:val="0"/>
                 <w:numId w:val="1"/>
               </w:numPr>
+              <w:adjustRightInd w:val="0"/>
+              <w:snapToGrid w:val="0"/>
               <w:ind w:firstLineChars="0"/>
               <w:rPr>
                 <w:rFonts w:ascii="Times New Roman" w:eastAsia="仿宋" w:hAnsi="Times New Roman"/>
@@ -2355,7 +2448,16 @@
                 <w:sz w:val="24"/>
                 <w:szCs w:val="24"/>
               </w:rPr>
-              <w:t xml:space="preserve"> 40(3), 04026004</w:t>
+              <w:t xml:space="preserve"> 40(3), </w:t>
+            </w:r>
+            <w:r>
+              <w:rPr>
+                <w:rFonts w:ascii="Times New Roman" w:eastAsia="仿宋" w:hAnsi="Times New Roman"/>
+                <w:sz w:val="24"/>
+                <w:szCs w:val="24"/>
+              </w:rPr>
+              <w:lastRenderedPageBreak/>
+              <w:t>04026004</w:t>
             </w:r>
             <w:r>
               <w:rPr>
@@ -2418,6 +2520,8 @@
                 <w:ilvl w:val="0"/>
                 <w:numId w:val="1"/>
               </w:numPr>
+              <w:adjustRightInd w:val="0"/>
+              <w:snapToGrid w:val="0"/>
               <w:ind w:firstLineChars="0"/>
               <w:rPr>
                 <w:rFonts w:ascii="Times New Roman" w:eastAsia="仿宋" w:hAnsi="Times New Roman"/>
@@ -2644,6 +2748,8 @@
                 <w:ilvl w:val="0"/>
                 <w:numId w:val="1"/>
               </w:numPr>
+              <w:adjustRightInd w:val="0"/>
+              <w:snapToGrid w:val="0"/>
               <w:ind w:firstLineChars="0"/>
               <w:rPr>
                 <w:rFonts w:ascii="Times New Roman" w:eastAsia="仿宋" w:hAnsi="Times New Roman"/>
@@ -2821,6 +2927,8 @@
                 <w:ilvl w:val="0"/>
                 <w:numId w:val="1"/>
               </w:numPr>
+              <w:adjustRightInd w:val="0"/>
+              <w:snapToGrid w:val="0"/>
               <w:ind w:firstLineChars="0"/>
               <w:rPr>
                 <w:rFonts w:ascii="Times New Roman" w:eastAsia="仿宋" w:hAnsi="Times New Roman"/>
@@ -3193,6 +3301,8 @@
                 <w:ilvl w:val="0"/>
                 <w:numId w:val="1"/>
               </w:numPr>
+              <w:adjustRightInd w:val="0"/>
+              <w:snapToGrid w:val="0"/>
               <w:ind w:firstLineChars="0"/>
               <w:rPr>
                 <w:rFonts w:ascii="Times New Roman" w:eastAsia="仿宋" w:hAnsi="Times New Roman"/>
@@ -3333,6 +3443,8 @@
                 <w:ilvl w:val="0"/>
                 <w:numId w:val="1"/>
               </w:numPr>
+              <w:adjustRightInd w:val="0"/>
+              <w:snapToGrid w:val="0"/>
               <w:ind w:firstLineChars="0"/>
               <w:rPr>
                 <w:rFonts w:ascii="Times New Roman" w:eastAsia="仿宋" w:hAnsi="Times New Roman"/>
@@ -3471,6 +3583,8 @@
                 <w:ilvl w:val="0"/>
                 <w:numId w:val="1"/>
               </w:numPr>
+              <w:adjustRightInd w:val="0"/>
+              <w:snapToGrid w:val="0"/>
               <w:ind w:firstLineChars="0"/>
               <w:rPr>
                 <w:rFonts w:ascii="Times New Roman" w:eastAsia="仿宋" w:hAnsi="Times New Roman"/>
@@ -3591,6 +3705,8 @@
                 <w:ilvl w:val="0"/>
                 <w:numId w:val="1"/>
               </w:numPr>
+              <w:adjustRightInd w:val="0"/>
+              <w:snapToGrid w:val="0"/>
               <w:ind w:firstLineChars="0"/>
               <w:rPr>
                 <w:rFonts w:ascii="Times New Roman" w:eastAsia="仿宋" w:hAnsi="Times New Roman"/>
@@ -3767,6 +3883,8 @@
                 <w:ilvl w:val="0"/>
                 <w:numId w:val="1"/>
               </w:numPr>
+              <w:adjustRightInd w:val="0"/>
+              <w:snapToGrid w:val="0"/>
               <w:ind w:firstLineChars="0"/>
               <w:rPr>
                 <w:rFonts w:ascii="Times New Roman" w:eastAsia="仿宋" w:hAnsi="Times New Roman"/>
@@ -3912,6 +4030,8 @@
                 <w:ilvl w:val="0"/>
                 <w:numId w:val="1"/>
               </w:numPr>
+              <w:adjustRightInd w:val="0"/>
+              <w:snapToGrid w:val="0"/>
               <w:ind w:firstLineChars="0"/>
               <w:rPr>
                 <w:rFonts w:ascii="Times New Roman" w:eastAsia="仿宋" w:hAnsi="Times New Roman"/>
@@ -4232,6 +4352,8 @@
                 <w:ilvl w:val="0"/>
                 <w:numId w:val="1"/>
               </w:numPr>
+              <w:adjustRightInd w:val="0"/>
+              <w:snapToGrid w:val="0"/>
               <w:ind w:firstLineChars="0"/>
               <w:rPr>
                 <w:rFonts w:ascii="Times New Roman" w:eastAsia="仿宋" w:hAnsi="Times New Roman"/>
@@ -4375,6 +4497,8 @@
                 <w:ilvl w:val="0"/>
                 <w:numId w:val="1"/>
               </w:numPr>
+              <w:adjustRightInd w:val="0"/>
+              <w:snapToGrid w:val="0"/>
               <w:ind w:firstLineChars="0"/>
               <w:rPr>
                 <w:rFonts w:ascii="Times New Roman" w:eastAsia="仿宋" w:hAnsi="Times New Roman"/>
@@ -4754,6 +4878,8 @@
                 <w:ilvl w:val="0"/>
                 <w:numId w:val="1"/>
               </w:numPr>
+              <w:adjustRightInd w:val="0"/>
+              <w:snapToGrid w:val="0"/>
               <w:ind w:firstLineChars="0"/>
               <w:rPr>
                 <w:rFonts w:ascii="Times New Roman" w:eastAsia="仿宋" w:hAnsi="Times New Roman"/>
@@ -4932,6 +5058,8 @@
                 <w:ilvl w:val="0"/>
                 <w:numId w:val="1"/>
               </w:numPr>
+              <w:adjustRightInd w:val="0"/>
+              <w:snapToGrid w:val="0"/>
               <w:ind w:firstLineChars="0"/>
               <w:rPr>
                 <w:rFonts w:ascii="Times New Roman" w:eastAsia="仿宋" w:hAnsi="Times New Roman"/>
@@ -5044,6 +5172,8 @@
                 <w:ilvl w:val="0"/>
                 <w:numId w:val="14"/>
               </w:numPr>
+              <w:adjustRightInd w:val="0"/>
+              <w:snapToGrid w:val="0"/>
               <w:ind w:firstLineChars="0"/>
               <w:rPr>
                 <w:rFonts w:ascii="Times New Roman" w:eastAsia="仿宋" w:hAnsi="Times New Roman"/>
@@ -5071,6 +5201,8 @@
                 <w:ilvl w:val="0"/>
                 <w:numId w:val="24"/>
               </w:numPr>
+              <w:adjustRightInd w:val="0"/>
+              <w:snapToGrid w:val="0"/>
               <w:ind w:firstLineChars="0"/>
               <w:rPr>
                 <w:rFonts w:ascii="Times New Roman" w:eastAsia="仿宋" w:hAnsi="Times New Roman"/>
@@ -5293,6 +5425,8 @@
                 <w:ilvl w:val="0"/>
                 <w:numId w:val="24"/>
               </w:numPr>
+              <w:adjustRightInd w:val="0"/>
+              <w:snapToGrid w:val="0"/>
               <w:ind w:firstLineChars="0"/>
               <w:rPr>
                 <w:rFonts w:ascii="Times New Roman" w:eastAsia="仿宋" w:hAnsi="Times New Roman"/>
@@ -5414,6 +5548,8 @@
                 <w:ilvl w:val="0"/>
                 <w:numId w:val="24"/>
               </w:numPr>
+              <w:adjustRightInd w:val="0"/>
+              <w:snapToGrid w:val="0"/>
               <w:ind w:firstLineChars="0"/>
               <w:rPr>
                 <w:rFonts w:ascii="Times New Roman" w:eastAsia="仿宋" w:hAnsi="Times New Roman"/>
@@ -5742,6 +5878,8 @@
                 <w:ilvl w:val="0"/>
                 <w:numId w:val="24"/>
               </w:numPr>
+              <w:adjustRightInd w:val="0"/>
+              <w:snapToGrid w:val="0"/>
               <w:ind w:firstLineChars="0"/>
               <w:rPr>
                 <w:rFonts w:ascii="Times New Roman" w:eastAsia="仿宋" w:hAnsi="Times New Roman"/>
@@ -5755,7 +5893,6 @@
                 <w:sz w:val="24"/>
                 <w:szCs w:val="24"/>
               </w:rPr>
-              <w:lastRenderedPageBreak/>
               <w:t>石州</w:t>
             </w:r>
             <w:r>
@@ -6054,6 +6191,8 @@
                 <w:ilvl w:val="0"/>
                 <w:numId w:val="24"/>
               </w:numPr>
+              <w:adjustRightInd w:val="0"/>
+              <w:snapToGrid w:val="0"/>
               <w:ind w:firstLineChars="0"/>
               <w:rPr>
                 <w:rFonts w:ascii="Times New Roman" w:eastAsia="仿宋" w:hAnsi="Times New Roman"/>
@@ -6211,6 +6350,8 @@
                 <w:ilvl w:val="0"/>
                 <w:numId w:val="24"/>
               </w:numPr>
+              <w:adjustRightInd w:val="0"/>
+              <w:snapToGrid w:val="0"/>
               <w:ind w:firstLineChars="0"/>
               <w:rPr>
                 <w:rFonts w:ascii="Times New Roman" w:eastAsia="仿宋" w:hAnsi="Times New Roman"/>
@@ -6325,6 +6466,8 @@
                 <w:ilvl w:val="0"/>
                 <w:numId w:val="24"/>
               </w:numPr>
+              <w:adjustRightInd w:val="0"/>
+              <w:snapToGrid w:val="0"/>
               <w:ind w:firstLineChars="0"/>
               <w:rPr>
                 <w:rFonts w:ascii="Times New Roman" w:eastAsia="仿宋" w:hAnsi="Times New Roman"/>
@@ -6338,6 +6481,7 @@
                 <w:sz w:val="24"/>
                 <w:szCs w:val="24"/>
               </w:rPr>
+              <w:lastRenderedPageBreak/>
               <w:t>梁小波</w:t>
             </w:r>
             <w:r>
@@ -6456,6 +6600,8 @@
                 <w:ilvl w:val="0"/>
                 <w:numId w:val="14"/>
               </w:numPr>
+              <w:adjustRightInd w:val="0"/>
+              <w:snapToGrid w:val="0"/>
               <w:ind w:firstLineChars="0"/>
               <w:rPr>
                 <w:rFonts w:ascii="Times New Roman" w:eastAsia="仿宋" w:hAnsi="Times New Roman"/>
@@ -6483,6 +6629,8 @@
                 <w:ilvl w:val="0"/>
                 <w:numId w:val="25"/>
               </w:numPr>
+              <w:adjustRightInd w:val="0"/>
+              <w:snapToGrid w:val="0"/>
               <w:ind w:firstLineChars="0"/>
               <w:rPr>
                 <w:rFonts w:ascii="Times New Roman" w:eastAsia="仿宋" w:hAnsi="Times New Roman"/>
@@ -6577,6 +6725,8 @@
                 <w:ilvl w:val="0"/>
                 <w:numId w:val="25"/>
               </w:numPr>
+              <w:adjustRightInd w:val="0"/>
+              <w:snapToGrid w:val="0"/>
               <w:ind w:firstLineChars="0"/>
               <w:rPr>
                 <w:rFonts w:ascii="Times New Roman" w:eastAsia="仿宋" w:hAnsi="Times New Roman"/>
@@ -6681,6 +6831,8 @@
                 <w:ilvl w:val="0"/>
                 <w:numId w:val="25"/>
               </w:numPr>
+              <w:adjustRightInd w:val="0"/>
+              <w:snapToGrid w:val="0"/>
               <w:ind w:firstLineChars="0"/>
               <w:rPr>
                 <w:rFonts w:ascii="Times New Roman" w:eastAsia="仿宋" w:hAnsi="Times New Roman"/>
@@ -6758,6 +6910,8 @@
                 <w:ilvl w:val="0"/>
                 <w:numId w:val="25"/>
               </w:numPr>
+              <w:adjustRightInd w:val="0"/>
+              <w:snapToGrid w:val="0"/>
               <w:ind w:firstLineChars="0"/>
               <w:rPr>
                 <w:rFonts w:ascii="Times New Roman" w:eastAsia="仿宋" w:hAnsi="Times New Roman"/>
@@ -6853,6 +7007,8 @@
                 <w:ilvl w:val="0"/>
                 <w:numId w:val="25"/>
               </w:numPr>
+              <w:adjustRightInd w:val="0"/>
+              <w:snapToGrid w:val="0"/>
               <w:ind w:firstLineChars="0"/>
               <w:rPr>
                 <w:rFonts w:ascii="Times New Roman" w:eastAsia="仿宋" w:hAnsi="Times New Roman"/>
@@ -6929,6 +7085,8 @@
                 <w:ilvl w:val="0"/>
                 <w:numId w:val="25"/>
               </w:numPr>
+              <w:adjustRightInd w:val="0"/>
+              <w:snapToGrid w:val="0"/>
               <w:ind w:firstLineChars="0"/>
               <w:rPr>
                 <w:rFonts w:ascii="Times New Roman" w:eastAsia="仿宋" w:hAnsi="Times New Roman"/>
@@ -7022,6 +7180,8 @@
                 <w:ilvl w:val="0"/>
                 <w:numId w:val="25"/>
               </w:numPr>
+              <w:adjustRightInd w:val="0"/>
+              <w:snapToGrid w:val="0"/>
               <w:ind w:firstLineChars="0"/>
               <w:rPr>
                 <w:rFonts w:ascii="Times New Roman" w:eastAsia="仿宋" w:hAnsi="Times New Roman"/>
@@ -7115,6 +7275,8 @@
                 <w:ilvl w:val="0"/>
                 <w:numId w:val="14"/>
               </w:numPr>
+              <w:adjustRightInd w:val="0"/>
+              <w:snapToGrid w:val="0"/>
               <w:ind w:firstLineChars="0"/>
               <w:rPr>
                 <w:rFonts w:ascii="Times New Roman" w:eastAsia="仿宋" w:hAnsi="Times New Roman"/>
@@ -7142,6 +7304,8 @@
                 <w:ilvl w:val="0"/>
                 <w:numId w:val="26"/>
               </w:numPr>
+              <w:adjustRightInd w:val="0"/>
+              <w:snapToGrid w:val="0"/>
               <w:ind w:firstLineChars="0"/>
               <w:rPr>
                 <w:rFonts w:ascii="Times New Roman" w:eastAsia="仿宋" w:hAnsi="Times New Roman"/>
@@ -7307,6 +7471,8 @@
                 <w:ilvl w:val="0"/>
                 <w:numId w:val="26"/>
               </w:numPr>
+              <w:adjustRightInd w:val="0"/>
+              <w:snapToGrid w:val="0"/>
               <w:ind w:firstLineChars="0"/>
               <w:rPr>
                 <w:rFonts w:ascii="Times New Roman" w:eastAsia="仿宋" w:hAnsi="Times New Roman"/>
@@ -7472,6 +7638,8 @@
                 <w:ilvl w:val="0"/>
                 <w:numId w:val="26"/>
               </w:numPr>
+              <w:adjustRightInd w:val="0"/>
+              <w:snapToGrid w:val="0"/>
               <w:ind w:firstLineChars="0"/>
               <w:rPr>
                 <w:rFonts w:ascii="Times New Roman" w:eastAsia="仿宋" w:hAnsi="Times New Roman"/>
@@ -7605,6 +7773,8 @@
                 <w:ilvl w:val="0"/>
                 <w:numId w:val="26"/>
               </w:numPr>
+              <w:adjustRightInd w:val="0"/>
+              <w:snapToGrid w:val="0"/>
               <w:ind w:firstLineChars="0"/>
               <w:rPr>
                 <w:rFonts w:ascii="Times New Roman" w:eastAsia="仿宋" w:hAnsi="Times New Roman"/>
@@ -7733,16 +7903,7 @@
                 <w:sz w:val="24"/>
                 <w:szCs w:val="24"/>
               </w:rPr>
-              <w:t xml:space="preserve"> </w:t>
-            </w:r>
-            <w:r>
-              <w:rPr>
-                <w:rFonts w:ascii="Times New Roman" w:eastAsia="仿宋" w:hAnsi="Times New Roman"/>
-                <w:color w:val="0070C0"/>
-                <w:sz w:val="24"/>
-                <w:szCs w:val="24"/>
-              </w:rPr>
-              <w:t>(</w:t>
+              <w:t xml:space="preserve"> (</w:t>
             </w:r>
             <w:r>
               <w:rPr>
@@ -7779,6 +7940,8 @@
                 <w:ilvl w:val="0"/>
                 <w:numId w:val="26"/>
               </w:numPr>
+              <w:adjustRightInd w:val="0"/>
+              <w:snapToGrid w:val="0"/>
               <w:ind w:firstLineChars="0"/>
               <w:rPr>
                 <w:rFonts w:ascii="Times New Roman" w:eastAsia="仿宋" w:hAnsi="Times New Roman"/>
@@ -7992,6 +8155,8 @@
                 <w:ilvl w:val="0"/>
                 <w:numId w:val="26"/>
               </w:numPr>
+              <w:adjustRightInd w:val="0"/>
+              <w:snapToGrid w:val="0"/>
               <w:ind w:firstLineChars="0"/>
               <w:rPr>
                 <w:rFonts w:ascii="Times New Roman" w:eastAsia="仿宋" w:hAnsi="Times New Roman"/>
@@ -8157,6 +8322,8 @@
                 <w:ilvl w:val="0"/>
                 <w:numId w:val="26"/>
               </w:numPr>
+              <w:adjustRightInd w:val="0"/>
+              <w:snapToGrid w:val="0"/>
               <w:ind w:firstLineChars="0"/>
               <w:rPr>
                 <w:rFonts w:ascii="Times New Roman" w:eastAsia="仿宋" w:hAnsi="Times New Roman"/>
@@ -8290,6 +8457,8 @@
                 <w:ilvl w:val="0"/>
                 <w:numId w:val="26"/>
               </w:numPr>
+              <w:adjustRightInd w:val="0"/>
+              <w:snapToGrid w:val="0"/>
               <w:ind w:firstLineChars="0"/>
               <w:rPr>
                 <w:rFonts w:ascii="Times New Roman" w:eastAsia="仿宋" w:hAnsi="Times New Roman"/>
@@ -8470,6 +8639,8 @@
                 <w:ilvl w:val="0"/>
                 <w:numId w:val="26"/>
               </w:numPr>
+              <w:adjustRightInd w:val="0"/>
+              <w:snapToGrid w:val="0"/>
               <w:ind w:firstLineChars="0"/>
               <w:rPr>
                 <w:rFonts w:ascii="Times New Roman" w:eastAsia="仿宋" w:hAnsi="Times New Roman"/>
@@ -8659,6 +8830,8 @@
                 <w:ilvl w:val="0"/>
                 <w:numId w:val="26"/>
               </w:numPr>
+              <w:adjustRightInd w:val="0"/>
+              <w:snapToGrid w:val="0"/>
               <w:ind w:firstLineChars="0"/>
               <w:rPr>
                 <w:rFonts w:ascii="Times New Roman" w:eastAsia="仿宋" w:hAnsi="Times New Roman"/>
@@ -8786,16 +8959,7 @@
                 <w:sz w:val="24"/>
                 <w:szCs w:val="24"/>
               </w:rPr>
-              <w:t>贴片天线式应变</w:t>
-            </w:r>
-            <w:r>
-              <w:rPr>
-                <w:rFonts w:ascii="Times New Roman" w:eastAsia="仿宋" w:hAnsi="Times New Roman"/>
-                <w:sz w:val="24"/>
-                <w:szCs w:val="24"/>
-              </w:rPr>
-              <w:lastRenderedPageBreak/>
-              <w:t>传感器</w:t>
+              <w:t>贴片天线式应变传感器</w:t>
             </w:r>
             <w:r>
               <w:rPr>
@@ -8858,6 +9022,8 @@
                 <w:ilvl w:val="0"/>
                 <w:numId w:val="26"/>
               </w:numPr>
+              <w:adjustRightInd w:val="0"/>
+              <w:snapToGrid w:val="0"/>
               <w:ind w:firstLineChars="0"/>
               <w:rPr>
                 <w:rFonts w:ascii="Times New Roman" w:eastAsia="仿宋" w:hAnsi="Times New Roman"/>
@@ -9048,6 +9214,8 @@
                 <w:ilvl w:val="0"/>
                 <w:numId w:val="26"/>
               </w:numPr>
+              <w:adjustRightInd w:val="0"/>
+              <w:snapToGrid w:val="0"/>
               <w:ind w:firstLineChars="0"/>
               <w:rPr>
                 <w:rFonts w:ascii="Times New Roman" w:eastAsia="仿宋" w:hAnsi="Times New Roman"/>
@@ -9214,6 +9382,8 @@
                 <w:ilvl w:val="0"/>
                 <w:numId w:val="26"/>
               </w:numPr>
+              <w:adjustRightInd w:val="0"/>
+              <w:snapToGrid w:val="0"/>
               <w:ind w:firstLineChars="0"/>
               <w:rPr>
                 <w:rFonts w:ascii="Times New Roman" w:eastAsia="仿宋" w:hAnsi="Times New Roman"/>
@@ -9340,6 +9510,8 @@
                 <w:ilvl w:val="0"/>
                 <w:numId w:val="26"/>
               </w:numPr>
+              <w:adjustRightInd w:val="0"/>
+              <w:snapToGrid w:val="0"/>
               <w:ind w:firstLineChars="0"/>
               <w:rPr>
                 <w:rFonts w:ascii="Times New Roman" w:eastAsia="仿宋" w:hAnsi="Times New Roman"/>
@@ -9580,6 +9752,7 @@
                 <w:sz w:val="24"/>
                 <w:szCs w:val="24"/>
               </w:rPr>
+              <w:lastRenderedPageBreak/>
               <w:t>(</w:t>
             </w:r>
             <w:r>
@@ -9698,6 +9871,8 @@
                 <w:ilvl w:val="0"/>
                 <w:numId w:val="26"/>
               </w:numPr>
+              <w:adjustRightInd w:val="0"/>
+              <w:snapToGrid w:val="0"/>
               <w:ind w:firstLineChars="0"/>
               <w:rPr>
                 <w:rFonts w:ascii="Times New Roman" w:eastAsia="仿宋" w:hAnsi="Times New Roman"/>
@@ -10080,6 +10255,8 @@
                 <w:ilvl w:val="0"/>
                 <w:numId w:val="26"/>
               </w:numPr>
+              <w:adjustRightInd w:val="0"/>
+              <w:snapToGrid w:val="0"/>
               <w:ind w:firstLineChars="0"/>
               <w:rPr>
                 <w:rFonts w:ascii="Times New Roman" w:eastAsia="仿宋" w:hAnsi="Times New Roman"/>
@@ -10244,6 +10421,8 @@
                 <w:ilvl w:val="0"/>
                 <w:numId w:val="26"/>
               </w:numPr>
+              <w:adjustRightInd w:val="0"/>
+              <w:snapToGrid w:val="0"/>
               <w:ind w:firstLineChars="0"/>
               <w:rPr>
                 <w:rFonts w:ascii="Times New Roman" w:eastAsia="仿宋" w:hAnsi="Times New Roman"/>
@@ -10408,6 +10587,8 @@
                 <w:ilvl w:val="0"/>
                 <w:numId w:val="26"/>
               </w:numPr>
+              <w:adjustRightInd w:val="0"/>
+              <w:snapToGrid w:val="0"/>
               <w:ind w:firstLineChars="0"/>
               <w:rPr>
                 <w:rFonts w:ascii="Times New Roman" w:eastAsia="仿宋" w:hAnsi="Times New Roman"/>
@@ -10572,6 +10753,8 @@
                 <w:ilvl w:val="0"/>
                 <w:numId w:val="14"/>
               </w:numPr>
+              <w:adjustRightInd w:val="0"/>
+              <w:snapToGrid w:val="0"/>
               <w:ind w:firstLineChars="0"/>
               <w:rPr>
                 <w:rFonts w:ascii="Times New Roman" w:eastAsia="仿宋" w:hAnsi="Times New Roman"/>
@@ -10610,6 +10793,8 @@
                 <w:ilvl w:val="0"/>
                 <w:numId w:val="27"/>
               </w:numPr>
+              <w:adjustRightInd w:val="0"/>
+              <w:snapToGrid w:val="0"/>
               <w:ind w:firstLineChars="0"/>
               <w:rPr>
                 <w:rFonts w:ascii="Times New Roman" w:eastAsia="仿宋" w:hAnsi="Times New Roman"/>
@@ -10663,6 +10848,8 @@
           </w:tcPr>
           <w:p>
             <w:pPr>
+              <w:adjustRightInd w:val="0"/>
+              <w:snapToGrid w:val="0"/>
               <w:rPr>
                 <w:rFonts w:ascii="Times New Roman" w:eastAsia="仿宋" w:hAnsi="Times New Roman"/>
                 <w:b/>
@@ -10702,6 +10889,8 @@
                 <w:ilvl w:val="0"/>
                 <w:numId w:val="14"/>
               </w:numPr>
+              <w:adjustRightInd w:val="0"/>
+              <w:snapToGrid w:val="0"/>
               <w:ind w:firstLineChars="0"/>
               <w:rPr>
                 <w:rFonts w:ascii="Times New Roman" w:eastAsia="仿宋" w:hAnsi="Times New Roman"/>
@@ -10729,6 +10918,8 @@
                 <w:ilvl w:val="0"/>
                 <w:numId w:val="10"/>
               </w:numPr>
+              <w:adjustRightInd w:val="0"/>
+              <w:snapToGrid w:val="0"/>
               <w:ind w:firstLineChars="0"/>
               <w:rPr>
                 <w:rFonts w:ascii="Times New Roman" w:eastAsia="仿宋" w:hAnsi="Times New Roman"/>
@@ -10800,6 +10991,8 @@
                 <w:ilvl w:val="0"/>
                 <w:numId w:val="10"/>
               </w:numPr>
+              <w:adjustRightInd w:val="0"/>
+              <w:snapToGrid w:val="0"/>
               <w:ind w:firstLineChars="0"/>
               <w:rPr>
                 <w:rFonts w:ascii="Times New Roman" w:eastAsia="仿宋" w:hAnsi="Times New Roman"/>
@@ -11039,6 +11232,8 @@
                 <w:ilvl w:val="0"/>
                 <w:numId w:val="10"/>
               </w:numPr>
+              <w:adjustRightInd w:val="0"/>
+              <w:snapToGrid w:val="0"/>
               <w:ind w:firstLineChars="0"/>
               <w:rPr>
                 <w:rFonts w:ascii="Times New Roman" w:eastAsia="仿宋" w:hAnsi="Times New Roman"/>
@@ -11214,6 +11409,8 @@
                 <w:ilvl w:val="0"/>
                 <w:numId w:val="10"/>
               </w:numPr>
+              <w:adjustRightInd w:val="0"/>
+              <w:snapToGrid w:val="0"/>
               <w:ind w:firstLineChars="0"/>
               <w:rPr>
                 <w:rFonts w:ascii="Times New Roman" w:eastAsia="仿宋" w:hAnsi="Times New Roman"/>
@@ -11293,6 +11490,8 @@
                 <w:ilvl w:val="0"/>
                 <w:numId w:val="10"/>
               </w:numPr>
+              <w:adjustRightInd w:val="0"/>
+              <w:snapToGrid w:val="0"/>
               <w:ind w:firstLineChars="0"/>
               <w:rPr>
                 <w:rFonts w:ascii="Times New Roman" w:eastAsia="仿宋" w:hAnsi="Times New Roman"/>
@@ -11372,6 +11571,8 @@
                 <w:ilvl w:val="0"/>
                 <w:numId w:val="10"/>
               </w:numPr>
+              <w:adjustRightInd w:val="0"/>
+              <w:snapToGrid w:val="0"/>
               <w:ind w:firstLineChars="0"/>
               <w:rPr>
                 <w:rFonts w:ascii="Times New Roman" w:eastAsia="仿宋" w:hAnsi="Times New Roman"/>
@@ -11451,6 +11652,8 @@
                 <w:ilvl w:val="0"/>
                 <w:numId w:val="10"/>
               </w:numPr>
+              <w:adjustRightInd w:val="0"/>
+              <w:snapToGrid w:val="0"/>
               <w:ind w:firstLineChars="0"/>
               <w:rPr>
                 <w:rFonts w:ascii="Times New Roman" w:eastAsia="仿宋" w:hAnsi="Times New Roman"/>
@@ -11530,6 +11733,8 @@
                 <w:ilvl w:val="0"/>
                 <w:numId w:val="10"/>
               </w:numPr>
+              <w:adjustRightInd w:val="0"/>
+              <w:snapToGrid w:val="0"/>
               <w:ind w:firstLineChars="0"/>
               <w:rPr>
                 <w:rFonts w:ascii="Times New Roman" w:eastAsia="仿宋" w:hAnsi="Times New Roman"/>
@@ -11609,6 +11814,8 @@
                 <w:ilvl w:val="0"/>
                 <w:numId w:val="10"/>
               </w:numPr>
+              <w:adjustRightInd w:val="0"/>
+              <w:snapToGrid w:val="0"/>
               <w:ind w:firstLineChars="0"/>
               <w:rPr>
                 <w:rFonts w:ascii="Times New Roman" w:eastAsia="仿宋" w:hAnsi="Times New Roman"/>
@@ -11672,6 +11879,8 @@
                 <w:ilvl w:val="0"/>
                 <w:numId w:val="10"/>
               </w:numPr>
+              <w:adjustRightInd w:val="0"/>
+              <w:snapToGrid w:val="0"/>
               <w:ind w:firstLineChars="0"/>
               <w:rPr>
                 <w:rFonts w:ascii="Times New Roman" w:eastAsia="仿宋" w:hAnsi="Times New Roman"/>
@@ -11735,6 +11944,8 @@
                 <w:ilvl w:val="0"/>
                 <w:numId w:val="10"/>
               </w:numPr>
+              <w:adjustRightInd w:val="0"/>
+              <w:snapToGrid w:val="0"/>
               <w:ind w:firstLineChars="0"/>
               <w:rPr>
                 <w:rFonts w:ascii="Times New Roman" w:eastAsia="仿宋" w:hAnsi="Times New Roman"/>
@@ -11790,6 +12001,8 @@
                 <w:ilvl w:val="0"/>
                 <w:numId w:val="10"/>
               </w:numPr>
+              <w:adjustRightInd w:val="0"/>
+              <w:snapToGrid w:val="0"/>
               <w:ind w:firstLineChars="0"/>
               <w:rPr>
                 <w:rFonts w:ascii="Times New Roman" w:eastAsia="仿宋" w:hAnsi="Times New Roman"/>
@@ -11885,6 +12098,8 @@
                 <w:ilvl w:val="0"/>
                 <w:numId w:val="10"/>
               </w:numPr>
+              <w:adjustRightInd w:val="0"/>
+              <w:snapToGrid w:val="0"/>
               <w:ind w:firstLineChars="0"/>
               <w:rPr>
                 <w:rFonts w:ascii="Times New Roman" w:eastAsia="仿宋" w:hAnsi="Times New Roman"/>
@@ -11964,6 +12179,8 @@
                 <w:ilvl w:val="0"/>
                 <w:numId w:val="14"/>
               </w:numPr>
+              <w:adjustRightInd w:val="0"/>
+              <w:snapToGrid w:val="0"/>
               <w:ind w:firstLineChars="0"/>
               <w:rPr>
                 <w:rFonts w:ascii="Times New Roman" w:eastAsia="仿宋" w:hAnsi="Times New Roman"/>
@@ -11981,7 +12198,6 @@
                 <w:sz w:val="24"/>
                 <w:szCs w:val="24"/>
               </w:rPr>
-              <w:lastRenderedPageBreak/>
               <w:t>会议海报</w:t>
             </w:r>
           </w:p>
@@ -11992,6 +12208,8 @@
                 <w:ilvl w:val="0"/>
                 <w:numId w:val="30"/>
               </w:numPr>
+              <w:adjustRightInd w:val="0"/>
+              <w:snapToGrid w:val="0"/>
               <w:ind w:firstLineChars="0"/>
               <w:rPr>
                 <w:rFonts w:ascii="Times New Roman" w:eastAsia="仿宋" w:hAnsi="Times New Roman"/>
@@ -12103,6 +12321,8 @@
                 <w:ilvl w:val="0"/>
                 <w:numId w:val="30"/>
               </w:numPr>
+              <w:adjustRightInd w:val="0"/>
+              <w:snapToGrid w:val="0"/>
               <w:ind w:firstLineChars="0"/>
               <w:rPr>
                 <w:rFonts w:ascii="Times New Roman" w:eastAsia="仿宋" w:hAnsi="Times New Roman"/>
@@ -12198,6 +12418,8 @@
                 <w:ilvl w:val="0"/>
                 <w:numId w:val="14"/>
               </w:numPr>
+              <w:adjustRightInd w:val="0"/>
+              <w:snapToGrid w:val="0"/>
               <w:ind w:firstLineChars="0"/>
               <w:rPr>
                 <w:rFonts w:ascii="Times New Roman" w:eastAsia="仿宋" w:hAnsi="Times New Roman"/>
@@ -12225,6 +12447,8 @@
                 <w:ilvl w:val="0"/>
                 <w:numId w:val="31"/>
               </w:numPr>
+              <w:adjustRightInd w:val="0"/>
+              <w:snapToGrid w:val="0"/>
               <w:ind w:firstLineChars="0"/>
               <w:rPr>
                 <w:rFonts w:ascii="Times New Roman" w:eastAsia="仿宋" w:hAnsi="Times New Roman"/>
@@ -12248,6 +12472,8 @@
                 <w:ilvl w:val="0"/>
                 <w:numId w:val="31"/>
               </w:numPr>
+              <w:adjustRightInd w:val="0"/>
+              <w:snapToGrid w:val="0"/>
               <w:ind w:firstLineChars="0"/>
               <w:rPr>
                 <w:rFonts w:ascii="Times New Roman" w:eastAsia="仿宋" w:hAnsi="Times New Roman"/>
@@ -12261,6 +12487,7 @@
                 <w:sz w:val="24"/>
                 <w:szCs w:val="24"/>
               </w:rPr>
+              <w:lastRenderedPageBreak/>
               <w:t>Engineering Applications of Artificial Intelligence</w:t>
             </w:r>
           </w:p>
@@ -12271,6 +12498,8 @@
                 <w:ilvl w:val="0"/>
                 <w:numId w:val="31"/>
               </w:numPr>
+              <w:adjustRightInd w:val="0"/>
+              <w:snapToGrid w:val="0"/>
               <w:ind w:firstLineChars="0"/>
               <w:rPr>
                 <w:rFonts w:ascii="Times New Roman" w:eastAsia="仿宋" w:hAnsi="Times New Roman"/>
@@ -12294,6 +12523,8 @@
                 <w:ilvl w:val="0"/>
                 <w:numId w:val="31"/>
               </w:numPr>
+              <w:adjustRightInd w:val="0"/>
+              <w:snapToGrid w:val="0"/>
               <w:ind w:firstLineChars="0"/>
               <w:rPr>
                 <w:rFonts w:ascii="Times New Roman" w:eastAsia="仿宋" w:hAnsi="Times New Roman"/>
@@ -12317,6 +12548,8 @@
                 <w:ilvl w:val="0"/>
                 <w:numId w:val="31"/>
               </w:numPr>
+              <w:adjustRightInd w:val="0"/>
+              <w:snapToGrid w:val="0"/>
               <w:ind w:firstLineChars="0"/>
               <w:rPr>
                 <w:rFonts w:ascii="Times New Roman" w:eastAsia="仿宋" w:hAnsi="Times New Roman"/>
@@ -12356,6 +12589,8 @@
                 <w:ilvl w:val="0"/>
                 <w:numId w:val="31"/>
               </w:numPr>
+              <w:adjustRightInd w:val="0"/>
+              <w:snapToGrid w:val="0"/>
               <w:ind w:firstLineChars="0"/>
               <w:rPr>
                 <w:rFonts w:ascii="Times New Roman" w:eastAsia="仿宋" w:hAnsi="Times New Roman"/>
@@ -12395,6 +12630,8 @@
                 <w:ilvl w:val="0"/>
                 <w:numId w:val="31"/>
               </w:numPr>
+              <w:adjustRightInd w:val="0"/>
+              <w:snapToGrid w:val="0"/>
               <w:ind w:firstLineChars="0"/>
               <w:rPr>
                 <w:rFonts w:ascii="Times New Roman" w:eastAsia="仿宋" w:hAnsi="Times New Roman"/>
@@ -12418,6 +12655,8 @@
                 <w:ilvl w:val="0"/>
                 <w:numId w:val="31"/>
               </w:numPr>
+              <w:adjustRightInd w:val="0"/>
+              <w:snapToGrid w:val="0"/>
               <w:ind w:firstLineChars="0"/>
               <w:rPr>
                 <w:rFonts w:ascii="Times New Roman" w:eastAsia="仿宋" w:hAnsi="Times New Roman"/>
@@ -12441,6 +12680,8 @@
                 <w:ilvl w:val="0"/>
                 <w:numId w:val="31"/>
               </w:numPr>
+              <w:adjustRightInd w:val="0"/>
+              <w:snapToGrid w:val="0"/>
               <w:ind w:firstLineChars="0"/>
               <w:rPr>
                 <w:rFonts w:ascii="Times New Roman" w:eastAsia="仿宋" w:hAnsi="Times New Roman"/>
@@ -12472,6 +12713,8 @@
                 <w:ilvl w:val="0"/>
                 <w:numId w:val="31"/>
               </w:numPr>
+              <w:adjustRightInd w:val="0"/>
+              <w:snapToGrid w:val="0"/>
               <w:ind w:firstLineChars="0"/>
               <w:rPr>
                 <w:rFonts w:ascii="Times New Roman" w:eastAsia="仿宋" w:hAnsi="Times New Roman"/>
@@ -12517,6 +12760,8 @@
           </w:tcPr>
           <w:p>
             <w:pPr>
+              <w:adjustRightInd w:val="0"/>
+              <w:snapToGrid w:val="0"/>
               <w:rPr>
                 <w:rFonts w:ascii="Times New Roman" w:eastAsia="仿宋" w:hAnsi="Times New Roman"/>
                 <w:b/>
@@ -12559,6 +12804,8 @@
                 <w:ilvl w:val="0"/>
                 <w:numId w:val="14"/>
               </w:numPr>
+              <w:adjustRightInd w:val="0"/>
+              <w:snapToGrid w:val="0"/>
               <w:ind w:firstLineChars="0"/>
               <w:rPr>
                 <w:rFonts w:ascii="Times New Roman" w:eastAsia="仿宋" w:hAnsi="Times New Roman"/>
@@ -12586,6 +12833,8 @@
                 <w:ilvl w:val="0"/>
                 <w:numId w:val="20"/>
               </w:numPr>
+              <w:adjustRightInd w:val="0"/>
+              <w:snapToGrid w:val="0"/>
               <w:ind w:firstLineChars="0"/>
               <w:rPr>
                 <w:rFonts w:ascii="Times New Roman" w:eastAsia="仿宋" w:hAnsi="Times New Roman"/>
@@ -12745,6 +12994,8 @@
                 <w:ilvl w:val="0"/>
                 <w:numId w:val="20"/>
               </w:numPr>
+              <w:adjustRightInd w:val="0"/>
+              <w:snapToGrid w:val="0"/>
               <w:ind w:firstLineChars="0"/>
               <w:rPr>
                 <w:rFonts w:ascii="Times New Roman" w:eastAsia="仿宋" w:hAnsi="Times New Roman"/>
@@ -12872,6 +13123,8 @@
                 <w:ilvl w:val="0"/>
                 <w:numId w:val="20"/>
               </w:numPr>
+              <w:adjustRightInd w:val="0"/>
+              <w:snapToGrid w:val="0"/>
               <w:ind w:firstLineChars="0"/>
               <w:rPr>
                 <w:rFonts w:ascii="Times New Roman" w:eastAsia="仿宋" w:hAnsi="Times New Roman"/>
@@ -12991,6 +13244,8 @@
                 <w:ilvl w:val="0"/>
                 <w:numId w:val="14"/>
               </w:numPr>
+              <w:adjustRightInd w:val="0"/>
+              <w:snapToGrid w:val="0"/>
               <w:ind w:firstLineChars="0"/>
               <w:rPr>
                 <w:rFonts w:ascii="Times New Roman" w:eastAsia="仿宋" w:hAnsi="Times New Roman"/>
@@ -13018,6 +13273,8 @@
                 <w:ilvl w:val="0"/>
                 <w:numId w:val="22"/>
               </w:numPr>
+              <w:adjustRightInd w:val="0"/>
+              <w:snapToGrid w:val="0"/>
               <w:ind w:firstLineChars="0"/>
               <w:rPr>
                 <w:rFonts w:ascii="Times New Roman" w:eastAsia="仿宋" w:hAnsi="Times New Roman"/>
@@ -13089,6 +13346,8 @@
                 <w:ilvl w:val="0"/>
                 <w:numId w:val="22"/>
               </w:numPr>
+              <w:adjustRightInd w:val="0"/>
+              <w:snapToGrid w:val="0"/>
               <w:ind w:firstLineChars="0"/>
               <w:rPr>
                 <w:rFonts w:ascii="Times New Roman" w:eastAsia="仿宋" w:hAnsi="Times New Roman"/>
@@ -13168,6 +13427,8 @@
                 <w:ilvl w:val="0"/>
                 <w:numId w:val="22"/>
               </w:numPr>
+              <w:adjustRightInd w:val="0"/>
+              <w:snapToGrid w:val="0"/>
               <w:ind w:firstLineChars="0"/>
               <w:rPr>
                 <w:rFonts w:ascii="Times New Roman" w:eastAsia="仿宋" w:hAnsi="Times New Roman"/>
@@ -13263,6 +13524,8 @@
                 <w:ilvl w:val="0"/>
                 <w:numId w:val="22"/>
               </w:numPr>
+              <w:adjustRightInd w:val="0"/>
+              <w:snapToGrid w:val="0"/>
               <w:ind w:firstLineChars="0"/>
               <w:rPr>
                 <w:rFonts w:ascii="Times New Roman" w:eastAsia="仿宋" w:hAnsi="Times New Roman"/>
@@ -13342,6 +13605,8 @@
                 <w:ilvl w:val="0"/>
                 <w:numId w:val="22"/>
               </w:numPr>
+              <w:adjustRightInd w:val="0"/>
+              <w:snapToGrid w:val="0"/>
               <w:ind w:firstLineChars="0"/>
               <w:rPr>
                 <w:rFonts w:ascii="Times New Roman" w:eastAsia="仿宋" w:hAnsi="Times New Roman"/>
@@ -13413,6 +13678,8 @@
                 <w:ilvl w:val="0"/>
                 <w:numId w:val="14"/>
               </w:numPr>
+              <w:adjustRightInd w:val="0"/>
+              <w:snapToGrid w:val="0"/>
               <w:ind w:firstLineChars="0"/>
               <w:rPr>
                 <w:rFonts w:ascii="Times New Roman" w:eastAsia="仿宋" w:hAnsi="Times New Roman"/>
@@ -13440,6 +13707,8 @@
                 <w:ilvl w:val="0"/>
                 <w:numId w:val="21"/>
               </w:numPr>
+              <w:adjustRightInd w:val="0"/>
+              <w:snapToGrid w:val="0"/>
               <w:ind w:firstLineChars="0"/>
               <w:rPr>
                 <w:rFonts w:ascii="Times New Roman" w:eastAsia="仿宋" w:hAnsi="Times New Roman"/>
@@ -13511,6 +13780,8 @@
                 <w:ilvl w:val="0"/>
                 <w:numId w:val="21"/>
               </w:numPr>
+              <w:adjustRightInd w:val="0"/>
+              <w:snapToGrid w:val="0"/>
               <w:ind w:firstLineChars="0"/>
               <w:rPr>
                 <w:rFonts w:ascii="Times New Roman" w:eastAsia="仿宋" w:hAnsi="Times New Roman"/>
@@ -13582,6 +13853,8 @@
                 <w:ilvl w:val="0"/>
                 <w:numId w:val="21"/>
               </w:numPr>
+              <w:adjustRightInd w:val="0"/>
+              <w:snapToGrid w:val="0"/>
               <w:ind w:firstLineChars="0"/>
               <w:rPr>
                 <w:rFonts w:ascii="Times New Roman" w:eastAsia="仿宋" w:hAnsi="Times New Roman"/>
@@ -13653,6 +13926,8 @@
                 <w:ilvl w:val="0"/>
                 <w:numId w:val="21"/>
               </w:numPr>
+              <w:adjustRightInd w:val="0"/>
+              <w:snapToGrid w:val="0"/>
               <w:ind w:firstLineChars="0"/>
               <w:rPr>
                 <w:rFonts w:ascii="Times New Roman" w:eastAsia="仿宋" w:hAnsi="Times New Roman"/>
@@ -13724,6 +13999,8 @@
                 <w:ilvl w:val="0"/>
                 <w:numId w:val="21"/>
               </w:numPr>
+              <w:adjustRightInd w:val="0"/>
+              <w:snapToGrid w:val="0"/>
               <w:ind w:firstLineChars="0"/>
               <w:rPr>
                 <w:rFonts w:ascii="Times New Roman" w:eastAsia="仿宋" w:hAnsi="Times New Roman"/>
@@ -13795,6 +14072,8 @@
                 <w:ilvl w:val="0"/>
                 <w:numId w:val="21"/>
               </w:numPr>
+              <w:adjustRightInd w:val="0"/>
+              <w:snapToGrid w:val="0"/>
               <w:ind w:firstLineChars="0"/>
               <w:rPr>
                 <w:rFonts w:ascii="Times New Roman" w:eastAsia="仿宋" w:hAnsi="Times New Roman"/>
@@ -13808,7 +14087,6 @@
                 <w:sz w:val="24"/>
                 <w:szCs w:val="24"/>
               </w:rPr>
-              <w:lastRenderedPageBreak/>
               <w:t>云南省交通运输厅</w:t>
             </w:r>
             <w:r>
@@ -13835,6 +14113,8 @@
                 <w:ilvl w:val="0"/>
                 <w:numId w:val="21"/>
               </w:numPr>
+              <w:adjustRightInd w:val="0"/>
+              <w:snapToGrid w:val="0"/>
               <w:ind w:firstLineChars="0"/>
               <w:rPr>
                 <w:rFonts w:ascii="Times New Roman" w:eastAsia="仿宋" w:hAnsi="Times New Roman"/>
@@ -13874,6 +14154,8 @@
                 <w:ilvl w:val="0"/>
                 <w:numId w:val="21"/>
               </w:numPr>
+              <w:adjustRightInd w:val="0"/>
+              <w:snapToGrid w:val="0"/>
               <w:ind w:firstLineChars="0"/>
               <w:rPr>
                 <w:rFonts w:ascii="Times New Roman" w:eastAsia="仿宋" w:hAnsi="Times New Roman"/>
@@ -13913,6 +14195,8 @@
                 <w:ilvl w:val="0"/>
                 <w:numId w:val="21"/>
               </w:numPr>
+              <w:adjustRightInd w:val="0"/>
+              <w:snapToGrid w:val="0"/>
               <w:ind w:firstLineChars="0"/>
               <w:rPr>
                 <w:rFonts w:ascii="Times New Roman" w:eastAsia="仿宋" w:hAnsi="Times New Roman"/>
@@ -13952,6 +14236,8 @@
                 <w:ilvl w:val="0"/>
                 <w:numId w:val="21"/>
               </w:numPr>
+              <w:adjustRightInd w:val="0"/>
+              <w:snapToGrid w:val="0"/>
               <w:ind w:firstLineChars="0"/>
               <w:rPr>
                 <w:rFonts w:ascii="Times New Roman" w:eastAsia="仿宋" w:hAnsi="Times New Roman"/>
@@ -13989,6 +14275,8 @@
     </w:tbl>
     <w:p>
       <w:pPr>
+        <w:adjustRightInd w:val="0"/>
+        <w:snapToGrid w:val="0"/>
         <w:rPr>
           <w:rFonts w:ascii="Times New Roman" w:eastAsia="仿宋" w:hAnsi="Times New Roman"/>
           <w:b/>

--- a/files/简历.docx
+++ b/files/简历.docx
@@ -202,15 +202,7 @@
                 <w:sz w:val="24"/>
                 <w:szCs w:val="24"/>
               </w:rPr>
-              <w:t>现任福州大学土木工程学院智能建造系副教授</w:t>
-            </w:r>
-            <w:r>
-              <w:rPr>
-                <w:rFonts w:ascii="Times New Roman" w:eastAsia="仿宋" w:hAnsi="Times New Roman" w:hint="eastAsia"/>
-                <w:sz w:val="24"/>
-                <w:szCs w:val="24"/>
-              </w:rPr>
-              <w:t>，福建省</w:t>
+              <w:t>福建省</w:t>
             </w:r>
             <w:r>
               <w:rPr>
@@ -234,7 +226,31 @@
                 <w:sz w:val="24"/>
                 <w:szCs w:val="24"/>
               </w:rPr>
-              <w:t>。主要从事地下基础设施智能建造</w:t>
+              <w:t>，</w:t>
+            </w:r>
+            <w:r>
+              <w:rPr>
+                <w:rFonts w:ascii="Times New Roman" w:eastAsia="仿宋" w:hAnsi="Times New Roman" w:hint="eastAsia"/>
+                <w:sz w:val="24"/>
+                <w:szCs w:val="24"/>
+              </w:rPr>
+              <w:t>现任福州大学土木工程学院智能建造系副教授。主要从事</w:t>
+            </w:r>
+            <w:r>
+              <w:rPr>
+                <w:rFonts w:ascii="Times New Roman" w:eastAsia="仿宋" w:hAnsi="Times New Roman" w:hint="eastAsia"/>
+                <w:sz w:val="24"/>
+                <w:szCs w:val="24"/>
+              </w:rPr>
+              <w:t>盾构隧道等</w:t>
+            </w:r>
+            <w:r>
+              <w:rPr>
+                <w:rFonts w:ascii="Times New Roman" w:eastAsia="仿宋" w:hAnsi="Times New Roman" w:hint="eastAsia"/>
+                <w:sz w:val="24"/>
+                <w:szCs w:val="24"/>
+              </w:rPr>
+              <w:t>地下基础设施智能建造</w:t>
             </w:r>
             <w:r>
               <w:rPr>
@@ -250,7 +266,39 @@
                 <w:sz w:val="24"/>
                 <w:szCs w:val="24"/>
               </w:rPr>
-              <w:t>维养相关研究，</w:t>
+              <w:t>维养相关研究</w:t>
+            </w:r>
+            <w:r>
+              <w:rPr>
+                <w:rFonts w:ascii="Times New Roman" w:eastAsia="仿宋" w:hAnsi="Times New Roman" w:hint="eastAsia"/>
+                <w:sz w:val="24"/>
+                <w:szCs w:val="24"/>
+              </w:rPr>
+              <w:t>（</w:t>
+            </w:r>
+            <w:r>
+              <w:rPr>
+                <w:rFonts w:ascii="Times New Roman" w:eastAsia="仿宋" w:hAnsi="Times New Roman" w:hint="eastAsia"/>
+                <w:sz w:val="24"/>
+                <w:szCs w:val="24"/>
+              </w:rPr>
+              <w:t>三维激光扫描、</w:t>
+            </w:r>
+            <w:r>
+              <w:rPr>
+                <w:rFonts w:ascii="Times New Roman" w:eastAsia="仿宋" w:hAnsi="Times New Roman" w:hint="eastAsia"/>
+                <w:sz w:val="24"/>
+                <w:szCs w:val="24"/>
+              </w:rPr>
+              <w:t>计算机视觉、深度学习、数字孪生、结构性能评估等</w:t>
+            </w:r>
+            <w:r>
+              <w:rPr>
+                <w:rFonts w:ascii="Times New Roman" w:eastAsia="仿宋" w:hAnsi="Times New Roman" w:hint="eastAsia"/>
+                <w:sz w:val="24"/>
+                <w:szCs w:val="24"/>
+              </w:rPr>
+              <w:t>），具体</w:t>
             </w:r>
             <w:r>
               <w:rPr>
@@ -266,23 +314,23 @@
                 <w:sz w:val="24"/>
                 <w:szCs w:val="24"/>
               </w:rPr>
-              <w:t>涵盖</w:t>
-            </w:r>
-            <w:r>
-              <w:rPr>
-                <w:rFonts w:ascii="Times New Roman" w:eastAsia="仿宋" w:hAnsi="Times New Roman" w:hint="eastAsia"/>
-                <w:sz w:val="24"/>
-                <w:szCs w:val="24"/>
-              </w:rPr>
-              <w:t>三维激光扫描、</w:t>
-            </w:r>
-            <w:r>
-              <w:rPr>
-                <w:rFonts w:ascii="Times New Roman" w:eastAsia="仿宋" w:hAnsi="Times New Roman" w:hint="eastAsia"/>
-                <w:sz w:val="24"/>
-                <w:szCs w:val="24"/>
-              </w:rPr>
-              <w:t>计算机视觉、深度学习、数字孪生、结构性能评估等。参与国家重点研发计划课题</w:t>
+              <w:t>包括：</w:t>
+            </w:r>
+            <w:r>
+              <w:rPr>
+                <w:rFonts w:ascii="Times New Roman" w:eastAsia="仿宋" w:hAnsi="Times New Roman" w:hint="eastAsia"/>
+                <w:sz w:val="24"/>
+                <w:szCs w:val="24"/>
+              </w:rPr>
+              <w:t>隧道与地下工程结构检测评估、激光与图像基础设施精密测量、结构状态与性能智能分析预测</w:t>
+            </w:r>
+            <w:r>
+              <w:rPr>
+                <w:rFonts w:ascii="Times New Roman" w:eastAsia="仿宋" w:hAnsi="Times New Roman" w:hint="eastAsia"/>
+                <w:sz w:val="24"/>
+                <w:szCs w:val="24"/>
+              </w:rPr>
+              <w:t>。参与国家重点研发计划课题</w:t>
             </w:r>
             <w:r>
               <w:rPr>
@@ -2382,6 +2430,7 @@
                 <w:sz w:val="24"/>
                 <w:szCs w:val="24"/>
               </w:rPr>
+              <w:lastRenderedPageBreak/>
               <w:t>G</w:t>
             </w:r>
             <w:r>
@@ -2448,16 +2497,7 @@
                 <w:sz w:val="24"/>
                 <w:szCs w:val="24"/>
               </w:rPr>
-              <w:t xml:space="preserve"> 40(3), </w:t>
-            </w:r>
-            <w:r>
-              <w:rPr>
-                <w:rFonts w:ascii="Times New Roman" w:eastAsia="仿宋" w:hAnsi="Times New Roman"/>
-                <w:sz w:val="24"/>
-                <w:szCs w:val="24"/>
-              </w:rPr>
-              <w:lastRenderedPageBreak/>
-              <w:t>04026004</w:t>
+              <w:t xml:space="preserve"> 40(3), 04026004</w:t>
             </w:r>
             <w:r>
               <w:rPr>
@@ -6366,6 +6406,7 @@
                 <w:szCs w:val="24"/>
                 <w:u w:val="single"/>
               </w:rPr>
+              <w:lastRenderedPageBreak/>
               <w:t>谢雄耀</w:t>
             </w:r>
             <w:r>
@@ -6481,7 +6522,6 @@
                 <w:sz w:val="24"/>
                 <w:szCs w:val="24"/>
               </w:rPr>
-              <w:lastRenderedPageBreak/>
               <w:t>梁小波</w:t>
             </w:r>
             <w:r>
@@ -9456,7 +9496,16 @@
                 <w:sz w:val="24"/>
                 <w:szCs w:val="24"/>
               </w:rPr>
-              <w:t xml:space="preserve"> (Patent CN202510484006.9).</w:t>
+              <w:t xml:space="preserve"> </w:t>
+            </w:r>
+            <w:r>
+              <w:rPr>
+                <w:rFonts w:ascii="Times New Roman" w:eastAsia="仿宋" w:hAnsi="Times New Roman"/>
+                <w:sz w:val="24"/>
+                <w:szCs w:val="24"/>
+              </w:rPr>
+              <w:lastRenderedPageBreak/>
+              <w:t>(Patent CN202510484006.9).</w:t>
             </w:r>
             <w:r>
               <w:rPr>
@@ -9752,7 +9801,6 @@
                 <w:sz w:val="24"/>
                 <w:szCs w:val="24"/>
               </w:rPr>
-              <w:lastRenderedPageBreak/>
               <w:t>(</w:t>
             </w:r>
             <w:r>
@@ -12437,6 +12485,7 @@
                 <w:sz w:val="24"/>
                 <w:szCs w:val="24"/>
               </w:rPr>
+              <w:lastRenderedPageBreak/>
               <w:t>期刊评审</w:t>
             </w:r>
           </w:p>
@@ -12487,7 +12536,6 @@
                 <w:sz w:val="24"/>
                 <w:szCs w:val="24"/>
               </w:rPr>
-              <w:lastRenderedPageBreak/>
               <w:t>Engineering Applications of Artificial Intelligence</w:t>
             </w:r>
           </w:p>

--- a/files/简历.docx
+++ b/files/简历.docx
@@ -12896,23 +12896,23 @@
                 <w:sz w:val="24"/>
                 <w:szCs w:val="24"/>
               </w:rPr>
-              <w:t>福州大学，</w:t>
-            </w:r>
-            <w:r>
-              <w:rPr>
-                <w:rFonts w:ascii="Times New Roman" w:eastAsia="仿宋" w:hAnsi="Times New Roman" w:hint="eastAsia"/>
-                <w:sz w:val="24"/>
-                <w:szCs w:val="24"/>
-              </w:rPr>
-              <w:t>福州大学</w:t>
-            </w:r>
-            <w:r>
-              <w:rPr>
-                <w:rFonts w:ascii="Times New Roman" w:eastAsia="仿宋" w:hAnsi="Times New Roman" w:hint="eastAsia"/>
-                <w:sz w:val="24"/>
-                <w:szCs w:val="24"/>
-              </w:rPr>
-              <w:t>科研启动项目</w:t>
+              <w:t>国家自然科学基金委员会，青年科学基金项目（</w:t>
+            </w:r>
+            <w:r>
+              <w:rPr>
+                <w:rFonts w:ascii="Times New Roman" w:eastAsia="仿宋" w:hAnsi="Times New Roman" w:hint="eastAsia"/>
+                <w:sz w:val="24"/>
+                <w:szCs w:val="24"/>
+              </w:rPr>
+              <w:t>C</w:t>
+            </w:r>
+            <w:r>
+              <w:rPr>
+                <w:rFonts w:ascii="Times New Roman" w:eastAsia="仿宋" w:hAnsi="Times New Roman" w:hint="eastAsia"/>
+                <w:sz w:val="24"/>
+                <w:szCs w:val="24"/>
+              </w:rPr>
+              <w:t>类）</w:t>
             </w:r>
             <w:r>
               <w:rPr>
@@ -12928,15 +12928,23 @@
                 <w:sz w:val="24"/>
                 <w:szCs w:val="24"/>
               </w:rPr>
-              <w:t>X</w:t>
-            </w:r>
-            <w:r>
-              <w:rPr>
-                <w:rFonts w:ascii="Times New Roman" w:eastAsia="仿宋" w:hAnsi="Times New Roman"/>
-                <w:sz w:val="24"/>
-                <w:szCs w:val="24"/>
-              </w:rPr>
-              <w:t>RC-26012</w:t>
+              <w:t>5</w:t>
+            </w:r>
+            <w:r>
+              <w:rPr>
+                <w:rFonts w:ascii="Times New Roman" w:eastAsia="仿宋" w:hAnsi="Times New Roman"/>
+                <w:sz w:val="24"/>
+                <w:szCs w:val="24"/>
+              </w:rPr>
+              <w:t>2608635</w:t>
+            </w:r>
+            <w:r>
+              <w:rPr>
+                <w:rFonts w:ascii="Times New Roman" w:eastAsia="仿宋" w:hAnsi="Times New Roman" w:hint="eastAsia"/>
+                <w:sz w:val="24"/>
+                <w:szCs w:val="24"/>
+              </w:rPr>
+              <w:t>，盾构隧道点云驱动多层次变形感知方法与力学状态识别模型</w:t>
             </w:r>
             <w:r>
               <w:rPr>
@@ -12952,22 +12960,6 @@
                 <w:sz w:val="24"/>
                 <w:szCs w:val="24"/>
               </w:rPr>
-              <w:t>隧道施工计算机视觉智能感知机理和方法</w:t>
-            </w:r>
-            <w:r>
-              <w:rPr>
-                <w:rFonts w:ascii="Times New Roman" w:eastAsia="仿宋" w:hAnsi="Times New Roman" w:hint="eastAsia"/>
-                <w:sz w:val="24"/>
-                <w:szCs w:val="24"/>
-              </w:rPr>
-              <w:t>，</w:t>
-            </w:r>
-            <w:r>
-              <w:rPr>
-                <w:rFonts w:ascii="Times New Roman" w:eastAsia="仿宋" w:hAnsi="Times New Roman" w:hint="eastAsia"/>
-                <w:sz w:val="24"/>
-                <w:szCs w:val="24"/>
-              </w:rPr>
               <w:t>3</w:t>
             </w:r>
             <w:r>
@@ -13000,39 +12992,7 @@
                 <w:sz w:val="24"/>
                 <w:szCs w:val="24"/>
               </w:rPr>
-              <w:t>025.11</w:t>
-            </w:r>
-            <w:r>
-              <w:rPr>
-                <w:rFonts w:ascii="Times New Roman" w:eastAsia="仿宋" w:hAnsi="Times New Roman"/>
-                <w:sz w:val="24"/>
-                <w:szCs w:val="24"/>
-              </w:rPr>
-              <w:t>–202</w:t>
-            </w:r>
-            <w:r>
-              <w:rPr>
-                <w:rFonts w:ascii="Times New Roman" w:eastAsia="仿宋" w:hAnsi="Times New Roman"/>
-                <w:sz w:val="24"/>
-                <w:szCs w:val="24"/>
-              </w:rPr>
-              <w:t>7</w:t>
-            </w:r>
-            <w:r>
-              <w:rPr>
-                <w:rFonts w:ascii="Times New Roman" w:eastAsia="仿宋" w:hAnsi="Times New Roman"/>
-                <w:sz w:val="24"/>
-                <w:szCs w:val="24"/>
-              </w:rPr>
-              <w:t>.</w:t>
-            </w:r>
-            <w:r>
-              <w:rPr>
-                <w:rFonts w:ascii="Times New Roman" w:eastAsia="仿宋" w:hAnsi="Times New Roman"/>
-                <w:sz w:val="24"/>
-                <w:szCs w:val="24"/>
-              </w:rPr>
-              <w:t>10</w:t>
+              <w:t>027.01–2029.12</w:t>
             </w:r>
           </w:p>
           <w:p>
@@ -13057,7 +13017,15 @@
                 <w:sz w:val="24"/>
                 <w:szCs w:val="24"/>
               </w:rPr>
-              <w:t>国家留学基金管理委员会</w:t>
+              <w:t>福州大学，</w:t>
+            </w:r>
+            <w:r>
+              <w:rPr>
+                <w:rFonts w:ascii="Times New Roman" w:eastAsia="仿宋" w:hAnsi="Times New Roman" w:hint="eastAsia"/>
+                <w:sz w:val="24"/>
+                <w:szCs w:val="24"/>
+              </w:rPr>
+              <w:t>科研启动项目</w:t>
             </w:r>
             <w:r>
               <w:rPr>
@@ -13073,7 +13041,15 @@
                 <w:sz w:val="24"/>
                 <w:szCs w:val="24"/>
               </w:rPr>
-              <w:t>国家建设高水平大学公派研究生项目</w:t>
+              <w:t>X</w:t>
+            </w:r>
+            <w:r>
+              <w:rPr>
+                <w:rFonts w:ascii="Times New Roman" w:eastAsia="仿宋" w:hAnsi="Times New Roman"/>
+                <w:sz w:val="24"/>
+                <w:szCs w:val="24"/>
+              </w:rPr>
+              <w:t>RC-26012</w:t>
             </w:r>
             <w:r>
               <w:rPr>
@@ -13085,11 +13061,11 @@
             </w:r>
             <w:r>
               <w:rPr>
-                <w:rFonts w:ascii="Times New Roman" w:eastAsia="仿宋" w:hAnsi="Times New Roman"/>
-                <w:sz w:val="24"/>
-                <w:szCs w:val="24"/>
-              </w:rPr>
-              <w:t>202206260174</w:t>
+                <w:rFonts w:ascii="Times New Roman" w:eastAsia="仿宋" w:hAnsi="Times New Roman" w:hint="eastAsia"/>
+                <w:sz w:val="24"/>
+                <w:szCs w:val="24"/>
+              </w:rPr>
+              <w:t>隧道施工计算机视觉智能感知机理和方法</w:t>
             </w:r>
             <w:r>
               <w:rPr>
@@ -13101,67 +13077,75 @@
             </w:r>
             <w:r>
               <w:rPr>
-                <w:rFonts w:ascii="Times New Roman" w:eastAsia="仿宋" w:hAnsi="Times New Roman"/>
-                <w:sz w:val="24"/>
-                <w:szCs w:val="24"/>
-              </w:rPr>
-              <w:t xml:space="preserve">Mechanical </w:t>
-            </w:r>
-            <w:r>
-              <w:rPr>
-                <w:rFonts w:ascii="Times New Roman" w:eastAsia="仿宋" w:hAnsi="Times New Roman" w:hint="eastAsia"/>
-                <w:sz w:val="24"/>
-                <w:szCs w:val="24"/>
-              </w:rPr>
-              <w:t>e</w:t>
-            </w:r>
-            <w:r>
-              <w:rPr>
-                <w:rFonts w:ascii="Times New Roman" w:eastAsia="仿宋" w:hAnsi="Times New Roman"/>
-                <w:sz w:val="24"/>
-                <w:szCs w:val="24"/>
-              </w:rPr>
-              <w:t>valuation and analysis based on digital twin for as-built shield tunnel</w:t>
-            </w:r>
-            <w:r>
-              <w:rPr>
-                <w:rFonts w:ascii="Times New Roman" w:eastAsia="仿宋" w:hAnsi="Times New Roman" w:hint="eastAsia"/>
-                <w:sz w:val="24"/>
-                <w:szCs w:val="24"/>
-              </w:rPr>
-              <w:t>，</w:t>
-            </w:r>
-            <w:r>
-              <w:rPr>
-                <w:rFonts w:ascii="Times New Roman" w:eastAsia="仿宋" w:hAnsi="Times New Roman" w:hint="eastAsia"/>
-                <w:sz w:val="24"/>
-                <w:szCs w:val="24"/>
-              </w:rPr>
-              <w:t>1</w:t>
-            </w:r>
-            <w:r>
-              <w:rPr>
-                <w:rFonts w:ascii="Times New Roman" w:eastAsia="仿宋" w:hAnsi="Times New Roman"/>
-                <w:sz w:val="24"/>
-                <w:szCs w:val="24"/>
-              </w:rPr>
-              <w:t>.44</w:t>
-            </w:r>
-            <w:r>
-              <w:rPr>
-                <w:rFonts w:ascii="Times New Roman" w:eastAsia="仿宋" w:hAnsi="Times New Roman" w:hint="eastAsia"/>
-                <w:sz w:val="24"/>
-                <w:szCs w:val="24"/>
-              </w:rPr>
-              <w:t>万英镑，</w:t>
-            </w:r>
-            <w:r>
-              <w:rPr>
-                <w:rFonts w:ascii="Times New Roman" w:eastAsia="仿宋" w:hAnsi="Times New Roman"/>
-                <w:sz w:val="24"/>
-                <w:szCs w:val="24"/>
-              </w:rPr>
-              <w:t>2023.04–2024.03</w:t>
+                <w:rFonts w:ascii="Times New Roman" w:eastAsia="仿宋" w:hAnsi="Times New Roman" w:hint="eastAsia"/>
+                <w:sz w:val="24"/>
+                <w:szCs w:val="24"/>
+              </w:rPr>
+              <w:t>3</w:t>
+            </w:r>
+            <w:r>
+              <w:rPr>
+                <w:rFonts w:ascii="Times New Roman" w:eastAsia="仿宋" w:hAnsi="Times New Roman"/>
+                <w:sz w:val="24"/>
+                <w:szCs w:val="24"/>
+              </w:rPr>
+              <w:t>0</w:t>
+            </w:r>
+            <w:r>
+              <w:rPr>
+                <w:rFonts w:ascii="Times New Roman" w:eastAsia="仿宋" w:hAnsi="Times New Roman" w:hint="eastAsia"/>
+                <w:sz w:val="24"/>
+                <w:szCs w:val="24"/>
+              </w:rPr>
+              <w:t>万元，</w:t>
+            </w:r>
+            <w:r>
+              <w:rPr>
+                <w:rFonts w:ascii="Times New Roman" w:eastAsia="仿宋" w:hAnsi="Times New Roman" w:hint="eastAsia"/>
+                <w:sz w:val="24"/>
+                <w:szCs w:val="24"/>
+              </w:rPr>
+              <w:t>2</w:t>
+            </w:r>
+            <w:r>
+              <w:rPr>
+                <w:rFonts w:ascii="Times New Roman" w:eastAsia="仿宋" w:hAnsi="Times New Roman"/>
+                <w:sz w:val="24"/>
+                <w:szCs w:val="24"/>
+              </w:rPr>
+              <w:t>025.11</w:t>
+            </w:r>
+            <w:r>
+              <w:rPr>
+                <w:rFonts w:ascii="Times New Roman" w:eastAsia="仿宋" w:hAnsi="Times New Roman"/>
+                <w:sz w:val="24"/>
+                <w:szCs w:val="24"/>
+              </w:rPr>
+              <w:t>–202</w:t>
+            </w:r>
+            <w:r>
+              <w:rPr>
+                <w:rFonts w:ascii="Times New Roman" w:eastAsia="仿宋" w:hAnsi="Times New Roman"/>
+                <w:sz w:val="24"/>
+                <w:szCs w:val="24"/>
+              </w:rPr>
+              <w:t>7</w:t>
+            </w:r>
+            <w:r>
+              <w:rPr>
+                <w:rFonts w:ascii="Times New Roman" w:eastAsia="仿宋" w:hAnsi="Times New Roman"/>
+                <w:sz w:val="24"/>
+                <w:szCs w:val="24"/>
+              </w:rPr>
+              <w:t>.</w:t>
+            </w:r>
+            <w:r>
+              <w:rPr>
+                <w:rFonts w:ascii="Times New Roman" w:eastAsia="仿宋" w:hAnsi="Times New Roman"/>
+                <w:sz w:val="24"/>
+                <w:szCs w:val="24"/>
+              </w:rPr>
+              <w:t>10</w:t>
             </w:r>
           </w:p>
           <w:p>
@@ -13186,6 +13170,135 @@
                 <w:sz w:val="24"/>
                 <w:szCs w:val="24"/>
               </w:rPr>
+              <w:t>国家留学基金管理委员会</w:t>
+            </w:r>
+            <w:r>
+              <w:rPr>
+                <w:rFonts w:ascii="Times New Roman" w:eastAsia="仿宋" w:hAnsi="Times New Roman" w:hint="eastAsia"/>
+                <w:sz w:val="24"/>
+                <w:szCs w:val="24"/>
+              </w:rPr>
+              <w:t>，</w:t>
+            </w:r>
+            <w:r>
+              <w:rPr>
+                <w:rFonts w:ascii="Times New Roman" w:eastAsia="仿宋" w:hAnsi="Times New Roman" w:hint="eastAsia"/>
+                <w:sz w:val="24"/>
+                <w:szCs w:val="24"/>
+              </w:rPr>
+              <w:t>国家建设高水平大学公派研究生项目</w:t>
+            </w:r>
+            <w:r>
+              <w:rPr>
+                <w:rFonts w:ascii="Times New Roman" w:eastAsia="仿宋" w:hAnsi="Times New Roman" w:hint="eastAsia"/>
+                <w:sz w:val="24"/>
+                <w:szCs w:val="24"/>
+              </w:rPr>
+              <w:t>，</w:t>
+            </w:r>
+            <w:r>
+              <w:rPr>
+                <w:rFonts w:ascii="Times New Roman" w:eastAsia="仿宋" w:hAnsi="Times New Roman"/>
+                <w:sz w:val="24"/>
+                <w:szCs w:val="24"/>
+              </w:rPr>
+              <w:t>202206260174</w:t>
+            </w:r>
+            <w:r>
+              <w:rPr>
+                <w:rFonts w:ascii="Times New Roman" w:eastAsia="仿宋" w:hAnsi="Times New Roman" w:hint="eastAsia"/>
+                <w:sz w:val="24"/>
+                <w:szCs w:val="24"/>
+              </w:rPr>
+              <w:t>，</w:t>
+            </w:r>
+            <w:r>
+              <w:rPr>
+                <w:rFonts w:ascii="Times New Roman" w:eastAsia="仿宋" w:hAnsi="Times New Roman"/>
+                <w:sz w:val="24"/>
+                <w:szCs w:val="24"/>
+              </w:rPr>
+              <w:t xml:space="preserve">Mechanical </w:t>
+            </w:r>
+            <w:r>
+              <w:rPr>
+                <w:rFonts w:ascii="Times New Roman" w:eastAsia="仿宋" w:hAnsi="Times New Roman" w:hint="eastAsia"/>
+                <w:sz w:val="24"/>
+                <w:szCs w:val="24"/>
+              </w:rPr>
+              <w:t>e</w:t>
+            </w:r>
+            <w:r>
+              <w:rPr>
+                <w:rFonts w:ascii="Times New Roman" w:eastAsia="仿宋" w:hAnsi="Times New Roman"/>
+                <w:sz w:val="24"/>
+                <w:szCs w:val="24"/>
+              </w:rPr>
+              <w:t>valuation and analysis based on digital twin for as-built shield tunnel</w:t>
+            </w:r>
+            <w:r>
+              <w:rPr>
+                <w:rFonts w:ascii="Times New Roman" w:eastAsia="仿宋" w:hAnsi="Times New Roman" w:hint="eastAsia"/>
+                <w:sz w:val="24"/>
+                <w:szCs w:val="24"/>
+              </w:rPr>
+              <w:t>，</w:t>
+            </w:r>
+            <w:r>
+              <w:rPr>
+                <w:rFonts w:ascii="Times New Roman" w:eastAsia="仿宋" w:hAnsi="Times New Roman" w:hint="eastAsia"/>
+                <w:sz w:val="24"/>
+                <w:szCs w:val="24"/>
+              </w:rPr>
+              <w:t>1</w:t>
+            </w:r>
+            <w:r>
+              <w:rPr>
+                <w:rFonts w:ascii="Times New Roman" w:eastAsia="仿宋" w:hAnsi="Times New Roman"/>
+                <w:sz w:val="24"/>
+                <w:szCs w:val="24"/>
+              </w:rPr>
+              <w:t>.44</w:t>
+            </w:r>
+            <w:r>
+              <w:rPr>
+                <w:rFonts w:ascii="Times New Roman" w:eastAsia="仿宋" w:hAnsi="Times New Roman" w:hint="eastAsia"/>
+                <w:sz w:val="24"/>
+                <w:szCs w:val="24"/>
+              </w:rPr>
+              <w:t>万英镑，</w:t>
+            </w:r>
+            <w:r>
+              <w:rPr>
+                <w:rFonts w:ascii="Times New Roman" w:eastAsia="仿宋" w:hAnsi="Times New Roman"/>
+                <w:sz w:val="24"/>
+                <w:szCs w:val="24"/>
+              </w:rPr>
+              <w:t>2023.04–2024.03</w:t>
+            </w:r>
+          </w:p>
+          <w:p>
+            <w:pPr>
+              <w:pStyle w:val="a3"/>
+              <w:numPr>
+                <w:ilvl w:val="0"/>
+                <w:numId w:val="20"/>
+              </w:numPr>
+              <w:adjustRightInd w:val="0"/>
+              <w:snapToGrid w:val="0"/>
+              <w:ind w:firstLineChars="0"/>
+              <w:rPr>
+                <w:rFonts w:ascii="Times New Roman" w:eastAsia="仿宋" w:hAnsi="Times New Roman"/>
+                <w:sz w:val="24"/>
+                <w:szCs w:val="24"/>
+              </w:rPr>
+            </w:pPr>
+            <w:r>
+              <w:rPr>
+                <w:rFonts w:ascii="Times New Roman" w:eastAsia="仿宋" w:hAnsi="Times New Roman" w:hint="eastAsia"/>
+                <w:sz w:val="24"/>
+                <w:szCs w:val="24"/>
+              </w:rPr>
               <w:t>上海市教育委员会</w:t>
             </w:r>
             <w:r>
@@ -13311,440 +13424,6 @@
                 <w:sz w:val="24"/>
                 <w:szCs w:val="24"/>
               </w:rPr>
-              <w:t>主要参与</w:t>
-            </w:r>
-          </w:p>
-          <w:p>
-            <w:pPr>
-              <w:pStyle w:val="a3"/>
-              <w:numPr>
-                <w:ilvl w:val="0"/>
-                <w:numId w:val="22"/>
-              </w:numPr>
-              <w:adjustRightInd w:val="0"/>
-              <w:snapToGrid w:val="0"/>
-              <w:ind w:firstLineChars="0"/>
-              <w:rPr>
-                <w:rFonts w:ascii="Times New Roman" w:eastAsia="仿宋" w:hAnsi="Times New Roman"/>
-                <w:sz w:val="24"/>
-                <w:szCs w:val="24"/>
-              </w:rPr>
-            </w:pPr>
-            <w:r>
-              <w:rPr>
-                <w:rFonts w:ascii="Times New Roman" w:eastAsia="仿宋" w:hAnsi="Times New Roman" w:hint="eastAsia"/>
-                <w:sz w:val="24"/>
-                <w:szCs w:val="24"/>
-              </w:rPr>
-              <w:t>中华人民共和国科学技术部</w:t>
-            </w:r>
-            <w:r>
-              <w:rPr>
-                <w:rFonts w:ascii="Times New Roman" w:eastAsia="仿宋" w:hAnsi="Times New Roman"/>
-                <w:sz w:val="24"/>
-                <w:szCs w:val="24"/>
-              </w:rPr>
-              <w:t>，</w:t>
-            </w:r>
-            <w:r>
-              <w:rPr>
-                <w:rFonts w:ascii="Times New Roman" w:eastAsia="仿宋" w:hAnsi="Times New Roman"/>
-                <w:sz w:val="24"/>
-                <w:szCs w:val="24"/>
-              </w:rPr>
-              <w:t>国家重点研发计划课题</w:t>
-            </w:r>
-            <w:r>
-              <w:rPr>
-                <w:rFonts w:ascii="Times New Roman" w:eastAsia="仿宋" w:hAnsi="Times New Roman" w:hint="eastAsia"/>
-                <w:sz w:val="24"/>
-                <w:szCs w:val="24"/>
-              </w:rPr>
-              <w:t>，</w:t>
-            </w:r>
-            <w:r>
-              <w:rPr>
-                <w:rFonts w:ascii="Times New Roman" w:eastAsia="仿宋" w:hAnsi="Times New Roman"/>
-                <w:sz w:val="24"/>
-                <w:szCs w:val="24"/>
-              </w:rPr>
-              <w:t>2023YFC3806705</w:t>
-            </w:r>
-            <w:r>
-              <w:rPr>
-                <w:rFonts w:ascii="Times New Roman" w:eastAsia="仿宋" w:hAnsi="Times New Roman"/>
-                <w:sz w:val="24"/>
-                <w:szCs w:val="24"/>
-              </w:rPr>
-              <w:t>，</w:t>
-            </w:r>
-            <w:r>
-              <w:rPr>
-                <w:rFonts w:ascii="Times New Roman" w:eastAsia="仿宋" w:hAnsi="Times New Roman"/>
-                <w:sz w:val="24"/>
-                <w:szCs w:val="24"/>
-              </w:rPr>
-              <w:t>城市大型地下基础设施智能暗挖建造云平台与关键技术应用示范</w:t>
-            </w:r>
-          </w:p>
-          <w:p>
-            <w:pPr>
-              <w:pStyle w:val="a3"/>
-              <w:numPr>
-                <w:ilvl w:val="0"/>
-                <w:numId w:val="22"/>
-              </w:numPr>
-              <w:adjustRightInd w:val="0"/>
-              <w:snapToGrid w:val="0"/>
-              <w:ind w:firstLineChars="0"/>
-              <w:rPr>
-                <w:rFonts w:ascii="Times New Roman" w:eastAsia="仿宋" w:hAnsi="Times New Roman"/>
-                <w:sz w:val="24"/>
-                <w:szCs w:val="24"/>
-              </w:rPr>
-            </w:pPr>
-            <w:r>
-              <w:rPr>
-                <w:rFonts w:ascii="Times New Roman" w:eastAsia="仿宋" w:hAnsi="Times New Roman" w:hint="eastAsia"/>
-                <w:sz w:val="24"/>
-                <w:szCs w:val="24"/>
-              </w:rPr>
-              <w:t>国家自然科学基金委员会</w:t>
-            </w:r>
-            <w:r>
-              <w:rPr>
-                <w:rFonts w:ascii="Times New Roman" w:eastAsia="仿宋" w:hAnsi="Times New Roman" w:hint="eastAsia"/>
-                <w:sz w:val="24"/>
-                <w:szCs w:val="24"/>
-              </w:rPr>
-              <w:t>，</w:t>
-            </w:r>
-            <w:r>
-              <w:rPr>
-                <w:rFonts w:ascii="Times New Roman" w:eastAsia="仿宋" w:hAnsi="Times New Roman"/>
-                <w:sz w:val="24"/>
-                <w:szCs w:val="24"/>
-              </w:rPr>
-              <w:t>国家自然科学基金</w:t>
-            </w:r>
-            <w:r>
-              <w:rPr>
-                <w:rFonts w:ascii="Times New Roman" w:eastAsia="仿宋" w:hAnsi="Times New Roman" w:hint="eastAsia"/>
-                <w:sz w:val="24"/>
-                <w:szCs w:val="24"/>
-              </w:rPr>
-              <w:t>重点项目</w:t>
-            </w:r>
-            <w:r>
-              <w:rPr>
-                <w:rFonts w:ascii="Times New Roman" w:eastAsia="仿宋" w:hAnsi="Times New Roman" w:hint="eastAsia"/>
-                <w:sz w:val="24"/>
-                <w:szCs w:val="24"/>
-              </w:rPr>
-              <w:t>，</w:t>
-            </w:r>
-            <w:r>
-              <w:rPr>
-                <w:rFonts w:ascii="Times New Roman" w:eastAsia="仿宋" w:hAnsi="Times New Roman"/>
-                <w:sz w:val="24"/>
-                <w:szCs w:val="24"/>
-              </w:rPr>
-              <w:t>52038008</w:t>
-            </w:r>
-            <w:r>
-              <w:rPr>
-                <w:rFonts w:ascii="Times New Roman" w:eastAsia="仿宋" w:hAnsi="Times New Roman"/>
-                <w:sz w:val="24"/>
-                <w:szCs w:val="24"/>
-              </w:rPr>
-              <w:t>，</w:t>
-            </w:r>
-            <w:r>
-              <w:rPr>
-                <w:rFonts w:ascii="Times New Roman" w:eastAsia="仿宋" w:hAnsi="Times New Roman" w:hint="eastAsia"/>
-                <w:sz w:val="24"/>
-                <w:szCs w:val="24"/>
-              </w:rPr>
-              <w:t>城市复杂网络化盾构隧道结构前摄性服役保障理论与方法</w:t>
-            </w:r>
-          </w:p>
-          <w:p>
-            <w:pPr>
-              <w:pStyle w:val="a3"/>
-              <w:numPr>
-                <w:ilvl w:val="0"/>
-                <w:numId w:val="22"/>
-              </w:numPr>
-              <w:adjustRightInd w:val="0"/>
-              <w:snapToGrid w:val="0"/>
-              <w:ind w:firstLineChars="0"/>
-              <w:rPr>
-                <w:rFonts w:ascii="Times New Roman" w:eastAsia="仿宋" w:hAnsi="Times New Roman"/>
-                <w:sz w:val="24"/>
-                <w:szCs w:val="24"/>
-              </w:rPr>
-            </w:pPr>
-            <w:r>
-              <w:rPr>
-                <w:rFonts w:ascii="Times New Roman" w:eastAsia="仿宋" w:hAnsi="Times New Roman" w:hint="eastAsia"/>
-                <w:sz w:val="24"/>
-                <w:szCs w:val="24"/>
-              </w:rPr>
-              <w:t>国家自然科学基金委员会</w:t>
-            </w:r>
-            <w:r>
-              <w:rPr>
-                <w:rFonts w:ascii="Times New Roman" w:eastAsia="仿宋" w:hAnsi="Times New Roman"/>
-                <w:sz w:val="24"/>
-                <w:szCs w:val="24"/>
-              </w:rPr>
-              <w:t>，</w:t>
-            </w:r>
-            <w:r>
-              <w:rPr>
-                <w:rFonts w:ascii="Times New Roman" w:eastAsia="仿宋" w:hAnsi="Times New Roman"/>
-                <w:sz w:val="24"/>
-                <w:szCs w:val="24"/>
-              </w:rPr>
-              <w:t>国家自然科学基金</w:t>
-            </w:r>
-            <w:r>
-              <w:rPr>
-                <w:rFonts w:ascii="Times New Roman" w:eastAsia="仿宋" w:hAnsi="Times New Roman"/>
-                <w:sz w:val="24"/>
-                <w:szCs w:val="24"/>
-              </w:rPr>
-              <w:t>面上项目</w:t>
-            </w:r>
-            <w:r>
-              <w:rPr>
-                <w:rFonts w:ascii="Times New Roman" w:eastAsia="仿宋" w:hAnsi="Times New Roman" w:hint="eastAsia"/>
-                <w:sz w:val="24"/>
-                <w:szCs w:val="24"/>
-              </w:rPr>
-              <w:t>，</w:t>
-            </w:r>
-            <w:r>
-              <w:rPr>
-                <w:rFonts w:ascii="Times New Roman" w:eastAsia="仿宋" w:hAnsi="Times New Roman"/>
-                <w:sz w:val="24"/>
-                <w:szCs w:val="24"/>
-              </w:rPr>
-              <w:t>52378408</w:t>
-            </w:r>
-            <w:r>
-              <w:rPr>
-                <w:rFonts w:ascii="Times New Roman" w:eastAsia="仿宋" w:hAnsi="Times New Roman"/>
-                <w:sz w:val="24"/>
-                <w:szCs w:val="24"/>
-              </w:rPr>
-              <w:t>，</w:t>
-            </w:r>
-            <w:r>
-              <w:rPr>
-                <w:rFonts w:ascii="Times New Roman" w:eastAsia="仿宋" w:hAnsi="Times New Roman"/>
-                <w:sz w:val="24"/>
-                <w:szCs w:val="24"/>
-              </w:rPr>
-              <w:t>盾构隧道</w:t>
-            </w:r>
-            <w:r>
-              <w:rPr>
-                <w:rFonts w:ascii="Times New Roman" w:eastAsia="仿宋" w:hAnsi="Times New Roman"/>
-                <w:sz w:val="24"/>
-                <w:szCs w:val="24"/>
-              </w:rPr>
-              <w:t>InSAR</w:t>
-            </w:r>
-            <w:r>
-              <w:rPr>
-                <w:rFonts w:ascii="Times New Roman" w:eastAsia="仿宋" w:hAnsi="Times New Roman"/>
-                <w:sz w:val="24"/>
-                <w:szCs w:val="24"/>
-              </w:rPr>
-              <w:t>沉降感知映射机制及机器学习预警模型</w:t>
-            </w:r>
-          </w:p>
-          <w:p>
-            <w:pPr>
-              <w:pStyle w:val="a3"/>
-              <w:numPr>
-                <w:ilvl w:val="0"/>
-                <w:numId w:val="22"/>
-              </w:numPr>
-              <w:adjustRightInd w:val="0"/>
-              <w:snapToGrid w:val="0"/>
-              <w:ind w:firstLineChars="0"/>
-              <w:rPr>
-                <w:rFonts w:ascii="Times New Roman" w:eastAsia="仿宋" w:hAnsi="Times New Roman"/>
-                <w:sz w:val="24"/>
-                <w:szCs w:val="24"/>
-              </w:rPr>
-            </w:pPr>
-            <w:r>
-              <w:rPr>
-                <w:rFonts w:ascii="Times New Roman" w:eastAsia="仿宋" w:hAnsi="Times New Roman" w:hint="eastAsia"/>
-                <w:sz w:val="24"/>
-                <w:szCs w:val="24"/>
-              </w:rPr>
-              <w:t>国家自然科学基金委员会</w:t>
-            </w:r>
-            <w:r>
-              <w:rPr>
-                <w:rFonts w:ascii="Times New Roman" w:eastAsia="仿宋" w:hAnsi="Times New Roman" w:hint="eastAsia"/>
-                <w:sz w:val="24"/>
-                <w:szCs w:val="24"/>
-              </w:rPr>
-              <w:t>，</w:t>
-            </w:r>
-            <w:r>
-              <w:rPr>
-                <w:rFonts w:ascii="Times New Roman" w:eastAsia="仿宋" w:hAnsi="Times New Roman"/>
-                <w:sz w:val="24"/>
-                <w:szCs w:val="24"/>
-              </w:rPr>
-              <w:t>国家自然科学基金</w:t>
-            </w:r>
-            <w:r>
-              <w:rPr>
-                <w:rFonts w:ascii="Times New Roman" w:eastAsia="仿宋" w:hAnsi="Times New Roman" w:hint="eastAsia"/>
-                <w:sz w:val="24"/>
-                <w:szCs w:val="24"/>
-              </w:rPr>
-              <w:t>面上项目</w:t>
-            </w:r>
-            <w:r>
-              <w:rPr>
-                <w:rFonts w:ascii="Times New Roman" w:eastAsia="仿宋" w:hAnsi="Times New Roman" w:hint="eastAsia"/>
-                <w:sz w:val="24"/>
-                <w:szCs w:val="24"/>
-              </w:rPr>
-              <w:t>，</w:t>
-            </w:r>
-            <w:r>
-              <w:rPr>
-                <w:rFonts w:ascii="Times New Roman" w:eastAsia="仿宋" w:hAnsi="Times New Roman"/>
-                <w:sz w:val="24"/>
-                <w:szCs w:val="24"/>
-              </w:rPr>
-              <w:t>51978431</w:t>
-            </w:r>
-            <w:r>
-              <w:rPr>
-                <w:rFonts w:ascii="Times New Roman" w:eastAsia="仿宋" w:hAnsi="Times New Roman"/>
-                <w:sz w:val="24"/>
-                <w:szCs w:val="24"/>
-              </w:rPr>
-              <w:t>，</w:t>
-            </w:r>
-            <w:r>
-              <w:rPr>
-                <w:rFonts w:ascii="Times New Roman" w:eastAsia="仿宋" w:hAnsi="Times New Roman" w:hint="eastAsia"/>
-                <w:sz w:val="24"/>
-                <w:szCs w:val="24"/>
-              </w:rPr>
-              <w:t>软土盾构隧道前摄性维养模型研究</w:t>
-            </w:r>
-          </w:p>
-          <w:p>
-            <w:pPr>
-              <w:pStyle w:val="a3"/>
-              <w:numPr>
-                <w:ilvl w:val="0"/>
-                <w:numId w:val="22"/>
-              </w:numPr>
-              <w:adjustRightInd w:val="0"/>
-              <w:snapToGrid w:val="0"/>
-              <w:ind w:firstLineChars="0"/>
-              <w:rPr>
-                <w:rFonts w:ascii="Times New Roman" w:eastAsia="仿宋" w:hAnsi="Times New Roman"/>
-                <w:sz w:val="24"/>
-                <w:szCs w:val="24"/>
-              </w:rPr>
-            </w:pPr>
-            <w:r>
-              <w:rPr>
-                <w:rFonts w:ascii="Times New Roman" w:eastAsia="仿宋" w:hAnsi="Times New Roman" w:hint="eastAsia"/>
-                <w:sz w:val="24"/>
-                <w:szCs w:val="24"/>
-              </w:rPr>
-              <w:t>上海市科学技术委员会</w:t>
-            </w:r>
-            <w:r>
-              <w:rPr>
-                <w:rFonts w:ascii="Times New Roman" w:eastAsia="仿宋" w:hAnsi="Times New Roman" w:hint="eastAsia"/>
-                <w:sz w:val="24"/>
-                <w:szCs w:val="24"/>
-              </w:rPr>
-              <w:t>，</w:t>
-            </w:r>
-            <w:r>
-              <w:rPr>
-                <w:rFonts w:ascii="Times New Roman" w:eastAsia="仿宋" w:hAnsi="Times New Roman" w:hint="eastAsia"/>
-                <w:sz w:val="24"/>
-                <w:szCs w:val="24"/>
-              </w:rPr>
-              <w:t>科技创新行动计划</w:t>
-            </w:r>
-            <w:r>
-              <w:rPr>
-                <w:rFonts w:ascii="Times New Roman" w:eastAsia="仿宋" w:hAnsi="Times New Roman" w:hint="eastAsia"/>
-                <w:sz w:val="24"/>
-                <w:szCs w:val="24"/>
-              </w:rPr>
-              <w:t>，</w:t>
-            </w:r>
-            <w:r>
-              <w:rPr>
-                <w:rFonts w:ascii="Times New Roman" w:eastAsia="仿宋" w:hAnsi="Times New Roman"/>
-                <w:sz w:val="24"/>
-                <w:szCs w:val="24"/>
-              </w:rPr>
-              <w:t>22DZ1203004</w:t>
-            </w:r>
-            <w:r>
-              <w:rPr>
-                <w:rFonts w:ascii="Times New Roman" w:eastAsia="仿宋" w:hAnsi="Times New Roman" w:hint="eastAsia"/>
-                <w:sz w:val="24"/>
-                <w:szCs w:val="24"/>
-              </w:rPr>
-              <w:t>，</w:t>
-            </w:r>
-            <w:r>
-              <w:rPr>
-                <w:rFonts w:ascii="Times New Roman" w:eastAsia="仿宋" w:hAnsi="Times New Roman" w:hint="eastAsia"/>
-                <w:sz w:val="24"/>
-                <w:szCs w:val="24"/>
-              </w:rPr>
-              <w:t>超长地下快速路空地融合智能规划及精准测试技术研究</w:t>
-            </w:r>
-          </w:p>
-          <w:p>
-            <w:pPr>
-              <w:pStyle w:val="a3"/>
-              <w:numPr>
-                <w:ilvl w:val="0"/>
-                <w:numId w:val="14"/>
-              </w:numPr>
-              <w:adjustRightInd w:val="0"/>
-              <w:snapToGrid w:val="0"/>
-              <w:ind w:firstLineChars="0"/>
-              <w:rPr>
-                <w:rFonts w:ascii="Times New Roman" w:eastAsia="仿宋" w:hAnsi="Times New Roman"/>
-                <w:b/>
-                <w:bCs/>
-                <w:sz w:val="24"/>
-                <w:szCs w:val="24"/>
-              </w:rPr>
-            </w:pPr>
-            <w:r>
-              <w:rPr>
-                <w:rFonts w:ascii="Times New Roman" w:eastAsia="仿宋" w:hAnsi="Times New Roman" w:hint="eastAsia"/>
-                <w:b/>
-                <w:bCs/>
-                <w:sz w:val="24"/>
-                <w:szCs w:val="24"/>
-              </w:rPr>
               <w:t>参与</w:t>
             </w:r>
           </w:p>
@@ -13901,8 +13580,6 @@
                 <w:ilvl w:val="0"/>
                 <w:numId w:val="21"/>
               </w:numPr>
-              <w:adjustRightInd w:val="0"/>
-              <w:snapToGrid w:val="0"/>
               <w:ind w:firstLineChars="0"/>
               <w:rPr>
                 <w:rFonts w:ascii="Times New Roman" w:eastAsia="仿宋" w:hAnsi="Times New Roman"/>
@@ -13916,55 +13593,23 @@
                 <w:sz w:val="24"/>
                 <w:szCs w:val="24"/>
               </w:rPr>
-              <w:t>中华人民共和国科学技术部</w:t>
-            </w:r>
-            <w:r>
-              <w:rPr>
-                <w:rFonts w:ascii="Times New Roman" w:eastAsia="仿宋" w:hAnsi="Times New Roman" w:hint="eastAsia"/>
-                <w:sz w:val="24"/>
-                <w:szCs w:val="24"/>
-              </w:rPr>
-              <w:t>，</w:t>
-            </w:r>
-            <w:r>
-              <w:rPr>
-                <w:rFonts w:ascii="Times New Roman" w:eastAsia="仿宋" w:hAnsi="Times New Roman" w:hint="eastAsia"/>
-                <w:sz w:val="24"/>
-                <w:szCs w:val="24"/>
-              </w:rPr>
-              <w:t>国家重点研发计划课题</w:t>
-            </w:r>
-            <w:r>
-              <w:rPr>
-                <w:rFonts w:ascii="Times New Roman" w:eastAsia="仿宋" w:hAnsi="Times New Roman" w:hint="eastAsia"/>
-                <w:sz w:val="24"/>
-                <w:szCs w:val="24"/>
-              </w:rPr>
-              <w:t>，</w:t>
-            </w:r>
-            <w:r>
-              <w:rPr>
-                <w:rFonts w:ascii="Times New Roman" w:eastAsia="仿宋" w:hAnsi="Times New Roman"/>
-                <w:sz w:val="24"/>
-                <w:szCs w:val="24"/>
-              </w:rPr>
-              <w:t>2019YFC0605103</w:t>
-            </w:r>
-            <w:r>
-              <w:rPr>
-                <w:rFonts w:ascii="Times New Roman" w:eastAsia="仿宋" w:hAnsi="Times New Roman"/>
-                <w:sz w:val="24"/>
-                <w:szCs w:val="24"/>
-              </w:rPr>
-              <w:t>，</w:t>
-            </w:r>
-            <w:r>
-              <w:rPr>
-                <w:rFonts w:ascii="Times New Roman" w:eastAsia="仿宋" w:hAnsi="Times New Roman" w:hint="eastAsia"/>
-                <w:sz w:val="24"/>
-                <w:szCs w:val="24"/>
-              </w:rPr>
-              <w:t>城市地下空间开挖与周边环境相互影响评估理论及安全控制技术</w:t>
+              <w:t>中华人民共和国科学技术部，国家重点研发计划课题，</w:t>
+            </w:r>
+            <w:r>
+              <w:rPr>
+                <w:rFonts w:ascii="Times New Roman" w:eastAsia="仿宋" w:hAnsi="Times New Roman"/>
+                <w:sz w:val="24"/>
+                <w:szCs w:val="24"/>
+              </w:rPr>
+              <w:t>2023YFC3806705</w:t>
+            </w:r>
+            <w:r>
+              <w:rPr>
+                <w:rFonts w:ascii="Times New Roman" w:eastAsia="仿宋" w:hAnsi="Times New Roman"/>
+                <w:sz w:val="24"/>
+                <w:szCs w:val="24"/>
+              </w:rPr>
+              <w:t>，城市大型地下基础设施智能暗挖建造云平台与关键技术应用示范</w:t>
             </w:r>
           </w:p>
           <w:p>
@@ -13989,7 +13634,7 @@
                 <w:sz w:val="24"/>
                 <w:szCs w:val="24"/>
               </w:rPr>
-              <w:t>上海市科学技术委员会</w:t>
+              <w:t>中华人民共和国科学技术部</w:t>
             </w:r>
             <w:r>
               <w:rPr>
@@ -14005,7 +13650,7 @@
                 <w:sz w:val="24"/>
                 <w:szCs w:val="24"/>
               </w:rPr>
-              <w:t>科技创新行动计划</w:t>
+              <w:t>国家重点研发计划课题</w:t>
             </w:r>
             <w:r>
               <w:rPr>
@@ -14021,7 +13666,7 @@
                 <w:sz w:val="24"/>
                 <w:szCs w:val="24"/>
               </w:rPr>
-              <w:t>20DZ1202004</w:t>
+              <w:t>2019YFC0605103</w:t>
             </w:r>
             <w:r>
               <w:rPr>
@@ -14037,7 +13682,7 @@
                 <w:sz w:val="24"/>
                 <w:szCs w:val="24"/>
               </w:rPr>
-              <w:t>基于非冗余多维度感知与大数据评估的大型文化场馆智能安全监控技术研究</w:t>
+              <w:t>城市地下空间开挖与周边环境相互影响评估理论及安全控制技术</w:t>
             </w:r>
           </w:p>
           <w:p>
@@ -14062,55 +13707,23 @@
                 <w:sz w:val="24"/>
                 <w:szCs w:val="24"/>
               </w:rPr>
-              <w:t>上海市科学技术委员会</w:t>
-            </w:r>
-            <w:r>
-              <w:rPr>
-                <w:rFonts w:ascii="Times New Roman" w:eastAsia="仿宋" w:hAnsi="Times New Roman" w:hint="eastAsia"/>
-                <w:sz w:val="24"/>
-                <w:szCs w:val="24"/>
-              </w:rPr>
-              <w:t>，</w:t>
-            </w:r>
-            <w:r>
-              <w:rPr>
-                <w:rFonts w:ascii="Times New Roman" w:eastAsia="仿宋" w:hAnsi="Times New Roman" w:hint="eastAsia"/>
-                <w:sz w:val="24"/>
-                <w:szCs w:val="24"/>
-              </w:rPr>
-              <w:t>科技创新行动计划</w:t>
-            </w:r>
-            <w:r>
-              <w:rPr>
-                <w:rFonts w:ascii="Times New Roman" w:eastAsia="仿宋" w:hAnsi="Times New Roman" w:hint="eastAsia"/>
-                <w:sz w:val="24"/>
-                <w:szCs w:val="24"/>
-              </w:rPr>
-              <w:t>，</w:t>
-            </w:r>
-            <w:r>
-              <w:rPr>
-                <w:rFonts w:ascii="Times New Roman" w:eastAsia="仿宋" w:hAnsi="Times New Roman"/>
-                <w:sz w:val="24"/>
-                <w:szCs w:val="24"/>
-              </w:rPr>
-              <w:t>2017SHZDZX02</w:t>
-            </w:r>
-            <w:r>
-              <w:rPr>
-                <w:rFonts w:ascii="Times New Roman" w:eastAsia="仿宋" w:hAnsi="Times New Roman"/>
-                <w:sz w:val="24"/>
-                <w:szCs w:val="24"/>
-              </w:rPr>
-              <w:t>，</w:t>
-            </w:r>
-            <w:r>
-              <w:rPr>
-                <w:rFonts w:ascii="Times New Roman" w:eastAsia="仿宋" w:hAnsi="Times New Roman" w:hint="eastAsia"/>
-                <w:sz w:val="24"/>
-                <w:szCs w:val="24"/>
-              </w:rPr>
-              <w:t>城市快速路网基础设施结构快速诊断技术</w:t>
+              <w:t>国家自然科学基金委员会，重点项目，</w:t>
+            </w:r>
+            <w:r>
+              <w:rPr>
+                <w:rFonts w:ascii="Times New Roman" w:eastAsia="仿宋" w:hAnsi="Times New Roman"/>
+                <w:sz w:val="24"/>
+                <w:szCs w:val="24"/>
+              </w:rPr>
+              <w:t>52038008</w:t>
+            </w:r>
+            <w:r>
+              <w:rPr>
+                <w:rFonts w:ascii="Times New Roman" w:eastAsia="仿宋" w:hAnsi="Times New Roman"/>
+                <w:sz w:val="24"/>
+                <w:szCs w:val="24"/>
+              </w:rPr>
+              <w:t>，城市复杂网络化盾构隧道结构前摄性服役保障理论与方法</w:t>
             </w:r>
           </w:p>
           <w:p>
@@ -14135,23 +13748,39 @@
                 <w:sz w:val="24"/>
                 <w:szCs w:val="24"/>
               </w:rPr>
-              <w:t>云南省交通运输厅</w:t>
-            </w:r>
-            <w:r>
-              <w:rPr>
-                <w:rFonts w:ascii="Times New Roman" w:eastAsia="仿宋" w:hAnsi="Times New Roman" w:hint="eastAsia"/>
-                <w:sz w:val="24"/>
-                <w:szCs w:val="24"/>
-              </w:rPr>
-              <w:t>，</w:t>
-            </w:r>
-            <w:r>
-              <w:rPr>
-                <w:rFonts w:ascii="Times New Roman" w:eastAsia="仿宋" w:hAnsi="Times New Roman"/>
-                <w:sz w:val="24"/>
-                <w:szCs w:val="24"/>
-              </w:rPr>
-              <w:t>2021-7</w:t>
+              <w:t>国家自然科学基金委员会，面上项目，</w:t>
+            </w:r>
+            <w:r>
+              <w:rPr>
+                <w:rFonts w:ascii="Times New Roman" w:eastAsia="仿宋" w:hAnsi="Times New Roman"/>
+                <w:sz w:val="24"/>
+                <w:szCs w:val="24"/>
+              </w:rPr>
+              <w:t>52378408</w:t>
+            </w:r>
+            <w:r>
+              <w:rPr>
+                <w:rFonts w:ascii="Times New Roman" w:eastAsia="仿宋" w:hAnsi="Times New Roman"/>
+                <w:sz w:val="24"/>
+                <w:szCs w:val="24"/>
+              </w:rPr>
+              <w:t>，盾构隧道</w:t>
+            </w:r>
+            <w:r>
+              <w:rPr>
+                <w:rFonts w:ascii="Times New Roman" w:eastAsia="仿宋" w:hAnsi="Times New Roman"/>
+                <w:sz w:val="24"/>
+                <w:szCs w:val="24"/>
+              </w:rPr>
+              <w:t>InSAR</w:t>
+            </w:r>
+            <w:r>
+              <w:rPr>
+                <w:rFonts w:ascii="Times New Roman" w:eastAsia="仿宋" w:hAnsi="Times New Roman"/>
+                <w:sz w:val="24"/>
+                <w:szCs w:val="24"/>
+              </w:rPr>
+              <w:t>沉降感知映射机制及机器学习预警模型</w:t>
             </w:r>
           </w:p>
           <w:p>
@@ -14176,23 +13805,62 @@
                 <w:sz w:val="24"/>
                 <w:szCs w:val="24"/>
               </w:rPr>
-              <w:t>国网上海市电力公司</w:t>
-            </w:r>
-            <w:r>
-              <w:rPr>
-                <w:rFonts w:ascii="Times New Roman" w:eastAsia="仿宋" w:hAnsi="Times New Roman" w:hint="eastAsia"/>
-                <w:sz w:val="24"/>
-                <w:szCs w:val="24"/>
-              </w:rPr>
-              <w:t>，</w:t>
-            </w:r>
-            <w:r>
-              <w:rPr>
-                <w:rFonts w:ascii="Times New Roman" w:eastAsia="仿宋" w:hAnsi="Times New Roman"/>
-                <w:sz w:val="24"/>
-                <w:szCs w:val="24"/>
-              </w:rPr>
-              <w:t>5200-202417104A-1-1-ZN</w:t>
+              <w:t>国家自然科学基金委员会，面上项目，</w:t>
+            </w:r>
+            <w:r>
+              <w:rPr>
+                <w:rFonts w:ascii="Times New Roman" w:eastAsia="仿宋" w:hAnsi="Times New Roman"/>
+                <w:sz w:val="24"/>
+                <w:szCs w:val="24"/>
+              </w:rPr>
+              <w:t>51978431</w:t>
+            </w:r>
+            <w:r>
+              <w:rPr>
+                <w:rFonts w:ascii="Times New Roman" w:eastAsia="仿宋" w:hAnsi="Times New Roman"/>
+                <w:sz w:val="24"/>
+                <w:szCs w:val="24"/>
+              </w:rPr>
+              <w:t>，软土盾构隧道前摄性维养模型研究</w:t>
+            </w:r>
+          </w:p>
+          <w:p>
+            <w:pPr>
+              <w:pStyle w:val="a3"/>
+              <w:numPr>
+                <w:ilvl w:val="0"/>
+                <w:numId w:val="21"/>
+              </w:numPr>
+              <w:ind w:firstLineChars="0"/>
+              <w:rPr>
+                <w:rFonts w:ascii="Times New Roman" w:eastAsia="仿宋" w:hAnsi="Times New Roman"/>
+                <w:sz w:val="24"/>
+                <w:szCs w:val="24"/>
+              </w:rPr>
+            </w:pPr>
+            <w:r>
+              <w:rPr>
+                <w:rFonts w:ascii="Times New Roman" w:eastAsia="仿宋" w:hAnsi="Times New Roman" w:hint="eastAsia"/>
+                <w:sz w:val="24"/>
+                <w:szCs w:val="24"/>
+              </w:rPr>
+              <w:t>上海市科学技术委员会，科技创新行动计划，</w:t>
+            </w:r>
+            <w:r>
+              <w:rPr>
+                <w:rFonts w:ascii="Times New Roman" w:eastAsia="仿宋" w:hAnsi="Times New Roman"/>
+                <w:sz w:val="24"/>
+                <w:szCs w:val="24"/>
+              </w:rPr>
+              <w:t>22DZ1203004</w:t>
+            </w:r>
+            <w:r>
+              <w:rPr>
+                <w:rFonts w:ascii="Times New Roman" w:eastAsia="仿宋" w:hAnsi="Times New Roman"/>
+                <w:sz w:val="24"/>
+                <w:szCs w:val="24"/>
+              </w:rPr>
+              <w:t>，超长地下快速路空地融合智能规划及精准测试技术研究</w:t>
             </w:r>
           </w:p>
           <w:p>
@@ -14217,7 +13885,7 @@
                 <w:sz w:val="24"/>
                 <w:szCs w:val="24"/>
               </w:rPr>
-              <w:t>国网上海市电力公司</w:t>
+              <w:t>上海市科学技术委员会</w:t>
             </w:r>
             <w:r>
               <w:rPr>
@@ -14229,11 +13897,43 @@
             </w:r>
             <w:r>
               <w:rPr>
-                <w:rFonts w:ascii="Times New Roman" w:eastAsia="仿宋" w:hAnsi="Times New Roman"/>
-                <w:sz w:val="24"/>
-                <w:szCs w:val="24"/>
-              </w:rPr>
-              <w:t>52090W23000B</w:t>
+                <w:rFonts w:ascii="Times New Roman" w:eastAsia="仿宋" w:hAnsi="Times New Roman" w:hint="eastAsia"/>
+                <w:sz w:val="24"/>
+                <w:szCs w:val="24"/>
+              </w:rPr>
+              <w:t>科技创新行动计划</w:t>
+            </w:r>
+            <w:r>
+              <w:rPr>
+                <w:rFonts w:ascii="Times New Roman" w:eastAsia="仿宋" w:hAnsi="Times New Roman" w:hint="eastAsia"/>
+                <w:sz w:val="24"/>
+                <w:szCs w:val="24"/>
+              </w:rPr>
+              <w:t>，</w:t>
+            </w:r>
+            <w:r>
+              <w:rPr>
+                <w:rFonts w:ascii="Times New Roman" w:eastAsia="仿宋" w:hAnsi="Times New Roman"/>
+                <w:sz w:val="24"/>
+                <w:szCs w:val="24"/>
+              </w:rPr>
+              <w:t>20DZ1202004</w:t>
+            </w:r>
+            <w:r>
+              <w:rPr>
+                <w:rFonts w:ascii="Times New Roman" w:eastAsia="仿宋" w:hAnsi="Times New Roman"/>
+                <w:sz w:val="24"/>
+                <w:szCs w:val="24"/>
+              </w:rPr>
+              <w:t>，</w:t>
+            </w:r>
+            <w:r>
+              <w:rPr>
+                <w:rFonts w:ascii="Times New Roman" w:eastAsia="仿宋" w:hAnsi="Times New Roman" w:hint="eastAsia"/>
+                <w:sz w:val="24"/>
+                <w:szCs w:val="24"/>
+              </w:rPr>
+              <w:t>基于非冗余多维度感知与大数据评估的大型文化场馆智能安全监控技术研究</w:t>
             </w:r>
           </w:p>
           <w:p>
@@ -14247,7 +13947,7 @@
               <w:snapToGrid w:val="0"/>
               <w:ind w:firstLineChars="0"/>
               <w:rPr>
-                <w:rFonts w:ascii="Times New Roman" w:eastAsia="仿宋" w:hAnsi="Times New Roman"/>
+                <w:rFonts w:ascii="Times New Roman" w:eastAsia="仿宋" w:hAnsi="Times New Roman" w:hint="eastAsia"/>
                 <w:sz w:val="24"/>
                 <w:szCs w:val="24"/>
               </w:rPr>
@@ -14258,7 +13958,7 @@
                 <w:sz w:val="24"/>
                 <w:szCs w:val="24"/>
               </w:rPr>
-              <w:t>国网上海市电力公司</w:t>
+              <w:t>上海市科学技术委员会</w:t>
             </w:r>
             <w:r>
               <w:rPr>
@@ -14270,36 +13970,11 @@
             </w:r>
             <w:r>
               <w:rPr>
-                <w:rFonts w:ascii="Times New Roman" w:eastAsia="仿宋" w:hAnsi="Times New Roman"/>
-                <w:sz w:val="24"/>
-                <w:szCs w:val="24"/>
-              </w:rPr>
-              <w:t>52090W220001</w:t>
-            </w:r>
-          </w:p>
-          <w:p>
-            <w:pPr>
-              <w:pStyle w:val="a3"/>
-              <w:numPr>
-                <w:ilvl w:val="0"/>
-                <w:numId w:val="21"/>
-              </w:numPr>
-              <w:adjustRightInd w:val="0"/>
-              <w:snapToGrid w:val="0"/>
-              <w:ind w:firstLineChars="0"/>
-              <w:rPr>
-                <w:rFonts w:ascii="Times New Roman" w:eastAsia="仿宋" w:hAnsi="Times New Roman"/>
-                <w:sz w:val="24"/>
-                <w:szCs w:val="24"/>
-              </w:rPr>
-            </w:pPr>
-            <w:r>
-              <w:rPr>
-                <w:rFonts w:ascii="Times New Roman" w:eastAsia="仿宋" w:hAnsi="Times New Roman" w:hint="eastAsia"/>
-                <w:sz w:val="24"/>
-                <w:szCs w:val="24"/>
-              </w:rPr>
-              <w:t>广州地铁设计研究院股份有限公司</w:t>
+                <w:rFonts w:ascii="Times New Roman" w:eastAsia="仿宋" w:hAnsi="Times New Roman" w:hint="eastAsia"/>
+                <w:sz w:val="24"/>
+                <w:szCs w:val="24"/>
+              </w:rPr>
+              <w:t>科技创新行动计划</w:t>
             </w:r>
             <w:r>
               <w:rPr>
@@ -14315,7 +13990,23 @@
                 <w:sz w:val="24"/>
                 <w:szCs w:val="24"/>
               </w:rPr>
-              <w:t>KY-B-2016-018</w:t>
+              <w:t>2017SHZDZX02</w:t>
+            </w:r>
+            <w:r>
+              <w:rPr>
+                <w:rFonts w:ascii="Times New Roman" w:eastAsia="仿宋" w:hAnsi="Times New Roman"/>
+                <w:sz w:val="24"/>
+                <w:szCs w:val="24"/>
+              </w:rPr>
+              <w:t>，</w:t>
+            </w:r>
+            <w:r>
+              <w:rPr>
+                <w:rFonts w:ascii="Times New Roman" w:eastAsia="仿宋" w:hAnsi="Times New Roman" w:hint="eastAsia"/>
+                <w:sz w:val="24"/>
+                <w:szCs w:val="24"/>
+              </w:rPr>
+              <w:t>城市快速路网基础设施结构快速诊断技术</w:t>
             </w:r>
           </w:p>
         </w:tc>

--- a/files/简历.docx
+++ b/files/简历.docx
@@ -330,7 +330,55 @@
                 <w:sz w:val="24"/>
                 <w:szCs w:val="24"/>
               </w:rPr>
-              <w:t>。参与国家重点研发计划课题</w:t>
+              <w:t>。</w:t>
+            </w:r>
+            <w:r>
+              <w:rPr>
+                <w:rFonts w:ascii="Times New Roman" w:eastAsia="仿宋" w:hAnsi="Times New Roman" w:hint="eastAsia"/>
+                <w:sz w:val="24"/>
+                <w:szCs w:val="24"/>
+              </w:rPr>
+              <w:t>主持国家自然科学基金</w:t>
+            </w:r>
+            <w:r>
+              <w:rPr>
+                <w:rFonts w:ascii="Times New Roman" w:eastAsia="仿宋" w:hAnsi="Times New Roman" w:hint="eastAsia"/>
+                <w:sz w:val="24"/>
+                <w:szCs w:val="24"/>
+              </w:rPr>
+              <w:t>青年科学基金项目（</w:t>
+            </w:r>
+            <w:r>
+              <w:rPr>
+                <w:rFonts w:ascii="Times New Roman" w:eastAsia="仿宋" w:hAnsi="Times New Roman"/>
+                <w:sz w:val="24"/>
+                <w:szCs w:val="24"/>
+              </w:rPr>
+              <w:t>C</w:t>
+            </w:r>
+            <w:r>
+              <w:rPr>
+                <w:rFonts w:ascii="Times New Roman" w:eastAsia="仿宋" w:hAnsi="Times New Roman"/>
+                <w:sz w:val="24"/>
+                <w:szCs w:val="24"/>
+              </w:rPr>
+              <w:t>类）</w:t>
+            </w:r>
+            <w:r>
+              <w:rPr>
+                <w:rFonts w:ascii="Times New Roman" w:eastAsia="仿宋" w:hAnsi="Times New Roman" w:hint="eastAsia"/>
+                <w:sz w:val="24"/>
+                <w:szCs w:val="24"/>
+              </w:rPr>
+              <w:t>，</w:t>
+            </w:r>
+            <w:r>
+              <w:rPr>
+                <w:rFonts w:ascii="Times New Roman" w:eastAsia="仿宋" w:hAnsi="Times New Roman" w:hint="eastAsia"/>
+                <w:sz w:val="24"/>
+                <w:szCs w:val="24"/>
+              </w:rPr>
+              <w:t>参与国家重点研发计划课题</w:t>
             </w:r>
             <w:r>
               <w:rPr>
@@ -346,7 +394,7 @@
                 <w:sz w:val="24"/>
                 <w:szCs w:val="24"/>
               </w:rPr>
-              <w:t>国家自然科学基金重点项目等国家级研究课题多项，发表论文</w:t>
+              <w:t>国家自然科学基金重点项目等，发表论文</w:t>
             </w:r>
             <w:r>
               <w:rPr>
@@ -13947,7 +13995,7 @@
               <w:snapToGrid w:val="0"/>
               <w:ind w:firstLineChars="0"/>
               <w:rPr>
-                <w:rFonts w:ascii="Times New Roman" w:eastAsia="仿宋" w:hAnsi="Times New Roman" w:hint="eastAsia"/>
+                <w:rFonts w:ascii="Times New Roman" w:eastAsia="仿宋" w:hAnsi="Times New Roman"/>
                 <w:sz w:val="24"/>
                 <w:szCs w:val="24"/>
               </w:rPr>

--- a/files/简历.docx
+++ b/files/简历.docx
@@ -13444,6 +13444,156 @@
                 <w:szCs w:val="24"/>
               </w:rPr>
               <w:t>2017.01–2018.01</w:t>
+            </w:r>
+          </w:p>
+          <w:p>
+            <w:pPr>
+              <w:pStyle w:val="a3"/>
+              <w:numPr>
+                <w:ilvl w:val="0"/>
+                <w:numId w:val="14"/>
+              </w:numPr>
+              <w:adjustRightInd w:val="0"/>
+              <w:snapToGrid w:val="0"/>
+              <w:ind w:firstLineChars="0"/>
+              <w:rPr>
+                <w:rFonts w:ascii="Times New Roman" w:eastAsia="仿宋" w:hAnsi="Times New Roman"/>
+                <w:b/>
+                <w:bCs/>
+                <w:sz w:val="24"/>
+                <w:szCs w:val="24"/>
+              </w:rPr>
+            </w:pPr>
+            <w:r>
+              <w:rPr>
+                <w:rFonts w:ascii="Times New Roman" w:eastAsia="仿宋" w:hAnsi="Times New Roman" w:hint="eastAsia"/>
+                <w:b/>
+                <w:bCs/>
+                <w:sz w:val="24"/>
+                <w:szCs w:val="24"/>
+              </w:rPr>
+              <w:t>主要参与</w:t>
+            </w:r>
+          </w:p>
+          <w:p>
+            <w:pPr>
+              <w:pStyle w:val="a3"/>
+              <w:numPr>
+                <w:ilvl w:val="0"/>
+                <w:numId w:val="32"/>
+              </w:numPr>
+              <w:adjustRightInd w:val="0"/>
+              <w:snapToGrid w:val="0"/>
+              <w:ind w:firstLineChars="0"/>
+              <w:rPr>
+                <w:rFonts w:ascii="Times New Roman" w:eastAsia="仿宋" w:hAnsi="Times New Roman"/>
+                <w:sz w:val="24"/>
+                <w:szCs w:val="24"/>
+              </w:rPr>
+            </w:pPr>
+            <w:r>
+              <w:rPr>
+                <w:rFonts w:ascii="Times New Roman" w:eastAsia="仿宋" w:hAnsi="Times New Roman" w:hint="eastAsia"/>
+                <w:sz w:val="24"/>
+                <w:szCs w:val="24"/>
+              </w:rPr>
+              <w:t>国家自然科学基金委员会，</w:t>
+            </w:r>
+            <w:r>
+              <w:rPr>
+                <w:rFonts w:ascii="Times New Roman" w:eastAsia="仿宋" w:hAnsi="Times New Roman" w:hint="eastAsia"/>
+                <w:sz w:val="24"/>
+                <w:szCs w:val="24"/>
+              </w:rPr>
+              <w:t>面上项目</w:t>
+            </w:r>
+            <w:r>
+              <w:rPr>
+                <w:rFonts w:ascii="Times New Roman" w:eastAsia="仿宋" w:hAnsi="Times New Roman"/>
+                <w:sz w:val="24"/>
+                <w:szCs w:val="24"/>
+              </w:rPr>
+              <w:t>，</w:t>
+            </w:r>
+            <w:r>
+              <w:rPr>
+                <w:rFonts w:ascii="Times New Roman" w:eastAsia="仿宋" w:hAnsi="Times New Roman"/>
+                <w:sz w:val="24"/>
+                <w:szCs w:val="24"/>
+              </w:rPr>
+              <w:t>52678544</w:t>
+            </w:r>
+            <w:r>
+              <w:rPr>
+                <w:rFonts w:ascii="Times New Roman" w:eastAsia="仿宋" w:hAnsi="Times New Roman"/>
+                <w:sz w:val="24"/>
+                <w:szCs w:val="24"/>
+              </w:rPr>
+              <w:t>，</w:t>
+            </w:r>
+            <w:r>
+              <w:rPr>
+                <w:rFonts w:ascii="Times New Roman" w:eastAsia="仿宋" w:hAnsi="Times New Roman" w:hint="eastAsia"/>
+                <w:sz w:val="24"/>
+                <w:szCs w:val="24"/>
+              </w:rPr>
+              <w:t>稀疏观测下盾构隧道结构变形全时全域具身智能感知方法研究</w:t>
+            </w:r>
+            <w:r>
+              <w:rPr>
+                <w:rFonts w:ascii="Times New Roman" w:eastAsia="仿宋" w:hAnsi="Times New Roman"/>
+                <w:sz w:val="24"/>
+                <w:szCs w:val="24"/>
+              </w:rPr>
+              <w:t>，</w:t>
+            </w:r>
+            <w:r>
+              <w:rPr>
+                <w:rFonts w:ascii="Times New Roman" w:eastAsia="仿宋" w:hAnsi="Times New Roman" w:hint="eastAsia"/>
+                <w:sz w:val="24"/>
+                <w:szCs w:val="24"/>
+              </w:rPr>
+              <w:t>5</w:t>
+            </w:r>
+            <w:r>
+              <w:rPr>
+                <w:rFonts w:ascii="Times New Roman" w:eastAsia="仿宋" w:hAnsi="Times New Roman"/>
+                <w:sz w:val="24"/>
+                <w:szCs w:val="24"/>
+              </w:rPr>
+              <w:t>0</w:t>
+            </w:r>
+            <w:r>
+              <w:rPr>
+                <w:rFonts w:ascii="Times New Roman" w:eastAsia="仿宋" w:hAnsi="Times New Roman"/>
+                <w:sz w:val="24"/>
+                <w:szCs w:val="24"/>
+              </w:rPr>
+              <w:t>万元，</w:t>
+            </w:r>
+            <w:r>
+              <w:rPr>
+                <w:rFonts w:ascii="Times New Roman" w:eastAsia="仿宋" w:hAnsi="Times New Roman"/>
+                <w:sz w:val="24"/>
+                <w:szCs w:val="24"/>
+              </w:rPr>
+              <w:t>2027.01–20</w:t>
+            </w:r>
+            <w:r>
+              <w:rPr>
+                <w:rFonts w:ascii="Times New Roman" w:eastAsia="仿宋" w:hAnsi="Times New Roman"/>
+                <w:sz w:val="24"/>
+                <w:szCs w:val="24"/>
+              </w:rPr>
+              <w:t>30</w:t>
+            </w:r>
+            <w:r>
+              <w:rPr>
+                <w:rFonts w:ascii="Times New Roman" w:eastAsia="仿宋" w:hAnsi="Times New Roman"/>
+                <w:sz w:val="24"/>
+                <w:szCs w:val="24"/>
+              </w:rPr>
+              <w:t>.12</w:t>
             </w:r>
           </w:p>
           <w:p>
@@ -15391,6 +15541,96 @@
     </w:lvl>
   </w:abstractNum>
   <w:abstractNum w:abstractNumId="14" w15:restartNumberingAfterBreak="0">
+    <w:nsid w:val="2FF472B2"/>
+    <w:multiLevelType w:val="hybridMultilevel"/>
+    <w:tmpl w:val="C38090AE"/>
+    <w:lvl w:ilvl="0" w:tplc="09CC139A">
+      <w:start w:val="1"/>
+      <w:numFmt w:val="decimal"/>
+      <w:lvlText w:val="%1."/>
+      <w:lvlJc w:val="left"/>
+      <w:pPr>
+        <w:ind w:left="440" w:hanging="440"/>
+      </w:pPr>
+      <w:rPr>
+        <w:b w:val="0"/>
+        <w:bCs w:val="0"/>
+      </w:rPr>
+    </w:lvl>
+    <w:lvl w:ilvl="1" w:tplc="04090019" w:tentative="1">
+      <w:start w:val="1"/>
+      <w:numFmt w:val="lowerLetter"/>
+      <w:lvlText w:val="%2)"/>
+      <w:lvlJc w:val="left"/>
+      <w:pPr>
+        <w:ind w:left="880" w:hanging="440"/>
+      </w:pPr>
+    </w:lvl>
+    <w:lvl w:ilvl="2" w:tplc="0409001B" w:tentative="1">
+      <w:start w:val="1"/>
+      <w:numFmt w:val="lowerRoman"/>
+      <w:lvlText w:val="%3."/>
+      <w:lvlJc w:val="right"/>
+      <w:pPr>
+        <w:ind w:left="1320" w:hanging="440"/>
+      </w:pPr>
+    </w:lvl>
+    <w:lvl w:ilvl="3" w:tplc="0409000F" w:tentative="1">
+      <w:start w:val="1"/>
+      <w:numFmt w:val="decimal"/>
+      <w:lvlText w:val="%4."/>
+      <w:lvlJc w:val="left"/>
+      <w:pPr>
+        <w:ind w:left="1760" w:hanging="440"/>
+      </w:pPr>
+    </w:lvl>
+    <w:lvl w:ilvl="4" w:tplc="04090019" w:tentative="1">
+      <w:start w:val="1"/>
+      <w:numFmt w:val="lowerLetter"/>
+      <w:lvlText w:val="%5)"/>
+      <w:lvlJc w:val="left"/>
+      <w:pPr>
+        <w:ind w:left="2200" w:hanging="440"/>
+      </w:pPr>
+    </w:lvl>
+    <w:lvl w:ilvl="5" w:tplc="0409001B" w:tentative="1">
+      <w:start w:val="1"/>
+      <w:numFmt w:val="lowerRoman"/>
+      <w:lvlText w:val="%6."/>
+      <w:lvlJc w:val="right"/>
+      <w:pPr>
+        <w:ind w:left="2640" w:hanging="440"/>
+      </w:pPr>
+    </w:lvl>
+    <w:lvl w:ilvl="6" w:tplc="0409000F" w:tentative="1">
+      <w:start w:val="1"/>
+      <w:numFmt w:val="decimal"/>
+      <w:lvlText w:val="%7."/>
+      <w:lvlJc w:val="left"/>
+      <w:pPr>
+        <w:ind w:left="3080" w:hanging="440"/>
+      </w:pPr>
+    </w:lvl>
+    <w:lvl w:ilvl="7" w:tplc="04090019" w:tentative="1">
+      <w:start w:val="1"/>
+      <w:numFmt w:val="lowerLetter"/>
+      <w:lvlText w:val="%8)"/>
+      <w:lvlJc w:val="left"/>
+      <w:pPr>
+        <w:ind w:left="3520" w:hanging="440"/>
+      </w:pPr>
+    </w:lvl>
+    <w:lvl w:ilvl="8" w:tplc="0409001B" w:tentative="1">
+      <w:start w:val="1"/>
+      <w:numFmt w:val="lowerRoman"/>
+      <w:lvlText w:val="%9."/>
+      <w:lvlJc w:val="right"/>
+      <w:pPr>
+        <w:ind w:left="3960" w:hanging="440"/>
+      </w:pPr>
+    </w:lvl>
+  </w:abstractNum>
+  <w:abstractNum w:abstractNumId="15" w15:restartNumberingAfterBreak="0">
     <w:nsid w:val="339A51C9"/>
     <w:multiLevelType w:val="hybridMultilevel"/>
     <w:tmpl w:val="BDA61B90"/>
@@ -15476,7 +15716,7 @@
       </w:pPr>
     </w:lvl>
   </w:abstractNum>
-  <w:abstractNum w:abstractNumId="15" w15:restartNumberingAfterBreak="0">
+  <w:abstractNum w:abstractNumId="16" w15:restartNumberingAfterBreak="0">
     <w:nsid w:val="36F91FD1"/>
     <w:multiLevelType w:val="hybridMultilevel"/>
     <w:tmpl w:val="B1CE9DEE"/>
@@ -15589,7 +15829,7 @@
       </w:rPr>
     </w:lvl>
   </w:abstractNum>
-  <w:abstractNum w:abstractNumId="16" w15:restartNumberingAfterBreak="0">
+  <w:abstractNum w:abstractNumId="17" w15:restartNumberingAfterBreak="0">
     <w:nsid w:val="3E130FE8"/>
     <w:multiLevelType w:val="hybridMultilevel"/>
     <w:tmpl w:val="DF14B194"/>
@@ -15702,7 +15942,7 @@
       </w:rPr>
     </w:lvl>
   </w:abstractNum>
-  <w:abstractNum w:abstractNumId="17" w15:restartNumberingAfterBreak="0">
+  <w:abstractNum w:abstractNumId="18" w15:restartNumberingAfterBreak="0">
     <w:nsid w:val="4B327A41"/>
     <w:multiLevelType w:val="hybridMultilevel"/>
     <w:tmpl w:val="E4705E6E"/>
@@ -15815,7 +16055,7 @@
       </w:rPr>
     </w:lvl>
   </w:abstractNum>
-  <w:abstractNum w:abstractNumId="18" w15:restartNumberingAfterBreak="0">
+  <w:abstractNum w:abstractNumId="19" w15:restartNumberingAfterBreak="0">
     <w:nsid w:val="4BA37884"/>
     <w:multiLevelType w:val="hybridMultilevel"/>
     <w:tmpl w:val="1576CA76"/>
@@ -15901,7 +16141,7 @@
       </w:pPr>
     </w:lvl>
   </w:abstractNum>
-  <w:abstractNum w:abstractNumId="19" w15:restartNumberingAfterBreak="0">
+  <w:abstractNum w:abstractNumId="20" w15:restartNumberingAfterBreak="0">
     <w:nsid w:val="53970BFF"/>
     <w:multiLevelType w:val="hybridMultilevel"/>
     <w:tmpl w:val="F2A099FA"/>
@@ -16014,7 +16254,7 @@
       </w:rPr>
     </w:lvl>
   </w:abstractNum>
-  <w:abstractNum w:abstractNumId="20" w15:restartNumberingAfterBreak="0">
+  <w:abstractNum w:abstractNumId="21" w15:restartNumberingAfterBreak="0">
     <w:nsid w:val="57A87DC0"/>
     <w:multiLevelType w:val="hybridMultilevel"/>
     <w:tmpl w:val="F724E64A"/>
@@ -16100,7 +16340,7 @@
       </w:pPr>
     </w:lvl>
   </w:abstractNum>
-  <w:abstractNum w:abstractNumId="21" w15:restartNumberingAfterBreak="0">
+  <w:abstractNum w:abstractNumId="22" w15:restartNumberingAfterBreak="0">
     <w:nsid w:val="5FF201CE"/>
     <w:multiLevelType w:val="hybridMultilevel"/>
     <w:tmpl w:val="DCF42FEA"/>
@@ -16190,7 +16430,7 @@
       </w:pPr>
     </w:lvl>
   </w:abstractNum>
-  <w:abstractNum w:abstractNumId="22" w15:restartNumberingAfterBreak="0">
+  <w:abstractNum w:abstractNumId="23" w15:restartNumberingAfterBreak="0">
     <w:nsid w:val="61E902F0"/>
     <w:multiLevelType w:val="hybridMultilevel"/>
     <w:tmpl w:val="32C2968C"/>
@@ -16303,7 +16543,7 @@
       </w:rPr>
     </w:lvl>
   </w:abstractNum>
-  <w:abstractNum w:abstractNumId="23" w15:restartNumberingAfterBreak="0">
+  <w:abstractNum w:abstractNumId="24" w15:restartNumberingAfterBreak="0">
     <w:nsid w:val="62826F77"/>
     <w:multiLevelType w:val="hybridMultilevel"/>
     <w:tmpl w:val="BDA61B90"/>
@@ -16389,7 +16629,7 @@
       </w:pPr>
     </w:lvl>
   </w:abstractNum>
-  <w:abstractNum w:abstractNumId="24" w15:restartNumberingAfterBreak="0">
+  <w:abstractNum w:abstractNumId="25" w15:restartNumberingAfterBreak="0">
     <w:nsid w:val="655127AF"/>
     <w:multiLevelType w:val="hybridMultilevel"/>
     <w:tmpl w:val="C284F388"/>
@@ -16475,7 +16715,7 @@
       </w:pPr>
     </w:lvl>
   </w:abstractNum>
-  <w:abstractNum w:abstractNumId="25" w15:restartNumberingAfterBreak="0">
+  <w:abstractNum w:abstractNumId="26" w15:restartNumberingAfterBreak="0">
     <w:nsid w:val="6ACB399B"/>
     <w:multiLevelType w:val="hybridMultilevel"/>
     <w:tmpl w:val="C38090AE"/>
@@ -16565,7 +16805,7 @@
       </w:pPr>
     </w:lvl>
   </w:abstractNum>
-  <w:abstractNum w:abstractNumId="26" w15:restartNumberingAfterBreak="0">
+  <w:abstractNum w:abstractNumId="27" w15:restartNumberingAfterBreak="0">
     <w:nsid w:val="6DB1664D"/>
     <w:multiLevelType w:val="hybridMultilevel"/>
     <w:tmpl w:val="C284F388"/>
@@ -16651,7 +16891,7 @@
       </w:pPr>
     </w:lvl>
   </w:abstractNum>
-  <w:abstractNum w:abstractNumId="27" w15:restartNumberingAfterBreak="0">
+  <w:abstractNum w:abstractNumId="28" w15:restartNumberingAfterBreak="0">
     <w:nsid w:val="718B2928"/>
     <w:multiLevelType w:val="hybridMultilevel"/>
     <w:tmpl w:val="C38090AE"/>
@@ -16741,7 +16981,7 @@
       </w:pPr>
     </w:lvl>
   </w:abstractNum>
-  <w:abstractNum w:abstractNumId="28" w15:restartNumberingAfterBreak="0">
+  <w:abstractNum w:abstractNumId="29" w15:restartNumberingAfterBreak="0">
     <w:nsid w:val="7CC8511C"/>
     <w:multiLevelType w:val="hybridMultilevel"/>
     <w:tmpl w:val="C38090AE"/>
@@ -16832,73 +17072,73 @@
     </w:lvl>
   </w:abstractNum>
   <w:num w:numId="1">
-    <w:abstractNumId w:val="26"/>
+    <w:abstractNumId w:val="27"/>
   </w:num>
   <w:num w:numId="2">
     <w:abstractNumId w:val="6"/>
   </w:num>
   <w:num w:numId="3">
-    <w:abstractNumId w:val="18"/>
+    <w:abstractNumId w:val="19"/>
   </w:num>
   <w:num w:numId="4">
-    <w:abstractNumId w:val="20"/>
+    <w:abstractNumId w:val="21"/>
   </w:num>
   <w:num w:numId="5">
     <w:abstractNumId w:val="8"/>
   </w:num>
   <w:num w:numId="6">
-    <w:abstractNumId w:val="21"/>
+    <w:abstractNumId w:val="22"/>
   </w:num>
   <w:num w:numId="7">
-    <w:abstractNumId w:val="22"/>
+    <w:abstractNumId w:val="23"/>
   </w:num>
   <w:num w:numId="8">
     <w:abstractNumId w:val="13"/>
   </w:num>
   <w:num w:numId="9">
-    <w:abstractNumId w:val="23"/>
+    <w:abstractNumId w:val="24"/>
   </w:num>
   <w:num w:numId="10">
     <w:abstractNumId w:val="5"/>
   </w:num>
   <w:num w:numId="11">
-    <w:abstractNumId w:val="14"/>
+    <w:abstractNumId w:val="15"/>
   </w:num>
   <w:num w:numId="12">
-    <w:abstractNumId w:val="27"/>
+    <w:abstractNumId w:val="28"/>
   </w:num>
   <w:num w:numId="13">
-    <w:abstractNumId w:val="19"/>
+    <w:abstractNumId w:val="20"/>
   </w:num>
   <w:num w:numId="14">
     <w:abstractNumId w:val="0"/>
   </w:num>
   <w:num w:numId="15">
+    <w:abstractNumId w:val="17"/>
+  </w:num>
+  <w:num w:numId="16">
     <w:abstractNumId w:val="16"/>
   </w:num>
-  <w:num w:numId="16">
-    <w:abstractNumId w:val="15"/>
-  </w:num>
   <w:num w:numId="17">
-    <w:abstractNumId w:val="24"/>
+    <w:abstractNumId w:val="25"/>
   </w:num>
   <w:num w:numId="18">
-    <w:abstractNumId w:val="17"/>
+    <w:abstractNumId w:val="18"/>
   </w:num>
   <w:num w:numId="19">
     <w:abstractNumId w:val="2"/>
   </w:num>
   <w:num w:numId="20">
-    <w:abstractNumId w:val="25"/>
+    <w:abstractNumId w:val="26"/>
   </w:num>
   <w:num w:numId="21">
     <w:abstractNumId w:val="3"/>
   </w:num>
   <w:num w:numId="22">
-    <w:abstractNumId w:val="28"/>
+    <w:abstractNumId w:val="29"/>
   </w:num>
   <w:num w:numId="23">
-    <w:abstractNumId w:val="26"/>
+    <w:abstractNumId w:val="27"/>
     <w:lvlOverride w:ilvl="0">
       <w:startOverride w:val="1"/>
     </w:lvlOverride>
@@ -16977,6 +17217,9 @@
   </w:num>
   <w:num w:numId="31">
     <w:abstractNumId w:val="4"/>
+  </w:num>
+  <w:num w:numId="32">
+    <w:abstractNumId w:val="14"/>
   </w:num>
 </w:numbering>
 </file>
